--- a/plantillas_maestras/03_seguro_desgravamen/negativa_cobertura/1_ddo_aseguradora/sucesion_intestada/TPL_3152_2025_SEGURO_DESGRAVAMEN_NEGATIVA_COBERTURA_ASEGURADORA_SUCESION_INTESTADA_R2.docx
+++ b/plantillas_maestras/03_seguro_desgravamen/negativa_cobertura/1_ddo_aseguradora/sucesion_intestada/TPL_3152_2025_SEGURO_DESGRAVAMEN_NEGATIVA_COBERTURA_ASEGURADORA_SUCESION_INTESTADA_R2.docx
@@ -451,7 +451,7 @@
           <w14:ligatures w14:val="none"/>
         </w:rPr>
         <w:tab/>
-        <w:t xml:space="preserve">:       </w:t>
+        <w:t xml:space="preserve">: </w:t>
       </w:r>
       <w:r>
         <w:rPr>
@@ -918,7 +918,7 @@
           <w:lang w:val="es-ES" w:eastAsia="es-ES"/>
           <w14:ligatures w14:val="none"/>
         </w:rPr>
-        <w:t>por presuntas infracciones a la Ley N°29571, Código de Protección y Defensa del Consumidor (en adelante, Código)</w:t>
+        <w:t>por presuntas infracciones a la Ley 29571, Código de Protección y Defensa del Consumidor (en adelante, Código)</w:t>
       </w:r>
       <w:r>
         <w:rPr>
@@ -1145,7 +1145,7 @@
           <w:lang w:eastAsia="es-ES"/>
           <w14:ligatures w14:val="none"/>
         </w:rPr>
-        <w:t xml:space="preserve"> Póliza N°7419210172</w:t>
+        <w:t xml:space="preserve"> Póliza 7419210172</w:t>
       </w:r>
       <w:r>
         <w:rPr>
@@ -3569,7 +3569,7 @@
           <w:lang w:eastAsia="es-ES"/>
           <w14:ligatures w14:val="none"/>
         </w:rPr>
-        <w:t>N°</w:t>
+        <w:t/>
       </w:r>
       <w:r>
         <w:rPr>
@@ -3639,7 +3639,7 @@
           <w:lang w:eastAsia="es-ES"/>
           <w14:ligatures w14:val="none"/>
         </w:rPr>
-        <w:t>N°</w:t>
+        <w:t/>
       </w:r>
       <w:r>
         <w:rPr>
@@ -3983,7 +3983,7 @@
           <w:lang w:eastAsia="es-ES"/>
           <w14:ligatures w14:val="none"/>
         </w:rPr>
-        <w:t>N°7419210172, sin adjuntar el contenido íntegro del Seguro de Desgravamen vigente.</w:t>
+        <w:t>7419210172, sin adjuntar el contenido íntegro del Seguro de Desgravamen vigente.</w:t>
       </w:r>
       <w:r>
         <w:rPr>
@@ -4422,7 +4422,7 @@
           <w:lang w:eastAsia="es-PE"/>
           <w14:ligatures w14:val="none"/>
         </w:rPr>
-        <w:t>Técnica de la Comisión de Protección al Consumidor N°1 (en adelante, la Secretaría Técnica), en ejercicio de sus facultades</w:t>
+        <w:t>Técnica de la Comisión de Protección al Consumidor 1 (en adelante, la Secretaría Técnica), en ejercicio de sus facultades</w:t>
       </w:r>
       <w:r>
         <w:rPr>
@@ -4517,7 +4517,7 @@
           <w:lang w:eastAsia="es-PE"/>
           <w14:ligatures w14:val="none"/>
         </w:rPr>
-        <w:t xml:space="preserve"> S.A. Compañía de Seguros y Reaseguros no habría cumplido con remitir la copia de la Póliza N°7419210172 a la parte denunciante</w:t>
+        <w:t xml:space="preserve"> S.A. Compañía de Seguros y Reaseguros no habría cumplido con remitir la copia de la Póliza 7419210172 a la parte denunciante</w:t>
       </w:r>
       <w:r>
         <w:rPr>
@@ -4535,7 +4535,7 @@
           <w:lang w:eastAsia="es-PE"/>
           <w14:ligatures w14:val="none"/>
         </w:rPr>
-        <w:t>°</w:t>
+        <w:t/>
       </w:r>
       <w:r>
         <w:rPr>
@@ -4553,7 +4553,7 @@
           <w:lang w:eastAsia="es-PE"/>
           <w14:ligatures w14:val="none"/>
         </w:rPr>
-        <w:t>°</w:t>
+        <w:t/>
       </w:r>
       <w:r>
         <w:rPr>
@@ -4695,7 +4695,7 @@
           <w:lang w:eastAsia="es-PE"/>
           <w14:ligatures w14:val="none"/>
         </w:rPr>
-        <w:t xml:space="preserve"> S.A. Compañía de Seguros y Reaseguros habría negado injustificadamente a la parte denunciante la cobertura de la Póliza del Seguro de Desgravamen N°7419210172 por el fallecimiento del señor Edilberto Gonzales Sedano el 16 de octubre del 2022</w:t>
+        <w:t xml:space="preserve"> S.A. Compañía de Seguros y Reaseguros habría negado injustificadamente a la parte denunciante la cobertura de la Póliza del Seguro de Desgravamen 7419210172 por el fallecimiento del señor Edilberto Gonzales Sedano el 16 de octubre del 2022</w:t>
       </w:r>
       <w:r>
         <w:rPr>
@@ -4713,7 +4713,7 @@
           <w:lang w:eastAsia="es-PE"/>
           <w14:ligatures w14:val="none"/>
         </w:rPr>
-        <w:t>°</w:t>
+        <w:t/>
       </w:r>
       <w:r>
         <w:rPr>
@@ -4731,7 +4731,7 @@
           <w:lang w:eastAsia="es-PE"/>
           <w14:ligatures w14:val="none"/>
         </w:rPr>
-        <w:t>°</w:t>
+        <w:t/>
       </w:r>
       <w:r>
         <w:rPr>
@@ -4851,7 +4851,7 @@
           <w:lang w:eastAsia="es-PE"/>
           <w14:ligatures w14:val="none"/>
         </w:rPr>
-        <w:t xml:space="preserve"> S.A. Compañía de Seguros y Reaseguros habría brindado una respuesta fuera de plazo legal, con errores y omisiones a la solicitud de cobertura de la Póliza N°7419210172 presentada por la parte denunciante el 26 de enero de 2023 por el fallecimiento del señor Edilberto Gonzales Sedano</w:t>
+        <w:t xml:space="preserve"> S.A. Compañía de Seguros y Reaseguros habría brindado una respuesta fuera de plazo legal, con errores y omisiones a la solicitud de cobertura de la Póliza 7419210172 presentada por la parte denunciante el 26 de enero de 2023 por el fallecimiento del señor Edilberto Gonzales Sedano</w:t>
       </w:r>
       <w:r>
         <w:rPr>
@@ -4869,7 +4869,7 @@
           <w:lang w:eastAsia="es-PE"/>
           <w14:ligatures w14:val="none"/>
         </w:rPr>
-        <w:t>°</w:t>
+        <w:t/>
       </w:r>
       <w:r>
         <w:rPr>
@@ -4887,7 +4887,7 @@
           <w:lang w:eastAsia="es-PE"/>
           <w14:ligatures w14:val="none"/>
         </w:rPr>
-        <w:t>°</w:t>
+        <w:t/>
       </w:r>
       <w:r>
         <w:rPr>
@@ -4971,7 +4971,7 @@
           <w:lang w:eastAsia="es-PE"/>
           <w14:ligatures w14:val="none"/>
         </w:rPr>
-        <w:t>N°</w:t>
+        <w:t/>
       </w:r>
       <w:proofErr w:type="spellEnd"/>
       <w:r>
@@ -5010,7 +5010,7 @@
           <w:lang w:eastAsia="es-PE"/>
           <w14:ligatures w14:val="none"/>
         </w:rPr>
-        <w:t>°</w:t>
+        <w:t/>
       </w:r>
       <w:r>
         <w:rPr>
@@ -5028,7 +5028,7 @@
           <w:lang w:eastAsia="es-PE"/>
           <w14:ligatures w14:val="none"/>
         </w:rPr>
-        <w:t>°</w:t>
+        <w:t/>
       </w:r>
       <w:r>
         <w:rPr>
@@ -5136,7 +5136,7 @@
           <w:lang w:eastAsia="es-PE"/>
           <w14:ligatures w14:val="none"/>
         </w:rPr>
-        <w:t>N°</w:t>
+        <w:t/>
       </w:r>
       <w:proofErr w:type="spellEnd"/>
       <w:r>
@@ -5166,7 +5166,7 @@
           <w:lang w:eastAsia="es-PE"/>
           <w14:ligatures w14:val="none"/>
         </w:rPr>
-        <w:t>°</w:t>
+        <w:t/>
       </w:r>
       <w:r>
         <w:rPr>
@@ -5184,7 +5184,7 @@
           <w:lang w:eastAsia="es-PE"/>
           <w14:ligatures w14:val="none"/>
         </w:rPr>
-        <w:t>°</w:t>
+        <w:t/>
       </w:r>
       <w:r>
         <w:rPr>
@@ -5300,7 +5300,7 @@
           <w:lang w:eastAsia="es-PE"/>
           <w14:ligatures w14:val="none"/>
         </w:rPr>
-        <w:t>N°</w:t>
+        <w:t/>
       </w:r>
       <w:proofErr w:type="spellEnd"/>
       <w:r>
@@ -5328,7 +5328,7 @@
           <w:kern w:val="0"/>
           <w14:ligatures w14:val="none"/>
         </w:rPr>
-        <w:t>. Por consiguiente, corresponde calificar el hecho materia de denuncia como una presunta infracción al deber de entregar a los usuarios copia de los contratos y demás documentación relacionada con dichos actos jurídicos, tipificado en el literal e) del artículo 47° del Código</w:t>
+        <w:t>. Por consiguiente, corresponde calificar el hecho materia de denuncia como una presunta infracción al deber de entregar a los usuarios copia de los contratos y demás documentación relacionada con dichos actos jurídicos, tipificado en el literal e) del artículo 47 del Código</w:t>
       </w:r>
       <w:r>
         <w:rPr>
@@ -5443,7 +5443,7 @@
           <w:kern w:val="0"/>
           <w14:ligatures w14:val="none"/>
         </w:rPr>
-        <w:t xml:space="preserve"> S.A. Compañía de Seguros y Reaseguros no habría cumplido con entregar oportunamente al señor Edilberto Gonzales Sedano los documentos contractuales del Seguro de Desgravamen N°7419210172</w:t>
+        <w:t xml:space="preserve"> S.A. Compañía de Seguros y Reaseguros no habría cumplido con entregar oportunamente al señor Edilberto Gonzales Sedano los documentos contractuales del Seguro de Desgravamen 7419210172</w:t>
       </w:r>
       <w:r>
         <w:rPr>
@@ -5451,7 +5451,7 @@
           <w:kern w:val="0"/>
           <w14:ligatures w14:val="none"/>
         </w:rPr>
-        <w:t>. Por consiguiente, corresponde calificar el hecho materia de denuncia como una presunta infracción al deber de entregar a los usuarios copia de los contratos y demás documentación relacionada con dichos actos jurídicos, tipificado en el literal e) del artículo 47° del Código.</w:t>
+        <w:t>. Por consiguiente, corresponde calificar el hecho materia de denuncia como una presunta infracción al deber de entregar a los usuarios copia de los contratos y demás documentación relacionada con dichos actos jurídicos, tipificado en el literal e) del artículo 47 del Código.</w:t>
       </w:r>
     </w:p>
     <w:p>
@@ -5738,7 +5738,7 @@
           <w:lang w:val="es-ES" w:eastAsia="es-ES"/>
           <w14:ligatures w14:val="none"/>
         </w:rPr>
-        <w:t>(i) presentar una copia debidamente suscrita de la Póliza N°7419210172 del Seguro de Desgravamen materia de denuncia, así como el cargo de remisión de la póliza; y, (</w:t>
+        <w:t>(i) presentar una copia debidamente suscrita de la Póliza 7419210172 del Seguro de Desgravamen materia de denuncia, así como el cargo de remisión de la póliza; y, (</w:t>
       </w:r>
       <w:proofErr w:type="spellStart"/>
       <w:r>
@@ -5867,7 +5867,7 @@
           <w:lang w:val="es-ES" w:eastAsia="es-ES"/>
           <w14:ligatures w14:val="none"/>
         </w:rPr>
-        <w:t>(i) presentar una copia debidamente suscrita de la Póliza N°7419210172 del Seguro de Desgravamen materia de denuncia, así como el cargo de remisión de la póliza; (</w:t>
+        <w:t>(i) presentar una copia debidamente suscrita de la Póliza 7419210172 del Seguro de Desgravamen materia de denuncia, así como el cargo de remisión de la póliza; (</w:t>
       </w:r>
       <w:proofErr w:type="spellStart"/>
       <w:r>
@@ -5995,7 +5995,7 @@
           <w:lang w:eastAsia="es-PE"/>
           <w14:ligatures w14:val="none"/>
         </w:rPr>
-        <w:t xml:space="preserve">RESOLUCIÓN DE LA SECRETARÍA TÉCNICA  </w:t>
+        <w:t xml:space="preserve">RESOLUCIÓN DE LA SECRETARÍA TÉCNICA </w:t>
       </w:r>
     </w:p>
     <w:p>
@@ -6232,7 +6232,7 @@
           <w:kern w:val="0"/>
           <w14:ligatures w14:val="none"/>
         </w:rPr>
-        <w:t xml:space="preserve">Presunta infracción a los artículos 18° y 19° de la Ley 29571, Código de Protección y Defensa del Consumidor, en tanto </w:t>
+        <w:t xml:space="preserve">Presunta infracción a los artículos 18 y 19 de la Ley 29571, Código de Protección y Defensa del Consumidor, en tanto </w:t>
       </w:r>
       <w:r>
         <w:rPr>
@@ -6279,7 +6279,7 @@
           <w:kern w:val="0"/>
           <w14:ligatures w14:val="none"/>
         </w:rPr>
-        <w:t xml:space="preserve"> no habría cumplido con remitir la copia de la Póliza N°7419210172 a la parte denunciante</w:t>
+        <w:t xml:space="preserve"> no habría cumplido con remitir la copia de la Póliza 7419210172 a la parte denunciante</w:t>
       </w:r>
       <w:r>
         <w:rPr>
@@ -6334,7 +6334,7 @@
           <w:kern w:val="0"/>
           <w14:ligatures w14:val="none"/>
         </w:rPr>
-        <w:t>infracción a los artículos 18° y 19° de la Ley 29571, Código de Protección y Defensa del Consumidor</w:t>
+        <w:t>infracción a los artículos 18 y 19 de la Ley 29571, Código de Protección y Defensa del Consumidor</w:t>
       </w:r>
       <w:r>
         <w:rPr>
@@ -6445,7 +6445,7 @@
           <w:kern w:val="0"/>
           <w14:ligatures w14:val="none"/>
         </w:rPr>
-        <w:t xml:space="preserve"> N°7419210172 </w:t>
+        <w:t xml:space="preserve"> 7419210172 </w:t>
       </w:r>
       <w:r>
         <w:rPr>
@@ -6519,7 +6519,7 @@
           <w:kern w:val="0"/>
           <w14:ligatures w14:val="none"/>
         </w:rPr>
-        <w:t>infracción a los artículos 18° y 19° de la Ley 29571, Código de Protección y Defensa del Consumidor</w:t>
+        <w:t>infracción a los artículos 18 y 19 de la Ley 29571, Código de Protección y Defensa del Consumidor</w:t>
       </w:r>
       <w:r>
         <w:rPr>
@@ -6606,7 +6606,7 @@
           <w:kern w:val="0"/>
           <w14:ligatures w14:val="none"/>
         </w:rPr>
-        <w:t>de cobertura de la Póliza N°7419210172 presentada por la parte denunciante e</w:t>
+        <w:t>de cobertura de la Póliza 7419210172 presentada por la parte denunciante e</w:t>
       </w:r>
       <w:r>
         <w:rPr>
@@ -6672,7 +6672,7 @@
           <w:kern w:val="0"/>
           <w14:ligatures w14:val="none"/>
         </w:rPr>
-        <w:t xml:space="preserve">Presunta infracción a los artículos 18° y 19° de la Ley 29571, Código de Protección y Defensa del Consumidor, en tanto </w:t>
+        <w:t xml:space="preserve">Presunta infracción a los artículos 18 y 19 de la Ley 29571, Código de Protección y Defensa del Consumidor, en tanto </w:t>
       </w:r>
       <w:r>
         <w:rPr>
@@ -6696,7 +6696,7 @@
           <w:kern w:val="0"/>
           <w14:ligatures w14:val="none"/>
         </w:rPr>
-        <w:t>N°</w:t>
+        <w:t/>
       </w:r>
       <w:proofErr w:type="spellEnd"/>
       <w:r>
@@ -6753,7 +6753,7 @@
           <w:kern w:val="0"/>
           <w14:ligatures w14:val="none"/>
         </w:rPr>
-        <w:t xml:space="preserve">Presunta infracción a los artículos 18° y 19° de la Ley 29571, Código de Protección y Defensa del Consumidor, en tanto </w:t>
+        <w:t xml:space="preserve">Presunta infracción a los artículos 18 y 19 de la Ley 29571, Código de Protección y Defensa del Consumidor, en tanto </w:t>
       </w:r>
       <w:r>
         <w:rPr>
@@ -6803,7 +6803,7 @@
           <w:kern w:val="0"/>
           <w14:ligatures w14:val="none"/>
         </w:rPr>
-        <w:t>N°</w:t>
+        <w:t/>
       </w:r>
       <w:proofErr w:type="spellEnd"/>
       <w:r>
@@ -6863,7 +6863,7 @@
           <w14:ligatures w14:val="none"/>
         </w:rPr>
         <w:lastRenderedPageBreak/>
-        <w:t xml:space="preserve">Presunta infracción al literal e) del artículo 47° de la Ley 29571, Código de Protección y Defensa del Consumidor, en tanto </w:t>
+        <w:t xml:space="preserve">Presunta infracción al literal e) del artículo 47 de la Ley 29571, Código de Protección y Defensa del Consumidor, en tanto </w:t>
       </w:r>
       <w:r>
         <w:rPr>
@@ -6906,7 +6906,7 @@
           <w:kern w:val="0"/>
           <w14:ligatures w14:val="none"/>
         </w:rPr>
-        <w:t>N°</w:t>
+        <w:t/>
       </w:r>
       <w:proofErr w:type="spellEnd"/>
       <w:r>
@@ -6962,7 +6962,7 @@
           <w:kern w:val="0"/>
           <w14:ligatures w14:val="none"/>
         </w:rPr>
-        <w:t xml:space="preserve">Presunta infracción al literal e) del artículo 47° de la Ley 29571, Código de Protección y Defensa del Consumidor, en tanto </w:t>
+        <w:t xml:space="preserve">Presunta infracción al literal e) del artículo 47 de la Ley 29571, Código de Protección y Defensa del Consumidor, en tanto </w:t>
       </w:r>
       <w:r>
         <w:rPr>
@@ -7009,7 +7009,7 @@
           <w:kern w:val="0"/>
           <w14:ligatures w14:val="none"/>
         </w:rPr>
-        <w:t xml:space="preserve"> no habría cumplido con entregar oportunamente al señor Edilberto Gonzales Sedano los documentos contractuales del Seguro de Desgravamen N°7419210172</w:t>
+        <w:t xml:space="preserve"> no habría cumplido con entregar oportunamente al señor Edilberto Gonzales Sedano los documentos contractuales del Seguro de Desgravamen 7419210172</w:t>
       </w:r>
       <w:r>
         <w:rPr>
@@ -7427,7 +7427,7 @@
           <w:lang w:eastAsia="es-PE"/>
           <w14:ligatures w14:val="none"/>
         </w:rPr>
-        <w:t>°</w:t>
+        <w:t/>
       </w:r>
       <w:r>
         <w:rPr>
@@ -7505,7 +7505,7 @@
           <w:lang w:eastAsia="es-PE"/>
           <w14:ligatures w14:val="none"/>
         </w:rPr>
-        <w:t>°</w:t>
+        <w:t/>
       </w:r>
       <w:r>
         <w:rPr>
@@ -7737,7 +7737,7 @@
           <w:lang w:eastAsia="es-PE"/>
           <w14:ligatures w14:val="none"/>
         </w:rPr>
-        <w:t>°</w:t>
+        <w:t/>
       </w:r>
       <w:r>
         <w:rPr>
@@ -7912,7 +7912,7 @@
           <w:lang w:val="es-ES" w:eastAsia="es-ES"/>
           <w14:ligatures w14:val="none"/>
         </w:rPr>
-        <w:t>(i) presentar una copia debidamente suscrita de la Póliza N°7419210172 del Seguro de Desgravamen materia de denuncia, así como el cargo de remisión de la póliza; y, (</w:t>
+        <w:t>(i) presentar una copia debidamente suscrita de la Póliza 7419210172 del Seguro de Desgravamen materia de denuncia, así como el cargo de remisión de la póliza; y, (</w:t>
       </w:r>
       <w:proofErr w:type="spellStart"/>
       <w:r>
@@ -8080,7 +8080,7 @@
           <w:lang w:val="es-ES" w:eastAsia="es-ES"/>
           <w14:ligatures w14:val="none"/>
         </w:rPr>
-        <w:t>(i) presentar una copia debidamente suscrita de la Póliza N°7419210172 del Seguro de Desgravamen materia de denuncia, así como el cargo de remisión de la póliza; (</w:t>
+        <w:t>(i) presentar una copia debidamente suscrita de la Póliza 7419210172 del Seguro de Desgravamen materia de denuncia, así como el cargo de remisión de la póliza; (</w:t>
       </w:r>
       <w:proofErr w:type="spellStart"/>
       <w:r>
@@ -8203,7 +8203,7 @@
           <w:lang w:eastAsia="es-PE"/>
           <w14:ligatures w14:val="none"/>
         </w:rPr>
-        <w:t>°</w:t>
+        <w:t/>
       </w:r>
       <w:r>
         <w:rPr>
@@ -8244,7 +8244,7 @@
           <w:lang w:eastAsia="es-PE"/>
           <w14:ligatures w14:val="none"/>
         </w:rPr>
-        <w:t>°</w:t>
+        <w:t/>
       </w:r>
       <w:r>
         <w:rPr>
@@ -8264,7 +8264,7 @@
           <w:lang w:eastAsia="es-PE"/>
           <w14:ligatures w14:val="none"/>
         </w:rPr>
-        <w:t>°</w:t>
+        <w:t/>
       </w:r>
       <w:r>
         <w:rPr>
@@ -8284,7 +8284,7 @@
           <w:lang w:eastAsia="es-PE"/>
           <w14:ligatures w14:val="none"/>
         </w:rPr>
-        <w:t>°</w:t>
+        <w:t/>
       </w:r>
       <w:r>
         <w:rPr>
@@ -8337,7 +8337,7 @@
           <w:lang w:eastAsia="es-PE"/>
           <w14:ligatures w14:val="none"/>
         </w:rPr>
-        <w:t>°</w:t>
+        <w:t/>
       </w:r>
       <w:r>
         <w:rPr>
@@ -8438,7 +8438,7 @@
           <w:lang w:eastAsia="es-PE"/>
           <w14:ligatures w14:val="none"/>
         </w:rPr>
-        <w:t>°</w:t>
+        <w:t/>
       </w:r>
       <w:r>
         <w:rPr>
@@ -8513,7 +8513,7 @@
           <w:lang w:eastAsia="es-PE"/>
           <w14:ligatures w14:val="none"/>
         </w:rPr>
-        <w:t>°</w:t>
+        <w:t/>
       </w:r>
       <w:r>
         <w:rPr>
@@ -8521,7 +8521,7 @@
           <w:kern w:val="0"/>
           <w14:ligatures w14:val="none"/>
         </w:rPr>
-        <w:t xml:space="preserve"> del Decreto Legislativo N° 807</w:t>
+        <w:t xml:space="preserve"> del Decreto Legislativo 807</w:t>
       </w:r>
       <w:r>
         <w:rPr>
@@ -8746,7 +8746,7 @@
           <w:lang w:eastAsia="es-PE"/>
           <w14:ligatures w14:val="none"/>
         </w:rPr>
-        <w:t>°</w:t>
+        <w:t/>
       </w:r>
       <w:r>
         <w:rPr>
@@ -8763,7 +8763,7 @@
           <w:lang w:eastAsia="es-PE"/>
           <w14:ligatures w14:val="none"/>
         </w:rPr>
-        <w:t>°</w:t>
+        <w:t/>
       </w:r>
       <w:r>
         <w:rPr>
@@ -9167,7 +9167,7 @@
           <w:kern w:val="0"/>
           <w14:ligatures w14:val="none"/>
         </w:rPr>
-        <w:t>Comisión de Protección al Consumidor N° 1</w:t>
+        <w:t>Comisión de Protección al Consumidor 1</w:t>
       </w:r>
     </w:p>
     <w:p>
@@ -9439,7 +9439,7 @@
           <w:sz w:val="14"/>
           <w:szCs w:val="14"/>
         </w:rPr>
-        <w:t>N°</w:t>
+        <w:t/>
       </w:r>
       <w:r>
         <w:rPr>
@@ -9456,7 +9456,7 @@
           <w:sz w:val="14"/>
           <w:szCs w:val="14"/>
         </w:rPr>
-        <w:t>N°</w:t>
+        <w:t/>
       </w:r>
       <w:r>
         <w:rPr>
@@ -9541,7 +9541,7 @@
           <w:sz w:val="14"/>
           <w:szCs w:val="14"/>
         </w:rPr>
-        <w:t>Nº</w:t>
+        <w:t/>
       </w:r>
       <w:proofErr w:type="spellEnd"/>
       <w:r>
@@ -9660,7 +9660,7 @@
           <w:sz w:val="14"/>
           <w:szCs w:val="14"/>
         </w:rPr>
-        <w:t>Comisión de Protección al Consumidor N° 1 mediante DOCUMENTO DE TRASLADO N° 001-2025-ILN-CPC/INDECOPI de fecha 28 de noviembre de 2025, recibida el 1 de diciembre de 2025</w:t>
+        <w:t>Comisión de Protección al Consumidor 1 mediante DOCUMENTO DE TRASLADO 001-2025-ILN-CPC/INDECOPI de fecha 28 de noviembre de 2025, recibida el 1 de diciembre de 2025</w:t>
       </w:r>
       <w:r>
         <w:rPr>
@@ -9785,7 +9785,7 @@
           <w:sz w:val="14"/>
           <w:szCs w:val="14"/>
         </w:rPr>
-        <w:t xml:space="preserve">  </w:t>
+        <w:t xml:space="preserve"> </w:t>
       </w:r>
       <w:r>
         <w:rPr>
@@ -9803,7 +9803,7 @@
           <w:sz w:val="14"/>
           <w:szCs w:val="14"/>
         </w:rPr>
-        <w:t xml:space="preserve">LEY N° 29571, CÓDIGO DE PROTECCIÓN Y DEFENSA DEL CONSUMIDOR, publicado el 2 de setiembre de 2010 y modificado por Decreto Legislativo N° 1308 </w:t>
+        <w:t xml:space="preserve">LEY 29571, CÓDIGO DE PROTECCIÓN Y DEFENSA DEL CONSUMIDOR, publicado el 2 de setiembre de 2010 y modificado por Decreto Legislativo 1308 </w:t>
       </w:r>
     </w:p>
     <w:p>
@@ -9855,7 +9855,7 @@
           <w:szCs w:val="14"/>
         </w:rPr>
         <w:tab/>
-        <w:t xml:space="preserve">El Instituto Nacional de Defensa de la Competencia y de la Protección de la Propiedad Intelectual (Indecopi) es la autoridad con competencia primaria y de alcance nacional para conocer las presuntas infracciones a las disposiciones contenidas en el presente Código, así como para imponer las sanciones y medidas correctivas establecidas en el presente capítulo, conforme al Decreto Legislativo N° 1033, Ley de Organización y Funciones del Indecopi. Dicha competencia solo puede ser negada cuando ella haya sido asignada o se asigne a favor de otro organismo por norma expresa con rango de ley. </w:t>
+        <w:t xml:space="preserve">El Instituto Nacional de Defensa de la Competencia y de la Protección de la Propiedad Intelectual (Indecopi) es la autoridad con competencia primaria y de alcance nacional para conocer las presuntas infracciones a las disposiciones contenidas en el presente Código, así como para imponer las sanciones y medidas correctivas establecidas en el presente capítulo, conforme al Decreto Legislativo 1033, Ley de Organización y Funciones del Indecopi. Dicha competencia solo puede ser negada cuando ella haya sido asignada o se asigne a favor de otro organismo por norma expresa con rango de ley. </w:t>
       </w:r>
     </w:p>
     <w:p>
@@ -9929,7 +9929,7 @@
           <w:sz w:val="14"/>
           <w:szCs w:val="14"/>
         </w:rPr>
-        <w:t xml:space="preserve">LEY DE ORGANIZACIÓN Y FUNCIONES DEL INDECOPI, APROBADA POR DECRETO LEGISLATIVO N° 1033 </w:t>
+        <w:t xml:space="preserve">LEY DE ORGANIZACIÓN Y FUNCIONES DEL INDECOPI, APROBADA POR DECRETO LEGISLATIVO 1033 </w:t>
       </w:r>
     </w:p>
     <w:p>
@@ -10038,7 +10038,7 @@
           <w:sz w:val="14"/>
           <w:szCs w:val="14"/>
         </w:rPr>
-        <w:t xml:space="preserve">           </w:t>
+        <w:t xml:space="preserve"> </w:t>
       </w:r>
       <w:r>
         <w:rPr>
@@ -10056,7 +10056,7 @@
           <w:sz w:val="14"/>
           <w:szCs w:val="14"/>
         </w:rPr>
-        <w:t xml:space="preserve">LEY N° 29571, CÓDIGO DE PROTECCIÓN Y DEFENSA DEL CONSUMIDOR, publicado el 2 de setiembre de 2010 y modificado por Decreto Legislativo N° 1308   </w:t>
+        <w:t xml:space="preserve">LEY 29571, CÓDIGO DE PROTECCIÓN Y DEFENSA DEL CONSUMIDOR, publicado el 2 de setiembre de 2010 y modificado por Decreto Legislativo 1308 </w:t>
       </w:r>
     </w:p>
     <w:p>
@@ -10080,7 +10080,7 @@
           <w:sz w:val="14"/>
           <w:szCs w:val="14"/>
         </w:rPr>
-        <w:t xml:space="preserve">Artículo 18.- Idoneidad   </w:t>
+        <w:t xml:space="preserve">Artículo 18.- Idoneidad </w:t>
       </w:r>
     </w:p>
     <w:p>
@@ -10100,7 +10100,7 @@
           <w:sz w:val="14"/>
           <w:szCs w:val="14"/>
         </w:rPr>
-        <w:t xml:space="preserve">Se entiende por idoneidad la correspondencia entre lo que un consumidor espera y lo que efectivamente recibe, en función a lo que se le hubiera ofrecido, la publicidad e información transmitida, las condiciones y circunstancias de la transacción, las características y naturaleza del producto o servicio, el precio, entre otros factores, atendiendo a las circunstancias del caso.    </w:t>
+        <w:t xml:space="preserve">Se entiende por idoneidad la correspondencia entre lo que un consumidor espera y lo que efectivamente recibe, en función a lo que se le hubiera ofrecido, la publicidad e información transmitida, las condiciones y circunstancias de la transacción, las características y naturaleza del producto o servicio, el precio, entre otros factores, atendiendo a las circunstancias del caso. </w:t>
       </w:r>
     </w:p>
     <w:p>
@@ -10221,7 +10221,7 @@
           <w:sz w:val="14"/>
           <w:szCs w:val="14"/>
         </w:rPr>
-        <w:t xml:space="preserve">           </w:t>
+        <w:t xml:space="preserve"> </w:t>
       </w:r>
       <w:r>
         <w:rPr>
@@ -10250,7 +10250,7 @@
           <w:sz w:val="14"/>
           <w:szCs w:val="14"/>
         </w:rPr>
-        <w:t>N°</w:t>
+        <w:t/>
       </w:r>
       <w:proofErr w:type="spellEnd"/>
       <w:r>
@@ -10272,7 +10272,7 @@
           <w:sz w:val="14"/>
           <w:szCs w:val="14"/>
         </w:rPr>
-        <w:t>N°</w:t>
+        <w:t/>
       </w:r>
       <w:proofErr w:type="spellEnd"/>
       <w:r>
@@ -10283,7 +10283,7 @@
           <w:sz w:val="14"/>
           <w:szCs w:val="14"/>
         </w:rPr>
-        <w:t xml:space="preserve"> 1308   </w:t>
+        <w:t xml:space="preserve"> 1308 </w:t>
       </w:r>
     </w:p>
     <w:p>
@@ -10412,7 +10412,7 @@
           <w:sz w:val="14"/>
           <w:szCs w:val="14"/>
         </w:rPr>
-        <w:t xml:space="preserve">  </w:t>
+        <w:t xml:space="preserve"> </w:t>
       </w:r>
       <w:r>
         <w:rPr>
@@ -10441,7 +10441,7 @@
           <w:sz w:val="14"/>
           <w:szCs w:val="14"/>
         </w:rPr>
-        <w:t>N°</w:t>
+        <w:t/>
       </w:r>
       <w:proofErr w:type="spellEnd"/>
       <w:r>
@@ -10619,7 +10619,7 @@
           <w:sz w:val="14"/>
           <w:szCs w:val="14"/>
         </w:rPr>
-        <w:t>Nº</w:t>
+        <w:t/>
       </w:r>
       <w:proofErr w:type="spellEnd"/>
       <w:r>
@@ -10707,7 +10707,7 @@
           <w:sz w:val="14"/>
           <w:szCs w:val="14"/>
         </w:rPr>
-        <w:t>publicado el 2 de setiembre de 2010 y modificado por Decreto Legislativo N° 1308</w:t>
+        <w:t>publicado el 2 de setiembre de 2010 y modificado por Decreto Legislativo 1308</w:t>
       </w:r>
     </w:p>
     <w:p>
@@ -10864,7 +10864,7 @@
           <w:szCs w:val="14"/>
           <w:vertAlign w:val="superscript"/>
         </w:rPr>
-        <w:t xml:space="preserve">  </w:t>
+        <w:t xml:space="preserve"> </w:t>
       </w:r>
       <w:r>
         <w:rPr>
@@ -10872,7 +10872,7 @@
           <w:sz w:val="14"/>
           <w:szCs w:val="14"/>
         </w:rPr>
-        <w:t xml:space="preserve">     </w:t>
+        <w:t xml:space="preserve"> </w:t>
       </w:r>
       <w:r>
         <w:rPr>
@@ -10908,7 +10908,7 @@
           <w:sz w:val="14"/>
           <w:szCs w:val="14"/>
         </w:rPr>
-        <w:t>publicado el 2 de setiembre de 2010 y modificado por Decreto Legislativo N° 1308</w:t>
+        <w:t>publicado el 2 de setiembre de 2010 y modificado por Decreto Legislativo 1308</w:t>
       </w:r>
     </w:p>
     <w:p>
@@ -10951,7 +10951,7 @@
           <w:sz w:val="14"/>
           <w:szCs w:val="14"/>
         </w:rPr>
-        <w:t>El órgano resolutivo puede sancionar las infracciones administrativas a que se refiere el artículo 108º con amonestación y multas de hasta cuatrocientos cincuenta (450) Unidades Impositivas Tributarias (UIT), las cuales son calificadas de la siguiente manera:</w:t>
+        <w:t>El órgano resolutivo puede sancionar las infracciones administrativas a que se refiere el artículo 108 con amonestación y multas de hasta cuatrocientos cincuenta (450) Unidades Impositivas Tributarias (UIT), las cuales son calificadas de la siguiente manera:</w:t>
       </w:r>
     </w:p>
     <w:p>
@@ -11074,7 +11074,7 @@
           <w:sz w:val="14"/>
           <w:szCs w:val="14"/>
         </w:rPr>
-        <w:t xml:space="preserve">        </w:t>
+        <w:t xml:space="preserve"> </w:t>
       </w:r>
       <w:r>
         <w:rPr>
@@ -11873,7 +11873,7 @@
           <w:sz w:val="14"/>
           <w:szCs w:val="14"/>
         </w:rPr>
-        <w:t xml:space="preserve">         </w:t>
+        <w:t xml:space="preserve"> </w:t>
       </w:r>
       <w:r>
         <w:rPr>
@@ -11909,7 +11909,7 @@
           <w:sz w:val="14"/>
           <w:szCs w:val="14"/>
         </w:rPr>
-        <w:t>publicado el 2 de setiembre de 2010 y modificado por Decreto Legislativo N° 1308</w:t>
+        <w:t>publicado el 2 de setiembre de 2010 y modificado por Decreto Legislativo 1308</w:t>
       </w:r>
     </w:p>
     <w:p>
@@ -12117,7 +12117,7 @@
           <w:sz w:val="14"/>
           <w:szCs w:val="14"/>
         </w:rPr>
-        <w:t>Nº</w:t>
+        <w:t/>
       </w:r>
       <w:proofErr w:type="spellEnd"/>
       <w:r>
@@ -12581,7 +12581,7 @@
               <w:sz w:val="16"/>
               <w:szCs w:val="16"/>
             </w:rPr>
-            <w:t xml:space="preserve">CNICA DE LA    </w:t>
+            <w:t xml:space="preserve">CNICA DE LA </w:t>
           </w:r>
         </w:p>
         <w:p>

--- a/plantillas_maestras/03_seguro_desgravamen/negativa_cobertura/1_ddo_aseguradora/sucesion_intestada/TPL_3152_2025_SEGURO_DESGRAVAMEN_NEGATIVA_COBERTURA_ASEGURADORA_SUCESION_INTESTADA_R2.docx
+++ b/plantillas_maestras/03_seguro_desgravamen/negativa_cobertura/1_ddo_aseguradora/sucesion_intestada/TPL_3152_2025_SEGURO_DESGRAVAMEN_NEGATIVA_COBERTURA_ASEGURADORA_SUCESION_INTESTADA_R2.docx
@@ -114,7 +114,7 @@
           <w:lang w:eastAsia="es-PE"/>
           <w14:ligatures w14:val="none"/>
         </w:rPr>
-        <w:t>DENUNCIANTE</w:t>
+        <w:t xml:space="preserve">DENUNCIANTE:[DENUNCIANTE] ([APELLIDO] )</w:t>
       </w:r>
       <w:r>
         <w:rPr>
@@ -126,7 +126,7 @@
           <w14:ligatures w14:val="none"/>
         </w:rPr>
         <w:tab/>
-        <w:t>:</w:t>
+        <w:t/>
       </w:r>
       <w:r>
         <w:rPr>
@@ -148,7 +148,7 @@
           <w:lang w:eastAsia="es-PE"/>
           <w14:ligatures w14:val="none"/>
         </w:rPr>
-        <w:t>SUCESIÓN INTESTADA DE EDILBERTO GONZALES SEDANO</w:t>
+        <w:t/>
       </w:r>
       <w:r>
         <w:rPr>
@@ -171,7 +171,7 @@
           <w:lang w:eastAsia="es-PE"/>
           <w14:ligatures w14:val="none"/>
         </w:rPr>
-        <w:t xml:space="preserve"> </w:t>
+        <w:t xml:space="preserve"/>
       </w:r>
       <w:r>
         <w:rPr>
@@ -182,7 +182,7 @@
           <w:lang w:eastAsia="es-PE"/>
           <w14:ligatures w14:val="none"/>
         </w:rPr>
-        <w:t>(</w:t>
+        <w:t/>
       </w:r>
       <w:r>
         <w:rPr>
@@ -193,7 +193,7 @@
           <w:lang w:eastAsia="es-PE"/>
           <w14:ligatures w14:val="none"/>
         </w:rPr>
-        <w:t>SUCESIÓN INTESTADA</w:t>
+        <w:t/>
       </w:r>
       <w:r>
         <w:rPr>
@@ -204,7 +204,7 @@
           <w:lang w:eastAsia="es-PE"/>
           <w14:ligatures w14:val="none"/>
         </w:rPr>
-        <w:t>)</w:t>
+        <w:t/>
       </w:r>
     </w:p>
     <w:p>
@@ -733,7 +733,7 @@
           <w:lang w:val="es-ES" w:eastAsia="es-ES"/>
           <w14:ligatures w14:val="none"/>
         </w:rPr>
-        <w:t xml:space="preserve">Mediante la denuncia del </w:t>
+        <w:t xml:space="preserve">Mediante la denuncia del 3 de febrero de 2025, complementado con el escrito del 5 de setiembre de 2025 y subsanado mediante el escrito del 21 de enero de 2026, la [APELLIDO] denunció a Santander y BNP Paribas por presuntas infracciones a la Ley 29571, Código de Protección y Defensa del Consumidor (en adelante, Código), señalando lo siguiente:</w:t>
       </w:r>
       <w:r>
         <w:rPr>
@@ -743,7 +743,7 @@
           <w:lang w:val="es-ES" w:eastAsia="es-ES"/>
           <w14:ligatures w14:val="none"/>
         </w:rPr>
-        <w:t>3 de febrero de 2025</w:t>
+        <w:t/>
       </w:r>
       <w:r>
         <w:rPr>
@@ -764,7 +764,7 @@
           <w:lang w:val="es-ES" w:eastAsia="es-ES"/>
           <w14:ligatures w14:val="none"/>
         </w:rPr>
-        <w:t xml:space="preserve">, </w:t>
+        <w:t xml:space="preserve"/>
       </w:r>
       <w:r>
         <w:rPr>
@@ -774,7 +774,7 @@
           <w:lang w:val="es-ES" w:eastAsia="es-ES"/>
           <w14:ligatures w14:val="none"/>
         </w:rPr>
-        <w:t>complementado con el escrito del 5 de setiembre de 2025</w:t>
+        <w:t/>
       </w:r>
       <w:r>
         <w:rPr>
@@ -782,7 +782,7 @@
           <w:kern w:val="0"/>
           <w14:ligatures w14:val="none"/>
         </w:rPr>
-        <w:t xml:space="preserve"> y </w:t>
+        <w:t xml:space="preserve"/>
       </w:r>
       <w:r>
         <w:rPr>
@@ -790,7 +790,7 @@
           <w:kern w:val="0"/>
           <w14:ligatures w14:val="none"/>
         </w:rPr>
-        <w:t>subsanado mediante</w:t>
+        <w:t/>
       </w:r>
       <w:r>
         <w:rPr>
@@ -798,7 +798,7 @@
           <w:kern w:val="0"/>
           <w14:ligatures w14:val="none"/>
         </w:rPr>
-        <w:t xml:space="preserve"> el escrito del </w:t>
+        <w:t xml:space="preserve"/>
       </w:r>
       <w:r>
         <w:rPr>
@@ -806,7 +806,7 @@
           <w:kern w:val="0"/>
           <w14:ligatures w14:val="none"/>
         </w:rPr>
-        <w:t>21 de enero de 2026</w:t>
+        <w:t/>
       </w:r>
       <w:r>
         <w:rPr>
@@ -814,7 +814,7 @@
           <w:kern w:val="0"/>
           <w14:ligatures w14:val="none"/>
         </w:rPr>
-        <w:t xml:space="preserve">, </w:t>
+        <w:t xml:space="preserve"/>
       </w:r>
       <w:r>
         <w:rPr>
@@ -822,7 +822,7 @@
           <w:kern w:val="0"/>
           <w14:ligatures w14:val="none"/>
         </w:rPr>
-        <w:t>la</w:t>
+        <w:t/>
       </w:r>
       <w:r>
         <w:rPr>
@@ -830,7 +830,7 @@
           <w:kern w:val="0"/>
           <w14:ligatures w14:val="none"/>
         </w:rPr>
-        <w:t xml:space="preserve"> </w:t>
+        <w:t xml:space="preserve"/>
       </w:r>
       <w:r>
         <w:rPr>
@@ -838,7 +838,7 @@
           <w:kern w:val="0"/>
           <w14:ligatures w14:val="none"/>
         </w:rPr>
-        <w:t xml:space="preserve">Sucesión Intestada </w:t>
+        <w:t xml:space="preserve"/>
       </w:r>
       <w:r>
         <w:rPr>
@@ -846,7 +846,7 @@
           <w:kern w:val="0"/>
           <w14:ligatures w14:val="none"/>
         </w:rPr>
-        <w:t>d</w:t>
+        <w:t/>
       </w:r>
       <w:r>
         <w:rPr>
@@ -856,7 +856,7 @@
           <w:lang w:val="es-ES" w:eastAsia="es-ES"/>
           <w14:ligatures w14:val="none"/>
         </w:rPr>
-        <w:t xml:space="preserve">enunció a </w:t>
+        <w:t xml:space="preserve"/>
       </w:r>
       <w:r>
         <w:rPr>
@@ -866,7 +866,7 @@
           <w:lang w:val="es-ES" w:eastAsia="es-ES"/>
           <w14:ligatures w14:val="none"/>
         </w:rPr>
-        <w:t xml:space="preserve">Santander </w:t>
+        <w:t xml:space="preserve"/>
       </w:r>
       <w:r>
         <w:rPr>
@@ -876,7 +876,7 @@
           <w:lang w:val="es-ES" w:eastAsia="es-ES"/>
           <w14:ligatures w14:val="none"/>
         </w:rPr>
-        <w:t xml:space="preserve">y </w:t>
+        <w:t xml:space="preserve"/>
       </w:r>
       <w:r>
         <w:rPr>
@@ -886,7 +886,7 @@
           <w:lang w:val="es-ES" w:eastAsia="es-ES"/>
           <w14:ligatures w14:val="none"/>
         </w:rPr>
-        <w:t xml:space="preserve">BNP </w:t>
+        <w:t xml:space="preserve"/>
       </w:r>
       <w:proofErr w:type="spellStart"/>
       <w:r>
@@ -897,7 +897,7 @@
           <w:lang w:val="es-ES" w:eastAsia="es-ES"/>
           <w14:ligatures w14:val="none"/>
         </w:rPr>
-        <w:t>Paribas</w:t>
+        <w:t/>
       </w:r>
       <w:proofErr w:type="spellEnd"/>
       <w:r>
@@ -908,7 +908,7 @@
           <w:lang w:val="es-ES" w:eastAsia="es-ES"/>
           <w14:ligatures w14:val="none"/>
         </w:rPr>
-        <w:t xml:space="preserve"> </w:t>
+        <w:t xml:space="preserve"/>
       </w:r>
       <w:r>
         <w:rPr>
@@ -918,7 +918,7 @@
           <w:lang w:val="es-ES" w:eastAsia="es-ES"/>
           <w14:ligatures w14:val="none"/>
         </w:rPr>
-        <w:t>por presuntas infracciones a la Ley 29571, Código de Protección y Defensa del Consumidor (en adelante, Código)</w:t>
+        <w:t/>
       </w:r>
       <w:r>
         <w:rPr>
@@ -939,7 +939,7 @@
           <w:lang w:val="es-ES" w:eastAsia="es-ES"/>
           <w14:ligatures w14:val="none"/>
         </w:rPr>
-        <w:t xml:space="preserve">, señalando </w:t>
+        <w:t xml:space="preserve"/>
       </w:r>
       <w:r>
         <w:rPr>
@@ -950,7 +950,7 @@
           <w:lang w:val="es-ES" w:eastAsia="es-ES"/>
           <w14:ligatures w14:val="none"/>
         </w:rPr>
-        <w:t>lo siguiente:</w:t>
+        <w:t/>
       </w:r>
     </w:p>
     <w:p>
@@ -995,57 +995,57 @@
           <w:lang w:eastAsia="es-ES"/>
           <w14:ligatures w14:val="none"/>
         </w:rPr>
-        <w:t>En 2014,</w:t>
-      </w:r>
-      <w:r>
-        <w:rPr>
-          <w:rFonts w:ascii="Arial Narrow" w:eastAsia="Times New Roman" w:hAnsi="Arial Narrow" w:cs="Arial"/>
-          <w:color w:val="000000"/>
-          <w:kern w:val="0"/>
-          <w:lang w:eastAsia="es-ES"/>
-          <w14:ligatures w14:val="none"/>
-        </w:rPr>
-        <w:t xml:space="preserve"> </w:t>
-      </w:r>
-      <w:r>
-        <w:rPr>
-          <w:rFonts w:ascii="Arial Narrow" w:eastAsia="Times New Roman" w:hAnsi="Arial Narrow" w:cs="Arial"/>
-          <w:color w:val="000000"/>
-          <w:kern w:val="0"/>
-          <w:lang w:eastAsia="es-ES"/>
-          <w14:ligatures w14:val="none"/>
-        </w:rPr>
-        <w:t>el señor Edilberto Gonzales Sedano</w:t>
-      </w:r>
-      <w:r>
-        <w:rPr>
-          <w:rFonts w:ascii="Arial Narrow" w:eastAsia="Times New Roman" w:hAnsi="Arial Narrow" w:cs="Arial"/>
-          <w:color w:val="000000"/>
-          <w:kern w:val="0"/>
-          <w:lang w:eastAsia="es-ES"/>
-          <w14:ligatures w14:val="none"/>
-        </w:rPr>
-        <w:t xml:space="preserve"> (en adelante, el señor Gonzales)</w:t>
-      </w:r>
-      <w:r>
-        <w:rPr>
-          <w:rFonts w:ascii="Arial Narrow" w:eastAsia="Times New Roman" w:hAnsi="Arial Narrow" w:cs="Arial"/>
-          <w:color w:val="000000"/>
-          <w:kern w:val="0"/>
-          <w:lang w:eastAsia="es-ES"/>
-          <w14:ligatures w14:val="none"/>
-        </w:rPr>
-        <w:t xml:space="preserve"> c</w:t>
-      </w:r>
-      <w:r>
-        <w:rPr>
-          <w:rFonts w:ascii="Arial Narrow" w:eastAsia="Times New Roman" w:hAnsi="Arial Narrow" w:cs="Arial"/>
-          <w:color w:val="000000"/>
-          <w:kern w:val="0"/>
-          <w:lang w:eastAsia="es-ES"/>
-          <w14:ligatures w14:val="none"/>
-        </w:rPr>
-        <w:t xml:space="preserve">ontrató con </w:t>
+        <w:t xml:space="preserve">En 2014, el señor [APELLIDO] (en adelante, el señor [APELLIDO]) contrató con CrediScotia Financiera S.A. (en adelante, la entidad financiera) la adquisición de una tarjeta de crédito la cual se encontraba asociada la Póliza 7419210172 del Seguro de Desgravamen (en adelante, “Seguro de Desgravamen”), emitido por BNP Paribas Cardif, sin que se le haya entregado copia del contrato de tarjeta de crédito ni del contenido de la póliza del seguro. </w:t>
+      </w:r>
+      <w:r>
+        <w:rPr>
+          <w:rFonts w:ascii="Arial Narrow" w:eastAsia="Times New Roman" w:hAnsi="Arial Narrow" w:cs="Arial"/>
+          <w:color w:val="000000"/>
+          <w:kern w:val="0"/>
+          <w:lang w:eastAsia="es-ES"/>
+          <w14:ligatures w14:val="none"/>
+        </w:rPr>
+        <w:t xml:space="preserve"/>
+      </w:r>
+      <w:r>
+        <w:rPr>
+          <w:rFonts w:ascii="Arial Narrow" w:eastAsia="Times New Roman" w:hAnsi="Arial Narrow" w:cs="Arial"/>
+          <w:color w:val="000000"/>
+          <w:kern w:val="0"/>
+          <w:lang w:eastAsia="es-ES"/>
+          <w14:ligatures w14:val="none"/>
+        </w:rPr>
+        <w:t/>
+      </w:r>
+      <w:r>
+        <w:rPr>
+          <w:rFonts w:ascii="Arial Narrow" w:eastAsia="Times New Roman" w:hAnsi="Arial Narrow" w:cs="Arial"/>
+          <w:color w:val="000000"/>
+          <w:kern w:val="0"/>
+          <w:lang w:eastAsia="es-ES"/>
+          <w14:ligatures w14:val="none"/>
+        </w:rPr>
+        <w:t xml:space="preserve"/>
+      </w:r>
+      <w:r>
+        <w:rPr>
+          <w:rFonts w:ascii="Arial Narrow" w:eastAsia="Times New Roman" w:hAnsi="Arial Narrow" w:cs="Arial"/>
+          <w:color w:val="000000"/>
+          <w:kern w:val="0"/>
+          <w:lang w:eastAsia="es-ES"/>
+          <w14:ligatures w14:val="none"/>
+        </w:rPr>
+        <w:t xml:space="preserve"/>
+      </w:r>
+      <w:r>
+        <w:rPr>
+          <w:rFonts w:ascii="Arial Narrow" w:eastAsia="Times New Roman" w:hAnsi="Arial Narrow" w:cs="Arial"/>
+          <w:color w:val="000000"/>
+          <w:kern w:val="0"/>
+          <w:lang w:eastAsia="es-ES"/>
+          <w14:ligatures w14:val="none"/>
+        </w:rPr>
+        <w:t xml:space="preserve"/>
       </w:r>
       <w:r>
         <w:rPr>
@@ -1055,7 +1055,7 @@
           <w:lang w:val="es-ES" w:eastAsia="es-ES"/>
           <w14:ligatures w14:val="none"/>
         </w:rPr>
-        <w:t>CrediScotia Financiera S.A.</w:t>
+        <w:t/>
       </w:r>
       <w:r>
         <w:rPr>
@@ -1065,7 +1065,7 @@
           <w:lang w:val="es-ES" w:eastAsia="es-ES"/>
           <w14:ligatures w14:val="none"/>
         </w:rPr>
-        <w:t xml:space="preserve"> (en adelante, la entidad financiera)</w:t>
+        <w:t xml:space="preserve"/>
       </w:r>
       <w:r>
         <w:rPr>
@@ -1075,117 +1075,117 @@
           <w:lang w:val="es-ES" w:eastAsia="es-ES"/>
           <w14:ligatures w14:val="none"/>
         </w:rPr>
-        <w:t xml:space="preserve"> la adquisición de </w:t>
-      </w:r>
-      <w:r>
-        <w:rPr>
-          <w:rFonts w:ascii="Arial Narrow" w:eastAsia="Times New Roman" w:hAnsi="Arial Narrow" w:cs="Arial"/>
-          <w:color w:val="000000"/>
-          <w:kern w:val="0"/>
-          <w:lang w:eastAsia="es-ES"/>
-          <w14:ligatures w14:val="none"/>
-        </w:rPr>
-        <w:t>una tarjeta de crédito</w:t>
-      </w:r>
-      <w:r>
-        <w:rPr>
-          <w:rFonts w:ascii="Arial Narrow" w:eastAsia="Times New Roman" w:hAnsi="Arial Narrow" w:cs="Arial"/>
-          <w:color w:val="000000"/>
-          <w:kern w:val="0"/>
-          <w:lang w:eastAsia="es-ES"/>
-          <w14:ligatures w14:val="none"/>
-        </w:rPr>
-        <w:t xml:space="preserve"> la </w:t>
-      </w:r>
-      <w:r>
-        <w:rPr>
-          <w:rFonts w:ascii="Arial Narrow" w:eastAsia="Times New Roman" w:hAnsi="Arial Narrow" w:cs="Arial"/>
-          <w:color w:val="000000"/>
-          <w:kern w:val="0"/>
-          <w:lang w:eastAsia="es-ES"/>
-          <w14:ligatures w14:val="none"/>
-        </w:rPr>
-        <w:t>cual se encontraba asociad</w:t>
-      </w:r>
-      <w:r>
-        <w:rPr>
-          <w:rFonts w:ascii="Arial Narrow" w:eastAsia="Times New Roman" w:hAnsi="Arial Narrow" w:cs="Arial"/>
-          <w:color w:val="000000"/>
-          <w:kern w:val="0"/>
-          <w:lang w:eastAsia="es-ES"/>
-          <w14:ligatures w14:val="none"/>
-        </w:rPr>
-        <w:t>a</w:t>
-      </w:r>
-      <w:r>
-        <w:rPr>
-          <w:rFonts w:ascii="Arial Narrow" w:eastAsia="Times New Roman" w:hAnsi="Arial Narrow" w:cs="Arial"/>
-          <w:color w:val="000000"/>
-          <w:kern w:val="0"/>
-          <w:lang w:eastAsia="es-ES"/>
-          <w14:ligatures w14:val="none"/>
-        </w:rPr>
-        <w:t xml:space="preserve"> </w:t>
-      </w:r>
-      <w:r>
-        <w:rPr>
-          <w:rFonts w:ascii="Arial Narrow" w:eastAsia="Times New Roman" w:hAnsi="Arial Narrow" w:cs="Arial"/>
-          <w:color w:val="000000"/>
-          <w:kern w:val="0"/>
-          <w:lang w:eastAsia="es-ES"/>
-          <w14:ligatures w14:val="none"/>
-        </w:rPr>
-        <w:t>la</w:t>
-      </w:r>
-      <w:r>
-        <w:rPr>
-          <w:rFonts w:ascii="Arial Narrow" w:eastAsia="Times New Roman" w:hAnsi="Arial Narrow" w:cs="Arial"/>
-          <w:color w:val="000000"/>
-          <w:kern w:val="0"/>
-          <w:lang w:eastAsia="es-ES"/>
-          <w14:ligatures w14:val="none"/>
-        </w:rPr>
-        <w:t xml:space="preserve"> Póliza 7419210172</w:t>
-      </w:r>
-      <w:r>
-        <w:rPr>
-          <w:rFonts w:ascii="Arial Narrow" w:eastAsia="Times New Roman" w:hAnsi="Arial Narrow" w:cs="Arial"/>
-          <w:color w:val="000000"/>
-          <w:kern w:val="0"/>
-          <w:lang w:eastAsia="es-ES"/>
-          <w14:ligatures w14:val="none"/>
-        </w:rPr>
-        <w:t xml:space="preserve"> del Seguro de Desgravamen </w:t>
-      </w:r>
-      <w:r>
-        <w:rPr>
-          <w:rFonts w:ascii="Arial Narrow" w:eastAsia="Times New Roman" w:hAnsi="Arial Narrow" w:cs="Arial"/>
-          <w:color w:val="000000"/>
-          <w:kern w:val="0"/>
-          <w:lang w:eastAsia="es-ES"/>
-          <w14:ligatures w14:val="none"/>
-        </w:rPr>
-        <w:t xml:space="preserve">(en adelante, “Seguro de Desgravamen”), </w:t>
-      </w:r>
-      <w:r>
-        <w:rPr>
-          <w:rFonts w:ascii="Arial Narrow" w:eastAsia="Times New Roman" w:hAnsi="Arial Narrow" w:cs="Arial"/>
-          <w:color w:val="000000"/>
-          <w:kern w:val="0"/>
-          <w:lang w:eastAsia="es-ES"/>
-          <w14:ligatures w14:val="none"/>
-        </w:rPr>
-        <w:t>emitido por</w:t>
-      </w:r>
-      <w:r>
-        <w:rPr>
-          <w:rFonts w:ascii="Arial Narrow" w:eastAsia="Times New Roman" w:hAnsi="Arial Narrow" w:cs="Arial"/>
-          <w:color w:val="000000"/>
-          <w:kern w:val="0"/>
-          <w:lang w:eastAsia="es-ES"/>
-          <w14:ligatures w14:val="none"/>
-        </w:rPr>
-        <w:t xml:space="preserve"> BNP </w:t>
+        <w:t xml:space="preserve"/>
+      </w:r>
+      <w:r>
+        <w:rPr>
+          <w:rFonts w:ascii="Arial Narrow" w:eastAsia="Times New Roman" w:hAnsi="Arial Narrow" w:cs="Arial"/>
+          <w:color w:val="000000"/>
+          <w:kern w:val="0"/>
+          <w:lang w:eastAsia="es-ES"/>
+          <w14:ligatures w14:val="none"/>
+        </w:rPr>
+        <w:t/>
+      </w:r>
+      <w:r>
+        <w:rPr>
+          <w:rFonts w:ascii="Arial Narrow" w:eastAsia="Times New Roman" w:hAnsi="Arial Narrow" w:cs="Arial"/>
+          <w:color w:val="000000"/>
+          <w:kern w:val="0"/>
+          <w:lang w:eastAsia="es-ES"/>
+          <w14:ligatures w14:val="none"/>
+        </w:rPr>
+        <w:t xml:space="preserve"/>
+      </w:r>
+      <w:r>
+        <w:rPr>
+          <w:rFonts w:ascii="Arial Narrow" w:eastAsia="Times New Roman" w:hAnsi="Arial Narrow" w:cs="Arial"/>
+          <w:color w:val="000000"/>
+          <w:kern w:val="0"/>
+          <w:lang w:eastAsia="es-ES"/>
+          <w14:ligatures w14:val="none"/>
+        </w:rPr>
+        <w:t/>
+      </w:r>
+      <w:r>
+        <w:rPr>
+          <w:rFonts w:ascii="Arial Narrow" w:eastAsia="Times New Roman" w:hAnsi="Arial Narrow" w:cs="Arial"/>
+          <w:color w:val="000000"/>
+          <w:kern w:val="0"/>
+          <w:lang w:eastAsia="es-ES"/>
+          <w14:ligatures w14:val="none"/>
+        </w:rPr>
+        <w:t/>
+      </w:r>
+      <w:r>
+        <w:rPr>
+          <w:rFonts w:ascii="Arial Narrow" w:eastAsia="Times New Roman" w:hAnsi="Arial Narrow" w:cs="Arial"/>
+          <w:color w:val="000000"/>
+          <w:kern w:val="0"/>
+          <w:lang w:eastAsia="es-ES"/>
+          <w14:ligatures w14:val="none"/>
+        </w:rPr>
+        <w:t xml:space="preserve"/>
+      </w:r>
+      <w:r>
+        <w:rPr>
+          <w:rFonts w:ascii="Arial Narrow" w:eastAsia="Times New Roman" w:hAnsi="Arial Narrow" w:cs="Arial"/>
+          <w:color w:val="000000"/>
+          <w:kern w:val="0"/>
+          <w:lang w:eastAsia="es-ES"/>
+          <w14:ligatures w14:val="none"/>
+        </w:rPr>
+        <w:t/>
+      </w:r>
+      <w:r>
+        <w:rPr>
+          <w:rFonts w:ascii="Arial Narrow" w:eastAsia="Times New Roman" w:hAnsi="Arial Narrow" w:cs="Arial"/>
+          <w:color w:val="000000"/>
+          <w:kern w:val="0"/>
+          <w:lang w:eastAsia="es-ES"/>
+          <w14:ligatures w14:val="none"/>
+        </w:rPr>
+        <w:t xml:space="preserve"/>
+      </w:r>
+      <w:r>
+        <w:rPr>
+          <w:rFonts w:ascii="Arial Narrow" w:eastAsia="Times New Roman" w:hAnsi="Arial Narrow" w:cs="Arial"/>
+          <w:color w:val="000000"/>
+          <w:kern w:val="0"/>
+          <w:lang w:eastAsia="es-ES"/>
+          <w14:ligatures w14:val="none"/>
+        </w:rPr>
+        <w:t xml:space="preserve"/>
+      </w:r>
+      <w:r>
+        <w:rPr>
+          <w:rFonts w:ascii="Arial Narrow" w:eastAsia="Times New Roman" w:hAnsi="Arial Narrow" w:cs="Arial"/>
+          <w:color w:val="000000"/>
+          <w:kern w:val="0"/>
+          <w:lang w:eastAsia="es-ES"/>
+          <w14:ligatures w14:val="none"/>
+        </w:rPr>
+        <w:t xml:space="preserve"/>
+      </w:r>
+      <w:r>
+        <w:rPr>
+          <w:rFonts w:ascii="Arial Narrow" w:eastAsia="Times New Roman" w:hAnsi="Arial Narrow" w:cs="Arial"/>
+          <w:color w:val="000000"/>
+          <w:kern w:val="0"/>
+          <w:lang w:eastAsia="es-ES"/>
+          <w14:ligatures w14:val="none"/>
+        </w:rPr>
+        <w:t/>
+      </w:r>
+      <w:r>
+        <w:rPr>
+          <w:rFonts w:ascii="Arial Narrow" w:eastAsia="Times New Roman" w:hAnsi="Arial Narrow" w:cs="Arial"/>
+          <w:color w:val="000000"/>
+          <w:kern w:val="0"/>
+          <w:lang w:eastAsia="es-ES"/>
+          <w14:ligatures w14:val="none"/>
+        </w:rPr>
+        <w:t xml:space="preserve"/>
       </w:r>
       <w:proofErr w:type="spellStart"/>
       <w:r>
@@ -1196,7 +1196,7 @@
           <w:lang w:eastAsia="es-ES"/>
           <w14:ligatures w14:val="none"/>
         </w:rPr>
-        <w:t>Paribas</w:t>
+        <w:t/>
       </w:r>
       <w:proofErr w:type="spellEnd"/>
       <w:r>
@@ -1207,7 +1207,7 @@
           <w:lang w:eastAsia="es-ES"/>
           <w14:ligatures w14:val="none"/>
         </w:rPr>
-        <w:t xml:space="preserve"> </w:t>
+        <w:t xml:space="preserve"/>
       </w:r>
       <w:proofErr w:type="spellStart"/>
       <w:r>
@@ -1218,7 +1218,7 @@
           <w:lang w:eastAsia="es-ES"/>
           <w14:ligatures w14:val="none"/>
         </w:rPr>
-        <w:t>Cardif</w:t>
+        <w:t/>
       </w:r>
       <w:proofErr w:type="spellEnd"/>
       <w:r>
@@ -1229,17 +1229,17 @@
           <w:lang w:eastAsia="es-ES"/>
           <w14:ligatures w14:val="none"/>
         </w:rPr>
-        <w:t>, sin que se le haya entregado copia del contrato de tarjeta de crédito ni del contenido de la póliza del seguro.</w:t>
-      </w:r>
-      <w:r>
-        <w:rPr>
-          <w:rFonts w:ascii="Arial Narrow" w:eastAsia="Times New Roman" w:hAnsi="Arial Narrow" w:cs="Arial"/>
-          <w:color w:val="000000"/>
-          <w:kern w:val="0"/>
-          <w:lang w:eastAsia="es-ES"/>
-          <w14:ligatures w14:val="none"/>
-        </w:rPr>
-        <w:t xml:space="preserve"> </w:t>
+        <w:t/>
+      </w:r>
+      <w:r>
+        <w:rPr>
+          <w:rFonts w:ascii="Arial Narrow" w:eastAsia="Times New Roman" w:hAnsi="Arial Narrow" w:cs="Arial"/>
+          <w:color w:val="000000"/>
+          <w:kern w:val="0"/>
+          <w:lang w:eastAsia="es-ES"/>
+          <w14:ligatures w14:val="none"/>
+        </w:rPr>
+        <w:t xml:space="preserve"/>
       </w:r>
     </w:p>
     <w:p>
@@ -1296,87 +1296,87 @@
           <w:lang w:eastAsia="es-ES"/>
           <w14:ligatures w14:val="none"/>
         </w:rPr>
-        <w:t>No</w:t>
-      </w:r>
-      <w:r>
-        <w:rPr>
-          <w:rFonts w:ascii="Arial Narrow" w:eastAsia="Times New Roman" w:hAnsi="Arial Narrow" w:cs="Arial"/>
-          <w:color w:val="000000"/>
-          <w:kern w:val="0"/>
-          <w:lang w:eastAsia="es-ES"/>
-          <w14:ligatures w14:val="none"/>
-        </w:rPr>
-        <w:t xml:space="preserve"> se le</w:t>
-      </w:r>
-      <w:r>
-        <w:rPr>
-          <w:rFonts w:ascii="Arial Narrow" w:eastAsia="Times New Roman" w:hAnsi="Arial Narrow" w:cs="Arial"/>
-          <w:color w:val="000000"/>
-          <w:kern w:val="0"/>
-          <w:lang w:eastAsia="es-ES"/>
-          <w14:ligatures w14:val="none"/>
-        </w:rPr>
-        <w:t xml:space="preserve"> requirió al señor Gonzales</w:t>
-      </w:r>
-      <w:r>
-        <w:rPr>
-          <w:rFonts w:ascii="Arial Narrow" w:eastAsia="Times New Roman" w:hAnsi="Arial Narrow" w:cs="Arial"/>
-          <w:color w:val="000000"/>
-          <w:kern w:val="0"/>
-          <w:lang w:eastAsia="es-ES"/>
-          <w14:ligatures w14:val="none"/>
-        </w:rPr>
-        <w:t xml:space="preserve"> declaración jurada sobre antecedentes médicos, ni se </w:t>
-      </w:r>
-      <w:r>
-        <w:rPr>
-          <w:rFonts w:ascii="Arial Narrow" w:eastAsia="Times New Roman" w:hAnsi="Arial Narrow" w:cs="Arial"/>
-          <w:color w:val="000000"/>
-          <w:kern w:val="0"/>
-          <w:lang w:eastAsia="es-ES"/>
-          <w14:ligatures w14:val="none"/>
-        </w:rPr>
-        <w:t>informó</w:t>
-      </w:r>
-      <w:r>
-        <w:rPr>
-          <w:rFonts w:ascii="Arial Narrow" w:eastAsia="Times New Roman" w:hAnsi="Arial Narrow" w:cs="Arial"/>
-          <w:color w:val="000000"/>
-          <w:kern w:val="0"/>
-          <w:lang w:eastAsia="es-ES"/>
-          <w14:ligatures w14:val="none"/>
-        </w:rPr>
-        <w:t xml:space="preserve"> sobre condiciones, exclusiones, alcances, forma de envío o contenido del </w:t>
-      </w:r>
-      <w:r>
-        <w:rPr>
-          <w:rFonts w:ascii="Arial Narrow" w:eastAsia="Times New Roman" w:hAnsi="Arial Narrow" w:cs="Arial"/>
-          <w:color w:val="000000"/>
-          <w:kern w:val="0"/>
-          <w:lang w:eastAsia="es-ES"/>
-          <w14:ligatures w14:val="none"/>
-        </w:rPr>
-        <w:t>Seguro de Desgravamen</w:t>
-      </w:r>
-      <w:r>
-        <w:rPr>
-          <w:rFonts w:ascii="Arial Narrow" w:eastAsia="Times New Roman" w:hAnsi="Arial Narrow" w:cs="Arial"/>
-          <w:color w:val="000000"/>
-          <w:kern w:val="0"/>
-          <w:lang w:eastAsia="es-ES"/>
-          <w14:ligatures w14:val="none"/>
-        </w:rPr>
-        <w:t>.</w:t>
-      </w:r>
-      <w:r>
-        <w:rPr>
-          <w:rFonts w:ascii="Arial Narrow" w:eastAsia="Times New Roman" w:hAnsi="Arial Narrow" w:cs="Arial"/>
-          <w:color w:val="000000"/>
-          <w:kern w:val="0"/>
-          <w:lang w:eastAsia="es-ES"/>
-          <w14:ligatures w14:val="none"/>
-        </w:rPr>
-        <w:t xml:space="preserve"> </w:t>
+        <w:t xml:space="preserve">No se le requirió al señor [APELLIDO] declaración jurada sobre antecedentes médicos, ni se informó sobre condiciones, exclusiones, alcances, forma de envío o contenido del Seguro de Desgravamen. </w:t>
+      </w:r>
+      <w:r>
+        <w:rPr>
+          <w:rFonts w:ascii="Arial Narrow" w:eastAsia="Times New Roman" w:hAnsi="Arial Narrow" w:cs="Arial"/>
+          <w:color w:val="000000"/>
+          <w:kern w:val="0"/>
+          <w:lang w:eastAsia="es-ES"/>
+          <w14:ligatures w14:val="none"/>
+        </w:rPr>
+        <w:t xml:space="preserve"/>
+      </w:r>
+      <w:r>
+        <w:rPr>
+          <w:rFonts w:ascii="Arial Narrow" w:eastAsia="Times New Roman" w:hAnsi="Arial Narrow" w:cs="Arial"/>
+          <w:color w:val="000000"/>
+          <w:kern w:val="0"/>
+          <w:lang w:eastAsia="es-ES"/>
+          <w14:ligatures w14:val="none"/>
+        </w:rPr>
+        <w:t xml:space="preserve"/>
+      </w:r>
+      <w:r>
+        <w:rPr>
+          <w:rFonts w:ascii="Arial Narrow" w:eastAsia="Times New Roman" w:hAnsi="Arial Narrow" w:cs="Arial"/>
+          <w:color w:val="000000"/>
+          <w:kern w:val="0"/>
+          <w:lang w:eastAsia="es-ES"/>
+          <w14:ligatures w14:val="none"/>
+        </w:rPr>
+        <w:t xml:space="preserve"/>
+      </w:r>
+      <w:r>
+        <w:rPr>
+          <w:rFonts w:ascii="Arial Narrow" w:eastAsia="Times New Roman" w:hAnsi="Arial Narrow" w:cs="Arial"/>
+          <w:color w:val="000000"/>
+          <w:kern w:val="0"/>
+          <w:lang w:eastAsia="es-ES"/>
+          <w14:ligatures w14:val="none"/>
+        </w:rPr>
+        <w:t/>
+      </w:r>
+      <w:r>
+        <w:rPr>
+          <w:rFonts w:ascii="Arial Narrow" w:eastAsia="Times New Roman" w:hAnsi="Arial Narrow" w:cs="Arial"/>
+          <w:color w:val="000000"/>
+          <w:kern w:val="0"/>
+          <w:lang w:eastAsia="es-ES"/>
+          <w14:ligatures w14:val="none"/>
+        </w:rPr>
+        <w:t xml:space="preserve"/>
+      </w:r>
+      <w:r>
+        <w:rPr>
+          <w:rFonts w:ascii="Arial Narrow" w:eastAsia="Times New Roman" w:hAnsi="Arial Narrow" w:cs="Arial"/>
+          <w:color w:val="000000"/>
+          <w:kern w:val="0"/>
+          <w:lang w:eastAsia="es-ES"/>
+          <w14:ligatures w14:val="none"/>
+        </w:rPr>
+        <w:t/>
+      </w:r>
+      <w:r>
+        <w:rPr>
+          <w:rFonts w:ascii="Arial Narrow" w:eastAsia="Times New Roman" w:hAnsi="Arial Narrow" w:cs="Arial"/>
+          <w:color w:val="000000"/>
+          <w:kern w:val="0"/>
+          <w:lang w:eastAsia="es-ES"/>
+          <w14:ligatures w14:val="none"/>
+        </w:rPr>
+        <w:t/>
+      </w:r>
+      <w:r>
+        <w:rPr>
+          <w:rFonts w:ascii="Arial Narrow" w:eastAsia="Times New Roman" w:hAnsi="Arial Narrow" w:cs="Arial"/>
+          <w:color w:val="000000"/>
+          <w:kern w:val="0"/>
+          <w:lang w:eastAsia="es-ES"/>
+          <w14:ligatures w14:val="none"/>
+        </w:rPr>
+        <w:t xml:space="preserve"/>
       </w:r>
     </w:p>
     <w:p>
@@ -1423,97 +1423,97 @@
           <w:lang w:eastAsia="es-ES"/>
           <w14:ligatures w14:val="none"/>
         </w:rPr>
-        <w:t>El</w:t>
-      </w:r>
-      <w:r>
-        <w:rPr>
-          <w:rFonts w:ascii="Arial Narrow" w:eastAsia="Times New Roman" w:hAnsi="Arial Narrow" w:cs="Arial"/>
-          <w:color w:val="000000"/>
-          <w:kern w:val="0"/>
-          <w:lang w:eastAsia="es-ES"/>
-          <w14:ligatures w14:val="none"/>
-        </w:rPr>
-        <w:t xml:space="preserve"> </w:t>
-      </w:r>
-      <w:r>
-        <w:rPr>
-          <w:rFonts w:ascii="Arial Narrow" w:eastAsia="Times New Roman" w:hAnsi="Arial Narrow" w:cs="Arial"/>
-          <w:color w:val="000000"/>
-          <w:kern w:val="0"/>
-          <w:lang w:eastAsia="es-ES"/>
-          <w14:ligatures w14:val="none"/>
-        </w:rPr>
-        <w:t xml:space="preserve">7 de abril del 2015, </w:t>
-      </w:r>
-      <w:r>
-        <w:rPr>
-          <w:rFonts w:ascii="Arial Narrow" w:eastAsia="Times New Roman" w:hAnsi="Arial Narrow" w:cs="Arial"/>
-          <w:color w:val="000000"/>
-          <w:kern w:val="0"/>
-          <w:lang w:eastAsia="es-ES"/>
-          <w14:ligatures w14:val="none"/>
-        </w:rPr>
-        <w:t xml:space="preserve">el señor Gonzales </w:t>
-      </w:r>
-      <w:r>
-        <w:rPr>
-          <w:rFonts w:ascii="Arial Narrow" w:eastAsia="Times New Roman" w:hAnsi="Arial Narrow" w:cs="Arial"/>
-          <w:color w:val="000000"/>
-          <w:kern w:val="0"/>
-          <w:lang w:eastAsia="es-ES"/>
-          <w14:ligatures w14:val="none"/>
-        </w:rPr>
-        <w:t>fue diagnosticado con hipertensión arterial</w:t>
-      </w:r>
-      <w:r>
-        <w:rPr>
-          <w:rFonts w:ascii="Arial Narrow" w:eastAsia="Times New Roman" w:hAnsi="Arial Narrow" w:cs="Arial"/>
-          <w:color w:val="000000"/>
-          <w:kern w:val="0"/>
-          <w:lang w:eastAsia="es-ES"/>
-          <w14:ligatures w14:val="none"/>
-        </w:rPr>
-        <w:t>.</w:t>
-      </w:r>
-      <w:r>
-        <w:rPr>
-          <w:rFonts w:ascii="Arial Narrow" w:eastAsia="Times New Roman" w:hAnsi="Arial Narrow" w:cs="Arial"/>
-          <w:color w:val="000000"/>
-          <w:kern w:val="0"/>
-          <w:lang w:eastAsia="es-ES"/>
-          <w14:ligatures w14:val="none"/>
-        </w:rPr>
-        <w:t xml:space="preserve"> </w:t>
-      </w:r>
-      <w:r>
-        <w:rPr>
-          <w:rFonts w:ascii="Arial Narrow" w:eastAsia="Times New Roman" w:hAnsi="Arial Narrow" w:cs="Arial"/>
-          <w:color w:val="000000"/>
-          <w:kern w:val="0"/>
-          <w:lang w:eastAsia="es-ES"/>
-          <w14:ligatures w14:val="none"/>
-        </w:rPr>
-        <w:t xml:space="preserve">Durante toda la vigencia del contrato de tarjeta de crédito, </w:t>
-      </w:r>
-      <w:r>
-        <w:rPr>
-          <w:rFonts w:ascii="Arial Narrow" w:eastAsia="Times New Roman" w:hAnsi="Arial Narrow" w:cs="Arial"/>
-          <w:color w:val="000000"/>
-          <w:kern w:val="0"/>
-          <w:lang w:eastAsia="es-ES"/>
-          <w14:ligatures w14:val="none"/>
-        </w:rPr>
-        <w:t xml:space="preserve">el señor Gonzales </w:t>
-      </w:r>
-      <w:r>
-        <w:rPr>
-          <w:rFonts w:ascii="Arial Narrow" w:eastAsia="Times New Roman" w:hAnsi="Arial Narrow" w:cs="Arial"/>
-          <w:color w:val="000000"/>
-          <w:kern w:val="0"/>
-          <w:lang w:eastAsia="es-ES"/>
-          <w14:ligatures w14:val="none"/>
-        </w:rPr>
-        <w:t>efectuó el pago puntual de las cuotas mensuales, incluyendo el cobro mensual correspondiente al Seguro de Desgravamen, el cual ascendía a un monto aproximado de S/ 14,90 por cada periodo de facturación, sin registrar atrasos en el pago de la cuota mínima.</w:t>
+        <w:t xml:space="preserve">El 7 de abril del 2015, el señor [APELLIDO] fue diagnosticado con hipertensión arterial. Durante toda la vigencia del contrato de tarjeta de crédito, el señor [APELLIDO] efectuó el pago puntual de las cuotas mensuales, incluyendo el cobro mensual correspondiente al Seguro de Desgravamen, el cual ascendía a un monto aproximado de S/ 14,90 por cada periodo de facturación, sin registrar atrasos en el pago de la cuota mínima.</w:t>
+      </w:r>
+      <w:r>
+        <w:rPr>
+          <w:rFonts w:ascii="Arial Narrow" w:eastAsia="Times New Roman" w:hAnsi="Arial Narrow" w:cs="Arial"/>
+          <w:color w:val="000000"/>
+          <w:kern w:val="0"/>
+          <w:lang w:eastAsia="es-ES"/>
+          <w14:ligatures w14:val="none"/>
+        </w:rPr>
+        <w:t xml:space="preserve"/>
+      </w:r>
+      <w:r>
+        <w:rPr>
+          <w:rFonts w:ascii="Arial Narrow" w:eastAsia="Times New Roman" w:hAnsi="Arial Narrow" w:cs="Arial"/>
+          <w:color w:val="000000"/>
+          <w:kern w:val="0"/>
+          <w:lang w:eastAsia="es-ES"/>
+          <w14:ligatures w14:val="none"/>
+        </w:rPr>
+        <w:t xml:space="preserve"/>
+      </w:r>
+      <w:r>
+        <w:rPr>
+          <w:rFonts w:ascii="Arial Narrow" w:eastAsia="Times New Roman" w:hAnsi="Arial Narrow" w:cs="Arial"/>
+          <w:color w:val="000000"/>
+          <w:kern w:val="0"/>
+          <w:lang w:eastAsia="es-ES"/>
+          <w14:ligatures w14:val="none"/>
+        </w:rPr>
+        <w:t xml:space="preserve"/>
+      </w:r>
+      <w:r>
+        <w:rPr>
+          <w:rFonts w:ascii="Arial Narrow" w:eastAsia="Times New Roman" w:hAnsi="Arial Narrow" w:cs="Arial"/>
+          <w:color w:val="000000"/>
+          <w:kern w:val="0"/>
+          <w:lang w:eastAsia="es-ES"/>
+          <w14:ligatures w14:val="none"/>
+        </w:rPr>
+        <w:t/>
+      </w:r>
+      <w:r>
+        <w:rPr>
+          <w:rFonts w:ascii="Arial Narrow" w:eastAsia="Times New Roman" w:hAnsi="Arial Narrow" w:cs="Arial"/>
+          <w:color w:val="000000"/>
+          <w:kern w:val="0"/>
+          <w:lang w:eastAsia="es-ES"/>
+          <w14:ligatures w14:val="none"/>
+        </w:rPr>
+        <w:t/>
+      </w:r>
+      <w:r>
+        <w:rPr>
+          <w:rFonts w:ascii="Arial Narrow" w:eastAsia="Times New Roman" w:hAnsi="Arial Narrow" w:cs="Arial"/>
+          <w:color w:val="000000"/>
+          <w:kern w:val="0"/>
+          <w:lang w:eastAsia="es-ES"/>
+          <w14:ligatures w14:val="none"/>
+        </w:rPr>
+        <w:t xml:space="preserve"/>
+      </w:r>
+      <w:r>
+        <w:rPr>
+          <w:rFonts w:ascii="Arial Narrow" w:eastAsia="Times New Roman" w:hAnsi="Arial Narrow" w:cs="Arial"/>
+          <w:color w:val="000000"/>
+          <w:kern w:val="0"/>
+          <w:lang w:eastAsia="es-ES"/>
+          <w14:ligatures w14:val="none"/>
+        </w:rPr>
+        <w:t xml:space="preserve"/>
+      </w:r>
+      <w:r>
+        <w:rPr>
+          <w:rFonts w:ascii="Arial Narrow" w:eastAsia="Times New Roman" w:hAnsi="Arial Narrow" w:cs="Arial"/>
+          <w:color w:val="000000"/>
+          <w:kern w:val="0"/>
+          <w:lang w:eastAsia="es-ES"/>
+          <w14:ligatures w14:val="none"/>
+        </w:rPr>
+        <w:t xml:space="preserve"/>
+      </w:r>
+      <w:r>
+        <w:rPr>
+          <w:rFonts w:ascii="Arial Narrow" w:eastAsia="Times New Roman" w:hAnsi="Arial Narrow" w:cs="Arial"/>
+          <w:color w:val="000000"/>
+          <w:kern w:val="0"/>
+          <w:lang w:eastAsia="es-ES"/>
+          <w14:ligatures w14:val="none"/>
+        </w:rPr>
+        <w:t/>
       </w:r>
     </w:p>
     <w:p>
@@ -1560,67 +1560,67 @@
           <w:lang w:eastAsia="es-ES"/>
           <w14:ligatures w14:val="none"/>
         </w:rPr>
-        <w:t xml:space="preserve">El 16 de octubre del 2022, falleció </w:t>
-      </w:r>
-      <w:r>
-        <w:rPr>
-          <w:rFonts w:ascii="Arial Narrow" w:eastAsia="Times New Roman" w:hAnsi="Arial Narrow" w:cs="Arial"/>
-          <w:color w:val="000000"/>
-          <w:kern w:val="0"/>
-          <w:lang w:eastAsia="es-ES"/>
-          <w14:ligatures w14:val="none"/>
-        </w:rPr>
-        <w:t xml:space="preserve">el señor Gonzales (en adelante, el </w:t>
-      </w:r>
-      <w:r>
-        <w:rPr>
-          <w:rFonts w:ascii="Arial Narrow" w:eastAsia="Times New Roman" w:hAnsi="Arial Narrow" w:cs="Arial"/>
-          <w:color w:val="000000"/>
-          <w:kern w:val="0"/>
-          <w:lang w:eastAsia="es-ES"/>
-          <w14:ligatures w14:val="none"/>
-        </w:rPr>
-        <w:t>causante de la Sucesión Intestada</w:t>
-      </w:r>
-      <w:r>
-        <w:rPr>
-          <w:rFonts w:ascii="Arial Narrow" w:eastAsia="Times New Roman" w:hAnsi="Arial Narrow" w:cs="Arial"/>
-          <w:color w:val="000000"/>
-          <w:kern w:val="0"/>
-          <w:lang w:eastAsia="es-ES"/>
-          <w14:ligatures w14:val="none"/>
-        </w:rPr>
-        <w:t>)</w:t>
-      </w:r>
-      <w:r>
-        <w:rPr>
-          <w:rFonts w:ascii="Arial Narrow" w:eastAsia="Times New Roman" w:hAnsi="Arial Narrow" w:cs="Arial"/>
-          <w:color w:val="000000"/>
-          <w:kern w:val="0"/>
-          <w:lang w:eastAsia="es-ES"/>
-          <w14:ligatures w14:val="none"/>
-        </w:rPr>
-        <w:t xml:space="preserve">, conforme al certificado de defunción, en el cual se consignó como causa de fallecimiento </w:t>
-      </w:r>
-      <w:r>
-        <w:rPr>
-          <w:rFonts w:ascii="Arial Narrow" w:eastAsia="Times New Roman" w:hAnsi="Arial Narrow" w:cs="Arial"/>
-          <w:color w:val="000000"/>
-          <w:kern w:val="0"/>
-          <w:lang w:eastAsia="es-ES"/>
-          <w14:ligatures w14:val="none"/>
-        </w:rPr>
-        <w:t>un</w:t>
-      </w:r>
-      <w:r>
-        <w:rPr>
-          <w:rFonts w:ascii="Arial Narrow" w:eastAsia="Times New Roman" w:hAnsi="Arial Narrow" w:cs="Arial"/>
-          <w:color w:val="000000"/>
-          <w:kern w:val="0"/>
-          <w:lang w:eastAsia="es-ES"/>
-          <w14:ligatures w14:val="none"/>
-        </w:rPr>
-        <w:t xml:space="preserve"> infarto agudo de miocardio.</w:t>
+        <w:t xml:space="preserve">El 16 de octubre del 2022, falleció el señor [APELLIDO] (en adelante, el causante [APELLIDO] ), conforme al certificado de defunción, en el cual se consignó como causa de fallecimiento un infarto agudo de miocardio.</w:t>
+      </w:r>
+      <w:r>
+        <w:rPr>
+          <w:rFonts w:ascii="Arial Narrow" w:eastAsia="Times New Roman" w:hAnsi="Arial Narrow" w:cs="Arial"/>
+          <w:color w:val="000000"/>
+          <w:kern w:val="0"/>
+          <w:lang w:eastAsia="es-ES"/>
+          <w14:ligatures w14:val="none"/>
+        </w:rPr>
+        <w:t xml:space="preserve"/>
+      </w:r>
+      <w:r>
+        <w:rPr>
+          <w:rFonts w:ascii="Arial Narrow" w:eastAsia="Times New Roman" w:hAnsi="Arial Narrow" w:cs="Arial"/>
+          <w:color w:val="000000"/>
+          <w:kern w:val="0"/>
+          <w:lang w:eastAsia="es-ES"/>
+          <w14:ligatures w14:val="none"/>
+        </w:rPr>
+        <w:t/>
+      </w:r>
+      <w:r>
+        <w:rPr>
+          <w:rFonts w:ascii="Arial Narrow" w:eastAsia="Times New Roman" w:hAnsi="Arial Narrow" w:cs="Arial"/>
+          <w:color w:val="000000"/>
+          <w:kern w:val="0"/>
+          <w:lang w:eastAsia="es-ES"/>
+          <w14:ligatures w14:val="none"/>
+        </w:rPr>
+        <w:t/>
+      </w:r>
+      <w:r>
+        <w:rPr>
+          <w:rFonts w:ascii="Arial Narrow" w:eastAsia="Times New Roman" w:hAnsi="Arial Narrow" w:cs="Arial"/>
+          <w:color w:val="000000"/>
+          <w:kern w:val="0"/>
+          <w:lang w:eastAsia="es-ES"/>
+          <w14:ligatures w14:val="none"/>
+        </w:rPr>
+        <w:t xml:space="preserve"/>
+      </w:r>
+      <w:r>
+        <w:rPr>
+          <w:rFonts w:ascii="Arial Narrow" w:eastAsia="Times New Roman" w:hAnsi="Arial Narrow" w:cs="Arial"/>
+          <w:color w:val="000000"/>
+          <w:kern w:val="0"/>
+          <w:lang w:eastAsia="es-ES"/>
+          <w14:ligatures w14:val="none"/>
+        </w:rPr>
+        <w:t/>
+      </w:r>
+      <w:r>
+        <w:rPr>
+          <w:rFonts w:ascii="Arial Narrow" w:eastAsia="Times New Roman" w:hAnsi="Arial Narrow" w:cs="Arial"/>
+          <w:color w:val="000000"/>
+          <w:kern w:val="0"/>
+          <w:lang w:eastAsia="es-ES"/>
+          <w14:ligatures w14:val="none"/>
+        </w:rPr>
+        <w:t xml:space="preserve"/>
       </w:r>
     </w:p>
     <w:p>
@@ -2089,27 +2089,27 @@
           <w:lang w:eastAsia="es-ES"/>
           <w14:ligatures w14:val="none"/>
         </w:rPr>
-        <w:t>El mismo día</w:t>
-      </w:r>
-      <w:r>
-        <w:rPr>
-          <w:rFonts w:ascii="Arial Narrow" w:eastAsia="Times New Roman" w:hAnsi="Arial Narrow" w:cs="Arial"/>
-          <w:color w:val="000000"/>
-          <w:kern w:val="0"/>
-          <w:lang w:eastAsia="es-ES"/>
-          <w14:ligatures w14:val="none"/>
-        </w:rPr>
-        <w:t xml:space="preserve">, se comunicó con </w:t>
-      </w:r>
-      <w:r>
-        <w:rPr>
-          <w:rFonts w:ascii="Arial Narrow" w:eastAsia="Times New Roman" w:hAnsi="Arial Narrow" w:cs="Arial"/>
-          <w:color w:val="000000"/>
-          <w:kern w:val="0"/>
-          <w:lang w:eastAsia="es-ES"/>
-          <w14:ligatures w14:val="none"/>
-        </w:rPr>
-        <w:t xml:space="preserve">BNP </w:t>
+        <w:t xml:space="preserve">El mismo día, se comunicó con BNP Paribas mediante WhatsApp, reiterando la comunicación del fallecimiento del causante [APELLIDO] y consultando sobre los requisitos y procedimiento para el otorgamiento de cobertura del Seguro de Desgravamen, oportunidad en la cual se le indicó la documentación a presentar y que no existía un plazo límite para efectuar la solicitud. </w:t>
+      </w:r>
+      <w:r>
+        <w:rPr>
+          <w:rFonts w:ascii="Arial Narrow" w:eastAsia="Times New Roman" w:hAnsi="Arial Narrow" w:cs="Arial"/>
+          <w:color w:val="000000"/>
+          <w:kern w:val="0"/>
+          <w:lang w:eastAsia="es-ES"/>
+          <w14:ligatures w14:val="none"/>
+        </w:rPr>
+        <w:t xml:space="preserve"/>
+      </w:r>
+      <w:r>
+        <w:rPr>
+          <w:rFonts w:ascii="Arial Narrow" w:eastAsia="Times New Roman" w:hAnsi="Arial Narrow" w:cs="Arial"/>
+          <w:color w:val="000000"/>
+          <w:kern w:val="0"/>
+          <w:lang w:eastAsia="es-ES"/>
+          <w14:ligatures w14:val="none"/>
+        </w:rPr>
+        <w:t xml:space="preserve"/>
       </w:r>
       <w:proofErr w:type="spellStart"/>
       <w:r>
@@ -2120,17 +2120,17 @@
           <w:lang w:eastAsia="es-ES"/>
           <w14:ligatures w14:val="none"/>
         </w:rPr>
-        <w:t>Pariba</w:t>
-      </w:r>
-      <w:r>
-        <w:rPr>
-          <w:rFonts w:ascii="Arial Narrow" w:eastAsia="Times New Roman" w:hAnsi="Arial Narrow" w:cs="Arial"/>
-          <w:color w:val="000000"/>
-          <w:kern w:val="0"/>
-          <w:lang w:eastAsia="es-ES"/>
-          <w14:ligatures w14:val="none"/>
-        </w:rPr>
-        <w:t>s</w:t>
+        <w:t/>
+      </w:r>
+      <w:r>
+        <w:rPr>
+          <w:rFonts w:ascii="Arial Narrow" w:eastAsia="Times New Roman" w:hAnsi="Arial Narrow" w:cs="Arial"/>
+          <w:color w:val="000000"/>
+          <w:kern w:val="0"/>
+          <w:lang w:eastAsia="es-ES"/>
+          <w14:ligatures w14:val="none"/>
+        </w:rPr>
+        <w:t/>
       </w:r>
       <w:proofErr w:type="spellEnd"/>
       <w:r>
@@ -2141,67 +2141,67 @@
           <w:lang w:eastAsia="es-ES"/>
           <w14:ligatures w14:val="none"/>
         </w:rPr>
-        <w:t xml:space="preserve"> </w:t>
-      </w:r>
-      <w:r>
-        <w:rPr>
-          <w:rFonts w:ascii="Arial Narrow" w:eastAsia="Times New Roman" w:hAnsi="Arial Narrow" w:cs="Arial"/>
-          <w:color w:val="000000"/>
-          <w:kern w:val="0"/>
-          <w:lang w:eastAsia="es-ES"/>
-          <w14:ligatures w14:val="none"/>
-        </w:rPr>
-        <w:t>mediante WhatsApp, reiterando la comunicación del fallecimiento</w:t>
-      </w:r>
-      <w:r>
-        <w:rPr>
-          <w:rFonts w:ascii="Arial Narrow" w:eastAsia="Times New Roman" w:hAnsi="Arial Narrow" w:cs="Arial"/>
-          <w:color w:val="000000"/>
-          <w:kern w:val="0"/>
-          <w:lang w:eastAsia="es-ES"/>
-          <w14:ligatures w14:val="none"/>
-        </w:rPr>
-        <w:t xml:space="preserve"> del causante de la Sucesión Intestada</w:t>
-      </w:r>
-      <w:r>
-        <w:rPr>
-          <w:rFonts w:ascii="Arial Narrow" w:eastAsia="Times New Roman" w:hAnsi="Arial Narrow" w:cs="Arial"/>
-          <w:color w:val="000000"/>
-          <w:kern w:val="0"/>
-          <w:lang w:eastAsia="es-ES"/>
-          <w14:ligatures w14:val="none"/>
-        </w:rPr>
-        <w:t xml:space="preserve"> y consultando sobre los requisitos y procedimiento para </w:t>
-      </w:r>
-      <w:r>
-        <w:rPr>
-          <w:rFonts w:ascii="Arial Narrow" w:eastAsia="Times New Roman" w:hAnsi="Arial Narrow" w:cs="Arial"/>
-          <w:color w:val="000000"/>
-          <w:kern w:val="0"/>
-          <w:lang w:eastAsia="es-ES"/>
-          <w14:ligatures w14:val="none"/>
-        </w:rPr>
-        <w:t xml:space="preserve">el otorgamiento de cobertura </w:t>
-      </w:r>
-      <w:r>
-        <w:rPr>
-          <w:rFonts w:ascii="Arial Narrow" w:eastAsia="Times New Roman" w:hAnsi="Arial Narrow" w:cs="Arial"/>
-          <w:color w:val="000000"/>
-          <w:kern w:val="0"/>
-          <w:lang w:eastAsia="es-ES"/>
-          <w14:ligatures w14:val="none"/>
-        </w:rPr>
-        <w:t>del Seguro de Desgravamen, oportunidad en la cual se le indicó la documentación a presentar y que no existía un plazo límite para efectuar la solicitud.</w:t>
-      </w:r>
-      <w:r>
-        <w:rPr>
-          <w:rFonts w:ascii="Arial Narrow" w:eastAsia="Times New Roman" w:hAnsi="Arial Narrow" w:cs="Arial"/>
-          <w:color w:val="000000"/>
-          <w:kern w:val="0"/>
-          <w:lang w:eastAsia="es-ES"/>
-          <w14:ligatures w14:val="none"/>
-        </w:rPr>
-        <w:t xml:space="preserve"> </w:t>
+        <w:t xml:space="preserve"/>
+      </w:r>
+      <w:r>
+        <w:rPr>
+          <w:rFonts w:ascii="Arial Narrow" w:eastAsia="Times New Roman" w:hAnsi="Arial Narrow" w:cs="Arial"/>
+          <w:color w:val="000000"/>
+          <w:kern w:val="0"/>
+          <w:lang w:eastAsia="es-ES"/>
+          <w14:ligatures w14:val="none"/>
+        </w:rPr>
+        <w:t/>
+      </w:r>
+      <w:r>
+        <w:rPr>
+          <w:rFonts w:ascii="Arial Narrow" w:eastAsia="Times New Roman" w:hAnsi="Arial Narrow" w:cs="Arial"/>
+          <w:color w:val="000000"/>
+          <w:kern w:val="0"/>
+          <w:lang w:eastAsia="es-ES"/>
+          <w14:ligatures w14:val="none"/>
+        </w:rPr>
+        <w:t xml:space="preserve"/>
+      </w:r>
+      <w:r>
+        <w:rPr>
+          <w:rFonts w:ascii="Arial Narrow" w:eastAsia="Times New Roman" w:hAnsi="Arial Narrow" w:cs="Arial"/>
+          <w:color w:val="000000"/>
+          <w:kern w:val="0"/>
+          <w:lang w:eastAsia="es-ES"/>
+          <w14:ligatures w14:val="none"/>
+        </w:rPr>
+        <w:t xml:space="preserve"/>
+      </w:r>
+      <w:r>
+        <w:rPr>
+          <w:rFonts w:ascii="Arial Narrow" w:eastAsia="Times New Roman" w:hAnsi="Arial Narrow" w:cs="Arial"/>
+          <w:color w:val="000000"/>
+          <w:kern w:val="0"/>
+          <w:lang w:eastAsia="es-ES"/>
+          <w14:ligatures w14:val="none"/>
+        </w:rPr>
+        <w:t xml:space="preserve"/>
+      </w:r>
+      <w:r>
+        <w:rPr>
+          <w:rFonts w:ascii="Arial Narrow" w:eastAsia="Times New Roman" w:hAnsi="Arial Narrow" w:cs="Arial"/>
+          <w:color w:val="000000"/>
+          <w:kern w:val="0"/>
+          <w:lang w:eastAsia="es-ES"/>
+          <w14:ligatures w14:val="none"/>
+        </w:rPr>
+        <w:t/>
+      </w:r>
+      <w:r>
+        <w:rPr>
+          <w:rFonts w:ascii="Arial Narrow" w:eastAsia="Times New Roman" w:hAnsi="Arial Narrow" w:cs="Arial"/>
+          <w:color w:val="000000"/>
+          <w:kern w:val="0"/>
+          <w:lang w:eastAsia="es-ES"/>
+          <w14:ligatures w14:val="none"/>
+        </w:rPr>
+        <w:t xml:space="preserve"/>
       </w:r>
     </w:p>
     <w:p>
@@ -3207,17 +3207,17 @@
           <w:lang w:eastAsia="es-ES"/>
           <w14:ligatures w14:val="none"/>
         </w:rPr>
-        <w:t xml:space="preserve">El 10 de noviembre del 2023, </w:t>
-      </w:r>
-      <w:r>
-        <w:rPr>
-          <w:rFonts w:ascii="Arial Narrow" w:eastAsia="Times New Roman" w:hAnsi="Arial Narrow" w:cs="Arial"/>
-          <w:color w:val="000000"/>
-          <w:kern w:val="0"/>
-          <w:lang w:eastAsia="es-ES"/>
-          <w14:ligatures w14:val="none"/>
-        </w:rPr>
-        <w:t xml:space="preserve">BNP </w:t>
+        <w:t xml:space="preserve">El 10 de noviembre del 2023, BNP Paribas remitió dos archivos denominados “Copia Póliza [APELLIDO] ” e “Inf POL [APELLIDO] ”, los cuales contenían información correspondiente al contrato de tarjeta de crédito y no el contenido íntegro de la póliza del Seguro de Desgravamen solicitada. </w:t>
+      </w:r>
+      <w:r>
+        <w:rPr>
+          <w:rFonts w:ascii="Arial Narrow" w:eastAsia="Times New Roman" w:hAnsi="Arial Narrow" w:cs="Arial"/>
+          <w:color w:val="000000"/>
+          <w:kern w:val="0"/>
+          <w:lang w:eastAsia="es-ES"/>
+          <w14:ligatures w14:val="none"/>
+        </w:rPr>
+        <w:t xml:space="preserve"/>
       </w:r>
       <w:proofErr w:type="spellStart"/>
       <w:r>
@@ -3228,7 +3228,7 @@
           <w:lang w:eastAsia="es-ES"/>
           <w14:ligatures w14:val="none"/>
         </w:rPr>
-        <w:t>Paribas</w:t>
+        <w:t/>
       </w:r>
       <w:proofErr w:type="spellEnd"/>
       <w:r>
@@ -3239,17 +3239,17 @@
           <w:lang w:eastAsia="es-ES"/>
           <w14:ligatures w14:val="none"/>
         </w:rPr>
-        <w:t xml:space="preserve"> </w:t>
-      </w:r>
-      <w:r>
-        <w:rPr>
-          <w:rFonts w:ascii="Arial Narrow" w:eastAsia="Times New Roman" w:hAnsi="Arial Narrow" w:cs="Arial"/>
-          <w:color w:val="000000"/>
-          <w:kern w:val="0"/>
-          <w:lang w:eastAsia="es-ES"/>
-          <w14:ligatures w14:val="none"/>
-        </w:rPr>
-        <w:t>remitió dos archivos denominados “Copia Póliza Edilberto Gonzales Sedano” e “</w:t>
+        <w:t xml:space="preserve"/>
+      </w:r>
+      <w:r>
+        <w:rPr>
+          <w:rFonts w:ascii="Arial Narrow" w:eastAsia="Times New Roman" w:hAnsi="Arial Narrow" w:cs="Arial"/>
+          <w:color w:val="000000"/>
+          <w:kern w:val="0"/>
+          <w:lang w:eastAsia="es-ES"/>
+          <w14:ligatures w14:val="none"/>
+        </w:rPr>
+        <w:t/>
       </w:r>
       <w:proofErr w:type="spellStart"/>
       <w:r>
@@ -3260,7 +3260,7 @@
           <w:lang w:eastAsia="es-ES"/>
           <w14:ligatures w14:val="none"/>
         </w:rPr>
-        <w:t>Inf</w:t>
+        <w:t/>
       </w:r>
       <w:proofErr w:type="spellEnd"/>
       <w:r>
@@ -3271,37 +3271,37 @@
           <w:lang w:eastAsia="es-ES"/>
           <w14:ligatures w14:val="none"/>
         </w:rPr>
-        <w:t xml:space="preserve"> </w:t>
-      </w:r>
-      <w:r>
-        <w:rPr>
-          <w:rFonts w:ascii="Arial Narrow" w:eastAsia="Times New Roman" w:hAnsi="Arial Narrow" w:cs="Arial"/>
-          <w:color w:val="000000"/>
-          <w:kern w:val="0"/>
-          <w:lang w:eastAsia="es-ES"/>
-          <w14:ligatures w14:val="none"/>
-        </w:rPr>
-        <w:t xml:space="preserve">POL </w:t>
-      </w:r>
-      <w:r>
-        <w:rPr>
-          <w:rFonts w:ascii="Arial Narrow" w:eastAsia="Times New Roman" w:hAnsi="Arial Narrow" w:cs="Arial"/>
-          <w:color w:val="000000"/>
-          <w:kern w:val="0"/>
-          <w:lang w:eastAsia="es-ES"/>
-          <w14:ligatures w14:val="none"/>
-        </w:rPr>
-        <w:t>Edilberto Gonzales Sedano”, los cuales contenían información correspondiente al contrato de tarjeta de crédito y no el contenido íntegro de la póliza del Seguro de Desgravamen solicitada.</w:t>
-      </w:r>
-      <w:r>
-        <w:rPr>
-          <w:rFonts w:ascii="Arial Narrow" w:eastAsia="Times New Roman" w:hAnsi="Arial Narrow" w:cs="Arial"/>
-          <w:color w:val="000000"/>
-          <w:kern w:val="0"/>
-          <w:lang w:eastAsia="es-ES"/>
-          <w14:ligatures w14:val="none"/>
-        </w:rPr>
-        <w:t xml:space="preserve"> </w:t>
+        <w:t xml:space="preserve"/>
+      </w:r>
+      <w:r>
+        <w:rPr>
+          <w:rFonts w:ascii="Arial Narrow" w:eastAsia="Times New Roman" w:hAnsi="Arial Narrow" w:cs="Arial"/>
+          <w:color w:val="000000"/>
+          <w:kern w:val="0"/>
+          <w:lang w:eastAsia="es-ES"/>
+          <w14:ligatures w14:val="none"/>
+        </w:rPr>
+        <w:t xml:space="preserve"/>
+      </w:r>
+      <w:r>
+        <w:rPr>
+          <w:rFonts w:ascii="Arial Narrow" w:eastAsia="Times New Roman" w:hAnsi="Arial Narrow" w:cs="Arial"/>
+          <w:color w:val="000000"/>
+          <w:kern w:val="0"/>
+          <w:lang w:eastAsia="es-ES"/>
+          <w14:ligatures w14:val="none"/>
+        </w:rPr>
+        <w:t/>
+      </w:r>
+      <w:r>
+        <w:rPr>
+          <w:rFonts w:ascii="Arial Narrow" w:eastAsia="Times New Roman" w:hAnsi="Arial Narrow" w:cs="Arial"/>
+          <w:color w:val="000000"/>
+          <w:kern w:val="0"/>
+          <w:lang w:eastAsia="es-ES"/>
+          <w14:ligatures w14:val="none"/>
+        </w:rPr>
+        <w:t xml:space="preserve"/>
       </w:r>
     </w:p>
     <w:p>
@@ -3467,17 +3467,17 @@
           <w:lang w:eastAsia="es-ES"/>
           <w14:ligatures w14:val="none"/>
         </w:rPr>
-        <w:t xml:space="preserve">El 27 de febrero del 2024, </w:t>
-      </w:r>
-      <w:r>
-        <w:rPr>
-          <w:rFonts w:ascii="Arial Narrow" w:eastAsia="Times New Roman" w:hAnsi="Arial Narrow" w:cs="Arial"/>
-          <w:color w:val="000000"/>
-          <w:kern w:val="0"/>
-          <w:lang w:eastAsia="es-ES"/>
-          <w14:ligatures w14:val="none"/>
-        </w:rPr>
-        <w:t xml:space="preserve">BNP </w:t>
+        <w:t xml:space="preserve">El 27 de febrero del 2024, BNP Paribas, en referencia a su solicitud del 19 de enero del 2024, remitió el Certificado del Seguro de Desgravamen del Seguro de Desgravamen (Póliza 7419200148) y la Solicitud del Certificado de Seguro Desgravamen (Póliza 74191286), documentos que no correspondían a la póliza del Seguro Desgravamen suscrita por el causante [APELLIDO] y que contenían numeraciones distintas.  </w:t>
+      </w:r>
+      <w:r>
+        <w:rPr>
+          <w:rFonts w:ascii="Arial Narrow" w:eastAsia="Times New Roman" w:hAnsi="Arial Narrow" w:cs="Arial"/>
+          <w:color w:val="000000"/>
+          <w:kern w:val="0"/>
+          <w:lang w:eastAsia="es-ES"/>
+          <w14:ligatures w14:val="none"/>
+        </w:rPr>
+        <w:t xml:space="preserve"/>
       </w:r>
       <w:proofErr w:type="spellStart"/>
       <w:r>
@@ -3488,7 +3488,7 @@
           <w:lang w:eastAsia="es-ES"/>
           <w14:ligatures w14:val="none"/>
         </w:rPr>
-        <w:t>Paribas</w:t>
+        <w:t/>
       </w:r>
       <w:proofErr w:type="spellEnd"/>
       <w:r>
@@ -3499,67 +3499,7 @@
           <w:lang w:eastAsia="es-ES"/>
           <w14:ligatures w14:val="none"/>
         </w:rPr>
-        <w:t xml:space="preserve">, en referencia a su solicitud del </w:t>
-      </w:r>
-      <w:r>
-        <w:rPr>
-          <w:rFonts w:ascii="Arial Narrow" w:eastAsia="Times New Roman" w:hAnsi="Arial Narrow" w:cs="Arial"/>
-          <w:color w:val="000000"/>
-          <w:kern w:val="0"/>
-          <w:lang w:eastAsia="es-ES"/>
-          <w14:ligatures w14:val="none"/>
-        </w:rPr>
-        <w:t>19 de enero del 2024</w:t>
-      </w:r>
-      <w:r>
-        <w:rPr>
-          <w:rFonts w:ascii="Arial Narrow" w:eastAsia="Times New Roman" w:hAnsi="Arial Narrow" w:cs="Arial"/>
-          <w:color w:val="000000"/>
-          <w:kern w:val="0"/>
-          <w:lang w:eastAsia="es-ES"/>
-          <w14:ligatures w14:val="none"/>
-        </w:rPr>
-        <w:t>,</w:t>
-      </w:r>
-      <w:r>
-        <w:rPr>
-          <w:rFonts w:ascii="Arial Narrow" w:eastAsia="Times New Roman" w:hAnsi="Arial Narrow" w:cs="Arial"/>
-          <w:color w:val="000000"/>
-          <w:kern w:val="0"/>
-          <w:lang w:eastAsia="es-ES"/>
-          <w14:ligatures w14:val="none"/>
-        </w:rPr>
-        <w:t xml:space="preserve"> </w:t>
-      </w:r>
-      <w:r>
-        <w:rPr>
-          <w:rFonts w:ascii="Arial Narrow" w:eastAsia="Times New Roman" w:hAnsi="Arial Narrow" w:cs="Arial"/>
-          <w:color w:val="000000"/>
-          <w:kern w:val="0"/>
-          <w:lang w:eastAsia="es-ES"/>
-          <w14:ligatures w14:val="none"/>
-        </w:rPr>
-        <w:t xml:space="preserve">remitió el Certificado del Seguro de Desgravamen </w:t>
-      </w:r>
-      <w:r>
-        <w:rPr>
-          <w:rFonts w:ascii="Arial Narrow" w:eastAsia="Times New Roman" w:hAnsi="Arial Narrow" w:cs="Arial"/>
-          <w:color w:val="000000"/>
-          <w:kern w:val="0"/>
-          <w:lang w:eastAsia="es-ES"/>
-          <w14:ligatures w14:val="none"/>
-        </w:rPr>
-        <w:t>del Seguro de Desgravamen</w:t>
-      </w:r>
-      <w:r>
-        <w:rPr>
-          <w:rFonts w:ascii="Arial Narrow" w:eastAsia="Times New Roman" w:hAnsi="Arial Narrow" w:cs="Arial"/>
-          <w:color w:val="000000"/>
-          <w:kern w:val="0"/>
-          <w:lang w:eastAsia="es-ES"/>
-          <w14:ligatures w14:val="none"/>
-        </w:rPr>
-        <w:t xml:space="preserve"> (Póliza </w:t>
+        <w:t xml:space="preserve"/>
       </w:r>
       <w:r>
         <w:rPr>
@@ -3579,66 +3519,6 @@
           <w:lang w:eastAsia="es-ES"/>
           <w14:ligatures w14:val="none"/>
         </w:rPr>
-        <w:t>7419200148)</w:t>
-      </w:r>
-      <w:r>
-        <w:rPr>
-          <w:rFonts w:ascii="Arial Narrow" w:eastAsia="Times New Roman" w:hAnsi="Arial Narrow" w:cs="Arial"/>
-          <w:color w:val="000000"/>
-          <w:kern w:val="0"/>
-          <w:lang w:eastAsia="es-ES"/>
-          <w14:ligatures w14:val="none"/>
-        </w:rPr>
-        <w:t xml:space="preserve"> y la Solicitud </w:t>
-      </w:r>
-      <w:r>
-        <w:rPr>
-          <w:rFonts w:ascii="Arial Narrow" w:eastAsia="Times New Roman" w:hAnsi="Arial Narrow" w:cs="Arial"/>
-          <w:color w:val="000000"/>
-          <w:kern w:val="0"/>
-          <w:lang w:eastAsia="es-ES"/>
-          <w14:ligatures w14:val="none"/>
-        </w:rPr>
-        <w:t>del</w:t>
-      </w:r>
-      <w:r>
-        <w:rPr>
-          <w:rFonts w:ascii="Arial Narrow" w:eastAsia="Times New Roman" w:hAnsi="Arial Narrow" w:cs="Arial"/>
-          <w:color w:val="000000"/>
-          <w:kern w:val="0"/>
-          <w:lang w:eastAsia="es-ES"/>
-          <w14:ligatures w14:val="none"/>
-        </w:rPr>
-        <w:t xml:space="preserve"> Certificado de Seguro Desgravamen</w:t>
-      </w:r>
-      <w:r>
-        <w:rPr>
-          <w:rFonts w:ascii="Arial Narrow" w:eastAsia="Times New Roman" w:hAnsi="Arial Narrow" w:cs="Arial"/>
-          <w:color w:val="000000"/>
-          <w:kern w:val="0"/>
-          <w:lang w:eastAsia="es-ES"/>
-          <w14:ligatures w14:val="none"/>
-        </w:rPr>
-        <w:t xml:space="preserve"> </w:t>
-      </w:r>
-      <w:r>
-        <w:rPr>
-          <w:rFonts w:ascii="Arial Narrow" w:eastAsia="Times New Roman" w:hAnsi="Arial Narrow" w:cs="Arial"/>
-          <w:color w:val="000000"/>
-          <w:kern w:val="0"/>
-          <w:lang w:eastAsia="es-ES"/>
-          <w14:ligatures w14:val="none"/>
-        </w:rPr>
-        <w:t xml:space="preserve">(Póliza </w:t>
-      </w:r>
-      <w:r>
-        <w:rPr>
-          <w:rFonts w:ascii="Arial Narrow" w:eastAsia="Times New Roman" w:hAnsi="Arial Narrow" w:cs="Arial"/>
-          <w:color w:val="000000"/>
-          <w:kern w:val="0"/>
-          <w:lang w:eastAsia="es-ES"/>
-          <w14:ligatures w14:val="none"/>
-        </w:rPr>
         <w:t/>
       </w:r>
       <w:r>
@@ -3649,97 +3529,217 @@
           <w:lang w:eastAsia="es-ES"/>
           <w14:ligatures w14:val="none"/>
         </w:rPr>
-        <w:t>74191286)</w:t>
-      </w:r>
-      <w:r>
-        <w:rPr>
-          <w:rFonts w:ascii="Arial Narrow" w:eastAsia="Times New Roman" w:hAnsi="Arial Narrow" w:cs="Arial"/>
-          <w:color w:val="000000"/>
-          <w:kern w:val="0"/>
-          <w:lang w:eastAsia="es-ES"/>
-          <w14:ligatures w14:val="none"/>
-        </w:rPr>
-        <w:t xml:space="preserve">, documentos que no correspondían a la póliza </w:t>
-      </w:r>
-      <w:r>
-        <w:rPr>
-          <w:rFonts w:ascii="Arial Narrow" w:eastAsia="Times New Roman" w:hAnsi="Arial Narrow" w:cs="Arial"/>
-          <w:color w:val="000000"/>
-          <w:kern w:val="0"/>
-          <w:lang w:eastAsia="es-ES"/>
-          <w14:ligatures w14:val="none"/>
-        </w:rPr>
-        <w:t xml:space="preserve">del </w:t>
-      </w:r>
-      <w:r>
-        <w:rPr>
-          <w:rFonts w:ascii="Arial Narrow" w:eastAsia="Times New Roman" w:hAnsi="Arial Narrow" w:cs="Arial"/>
-          <w:color w:val="000000"/>
-          <w:kern w:val="0"/>
-          <w:lang w:eastAsia="es-ES"/>
-          <w14:ligatures w14:val="none"/>
-        </w:rPr>
-        <w:t>Seguro Desgravamen</w:t>
-      </w:r>
-      <w:r>
-        <w:rPr>
-          <w:rFonts w:ascii="Arial Narrow" w:eastAsia="Times New Roman" w:hAnsi="Arial Narrow" w:cs="Arial"/>
-          <w:color w:val="000000"/>
-          <w:kern w:val="0"/>
-          <w:lang w:eastAsia="es-ES"/>
-          <w14:ligatures w14:val="none"/>
-        </w:rPr>
-        <w:t xml:space="preserve"> </w:t>
-      </w:r>
-      <w:r>
-        <w:rPr>
-          <w:rFonts w:ascii="Arial Narrow" w:eastAsia="Times New Roman" w:hAnsi="Arial Narrow" w:cs="Arial"/>
-          <w:color w:val="000000"/>
-          <w:kern w:val="0"/>
-          <w:lang w:eastAsia="es-ES"/>
-          <w14:ligatures w14:val="none"/>
-        </w:rPr>
-        <w:t>suscrita por e</w:t>
-      </w:r>
-      <w:r>
-        <w:rPr>
-          <w:rFonts w:ascii="Arial Narrow" w:eastAsia="Times New Roman" w:hAnsi="Arial Narrow" w:cs="Arial"/>
-          <w:color w:val="000000"/>
-          <w:kern w:val="0"/>
-          <w:lang w:eastAsia="es-ES"/>
-          <w14:ligatures w14:val="none"/>
-        </w:rPr>
-        <w:t xml:space="preserve">l causante de la Sucesión Intestada </w:t>
-      </w:r>
-      <w:r>
-        <w:rPr>
-          <w:rFonts w:ascii="Arial Narrow" w:eastAsia="Times New Roman" w:hAnsi="Arial Narrow" w:cs="Arial"/>
-          <w:color w:val="000000"/>
-          <w:kern w:val="0"/>
-          <w:lang w:eastAsia="es-ES"/>
-          <w14:ligatures w14:val="none"/>
-        </w:rPr>
-        <w:t>y que contenían numeraciones distintas.</w:t>
-      </w:r>
-      <w:r>
-        <w:rPr>
-          <w:rFonts w:ascii="Arial Narrow" w:eastAsia="Times New Roman" w:hAnsi="Arial Narrow" w:cs="Arial"/>
-          <w:color w:val="000000"/>
-          <w:kern w:val="0"/>
-          <w:lang w:eastAsia="es-ES"/>
-          <w14:ligatures w14:val="none"/>
-        </w:rPr>
-        <w:t xml:space="preserve"> </w:t>
-      </w:r>
-      <w:r>
-        <w:rPr>
-          <w:rFonts w:ascii="Arial Narrow" w:eastAsia="Times New Roman" w:hAnsi="Arial Narrow" w:cs="Arial"/>
-          <w:color w:val="000000"/>
-          <w:kern w:val="0"/>
-          <w:lang w:eastAsia="es-ES"/>
-          <w14:ligatures w14:val="none"/>
-        </w:rPr>
-        <w:t xml:space="preserve"> </w:t>
+        <w:t xml:space="preserve"/>
+      </w:r>
+      <w:r>
+        <w:rPr>
+          <w:rFonts w:ascii="Arial Narrow" w:eastAsia="Times New Roman" w:hAnsi="Arial Narrow" w:cs="Arial"/>
+          <w:color w:val="000000"/>
+          <w:kern w:val="0"/>
+          <w:lang w:eastAsia="es-ES"/>
+          <w14:ligatures w14:val="none"/>
+        </w:rPr>
+        <w:t xml:space="preserve"/>
+      </w:r>
+      <w:r>
+        <w:rPr>
+          <w:rFonts w:ascii="Arial Narrow" w:eastAsia="Times New Roman" w:hAnsi="Arial Narrow" w:cs="Arial"/>
+          <w:color w:val="000000"/>
+          <w:kern w:val="0"/>
+          <w:lang w:eastAsia="es-ES"/>
+          <w14:ligatures w14:val="none"/>
+        </w:rPr>
+        <w:t/>
+      </w:r>
+      <w:r>
+        <w:rPr>
+          <w:rFonts w:ascii="Arial Narrow" w:eastAsia="Times New Roman" w:hAnsi="Arial Narrow" w:cs="Arial"/>
+          <w:color w:val="000000"/>
+          <w:kern w:val="0"/>
+          <w:lang w:eastAsia="es-ES"/>
+          <w14:ligatures w14:val="none"/>
+        </w:rPr>
+        <w:t xml:space="preserve"/>
+      </w:r>
+      <w:r>
+        <w:rPr>
+          <w:rFonts w:ascii="Arial Narrow" w:eastAsia="Times New Roman" w:hAnsi="Arial Narrow" w:cs="Arial"/>
+          <w:color w:val="000000"/>
+          <w:kern w:val="0"/>
+          <w:lang w:eastAsia="es-ES"/>
+          <w14:ligatures w14:val="none"/>
+        </w:rPr>
+        <w:t/>
+      </w:r>
+      <w:r>
+        <w:rPr>
+          <w:rFonts w:ascii="Arial Narrow" w:eastAsia="Times New Roman" w:hAnsi="Arial Narrow" w:cs="Arial"/>
+          <w:color w:val="000000"/>
+          <w:kern w:val="0"/>
+          <w:lang w:eastAsia="es-ES"/>
+          <w14:ligatures w14:val="none"/>
+        </w:rPr>
+        <w:t/>
+      </w:r>
+      <w:r>
+        <w:rPr>
+          <w:rFonts w:ascii="Arial Narrow" w:eastAsia="Times New Roman" w:hAnsi="Arial Narrow" w:cs="Arial"/>
+          <w:color w:val="000000"/>
+          <w:kern w:val="0"/>
+          <w:lang w:eastAsia="es-ES"/>
+          <w14:ligatures w14:val="none"/>
+        </w:rPr>
+        <w:t xml:space="preserve"/>
+      </w:r>
+      <w:r>
+        <w:rPr>
+          <w:rFonts w:ascii="Arial Narrow" w:eastAsia="Times New Roman" w:hAnsi="Arial Narrow" w:cs="Arial"/>
+          <w:color w:val="000000"/>
+          <w:kern w:val="0"/>
+          <w:lang w:eastAsia="es-ES"/>
+          <w14:ligatures w14:val="none"/>
+        </w:rPr>
+        <w:t/>
+      </w:r>
+      <w:r>
+        <w:rPr>
+          <w:rFonts w:ascii="Arial Narrow" w:eastAsia="Times New Roman" w:hAnsi="Arial Narrow" w:cs="Arial"/>
+          <w:color w:val="000000"/>
+          <w:kern w:val="0"/>
+          <w:lang w:eastAsia="es-ES"/>
+          <w14:ligatures w14:val="none"/>
+        </w:rPr>
+        <w:t xml:space="preserve"/>
+      </w:r>
+      <w:r>
+        <w:rPr>
+          <w:rFonts w:ascii="Arial Narrow" w:eastAsia="Times New Roman" w:hAnsi="Arial Narrow" w:cs="Arial"/>
+          <w:color w:val="000000"/>
+          <w:kern w:val="0"/>
+          <w:lang w:eastAsia="es-ES"/>
+          <w14:ligatures w14:val="none"/>
+        </w:rPr>
+        <w:t xml:space="preserve"/>
+      </w:r>
+      <w:r>
+        <w:rPr>
+          <w:rFonts w:ascii="Arial Narrow" w:eastAsia="Times New Roman" w:hAnsi="Arial Narrow" w:cs="Arial"/>
+          <w:color w:val="000000"/>
+          <w:kern w:val="0"/>
+          <w:lang w:eastAsia="es-ES"/>
+          <w14:ligatures w14:val="none"/>
+        </w:rPr>
+        <w:t xml:space="preserve"/>
+      </w:r>
+      <w:r>
+        <w:rPr>
+          <w:rFonts w:ascii="Arial Narrow" w:eastAsia="Times New Roman" w:hAnsi="Arial Narrow" w:cs="Arial"/>
+          <w:color w:val="000000"/>
+          <w:kern w:val="0"/>
+          <w:lang w:eastAsia="es-ES"/>
+          <w14:ligatures w14:val="none"/>
+        </w:rPr>
+        <w:t/>
+      </w:r>
+      <w:r>
+        <w:rPr>
+          <w:rFonts w:ascii="Arial Narrow" w:eastAsia="Times New Roman" w:hAnsi="Arial Narrow" w:cs="Arial"/>
+          <w:color w:val="000000"/>
+          <w:kern w:val="0"/>
+          <w:lang w:eastAsia="es-ES"/>
+          <w14:ligatures w14:val="none"/>
+        </w:rPr>
+        <w:t/>
+      </w:r>
+      <w:r>
+        <w:rPr>
+          <w:rFonts w:ascii="Arial Narrow" w:eastAsia="Times New Roman" w:hAnsi="Arial Narrow" w:cs="Arial"/>
+          <w:color w:val="000000"/>
+          <w:kern w:val="0"/>
+          <w:lang w:eastAsia="es-ES"/>
+          <w14:ligatures w14:val="none"/>
+        </w:rPr>
+        <w:t xml:space="preserve"/>
+      </w:r>
+      <w:r>
+        <w:rPr>
+          <w:rFonts w:ascii="Arial Narrow" w:eastAsia="Times New Roman" w:hAnsi="Arial Narrow" w:cs="Arial"/>
+          <w:color w:val="000000"/>
+          <w:kern w:val="0"/>
+          <w:lang w:eastAsia="es-ES"/>
+          <w14:ligatures w14:val="none"/>
+        </w:rPr>
+        <w:t xml:space="preserve"/>
+      </w:r>
+      <w:r>
+        <w:rPr>
+          <w:rFonts w:ascii="Arial Narrow" w:eastAsia="Times New Roman" w:hAnsi="Arial Narrow" w:cs="Arial"/>
+          <w:color w:val="000000"/>
+          <w:kern w:val="0"/>
+          <w:lang w:eastAsia="es-ES"/>
+          <w14:ligatures w14:val="none"/>
+        </w:rPr>
+        <w:t/>
+      </w:r>
+      <w:r>
+        <w:rPr>
+          <w:rFonts w:ascii="Arial Narrow" w:eastAsia="Times New Roman" w:hAnsi="Arial Narrow" w:cs="Arial"/>
+          <w:color w:val="000000"/>
+          <w:kern w:val="0"/>
+          <w:lang w:eastAsia="es-ES"/>
+          <w14:ligatures w14:val="none"/>
+        </w:rPr>
+        <w:t xml:space="preserve"/>
+      </w:r>
+      <w:r>
+        <w:rPr>
+          <w:rFonts w:ascii="Arial Narrow" w:eastAsia="Times New Roman" w:hAnsi="Arial Narrow" w:cs="Arial"/>
+          <w:color w:val="000000"/>
+          <w:kern w:val="0"/>
+          <w:lang w:eastAsia="es-ES"/>
+          <w14:ligatures w14:val="none"/>
+        </w:rPr>
+        <w:t/>
+      </w:r>
+      <w:r>
+        <w:rPr>
+          <w:rFonts w:ascii="Arial Narrow" w:eastAsia="Times New Roman" w:hAnsi="Arial Narrow" w:cs="Arial"/>
+          <w:color w:val="000000"/>
+          <w:kern w:val="0"/>
+          <w:lang w:eastAsia="es-ES"/>
+          <w14:ligatures w14:val="none"/>
+        </w:rPr>
+        <w:t xml:space="preserve"/>
+      </w:r>
+      <w:r>
+        <w:rPr>
+          <w:rFonts w:ascii="Arial Narrow" w:eastAsia="Times New Roman" w:hAnsi="Arial Narrow" w:cs="Arial"/>
+          <w:color w:val="000000"/>
+          <w:kern w:val="0"/>
+          <w:lang w:eastAsia="es-ES"/>
+          <w14:ligatures w14:val="none"/>
+        </w:rPr>
+        <w:t/>
+      </w:r>
+      <w:r>
+        <w:rPr>
+          <w:rFonts w:ascii="Arial Narrow" w:eastAsia="Times New Roman" w:hAnsi="Arial Narrow" w:cs="Arial"/>
+          <w:color w:val="000000"/>
+          <w:kern w:val="0"/>
+          <w:lang w:eastAsia="es-ES"/>
+          <w14:ligatures w14:val="none"/>
+        </w:rPr>
+        <w:t xml:space="preserve"/>
+      </w:r>
+      <w:r>
+        <w:rPr>
+          <w:rFonts w:ascii="Arial Narrow" w:eastAsia="Times New Roman" w:hAnsi="Arial Narrow" w:cs="Arial"/>
+          <w:color w:val="000000"/>
+          <w:kern w:val="0"/>
+          <w:lang w:eastAsia="es-ES"/>
+          <w14:ligatures w14:val="none"/>
+        </w:rPr>
+        <w:t xml:space="preserve"/>
       </w:r>
     </w:p>
     <w:p>
@@ -4041,7 +4041,7 @@
           <w:lang w:val="es-ES" w:eastAsia="es-ES"/>
           <w14:ligatures w14:val="none"/>
         </w:rPr>
-        <w:t>La</w:t>
+        <w:t xml:space="preserve">La [DENUNCIANTE] solicitó, en calidad de medida correctiva, que BNP Paribas otorgue la cobertura del Seguro Desgravamen por fallecimiento del del causante [APELLIDO] de tal forma que se cubra el riesgo de pago del saldo deudor a favor de la entidad financiera con la finalidad de cancelar totalmente la deuda en la cuenta que mantuvo el causante [APELLIDO] hasta la fecha de su fallecimiento. Asimismo, no requirió de manera expresa el reembolso de costos y costas del presente procedimiento. </w:t>
       </w:r>
       <w:r>
         <w:rPr>
@@ -4051,7 +4051,7 @@
           <w:lang w:val="es-ES" w:eastAsia="es-ES"/>
           <w14:ligatures w14:val="none"/>
         </w:rPr>
-        <w:t xml:space="preserve"> </w:t>
+        <w:t xml:space="preserve"/>
       </w:r>
       <w:r>
         <w:rPr>
@@ -4059,7 +4059,7 @@
           <w:kern w:val="0"/>
           <w14:ligatures w14:val="none"/>
         </w:rPr>
-        <w:t xml:space="preserve">Sucesión Intestada de Edilberto Gonzales Sedano </w:t>
+        <w:t xml:space="preserve"/>
       </w:r>
       <w:r>
         <w:rPr>
@@ -4069,7 +4069,7 @@
           <w:lang w:val="es-ES" w:eastAsia="es-ES"/>
           <w14:ligatures w14:val="none"/>
         </w:rPr>
-        <w:t>solicitó, en calidad de medida correctiva, que</w:t>
+        <w:t/>
       </w:r>
       <w:bookmarkStart w:id="2" w:name="_Hlk206587071"/>
       <w:r>
@@ -4080,7 +4080,7 @@
           <w:lang w:val="es-ES" w:eastAsia="es-ES"/>
           <w14:ligatures w14:val="none"/>
         </w:rPr>
-        <w:t xml:space="preserve"> </w:t>
+        <w:t xml:space="preserve"/>
       </w:r>
       <w:r>
         <w:rPr>
@@ -4090,7 +4090,7 @@
           <w:lang w:val="es-ES" w:eastAsia="es-ES"/>
           <w14:ligatures w14:val="none"/>
         </w:rPr>
-        <w:t xml:space="preserve">BNP </w:t>
+        <w:t xml:space="preserve"/>
       </w:r>
       <w:proofErr w:type="spellStart"/>
       <w:r>
@@ -4101,7 +4101,7 @@
           <w:lang w:val="es-ES" w:eastAsia="es-ES"/>
           <w14:ligatures w14:val="none"/>
         </w:rPr>
-        <w:t>Paribas</w:t>
+        <w:t/>
       </w:r>
       <w:proofErr w:type="spellEnd"/>
       <w:r>
@@ -4112,7 +4112,7 @@
           <w:lang w:val="es-ES" w:eastAsia="es-ES"/>
           <w14:ligatures w14:val="none"/>
         </w:rPr>
-        <w:t xml:space="preserve"> </w:t>
+        <w:t xml:space="preserve"/>
       </w:r>
       <w:r>
         <w:rPr>
@@ -4122,7 +4122,7 @@
           <w:lang w:val="es-ES" w:eastAsia="es-ES"/>
           <w14:ligatures w14:val="none"/>
         </w:rPr>
-        <w:t>otorgue la</w:t>
+        <w:t/>
       </w:r>
       <w:r>
         <w:rPr>
@@ -4132,7 +4132,7 @@
           <w:lang w:val="es-ES" w:eastAsia="es-ES"/>
           <w14:ligatures w14:val="none"/>
         </w:rPr>
-        <w:t xml:space="preserve"> cobertura </w:t>
+        <w:t xml:space="preserve"/>
       </w:r>
       <w:r>
         <w:rPr>
@@ -4142,17 +4142,17 @@
           <w:lang w:val="es-ES" w:eastAsia="es-ES"/>
           <w14:ligatures w14:val="none"/>
         </w:rPr>
-        <w:t xml:space="preserve">del Seguro Desgravamen por fallecimiento del </w:t>
-      </w:r>
-      <w:r>
-        <w:rPr>
-          <w:rFonts w:ascii="Arial Narrow" w:eastAsia="Times New Roman" w:hAnsi="Arial Narrow" w:cs="Arial"/>
-          <w:color w:val="000000"/>
-          <w:kern w:val="0"/>
-          <w:lang w:eastAsia="es-ES"/>
-          <w14:ligatures w14:val="none"/>
-        </w:rPr>
-        <w:t xml:space="preserve">del causante de la Sucesión Intestada </w:t>
+        <w:t xml:space="preserve"/>
+      </w:r>
+      <w:r>
+        <w:rPr>
+          <w:rFonts w:ascii="Arial Narrow" w:eastAsia="Times New Roman" w:hAnsi="Arial Narrow" w:cs="Arial"/>
+          <w:color w:val="000000"/>
+          <w:kern w:val="0"/>
+          <w:lang w:eastAsia="es-ES"/>
+          <w14:ligatures w14:val="none"/>
+        </w:rPr>
+        <w:t xml:space="preserve"/>
       </w:r>
       <w:r>
         <w:rPr>
@@ -4162,7 +4162,7 @@
           <w:lang w:val="es-ES" w:eastAsia="es-ES"/>
           <w14:ligatures w14:val="none"/>
         </w:rPr>
-        <w:t xml:space="preserve">de tal forma que se cubra el riesgo de pago del saldo deudor </w:t>
+        <w:t xml:space="preserve"/>
       </w:r>
       <w:r>
         <w:rPr>
@@ -4172,7 +4172,7 @@
           <w:lang w:val="es-ES" w:eastAsia="es-ES"/>
           <w14:ligatures w14:val="none"/>
         </w:rPr>
-        <w:t xml:space="preserve">a favor de </w:t>
+        <w:t xml:space="preserve"/>
       </w:r>
       <w:r>
         <w:rPr>
@@ -4182,7 +4182,7 @@
           <w:lang w:val="es-ES" w:eastAsia="es-ES"/>
           <w14:ligatures w14:val="none"/>
         </w:rPr>
-        <w:t>la entidad financiera</w:t>
+        <w:t/>
       </w:r>
       <w:r>
         <w:rPr>
@@ -4192,7 +4192,7 @@
           <w:lang w:val="es-ES" w:eastAsia="es-ES"/>
           <w14:ligatures w14:val="none"/>
         </w:rPr>
-        <w:t xml:space="preserve"> con la finalidad de cancelar </w:t>
+        <w:t xml:space="preserve"/>
       </w:r>
       <w:r>
         <w:rPr>
@@ -4202,7 +4202,7 @@
           <w:lang w:val="es-ES" w:eastAsia="es-ES"/>
           <w14:ligatures w14:val="none"/>
         </w:rPr>
-        <w:t xml:space="preserve">totalmente la </w:t>
+        <w:t xml:space="preserve"/>
       </w:r>
       <w:r>
         <w:rPr>
@@ -4212,7 +4212,7 @@
           <w:lang w:val="es-ES" w:eastAsia="es-ES"/>
           <w14:ligatures w14:val="none"/>
         </w:rPr>
-        <w:t xml:space="preserve">deuda en la </w:t>
+        <w:t xml:space="preserve"/>
       </w:r>
       <w:r>
         <w:rPr>
@@ -4222,7 +4222,7 @@
           <w:lang w:val="es-ES" w:eastAsia="es-ES"/>
           <w14:ligatures w14:val="none"/>
         </w:rPr>
-        <w:t xml:space="preserve">cuenta que </w:t>
+        <w:t xml:space="preserve"/>
       </w:r>
       <w:r>
         <w:rPr>
@@ -4232,17 +4232,17 @@
           <w:lang w:val="es-ES" w:eastAsia="es-ES"/>
           <w14:ligatures w14:val="none"/>
         </w:rPr>
-        <w:t xml:space="preserve">mantuvo </w:t>
-      </w:r>
-      <w:r>
-        <w:rPr>
-          <w:rFonts w:ascii="Arial Narrow" w:eastAsia="Times New Roman" w:hAnsi="Arial Narrow" w:cs="Arial"/>
-          <w:color w:val="000000"/>
-          <w:kern w:val="0"/>
-          <w:lang w:eastAsia="es-ES"/>
-          <w14:ligatures w14:val="none"/>
-        </w:rPr>
-        <w:t xml:space="preserve">el causante de la Sucesión Intestada </w:t>
+        <w:t xml:space="preserve"/>
+      </w:r>
+      <w:r>
+        <w:rPr>
+          <w:rFonts w:ascii="Arial Narrow" w:eastAsia="Times New Roman" w:hAnsi="Arial Narrow" w:cs="Arial"/>
+          <w:color w:val="000000"/>
+          <w:kern w:val="0"/>
+          <w:lang w:eastAsia="es-ES"/>
+          <w14:ligatures w14:val="none"/>
+        </w:rPr>
+        <w:t xml:space="preserve"/>
       </w:r>
       <w:r>
         <w:rPr>
@@ -4252,7 +4252,7 @@
           <w:lang w:val="es-ES" w:eastAsia="es-ES"/>
           <w14:ligatures w14:val="none"/>
         </w:rPr>
-        <w:t>hasta la fecha de su fallecimiento</w:t>
+        <w:t/>
       </w:r>
       <w:r>
         <w:rPr>
@@ -4262,7 +4262,7 @@
           <w:lang w:val="es-ES" w:eastAsia="es-ES"/>
           <w14:ligatures w14:val="none"/>
         </w:rPr>
-        <w:t xml:space="preserve">. Asimismo, </w:t>
+        <w:t xml:space="preserve"/>
       </w:r>
       <w:r>
         <w:rPr>
@@ -4272,7 +4272,7 @@
           <w:lang w:val="es-ES" w:eastAsia="es-ES"/>
           <w14:ligatures w14:val="none"/>
         </w:rPr>
-        <w:t xml:space="preserve">no </w:t>
+        <w:t xml:space="preserve"/>
       </w:r>
       <w:r>
         <w:rPr>
@@ -4282,7 +4282,7 @@
           <w:lang w:val="es-ES" w:eastAsia="es-ES"/>
           <w14:ligatures w14:val="none"/>
         </w:rPr>
-        <w:t>requirió</w:t>
+        <w:t/>
       </w:r>
       <w:r>
         <w:rPr>
@@ -4292,7 +4292,7 @@
           <w:lang w:val="es-ES" w:eastAsia="es-ES"/>
           <w14:ligatures w14:val="none"/>
         </w:rPr>
-        <w:t xml:space="preserve"> de manera expresa</w:t>
+        <w:t xml:space="preserve"/>
       </w:r>
       <w:r>
         <w:rPr>
@@ -4302,7 +4302,7 @@
           <w:lang w:val="es-ES" w:eastAsia="es-ES"/>
           <w14:ligatures w14:val="none"/>
         </w:rPr>
-        <w:t xml:space="preserve"> el reembolso de costos y costas del presente procedimiento.</w:t>
+        <w:t xml:space="preserve"/>
       </w:r>
       <w:r>
         <w:rPr>
@@ -4312,7 +4312,7 @@
           <w:lang w:val="es-ES" w:eastAsia="es-ES"/>
           <w14:ligatures w14:val="none"/>
         </w:rPr>
-        <w:t xml:space="preserve"> </w:t>
+        <w:t xml:space="preserve"/>
       </w:r>
     </w:p>
     <w:bookmarkEnd w:id="2"/>
@@ -4618,17 +4618,17 @@
           <w:kern w:val="0"/>
           <w14:ligatures w14:val="none"/>
         </w:rPr>
-        <w:t xml:space="preserve">Además, </w:t>
-      </w:r>
-      <w:r>
-        <w:rPr>
-          <w:rFonts w:ascii="Arial Narrow" w:eastAsia="Times New Roman" w:hAnsi="Arial Narrow" w:cs="Arial"/>
-          <w:color w:val="000000"/>
-          <w:kern w:val="0"/>
-          <w:lang w:eastAsia="es-PE"/>
-          <w14:ligatures w14:val="none"/>
-        </w:rPr>
-        <w:t xml:space="preserve">la Secretaría Técnica, en ejercicio de sus facultades, considera </w:t>
+        <w:t xml:space="preserve">Además, la Secretaría Técnica, en ejercicio de sus facultades, considera que el hecho denunciado, consistente en que BNP Paribas Cardif S.A. Compañía de Seguros y Reaseguros habría negado injustificadamente a la parte denunciante la cobertura de la Póliza del Seguro de Desgravamen 7419210172 por el fallecimiento del señor [APELLIDO] el 16 de octubre del 2022; involucraría una presunta afectación a sus expectativas, quien no habría encontrado una correspondencia entre lo que esperaba recibir de parte del proveedor y lo que realmente recibió. Por consiguiente, corresponde calificar el hecho materia de denuncia como una presunta infracción al deber de idoneidad, tipificado en los artículos 18 y 19 del Código.</w:t>
+      </w:r>
+      <w:r>
+        <w:rPr>
+          <w:rFonts w:ascii="Arial Narrow" w:eastAsia="Times New Roman" w:hAnsi="Arial Narrow" w:cs="Arial"/>
+          <w:color w:val="000000"/>
+          <w:kern w:val="0"/>
+          <w:lang w:eastAsia="es-PE"/>
+          <w14:ligatures w14:val="none"/>
+        </w:rPr>
+        <w:t xml:space="preserve"/>
       </w:r>
       <w:r>
         <w:rPr>
@@ -4636,7 +4636,7 @@
           <w:kern w:val="0"/>
           <w14:ligatures w14:val="none"/>
         </w:rPr>
-        <w:t xml:space="preserve">que el hecho denunciado, consistente en que </w:t>
+        <w:t xml:space="preserve"/>
       </w:r>
       <w:r>
         <w:rPr>
@@ -4647,7 +4647,7 @@
           <w:lang w:eastAsia="es-PE"/>
           <w14:ligatures w14:val="none"/>
         </w:rPr>
-        <w:t xml:space="preserve">BNP </w:t>
+        <w:t xml:space="preserve"/>
       </w:r>
       <w:proofErr w:type="spellStart"/>
       <w:r>
@@ -4659,7 +4659,7 @@
           <w:lang w:eastAsia="es-PE"/>
           <w14:ligatures w14:val="none"/>
         </w:rPr>
-        <w:t>Paribas</w:t>
+        <w:t/>
       </w:r>
       <w:proofErr w:type="spellEnd"/>
       <w:r>
@@ -4671,7 +4671,7 @@
           <w:lang w:eastAsia="es-PE"/>
           <w14:ligatures w14:val="none"/>
         </w:rPr>
-        <w:t xml:space="preserve"> </w:t>
+        <w:t xml:space="preserve"/>
       </w:r>
       <w:proofErr w:type="spellStart"/>
       <w:r>
@@ -4683,7 +4683,7 @@
           <w:lang w:eastAsia="es-PE"/>
           <w14:ligatures w14:val="none"/>
         </w:rPr>
-        <w:t>Cardif</w:t>
+        <w:t/>
       </w:r>
       <w:proofErr w:type="spellEnd"/>
       <w:r>
@@ -4695,15 +4695,15 @@
           <w:lang w:eastAsia="es-PE"/>
           <w14:ligatures w14:val="none"/>
         </w:rPr>
-        <w:t xml:space="preserve"> S.A. Compañía de Seguros y Reaseguros habría negado injustificadamente a la parte denunciante la cobertura de la Póliza del Seguro de Desgravamen 7419210172 por el fallecimiento del señor Edilberto Gonzales Sedano el 16 de octubre del 2022</w:t>
-      </w:r>
-      <w:r>
-        <w:rPr>
-          <w:rFonts w:ascii="Arial Narrow" w:eastAsia="Arial Narrow" w:hAnsi="Arial Narrow" w:cs="Arial Narrow"/>
-          <w:kern w:val="0"/>
-          <w14:ligatures w14:val="none"/>
-        </w:rPr>
-        <w:t>; involucraría una presunta afectación a sus expectativas, quien no habría encontrado una correspondencia entre lo que esperaba recibir de parte del proveedor y lo que realmente recibió. Por consiguiente, corresponde calificar el hecho materia de denuncia como una presunta infracción al deber de idoneidad, tipificado en los artículos 18</w:t>
+        <w:t xml:space="preserve"/>
+      </w:r>
+      <w:r>
+        <w:rPr>
+          <w:rFonts w:ascii="Arial Narrow" w:eastAsia="Arial Narrow" w:hAnsi="Arial Narrow" w:cs="Arial Narrow"/>
+          <w:kern w:val="0"/>
+          <w14:ligatures w14:val="none"/>
+        </w:rPr>
+        <w:t/>
       </w:r>
       <w:r>
         <w:rPr>
@@ -4721,7 +4721,7 @@
           <w:kern w:val="0"/>
           <w14:ligatures w14:val="none"/>
         </w:rPr>
-        <w:t xml:space="preserve"> y 19</w:t>
+        <w:t xml:space="preserve"/>
       </w:r>
       <w:r>
         <w:rPr>
@@ -4739,7 +4739,7 @@
           <w:kern w:val="0"/>
           <w14:ligatures w14:val="none"/>
         </w:rPr>
-        <w:t xml:space="preserve"> del Código.</w:t>
+        <w:t xml:space="preserve"/>
       </w:r>
     </w:p>
     <w:p>
@@ -4774,17 +4774,17 @@
           <w:kern w:val="0"/>
           <w14:ligatures w14:val="none"/>
         </w:rPr>
-        <w:t xml:space="preserve">Adicionalmente, </w:t>
-      </w:r>
-      <w:r>
-        <w:rPr>
-          <w:rFonts w:ascii="Arial Narrow" w:eastAsia="Times New Roman" w:hAnsi="Arial Narrow" w:cs="Arial"/>
-          <w:color w:val="000000"/>
-          <w:kern w:val="0"/>
-          <w:lang w:eastAsia="es-PE"/>
-          <w14:ligatures w14:val="none"/>
-        </w:rPr>
-        <w:t xml:space="preserve">la Secretaría Técnica, en ejercicio de sus facultades, considera </w:t>
+        <w:t xml:space="preserve">Adicionalmente, la Secretaría Técnica, en ejercicio de sus facultades, considera que el hecho denunciado, consistente en que BNP Paribas Cardif S.A. Compañía de Seguros y Reaseguros habría brindado una respuesta fuera de plazo legal, con errores y omisiones a la solicitud de cobertura de la Póliza 7419210172 presentada por la parte denunciante el 26 de enero de 2023 por el fallecimiento del señor [APELLIDO] ; involucraría una presunta afectación a sus expectativas, quien no habría encontrado una correspondencia entre lo que esperaba recibir de parte del proveedor y lo que realmente recibió. Por consiguiente, corresponde calificar el hecho materia de denuncia como una presunta infracción al deber de idoneidad, tipificado en los artículos 18 y 19 del Código.</w:t>
+      </w:r>
+      <w:r>
+        <w:rPr>
+          <w:rFonts w:ascii="Arial Narrow" w:eastAsia="Times New Roman" w:hAnsi="Arial Narrow" w:cs="Arial"/>
+          <w:color w:val="000000"/>
+          <w:kern w:val="0"/>
+          <w:lang w:eastAsia="es-PE"/>
+          <w14:ligatures w14:val="none"/>
+        </w:rPr>
+        <w:t xml:space="preserve"/>
       </w:r>
       <w:r>
         <w:rPr>
@@ -4792,7 +4792,7 @@
           <w:kern w:val="0"/>
           <w14:ligatures w14:val="none"/>
         </w:rPr>
-        <w:t xml:space="preserve">que el hecho denunciado, consistente en que </w:t>
+        <w:t xml:space="preserve"/>
       </w:r>
       <w:r>
         <w:rPr>
@@ -4803,7 +4803,7 @@
           <w:lang w:eastAsia="es-PE"/>
           <w14:ligatures w14:val="none"/>
         </w:rPr>
-        <w:t xml:space="preserve">BNP </w:t>
+        <w:t xml:space="preserve"/>
       </w:r>
       <w:proofErr w:type="spellStart"/>
       <w:r>
@@ -4815,7 +4815,7 @@
           <w:lang w:eastAsia="es-PE"/>
           <w14:ligatures w14:val="none"/>
         </w:rPr>
-        <w:t>Paribas</w:t>
+        <w:t/>
       </w:r>
       <w:proofErr w:type="spellEnd"/>
       <w:r>
@@ -4827,7 +4827,7 @@
           <w:lang w:eastAsia="es-PE"/>
           <w14:ligatures w14:val="none"/>
         </w:rPr>
-        <w:t xml:space="preserve"> </w:t>
+        <w:t xml:space="preserve"/>
       </w:r>
       <w:proofErr w:type="spellStart"/>
       <w:r>
@@ -4839,7 +4839,7 @@
           <w:lang w:eastAsia="es-PE"/>
           <w14:ligatures w14:val="none"/>
         </w:rPr>
-        <w:t>Cardif</w:t>
+        <w:t/>
       </w:r>
       <w:proofErr w:type="spellEnd"/>
       <w:r>
@@ -4851,15 +4851,15 @@
           <w:lang w:eastAsia="es-PE"/>
           <w14:ligatures w14:val="none"/>
         </w:rPr>
-        <w:t xml:space="preserve"> S.A. Compañía de Seguros y Reaseguros habría brindado una respuesta fuera de plazo legal, con errores y omisiones a la solicitud de cobertura de la Póliza 7419210172 presentada por la parte denunciante el 26 de enero de 2023 por el fallecimiento del señor Edilberto Gonzales Sedano</w:t>
-      </w:r>
-      <w:r>
-        <w:rPr>
-          <w:rFonts w:ascii="Arial Narrow" w:eastAsia="Arial Narrow" w:hAnsi="Arial Narrow" w:cs="Arial Narrow"/>
-          <w:kern w:val="0"/>
-          <w14:ligatures w14:val="none"/>
-        </w:rPr>
-        <w:t>; involucraría una presunta afectación a sus expectativas, quien no habría encontrado una correspondencia entre lo que esperaba recibir de parte del proveedor y lo que realmente recibió. Por consiguiente, corresponde calificar el hecho materia de denuncia como una presunta infracción al deber de idoneidad, tipificado en los artículos 18</w:t>
+        <w:t xml:space="preserve"/>
+      </w:r>
+      <w:r>
+        <w:rPr>
+          <w:rFonts w:ascii="Arial Narrow" w:eastAsia="Arial Narrow" w:hAnsi="Arial Narrow" w:cs="Arial Narrow"/>
+          <w:kern w:val="0"/>
+          <w14:ligatures w14:val="none"/>
+        </w:rPr>
+        <w:t/>
       </w:r>
       <w:r>
         <w:rPr>
@@ -4877,7 +4877,7 @@
           <w:kern w:val="0"/>
           <w14:ligatures w14:val="none"/>
         </w:rPr>
-        <w:t xml:space="preserve"> y 19</w:t>
+        <w:t xml:space="preserve"/>
       </w:r>
       <w:r>
         <w:rPr>
@@ -4895,7 +4895,7 @@
           <w:kern w:val="0"/>
           <w14:ligatures w14:val="none"/>
         </w:rPr>
-        <w:t xml:space="preserve"> del Código.</w:t>
+        <w:t xml:space="preserve"/>
       </w:r>
     </w:p>
     <w:p>
@@ -4930,17 +4930,17 @@
           <w:kern w:val="0"/>
           <w14:ligatures w14:val="none"/>
         </w:rPr>
-        <w:t xml:space="preserve">Además, </w:t>
-      </w:r>
-      <w:r>
-        <w:rPr>
-          <w:rFonts w:ascii="Arial Narrow" w:eastAsia="Times New Roman" w:hAnsi="Arial Narrow" w:cs="Arial"/>
-          <w:color w:val="000000"/>
-          <w:kern w:val="0"/>
-          <w:lang w:eastAsia="es-PE"/>
-          <w14:ligatures w14:val="none"/>
-        </w:rPr>
-        <w:t xml:space="preserve">la Secretaría Técnica, en ejercicio de sus facultades, considera </w:t>
+        <w:t xml:space="preserve">Además, la Secretaría Técnica, en ejercicio de sus facultades, considera que el hecho denunciado, consistente en que los proveedores denunciados no habrían cumplido con pedir al señor [APELLIDO] una declaración jurada sobre los diagnósticos médicos que tenía a la fecha del contrato de la Tarjeta de Crédito  9221-****-****-3800, de acuerdo al apartado declaraciones y autorizaciones del Certificado del Seguro de Desgravamen; involucraría una presunta afectación a sus expectativas, quien no habría encontrado una correspondencia entre lo que esperaba recibir de parte del proveedor y lo que realmente recibió. Por consiguiente, corresponde calificar el hecho materia de denuncia como una presunta infracción al deber de idoneidad, tipificado en los artículos 18 y 19 del Código.</w:t>
+      </w:r>
+      <w:r>
+        <w:rPr>
+          <w:rFonts w:ascii="Arial Narrow" w:eastAsia="Times New Roman" w:hAnsi="Arial Narrow" w:cs="Arial"/>
+          <w:color w:val="000000"/>
+          <w:kern w:val="0"/>
+          <w:lang w:eastAsia="es-PE"/>
+          <w14:ligatures w14:val="none"/>
+        </w:rPr>
+        <w:t xml:space="preserve"/>
       </w:r>
       <w:r>
         <w:rPr>
@@ -4948,7 +4948,7 @@
           <w:kern w:val="0"/>
           <w14:ligatures w14:val="none"/>
         </w:rPr>
-        <w:t xml:space="preserve">que el hecho denunciado, consistente en que </w:t>
+        <w:t xml:space="preserve"/>
       </w:r>
       <w:r>
         <w:rPr>
@@ -4959,7 +4959,7 @@
           <w:lang w:eastAsia="es-PE"/>
           <w14:ligatures w14:val="none"/>
         </w:rPr>
-        <w:t xml:space="preserve">los proveedores denunciados no habrían cumplido con pedir al señor Edilberto Gonzales Sedano una declaración jurada sobre los diagnósticos médicos que tenía a la fecha del contrato de la Tarjeta de Crédito </w:t>
+        <w:t xml:space="preserve"/>
       </w:r>
       <w:proofErr w:type="spellStart"/>
       <w:r>
@@ -4983,15 +4983,15 @@
           <w:lang w:eastAsia="es-PE"/>
           <w14:ligatures w14:val="none"/>
         </w:rPr>
-        <w:t xml:space="preserve"> 9221-****-****-3800, de acuerdo al apartado declaraciones y autorizaciones del Certificado del Seguro de Desgravamen</w:t>
-      </w:r>
-      <w:r>
-        <w:rPr>
-          <w:rFonts w:ascii="Arial Narrow" w:eastAsia="Arial Narrow" w:hAnsi="Arial Narrow" w:cs="Arial Narrow"/>
-          <w:kern w:val="0"/>
-          <w14:ligatures w14:val="none"/>
-        </w:rPr>
-        <w:t xml:space="preserve">; involucraría una presunta afectación a sus expectativas, quien no habría encontrado una correspondencia entre lo que esperaba recibir de parte del proveedor y lo que realmente recibió. Por consiguiente, corresponde calificar el hecho </w:t>
+        <w:t xml:space="preserve"/>
+      </w:r>
+      <w:r>
+        <w:rPr>
+          <w:rFonts w:ascii="Arial Narrow" w:eastAsia="Arial Narrow" w:hAnsi="Arial Narrow" w:cs="Arial Narrow"/>
+          <w:kern w:val="0"/>
+          <w14:ligatures w14:val="none"/>
+        </w:rPr>
+        <w:t xml:space="preserve"/>
       </w:r>
       <w:r>
         <w:rPr>
@@ -5000,7 +5000,7 @@
           <w14:ligatures w14:val="none"/>
         </w:rPr>
         <w:lastRenderedPageBreak/>
-        <w:t>materia de denuncia como una presunta infracción al deber de idoneidad, tipificado en los artículos 18</w:t>
+        <w:t/>
       </w:r>
       <w:r>
         <w:rPr>
@@ -5018,7 +5018,7 @@
           <w:kern w:val="0"/>
           <w14:ligatures w14:val="none"/>
         </w:rPr>
-        <w:t xml:space="preserve"> y 19</w:t>
+        <w:t xml:space="preserve"/>
       </w:r>
       <w:r>
         <w:rPr>
@@ -5036,7 +5036,7 @@
           <w:kern w:val="0"/>
           <w14:ligatures w14:val="none"/>
         </w:rPr>
-        <w:t xml:space="preserve"> del Código.</w:t>
+        <w:t xml:space="preserve"/>
       </w:r>
     </w:p>
     <w:p>
@@ -5235,17 +5235,17 @@
           <w:kern w:val="0"/>
           <w14:ligatures w14:val="none"/>
         </w:rPr>
-        <w:t xml:space="preserve">Además, </w:t>
-      </w:r>
-      <w:r>
-        <w:rPr>
-          <w:rFonts w:ascii="Arial Narrow" w:eastAsia="Times New Roman" w:hAnsi="Arial Narrow" w:cs="Arial"/>
-          <w:color w:val="000000"/>
-          <w:kern w:val="0"/>
-          <w:lang w:eastAsia="es-PE"/>
-          <w14:ligatures w14:val="none"/>
-        </w:rPr>
-        <w:t xml:space="preserve">la Secretaría Técnica, en ejercicio de sus facultades, considera </w:t>
+        <w:t xml:space="preserve">Además, la Secretaría Técnica, en ejercicio de sus facultades, considera que el hecho denunciado, consistente en que Santander Consumer Bank S.A. no habría cumplido con entregar al señor [APELLIDO] el contrato de la Tarjeta de Crédito  9221-****-****-3800; involucraría una presunta afectación a sus expectativas, quien no habría encontrado una correspondencia entre lo que esperaba recibir de parte del proveedor y lo que realmente recibió. Por consiguiente, corresponde calificar el hecho materia de denuncia como una presunta infracción al deber de entregar a los usuarios copia de los contratos y demás documentación relacionada con dichos actos jurídicos, tipificado en el literal e) del artículo 47 del Código.</w:t>
+      </w:r>
+      <w:r>
+        <w:rPr>
+          <w:rFonts w:ascii="Arial Narrow" w:eastAsia="Times New Roman" w:hAnsi="Arial Narrow" w:cs="Arial"/>
+          <w:color w:val="000000"/>
+          <w:kern w:val="0"/>
+          <w:lang w:eastAsia="es-PE"/>
+          <w14:ligatures w14:val="none"/>
+        </w:rPr>
+        <w:t xml:space="preserve"/>
       </w:r>
       <w:r>
         <w:rPr>
@@ -5253,7 +5253,7 @@
           <w:kern w:val="0"/>
           <w14:ligatures w14:val="none"/>
         </w:rPr>
-        <w:t xml:space="preserve">que el hecho denunciado, consistente en que </w:t>
+        <w:t xml:space="preserve"/>
       </w:r>
       <w:r>
         <w:rPr>
@@ -5264,7 +5264,7 @@
           <w:lang w:eastAsia="es-PE"/>
           <w14:ligatures w14:val="none"/>
         </w:rPr>
-        <w:t xml:space="preserve">Santander </w:t>
+        <w:t xml:space="preserve"/>
       </w:r>
       <w:proofErr w:type="spellStart"/>
       <w:r>
@@ -5276,7 +5276,7 @@
           <w:lang w:eastAsia="es-PE"/>
           <w14:ligatures w14:val="none"/>
         </w:rPr>
-        <w:t>Consumer</w:t>
+        <w:t/>
       </w:r>
       <w:proofErr w:type="spellEnd"/>
       <w:r>
@@ -5288,7 +5288,7 @@
           <w:lang w:eastAsia="es-PE"/>
           <w14:ligatures w14:val="none"/>
         </w:rPr>
-        <w:t xml:space="preserve"> Bank S.A. no habría cumplido con entregar al señor Edilberto Gonzales Sedano el contrato de la Tarjeta de Crédito </w:t>
+        <w:t xml:space="preserve"/>
       </w:r>
       <w:proofErr w:type="spellStart"/>
       <w:r>
@@ -5312,15 +5312,15 @@
           <w:lang w:eastAsia="es-PE"/>
           <w14:ligatures w14:val="none"/>
         </w:rPr>
-        <w:t xml:space="preserve"> 9221-****-****-3800</w:t>
-      </w:r>
-      <w:r>
-        <w:rPr>
-          <w:rFonts w:ascii="Arial Narrow" w:eastAsia="Arial Narrow" w:hAnsi="Arial Narrow" w:cs="Arial Narrow"/>
-          <w:kern w:val="0"/>
-          <w14:ligatures w14:val="none"/>
-        </w:rPr>
-        <w:t>; involucraría una presunta afectación a sus expectativas, quien no habría encontrado una correspondencia entre lo que esperaba recibir de parte del proveedor y lo que realmente recibió</w:t>
+        <w:t xml:space="preserve"/>
+      </w:r>
+      <w:r>
+        <w:rPr>
+          <w:rFonts w:ascii="Arial Narrow" w:eastAsia="Arial Narrow" w:hAnsi="Arial Narrow" w:cs="Arial Narrow"/>
+          <w:kern w:val="0"/>
+          <w14:ligatures w14:val="none"/>
+        </w:rPr>
+        <w:t/>
       </w:r>
       <w:r>
         <w:rPr>
@@ -5328,7 +5328,7 @@
           <w:kern w:val="0"/>
           <w14:ligatures w14:val="none"/>
         </w:rPr>
-        <w:t>. Por consiguiente, corresponde calificar el hecho materia de denuncia como una presunta infracción al deber de entregar a los usuarios copia de los contratos y demás documentación relacionada con dichos actos jurídicos, tipificado en el literal e) del artículo 47 del Código</w:t>
+        <w:t/>
       </w:r>
       <w:r>
         <w:rPr>
@@ -5345,7 +5345,7 @@
           <w:kern w:val="0"/>
           <w14:ligatures w14:val="none"/>
         </w:rPr>
-        <w:t>.</w:t>
+        <w:t/>
       </w:r>
     </w:p>
     <w:p>
@@ -5381,17 +5381,17 @@
           <w:kern w:val="0"/>
           <w14:ligatures w14:val="none"/>
         </w:rPr>
-        <w:t xml:space="preserve">Asimismo, </w:t>
-      </w:r>
-      <w:r>
-        <w:rPr>
-          <w:rFonts w:ascii="Arial Narrow" w:eastAsia="Times New Roman" w:hAnsi="Arial Narrow" w:cs="Arial"/>
-          <w:color w:val="000000"/>
-          <w:kern w:val="0"/>
-          <w:lang w:eastAsia="es-PE"/>
-          <w14:ligatures w14:val="none"/>
-        </w:rPr>
-        <w:t xml:space="preserve">la Secretaría Técnica, en ejercicio de sus facultades, considera </w:t>
+        <w:t xml:space="preserve">Asimismo, la Secretaría Técnica, en ejercicio de sus facultades, considera que el hecho denunciado, consistente en que BNP Paribas Cardif S.A. Compañía de Seguros y Reaseguros no habría cumplido con entregar oportunamente al señor [APELLIDO] los documentos contractuales del Seguro de Desgravamen 7419210172. Por consiguiente, corresponde calificar el hecho materia de denuncia como una presunta infracción al deber de entregar a los usuarios copia de los contratos y demás documentación relacionada con dichos actos jurídicos, tipificado en el literal e) del artículo 47 del Código.</w:t>
+      </w:r>
+      <w:r>
+        <w:rPr>
+          <w:rFonts w:ascii="Arial Narrow" w:eastAsia="Times New Roman" w:hAnsi="Arial Narrow" w:cs="Arial"/>
+          <w:color w:val="000000"/>
+          <w:kern w:val="0"/>
+          <w:lang w:eastAsia="es-PE"/>
+          <w14:ligatures w14:val="none"/>
+        </w:rPr>
+        <w:t xml:space="preserve"/>
       </w:r>
       <w:r>
         <w:rPr>
@@ -5399,15 +5399,15 @@
           <w:kern w:val="0"/>
           <w14:ligatures w14:val="none"/>
         </w:rPr>
-        <w:t xml:space="preserve">que el hecho denunciado, consistente en que </w:t>
-      </w:r>
-      <w:r>
-        <w:rPr>
-          <w:rFonts w:ascii="Arial Narrow" w:eastAsia="Arial Narrow" w:hAnsi="Arial Narrow" w:cs="Arial Narrow"/>
-          <w:kern w:val="0"/>
-          <w14:ligatures w14:val="none"/>
-        </w:rPr>
-        <w:t xml:space="preserve">BNP </w:t>
+        <w:t xml:space="preserve"/>
+      </w:r>
+      <w:r>
+        <w:rPr>
+          <w:rFonts w:ascii="Arial Narrow" w:eastAsia="Arial Narrow" w:hAnsi="Arial Narrow" w:cs="Arial Narrow"/>
+          <w:kern w:val="0"/>
+          <w14:ligatures w14:val="none"/>
+        </w:rPr>
+        <w:t xml:space="preserve"/>
       </w:r>
       <w:proofErr w:type="spellStart"/>
       <w:r>
@@ -5416,7 +5416,7 @@
           <w:kern w:val="0"/>
           <w14:ligatures w14:val="none"/>
         </w:rPr>
-        <w:t>Paribas</w:t>
+        <w:t/>
       </w:r>
       <w:proofErr w:type="spellEnd"/>
       <w:r>
@@ -5425,7 +5425,7 @@
           <w:kern w:val="0"/>
           <w14:ligatures w14:val="none"/>
         </w:rPr>
-        <w:t xml:space="preserve"> </w:t>
+        <w:t xml:space="preserve"/>
       </w:r>
       <w:proofErr w:type="spellStart"/>
       <w:r>
@@ -5434,7 +5434,7 @@
           <w:kern w:val="0"/>
           <w14:ligatures w14:val="none"/>
         </w:rPr>
-        <w:t>Cardif</w:t>
+        <w:t/>
       </w:r>
       <w:proofErr w:type="spellEnd"/>
       <w:r>
@@ -5443,7 +5443,7 @@
           <w:kern w:val="0"/>
           <w14:ligatures w14:val="none"/>
         </w:rPr>
-        <w:t xml:space="preserve"> S.A. Compañía de Seguros y Reaseguros no habría cumplido con entregar oportunamente al señor Edilberto Gonzales Sedano los documentos contractuales del Seguro de Desgravamen 7419210172</w:t>
+        <w:t xml:space="preserve"/>
       </w:r>
       <w:r>
         <w:rPr>
@@ -5451,7 +5451,7 @@
           <w:kern w:val="0"/>
           <w14:ligatures w14:val="none"/>
         </w:rPr>
-        <w:t>. Por consiguiente, corresponde calificar el hecho materia de denuncia como una presunta infracción al deber de entregar a los usuarios copia de los contratos y demás documentación relacionada con dichos actos jurídicos, tipificado en el literal e) del artículo 47 del Código.</w:t>
+        <w:t/>
       </w:r>
     </w:p>
     <w:p>
@@ -6033,7 +6033,7 @@
           <w:lang w:eastAsia="es-PE"/>
           <w14:ligatures w14:val="none"/>
         </w:rPr>
-        <w:t xml:space="preserve">PRIMERO: </w:t>
+        <w:t xml:space="preserve">PRIMERO: admitir a trámite la denuncia del 3 de febrero de 2025, complementado con el escrito del 5 de setiembre de 2025 y subsanado mediante el escrito del 21 de enero de 2026, interpuesta por [DENUNCIANTE] contra Santander Consumer Bank S.A. y BNP Paribas Cardif S.A. Compañía de Seguros y Reaseguros, por lo siguiente:</w:t>
       </w:r>
       <w:r>
         <w:rPr>
@@ -6044,7 +6044,7 @@
           <w:lang w:eastAsia="es-PE"/>
           <w14:ligatures w14:val="none"/>
         </w:rPr>
-        <w:t xml:space="preserve">admitir a trámite la denuncia del </w:t>
+        <w:t xml:space="preserve"/>
       </w:r>
       <w:r>
         <w:rPr>
@@ -6054,7 +6054,7 @@
           <w:lang w:val="es-ES" w:eastAsia="es-ES"/>
           <w14:ligatures w14:val="none"/>
         </w:rPr>
-        <w:t>3 de febrero de 2025, complementado con el escrito del 5 de setiembre de 2025 y subsanado mediante el escrito del 21 de enero de 2026</w:t>
+        <w:t/>
       </w:r>
       <w:r>
         <w:rPr>
@@ -6064,7 +6064,7 @@
           <w:lang w:val="es-ES" w:eastAsia="es-ES"/>
           <w14:ligatures w14:val="none"/>
         </w:rPr>
-        <w:t xml:space="preserve">, </w:t>
+        <w:t xml:space="preserve"/>
       </w:r>
       <w:r>
         <w:rPr>
@@ -6075,7 +6075,7 @@
           <w:lang w:eastAsia="es-PE"/>
           <w14:ligatures w14:val="none"/>
         </w:rPr>
-        <w:t xml:space="preserve">interpuesta por </w:t>
+        <w:t xml:space="preserve"/>
       </w:r>
       <w:r>
         <w:rPr>
@@ -6083,7 +6083,7 @@
           <w:kern w:val="0"/>
           <w14:ligatures w14:val="none"/>
         </w:rPr>
-        <w:t xml:space="preserve">Sucesión Intestada de Edilberto Gonzales </w:t>
+        <w:t xml:space="preserve"/>
       </w:r>
       <w:r>
         <w:rPr>
@@ -6091,7 +6091,7 @@
           <w:kern w:val="0"/>
           <w14:ligatures w14:val="none"/>
         </w:rPr>
-        <w:t xml:space="preserve">Sedano </w:t>
+        <w:t xml:space="preserve"/>
       </w:r>
       <w:r>
         <w:rPr>
@@ -6102,14 +6102,14 @@
           <w:lang w:eastAsia="es-PE"/>
           <w14:ligatures w14:val="none"/>
         </w:rPr>
-        <w:t xml:space="preserve">contra </w:t>
+        <w:t xml:space="preserve"/>
       </w:r>
       <w:r>
         <w:rPr>
           <w:rFonts w:ascii="Arial Narrow" w:eastAsia="Arial Narrow" w:hAnsi="Arial Narrow" w:cs="Arial Narrow"/>
           <w:bCs/>
         </w:rPr>
-        <w:t xml:space="preserve">Santander </w:t>
+        <w:t xml:space="preserve"/>
       </w:r>
       <w:proofErr w:type="spellStart"/>
       <w:r>
@@ -6117,7 +6117,7 @@
           <w:rFonts w:ascii="Arial Narrow" w:eastAsia="Arial Narrow" w:hAnsi="Arial Narrow" w:cs="Arial Narrow"/>
           <w:bCs/>
         </w:rPr>
-        <w:t>Consumer</w:t>
+        <w:t/>
       </w:r>
       <w:proofErr w:type="spellEnd"/>
       <w:r>
@@ -6125,21 +6125,21 @@
           <w:rFonts w:ascii="Arial Narrow" w:eastAsia="Arial Narrow" w:hAnsi="Arial Narrow" w:cs="Arial Narrow"/>
           <w:bCs/>
         </w:rPr>
-        <w:t xml:space="preserve"> Bank S.A. </w:t>
+        <w:t xml:space="preserve"/>
       </w:r>
       <w:r>
         <w:rPr>
           <w:rFonts w:ascii="Arial Narrow" w:eastAsia="Arial Narrow" w:hAnsi="Arial Narrow" w:cs="Arial Narrow"/>
           <w:bCs/>
         </w:rPr>
-        <w:t xml:space="preserve">y </w:t>
+        <w:t xml:space="preserve"/>
       </w:r>
       <w:r>
         <w:rPr>
           <w:rFonts w:ascii="Arial Narrow" w:eastAsia="Arial Narrow" w:hAnsi="Arial Narrow" w:cs="Arial Narrow"/>
           <w:bCs/>
         </w:rPr>
-        <w:t xml:space="preserve">BNP </w:t>
+        <w:t xml:space="preserve"/>
       </w:r>
       <w:proofErr w:type="spellStart"/>
       <w:r>
@@ -6147,7 +6147,7 @@
           <w:rFonts w:ascii="Arial Narrow" w:eastAsia="Arial Narrow" w:hAnsi="Arial Narrow" w:cs="Arial Narrow"/>
           <w:bCs/>
         </w:rPr>
-        <w:t>Paribas</w:t>
+        <w:t/>
       </w:r>
       <w:proofErr w:type="spellEnd"/>
       <w:r>
@@ -6155,7 +6155,7 @@
           <w:rFonts w:ascii="Arial Narrow" w:eastAsia="Arial Narrow" w:hAnsi="Arial Narrow" w:cs="Arial Narrow"/>
           <w:bCs/>
         </w:rPr>
-        <w:t xml:space="preserve"> </w:t>
+        <w:t xml:space="preserve"/>
       </w:r>
       <w:proofErr w:type="spellStart"/>
       <w:r>
@@ -6163,7 +6163,7 @@
           <w:rFonts w:ascii="Arial Narrow" w:eastAsia="Arial Narrow" w:hAnsi="Arial Narrow" w:cs="Arial Narrow"/>
           <w:bCs/>
         </w:rPr>
-        <w:t>Cardif</w:t>
+        <w:t/>
       </w:r>
       <w:proofErr w:type="spellEnd"/>
       <w:r>
@@ -6171,7 +6171,7 @@
           <w:rFonts w:ascii="Arial Narrow" w:eastAsia="Arial Narrow" w:hAnsi="Arial Narrow" w:cs="Arial Narrow"/>
           <w:bCs/>
         </w:rPr>
-        <w:t xml:space="preserve"> S.A. Compañía de Seguros y Reaseguros</w:t>
+        <w:t xml:space="preserve"/>
       </w:r>
       <w:r>
         <w:rPr>
@@ -6182,7 +6182,7 @@
           <w:lang w:eastAsia="es-PE"/>
           <w14:ligatures w14:val="none"/>
         </w:rPr>
-        <w:t xml:space="preserve">, </w:t>
+        <w:t xml:space="preserve"/>
       </w:r>
       <w:r>
         <w:rPr>
@@ -6193,7 +6193,7 @@
           <w:lang w:eastAsia="es-PE"/>
           <w14:ligatures w14:val="none"/>
         </w:rPr>
-        <w:t>por lo siguiente:</w:t>
+        <w:t/>
       </w:r>
     </w:p>
     <w:p>
@@ -6326,30 +6326,30 @@
           <w:kern w:val="0"/>
           <w14:ligatures w14:val="none"/>
         </w:rPr>
-        <w:t xml:space="preserve">Presunta </w:t>
-      </w:r>
-      <w:r>
-        <w:rPr>
-          <w:rFonts w:ascii="Arial Narrow" w:eastAsia="Arial Narrow" w:hAnsi="Arial Narrow" w:cs="Arial Narrow"/>
-          <w:kern w:val="0"/>
-          <w14:ligatures w14:val="none"/>
-        </w:rPr>
-        <w:t>infracción a los artículos 18 y 19 de la Ley 29571, Código de Protección y Defensa del Consumidor</w:t>
-      </w:r>
-      <w:r>
-        <w:rPr>
-          <w:rFonts w:ascii="Arial Narrow" w:eastAsia="Arial Narrow" w:hAnsi="Arial Narrow" w:cs="Arial Narrow"/>
-          <w:kern w:val="0"/>
-          <w14:ligatures w14:val="none"/>
-        </w:rPr>
-        <w:t xml:space="preserve">, en tanto </w:t>
+        <w:t xml:space="preserve">Presunta infracción a los artículos 18 y 19 de la Ley 29571, Código de Protección y Defensa del Consumidor, en tanto BNP Paribas Cardif S.A. Compañía de Seguros y Reaseguros habría negado injustificadamente a la parte denunciante la cobertura de la Póliza del Seguro de Desgravamen 7419210172 por el fallecimiento del señor [APELLIDO] el 16 de octubre del 2022.</w:t>
+      </w:r>
+      <w:r>
+        <w:rPr>
+          <w:rFonts w:ascii="Arial Narrow" w:eastAsia="Arial Narrow" w:hAnsi="Arial Narrow" w:cs="Arial Narrow"/>
+          <w:kern w:val="0"/>
+          <w14:ligatures w14:val="none"/>
+        </w:rPr>
+        <w:t/>
+      </w:r>
+      <w:r>
+        <w:rPr>
+          <w:rFonts w:ascii="Arial Narrow" w:eastAsia="Arial Narrow" w:hAnsi="Arial Narrow" w:cs="Arial Narrow"/>
+          <w:kern w:val="0"/>
+          <w14:ligatures w14:val="none"/>
+        </w:rPr>
+        <w:t xml:space="preserve"/>
       </w:r>
       <w:r>
         <w:rPr>
           <w:rFonts w:ascii="Arial Narrow" w:eastAsia="Arial Narrow" w:hAnsi="Arial Narrow" w:cs="Arial Narrow"/>
           <w:bCs/>
         </w:rPr>
-        <w:t xml:space="preserve">BNP </w:t>
+        <w:t xml:space="preserve"/>
       </w:r>
       <w:proofErr w:type="spellStart"/>
       <w:r>
@@ -6357,7 +6357,7 @@
           <w:rFonts w:ascii="Arial Narrow" w:eastAsia="Arial Narrow" w:hAnsi="Arial Narrow" w:cs="Arial Narrow"/>
           <w:bCs/>
         </w:rPr>
-        <w:t>Paribas</w:t>
+        <w:t/>
       </w:r>
       <w:proofErr w:type="spellEnd"/>
       <w:r>
@@ -6365,7 +6365,7 @@
           <w:rFonts w:ascii="Arial Narrow" w:eastAsia="Arial Narrow" w:hAnsi="Arial Narrow" w:cs="Arial Narrow"/>
           <w:bCs/>
         </w:rPr>
-        <w:t xml:space="preserve"> </w:t>
+        <w:t xml:space="preserve"/>
       </w:r>
       <w:proofErr w:type="spellStart"/>
       <w:r>
@@ -6373,7 +6373,7 @@
           <w:rFonts w:ascii="Arial Narrow" w:eastAsia="Arial Narrow" w:hAnsi="Arial Narrow" w:cs="Arial Narrow"/>
           <w:bCs/>
         </w:rPr>
-        <w:t>Cardif</w:t>
+        <w:t/>
       </w:r>
       <w:proofErr w:type="spellEnd"/>
       <w:r>
@@ -6381,95 +6381,95 @@
           <w:rFonts w:ascii="Arial Narrow" w:eastAsia="Arial Narrow" w:hAnsi="Arial Narrow" w:cs="Arial Narrow"/>
           <w:bCs/>
         </w:rPr>
-        <w:t xml:space="preserve"> S.A. Compañía de Seguros y Reaseguros</w:t>
-      </w:r>
-      <w:r>
-        <w:rPr>
-          <w:rFonts w:ascii="Arial Narrow" w:eastAsia="Arial Narrow" w:hAnsi="Arial Narrow" w:cs="Arial Narrow"/>
-          <w:kern w:val="0"/>
-          <w14:ligatures w14:val="none"/>
-        </w:rPr>
-        <w:t xml:space="preserve"> </w:t>
-      </w:r>
-      <w:r>
-        <w:rPr>
-          <w:rFonts w:ascii="Arial Narrow" w:eastAsia="Arial Narrow" w:hAnsi="Arial Narrow" w:cs="Arial Narrow"/>
-          <w:kern w:val="0"/>
-          <w14:ligatures w14:val="none"/>
-        </w:rPr>
-        <w:t>habría negado injustificadamente</w:t>
-      </w:r>
-      <w:r>
-        <w:rPr>
-          <w:rFonts w:ascii="Arial Narrow" w:eastAsia="Arial Narrow" w:hAnsi="Arial Narrow" w:cs="Arial Narrow"/>
-          <w:kern w:val="0"/>
-          <w14:ligatures w14:val="none"/>
-        </w:rPr>
-        <w:t xml:space="preserve"> a la parte denunciante</w:t>
-      </w:r>
-      <w:r>
-        <w:rPr>
-          <w:rFonts w:ascii="Arial Narrow" w:eastAsia="Arial Narrow" w:hAnsi="Arial Narrow" w:cs="Arial Narrow"/>
-          <w:kern w:val="0"/>
-          <w14:ligatures w14:val="none"/>
-        </w:rPr>
-        <w:t xml:space="preserve"> </w:t>
-      </w:r>
-      <w:r>
-        <w:rPr>
-          <w:rFonts w:ascii="Arial Narrow" w:eastAsia="Arial Narrow" w:hAnsi="Arial Narrow" w:cs="Arial Narrow"/>
-          <w:kern w:val="0"/>
-          <w14:ligatures w14:val="none"/>
-        </w:rPr>
-        <w:t xml:space="preserve">la cobertura </w:t>
-      </w:r>
-      <w:r>
-        <w:rPr>
-          <w:rFonts w:ascii="Arial Narrow" w:eastAsia="Arial Narrow" w:hAnsi="Arial Narrow" w:cs="Arial Narrow"/>
-          <w:kern w:val="0"/>
-          <w14:ligatures w14:val="none"/>
-        </w:rPr>
-        <w:t>de la Póliza</w:t>
-      </w:r>
-      <w:r>
-        <w:rPr>
-          <w:rFonts w:ascii="Arial Narrow" w:eastAsia="Arial Narrow" w:hAnsi="Arial Narrow" w:cs="Arial Narrow"/>
-          <w:kern w:val="0"/>
-          <w14:ligatures w14:val="none"/>
-        </w:rPr>
-        <w:t xml:space="preserve"> del Seguro de Desgravamen</w:t>
-      </w:r>
-      <w:r>
-        <w:rPr>
-          <w:rFonts w:ascii="Arial Narrow" w:eastAsia="Arial Narrow" w:hAnsi="Arial Narrow" w:cs="Arial Narrow"/>
-          <w:kern w:val="0"/>
-          <w14:ligatures w14:val="none"/>
-        </w:rPr>
-        <w:t xml:space="preserve"> 7419210172 </w:t>
-      </w:r>
-      <w:r>
-        <w:rPr>
-          <w:rFonts w:ascii="Arial Narrow" w:eastAsia="Arial Narrow" w:hAnsi="Arial Narrow" w:cs="Arial Narrow"/>
-          <w:kern w:val="0"/>
-          <w14:ligatures w14:val="none"/>
-        </w:rPr>
-        <w:t xml:space="preserve">por </w:t>
-      </w:r>
-      <w:r>
-        <w:rPr>
-          <w:rFonts w:ascii="Arial Narrow" w:eastAsia="Arial Narrow" w:hAnsi="Arial Narrow" w:cs="Arial Narrow"/>
-          <w:kern w:val="0"/>
-          <w14:ligatures w14:val="none"/>
-        </w:rPr>
-        <w:t>el fallecimiento del señor Edilberto Gonzales Sedano el 16 de octubre del 2022</w:t>
-      </w:r>
-      <w:r>
-        <w:rPr>
-          <w:rFonts w:ascii="Arial Narrow" w:eastAsia="Arial Narrow" w:hAnsi="Arial Narrow" w:cs="Arial Narrow"/>
-          <w:kern w:val="0"/>
-          <w14:ligatures w14:val="none"/>
-        </w:rPr>
-        <w:t>.</w:t>
+        <w:t xml:space="preserve"/>
+      </w:r>
+      <w:r>
+        <w:rPr>
+          <w:rFonts w:ascii="Arial Narrow" w:eastAsia="Arial Narrow" w:hAnsi="Arial Narrow" w:cs="Arial Narrow"/>
+          <w:kern w:val="0"/>
+          <w14:ligatures w14:val="none"/>
+        </w:rPr>
+        <w:t xml:space="preserve"/>
+      </w:r>
+      <w:r>
+        <w:rPr>
+          <w:rFonts w:ascii="Arial Narrow" w:eastAsia="Arial Narrow" w:hAnsi="Arial Narrow" w:cs="Arial Narrow"/>
+          <w:kern w:val="0"/>
+          <w14:ligatures w14:val="none"/>
+        </w:rPr>
+        <w:t/>
+      </w:r>
+      <w:r>
+        <w:rPr>
+          <w:rFonts w:ascii="Arial Narrow" w:eastAsia="Arial Narrow" w:hAnsi="Arial Narrow" w:cs="Arial Narrow"/>
+          <w:kern w:val="0"/>
+          <w14:ligatures w14:val="none"/>
+        </w:rPr>
+        <w:t xml:space="preserve"/>
+      </w:r>
+      <w:r>
+        <w:rPr>
+          <w:rFonts w:ascii="Arial Narrow" w:eastAsia="Arial Narrow" w:hAnsi="Arial Narrow" w:cs="Arial Narrow"/>
+          <w:kern w:val="0"/>
+          <w14:ligatures w14:val="none"/>
+        </w:rPr>
+        <w:t xml:space="preserve"/>
+      </w:r>
+      <w:r>
+        <w:rPr>
+          <w:rFonts w:ascii="Arial Narrow" w:eastAsia="Arial Narrow" w:hAnsi="Arial Narrow" w:cs="Arial Narrow"/>
+          <w:kern w:val="0"/>
+          <w14:ligatures w14:val="none"/>
+        </w:rPr>
+        <w:t xml:space="preserve"/>
+      </w:r>
+      <w:r>
+        <w:rPr>
+          <w:rFonts w:ascii="Arial Narrow" w:eastAsia="Arial Narrow" w:hAnsi="Arial Narrow" w:cs="Arial Narrow"/>
+          <w:kern w:val="0"/>
+          <w14:ligatures w14:val="none"/>
+        </w:rPr>
+        <w:t/>
+      </w:r>
+      <w:r>
+        <w:rPr>
+          <w:rFonts w:ascii="Arial Narrow" w:eastAsia="Arial Narrow" w:hAnsi="Arial Narrow" w:cs="Arial Narrow"/>
+          <w:kern w:val="0"/>
+          <w14:ligatures w14:val="none"/>
+        </w:rPr>
+        <w:t xml:space="preserve"/>
+      </w:r>
+      <w:r>
+        <w:rPr>
+          <w:rFonts w:ascii="Arial Narrow" w:eastAsia="Arial Narrow" w:hAnsi="Arial Narrow" w:cs="Arial Narrow"/>
+          <w:kern w:val="0"/>
+          <w14:ligatures w14:val="none"/>
+        </w:rPr>
+        <w:t xml:space="preserve"/>
+      </w:r>
+      <w:r>
+        <w:rPr>
+          <w:rFonts w:ascii="Arial Narrow" w:eastAsia="Arial Narrow" w:hAnsi="Arial Narrow" w:cs="Arial Narrow"/>
+          <w:kern w:val="0"/>
+          <w14:ligatures w14:val="none"/>
+        </w:rPr>
+        <w:t xml:space="preserve"/>
+      </w:r>
+      <w:r>
+        <w:rPr>
+          <w:rFonts w:ascii="Arial Narrow" w:eastAsia="Arial Narrow" w:hAnsi="Arial Narrow" w:cs="Arial Narrow"/>
+          <w:kern w:val="0"/>
+          <w14:ligatures w14:val="none"/>
+        </w:rPr>
+        <w:t/>
+      </w:r>
+      <w:r>
+        <w:rPr>
+          <w:rFonts w:ascii="Arial Narrow" w:eastAsia="Arial Narrow" w:hAnsi="Arial Narrow" w:cs="Arial Narrow"/>
+          <w:kern w:val="0"/>
+          <w14:ligatures w14:val="none"/>
+        </w:rPr>
+        <w:t/>
       </w:r>
     </w:p>
     <w:p>
@@ -6511,30 +6511,30 @@
           <w:kern w:val="0"/>
           <w14:ligatures w14:val="none"/>
         </w:rPr>
-        <w:t xml:space="preserve">Presunta </w:t>
-      </w:r>
-      <w:r>
-        <w:rPr>
-          <w:rFonts w:ascii="Arial Narrow" w:eastAsia="Arial Narrow" w:hAnsi="Arial Narrow" w:cs="Arial Narrow"/>
-          <w:kern w:val="0"/>
-          <w14:ligatures w14:val="none"/>
-        </w:rPr>
-        <w:t>infracción a los artículos 18 y 19 de la Ley 29571, Código de Protección y Defensa del Consumidor</w:t>
-      </w:r>
-      <w:r>
-        <w:rPr>
-          <w:rFonts w:ascii="Arial Narrow" w:eastAsia="Arial Narrow" w:hAnsi="Arial Narrow" w:cs="Arial Narrow"/>
-          <w:kern w:val="0"/>
-          <w14:ligatures w14:val="none"/>
-        </w:rPr>
-        <w:t xml:space="preserve">, en tanto </w:t>
+        <w:t xml:space="preserve">Presunta infracción a los artículos 18 y 19 de la Ley 29571, Código de Protección y Defensa del Consumidor, en tanto BNP Paribas Cardif S.A. Compañía de Seguros y Reaseguros habría brindado una respuesta fuera de plazo legal, con errores y omisiones a la solicitud de cobertura de la Póliza 7419210172 presentada por la parte denunciante el 26 de enero de 2023 por el fallecimiento del señor [APELLIDO] .</w:t>
+      </w:r>
+      <w:r>
+        <w:rPr>
+          <w:rFonts w:ascii="Arial Narrow" w:eastAsia="Arial Narrow" w:hAnsi="Arial Narrow" w:cs="Arial Narrow"/>
+          <w:kern w:val="0"/>
+          <w14:ligatures w14:val="none"/>
+        </w:rPr>
+        <w:t/>
+      </w:r>
+      <w:r>
+        <w:rPr>
+          <w:rFonts w:ascii="Arial Narrow" w:eastAsia="Arial Narrow" w:hAnsi="Arial Narrow" w:cs="Arial Narrow"/>
+          <w:kern w:val="0"/>
+          <w14:ligatures w14:val="none"/>
+        </w:rPr>
+        <w:t xml:space="preserve"/>
       </w:r>
       <w:r>
         <w:rPr>
           <w:rFonts w:ascii="Arial Narrow" w:eastAsia="Arial Narrow" w:hAnsi="Arial Narrow" w:cs="Arial Narrow"/>
           <w:bCs/>
         </w:rPr>
-        <w:t xml:space="preserve">BNP </w:t>
+        <w:t xml:space="preserve"/>
       </w:r>
       <w:proofErr w:type="spellStart"/>
       <w:r>
@@ -6542,7 +6542,7 @@
           <w:rFonts w:ascii="Arial Narrow" w:eastAsia="Arial Narrow" w:hAnsi="Arial Narrow" w:cs="Arial Narrow"/>
           <w:bCs/>
         </w:rPr>
-        <w:t>Paribas</w:t>
+        <w:t/>
       </w:r>
       <w:proofErr w:type="spellEnd"/>
       <w:r>
@@ -6550,7 +6550,7 @@
           <w:rFonts w:ascii="Arial Narrow" w:eastAsia="Arial Narrow" w:hAnsi="Arial Narrow" w:cs="Arial Narrow"/>
           <w:bCs/>
         </w:rPr>
-        <w:t xml:space="preserve"> </w:t>
+        <w:t xml:space="preserve"/>
       </w:r>
       <w:proofErr w:type="spellStart"/>
       <w:r>
@@ -6558,7 +6558,7 @@
           <w:rFonts w:ascii="Arial Narrow" w:eastAsia="Arial Narrow" w:hAnsi="Arial Narrow" w:cs="Arial Narrow"/>
           <w:bCs/>
         </w:rPr>
-        <w:t>Cardif</w:t>
+        <w:t/>
       </w:r>
       <w:proofErr w:type="spellEnd"/>
       <w:r>
@@ -6566,71 +6566,71 @@
           <w:rFonts w:ascii="Arial Narrow" w:eastAsia="Arial Narrow" w:hAnsi="Arial Narrow" w:cs="Arial Narrow"/>
           <w:bCs/>
         </w:rPr>
-        <w:t xml:space="preserve"> S.A. Compañía de Seguros y Reaseguros</w:t>
-      </w:r>
-      <w:r>
-        <w:rPr>
-          <w:rFonts w:ascii="Arial Narrow" w:eastAsia="Arial Narrow" w:hAnsi="Arial Narrow" w:cs="Arial Narrow"/>
-          <w:kern w:val="0"/>
-          <w14:ligatures w14:val="none"/>
-        </w:rPr>
-        <w:t xml:space="preserve"> </w:t>
-      </w:r>
-      <w:r>
-        <w:rPr>
-          <w:rFonts w:ascii="Arial Narrow" w:eastAsia="Arial Narrow" w:hAnsi="Arial Narrow" w:cs="Arial Narrow"/>
-          <w:kern w:val="0"/>
-          <w14:ligatures w14:val="none"/>
-        </w:rPr>
-        <w:t xml:space="preserve">habría </w:t>
-      </w:r>
-      <w:r>
-        <w:rPr>
-          <w:rFonts w:ascii="Arial Narrow" w:eastAsia="Arial Narrow" w:hAnsi="Arial Narrow" w:cs="Arial Narrow"/>
-          <w:kern w:val="0"/>
-          <w14:ligatures w14:val="none"/>
-        </w:rPr>
-        <w:t>brindado una respuesta fuera de plazo legal, con errores y omisiones a</w:t>
-      </w:r>
-      <w:r>
-        <w:rPr>
-          <w:rFonts w:ascii="Arial Narrow" w:eastAsia="Arial Narrow" w:hAnsi="Arial Narrow" w:cs="Arial Narrow"/>
-          <w:kern w:val="0"/>
-          <w14:ligatures w14:val="none"/>
-        </w:rPr>
-        <w:t xml:space="preserve"> la solicitud </w:t>
-      </w:r>
-      <w:r>
-        <w:rPr>
-          <w:rFonts w:ascii="Arial Narrow" w:eastAsia="Arial Narrow" w:hAnsi="Arial Narrow" w:cs="Arial Narrow"/>
-          <w:kern w:val="0"/>
-          <w14:ligatures w14:val="none"/>
-        </w:rPr>
-        <w:t>de cobertura de la Póliza 7419210172 presentada por la parte denunciante e</w:t>
-      </w:r>
-      <w:r>
-        <w:rPr>
-          <w:rFonts w:ascii="Arial Narrow" w:eastAsia="Arial Narrow" w:hAnsi="Arial Narrow" w:cs="Arial Narrow"/>
-          <w:kern w:val="0"/>
-          <w14:ligatures w14:val="none"/>
-        </w:rPr>
-        <w:t xml:space="preserve">l 26 de enero de 2023 </w:t>
-      </w:r>
-      <w:r>
-        <w:rPr>
-          <w:rFonts w:ascii="Arial Narrow" w:eastAsia="Arial Narrow" w:hAnsi="Arial Narrow" w:cs="Arial Narrow"/>
-          <w:kern w:val="0"/>
-          <w14:ligatures w14:val="none"/>
-        </w:rPr>
-        <w:t>por el fallecimiento del señor Edilberto Gonzales Sedano</w:t>
-      </w:r>
-      <w:r>
-        <w:rPr>
-          <w:rFonts w:ascii="Arial Narrow" w:eastAsia="Arial Narrow" w:hAnsi="Arial Narrow" w:cs="Arial Narrow"/>
-          <w:kern w:val="0"/>
-          <w14:ligatures w14:val="none"/>
-        </w:rPr>
-        <w:t>.</w:t>
+        <w:t xml:space="preserve"/>
+      </w:r>
+      <w:r>
+        <w:rPr>
+          <w:rFonts w:ascii="Arial Narrow" w:eastAsia="Arial Narrow" w:hAnsi="Arial Narrow" w:cs="Arial Narrow"/>
+          <w:kern w:val="0"/>
+          <w14:ligatures w14:val="none"/>
+        </w:rPr>
+        <w:t xml:space="preserve"/>
+      </w:r>
+      <w:r>
+        <w:rPr>
+          <w:rFonts w:ascii="Arial Narrow" w:eastAsia="Arial Narrow" w:hAnsi="Arial Narrow" w:cs="Arial Narrow"/>
+          <w:kern w:val="0"/>
+          <w14:ligatures w14:val="none"/>
+        </w:rPr>
+        <w:t xml:space="preserve"/>
+      </w:r>
+      <w:r>
+        <w:rPr>
+          <w:rFonts w:ascii="Arial Narrow" w:eastAsia="Arial Narrow" w:hAnsi="Arial Narrow" w:cs="Arial Narrow"/>
+          <w:kern w:val="0"/>
+          <w14:ligatures w14:val="none"/>
+        </w:rPr>
+        <w:t/>
+      </w:r>
+      <w:r>
+        <w:rPr>
+          <w:rFonts w:ascii="Arial Narrow" w:eastAsia="Arial Narrow" w:hAnsi="Arial Narrow" w:cs="Arial Narrow"/>
+          <w:kern w:val="0"/>
+          <w14:ligatures w14:val="none"/>
+        </w:rPr>
+        <w:t xml:space="preserve"/>
+      </w:r>
+      <w:r>
+        <w:rPr>
+          <w:rFonts w:ascii="Arial Narrow" w:eastAsia="Arial Narrow" w:hAnsi="Arial Narrow" w:cs="Arial Narrow"/>
+          <w:kern w:val="0"/>
+          <w14:ligatures w14:val="none"/>
+        </w:rPr>
+        <w:t/>
+      </w:r>
+      <w:r>
+        <w:rPr>
+          <w:rFonts w:ascii="Arial Narrow" w:eastAsia="Arial Narrow" w:hAnsi="Arial Narrow" w:cs="Arial Narrow"/>
+          <w:kern w:val="0"/>
+          <w14:ligatures w14:val="none"/>
+        </w:rPr>
+        <w:t xml:space="preserve"/>
+      </w:r>
+      <w:r>
+        <w:rPr>
+          <w:rFonts w:ascii="Arial Narrow" w:eastAsia="Arial Narrow" w:hAnsi="Arial Narrow" w:cs="Arial Narrow"/>
+          <w:kern w:val="0"/>
+          <w14:ligatures w14:val="none"/>
+        </w:rPr>
+        <w:t/>
+      </w:r>
+      <w:r>
+        <w:rPr>
+          <w:rFonts w:ascii="Arial Narrow" w:eastAsia="Arial Narrow" w:hAnsi="Arial Narrow" w:cs="Arial Narrow"/>
+          <w:kern w:val="0"/>
+          <w14:ligatures w14:val="none"/>
+        </w:rPr>
+        <w:t/>
       </w:r>
     </w:p>
     <w:p>
@@ -6672,22 +6672,22 @@
           <w:kern w:val="0"/>
           <w14:ligatures w14:val="none"/>
         </w:rPr>
-        <w:t xml:space="preserve">Presunta infracción a los artículos 18 y 19 de la Ley 29571, Código de Protección y Defensa del Consumidor, en tanto </w:t>
+        <w:t xml:space="preserve">Presunta infracción a los artículos 18 y 19 de la Ley 29571, Código de Protección y Defensa del Consumidor, en tanto los proveedores denunciados no habrían cumplido con pedir al señor [APELLIDO] una declaración jurada sobre los diagnósticos médicos que tenía a la fecha del contrato de la Tarjeta de Crédito  9221-****-****-3800, de acuerdo al apartado declaraciones y autorizaciones del Certificado del Seguro de Desgravamen.</w:t>
       </w:r>
       <w:r>
         <w:rPr>
           <w:rFonts w:ascii="Arial Narrow" w:eastAsia="Arial Narrow" w:hAnsi="Arial Narrow" w:cs="Arial Narrow"/>
           <w:bCs/>
         </w:rPr>
-        <w:t xml:space="preserve">los proveedores denunciados no habrían cumplido con pedir al </w:t>
-      </w:r>
-      <w:r>
-        <w:rPr>
-          <w:rFonts w:ascii="Arial Narrow" w:eastAsia="Arial Narrow" w:hAnsi="Arial Narrow" w:cs="Arial Narrow"/>
-          <w:kern w:val="0"/>
-          <w14:ligatures w14:val="none"/>
-        </w:rPr>
-        <w:t xml:space="preserve">señor Edilberto Gonzales Sedano una declaración jurada sobre los diagnósticos médicos que tenía a la fecha del contrato de la Tarjeta de Crédito </w:t>
+        <w:t xml:space="preserve"/>
+      </w:r>
+      <w:r>
+        <w:rPr>
+          <w:rFonts w:ascii="Arial Narrow" w:eastAsia="Arial Narrow" w:hAnsi="Arial Narrow" w:cs="Arial Narrow"/>
+          <w:kern w:val="0"/>
+          <w14:ligatures w14:val="none"/>
+        </w:rPr>
+        <w:t xml:space="preserve"/>
       </w:r>
       <w:proofErr w:type="spellStart"/>
       <w:r>
@@ -6705,15 +6705,15 @@
           <w:kern w:val="0"/>
           <w14:ligatures w14:val="none"/>
         </w:rPr>
-        <w:t xml:space="preserve"> 9221-****-****-3800, de acuerdo al apartado declaraciones y autorizaciones del Certificado del Seguro de Desgravamen</w:t>
-      </w:r>
-      <w:r>
-        <w:rPr>
-          <w:rFonts w:ascii="Arial Narrow" w:eastAsia="Arial Narrow" w:hAnsi="Arial Narrow" w:cs="Arial Narrow"/>
-          <w:kern w:val="0"/>
-          <w14:ligatures w14:val="none"/>
-        </w:rPr>
-        <w:t>.</w:t>
+        <w:t xml:space="preserve"/>
+      </w:r>
+      <w:r>
+        <w:rPr>
+          <w:rFonts w:ascii="Arial Narrow" w:eastAsia="Arial Narrow" w:hAnsi="Arial Narrow" w:cs="Arial Narrow"/>
+          <w:kern w:val="0"/>
+          <w14:ligatures w14:val="none"/>
+        </w:rPr>
+        <w:t/>
       </w:r>
     </w:p>
     <w:p>
@@ -6863,15 +6863,15 @@
           <w14:ligatures w14:val="none"/>
         </w:rPr>
         <w:lastRenderedPageBreak/>
-        <w:t xml:space="preserve">Presunta infracción al literal e) del artículo 47 de la Ley 29571, Código de Protección y Defensa del Consumidor, en tanto </w:t>
-      </w:r>
-      <w:r>
-        <w:rPr>
-          <w:rFonts w:ascii="Arial Narrow" w:eastAsia="Arial Narrow" w:hAnsi="Arial Narrow" w:cs="Arial Narrow"/>
-          <w:kern w:val="0"/>
-          <w14:ligatures w14:val="none"/>
-        </w:rPr>
-        <w:t xml:space="preserve">Santander </w:t>
+        <w:t xml:space="preserve">Presunta infracción al literal e) del artículo 47 de la Ley 29571, Código de Protección y Defensa del Consumidor, en tanto Santander Consumer Bank S.A. no habría cumplido con entregar al señor [APELLIDO] el contrato de la Tarjeta de Crédito  9221-****-****-3800.</w:t>
+      </w:r>
+      <w:r>
+        <w:rPr>
+          <w:rFonts w:ascii="Arial Narrow" w:eastAsia="Arial Narrow" w:hAnsi="Arial Narrow" w:cs="Arial Narrow"/>
+          <w:kern w:val="0"/>
+          <w14:ligatures w14:val="none"/>
+        </w:rPr>
+        <w:t xml:space="preserve"/>
       </w:r>
       <w:proofErr w:type="spellStart"/>
       <w:r>
@@ -6880,7 +6880,7 @@
           <w:kern w:val="0"/>
           <w14:ligatures w14:val="none"/>
         </w:rPr>
-        <w:t>Consumer</w:t>
+        <w:t/>
       </w:r>
       <w:proofErr w:type="spellEnd"/>
       <w:r>
@@ -6889,15 +6889,15 @@
           <w:kern w:val="0"/>
           <w14:ligatures w14:val="none"/>
         </w:rPr>
-        <w:t xml:space="preserve"> Bank S.A. no habría cumplido con entregar </w:t>
-      </w:r>
-      <w:r>
-        <w:rPr>
-          <w:rFonts w:ascii="Arial Narrow" w:eastAsia="Arial Narrow" w:hAnsi="Arial Narrow" w:cs="Arial Narrow"/>
-          <w:kern w:val="0"/>
-          <w14:ligatures w14:val="none"/>
-        </w:rPr>
-        <w:t xml:space="preserve">al señor Edilberto Gonzales Sedano el contrato de la Tarjeta de Crédito </w:t>
+        <w:t xml:space="preserve"/>
+      </w:r>
+      <w:r>
+        <w:rPr>
+          <w:rFonts w:ascii="Arial Narrow" w:eastAsia="Arial Narrow" w:hAnsi="Arial Narrow" w:cs="Arial Narrow"/>
+          <w:kern w:val="0"/>
+          <w14:ligatures w14:val="none"/>
+        </w:rPr>
+        <w:t xml:space="preserve"/>
       </w:r>
       <w:proofErr w:type="spellStart"/>
       <w:r>
@@ -6915,15 +6915,15 @@
           <w:kern w:val="0"/>
           <w14:ligatures w14:val="none"/>
         </w:rPr>
-        <w:t xml:space="preserve"> 9221-****-****-3800</w:t>
-      </w:r>
-      <w:r>
-        <w:rPr>
-          <w:rFonts w:ascii="Arial Narrow" w:eastAsia="Arial Narrow" w:hAnsi="Arial Narrow" w:cs="Arial Narrow"/>
-          <w:kern w:val="0"/>
-          <w14:ligatures w14:val="none"/>
-        </w:rPr>
-        <w:t>.</w:t>
+        <w:t xml:space="preserve"/>
+      </w:r>
+      <w:r>
+        <w:rPr>
+          <w:rFonts w:ascii="Arial Narrow" w:eastAsia="Arial Narrow" w:hAnsi="Arial Narrow" w:cs="Arial Narrow"/>
+          <w:kern w:val="0"/>
+          <w14:ligatures w14:val="none"/>
+        </w:rPr>
+        <w:t/>
       </w:r>
     </w:p>
     <w:p>
@@ -6962,14 +6962,14 @@
           <w:kern w:val="0"/>
           <w14:ligatures w14:val="none"/>
         </w:rPr>
-        <w:t xml:space="preserve">Presunta infracción al literal e) del artículo 47 de la Ley 29571, Código de Protección y Defensa del Consumidor, en tanto </w:t>
+        <w:t xml:space="preserve">Presunta infracción al literal e) del artículo 47 de la Ley 29571, Código de Protección y Defensa del Consumidor, en tanto BNP Paribas Cardif S.A. Compañía de Seguros y Reaseguros no habría cumplido con entregar oportunamente al señor [APELLIDO] los documentos contractuales del Seguro de Desgravamen 7419210172.</w:t>
       </w:r>
       <w:r>
         <w:rPr>
           <w:rFonts w:ascii="Arial Narrow" w:eastAsia="Arial Narrow" w:hAnsi="Arial Narrow" w:cs="Arial Narrow"/>
           <w:bCs/>
         </w:rPr>
-        <w:t xml:space="preserve">BNP </w:t>
+        <w:t xml:space="preserve"/>
       </w:r>
       <w:proofErr w:type="spellStart"/>
       <w:r>
@@ -6977,7 +6977,7 @@
           <w:rFonts w:ascii="Arial Narrow" w:eastAsia="Arial Narrow" w:hAnsi="Arial Narrow" w:cs="Arial Narrow"/>
           <w:bCs/>
         </w:rPr>
-        <w:t>Paribas</w:t>
+        <w:t/>
       </w:r>
       <w:proofErr w:type="spellEnd"/>
       <w:r>
@@ -6985,7 +6985,7 @@
           <w:rFonts w:ascii="Arial Narrow" w:eastAsia="Arial Narrow" w:hAnsi="Arial Narrow" w:cs="Arial Narrow"/>
           <w:bCs/>
         </w:rPr>
-        <w:t xml:space="preserve"> </w:t>
+        <w:t xml:space="preserve"/>
       </w:r>
       <w:proofErr w:type="spellStart"/>
       <w:r>
@@ -6993,7 +6993,7 @@
           <w:rFonts w:ascii="Arial Narrow" w:eastAsia="Arial Narrow" w:hAnsi="Arial Narrow" w:cs="Arial Narrow"/>
           <w:bCs/>
         </w:rPr>
-        <w:t>Cardif</w:t>
+        <w:t/>
       </w:r>
       <w:proofErr w:type="spellEnd"/>
       <w:r>
@@ -7001,23 +7001,23 @@
           <w:rFonts w:ascii="Arial Narrow" w:eastAsia="Arial Narrow" w:hAnsi="Arial Narrow" w:cs="Arial Narrow"/>
           <w:bCs/>
         </w:rPr>
-        <w:t xml:space="preserve"> S.A. Compañía de Seguros y Reaseguros</w:t>
-      </w:r>
-      <w:r>
-        <w:rPr>
-          <w:rFonts w:ascii="Arial Narrow" w:eastAsia="Arial Narrow" w:hAnsi="Arial Narrow" w:cs="Arial Narrow"/>
-          <w:kern w:val="0"/>
-          <w14:ligatures w14:val="none"/>
-        </w:rPr>
-        <w:t xml:space="preserve"> no habría cumplido con entregar oportunamente al señor Edilberto Gonzales Sedano los documentos contractuales del Seguro de Desgravamen 7419210172</w:t>
-      </w:r>
-      <w:r>
-        <w:rPr>
-          <w:rFonts w:ascii="Arial Narrow" w:eastAsia="Arial Narrow" w:hAnsi="Arial Narrow" w:cs="Arial Narrow"/>
-          <w:kern w:val="0"/>
-          <w14:ligatures w14:val="none"/>
-        </w:rPr>
-        <w:t>.</w:t>
+        <w:t xml:space="preserve"/>
+      </w:r>
+      <w:r>
+        <w:rPr>
+          <w:rFonts w:ascii="Arial Narrow" w:eastAsia="Arial Narrow" w:hAnsi="Arial Narrow" w:cs="Arial Narrow"/>
+          <w:kern w:val="0"/>
+          <w14:ligatures w14:val="none"/>
+        </w:rPr>
+        <w:t xml:space="preserve"/>
+      </w:r>
+      <w:r>
+        <w:rPr>
+          <w:rFonts w:ascii="Arial Narrow" w:eastAsia="Arial Narrow" w:hAnsi="Arial Narrow" w:cs="Arial Narrow"/>
+          <w:kern w:val="0"/>
+          <w14:ligatures w14:val="none"/>
+        </w:rPr>
+        <w:t/>
       </w:r>
     </w:p>
     <w:p>
@@ -8676,7 +8676,7 @@
           <w:b/>
           <w:bCs/>
         </w:rPr>
-        <w:t>DÉCIMO</w:t>
+        <w:t xml:space="preserve">DÉCIMO PRIMERO: requerir a [DENUNCIANTE] para que, dentro del plazo de dos (2) días hábiles siguientes a la fecha en que reciba la notificación en su bandeja de correo electrónico, efectúe la confirmación de recepción de la notificación remitida por este despacho a su correo electrónico, de conformidad con el segundo párrafo del numeral 4 del artículo 20 del Texto Único Ordenado de la Ley del Procedimiento Administrativo General, aprobado mediante Decreto Supremo 006-2026-JUS, bajo apercibimiento de rehacer el acto de notificación y notificarle conforme al numeral 1 del artículo 20 del citado cuerpo normativo.</w:t>
       </w:r>
       <w:r>
         <w:rPr>
@@ -8684,7 +8684,7 @@
           <w:b/>
           <w:bCs/>
         </w:rPr>
-        <w:t xml:space="preserve"> PRIMERO</w:t>
+        <w:t xml:space="preserve"/>
       </w:r>
       <w:r>
         <w:rPr>
@@ -8694,7 +8694,7 @@
           <w:kern w:val="0"/>
           <w14:ligatures w14:val="none"/>
         </w:rPr>
-        <w:t>:</w:t>
+        <w:t/>
       </w:r>
       <w:r>
         <w:rPr>
@@ -8704,7 +8704,7 @@
           <w:kern w:val="0"/>
           <w14:ligatures w14:val="none"/>
         </w:rPr>
-        <w:t xml:space="preserve"> requerir </w:t>
+        <w:t xml:space="preserve"/>
       </w:r>
       <w:r>
         <w:rPr>
@@ -8714,7 +8714,7 @@
           <w:kern w:val="0"/>
           <w14:ligatures w14:val="none"/>
         </w:rPr>
-        <w:t xml:space="preserve">a </w:t>
+        <w:t xml:space="preserve"/>
       </w:r>
       <w:r>
         <w:rPr>
@@ -8722,21 +8722,21 @@
           <w:kern w:val="0"/>
           <w14:ligatures w14:val="none"/>
         </w:rPr>
-        <w:t xml:space="preserve">Sucesión Intestada de Edilberto Gonzales Sedano </w:t>
+        <w:t xml:space="preserve"/>
       </w:r>
       <w:r>
         <w:rPr>
           <w:rFonts w:ascii="Arial Narrow" w:hAnsi="Arial Narrow"/>
           <w:color w:val="000000"/>
         </w:rPr>
-        <w:t>para que, dentro del plazo de dos (2) días hábiles siguientes a la fecha en que reciba la notificación en su bandeja de correo electrónico, efectúe la confirmación de recepción de la notificación remitida por este despacho a su correo electrónico, de conformidad con el segundo párrafo del numeral</w:t>
+        <w:t/>
       </w:r>
       <w:r>
         <w:rPr>
           <w:rFonts w:ascii="Arial Narrow" w:hAnsi="Arial Narrow"/>
           <w:color w:val="000000"/>
         </w:rPr>
-        <w:t xml:space="preserve"> 4 del artículo 20</w:t>
+        <w:t xml:space="preserve"/>
       </w:r>
       <w:r>
         <w:rPr>
@@ -8753,7 +8753,7 @@
           <w:rFonts w:ascii="Arial Narrow" w:hAnsi="Arial Narrow"/>
           <w:color w:val="000000"/>
         </w:rPr>
-        <w:t xml:space="preserve"> del Texto Único Ordenado de la Ley del Procedimiento Administrativo General, aprobado mediante Decreto Supremo 006-2026-JUS, bajo apercibimiento de rehacer el acto de notificación y notificarle conforme al numeral 1 del artículo 20</w:t>
+        <w:t xml:space="preserve"/>
       </w:r>
       <w:r>
         <w:rPr>
@@ -8770,7 +8770,7 @@
           <w:rFonts w:ascii="Arial Narrow" w:hAnsi="Arial Narrow"/>
           <w:color w:val="000000"/>
         </w:rPr>
-        <w:t xml:space="preserve"> del citado cuerpo normativo</w:t>
+        <w:t xml:space="preserve"/>
       </w:r>
       <w:r>
         <w:rPr>
@@ -8783,7 +8783,7 @@
         <w:rPr>
           <w:rFonts w:ascii="Arial Narrow" w:hAnsi="Arial Narrow" w:cs="Arial"/>
         </w:rPr>
-        <w:t>.</w:t>
+        <w:t/>
       </w:r>
     </w:p>
     <w:p>

--- a/plantillas_maestras/03_seguro_desgravamen/negativa_cobertura/1_ddo_aseguradora/sucesion_intestada/TPL_3152_2025_SEGURO_DESGRAVAMEN_NEGATIVA_COBERTURA_ASEGURADORA_SUCESION_INTESTADA_R2.docx
+++ b/plantillas_maestras/03_seguro_desgravamen/negativa_cobertura/1_ddo_aseguradora/sucesion_intestada/TPL_3152_2025_SEGURO_DESGRAVAMEN_NEGATIVA_COBERTURA_ASEGURADORA_SUCESION_INTESTADA_R2.docx
@@ -3467,7 +3467,7 @@
           <w:lang w:eastAsia="es-ES"/>
           <w14:ligatures w14:val="none"/>
         </w:rPr>
-        <w:t xml:space="preserve">El 27 de febrero del 2024, BNP Paribas, en referencia a su solicitud del 19 de enero del 2024, remitió el Certificado del Seguro de Desgravamen del Seguro de Desgravamen (Póliza 7419200148) y la Solicitud del Certificado de Seguro Desgravamen (Póliza 74191286), documentos que no correspondían a la póliza del Seguro Desgravamen suscrita por el causante [APELLIDO] y que contenían numeraciones distintas.  </w:t>
+        <w:t xml:space="preserve">El 27 de febrero del 2024, BNP Paribas, en referencia a su solicitud del 19 de enero del 2024, remitió el Certificado del Seguro de Desgravamen del Seguro de Desgravamen (Póliza 7419200148) y la Solicitud del Certificado de Seguro Desgravamen (Póliza 74191286), documentos que no correspondían a la póliza del Seguro Desgravamen suscrita por el causante [APELLIDO] y que contenían numeraciones distintas. </w:t>
       </w:r>
       <w:r>
         <w:rPr>
@@ -4930,7 +4930,7 @@
           <w:kern w:val="0"/>
           <w14:ligatures w14:val="none"/>
         </w:rPr>
-        <w:t xml:space="preserve">Además, la Secretaría Técnica, en ejercicio de sus facultades, considera que el hecho denunciado, consistente en que los proveedores denunciados no habrían cumplido con pedir al señor [APELLIDO] una declaración jurada sobre los diagnósticos médicos que tenía a la fecha del contrato de la Tarjeta de Crédito  9221-****-****-3800, de acuerdo al apartado declaraciones y autorizaciones del Certificado del Seguro de Desgravamen; involucraría una presunta afectación a sus expectativas, quien no habría encontrado una correspondencia entre lo que esperaba recibir de parte del proveedor y lo que realmente recibió. Por consiguiente, corresponde calificar el hecho materia de denuncia como una presunta infracción al deber de idoneidad, tipificado en los artículos 18 y 19 del Código.</w:t>
+        <w:t xml:space="preserve">Además, la Secretaría Técnica, en ejercicio de sus facultades, considera que el hecho denunciado, consistente en que los proveedores denunciados no habrían cumplido con pedir al señor [APELLIDO] una declaración jurada sobre los diagnósticos médicos que tenía a la fecha del contrato de la Tarjeta de Crédito 9221-****-****-3800, de acuerdo al apartado declaraciones y autorizaciones del Certificado del Seguro de Desgravamen; involucraría una presunta afectación a sus expectativas, quien no habría encontrado una correspondencia entre lo que esperaba recibir de parte del proveedor y lo que realmente recibió. Por consiguiente, corresponde calificar el hecho materia de denuncia como una presunta infracción al deber de idoneidad, tipificado en los artículos 18 y 19 del Código.</w:t>
       </w:r>
       <w:r>
         <w:rPr>
@@ -5235,7 +5235,7 @@
           <w:kern w:val="0"/>
           <w14:ligatures w14:val="none"/>
         </w:rPr>
-        <w:t xml:space="preserve">Además, la Secretaría Técnica, en ejercicio de sus facultades, considera que el hecho denunciado, consistente en que Santander Consumer Bank S.A. no habría cumplido con entregar al señor [APELLIDO] el contrato de la Tarjeta de Crédito  9221-****-****-3800; involucraría una presunta afectación a sus expectativas, quien no habría encontrado una correspondencia entre lo que esperaba recibir de parte del proveedor y lo que realmente recibió. Por consiguiente, corresponde calificar el hecho materia de denuncia como una presunta infracción al deber de entregar a los usuarios copia de los contratos y demás documentación relacionada con dichos actos jurídicos, tipificado en el literal e) del artículo 47 del Código.</w:t>
+        <w:t xml:space="preserve">Además, la Secretaría Técnica, en ejercicio de sus facultades, considera que el hecho denunciado, consistente en que Santander Consumer Bank S.A. no habría cumplido con entregar al señor [APELLIDO] el contrato de la Tarjeta de Crédito 9221-****-****-3800; involucraría una presunta afectación a sus expectativas, quien no habría encontrado una correspondencia entre lo que esperaba recibir de parte del proveedor y lo que realmente recibió. Por consiguiente, corresponde calificar el hecho materia de denuncia como una presunta infracción al deber de entregar a los usuarios copia de los contratos y demás documentación relacionada con dichos actos jurídicos, tipificado en el literal e) del artículo 47 del Código.</w:t>
       </w:r>
       <w:r>
         <w:rPr>
@@ -6672,7 +6672,7 @@
           <w:kern w:val="0"/>
           <w14:ligatures w14:val="none"/>
         </w:rPr>
-        <w:t xml:space="preserve">Presunta infracción a los artículos 18 y 19 de la Ley 29571, Código de Protección y Defensa del Consumidor, en tanto los proveedores denunciados no habrían cumplido con pedir al señor [APELLIDO] una declaración jurada sobre los diagnósticos médicos que tenía a la fecha del contrato de la Tarjeta de Crédito  9221-****-****-3800, de acuerdo al apartado declaraciones y autorizaciones del Certificado del Seguro de Desgravamen.</w:t>
+        <w:t xml:space="preserve">Presunta infracción a los artículos 18 y 19 de la Ley 29571, Código de Protección y Defensa del Consumidor, en tanto los proveedores denunciados no habrían cumplido con pedir al señor [APELLIDO] una declaración jurada sobre los diagnósticos médicos que tenía a la fecha del contrato de la Tarjeta de Crédito 9221-****-****-3800, de acuerdo al apartado declaraciones y autorizaciones del Certificado del Seguro de Desgravamen.</w:t>
       </w:r>
       <w:r>
         <w:rPr>
@@ -6863,7 +6863,7 @@
           <w14:ligatures w14:val="none"/>
         </w:rPr>
         <w:lastRenderedPageBreak/>
-        <w:t xml:space="preserve">Presunta infracción al literal e) del artículo 47 de la Ley 29571, Código de Protección y Defensa del Consumidor, en tanto Santander Consumer Bank S.A. no habría cumplido con entregar al señor [APELLIDO] el contrato de la Tarjeta de Crédito  9221-****-****-3800.</w:t>
+        <w:t xml:space="preserve">Presunta infracción al literal e) del artículo 47 de la Ley 29571, Código de Protección y Defensa del Consumidor, en tanto Santander Consumer Bank S.A. no habría cumplido con entregar al señor [APELLIDO] el contrato de la Tarjeta de Crédito 9221-****-****-3800.</w:t>
       </w:r>
       <w:r>
         <w:rPr>

--- a/plantillas_maestras/03_seguro_desgravamen/negativa_cobertura/1_ddo_aseguradora/sucesion_intestada/TPL_3152_2025_SEGURO_DESGRAVAMEN_NEGATIVA_COBERTURA_ASEGURADORA_SUCESION_INTESTADA_R2.docx
+++ b/plantillas_maestras/03_seguro_desgravamen/negativa_cobertura/1_ddo_aseguradora/sucesion_intestada/TPL_3152_2025_SEGURO_DESGRAVAMEN_NEGATIVA_COBERTURA_ASEGURADORA_SUCESION_INTESTADA_R2.docx
@@ -152,6 +152,7 @@
       </w:r>
       <w:r>
         <w:rPr>
+          <w:rStyle w:val="Refdenotaalpie"/>
           <w:rFonts w:ascii="Arial Narrow" w:eastAsia="Times New Roman" w:hAnsi="Arial Narrow" w:cs="Times New Roman"/>
           <w:b/>
           <w:color w:val="000000"/>
@@ -272,6 +273,7 @@
       </w:r>
       <w:r>
         <w:rPr>
+          <w:rStyle w:val="Refdenotaalpie"/>
           <w:rFonts w:ascii="Arial Narrow" w:eastAsia="Times New Roman" w:hAnsi="Arial Narrow" w:cs="Times New Roman"/>
           <w:b/>
           <w:color w:val="000000"/>
@@ -747,6 +749,7 @@
       </w:r>
       <w:r>
         <w:rPr>
+          <w:rStyle w:val="Refdenotaalpie"/>
           <w:rFonts w:ascii="Arial Narrow" w:eastAsia="Times New Roman" w:hAnsi="Arial Narrow" w:cs="Times New Roman"/>
           <w:color w:val="000000"/>
           <w:kern w:val="0"/>
@@ -922,6 +925,7 @@
       </w:r>
       <w:r>
         <w:rPr>
+          <w:rStyle w:val="Refdenotaalpie"/>
           <w:rFonts w:ascii="Arial Narrow" w:eastAsia="Times New Roman" w:hAnsi="Arial Narrow" w:cs="Times New Roman"/>
           <w:color w:val="000000"/>
           <w:kern w:val="0"/>
@@ -4426,6 +4430,7 @@
       </w:r>
       <w:r>
         <w:rPr>
+          <w:rStyle w:val="Refdenotaalpie"/>
           <w:rFonts w:ascii="Arial Narrow" w:eastAsia="Arial Narrow" w:hAnsi="Arial Narrow" w:cs="Arial Narrow"/>
           <w:kern w:val="0"/>
           <w:vertAlign w:val="superscript"/>
@@ -4566,6 +4571,7 @@
       <w:bookmarkStart w:id="6" w:name="_Hlk211599421"/>
       <w:r>
         <w:rPr>
+          <w:rStyle w:val="Refdenotaalpie"/>
           <w:rFonts w:ascii="Arial Narrow" w:eastAsia="Arial Narrow" w:hAnsi="Arial Narrow" w:cs="Arial"/>
           <w:kern w:val="0"/>
           <w:vertAlign w:val="superscript"/>
@@ -5332,6 +5338,7 @@
       </w:r>
       <w:r>
         <w:rPr>
+          <w:rStyle w:val="Refdenotaalpie"/>
           <w:rFonts w:ascii="Arial Narrow" w:eastAsia="Arial Narrow" w:hAnsi="Arial Narrow" w:cs="Arial"/>
           <w:kern w:val="0"/>
           <w:vertAlign w:val="superscript"/>
@@ -5495,6 +5502,7 @@
       </w:r>
       <w:r>
         <w:rPr>
+          <w:rStyle w:val="Refdenotaalpie"/>
           <w:rFonts w:ascii="Arial Narrow" w:eastAsia="Arial Narrow" w:hAnsi="Arial Narrow" w:cs="Arial Narrow"/>
           <w:kern w:val="0"/>
           <w:vertAlign w:val="superscript"/>
@@ -7482,6 +7490,7 @@
       </w:r>
       <w:r>
         <w:rPr>
+          <w:rStyle w:val="Refdenotaalpie"/>
           <w:rFonts w:ascii="Arial Narrow" w:eastAsia="Calibri" w:hAnsi="Arial Narrow" w:cs="Arial"/>
           <w:kern w:val="0"/>
           <w:vertAlign w:val="superscript"/>
@@ -7526,6 +7535,7 @@
       </w:r>
       <w:r>
         <w:rPr>
+          <w:rStyle w:val="Refdenotaalpie"/>
           <w:rFonts w:ascii="Arial Narrow" w:eastAsia="Calibri" w:hAnsi="Arial Narrow" w:cs="Arial"/>
           <w:spacing w:val="-2"/>
           <w:kern w:val="0"/>
@@ -8217,6 +8227,7 @@
       </w:r>
       <w:r>
         <w:rPr>
+          <w:rStyle w:val="Refdenotaalpie"/>
           <w:rFonts w:ascii="Arial Narrow" w:eastAsia="Arial Narrow" w:hAnsi="Arial Narrow" w:cs="Times New Roman"/>
           <w:color w:val="000000"/>
           <w:kern w:val="0"/>
@@ -8298,6 +8309,7 @@
       </w:r>
       <w:r>
         <w:rPr>
+          <w:rStyle w:val="Refdenotaalpie"/>
           <w:rFonts w:ascii="Arial Narrow" w:eastAsia="Arial Narrow" w:hAnsi="Arial Narrow" w:cs="Times New Roman"/>
           <w:color w:val="000000"/>
           <w:kern w:val="0"/>
@@ -8351,6 +8363,7 @@
       </w:r>
       <w:r>
         <w:rPr>
+          <w:rStyle w:val="Refdenotaalpie"/>
           <w:rFonts w:ascii="Arial Narrow" w:eastAsia="Arial Narrow" w:hAnsi="Arial Narrow" w:cs="Times New Roman"/>
           <w:color w:val="000000"/>
           <w:kern w:val="0"/>
@@ -8525,6 +8538,7 @@
       </w:r>
       <w:r>
         <w:rPr>
+          <w:rStyle w:val="Refdenotaalpie"/>
           <w:rFonts w:ascii="Arial Narrow" w:eastAsia="Calibri" w:hAnsi="Arial Narrow" w:cs="Arial"/>
           <w:kern w:val="0"/>
           <w:vertAlign w:val="superscript"/>
@@ -8774,6 +8788,7 @@
       </w:r>
       <w:r>
         <w:rPr>
+          <w:rStyle w:val="Refdenotaalpie"/>
           <w:rFonts w:ascii="Arial Narrow" w:hAnsi="Arial Narrow"/>
           <w:vertAlign w:val="superscript"/>
         </w:rPr>
@@ -9269,14 +9284,14 @@
         <w:tab w:val="right" w:pos="8838"/>
       </w:tabs>
       <w:rPr>
-        <w:rFonts w:ascii="Arial" w:eastAsia="Arial" w:hAnsi="Arial" w:cs="Arial"/>
+        <w:rFonts w:ascii="Arial Narrow" w:eastAsia="Arial" w:hAnsi="Arial Narrow" w:cs="Arial"/>
         <w:sz w:val="16"/>
         <w:szCs w:val="16"/>
       </w:rPr>
     </w:pPr>
     <w:r>
       <w:rPr>
-        <w:rFonts w:ascii="Arial" w:eastAsia="Arial" w:hAnsi="Arial" w:cs="Arial"/>
+        <w:rFonts w:ascii="Arial Narrow" w:eastAsia="Arial" w:hAnsi="Arial Narrow" w:cs="Arial"/>
         <w:sz w:val="16"/>
         <w:szCs w:val="16"/>
       </w:rPr>
@@ -9290,7 +9305,7 @@
     </w:pPr>
     <w:r>
       <w:rPr>
-        <w:rFonts w:ascii="Arial" w:eastAsia="Arial" w:hAnsi="Arial" w:cs="Arial"/>
+        <w:rFonts w:ascii="Arial Narrow" w:eastAsia="Arial" w:hAnsi="Arial Narrow" w:cs="Arial"/>
         <w:sz w:val="16"/>
         <w:szCs w:val="16"/>
       </w:rPr>
@@ -9298,7 +9313,7 @@
     </w:r>
     <w:r>
       <w:rPr>
-        <w:rFonts w:ascii="Arial" w:eastAsia="Arial" w:hAnsi="Arial" w:cs="Arial"/>
+        <w:rFonts w:ascii="Arial Narrow" w:eastAsia="Arial" w:hAnsi="Arial Narrow" w:cs="Arial"/>
         <w:sz w:val="16"/>
         <w:szCs w:val="16"/>
       </w:rPr>
@@ -9306,7 +9321,7 @@
     </w:r>
     <w:r>
       <w:rPr>
-        <w:rFonts w:ascii="Arial" w:eastAsia="Arial" w:hAnsi="Arial" w:cs="Arial"/>
+        <w:rFonts w:ascii="Arial Narrow" w:eastAsia="Arial" w:hAnsi="Arial Narrow" w:cs="Arial"/>
         <w:sz w:val="16"/>
         <w:szCs w:val="16"/>
       </w:rPr>
@@ -9314,7 +9329,7 @@
     </w:r>
     <w:r>
       <w:rPr>
-        <w:rFonts w:ascii="Arial" w:eastAsia="Arial" w:hAnsi="Arial" w:cs="Arial"/>
+        <w:rFonts w:ascii="Arial Narrow" w:eastAsia="Arial" w:hAnsi="Arial Narrow" w:cs="Arial"/>
         <w:sz w:val="16"/>
         <w:szCs w:val="16"/>
       </w:rPr>
@@ -9322,7 +9337,7 @@
     </w:r>
     <w:r>
       <w:rPr>
-        <w:rFonts w:ascii="Arial" w:eastAsia="Arial" w:hAnsi="Arial" w:cs="Arial"/>
+        <w:rFonts w:ascii="Arial Narrow" w:eastAsia="Arial" w:hAnsi="Arial Narrow" w:cs="Arial"/>
         <w:sz w:val="16"/>
         <w:szCs w:val="16"/>
       </w:rPr>
@@ -9370,8 +9385,9 @@
         <w:rPr>
           <w:rStyle w:val="Refdenotaalpie"/>
           <w:rFonts w:ascii="Arial Narrow" w:hAnsi="Arial Narrow" w:cs="Arial"/>
-          <w:sz w:val="14"/>
-          <w:szCs w:val="14"/>
+          <w:sz w:val="16"/>
+          <w:szCs w:val="14"/>
+          <w:vertAlign w:val="superscript"/>
         </w:rPr>
         <w:footnoteRef/>
       </w:r>
@@ -9505,8 +9521,9 @@
         <w:rPr>
           <w:rStyle w:val="Refdenotaalpie"/>
           <w:rFonts w:ascii="Arial Narrow" w:hAnsi="Arial Narrow" w:cs="Arial"/>
-          <w:sz w:val="14"/>
-          <w:szCs w:val="14"/>
+          <w:sz w:val="16"/>
+          <w:szCs w:val="14"/>
+          <w:vertAlign w:val="superscript"/>
         </w:rPr>
         <w:footnoteRef/>
       </w:r>
@@ -9632,8 +9649,9 @@
         <w:rPr>
           <w:rStyle w:val="Refdenotaalpie"/>
           <w:rFonts w:ascii="Arial Narrow" w:hAnsi="Arial Narrow" w:cs="Arial"/>
-          <w:sz w:val="14"/>
-          <w:szCs w:val="14"/>
+          <w:sz w:val="16"/>
+          <w:szCs w:val="14"/>
+          <w:vertAlign w:val="superscript"/>
         </w:rPr>
         <w:footnoteRef/>
       </w:r>
@@ -9700,8 +9718,9 @@
         <w:rPr>
           <w:rStyle w:val="Refdenotaalpie"/>
           <w:rFonts w:ascii="Arial Narrow" w:hAnsi="Arial Narrow" w:cs="Arial"/>
-          <w:sz w:val="14"/>
-          <w:szCs w:val="14"/>
+          <w:sz w:val="16"/>
+          <w:szCs w:val="14"/>
+          <w:vertAlign w:val="superscript"/>
         </w:rPr>
         <w:footnoteRef/>
       </w:r>
@@ -9774,8 +9793,9 @@
         <w:rPr>
           <w:rStyle w:val="Refdenotaalpie"/>
           <w:rFonts w:ascii="Arial Narrow" w:hAnsi="Arial Narrow" w:cs="Arial"/>
-          <w:sz w:val="14"/>
-          <w:szCs w:val="14"/>
+          <w:sz w:val="16"/>
+          <w:szCs w:val="14"/>
+          <w:vertAlign w:val="superscript"/>
         </w:rPr>
         <w:footnoteRef/>
       </w:r>
@@ -10027,8 +10047,9 @@
         <w:rPr>
           <w:rStyle w:val="Refdenotaalpie"/>
           <w:rFonts w:ascii="Arial Narrow" w:hAnsi="Arial Narrow"/>
-          <w:sz w:val="14"/>
-          <w:szCs w:val="14"/>
+          <w:sz w:val="16"/>
+          <w:szCs w:val="14"/>
+          <w:vertAlign w:val="superscript"/>
         </w:rPr>
         <w:footnoteRef/>
       </w:r>
@@ -10210,8 +10231,9 @@
         <w:rPr>
           <w:rStyle w:val="Refdenotaalpie"/>
           <w:rFonts w:ascii="Arial Narrow" w:hAnsi="Arial Narrow"/>
-          <w:sz w:val="14"/>
-          <w:szCs w:val="14"/>
+          <w:sz w:val="16"/>
+          <w:szCs w:val="14"/>
+          <w:vertAlign w:val="superscript"/>
         </w:rPr>
         <w:footnoteRef/>
       </w:r>
@@ -10401,8 +10423,9 @@
         <w:rPr>
           <w:rStyle w:val="Refdenotaalpie"/>
           <w:rFonts w:ascii="Arial Narrow" w:hAnsi="Arial Narrow" w:cs="Arial"/>
-          <w:sz w:val="14"/>
-          <w:szCs w:val="14"/>
+          <w:sz w:val="16"/>
+          <w:szCs w:val="14"/>
+          <w:vertAlign w:val="superscript"/>
         </w:rPr>
         <w:footnoteRef/>
       </w:r>
@@ -10590,8 +10613,9 @@
         <w:rPr>
           <w:rStyle w:val="Refdenotaalpie"/>
           <w:rFonts w:ascii="Arial Narrow" w:hAnsi="Arial Narrow" w:cs="Arial"/>
-          <w:sz w:val="14"/>
-          <w:szCs w:val="14"/>
+          <w:sz w:val="16"/>
+          <w:szCs w:val="14"/>
+          <w:vertAlign w:val="superscript"/>
         </w:rPr>
         <w:footnoteRef/>
       </w:r>
@@ -10660,8 +10684,9 @@
         <w:rPr>
           <w:rStyle w:val="Refdenotaalpie"/>
           <w:rFonts w:ascii="Arial Narrow" w:hAnsi="Arial Narrow" w:cs="Arial"/>
-          <w:sz w:val="14"/>
-          <w:szCs w:val="14"/>
+          <w:sz w:val="16"/>
+          <w:szCs w:val="14"/>
+          <w:vertAlign w:val="superscript"/>
         </w:rPr>
         <w:footnoteRef/>
       </w:r>
@@ -10849,9 +10874,9 @@
       </w:pPr>
       <w:r>
         <w:rPr>
-          <w:rStyle w:val="TextonotapieCar"/>
+          <w:rStyle w:val="Refdenotaalpie"/>
           <w:rFonts w:ascii="Arial Narrow" w:hAnsi="Arial Narrow" w:cs="Arial"/>
-          <w:sz w:val="14"/>
+          <w:sz w:val="16"/>
           <w:szCs w:val="14"/>
           <w:vertAlign w:val="superscript"/>
         </w:rPr>
@@ -11063,8 +11088,9 @@
         <w:rPr>
           <w:rStyle w:val="Refdenotaalpie"/>
           <w:rFonts w:ascii="Arial Narrow" w:hAnsi="Arial Narrow" w:cs="Arial"/>
-          <w:sz w:val="14"/>
-          <w:szCs w:val="14"/>
+          <w:sz w:val="16"/>
+          <w:szCs w:val="14"/>
+          <w:vertAlign w:val="superscript"/>
         </w:rPr>
         <w:footnoteRef/>
       </w:r>
@@ -11862,8 +11888,9 @@
         <w:rPr>
           <w:rStyle w:val="Refdenotaalpie"/>
           <w:rFonts w:ascii="Arial Narrow" w:hAnsi="Arial Narrow" w:cs="Arial"/>
-          <w:sz w:val="14"/>
-          <w:szCs w:val="14"/>
+          <w:sz w:val="16"/>
+          <w:szCs w:val="14"/>
+          <w:vertAlign w:val="superscript"/>
         </w:rPr>
         <w:footnoteRef/>
       </w:r>
@@ -12082,8 +12109,9 @@
           <w:rFonts w:ascii="Arial Narrow" w:hAnsi="Arial Narrow" w:cs="Arial"/>
           <w:b/>
           <w:bCs/>
-          <w:sz w:val="14"/>
-          <w:szCs w:val="14"/>
+          <w:sz w:val="16"/>
+          <w:szCs w:val="14"/>
+          <w:vertAlign w:val="superscript"/>
         </w:rPr>
         <w:footnoteRef/>
       </w:r>
@@ -12202,8 +12230,9 @@
         <w:rPr>
           <w:rStyle w:val="Refdenotaalpie"/>
           <w:rFonts w:ascii="Arial Narrow" w:hAnsi="Arial Narrow" w:cs="Arial"/>
-          <w:sz w:val="14"/>
-          <w:szCs w:val="14"/>
+          <w:sz w:val="16"/>
+          <w:szCs w:val="14"/>
+          <w:vertAlign w:val="superscript"/>
         </w:rPr>
         <w:footnoteRef/>
       </w:r>
@@ -14782,6 +14811,17 @@
       <w:szCs w:val="20"/>
     </w:rPr>
   </w:style>
+  <w:style w:type="character" w:styleId="FootnoteReference">
+    <w:name w:val="footnote reference"/>
+    <w:basedOn w:val="Fuentedeprrafopredeter"/>
+    <w:uiPriority w:val="99"/>
+    <w:semiHidden/>
+    <w:unhideWhenUsed/>
+    <w:rPr>
+      <w:rFonts w:ascii="Arial Narrow" w:hAnsi="Arial Narrow"/>
+      <w:vertAlign w:val="superscript"/>
+    </w:rPr>
+  </w:style>
 </w:styles>
 </file>
 

--- a/plantillas_maestras/03_seguro_desgravamen/negativa_cobertura/1_ddo_aseguradora/sucesion_intestada/TPL_3152_2025_SEGURO_DESGRAVAMEN_NEGATIVA_COBERTURA_ASEGURADORA_SUCESION_INTESTADA_R2.docx
+++ b/plantillas_maestras/03_seguro_desgravamen/negativa_cobertura/1_ddo_aseguradora/sucesion_intestada/TPL_3152_2025_SEGURO_DESGRAVAMEN_NEGATIVA_COBERTURA_ASEGURADORA_SUCESION_INTESTADA_R2.docx
@@ -1,8 +1,8 @@
 
 <file path=word/document.xml><?xml version="1.0" encoding="utf-8"?>
-<w:document xmlns:wpc="http://schemas.microsoft.com/office/word/2010/wordprocessingCanvas" xmlns:cx="http://schemas.microsoft.com/office/drawing/2014/chartex" xmlns:cx1="http://schemas.microsoft.com/office/drawing/2015/9/8/chartex" xmlns:cx2="http://schemas.microsoft.com/office/drawing/2015/10/21/chartex" xmlns:cx3="http://schemas.microsoft.com/office/drawing/2016/5/9/chartex" xmlns:cx4="http://schemas.microsoft.com/office/drawing/2016/5/10/chartex" xmlns:cx5="http://schemas.microsoft.com/office/drawing/2016/5/11/chartex" xmlns:cx6="http://schemas.microsoft.com/office/drawing/2016/5/12/chartex" xmlns:cx7="http://schemas.microsoft.com/office/drawing/2016/5/13/chartex" xmlns:cx8="http://schemas.microsoft.com/office/drawing/2016/5/14/chartex" xmlns:mc="http://schemas.openxmlformats.org/markup-compatibility/2006" xmlns:aink="http://schemas.microsoft.com/office/drawing/2016/ink" xmlns:am3d="http://schemas.microsoft.com/office/drawing/2017/model3d" xmlns:o="urn:schemas-microsoft-com:office:office" xmlns:oel="http://schemas.microsoft.com/office/2019/extlst" xmlns:r="http://schemas.openxmlformats.org/officeDocument/2006/relationships" xmlns:m="http://schemas.openxmlformats.org/officeDocument/2006/math" xmlns:v="urn:schemas-microsoft-com:vml" xmlns:wp14="http://schemas.microsoft.com/office/word/2010/wordprocessingDrawing" xmlns:wp="http://schemas.openxmlformats.org/drawingml/2006/wordprocessingDrawing" xmlns:w10="urn:schemas-microsoft-com:office:word" xmlns:w="http://schemas.openxmlformats.org/wordprocessingml/2006/main" xmlns:w14="http://schemas.microsoft.com/office/word/2010/wordml" xmlns:w15="http://schemas.microsoft.com/office/word/2012/wordml" xmlns:w16cex="http://schemas.microsoft.com/office/word/2018/wordml/cex" xmlns:w16cid="http://schemas.microsoft.com/office/word/2016/wordml/cid" xmlns:w16="http://schemas.microsoft.com/office/word/2018/wordml" xmlns:w16du="http://schemas.microsoft.com/office/word/2023/wordml/word16du" xmlns:w16sdtdh="http://schemas.microsoft.com/office/word/2020/wordml/sdtdatahash" xmlns:w16sdtfl="http://schemas.microsoft.com/office/word/2024/wordml/sdtformatlock" xmlns:w16se="http://schemas.microsoft.com/office/word/2015/wordml/symex" xmlns:wpg="http://schemas.microsoft.com/office/word/2010/wordprocessingGroup" xmlns:wpi="http://schemas.microsoft.com/office/word/2010/wordprocessingInk" xmlns:wne="http://schemas.microsoft.com/office/word/2006/wordml" xmlns:wps="http://schemas.microsoft.com/office/word/2010/wordprocessingShape" mc:Ignorable="w14 w15 w16se w16cid w16 w16cex w16sdtdh w16sdtfl w16du wp14">
+<w:document xmlns:ns1="http://schemas.openxmlformats.org/markup-compatibility/2006" xmlns:ns2="http://schemas.microsoft.com/office/word/2010/wordml" xmlns:ns3="http://schemas.openxmlformats.org/officeDocument/2006/relationships" xmlns:w="http://schemas.openxmlformats.org/wordprocessingml/2006/main" ns1:Ignorable="w14 w15 w16se w16cid w16 w16cex w16sdtdh w16sdtfl w16du wp14">
   <w:body>
-    <w:p>
+    <w:p ns2:paraId="4D92E425" ns2:textId="05B00E64">
       <w:pPr>
         <w:tabs>
           <w:tab w:val="left" w:pos="1701"/>
@@ -14,7 +14,7 @@
           <w:color w:val="000000"/>
           <w:kern w:val="0"/>
           <w:lang w:eastAsia="es-PE"/>
-          <w14:ligatures w14:val="none"/>
+          <ns2:ligatures ns2:val="none"/>
         </w:rPr>
       </w:pPr>
       <w:bookmarkStart w:id="0" w:name="_Hlk80343540"/>
@@ -25,7 +25,7 @@
           <w:color w:val="000000"/>
           <w:kern w:val="0"/>
           <w:lang w:eastAsia="es-PE"/>
-          <w14:ligatures w14:val="none"/>
+          <ns2:ligatures ns2:val="none"/>
         </w:rPr>
         <w:t>EX</w:t>
       </w:r>
@@ -36,7 +36,7 @@
           <w:color w:val="000000"/>
           <w:kern w:val="0"/>
           <w:lang w:eastAsia="es-PE"/>
-          <w14:ligatures w14:val="none"/>
+          <ns2:ligatures ns2:val="none"/>
         </w:rPr>
         <w:t xml:space="preserve">PEDIENTE </w:t>
       </w:r>
@@ -47,7 +47,7 @@
           <w:color w:val="000000"/>
           <w:kern w:val="0"/>
           <w:lang w:eastAsia="es-PE"/>
-          <w14:ligatures w14:val="none"/>
+          <ns2:ligatures ns2:val="none"/>
         </w:rPr>
         <w:tab/>
       </w:r>
@@ -58,7 +58,7 @@
           <w:color w:val="000000"/>
           <w:kern w:val="0"/>
           <w:lang w:eastAsia="es-PE"/>
-          <w14:ligatures w14:val="none"/>
+          <ns2:ligatures ns2:val="none"/>
         </w:rPr>
         <w:t>:</w:t>
       </w:r>
@@ -69,7 +69,7 @@
           <w:color w:val="000000"/>
           <w:kern w:val="0"/>
           <w:lang w:eastAsia="es-PE"/>
-          <w14:ligatures w14:val="none"/>
+          <ns2:ligatures ns2:val="none"/>
         </w:rPr>
         <w:tab/>
       </w:r>
@@ -82,12 +82,12 @@
           <w:kern w:val="0"/>
           <w:shd w:val="clear" w:color="auto" w:fill="FFFFFF"/>
           <w:lang w:eastAsia="es-PE"/>
-          <w14:ligatures w14:val="none"/>
+          <ns2:ligatures ns2:val="none"/>
         </w:rPr>
         <w:t>3152-2025/CC1</w:t>
       </w:r>
     </w:p>
-    <w:p>
+    <w:p ns2:paraId="174737B6" ns2:textId="25EC3297">
       <w:pPr>
         <w:tabs>
           <w:tab w:val="left" w:pos="1701"/>
@@ -102,7 +102,7 @@
           <w:color w:val="000000"/>
           <w:kern w:val="0"/>
           <w:lang w:eastAsia="es-PE"/>
-          <w14:ligatures w14:val="none"/>
+          <ns2:ligatures ns2:val="none"/>
         </w:rPr>
       </w:pPr>
       <w:r>
@@ -112,7 +112,7 @@
           <w:color w:val="000000"/>
           <w:kern w:val="0"/>
           <w:lang w:eastAsia="es-PE"/>
-          <w14:ligatures w14:val="none"/>
+          <ns2:ligatures ns2:val="none"/>
         </w:rPr>
         <w:t xml:space="preserve">DENUNCIANTE:[DENUNCIANTE] ([APELLIDO] )</w:t>
       </w:r>
@@ -123,7 +123,7 @@
           <w:color w:val="000000"/>
           <w:kern w:val="0"/>
           <w:lang w:eastAsia="es-PE"/>
-          <w14:ligatures w14:val="none"/>
+          <ns2:ligatures ns2:val="none"/>
         </w:rPr>
         <w:tab/>
         <w:t/>
@@ -135,7 +135,7 @@
           <w:color w:val="000000"/>
           <w:kern w:val="0"/>
           <w:lang w:eastAsia="es-PE"/>
-          <w14:ligatures w14:val="none"/>
+          <ns2:ligatures ns2:val="none"/>
         </w:rPr>
         <w:tab/>
       </w:r>
@@ -146,7 +146,7 @@
           <w:color w:val="000000"/>
           <w:kern w:val="0"/>
           <w:lang w:eastAsia="es-PE"/>
-          <w14:ligatures w14:val="none"/>
+          <ns2:ligatures ns2:val="none"/>
         </w:rPr>
         <w:t/>
       </w:r>
@@ -159,7 +159,7 @@
           <w:kern w:val="0"/>
           <w:vertAlign w:val="superscript"/>
           <w:lang w:val="es-ES" w:eastAsia="es-ES"/>
-          <w14:ligatures w14:val="none"/>
+          <ns2:ligatures ns2:val="none"/>
         </w:rPr>
         <w:footnoteReference w:id="1"/>
       </w:r>
@@ -170,7 +170,7 @@
           <w:color w:val="000000"/>
           <w:kern w:val="0"/>
           <w:lang w:eastAsia="es-PE"/>
-          <w14:ligatures w14:val="none"/>
+          <ns2:ligatures ns2:val="none"/>
         </w:rPr>
         <w:t xml:space="preserve"/>
       </w:r>
@@ -181,7 +181,7 @@
           <w:color w:val="000000"/>
           <w:kern w:val="0"/>
           <w:lang w:eastAsia="es-PE"/>
-          <w14:ligatures w14:val="none"/>
+          <ns2:ligatures ns2:val="none"/>
         </w:rPr>
         <w:t/>
       </w:r>
@@ -192,7 +192,7 @@
           <w:color w:val="000000"/>
           <w:kern w:val="0"/>
           <w:lang w:eastAsia="es-PE"/>
-          <w14:ligatures w14:val="none"/>
+          <ns2:ligatures ns2:val="none"/>
         </w:rPr>
         <w:t/>
       </w:r>
@@ -203,12 +203,12 @@
           <w:color w:val="000000"/>
           <w:kern w:val="0"/>
           <w:lang w:eastAsia="es-PE"/>
-          <w14:ligatures w14:val="none"/>
+          <ns2:ligatures ns2:val="none"/>
         </w:rPr>
         <w:t/>
       </w:r>
     </w:p>
-    <w:p>
+    <w:p ns2:paraId="223101EF" ns2:textId="1AA3CD21">
       <w:pPr>
         <w:tabs>
           <w:tab w:val="left" w:pos="1701"/>
@@ -223,7 +223,7 @@
           <w:color w:val="000000"/>
           <w:kern w:val="0"/>
           <w:lang w:eastAsia="es-PE"/>
-          <w14:ligatures w14:val="none"/>
+          <ns2:ligatures ns2:val="none"/>
         </w:rPr>
       </w:pPr>
       <w:r>
@@ -233,7 +233,7 @@
           <w:color w:val="000000"/>
           <w:kern w:val="0"/>
           <w:lang w:eastAsia="es-PE"/>
-          <w14:ligatures w14:val="none"/>
+          <ns2:ligatures ns2:val="none"/>
         </w:rPr>
         <w:t>DENUNCIADOS</w:t>
       </w:r>
@@ -244,7 +244,7 @@
           <w:color w:val="000000"/>
           <w:kern w:val="0"/>
           <w:lang w:eastAsia="es-PE"/>
-          <w14:ligatures w14:val="none"/>
+          <ns2:ligatures ns2:val="none"/>
         </w:rPr>
         <w:tab/>
         <w:t>:</w:t>
@@ -256,7 +256,7 @@
           <w:color w:val="000000"/>
           <w:kern w:val="0"/>
           <w:lang w:eastAsia="es-PE"/>
-          <w14:ligatures w14:val="none"/>
+          <ns2:ligatures ns2:val="none"/>
         </w:rPr>
         <w:tab/>
       </w:r>
@@ -267,7 +267,7 @@
           <w:color w:val="000000"/>
           <w:kern w:val="0"/>
           <w:lang w:eastAsia="es-PE"/>
-          <w14:ligatures w14:val="none"/>
+          <ns2:ligatures ns2:val="none"/>
         </w:rPr>
         <w:t>SANTANDER CONSUMER BANK S.A.</w:t>
       </w:r>
@@ -280,7 +280,7 @@
           <w:kern w:val="0"/>
           <w:vertAlign w:val="superscript"/>
           <w:lang w:val="es-ES" w:eastAsia="es-ES"/>
-          <w14:ligatures w14:val="none"/>
+          <ns2:ligatures ns2:val="none"/>
         </w:rPr>
         <w:footnoteReference w:id="2"/>
       </w:r>
@@ -291,7 +291,7 @@
           <w:color w:val="000000"/>
           <w:kern w:val="0"/>
           <w:lang w:eastAsia="es-PE"/>
-          <w14:ligatures w14:val="none"/>
+          <ns2:ligatures ns2:val="none"/>
         </w:rPr>
         <w:t xml:space="preserve"> </w:t>
       </w:r>
@@ -302,7 +302,7 @@
           <w:color w:val="000000"/>
           <w:kern w:val="0"/>
           <w:lang w:eastAsia="es-PE"/>
-          <w14:ligatures w14:val="none"/>
+          <ns2:ligatures ns2:val="none"/>
         </w:rPr>
         <w:t>(</w:t>
       </w:r>
@@ -313,7 +313,7 @@
           <w:color w:val="000000"/>
           <w:kern w:val="0"/>
           <w:lang w:eastAsia="es-PE"/>
-          <w14:ligatures w14:val="none"/>
+          <ns2:ligatures ns2:val="none"/>
         </w:rPr>
         <w:t>SANTANDER</w:t>
       </w:r>
@@ -324,12 +324,12 @@
           <w:color w:val="000000"/>
           <w:kern w:val="0"/>
           <w:lang w:eastAsia="es-PE"/>
-          <w14:ligatures w14:val="none"/>
+          <ns2:ligatures ns2:val="none"/>
         </w:rPr>
         <w:t xml:space="preserve">) </w:t>
       </w:r>
     </w:p>
-    <w:p>
+    <w:p ns2:paraId="4D23E5DF" ns2:textId="1C67BF7F">
       <w:pPr>
         <w:tabs>
           <w:tab w:val="left" w:pos="1701"/>
@@ -344,7 +344,7 @@
           <w:color w:val="000000"/>
           <w:kern w:val="0"/>
           <w:lang w:eastAsia="es-PE"/>
-          <w14:ligatures w14:val="none"/>
+          <ns2:ligatures ns2:val="none"/>
         </w:rPr>
       </w:pPr>
       <w:r>
@@ -354,7 +354,7 @@
           <w:color w:val="000000"/>
           <w:kern w:val="0"/>
           <w:lang w:eastAsia="es-PE"/>
-          <w14:ligatures w14:val="none"/>
+          <ns2:ligatures ns2:val="none"/>
         </w:rPr>
         <w:tab/>
       </w:r>
@@ -365,7 +365,7 @@
           <w:color w:val="000000"/>
           <w:kern w:val="0"/>
           <w:lang w:eastAsia="es-PE"/>
-          <w14:ligatures w14:val="none"/>
+          <ns2:ligatures ns2:val="none"/>
         </w:rPr>
         <w:tab/>
       </w:r>
@@ -376,7 +376,7 @@
           <w:color w:val="000000"/>
           <w:kern w:val="0"/>
           <w:lang w:eastAsia="es-PE"/>
-          <w14:ligatures w14:val="none"/>
+          <ns2:ligatures ns2:val="none"/>
         </w:rPr>
         <w:t>BNP PARIBAS CARDIF S.A. COMPAÑÍA DE SEGUROS Y REASEGUROS</w:t>
       </w:r>
@@ -387,7 +387,7 @@
           <w:color w:val="000000"/>
           <w:kern w:val="0"/>
           <w:lang w:eastAsia="es-PE"/>
-          <w14:ligatures w14:val="none"/>
+          <ns2:ligatures ns2:val="none"/>
         </w:rPr>
         <w:t xml:space="preserve"> (</w:t>
       </w:r>
@@ -398,7 +398,7 @@
           <w:color w:val="000000"/>
           <w:kern w:val="0"/>
           <w:lang w:eastAsia="es-PE"/>
-          <w14:ligatures w14:val="none"/>
+          <ns2:ligatures ns2:val="none"/>
         </w:rPr>
         <w:t>BNP PARIBAS</w:t>
       </w:r>
@@ -409,12 +409,12 @@
           <w:color w:val="000000"/>
           <w:kern w:val="0"/>
           <w:lang w:eastAsia="es-PE"/>
-          <w14:ligatures w14:val="none"/>
+          <ns2:ligatures ns2:val="none"/>
         </w:rPr>
         <w:t>)</w:t>
       </w:r>
     </w:p>
-    <w:p>
+    <w:p ns2:paraId="753670C1" ns2:textId="77777777">
       <w:pPr>
         <w:tabs>
           <w:tab w:val="left" w:pos="1701"/>
@@ -429,7 +429,7 @@
           <w:color w:val="000000"/>
           <w:kern w:val="0"/>
           <w:lang w:eastAsia="es-PE"/>
-          <w14:ligatures w14:val="none"/>
+          <ns2:ligatures ns2:val="none"/>
         </w:rPr>
       </w:pPr>
       <w:r>
@@ -439,7 +439,7 @@
           <w:color w:val="000000"/>
           <w:kern w:val="0"/>
           <w:lang w:eastAsia="es-PE"/>
-          <w14:ligatures w14:val="none"/>
+          <ns2:ligatures ns2:val="none"/>
         </w:rPr>
         <w:t>MATERIAS</w:t>
       </w:r>
@@ -450,7 +450,7 @@
           <w:color w:val="000000"/>
           <w:kern w:val="0"/>
           <w:lang w:eastAsia="es-PE"/>
-          <w14:ligatures w14:val="none"/>
+          <ns2:ligatures ns2:val="none"/>
         </w:rPr>
         <w:tab/>
         <w:t xml:space="preserve">: </w:t>
@@ -462,13 +462,13 @@
           <w:color w:val="000000"/>
           <w:kern w:val="0"/>
           <w:lang w:eastAsia="es-PE"/>
-          <w14:ligatures w14:val="none"/>
+          <ns2:ligatures ns2:val="none"/>
         </w:rPr>
         <w:tab/>
         <w:t>ADMISIÓN A TRÁMITE</w:t>
       </w:r>
     </w:p>
-    <w:p>
+    <w:p ns2:paraId="449086A9" ns2:textId="77777777">
       <w:pPr>
         <w:tabs>
           <w:tab w:val="left" w:pos="1701"/>
@@ -483,7 +483,7 @@
           <w:color w:val="000000"/>
           <w:kern w:val="0"/>
           <w:lang w:eastAsia="es-PE"/>
-          <w14:ligatures w14:val="none"/>
+          <ns2:ligatures ns2:val="none"/>
         </w:rPr>
       </w:pPr>
       <w:r>
@@ -493,12 +493,12 @@
           <w:color w:val="000000"/>
           <w:kern w:val="0"/>
           <w:lang w:eastAsia="es-PE"/>
-          <w14:ligatures w14:val="none"/>
+          <ns2:ligatures ns2:val="none"/>
         </w:rPr>
         <w:t xml:space="preserve">REQUERIMIENTO DE INFORMACIÓN </w:t>
       </w:r>
     </w:p>
-    <w:p>
+    <w:p ns2:paraId="778AE69F" ns2:textId="7AA7DC27">
       <w:pPr>
         <w:tabs>
           <w:tab w:val="left" w:pos="1701"/>
@@ -512,7 +512,7 @@
           <w:color w:val="000000"/>
           <w:kern w:val="0"/>
           <w:lang w:eastAsia="es-PE"/>
-          <w14:ligatures w14:val="none"/>
+          <ns2:ligatures ns2:val="none"/>
         </w:rPr>
       </w:pPr>
       <w:r>
@@ -522,7 +522,7 @@
           <w:color w:val="000000"/>
           <w:kern w:val="0"/>
           <w:lang w:eastAsia="es-PE"/>
-          <w14:ligatures w14:val="none"/>
+          <ns2:ligatures ns2:val="none"/>
         </w:rPr>
         <w:t xml:space="preserve">RESOLUCIÓN </w:t>
       </w:r>
@@ -533,7 +533,7 @@
           <w:color w:val="000000"/>
           <w:kern w:val="0"/>
           <w:lang w:eastAsia="es-PE"/>
-          <w14:ligatures w14:val="none"/>
+          <ns2:ligatures ns2:val="none"/>
         </w:rPr>
         <w:tab/>
         <w:t>:</w:t>
@@ -545,7 +545,7 @@
           <w:color w:val="000000"/>
           <w:kern w:val="0"/>
           <w:lang w:eastAsia="es-PE"/>
-          <w14:ligatures w14:val="none"/>
+          <ns2:ligatures ns2:val="none"/>
         </w:rPr>
         <w:tab/>
       </w:r>
@@ -556,12 +556,12 @@
           <w:color w:val="000000"/>
           <w:kern w:val="0"/>
           <w:lang w:eastAsia="es-PE"/>
-          <w14:ligatures w14:val="none"/>
+          <ns2:ligatures ns2:val="none"/>
         </w:rPr>
         <w:t>2</w:t>
       </w:r>
     </w:p>
-    <w:p>
+    <w:p ns2:paraId="26BE4AD0" ns2:textId="77777777">
       <w:pPr>
         <w:tabs>
           <w:tab w:val="left" w:pos="1014"/>
@@ -574,11 +574,11 @@
           <w:kern w:val="0"/>
           <w:shd w:val="clear" w:color="auto" w:fill="FFFFFF"/>
           <w:lang w:eastAsia="es-PE"/>
-          <w14:ligatures w14:val="none"/>
-        </w:rPr>
-      </w:pPr>
-    </w:p>
-    <w:p>
+          <ns2:ligatures ns2:val="none"/>
+        </w:rPr>
+      </w:pPr>
+    </w:p>
+    <w:p ns2:paraId="6D48DA83" ns2:textId="15024217">
       <w:pPr>
         <w:tabs>
           <w:tab w:val="left" w:pos="1014"/>
@@ -591,7 +591,7 @@
           <w:kern w:val="0"/>
           <w:shd w:val="clear" w:color="auto" w:fill="FFFFFF"/>
           <w:lang w:eastAsia="es-PE"/>
-          <w14:ligatures w14:val="none"/>
+          <ns2:ligatures ns2:val="none"/>
         </w:rPr>
       </w:pPr>
       <w:r>
@@ -601,7 +601,7 @@
           <w:kern w:val="0"/>
           <w:shd w:val="clear" w:color="auto" w:fill="FFFFFF"/>
           <w:lang w:eastAsia="es-PE"/>
-          <w14:ligatures w14:val="none"/>
+          <ns2:ligatures ns2:val="none"/>
         </w:rPr>
         <w:t xml:space="preserve">Lima, </w:t>
       </w:r>
@@ -612,7 +612,7 @@
           <w:kern w:val="0"/>
           <w:shd w:val="clear" w:color="auto" w:fill="FFFFFF"/>
           <w:lang w:eastAsia="es-PE"/>
-          <w14:ligatures w14:val="none"/>
+          <ns2:ligatures ns2:val="none"/>
         </w:rPr>
         <w:t>30</w:t>
       </w:r>
@@ -623,7 +623,7 @@
           <w:kern w:val="0"/>
           <w:shd w:val="clear" w:color="auto" w:fill="FFFFFF"/>
           <w:lang w:eastAsia="es-PE"/>
-          <w14:ligatures w14:val="none"/>
+          <ns2:ligatures ns2:val="none"/>
         </w:rPr>
         <w:t xml:space="preserve"> de </w:t>
       </w:r>
@@ -635,7 +635,7 @@
           <w:kern w:val="0"/>
           <w:shd w:val="clear" w:color="auto" w:fill="FFFFFF"/>
           <w:lang w:eastAsia="es-PE"/>
-          <w14:ligatures w14:val="none"/>
+          <ns2:ligatures ns2:val="none"/>
         </w:rPr>
         <w:t>enero de 202</w:t>
       </w:r>
@@ -647,12 +647,12 @@
           <w:kern w:val="0"/>
           <w:shd w:val="clear" w:color="auto" w:fill="FFFFFF"/>
           <w:lang w:eastAsia="es-PE"/>
-          <w14:ligatures w14:val="none"/>
+          <ns2:ligatures ns2:val="none"/>
         </w:rPr>
         <w:t>6</w:t>
       </w:r>
     </w:p>
-    <w:p>
+    <w:p ns2:paraId="1EF3C256" ns2:textId="77777777">
       <w:pPr>
         <w:tabs>
           <w:tab w:val="left" w:pos="1014"/>
@@ -664,11 +664,11 @@
           <w:color w:val="000000"/>
           <w:kern w:val="0"/>
           <w:lang w:eastAsia="es-PE"/>
-          <w14:ligatures w14:val="none"/>
-        </w:rPr>
-      </w:pPr>
-    </w:p>
-    <w:p>
+          <ns2:ligatures ns2:val="none"/>
+        </w:rPr>
+      </w:pPr>
+    </w:p>
+    <w:p ns2:paraId="087322B4" ns2:textId="77777777">
       <w:pPr>
         <w:numPr>
           <w:ilvl w:val="0"/>
@@ -682,7 +682,7 @@
           <w:color w:val="000000"/>
           <w:kern w:val="0"/>
           <w:lang w:eastAsia="es-PE"/>
-          <w14:ligatures w14:val="none"/>
+          <ns2:ligatures ns2:val="none"/>
         </w:rPr>
       </w:pPr>
       <w:r>
@@ -692,12 +692,12 @@
           <w:color w:val="000000"/>
           <w:kern w:val="0"/>
           <w:lang w:eastAsia="es-PE"/>
-          <w14:ligatures w14:val="none"/>
+          <ns2:ligatures ns2:val="none"/>
         </w:rPr>
         <w:t xml:space="preserve">HECHOS </w:t>
       </w:r>
     </w:p>
-    <w:p>
+    <w:p ns2:paraId="4407157A" ns2:textId="77777777">
       <w:pPr>
         <w:spacing w:after="0" w:line="240" w:lineRule="auto"/>
         <w:jc w:val="both"/>
@@ -706,11 +706,11 @@
           <w:color w:val="000000"/>
           <w:kern w:val="0"/>
           <w:lang w:eastAsia="es-PE"/>
-          <w14:ligatures w14:val="none"/>
-        </w:rPr>
-      </w:pPr>
-    </w:p>
-    <w:p>
+          <ns2:ligatures ns2:val="none"/>
+        </w:rPr>
+      </w:pPr>
+    </w:p>
+    <w:p ns2:paraId="5ECFCB1A" ns2:textId="7CAD95B3">
       <w:pPr>
         <w:numPr>
           <w:ilvl w:val="1"/>
@@ -724,7 +724,7 @@
           <w:color w:val="000000"/>
           <w:kern w:val="0"/>
           <w:lang w:val="es-ES" w:eastAsia="es-ES"/>
-          <w14:ligatures w14:val="none"/>
+          <ns2:ligatures ns2:val="none"/>
         </w:rPr>
       </w:pPr>
       <w:r>
@@ -733,7 +733,7 @@
           <w:color w:val="000000"/>
           <w:kern w:val="0"/>
           <w:lang w:val="es-ES" w:eastAsia="es-ES"/>
-          <w14:ligatures w14:val="none"/>
+          <ns2:ligatures ns2:val="none"/>
         </w:rPr>
         <w:t xml:space="preserve">Mediante la denuncia del 3 de febrero de 2025, complementado con el escrito del 5 de setiembre de 2025 y subsanado mediante el escrito del 21 de enero de 2026, la [APELLIDO] denunció a Santander y BNP Paribas por presuntas infracciones a la Ley 29571, Código de Protección y Defensa del Consumidor (en adelante, Código), señalando lo siguiente:</w:t>
       </w:r>
@@ -743,7 +743,7 @@
           <w:color w:val="000000"/>
           <w:kern w:val="0"/>
           <w:lang w:val="es-ES" w:eastAsia="es-ES"/>
-          <w14:ligatures w14:val="none"/>
+          <ns2:ligatures ns2:val="none"/>
         </w:rPr>
         <w:t/>
       </w:r>
@@ -755,7 +755,7 @@
           <w:kern w:val="0"/>
           <w:vertAlign w:val="superscript"/>
           <w:lang w:val="es-ES" w:eastAsia="es-ES"/>
-          <w14:ligatures w14:val="none"/>
+          <ns2:ligatures ns2:val="none"/>
         </w:rPr>
         <w:footnoteReference w:id="3"/>
       </w:r>
@@ -765,7 +765,7 @@
           <w:color w:val="000000"/>
           <w:kern w:val="0"/>
           <w:lang w:val="es-ES" w:eastAsia="es-ES"/>
-          <w14:ligatures w14:val="none"/>
+          <ns2:ligatures ns2:val="none"/>
         </w:rPr>
         <w:t xml:space="preserve"/>
       </w:r>
@@ -775,7 +775,7 @@
           <w:color w:val="000000"/>
           <w:kern w:val="0"/>
           <w:lang w:val="es-ES" w:eastAsia="es-ES"/>
-          <w14:ligatures w14:val="none"/>
+          <ns2:ligatures ns2:val="none"/>
         </w:rPr>
         <w:t/>
       </w:r>
@@ -783,7 +783,7 @@
         <w:rPr>
           <w:rFonts w:ascii="Arial Narrow" w:eastAsia="Calibri" w:hAnsi="Arial Narrow" w:cs="Arial"/>
           <w:kern w:val="0"/>
-          <w14:ligatures w14:val="none"/>
+          <ns2:ligatures ns2:val="none"/>
         </w:rPr>
         <w:t xml:space="preserve"/>
       </w:r>
@@ -791,7 +791,7 @@
         <w:rPr>
           <w:rFonts w:ascii="Arial Narrow" w:eastAsia="Calibri" w:hAnsi="Arial Narrow" w:cs="Arial"/>
           <w:kern w:val="0"/>
-          <w14:ligatures w14:val="none"/>
+          <ns2:ligatures ns2:val="none"/>
         </w:rPr>
         <w:t/>
       </w:r>
@@ -799,7 +799,7 @@
         <w:rPr>
           <w:rFonts w:ascii="Arial Narrow" w:eastAsia="Calibri" w:hAnsi="Arial Narrow" w:cs="Arial"/>
           <w:kern w:val="0"/>
-          <w14:ligatures w14:val="none"/>
+          <ns2:ligatures ns2:val="none"/>
         </w:rPr>
         <w:t xml:space="preserve"/>
       </w:r>
@@ -807,7 +807,7 @@
         <w:rPr>
           <w:rFonts w:ascii="Arial Narrow" w:eastAsia="Calibri" w:hAnsi="Arial Narrow" w:cs="Arial"/>
           <w:kern w:val="0"/>
-          <w14:ligatures w14:val="none"/>
+          <ns2:ligatures ns2:val="none"/>
         </w:rPr>
         <w:t/>
       </w:r>
@@ -815,7 +815,7 @@
         <w:rPr>
           <w:rFonts w:ascii="Arial Narrow" w:eastAsia="Calibri" w:hAnsi="Arial Narrow" w:cs="Arial"/>
           <w:kern w:val="0"/>
-          <w14:ligatures w14:val="none"/>
+          <ns2:ligatures ns2:val="none"/>
         </w:rPr>
         <w:t xml:space="preserve"/>
       </w:r>
@@ -823,7 +823,7 @@
         <w:rPr>
           <w:rFonts w:ascii="Arial Narrow" w:eastAsia="Calibri" w:hAnsi="Arial Narrow" w:cs="Arial"/>
           <w:kern w:val="0"/>
-          <w14:ligatures w14:val="none"/>
+          <ns2:ligatures ns2:val="none"/>
         </w:rPr>
         <w:t/>
       </w:r>
@@ -831,7 +831,7 @@
         <w:rPr>
           <w:rFonts w:ascii="Arial Narrow" w:eastAsia="Calibri" w:hAnsi="Arial Narrow" w:cs="Arial"/>
           <w:kern w:val="0"/>
-          <w14:ligatures w14:val="none"/>
+          <ns2:ligatures ns2:val="none"/>
         </w:rPr>
         <w:t xml:space="preserve"/>
       </w:r>
@@ -839,7 +839,7 @@
         <w:rPr>
           <w:rFonts w:ascii="Arial Narrow" w:eastAsia="Calibri" w:hAnsi="Arial Narrow" w:cs="Arial"/>
           <w:kern w:val="0"/>
-          <w14:ligatures w14:val="none"/>
+          <ns2:ligatures ns2:val="none"/>
         </w:rPr>
         <w:t xml:space="preserve"/>
       </w:r>
@@ -847,7 +847,7 @@
         <w:rPr>
           <w:rFonts w:ascii="Arial Narrow" w:eastAsia="Calibri" w:hAnsi="Arial Narrow" w:cs="Arial"/>
           <w:kern w:val="0"/>
-          <w14:ligatures w14:val="none"/>
+          <ns2:ligatures ns2:val="none"/>
         </w:rPr>
         <w:t/>
       </w:r>
@@ -857,7 +857,7 @@
           <w:color w:val="000000"/>
           <w:kern w:val="0"/>
           <w:lang w:val="es-ES" w:eastAsia="es-ES"/>
-          <w14:ligatures w14:val="none"/>
+          <ns2:ligatures ns2:val="none"/>
         </w:rPr>
         <w:t xml:space="preserve"/>
       </w:r>
@@ -867,7 +867,7 @@
           <w:color w:val="000000"/>
           <w:kern w:val="0"/>
           <w:lang w:val="es-ES" w:eastAsia="es-ES"/>
-          <w14:ligatures w14:val="none"/>
+          <ns2:ligatures ns2:val="none"/>
         </w:rPr>
         <w:t xml:space="preserve"/>
       </w:r>
@@ -877,7 +877,7 @@
           <w:color w:val="000000"/>
           <w:kern w:val="0"/>
           <w:lang w:val="es-ES" w:eastAsia="es-ES"/>
-          <w14:ligatures w14:val="none"/>
+          <ns2:ligatures ns2:val="none"/>
         </w:rPr>
         <w:t xml:space="preserve"/>
       </w:r>
@@ -887,7 +887,7 @@
           <w:color w:val="000000"/>
           <w:kern w:val="0"/>
           <w:lang w:val="es-ES" w:eastAsia="es-ES"/>
-          <w14:ligatures w14:val="none"/>
+          <ns2:ligatures ns2:val="none"/>
         </w:rPr>
         <w:t xml:space="preserve"/>
       </w:r>
@@ -898,7 +898,7 @@
           <w:color w:val="000000"/>
           <w:kern w:val="0"/>
           <w:lang w:val="es-ES" w:eastAsia="es-ES"/>
-          <w14:ligatures w14:val="none"/>
+          <ns2:ligatures ns2:val="none"/>
         </w:rPr>
         <w:t/>
       </w:r>
@@ -909,7 +909,7 @@
           <w:color w:val="000000"/>
           <w:kern w:val="0"/>
           <w:lang w:val="es-ES" w:eastAsia="es-ES"/>
-          <w14:ligatures w14:val="none"/>
+          <ns2:ligatures ns2:val="none"/>
         </w:rPr>
         <w:t xml:space="preserve"/>
       </w:r>
@@ -919,7 +919,7 @@
           <w:color w:val="000000"/>
           <w:kern w:val="0"/>
           <w:lang w:val="es-ES" w:eastAsia="es-ES"/>
-          <w14:ligatures w14:val="none"/>
+          <ns2:ligatures ns2:val="none"/>
         </w:rPr>
         <w:t/>
       </w:r>
@@ -931,7 +931,7 @@
           <w:kern w:val="0"/>
           <w:vertAlign w:val="superscript"/>
           <w:lang w:val="es-ES" w:eastAsia="es-ES"/>
-          <w14:ligatures w14:val="none"/>
+          <ns2:ligatures ns2:val="none"/>
         </w:rPr>
         <w:footnoteReference w:id="4"/>
       </w:r>
@@ -941,7 +941,7 @@
           <w:color w:val="000000"/>
           <w:kern w:val="0"/>
           <w:lang w:val="es-ES" w:eastAsia="es-ES"/>
-          <w14:ligatures w14:val="none"/>
+          <ns2:ligatures ns2:val="none"/>
         </w:rPr>
         <w:t xml:space="preserve"/>
       </w:r>
@@ -952,25 +952,25 @@
           <w:color w:val="000000"/>
           <w:kern w:val="0"/>
           <w:lang w:val="es-ES" w:eastAsia="es-ES"/>
-          <w14:ligatures w14:val="none"/>
+          <ns2:ligatures ns2:val="none"/>
         </w:rPr>
         <w:t/>
       </w:r>
     </w:p>
-    <w:p>
-      <w:pPr>
-        <w:spacing w:after="0" w:line="240" w:lineRule="auto"/>
-        <w:jc w:val="both"/>
-        <w:rPr>
-          <w:rFonts w:ascii="Arial Narrow" w:eastAsia="Times New Roman" w:hAnsi="Arial Narrow" w:cs="Arial"/>
-          <w:color w:val="000000"/>
-          <w:kern w:val="0"/>
-          <w:lang w:eastAsia="es-ES"/>
-          <w14:ligatures w14:val="none"/>
-        </w:rPr>
-      </w:pPr>
-    </w:p>
-    <w:p>
+    <w:p ns2:paraId="5C1F7A14" ns2:textId="3BE2C60F">
+      <w:pPr>
+        <w:spacing w:after="0" w:line="240" w:lineRule="auto"/>
+        <w:jc w:val="both"/>
+        <w:rPr>
+          <w:rFonts w:ascii="Arial Narrow" w:eastAsia="Times New Roman" w:hAnsi="Arial Narrow" w:cs="Arial"/>
+          <w:color w:val="000000"/>
+          <w:kern w:val="0"/>
+          <w:lang w:eastAsia="es-ES"/>
+          <ns2:ligatures ns2:val="none"/>
+        </w:rPr>
+      </w:pPr>
+    </w:p>
+    <w:p ns2:paraId="3E9B3F30" ns2:textId="3DCB7072">
       <w:pPr>
         <w:pStyle w:val="Prrafodelista"/>
         <w:numPr>
@@ -988,16 +988,16 @@
           <w:color w:val="000000"/>
           <w:kern w:val="0"/>
           <w:lang w:eastAsia="es-ES"/>
-          <w14:ligatures w14:val="none"/>
-        </w:rPr>
-      </w:pPr>
-      <w:r>
-        <w:rPr>
-          <w:rFonts w:ascii="Arial Narrow" w:eastAsia="Times New Roman" w:hAnsi="Arial Narrow" w:cs="Arial"/>
-          <w:color w:val="000000"/>
-          <w:kern w:val="0"/>
-          <w:lang w:eastAsia="es-ES"/>
-          <w14:ligatures w14:val="none"/>
+          <ns2:ligatures ns2:val="none"/>
+        </w:rPr>
+      </w:pPr>
+      <w:r>
+        <w:rPr>
+          <w:rFonts w:ascii="Arial Narrow" w:eastAsia="Times New Roman" w:hAnsi="Arial Narrow" w:cs="Arial"/>
+          <w:color w:val="000000"/>
+          <w:kern w:val="0"/>
+          <w:lang w:eastAsia="es-ES"/>
+          <ns2:ligatures ns2:val="none"/>
         </w:rPr>
         <w:t xml:space="preserve">En 2014, el señor [APELLIDO] (en adelante, el señor [APELLIDO]) contrató con CrediScotia Financiera S.A. (en adelante, la entidad financiera) la adquisición de una tarjeta de crédito la cual se encontraba asociada la Póliza 7419210172 del Seguro de Desgravamen (en adelante, “Seguro de Desgravamen”), emitido por BNP Paribas Cardif, sin que se le haya entregado copia del contrato de tarjeta de crédito ni del contenido de la póliza del seguro. </w:t>
       </w:r>
@@ -1007,17 +1007,17 @@
           <w:color w:val="000000"/>
           <w:kern w:val="0"/>
           <w:lang w:eastAsia="es-ES"/>
-          <w14:ligatures w14:val="none"/>
-        </w:rPr>
-        <w:t xml:space="preserve"/>
-      </w:r>
-      <w:r>
-        <w:rPr>
-          <w:rFonts w:ascii="Arial Narrow" w:eastAsia="Times New Roman" w:hAnsi="Arial Narrow" w:cs="Arial"/>
-          <w:color w:val="000000"/>
-          <w:kern w:val="0"/>
-          <w:lang w:eastAsia="es-ES"/>
-          <w14:ligatures w14:val="none"/>
+          <ns2:ligatures ns2:val="none"/>
+        </w:rPr>
+        <w:t xml:space="preserve"/>
+      </w:r>
+      <w:r>
+        <w:rPr>
+          <w:rFonts w:ascii="Arial Narrow" w:eastAsia="Times New Roman" w:hAnsi="Arial Narrow" w:cs="Arial"/>
+          <w:color w:val="000000"/>
+          <w:kern w:val="0"/>
+          <w:lang w:eastAsia="es-ES"/>
+          <ns2:ligatures ns2:val="none"/>
         </w:rPr>
         <w:t/>
       </w:r>
@@ -1027,27 +1027,27 @@
           <w:color w:val="000000"/>
           <w:kern w:val="0"/>
           <w:lang w:eastAsia="es-ES"/>
-          <w14:ligatures w14:val="none"/>
-        </w:rPr>
-        <w:t xml:space="preserve"/>
-      </w:r>
-      <w:r>
-        <w:rPr>
-          <w:rFonts w:ascii="Arial Narrow" w:eastAsia="Times New Roman" w:hAnsi="Arial Narrow" w:cs="Arial"/>
-          <w:color w:val="000000"/>
-          <w:kern w:val="0"/>
-          <w:lang w:eastAsia="es-ES"/>
-          <w14:ligatures w14:val="none"/>
-        </w:rPr>
-        <w:t xml:space="preserve"/>
-      </w:r>
-      <w:r>
-        <w:rPr>
-          <w:rFonts w:ascii="Arial Narrow" w:eastAsia="Times New Roman" w:hAnsi="Arial Narrow" w:cs="Arial"/>
-          <w:color w:val="000000"/>
-          <w:kern w:val="0"/>
-          <w:lang w:eastAsia="es-ES"/>
-          <w14:ligatures w14:val="none"/>
+          <ns2:ligatures ns2:val="none"/>
+        </w:rPr>
+        <w:t xml:space="preserve"/>
+      </w:r>
+      <w:r>
+        <w:rPr>
+          <w:rFonts w:ascii="Arial Narrow" w:eastAsia="Times New Roman" w:hAnsi="Arial Narrow" w:cs="Arial"/>
+          <w:color w:val="000000"/>
+          <w:kern w:val="0"/>
+          <w:lang w:eastAsia="es-ES"/>
+          <ns2:ligatures ns2:val="none"/>
+        </w:rPr>
+        <w:t xml:space="preserve"/>
+      </w:r>
+      <w:r>
+        <w:rPr>
+          <w:rFonts w:ascii="Arial Narrow" w:eastAsia="Times New Roman" w:hAnsi="Arial Narrow" w:cs="Arial"/>
+          <w:color w:val="000000"/>
+          <w:kern w:val="0"/>
+          <w:lang w:eastAsia="es-ES"/>
+          <ns2:ligatures ns2:val="none"/>
         </w:rPr>
         <w:t xml:space="preserve"/>
       </w:r>
@@ -1057,7 +1057,7 @@
           <w:color w:val="000000"/>
           <w:kern w:val="0"/>
           <w:lang w:val="es-ES" w:eastAsia="es-ES"/>
-          <w14:ligatures w14:val="none"/>
+          <ns2:ligatures ns2:val="none"/>
         </w:rPr>
         <w:t/>
       </w:r>
@@ -1067,7 +1067,7 @@
           <w:color w:val="000000"/>
           <w:kern w:val="0"/>
           <w:lang w:val="es-ES" w:eastAsia="es-ES"/>
-          <w14:ligatures w14:val="none"/>
+          <ns2:ligatures ns2:val="none"/>
         </w:rPr>
         <w:t xml:space="preserve"/>
       </w:r>
@@ -1077,17 +1077,17 @@
           <w:color w:val="000000"/>
           <w:kern w:val="0"/>
           <w:lang w:val="es-ES" w:eastAsia="es-ES"/>
-          <w14:ligatures w14:val="none"/>
-        </w:rPr>
-        <w:t xml:space="preserve"/>
-      </w:r>
-      <w:r>
-        <w:rPr>
-          <w:rFonts w:ascii="Arial Narrow" w:eastAsia="Times New Roman" w:hAnsi="Arial Narrow" w:cs="Arial"/>
-          <w:color w:val="000000"/>
-          <w:kern w:val="0"/>
-          <w:lang w:eastAsia="es-ES"/>
-          <w14:ligatures w14:val="none"/>
+          <ns2:ligatures ns2:val="none"/>
+        </w:rPr>
+        <w:t xml:space="preserve"/>
+      </w:r>
+      <w:r>
+        <w:rPr>
+          <w:rFonts w:ascii="Arial Narrow" w:eastAsia="Times New Roman" w:hAnsi="Arial Narrow" w:cs="Arial"/>
+          <w:color w:val="000000"/>
+          <w:kern w:val="0"/>
+          <w:lang w:eastAsia="es-ES"/>
+          <ns2:ligatures ns2:val="none"/>
         </w:rPr>
         <w:t/>
       </w:r>
@@ -1097,17 +1097,17 @@
           <w:color w:val="000000"/>
           <w:kern w:val="0"/>
           <w:lang w:eastAsia="es-ES"/>
-          <w14:ligatures w14:val="none"/>
-        </w:rPr>
-        <w:t xml:space="preserve"/>
-      </w:r>
-      <w:r>
-        <w:rPr>
-          <w:rFonts w:ascii="Arial Narrow" w:eastAsia="Times New Roman" w:hAnsi="Arial Narrow" w:cs="Arial"/>
-          <w:color w:val="000000"/>
-          <w:kern w:val="0"/>
-          <w:lang w:eastAsia="es-ES"/>
-          <w14:ligatures w14:val="none"/>
+          <ns2:ligatures ns2:val="none"/>
+        </w:rPr>
+        <w:t xml:space="preserve"/>
+      </w:r>
+      <w:r>
+        <w:rPr>
+          <w:rFonts w:ascii="Arial Narrow" w:eastAsia="Times New Roman" w:hAnsi="Arial Narrow" w:cs="Arial"/>
+          <w:color w:val="000000"/>
+          <w:kern w:val="0"/>
+          <w:lang w:eastAsia="es-ES"/>
+          <ns2:ligatures ns2:val="none"/>
         </w:rPr>
         <w:t/>
       </w:r>
@@ -1117,7 +1117,7 @@
           <w:color w:val="000000"/>
           <w:kern w:val="0"/>
           <w:lang w:eastAsia="es-ES"/>
-          <w14:ligatures w14:val="none"/>
+          <ns2:ligatures ns2:val="none"/>
         </w:rPr>
         <w:t/>
       </w:r>
@@ -1127,17 +1127,17 @@
           <w:color w:val="000000"/>
           <w:kern w:val="0"/>
           <w:lang w:eastAsia="es-ES"/>
-          <w14:ligatures w14:val="none"/>
-        </w:rPr>
-        <w:t xml:space="preserve"/>
-      </w:r>
-      <w:r>
-        <w:rPr>
-          <w:rFonts w:ascii="Arial Narrow" w:eastAsia="Times New Roman" w:hAnsi="Arial Narrow" w:cs="Arial"/>
-          <w:color w:val="000000"/>
-          <w:kern w:val="0"/>
-          <w:lang w:eastAsia="es-ES"/>
-          <w14:ligatures w14:val="none"/>
+          <ns2:ligatures ns2:val="none"/>
+        </w:rPr>
+        <w:t xml:space="preserve"/>
+      </w:r>
+      <w:r>
+        <w:rPr>
+          <w:rFonts w:ascii="Arial Narrow" w:eastAsia="Times New Roman" w:hAnsi="Arial Narrow" w:cs="Arial"/>
+          <w:color w:val="000000"/>
+          <w:kern w:val="0"/>
+          <w:lang w:eastAsia="es-ES"/>
+          <ns2:ligatures ns2:val="none"/>
         </w:rPr>
         <w:t/>
       </w:r>
@@ -1147,37 +1147,37 @@
           <w:color w:val="000000"/>
           <w:kern w:val="0"/>
           <w:lang w:eastAsia="es-ES"/>
-          <w14:ligatures w14:val="none"/>
-        </w:rPr>
-        <w:t xml:space="preserve"/>
-      </w:r>
-      <w:r>
-        <w:rPr>
-          <w:rFonts w:ascii="Arial Narrow" w:eastAsia="Times New Roman" w:hAnsi="Arial Narrow" w:cs="Arial"/>
-          <w:color w:val="000000"/>
-          <w:kern w:val="0"/>
-          <w:lang w:eastAsia="es-ES"/>
-          <w14:ligatures w14:val="none"/>
-        </w:rPr>
-        <w:t xml:space="preserve"/>
-      </w:r>
-      <w:r>
-        <w:rPr>
-          <w:rFonts w:ascii="Arial Narrow" w:eastAsia="Times New Roman" w:hAnsi="Arial Narrow" w:cs="Arial"/>
-          <w:color w:val="000000"/>
-          <w:kern w:val="0"/>
-          <w:lang w:eastAsia="es-ES"/>
-          <w14:ligatures w14:val="none"/>
-        </w:rPr>
-        <w:t xml:space="preserve"/>
-      </w:r>
-      <w:r>
-        <w:rPr>
-          <w:rFonts w:ascii="Arial Narrow" w:eastAsia="Times New Roman" w:hAnsi="Arial Narrow" w:cs="Arial"/>
-          <w:color w:val="000000"/>
-          <w:kern w:val="0"/>
-          <w:lang w:eastAsia="es-ES"/>
-          <w14:ligatures w14:val="none"/>
+          <ns2:ligatures ns2:val="none"/>
+        </w:rPr>
+        <w:t xml:space="preserve"/>
+      </w:r>
+      <w:r>
+        <w:rPr>
+          <w:rFonts w:ascii="Arial Narrow" w:eastAsia="Times New Roman" w:hAnsi="Arial Narrow" w:cs="Arial"/>
+          <w:color w:val="000000"/>
+          <w:kern w:val="0"/>
+          <w:lang w:eastAsia="es-ES"/>
+          <ns2:ligatures ns2:val="none"/>
+        </w:rPr>
+        <w:t xml:space="preserve"/>
+      </w:r>
+      <w:r>
+        <w:rPr>
+          <w:rFonts w:ascii="Arial Narrow" w:eastAsia="Times New Roman" w:hAnsi="Arial Narrow" w:cs="Arial"/>
+          <w:color w:val="000000"/>
+          <w:kern w:val="0"/>
+          <w:lang w:eastAsia="es-ES"/>
+          <ns2:ligatures ns2:val="none"/>
+        </w:rPr>
+        <w:t xml:space="preserve"/>
+      </w:r>
+      <w:r>
+        <w:rPr>
+          <w:rFonts w:ascii="Arial Narrow" w:eastAsia="Times New Roman" w:hAnsi="Arial Narrow" w:cs="Arial"/>
+          <w:color w:val="000000"/>
+          <w:kern w:val="0"/>
+          <w:lang w:eastAsia="es-ES"/>
+          <ns2:ligatures ns2:val="none"/>
         </w:rPr>
         <w:t/>
       </w:r>
@@ -1187,7 +1187,7 @@
           <w:color w:val="000000"/>
           <w:kern w:val="0"/>
           <w:lang w:eastAsia="es-ES"/>
-          <w14:ligatures w14:val="none"/>
+          <ns2:ligatures ns2:val="none"/>
         </w:rPr>
         <w:t xml:space="preserve"/>
       </w:r>
@@ -1198,7 +1198,7 @@
           <w:color w:val="000000"/>
           <w:kern w:val="0"/>
           <w:lang w:eastAsia="es-ES"/>
-          <w14:ligatures w14:val="none"/>
+          <ns2:ligatures ns2:val="none"/>
         </w:rPr>
         <w:t/>
       </w:r>
@@ -1209,7 +1209,7 @@
           <w:color w:val="000000"/>
           <w:kern w:val="0"/>
           <w:lang w:eastAsia="es-ES"/>
-          <w14:ligatures w14:val="none"/>
+          <ns2:ligatures ns2:val="none"/>
         </w:rPr>
         <w:t xml:space="preserve"/>
       </w:r>
@@ -1220,7 +1220,7 @@
           <w:color w:val="000000"/>
           <w:kern w:val="0"/>
           <w:lang w:eastAsia="es-ES"/>
-          <w14:ligatures w14:val="none"/>
+          <ns2:ligatures ns2:val="none"/>
         </w:rPr>
         <w:t/>
       </w:r>
@@ -1231,7 +1231,7 @@
           <w:color w:val="000000"/>
           <w:kern w:val="0"/>
           <w:lang w:eastAsia="es-ES"/>
-          <w14:ligatures w14:val="none"/>
+          <ns2:ligatures ns2:val="none"/>
         </w:rPr>
         <w:t/>
       </w:r>
@@ -1241,12 +1241,12 @@
           <w:color w:val="000000"/>
           <w:kern w:val="0"/>
           <w:lang w:eastAsia="es-ES"/>
-          <w14:ligatures w14:val="none"/>
-        </w:rPr>
-        <w:t xml:space="preserve"/>
-      </w:r>
-    </w:p>
-    <w:p>
+          <ns2:ligatures ns2:val="none"/>
+        </w:rPr>
+        <w:t xml:space="preserve"/>
+      </w:r>
+    </w:p>
+    <w:p ns2:paraId="64D3D9D2" ns2:textId="4268F152">
       <w:pPr>
         <w:pStyle w:val="Prrafodelista"/>
         <w:spacing w:after="0" w:line="240" w:lineRule="auto"/>
@@ -1257,21 +1257,21 @@
           <w:color w:val="000000"/>
           <w:kern w:val="0"/>
           <w:lang w:eastAsia="es-ES"/>
-          <w14:ligatures w14:val="none"/>
-        </w:rPr>
-      </w:pPr>
-      <w:r>
-        <w:rPr>
-          <w:rFonts w:ascii="Arial Narrow" w:eastAsia="Times New Roman" w:hAnsi="Arial Narrow" w:cs="Arial"/>
-          <w:color w:val="000000"/>
-          <w:kern w:val="0"/>
-          <w:lang w:eastAsia="es-ES"/>
-          <w14:ligatures w14:val="none"/>
+          <ns2:ligatures ns2:val="none"/>
+        </w:rPr>
+      </w:pPr>
+      <w:r>
+        <w:rPr>
+          <w:rFonts w:ascii="Arial Narrow" w:eastAsia="Times New Roman" w:hAnsi="Arial Narrow" w:cs="Arial"/>
+          <w:color w:val="000000"/>
+          <w:kern w:val="0"/>
+          <w:lang w:eastAsia="es-ES"/>
+          <ns2:ligatures ns2:val="none"/>
         </w:rPr>
         <w:t xml:space="preserve"> </w:t>
       </w:r>
     </w:p>
-    <w:p>
+    <w:p ns2:paraId="2E582EC6" ns2:textId="6FE2C6BE">
       <w:pPr>
         <w:pStyle w:val="Prrafodelista"/>
         <w:numPr>
@@ -1289,16 +1289,16 @@
           <w:color w:val="000000"/>
           <w:kern w:val="0"/>
           <w:lang w:eastAsia="es-ES"/>
-          <w14:ligatures w14:val="none"/>
-        </w:rPr>
-      </w:pPr>
-      <w:r>
-        <w:rPr>
-          <w:rFonts w:ascii="Arial Narrow" w:eastAsia="Times New Roman" w:hAnsi="Arial Narrow" w:cs="Arial"/>
-          <w:color w:val="000000"/>
-          <w:kern w:val="0"/>
-          <w:lang w:eastAsia="es-ES"/>
-          <w14:ligatures w14:val="none"/>
+          <ns2:ligatures ns2:val="none"/>
+        </w:rPr>
+      </w:pPr>
+      <w:r>
+        <w:rPr>
+          <w:rFonts w:ascii="Arial Narrow" w:eastAsia="Times New Roman" w:hAnsi="Arial Narrow" w:cs="Arial"/>
+          <w:color w:val="000000"/>
+          <w:kern w:val="0"/>
+          <w:lang w:eastAsia="es-ES"/>
+          <ns2:ligatures ns2:val="none"/>
         </w:rPr>
         <w:t xml:space="preserve">No se le requirió al señor [APELLIDO] declaración jurada sobre antecedentes médicos, ni se informó sobre condiciones, exclusiones, alcances, forma de envío o contenido del Seguro de Desgravamen. </w:t>
       </w:r>
@@ -1308,37 +1308,37 @@
           <w:color w:val="000000"/>
           <w:kern w:val="0"/>
           <w:lang w:eastAsia="es-ES"/>
-          <w14:ligatures w14:val="none"/>
-        </w:rPr>
-        <w:t xml:space="preserve"/>
-      </w:r>
-      <w:r>
-        <w:rPr>
-          <w:rFonts w:ascii="Arial Narrow" w:eastAsia="Times New Roman" w:hAnsi="Arial Narrow" w:cs="Arial"/>
-          <w:color w:val="000000"/>
-          <w:kern w:val="0"/>
-          <w:lang w:eastAsia="es-ES"/>
-          <w14:ligatures w14:val="none"/>
-        </w:rPr>
-        <w:t xml:space="preserve"/>
-      </w:r>
-      <w:r>
-        <w:rPr>
-          <w:rFonts w:ascii="Arial Narrow" w:eastAsia="Times New Roman" w:hAnsi="Arial Narrow" w:cs="Arial"/>
-          <w:color w:val="000000"/>
-          <w:kern w:val="0"/>
-          <w:lang w:eastAsia="es-ES"/>
-          <w14:ligatures w14:val="none"/>
-        </w:rPr>
-        <w:t xml:space="preserve"/>
-      </w:r>
-      <w:r>
-        <w:rPr>
-          <w:rFonts w:ascii="Arial Narrow" w:eastAsia="Times New Roman" w:hAnsi="Arial Narrow" w:cs="Arial"/>
-          <w:color w:val="000000"/>
-          <w:kern w:val="0"/>
-          <w:lang w:eastAsia="es-ES"/>
-          <w14:ligatures w14:val="none"/>
+          <ns2:ligatures ns2:val="none"/>
+        </w:rPr>
+        <w:t xml:space="preserve"/>
+      </w:r>
+      <w:r>
+        <w:rPr>
+          <w:rFonts w:ascii="Arial Narrow" w:eastAsia="Times New Roman" w:hAnsi="Arial Narrow" w:cs="Arial"/>
+          <w:color w:val="000000"/>
+          <w:kern w:val="0"/>
+          <w:lang w:eastAsia="es-ES"/>
+          <ns2:ligatures ns2:val="none"/>
+        </w:rPr>
+        <w:t xml:space="preserve"/>
+      </w:r>
+      <w:r>
+        <w:rPr>
+          <w:rFonts w:ascii="Arial Narrow" w:eastAsia="Times New Roman" w:hAnsi="Arial Narrow" w:cs="Arial"/>
+          <w:color w:val="000000"/>
+          <w:kern w:val="0"/>
+          <w:lang w:eastAsia="es-ES"/>
+          <ns2:ligatures ns2:val="none"/>
+        </w:rPr>
+        <w:t xml:space="preserve"/>
+      </w:r>
+      <w:r>
+        <w:rPr>
+          <w:rFonts w:ascii="Arial Narrow" w:eastAsia="Times New Roman" w:hAnsi="Arial Narrow" w:cs="Arial"/>
+          <w:color w:val="000000"/>
+          <w:kern w:val="0"/>
+          <w:lang w:eastAsia="es-ES"/>
+          <ns2:ligatures ns2:val="none"/>
         </w:rPr>
         <w:t/>
       </w:r>
@@ -1348,17 +1348,17 @@
           <w:color w:val="000000"/>
           <w:kern w:val="0"/>
           <w:lang w:eastAsia="es-ES"/>
-          <w14:ligatures w14:val="none"/>
-        </w:rPr>
-        <w:t xml:space="preserve"/>
-      </w:r>
-      <w:r>
-        <w:rPr>
-          <w:rFonts w:ascii="Arial Narrow" w:eastAsia="Times New Roman" w:hAnsi="Arial Narrow" w:cs="Arial"/>
-          <w:color w:val="000000"/>
-          <w:kern w:val="0"/>
-          <w:lang w:eastAsia="es-ES"/>
-          <w14:ligatures w14:val="none"/>
+          <ns2:ligatures ns2:val="none"/>
+        </w:rPr>
+        <w:t xml:space="preserve"/>
+      </w:r>
+      <w:r>
+        <w:rPr>
+          <w:rFonts w:ascii="Arial Narrow" w:eastAsia="Times New Roman" w:hAnsi="Arial Narrow" w:cs="Arial"/>
+          <w:color w:val="000000"/>
+          <w:kern w:val="0"/>
+          <w:lang w:eastAsia="es-ES"/>
+          <ns2:ligatures ns2:val="none"/>
         </w:rPr>
         <w:t/>
       </w:r>
@@ -1368,7 +1368,7 @@
           <w:color w:val="000000"/>
           <w:kern w:val="0"/>
           <w:lang w:eastAsia="es-ES"/>
-          <w14:ligatures w14:val="none"/>
+          <ns2:ligatures ns2:val="none"/>
         </w:rPr>
         <w:t/>
       </w:r>
@@ -1378,12 +1378,12 @@
           <w:color w:val="000000"/>
           <w:kern w:val="0"/>
           <w:lang w:eastAsia="es-ES"/>
-          <w14:ligatures w14:val="none"/>
-        </w:rPr>
-        <w:t xml:space="preserve"/>
-      </w:r>
-    </w:p>
-    <w:p>
+          <ns2:ligatures ns2:val="none"/>
+        </w:rPr>
+        <w:t xml:space="preserve"/>
+      </w:r>
+    </w:p>
+    <w:p ns2:paraId="08072179" ns2:textId="77777777">
       <w:pPr>
         <w:pStyle w:val="Prrafodelista"/>
         <w:spacing w:after="0" w:line="240" w:lineRule="auto"/>
@@ -1394,11 +1394,11 @@
           <w:color w:val="000000"/>
           <w:kern w:val="0"/>
           <w:lang w:eastAsia="es-ES"/>
-          <w14:ligatures w14:val="none"/>
-        </w:rPr>
-      </w:pPr>
-    </w:p>
-    <w:p>
+          <ns2:ligatures ns2:val="none"/>
+        </w:rPr>
+      </w:pPr>
+    </w:p>
+    <w:p ns2:paraId="1CFD7846" ns2:textId="2E048AC2">
       <w:pPr>
         <w:pStyle w:val="Prrafodelista"/>
         <w:numPr>
@@ -1416,16 +1416,16 @@
           <w:color w:val="000000"/>
           <w:kern w:val="0"/>
           <w:lang w:eastAsia="es-ES"/>
-          <w14:ligatures w14:val="none"/>
-        </w:rPr>
-      </w:pPr>
-      <w:r>
-        <w:rPr>
-          <w:rFonts w:ascii="Arial Narrow" w:eastAsia="Times New Roman" w:hAnsi="Arial Narrow" w:cs="Arial"/>
-          <w:color w:val="000000"/>
-          <w:kern w:val="0"/>
-          <w:lang w:eastAsia="es-ES"/>
-          <w14:ligatures w14:val="none"/>
+          <ns2:ligatures ns2:val="none"/>
+        </w:rPr>
+      </w:pPr>
+      <w:r>
+        <w:rPr>
+          <w:rFonts w:ascii="Arial Narrow" w:eastAsia="Times New Roman" w:hAnsi="Arial Narrow" w:cs="Arial"/>
+          <w:color w:val="000000"/>
+          <w:kern w:val="0"/>
+          <w:lang w:eastAsia="es-ES"/>
+          <ns2:ligatures ns2:val="none"/>
         </w:rPr>
         <w:t xml:space="preserve">El 7 de abril del 2015, el señor [APELLIDO] fue diagnosticado con hipertensión arterial. Durante toda la vigencia del contrato de tarjeta de crédito, el señor [APELLIDO] efectuó el pago puntual de las cuotas mensuales, incluyendo el cobro mensual correspondiente al Seguro de Desgravamen, el cual ascendía a un monto aproximado de S/ 14,90 por cada periodo de facturación, sin registrar atrasos en el pago de la cuota mínima.</w:t>
       </w:r>
@@ -1435,37 +1435,37 @@
           <w:color w:val="000000"/>
           <w:kern w:val="0"/>
           <w:lang w:eastAsia="es-ES"/>
-          <w14:ligatures w14:val="none"/>
-        </w:rPr>
-        <w:t xml:space="preserve"/>
-      </w:r>
-      <w:r>
-        <w:rPr>
-          <w:rFonts w:ascii="Arial Narrow" w:eastAsia="Times New Roman" w:hAnsi="Arial Narrow" w:cs="Arial"/>
-          <w:color w:val="000000"/>
-          <w:kern w:val="0"/>
-          <w:lang w:eastAsia="es-ES"/>
-          <w14:ligatures w14:val="none"/>
-        </w:rPr>
-        <w:t xml:space="preserve"/>
-      </w:r>
-      <w:r>
-        <w:rPr>
-          <w:rFonts w:ascii="Arial Narrow" w:eastAsia="Times New Roman" w:hAnsi="Arial Narrow" w:cs="Arial"/>
-          <w:color w:val="000000"/>
-          <w:kern w:val="0"/>
-          <w:lang w:eastAsia="es-ES"/>
-          <w14:ligatures w14:val="none"/>
-        </w:rPr>
-        <w:t xml:space="preserve"/>
-      </w:r>
-      <w:r>
-        <w:rPr>
-          <w:rFonts w:ascii="Arial Narrow" w:eastAsia="Times New Roman" w:hAnsi="Arial Narrow" w:cs="Arial"/>
-          <w:color w:val="000000"/>
-          <w:kern w:val="0"/>
-          <w:lang w:eastAsia="es-ES"/>
-          <w14:ligatures w14:val="none"/>
+          <ns2:ligatures ns2:val="none"/>
+        </w:rPr>
+        <w:t xml:space="preserve"/>
+      </w:r>
+      <w:r>
+        <w:rPr>
+          <w:rFonts w:ascii="Arial Narrow" w:eastAsia="Times New Roman" w:hAnsi="Arial Narrow" w:cs="Arial"/>
+          <w:color w:val="000000"/>
+          <w:kern w:val="0"/>
+          <w:lang w:eastAsia="es-ES"/>
+          <ns2:ligatures ns2:val="none"/>
+        </w:rPr>
+        <w:t xml:space="preserve"/>
+      </w:r>
+      <w:r>
+        <w:rPr>
+          <w:rFonts w:ascii="Arial Narrow" w:eastAsia="Times New Roman" w:hAnsi="Arial Narrow" w:cs="Arial"/>
+          <w:color w:val="000000"/>
+          <w:kern w:val="0"/>
+          <w:lang w:eastAsia="es-ES"/>
+          <ns2:ligatures ns2:val="none"/>
+        </w:rPr>
+        <w:t xml:space="preserve"/>
+      </w:r>
+      <w:r>
+        <w:rPr>
+          <w:rFonts w:ascii="Arial Narrow" w:eastAsia="Times New Roman" w:hAnsi="Arial Narrow" w:cs="Arial"/>
+          <w:color w:val="000000"/>
+          <w:kern w:val="0"/>
+          <w:lang w:eastAsia="es-ES"/>
+          <ns2:ligatures ns2:val="none"/>
         </w:rPr>
         <w:t/>
       </w:r>
@@ -1475,7 +1475,7 @@
           <w:color w:val="000000"/>
           <w:kern w:val="0"/>
           <w:lang w:eastAsia="es-ES"/>
-          <w14:ligatures w14:val="none"/>
+          <ns2:ligatures ns2:val="none"/>
         </w:rPr>
         <w:t/>
       </w:r>
@@ -1485,42 +1485,42 @@
           <w:color w:val="000000"/>
           <w:kern w:val="0"/>
           <w:lang w:eastAsia="es-ES"/>
-          <w14:ligatures w14:val="none"/>
-        </w:rPr>
-        <w:t xml:space="preserve"/>
-      </w:r>
-      <w:r>
-        <w:rPr>
-          <w:rFonts w:ascii="Arial Narrow" w:eastAsia="Times New Roman" w:hAnsi="Arial Narrow" w:cs="Arial"/>
-          <w:color w:val="000000"/>
-          <w:kern w:val="0"/>
-          <w:lang w:eastAsia="es-ES"/>
-          <w14:ligatures w14:val="none"/>
-        </w:rPr>
-        <w:t xml:space="preserve"/>
-      </w:r>
-      <w:r>
-        <w:rPr>
-          <w:rFonts w:ascii="Arial Narrow" w:eastAsia="Times New Roman" w:hAnsi="Arial Narrow" w:cs="Arial"/>
-          <w:color w:val="000000"/>
-          <w:kern w:val="0"/>
-          <w:lang w:eastAsia="es-ES"/>
-          <w14:ligatures w14:val="none"/>
-        </w:rPr>
-        <w:t xml:space="preserve"/>
-      </w:r>
-      <w:r>
-        <w:rPr>
-          <w:rFonts w:ascii="Arial Narrow" w:eastAsia="Times New Roman" w:hAnsi="Arial Narrow" w:cs="Arial"/>
-          <w:color w:val="000000"/>
-          <w:kern w:val="0"/>
-          <w:lang w:eastAsia="es-ES"/>
-          <w14:ligatures w14:val="none"/>
+          <ns2:ligatures ns2:val="none"/>
+        </w:rPr>
+        <w:t xml:space="preserve"/>
+      </w:r>
+      <w:r>
+        <w:rPr>
+          <w:rFonts w:ascii="Arial Narrow" w:eastAsia="Times New Roman" w:hAnsi="Arial Narrow" w:cs="Arial"/>
+          <w:color w:val="000000"/>
+          <w:kern w:val="0"/>
+          <w:lang w:eastAsia="es-ES"/>
+          <ns2:ligatures ns2:val="none"/>
+        </w:rPr>
+        <w:t xml:space="preserve"/>
+      </w:r>
+      <w:r>
+        <w:rPr>
+          <w:rFonts w:ascii="Arial Narrow" w:eastAsia="Times New Roman" w:hAnsi="Arial Narrow" w:cs="Arial"/>
+          <w:color w:val="000000"/>
+          <w:kern w:val="0"/>
+          <w:lang w:eastAsia="es-ES"/>
+          <ns2:ligatures ns2:val="none"/>
+        </w:rPr>
+        <w:t xml:space="preserve"/>
+      </w:r>
+      <w:r>
+        <w:rPr>
+          <w:rFonts w:ascii="Arial Narrow" w:eastAsia="Times New Roman" w:hAnsi="Arial Narrow" w:cs="Arial"/>
+          <w:color w:val="000000"/>
+          <w:kern w:val="0"/>
+          <w:lang w:eastAsia="es-ES"/>
+          <ns2:ligatures ns2:val="none"/>
         </w:rPr>
         <w:t/>
       </w:r>
     </w:p>
-    <w:p>
+    <w:p ns2:paraId="0286722C" ns2:textId="77777777">
       <w:pPr>
         <w:pStyle w:val="Prrafodelista"/>
         <w:spacing w:after="0" w:line="240" w:lineRule="auto"/>
@@ -1531,11 +1531,11 @@
           <w:color w:val="000000"/>
           <w:kern w:val="0"/>
           <w:lang w:eastAsia="es-ES"/>
-          <w14:ligatures w14:val="none"/>
-        </w:rPr>
-      </w:pPr>
-    </w:p>
-    <w:p>
+          <ns2:ligatures ns2:val="none"/>
+        </w:rPr>
+      </w:pPr>
+    </w:p>
+    <w:p ns2:paraId="42FBC7B5" ns2:textId="327FE3A3">
       <w:pPr>
         <w:pStyle w:val="Prrafodelista"/>
         <w:numPr>
@@ -1553,16 +1553,16 @@
           <w:color w:val="000000"/>
           <w:kern w:val="0"/>
           <w:lang w:eastAsia="es-ES"/>
-          <w14:ligatures w14:val="none"/>
-        </w:rPr>
-      </w:pPr>
-      <w:r>
-        <w:rPr>
-          <w:rFonts w:ascii="Arial Narrow" w:eastAsia="Times New Roman" w:hAnsi="Arial Narrow" w:cs="Arial"/>
-          <w:color w:val="000000"/>
-          <w:kern w:val="0"/>
-          <w:lang w:eastAsia="es-ES"/>
-          <w14:ligatures w14:val="none"/>
+          <ns2:ligatures ns2:val="none"/>
+        </w:rPr>
+      </w:pPr>
+      <w:r>
+        <w:rPr>
+          <w:rFonts w:ascii="Arial Narrow" w:eastAsia="Times New Roman" w:hAnsi="Arial Narrow" w:cs="Arial"/>
+          <w:color w:val="000000"/>
+          <w:kern w:val="0"/>
+          <w:lang w:eastAsia="es-ES"/>
+          <ns2:ligatures ns2:val="none"/>
         </w:rPr>
         <w:t xml:space="preserve">El 16 de octubre del 2022, falleció el señor [APELLIDO] (en adelante, el causante [APELLIDO] ), conforme al certificado de defunción, en el cual se consignó como causa de fallecimiento un infarto agudo de miocardio.</w:t>
       </w:r>
@@ -1572,17 +1572,17 @@
           <w:color w:val="000000"/>
           <w:kern w:val="0"/>
           <w:lang w:eastAsia="es-ES"/>
-          <w14:ligatures w14:val="none"/>
-        </w:rPr>
-        <w:t xml:space="preserve"/>
-      </w:r>
-      <w:r>
-        <w:rPr>
-          <w:rFonts w:ascii="Arial Narrow" w:eastAsia="Times New Roman" w:hAnsi="Arial Narrow" w:cs="Arial"/>
-          <w:color w:val="000000"/>
-          <w:kern w:val="0"/>
-          <w:lang w:eastAsia="es-ES"/>
-          <w14:ligatures w14:val="none"/>
+          <ns2:ligatures ns2:val="none"/>
+        </w:rPr>
+        <w:t xml:space="preserve"/>
+      </w:r>
+      <w:r>
+        <w:rPr>
+          <w:rFonts w:ascii="Arial Narrow" w:eastAsia="Times New Roman" w:hAnsi="Arial Narrow" w:cs="Arial"/>
+          <w:color w:val="000000"/>
+          <w:kern w:val="0"/>
+          <w:lang w:eastAsia="es-ES"/>
+          <ns2:ligatures ns2:val="none"/>
         </w:rPr>
         <w:t/>
       </w:r>
@@ -1592,7 +1592,7 @@
           <w:color w:val="000000"/>
           <w:kern w:val="0"/>
           <w:lang w:eastAsia="es-ES"/>
-          <w14:ligatures w14:val="none"/>
+          <ns2:ligatures ns2:val="none"/>
         </w:rPr>
         <w:t/>
       </w:r>
@@ -1602,17 +1602,17 @@
           <w:color w:val="000000"/>
           <w:kern w:val="0"/>
           <w:lang w:eastAsia="es-ES"/>
-          <w14:ligatures w14:val="none"/>
-        </w:rPr>
-        <w:t xml:space="preserve"/>
-      </w:r>
-      <w:r>
-        <w:rPr>
-          <w:rFonts w:ascii="Arial Narrow" w:eastAsia="Times New Roman" w:hAnsi="Arial Narrow" w:cs="Arial"/>
-          <w:color w:val="000000"/>
-          <w:kern w:val="0"/>
-          <w:lang w:eastAsia="es-ES"/>
-          <w14:ligatures w14:val="none"/>
+          <ns2:ligatures ns2:val="none"/>
+        </w:rPr>
+        <w:t xml:space="preserve"/>
+      </w:r>
+      <w:r>
+        <w:rPr>
+          <w:rFonts w:ascii="Arial Narrow" w:eastAsia="Times New Roman" w:hAnsi="Arial Narrow" w:cs="Arial"/>
+          <w:color w:val="000000"/>
+          <w:kern w:val="0"/>
+          <w:lang w:eastAsia="es-ES"/>
+          <ns2:ligatures ns2:val="none"/>
         </w:rPr>
         <w:t/>
       </w:r>
@@ -1622,12 +1622,12 @@
           <w:color w:val="000000"/>
           <w:kern w:val="0"/>
           <w:lang w:eastAsia="es-ES"/>
-          <w14:ligatures w14:val="none"/>
-        </w:rPr>
-        <w:t xml:space="preserve"/>
-      </w:r>
-    </w:p>
-    <w:p>
+          <ns2:ligatures ns2:val="none"/>
+        </w:rPr>
+        <w:t xml:space="preserve"/>
+      </w:r>
+    </w:p>
+    <w:p ns2:paraId="50294006" ns2:textId="77777777">
       <w:pPr>
         <w:spacing w:after="0" w:line="240" w:lineRule="auto"/>
         <w:ind w:left="710"/>
@@ -1637,11 +1637,11 @@
           <w:color w:val="000000"/>
           <w:kern w:val="0"/>
           <w:lang w:eastAsia="es-ES"/>
-          <w14:ligatures w14:val="none"/>
-        </w:rPr>
-      </w:pPr>
-    </w:p>
-    <w:p>
+          <ns2:ligatures ns2:val="none"/>
+        </w:rPr>
+      </w:pPr>
+    </w:p>
+    <w:p ns2:paraId="5989F4C7" ns2:textId="6D6FD2DA">
       <w:pPr>
         <w:pStyle w:val="Prrafodelista"/>
         <w:numPr>
@@ -1659,16 +1659,16 @@
           <w:color w:val="000000"/>
           <w:kern w:val="0"/>
           <w:lang w:eastAsia="es-ES"/>
-          <w14:ligatures w14:val="none"/>
-        </w:rPr>
-      </w:pPr>
-      <w:r>
-        <w:rPr>
-          <w:rFonts w:ascii="Arial Narrow" w:eastAsia="Times New Roman" w:hAnsi="Arial Narrow" w:cs="Arial"/>
-          <w:color w:val="000000"/>
-          <w:kern w:val="0"/>
-          <w:lang w:eastAsia="es-ES"/>
-          <w14:ligatures w14:val="none"/>
+          <ns2:ligatures ns2:val="none"/>
+        </w:rPr>
+      </w:pPr>
+      <w:r>
+        <w:rPr>
+          <w:rFonts w:ascii="Arial Narrow" w:eastAsia="Times New Roman" w:hAnsi="Arial Narrow" w:cs="Arial"/>
+          <w:color w:val="000000"/>
+          <w:kern w:val="0"/>
+          <w:lang w:eastAsia="es-ES"/>
+          <ns2:ligatures ns2:val="none"/>
         </w:rPr>
         <w:lastRenderedPageBreak/>
         <w:t xml:space="preserve">El 12 de diciembre del 2022, el Hospital </w:t>
@@ -1679,7 +1679,7 @@
           <w:color w:val="000000"/>
           <w:kern w:val="0"/>
           <w:lang w:eastAsia="es-ES"/>
-          <w14:ligatures w14:val="none"/>
+          <ns2:ligatures ns2:val="none"/>
         </w:rPr>
         <w:t xml:space="preserve">Alberto Leonardo Barton Thompson </w:t>
       </w:r>
@@ -1689,7 +1689,7 @@
           <w:color w:val="000000"/>
           <w:kern w:val="0"/>
           <w:lang w:eastAsia="es-ES"/>
-          <w14:ligatures w14:val="none"/>
+          <ns2:ligatures ns2:val="none"/>
         </w:rPr>
         <w:t>remitió por correo electrónico el historial clínico completo, compuesto por 319 páginas, en el cual se consignó que el diagnóstico de hipertensión arterial se produjo con posterioridad a la fecha de contratación del contrato de tarjeta de crédito</w:t>
       </w:r>
@@ -1699,7 +1699,7 @@
           <w:color w:val="000000"/>
           <w:kern w:val="0"/>
           <w:lang w:eastAsia="es-ES"/>
-          <w14:ligatures w14:val="none"/>
+          <ns2:ligatures ns2:val="none"/>
         </w:rPr>
         <w:t xml:space="preserve"> asociado con el Seguro de Desgravamen</w:t>
       </w:r>
@@ -1709,7 +1709,7 @@
           <w:color w:val="000000"/>
           <w:kern w:val="0"/>
           <w:lang w:eastAsia="es-ES"/>
-          <w14:ligatures w14:val="none"/>
+          <ns2:ligatures ns2:val="none"/>
         </w:rPr>
         <w:t>.</w:t>
       </w:r>
@@ -1719,12 +1719,12 @@
           <w:color w:val="000000"/>
           <w:kern w:val="0"/>
           <w:lang w:eastAsia="es-ES"/>
-          <w14:ligatures w14:val="none"/>
+          <ns2:ligatures ns2:val="none"/>
         </w:rPr>
         <w:t xml:space="preserve"> </w:t>
       </w:r>
     </w:p>
-    <w:p>
+    <w:p ns2:paraId="1C8064E4" ns2:textId="77777777">
       <w:pPr>
         <w:spacing w:after="0" w:line="240" w:lineRule="auto"/>
         <w:ind w:left="710"/>
@@ -1734,11 +1734,11 @@
           <w:color w:val="000000"/>
           <w:kern w:val="0"/>
           <w:lang w:eastAsia="es-ES"/>
-          <w14:ligatures w14:val="none"/>
-        </w:rPr>
-      </w:pPr>
-    </w:p>
-    <w:p>
+          <ns2:ligatures ns2:val="none"/>
+        </w:rPr>
+      </w:pPr>
+    </w:p>
+    <w:p ns2:paraId="04AB3634" ns2:textId="150AF30E">
       <w:pPr>
         <w:pStyle w:val="Prrafodelista"/>
         <w:numPr>
@@ -1756,16 +1756,16 @@
           <w:color w:val="000000"/>
           <w:kern w:val="0"/>
           <w:lang w:eastAsia="es-ES"/>
-          <w14:ligatures w14:val="none"/>
-        </w:rPr>
-      </w:pPr>
-      <w:r>
-        <w:rPr>
-          <w:rFonts w:ascii="Arial Narrow" w:eastAsia="Times New Roman" w:hAnsi="Arial Narrow" w:cs="Arial"/>
-          <w:color w:val="000000"/>
-          <w:kern w:val="0"/>
-          <w:lang w:eastAsia="es-ES"/>
-          <w14:ligatures w14:val="none"/>
+          <ns2:ligatures ns2:val="none"/>
+        </w:rPr>
+      </w:pPr>
+      <w:r>
+        <w:rPr>
+          <w:rFonts w:ascii="Arial Narrow" w:eastAsia="Times New Roman" w:hAnsi="Arial Narrow" w:cs="Arial"/>
+          <w:color w:val="000000"/>
+          <w:kern w:val="0"/>
+          <w:lang w:eastAsia="es-ES"/>
+          <ns2:ligatures ns2:val="none"/>
         </w:rPr>
         <w:t>Posteriormente</w:t>
       </w:r>
@@ -1775,7 +1775,7 @@
           <w:color w:val="000000"/>
           <w:kern w:val="0"/>
           <w:lang w:eastAsia="es-ES"/>
-          <w14:ligatures w14:val="none"/>
+          <ns2:ligatures ns2:val="none"/>
         </w:rPr>
         <w:t xml:space="preserve">, </w:t>
       </w:r>
@@ -1785,7 +1785,7 @@
           <w:color w:val="000000"/>
           <w:kern w:val="0"/>
           <w:lang w:eastAsia="es-ES"/>
-          <w14:ligatures w14:val="none"/>
+          <ns2:ligatures ns2:val="none"/>
         </w:rPr>
         <w:t>se solicitó</w:t>
       </w:r>
@@ -1795,7 +1795,7 @@
           <w:color w:val="000000"/>
           <w:kern w:val="0"/>
           <w:lang w:eastAsia="es-ES"/>
-          <w14:ligatures w14:val="none"/>
+          <ns2:ligatures ns2:val="none"/>
         </w:rPr>
         <w:t xml:space="preserve"> </w:t>
       </w:r>
@@ -1805,7 +1805,7 @@
           <w:color w:val="000000"/>
           <w:kern w:val="0"/>
           <w:lang w:eastAsia="es-ES"/>
-          <w14:ligatures w14:val="none"/>
+          <ns2:ligatures ns2:val="none"/>
         </w:rPr>
         <w:t>a</w:t>
       </w:r>
@@ -1815,7 +1815,7 @@
           <w:color w:val="000000"/>
           <w:kern w:val="0"/>
           <w:lang w:eastAsia="es-ES"/>
-          <w14:ligatures w14:val="none"/>
+          <ns2:ligatures ns2:val="none"/>
         </w:rPr>
         <w:t xml:space="preserve"> la</w:t>
       </w:r>
@@ -1825,7 +1825,7 @@
           <w:color w:val="000000"/>
           <w:kern w:val="0"/>
           <w:lang w:val="es-ES" w:eastAsia="es-ES"/>
-          <w14:ligatures w14:val="none"/>
+          <ns2:ligatures ns2:val="none"/>
         </w:rPr>
         <w:t xml:space="preserve"> entidad financiera</w:t>
       </w:r>
@@ -1835,7 +1835,7 @@
           <w:color w:val="000000"/>
           <w:kern w:val="0"/>
           <w:lang w:eastAsia="es-ES"/>
-          <w14:ligatures w14:val="none"/>
+          <ns2:ligatures ns2:val="none"/>
         </w:rPr>
         <w:t xml:space="preserve"> el procedimiento, requisitos y documentación necesaria para </w:t>
       </w:r>
@@ -1845,7 +1845,7 @@
           <w:color w:val="000000"/>
           <w:kern w:val="0"/>
           <w:lang w:eastAsia="es-ES"/>
-          <w14:ligatures w14:val="none"/>
+          <ns2:ligatures ns2:val="none"/>
         </w:rPr>
         <w:t>el otorgamiento</w:t>
       </w:r>
@@ -1855,7 +1855,7 @@
           <w:color w:val="000000"/>
           <w:kern w:val="0"/>
           <w:lang w:eastAsia="es-ES"/>
-          <w14:ligatures w14:val="none"/>
+          <ns2:ligatures ns2:val="none"/>
         </w:rPr>
         <w:t xml:space="preserve"> </w:t>
       </w:r>
@@ -1865,7 +1865,7 @@
           <w:color w:val="000000"/>
           <w:kern w:val="0"/>
           <w:lang w:eastAsia="es-ES"/>
-          <w14:ligatures w14:val="none"/>
+          <ns2:ligatures ns2:val="none"/>
         </w:rPr>
         <w:t>de la</w:t>
       </w:r>
@@ -1875,7 +1875,7 @@
           <w:color w:val="000000"/>
           <w:kern w:val="0"/>
           <w:lang w:eastAsia="es-ES"/>
-          <w14:ligatures w14:val="none"/>
+          <ns2:ligatures ns2:val="none"/>
         </w:rPr>
         <w:t xml:space="preserve"> cobertura del Seguro de Desgravamen, ocasión en la cual personal de la </w:t>
       </w:r>
@@ -1885,7 +1885,7 @@
           <w:color w:val="000000"/>
           <w:kern w:val="0"/>
           <w:lang w:eastAsia="es-ES"/>
-          <w14:ligatures w14:val="none"/>
+          <ns2:ligatures ns2:val="none"/>
         </w:rPr>
         <w:t xml:space="preserve">entidad </w:t>
       </w:r>
@@ -1895,7 +1895,7 @@
           <w:color w:val="000000"/>
           <w:kern w:val="0"/>
           <w:lang w:eastAsia="es-ES"/>
-          <w14:ligatures w14:val="none"/>
+          <ns2:ligatures ns2:val="none"/>
         </w:rPr>
         <w:t xml:space="preserve">financiera entregó una relación de requisitos y proporcionó el nombre de la </w:t>
       </w:r>
@@ -1905,7 +1905,7 @@
           <w:color w:val="000000"/>
           <w:kern w:val="0"/>
           <w:lang w:eastAsia="es-ES"/>
-          <w14:ligatures w14:val="none"/>
+          <ns2:ligatures ns2:val="none"/>
         </w:rPr>
         <w:t xml:space="preserve">compañía </w:t>
       </w:r>
@@ -1915,12 +1915,12 @@
           <w:color w:val="000000"/>
           <w:kern w:val="0"/>
           <w:lang w:eastAsia="es-ES"/>
-          <w14:ligatures w14:val="none"/>
+          <ns2:ligatures ns2:val="none"/>
         </w:rPr>
         <w:t>aseguradora para realizar las gestiones correspondientes.</w:t>
       </w:r>
     </w:p>
-    <w:p>
+    <w:p ns2:paraId="374B2549" ns2:textId="77777777">
       <w:pPr>
         <w:pStyle w:val="Prrafodelista"/>
         <w:spacing w:after="0" w:line="240" w:lineRule="auto"/>
@@ -1931,11 +1931,11 @@
           <w:color w:val="000000"/>
           <w:kern w:val="0"/>
           <w:lang w:eastAsia="es-ES"/>
-          <w14:ligatures w14:val="none"/>
-        </w:rPr>
-      </w:pPr>
-    </w:p>
-    <w:p>
+          <ns2:ligatures ns2:val="none"/>
+        </w:rPr>
+      </w:pPr>
+    </w:p>
+    <w:p ns2:paraId="58E2246E" ns2:textId="065BFA6B">
       <w:pPr>
         <w:pStyle w:val="Prrafodelista"/>
         <w:numPr>
@@ -1953,16 +1953,16 @@
           <w:color w:val="000000"/>
           <w:kern w:val="0"/>
           <w:lang w:eastAsia="es-ES"/>
-          <w14:ligatures w14:val="none"/>
-        </w:rPr>
-      </w:pPr>
-      <w:r>
-        <w:rPr>
-          <w:rFonts w:ascii="Arial Narrow" w:eastAsia="Times New Roman" w:hAnsi="Arial Narrow" w:cs="Arial"/>
-          <w:color w:val="000000"/>
-          <w:kern w:val="0"/>
-          <w:lang w:eastAsia="es-ES"/>
-          <w14:ligatures w14:val="none"/>
+          <ns2:ligatures ns2:val="none"/>
+        </w:rPr>
+      </w:pPr>
+      <w:r>
+        <w:rPr>
+          <w:rFonts w:ascii="Arial Narrow" w:eastAsia="Times New Roman" w:hAnsi="Arial Narrow" w:cs="Arial"/>
+          <w:color w:val="000000"/>
+          <w:kern w:val="0"/>
+          <w:lang w:eastAsia="es-ES"/>
+          <ns2:ligatures ns2:val="none"/>
         </w:rPr>
         <w:t xml:space="preserve">El 5 de enero del 2023, </w:t>
       </w:r>
@@ -1972,7 +1972,7 @@
           <w:color w:val="000000"/>
           <w:kern w:val="0"/>
           <w:lang w:eastAsia="es-ES"/>
-          <w14:ligatures w14:val="none"/>
+          <ns2:ligatures ns2:val="none"/>
         </w:rPr>
         <w:t xml:space="preserve">se </w:t>
       </w:r>
@@ -1982,7 +1982,7 @@
           <w:color w:val="000000"/>
           <w:kern w:val="0"/>
           <w:lang w:eastAsia="es-ES"/>
-          <w14:ligatures w14:val="none"/>
+          <ns2:ligatures ns2:val="none"/>
         </w:rPr>
         <w:t xml:space="preserve">remitió un correo electrónico a BNP </w:t>
       </w:r>
@@ -1993,7 +1993,7 @@
           <w:color w:val="000000"/>
           <w:kern w:val="0"/>
           <w:lang w:eastAsia="es-ES"/>
-          <w14:ligatures w14:val="none"/>
+          <ns2:ligatures ns2:val="none"/>
         </w:rPr>
         <w:t>Paribas</w:t>
       </w:r>
@@ -2004,7 +2004,7 @@
           <w:color w:val="000000"/>
           <w:kern w:val="0"/>
           <w:lang w:eastAsia="es-ES"/>
-          <w14:ligatures w14:val="none"/>
+          <ns2:ligatures ns2:val="none"/>
         </w:rPr>
         <w:t xml:space="preserve"> comunicando el fallecimiento y solicitando información sobre el procedimiento y los documentos necesarios para </w:t>
       </w:r>
@@ -2014,7 +2014,7 @@
           <w:color w:val="000000"/>
           <w:kern w:val="0"/>
           <w:lang w:eastAsia="es-ES"/>
-          <w14:ligatures w14:val="none"/>
+          <ns2:ligatures ns2:val="none"/>
         </w:rPr>
         <w:t>el otorgamiento de la cobertura</w:t>
       </w:r>
@@ -2024,7 +2024,7 @@
           <w:color w:val="000000"/>
           <w:kern w:val="0"/>
           <w:lang w:eastAsia="es-ES"/>
-          <w14:ligatures w14:val="none"/>
+          <ns2:ligatures ns2:val="none"/>
         </w:rPr>
         <w:t xml:space="preserve"> del Seguro de Desgravamen, recibiendo como respuesta la confirmación de recepción y la indicación de un número de contacto para comunicación mediante la aplicación </w:t>
       </w:r>
@@ -2034,7 +2034,7 @@
           <w:color w:val="000000"/>
           <w:kern w:val="0"/>
           <w:lang w:eastAsia="es-ES"/>
-          <w14:ligatures w14:val="none"/>
+          <ns2:ligatures ns2:val="none"/>
         </w:rPr>
         <w:t xml:space="preserve">de </w:t>
       </w:r>
@@ -2044,12 +2044,12 @@
           <w:color w:val="000000"/>
           <w:kern w:val="0"/>
           <w:lang w:eastAsia="es-ES"/>
-          <w14:ligatures w14:val="none"/>
+          <ns2:ligatures ns2:val="none"/>
         </w:rPr>
         <w:t>WhatsApp.</w:t>
       </w:r>
     </w:p>
-    <w:p>
+    <w:p ns2:paraId="769C71AA" ns2:textId="77777777">
       <w:pPr>
         <w:pStyle w:val="Prrafodelista"/>
         <w:spacing w:after="0" w:line="240" w:lineRule="auto"/>
@@ -2060,11 +2060,11 @@
           <w:color w:val="000000"/>
           <w:kern w:val="0"/>
           <w:lang w:eastAsia="es-ES"/>
-          <w14:ligatures w14:val="none"/>
-        </w:rPr>
-      </w:pPr>
-    </w:p>
-    <w:p>
+          <ns2:ligatures ns2:val="none"/>
+        </w:rPr>
+      </w:pPr>
+    </w:p>
+    <w:p ns2:paraId="6AC18190" ns2:textId="324EF54F">
       <w:pPr>
         <w:pStyle w:val="Prrafodelista"/>
         <w:numPr>
@@ -2082,16 +2082,16 @@
           <w:color w:val="000000"/>
           <w:kern w:val="0"/>
           <w:lang w:eastAsia="es-ES"/>
-          <w14:ligatures w14:val="none"/>
-        </w:rPr>
-      </w:pPr>
-      <w:r>
-        <w:rPr>
-          <w:rFonts w:ascii="Arial Narrow" w:eastAsia="Times New Roman" w:hAnsi="Arial Narrow" w:cs="Arial"/>
-          <w:color w:val="000000"/>
-          <w:kern w:val="0"/>
-          <w:lang w:eastAsia="es-ES"/>
-          <w14:ligatures w14:val="none"/>
+          <ns2:ligatures ns2:val="none"/>
+        </w:rPr>
+      </w:pPr>
+      <w:r>
+        <w:rPr>
+          <w:rFonts w:ascii="Arial Narrow" w:eastAsia="Times New Roman" w:hAnsi="Arial Narrow" w:cs="Arial"/>
+          <w:color w:val="000000"/>
+          <w:kern w:val="0"/>
+          <w:lang w:eastAsia="es-ES"/>
+          <ns2:ligatures ns2:val="none"/>
         </w:rPr>
         <w:t xml:space="preserve">El mismo día, se comunicó con BNP Paribas mediante WhatsApp, reiterando la comunicación del fallecimiento del causante [APELLIDO] y consultando sobre los requisitos y procedimiento para el otorgamiento de cobertura del Seguro de Desgravamen, oportunidad en la cual se le indicó la documentación a presentar y que no existía un plazo límite para efectuar la solicitud. </w:t>
       </w:r>
@@ -2101,17 +2101,17 @@
           <w:color w:val="000000"/>
           <w:kern w:val="0"/>
           <w:lang w:eastAsia="es-ES"/>
-          <w14:ligatures w14:val="none"/>
-        </w:rPr>
-        <w:t xml:space="preserve"/>
-      </w:r>
-      <w:r>
-        <w:rPr>
-          <w:rFonts w:ascii="Arial Narrow" w:eastAsia="Times New Roman" w:hAnsi="Arial Narrow" w:cs="Arial"/>
-          <w:color w:val="000000"/>
-          <w:kern w:val="0"/>
-          <w:lang w:eastAsia="es-ES"/>
-          <w14:ligatures w14:val="none"/>
+          <ns2:ligatures ns2:val="none"/>
+        </w:rPr>
+        <w:t xml:space="preserve"/>
+      </w:r>
+      <w:r>
+        <w:rPr>
+          <w:rFonts w:ascii="Arial Narrow" w:eastAsia="Times New Roman" w:hAnsi="Arial Narrow" w:cs="Arial"/>
+          <w:color w:val="000000"/>
+          <w:kern w:val="0"/>
+          <w:lang w:eastAsia="es-ES"/>
+          <ns2:ligatures ns2:val="none"/>
         </w:rPr>
         <w:t xml:space="preserve"/>
       </w:r>
@@ -2122,7 +2122,7 @@
           <w:color w:val="000000"/>
           <w:kern w:val="0"/>
           <w:lang w:eastAsia="es-ES"/>
-          <w14:ligatures w14:val="none"/>
+          <ns2:ligatures ns2:val="none"/>
         </w:rPr>
         <w:t/>
       </w:r>
@@ -2132,7 +2132,7 @@
           <w:color w:val="000000"/>
           <w:kern w:val="0"/>
           <w:lang w:eastAsia="es-ES"/>
-          <w14:ligatures w14:val="none"/>
+          <ns2:ligatures ns2:val="none"/>
         </w:rPr>
         <w:t/>
       </w:r>
@@ -2143,17 +2143,17 @@
           <w:color w:val="000000"/>
           <w:kern w:val="0"/>
           <w:lang w:eastAsia="es-ES"/>
-          <w14:ligatures w14:val="none"/>
-        </w:rPr>
-        <w:t xml:space="preserve"/>
-      </w:r>
-      <w:r>
-        <w:rPr>
-          <w:rFonts w:ascii="Arial Narrow" w:eastAsia="Times New Roman" w:hAnsi="Arial Narrow" w:cs="Arial"/>
-          <w:color w:val="000000"/>
-          <w:kern w:val="0"/>
-          <w:lang w:eastAsia="es-ES"/>
-          <w14:ligatures w14:val="none"/>
+          <ns2:ligatures ns2:val="none"/>
+        </w:rPr>
+        <w:t xml:space="preserve"/>
+      </w:r>
+      <w:r>
+        <w:rPr>
+          <w:rFonts w:ascii="Arial Narrow" w:eastAsia="Times New Roman" w:hAnsi="Arial Narrow" w:cs="Arial"/>
+          <w:color w:val="000000"/>
+          <w:kern w:val="0"/>
+          <w:lang w:eastAsia="es-ES"/>
+          <ns2:ligatures ns2:val="none"/>
         </w:rPr>
         <w:t/>
       </w:r>
@@ -2163,37 +2163,37 @@
           <w:color w:val="000000"/>
           <w:kern w:val="0"/>
           <w:lang w:eastAsia="es-ES"/>
-          <w14:ligatures w14:val="none"/>
-        </w:rPr>
-        <w:t xml:space="preserve"/>
-      </w:r>
-      <w:r>
-        <w:rPr>
-          <w:rFonts w:ascii="Arial Narrow" w:eastAsia="Times New Roman" w:hAnsi="Arial Narrow" w:cs="Arial"/>
-          <w:color w:val="000000"/>
-          <w:kern w:val="0"/>
-          <w:lang w:eastAsia="es-ES"/>
-          <w14:ligatures w14:val="none"/>
-        </w:rPr>
-        <w:t xml:space="preserve"/>
-      </w:r>
-      <w:r>
-        <w:rPr>
-          <w:rFonts w:ascii="Arial Narrow" w:eastAsia="Times New Roman" w:hAnsi="Arial Narrow" w:cs="Arial"/>
-          <w:color w:val="000000"/>
-          <w:kern w:val="0"/>
-          <w:lang w:eastAsia="es-ES"/>
-          <w14:ligatures w14:val="none"/>
-        </w:rPr>
-        <w:t xml:space="preserve"/>
-      </w:r>
-      <w:r>
-        <w:rPr>
-          <w:rFonts w:ascii="Arial Narrow" w:eastAsia="Times New Roman" w:hAnsi="Arial Narrow" w:cs="Arial"/>
-          <w:color w:val="000000"/>
-          <w:kern w:val="0"/>
-          <w:lang w:eastAsia="es-ES"/>
-          <w14:ligatures w14:val="none"/>
+          <ns2:ligatures ns2:val="none"/>
+        </w:rPr>
+        <w:t xml:space="preserve"/>
+      </w:r>
+      <w:r>
+        <w:rPr>
+          <w:rFonts w:ascii="Arial Narrow" w:eastAsia="Times New Roman" w:hAnsi="Arial Narrow" w:cs="Arial"/>
+          <w:color w:val="000000"/>
+          <w:kern w:val="0"/>
+          <w:lang w:eastAsia="es-ES"/>
+          <ns2:ligatures ns2:val="none"/>
+        </w:rPr>
+        <w:t xml:space="preserve"/>
+      </w:r>
+      <w:r>
+        <w:rPr>
+          <w:rFonts w:ascii="Arial Narrow" w:eastAsia="Times New Roman" w:hAnsi="Arial Narrow" w:cs="Arial"/>
+          <w:color w:val="000000"/>
+          <w:kern w:val="0"/>
+          <w:lang w:eastAsia="es-ES"/>
+          <ns2:ligatures ns2:val="none"/>
+        </w:rPr>
+        <w:t xml:space="preserve"/>
+      </w:r>
+      <w:r>
+        <w:rPr>
+          <w:rFonts w:ascii="Arial Narrow" w:eastAsia="Times New Roman" w:hAnsi="Arial Narrow" w:cs="Arial"/>
+          <w:color w:val="000000"/>
+          <w:kern w:val="0"/>
+          <w:lang w:eastAsia="es-ES"/>
+          <ns2:ligatures ns2:val="none"/>
         </w:rPr>
         <w:t/>
       </w:r>
@@ -2203,12 +2203,12 @@
           <w:color w:val="000000"/>
           <w:kern w:val="0"/>
           <w:lang w:eastAsia="es-ES"/>
-          <w14:ligatures w14:val="none"/>
-        </w:rPr>
-        <w:t xml:space="preserve"/>
-      </w:r>
-    </w:p>
-    <w:p>
+          <ns2:ligatures ns2:val="none"/>
+        </w:rPr>
+        <w:t xml:space="preserve"/>
+      </w:r>
+    </w:p>
+    <w:p ns2:paraId="1C94666E" ns2:textId="77777777">
       <w:pPr>
         <w:pStyle w:val="Prrafodelista"/>
         <w:spacing w:after="0" w:line="240" w:lineRule="auto"/>
@@ -2219,11 +2219,11 @@
           <w:color w:val="000000"/>
           <w:kern w:val="0"/>
           <w:lang w:eastAsia="es-ES"/>
-          <w14:ligatures w14:val="none"/>
-        </w:rPr>
-      </w:pPr>
-    </w:p>
-    <w:p>
+          <ns2:ligatures ns2:val="none"/>
+        </w:rPr>
+      </w:pPr>
+    </w:p>
+    <w:p ns2:paraId="042A39C5" ns2:textId="5A0A5553">
       <w:pPr>
         <w:pStyle w:val="Prrafodelista"/>
         <w:numPr>
@@ -2241,16 +2241,16 @@
           <w:color w:val="000000"/>
           <w:kern w:val="0"/>
           <w:lang w:eastAsia="es-ES"/>
-          <w14:ligatures w14:val="none"/>
-        </w:rPr>
-      </w:pPr>
-      <w:r>
-        <w:rPr>
-          <w:rFonts w:ascii="Arial Narrow" w:eastAsia="Times New Roman" w:hAnsi="Arial Narrow" w:cs="Arial"/>
-          <w:color w:val="000000"/>
-          <w:kern w:val="0"/>
-          <w:lang w:eastAsia="es-ES"/>
-          <w14:ligatures w14:val="none"/>
+          <ns2:ligatures ns2:val="none"/>
+        </w:rPr>
+      </w:pPr>
+      <w:r>
+        <w:rPr>
+          <w:rFonts w:ascii="Arial Narrow" w:eastAsia="Times New Roman" w:hAnsi="Arial Narrow" w:cs="Arial"/>
+          <w:color w:val="000000"/>
+          <w:kern w:val="0"/>
+          <w:lang w:eastAsia="es-ES"/>
+          <ns2:ligatures ns2:val="none"/>
         </w:rPr>
         <w:t xml:space="preserve">El 26 de enero del 2023, </w:t>
       </w:r>
@@ -2260,7 +2260,7 @@
           <w:color w:val="000000"/>
           <w:kern w:val="0"/>
           <w:lang w:eastAsia="es-ES"/>
-          <w14:ligatures w14:val="none"/>
+          <ns2:ligatures ns2:val="none"/>
         </w:rPr>
         <w:t xml:space="preserve">se </w:t>
       </w:r>
@@ -2270,7 +2270,7 @@
           <w:color w:val="000000"/>
           <w:kern w:val="0"/>
           <w:lang w:eastAsia="es-ES"/>
-          <w14:ligatures w14:val="none"/>
+          <ns2:ligatures ns2:val="none"/>
         </w:rPr>
         <w:t xml:space="preserve">remitió mediante WhatsApp a </w:t>
       </w:r>
@@ -2280,7 +2280,7 @@
           <w:color w:val="000000"/>
           <w:kern w:val="0"/>
           <w:lang w:eastAsia="es-ES"/>
-          <w14:ligatures w14:val="none"/>
+          <ns2:ligatures ns2:val="none"/>
         </w:rPr>
         <w:t xml:space="preserve">BNP </w:t>
       </w:r>
@@ -2291,7 +2291,7 @@
           <w:color w:val="000000"/>
           <w:kern w:val="0"/>
           <w:lang w:eastAsia="es-ES"/>
-          <w14:ligatures w14:val="none"/>
+          <ns2:ligatures ns2:val="none"/>
         </w:rPr>
         <w:t>Paribas</w:t>
       </w:r>
@@ -2302,7 +2302,7 @@
           <w:color w:val="000000"/>
           <w:kern w:val="0"/>
           <w:lang w:eastAsia="es-ES"/>
-          <w14:ligatures w14:val="none"/>
+          <ns2:ligatures ns2:val="none"/>
         </w:rPr>
         <w:t xml:space="preserve"> </w:t>
       </w:r>
@@ -2312,7 +2312,7 @@
           <w:color w:val="000000"/>
           <w:kern w:val="0"/>
           <w:lang w:eastAsia="es-ES"/>
-          <w14:ligatures w14:val="none"/>
+          <ns2:ligatures ns2:val="none"/>
         </w:rPr>
         <w:t xml:space="preserve">toda la documentación requerida para la </w:t>
       </w:r>
@@ -2322,7 +2322,7 @@
           <w:color w:val="000000"/>
           <w:kern w:val="0"/>
           <w:lang w:eastAsia="es-ES"/>
-          <w14:ligatures w14:val="none"/>
+          <ns2:ligatures ns2:val="none"/>
         </w:rPr>
         <w:t xml:space="preserve">atención de su solicitud de </w:t>
       </w:r>
@@ -2332,12 +2332,12 @@
           <w:color w:val="000000"/>
           <w:kern w:val="0"/>
           <w:lang w:eastAsia="es-ES"/>
-          <w14:ligatures w14:val="none"/>
+          <ns2:ligatures ns2:val="none"/>
         </w:rPr>
         <w:t>cobertura del Seguro de Desgravamen, quedando a la espera de respuesta.</w:t>
       </w:r>
     </w:p>
-    <w:p>
+    <w:p ns2:paraId="62F6E9B2" ns2:textId="77777777">
       <w:pPr>
         <w:pStyle w:val="Prrafodelista"/>
         <w:spacing w:after="0" w:line="240" w:lineRule="auto"/>
@@ -2348,11 +2348,11 @@
           <w:color w:val="000000"/>
           <w:kern w:val="0"/>
           <w:lang w:eastAsia="es-ES"/>
-          <w14:ligatures w14:val="none"/>
-        </w:rPr>
-      </w:pPr>
-    </w:p>
-    <w:p>
+          <ns2:ligatures ns2:val="none"/>
+        </w:rPr>
+      </w:pPr>
+    </w:p>
+    <w:p ns2:paraId="3570352B" ns2:textId="02DB94B9">
       <w:pPr>
         <w:pStyle w:val="Prrafodelista"/>
         <w:numPr>
@@ -2370,16 +2370,16 @@
           <w:color w:val="000000"/>
           <w:kern w:val="0"/>
           <w:lang w:eastAsia="es-ES"/>
-          <w14:ligatures w14:val="none"/>
-        </w:rPr>
-      </w:pPr>
-      <w:r>
-        <w:rPr>
-          <w:rFonts w:ascii="Arial Narrow" w:eastAsia="Times New Roman" w:hAnsi="Arial Narrow" w:cs="Arial"/>
-          <w:color w:val="000000"/>
-          <w:kern w:val="0"/>
-          <w:lang w:eastAsia="es-ES"/>
-          <w14:ligatures w14:val="none"/>
+          <ns2:ligatures ns2:val="none"/>
+        </w:rPr>
+      </w:pPr>
+      <w:r>
+        <w:rPr>
+          <w:rFonts w:ascii="Arial Narrow" w:eastAsia="Times New Roman" w:hAnsi="Arial Narrow" w:cs="Arial"/>
+          <w:color w:val="000000"/>
+          <w:kern w:val="0"/>
+          <w:lang w:eastAsia="es-ES"/>
+          <ns2:ligatures ns2:val="none"/>
         </w:rPr>
         <w:t xml:space="preserve">El 9 de febrero del 2023, </w:t>
       </w:r>
@@ -2389,7 +2389,7 @@
           <w:color w:val="000000"/>
           <w:kern w:val="0"/>
           <w:lang w:eastAsia="es-ES"/>
-          <w14:ligatures w14:val="none"/>
+          <ns2:ligatures ns2:val="none"/>
         </w:rPr>
         <w:t xml:space="preserve">BNP </w:t>
       </w:r>
@@ -2400,7 +2400,7 @@
           <w:color w:val="000000"/>
           <w:kern w:val="0"/>
           <w:lang w:eastAsia="es-ES"/>
-          <w14:ligatures w14:val="none"/>
+          <ns2:ligatures ns2:val="none"/>
         </w:rPr>
         <w:t>Paribas</w:t>
       </w:r>
@@ -2411,7 +2411,7 @@
           <w:color w:val="000000"/>
           <w:kern w:val="0"/>
           <w:lang w:eastAsia="es-ES"/>
-          <w14:ligatures w14:val="none"/>
+          <ns2:ligatures ns2:val="none"/>
         </w:rPr>
         <w:t xml:space="preserve"> </w:t>
       </w:r>
@@ -2421,7 +2421,7 @@
           <w:color w:val="000000"/>
           <w:kern w:val="0"/>
           <w:lang w:eastAsia="es-ES"/>
-          <w14:ligatures w14:val="none"/>
+          <ns2:ligatures ns2:val="none"/>
         </w:rPr>
         <w:t>remitió un correo electrónico señalando que adjuntaba respuesta a la solicitud, incluyendo un archivo encriptado identificado con el número 33501453, el cual no pudo ser abierto ni visualizado.</w:t>
       </w:r>
@@ -2431,12 +2431,12 @@
           <w:color w:val="000000"/>
           <w:kern w:val="0"/>
           <w:lang w:eastAsia="es-ES"/>
-          <w14:ligatures w14:val="none"/>
+          <ns2:ligatures ns2:val="none"/>
         </w:rPr>
         <w:t xml:space="preserve"> </w:t>
       </w:r>
     </w:p>
-    <w:p>
+    <w:p ns2:paraId="2CB494DB" ns2:textId="77777777">
       <w:pPr>
         <w:pStyle w:val="Prrafodelista"/>
         <w:spacing w:after="0" w:line="240" w:lineRule="auto"/>
@@ -2447,11 +2447,11 @@
           <w:color w:val="000000"/>
           <w:kern w:val="0"/>
           <w:lang w:eastAsia="es-ES"/>
-          <w14:ligatures w14:val="none"/>
-        </w:rPr>
-      </w:pPr>
-    </w:p>
-    <w:p>
+          <ns2:ligatures ns2:val="none"/>
+        </w:rPr>
+      </w:pPr>
+    </w:p>
+    <w:p ns2:paraId="26BF4E0E" ns2:textId="6B89EBCC">
       <w:pPr>
         <w:pStyle w:val="Prrafodelista"/>
         <w:numPr>
@@ -2469,16 +2469,16 @@
           <w:color w:val="000000"/>
           <w:kern w:val="0"/>
           <w:lang w:eastAsia="es-ES"/>
-          <w14:ligatures w14:val="none"/>
-        </w:rPr>
-      </w:pPr>
-      <w:r>
-        <w:rPr>
-          <w:rFonts w:ascii="Arial Narrow" w:eastAsia="Times New Roman" w:hAnsi="Arial Narrow" w:cs="Arial"/>
-          <w:color w:val="000000"/>
-          <w:kern w:val="0"/>
-          <w:lang w:eastAsia="es-ES"/>
-          <w14:ligatures w14:val="none"/>
+          <ns2:ligatures ns2:val="none"/>
+        </w:rPr>
+      </w:pPr>
+      <w:r>
+        <w:rPr>
+          <w:rFonts w:ascii="Arial Narrow" w:eastAsia="Times New Roman" w:hAnsi="Arial Narrow" w:cs="Arial"/>
+          <w:color w:val="000000"/>
+          <w:kern w:val="0"/>
+          <w:lang w:eastAsia="es-ES"/>
+          <ns2:ligatures ns2:val="none"/>
         </w:rPr>
         <w:t xml:space="preserve">El 13 de febrero del 2023, se comunicó nuevamente con </w:t>
       </w:r>
@@ -2488,7 +2488,7 @@
           <w:color w:val="000000"/>
           <w:kern w:val="0"/>
           <w:lang w:eastAsia="es-ES"/>
-          <w14:ligatures w14:val="none"/>
+          <ns2:ligatures ns2:val="none"/>
         </w:rPr>
         <w:t xml:space="preserve">BNP </w:t>
       </w:r>
@@ -2499,7 +2499,7 @@
           <w:color w:val="000000"/>
           <w:kern w:val="0"/>
           <w:lang w:eastAsia="es-ES"/>
-          <w14:ligatures w14:val="none"/>
+          <ns2:ligatures ns2:val="none"/>
         </w:rPr>
         <w:t>Paribas</w:t>
       </w:r>
@@ -2510,7 +2510,7 @@
           <w:color w:val="000000"/>
           <w:kern w:val="0"/>
           <w:lang w:eastAsia="es-ES"/>
-          <w14:ligatures w14:val="none"/>
+          <ns2:ligatures ns2:val="none"/>
         </w:rPr>
         <w:t xml:space="preserve"> </w:t>
       </w:r>
@@ -2520,7 +2520,7 @@
           <w:color w:val="000000"/>
           <w:kern w:val="0"/>
           <w:lang w:eastAsia="es-ES"/>
-          <w14:ligatures w14:val="none"/>
+          <ns2:ligatures ns2:val="none"/>
         </w:rPr>
         <w:t xml:space="preserve">mediante WhatsApp, siendo informado que la solicitud había sido resuelta el 7 de febrero del 2023 y que la respuesta ya había sido enviada por correo electrónico; al comunicar que el archivo recibido no podía abrirse, solicitó el reenvío del documento en un formato accesible o la clave de apertura, lo cual fue rechazado por la </w:t>
       </w:r>
@@ -2530,7 +2530,7 @@
           <w:color w:val="000000"/>
           <w:kern w:val="0"/>
           <w:lang w:eastAsia="es-ES"/>
-          <w14:ligatures w14:val="none"/>
+          <ns2:ligatures ns2:val="none"/>
         </w:rPr>
         <w:t xml:space="preserve">compañía </w:t>
       </w:r>
@@ -2540,7 +2540,7 @@
           <w:color w:val="000000"/>
           <w:kern w:val="0"/>
           <w:lang w:eastAsia="es-ES"/>
-          <w14:ligatures w14:val="none"/>
+          <ns2:ligatures ns2:val="none"/>
         </w:rPr>
         <w:t>aseguradora, limitándose a indicar que la respuesta ya había sido enviada.</w:t>
       </w:r>
@@ -2550,25 +2550,25 @@
           <w:color w:val="000000"/>
           <w:kern w:val="0"/>
           <w:lang w:eastAsia="es-ES"/>
-          <w14:ligatures w14:val="none"/>
+          <ns2:ligatures ns2:val="none"/>
         </w:rPr>
         <w:t xml:space="preserve"> </w:t>
       </w:r>
     </w:p>
-    <w:p>
-      <w:pPr>
-        <w:spacing w:after="0" w:line="240" w:lineRule="auto"/>
-        <w:jc w:val="both"/>
-        <w:rPr>
-          <w:rFonts w:ascii="Arial Narrow" w:eastAsia="Times New Roman" w:hAnsi="Arial Narrow" w:cs="Arial"/>
-          <w:color w:val="000000"/>
-          <w:kern w:val="0"/>
-          <w:lang w:eastAsia="es-ES"/>
-          <w14:ligatures w14:val="none"/>
-        </w:rPr>
-      </w:pPr>
-    </w:p>
-    <w:p>
+    <w:p ns2:paraId="045CAE5E" ns2:textId="77777777">
+      <w:pPr>
+        <w:spacing w:after="0" w:line="240" w:lineRule="auto"/>
+        <w:jc w:val="both"/>
+        <w:rPr>
+          <w:rFonts w:ascii="Arial Narrow" w:eastAsia="Times New Roman" w:hAnsi="Arial Narrow" w:cs="Arial"/>
+          <w:color w:val="000000"/>
+          <w:kern w:val="0"/>
+          <w:lang w:eastAsia="es-ES"/>
+          <ns2:ligatures ns2:val="none"/>
+        </w:rPr>
+      </w:pPr>
+    </w:p>
+    <w:p ns2:paraId="7299EBC5" ns2:textId="48CBAC7D">
       <w:pPr>
         <w:pStyle w:val="Prrafodelista"/>
         <w:numPr>
@@ -2586,16 +2586,16 @@
           <w:color w:val="000000"/>
           <w:kern w:val="0"/>
           <w:lang w:eastAsia="es-ES"/>
-          <w14:ligatures w14:val="none"/>
-        </w:rPr>
-      </w:pPr>
-      <w:r>
-        <w:rPr>
-          <w:rFonts w:ascii="Arial Narrow" w:eastAsia="Times New Roman" w:hAnsi="Arial Narrow" w:cs="Arial"/>
-          <w:color w:val="000000"/>
-          <w:kern w:val="0"/>
-          <w:lang w:eastAsia="es-ES"/>
-          <w14:ligatures w14:val="none"/>
+          <ns2:ligatures ns2:val="none"/>
+        </w:rPr>
+      </w:pPr>
+      <w:r>
+        <w:rPr>
+          <w:rFonts w:ascii="Arial Narrow" w:eastAsia="Times New Roman" w:hAnsi="Arial Narrow" w:cs="Arial"/>
+          <w:color w:val="000000"/>
+          <w:kern w:val="0"/>
+          <w:lang w:eastAsia="es-ES"/>
+          <ns2:ligatures ns2:val="none"/>
         </w:rPr>
         <w:t xml:space="preserve">El 24 de agosto del 2023, </w:t>
       </w:r>
@@ -2605,7 +2605,7 @@
           <w:color w:val="000000"/>
           <w:kern w:val="0"/>
           <w:lang w:eastAsia="es-ES"/>
-          <w14:ligatures w14:val="none"/>
+          <ns2:ligatures ns2:val="none"/>
         </w:rPr>
         <w:t xml:space="preserve">BNP </w:t>
       </w:r>
@@ -2616,7 +2616,7 @@
           <w:color w:val="000000"/>
           <w:kern w:val="0"/>
           <w:lang w:eastAsia="es-ES"/>
-          <w14:ligatures w14:val="none"/>
+          <ns2:ligatures ns2:val="none"/>
         </w:rPr>
         <w:t>Paribas</w:t>
       </w:r>
@@ -2627,7 +2627,7 @@
           <w:color w:val="000000"/>
           <w:kern w:val="0"/>
           <w:lang w:eastAsia="es-ES"/>
-          <w14:ligatures w14:val="none"/>
+          <ns2:ligatures ns2:val="none"/>
         </w:rPr>
         <w:t xml:space="preserve"> </w:t>
       </w:r>
@@ -2637,7 +2637,7 @@
           <w:color w:val="000000"/>
           <w:kern w:val="0"/>
           <w:lang w:eastAsia="es-ES"/>
-          <w14:ligatures w14:val="none"/>
+          <ns2:ligatures ns2:val="none"/>
         </w:rPr>
         <w:t xml:space="preserve">remitió por correo electrónico, por primera vez en formato legible, el documento de respuesta correspondiente </w:t>
       </w:r>
@@ -2647,7 +2647,7 @@
           <w:color w:val="000000"/>
           <w:kern w:val="0"/>
           <w:lang w:eastAsia="es-ES"/>
-          <w14:ligatures w14:val="none"/>
+          <ns2:ligatures ns2:val="none"/>
         </w:rPr>
         <w:t>a la negativa de su solicitud de otorgamiento</w:t>
       </w:r>
@@ -2657,7 +2657,7 @@
           <w:color w:val="000000"/>
           <w:kern w:val="0"/>
           <w:lang w:eastAsia="es-ES"/>
-          <w14:ligatures w14:val="none"/>
+          <ns2:ligatures ns2:val="none"/>
         </w:rPr>
         <w:t xml:space="preserve"> </w:t>
       </w:r>
@@ -2667,7 +2667,7 @@
           <w:color w:val="000000"/>
           <w:kern w:val="0"/>
           <w:lang w:eastAsia="es-ES"/>
-          <w14:ligatures w14:val="none"/>
+          <ns2:ligatures ns2:val="none"/>
         </w:rPr>
         <w:t>de</w:t>
       </w:r>
@@ -2677,7 +2677,7 @@
           <w:color w:val="000000"/>
           <w:kern w:val="0"/>
           <w:lang w:eastAsia="es-ES"/>
-          <w14:ligatures w14:val="none"/>
+          <ns2:ligatures ns2:val="none"/>
         </w:rPr>
         <w:t xml:space="preserve"> cobertura del Seguro de Desgravamen, permitiendo recién conocer los fundamentos del rechazo</w:t>
       </w:r>
@@ -2687,7 +2687,7 @@
           <w:color w:val="000000"/>
           <w:kern w:val="0"/>
           <w:lang w:eastAsia="es-ES"/>
-          <w14:ligatures w14:val="none"/>
+          <ns2:ligatures ns2:val="none"/>
         </w:rPr>
         <w:t>, consistente en presunta preexistencia de enfermedad anterio</w:t>
       </w:r>
@@ -2697,7 +2697,7 @@
           <w:color w:val="000000"/>
           <w:kern w:val="0"/>
           <w:lang w:eastAsia="es-ES"/>
-          <w14:ligatures w14:val="none"/>
+          <ns2:ligatures ns2:val="none"/>
         </w:rPr>
         <w:t>r</w:t>
       </w:r>
@@ -2707,7 +2707,7 @@
           <w:color w:val="000000"/>
           <w:kern w:val="0"/>
           <w:lang w:eastAsia="es-ES"/>
-          <w14:ligatures w14:val="none"/>
+          <ns2:ligatures ns2:val="none"/>
         </w:rPr>
         <w:t xml:space="preserve"> a la vigencia de</w:t>
       </w:r>
@@ -2717,7 +2717,7 @@
           <w:color w:val="000000"/>
           <w:kern w:val="0"/>
           <w:lang w:eastAsia="es-ES"/>
-          <w14:ligatures w14:val="none"/>
+          <ns2:ligatures ns2:val="none"/>
         </w:rPr>
         <w:t xml:space="preserve"> la póliza</w:t>
       </w:r>
@@ -2727,7 +2727,7 @@
           <w:color w:val="000000"/>
           <w:kern w:val="0"/>
           <w:lang w:eastAsia="es-ES"/>
-          <w14:ligatures w14:val="none"/>
+          <ns2:ligatures ns2:val="none"/>
         </w:rPr>
         <w:t>,</w:t>
       </w:r>
@@ -2737,7 +2737,7 @@
           <w:color w:val="000000"/>
           <w:kern w:val="0"/>
           <w:lang w:eastAsia="es-ES"/>
-          <w14:ligatures w14:val="none"/>
+          <ns2:ligatures ns2:val="none"/>
         </w:rPr>
         <w:t xml:space="preserve"> y la posibilidad de formular reconsideración o acudir a otras instancias.</w:t>
       </w:r>
@@ -2747,7 +2747,7 @@
           <w:color w:val="000000"/>
           <w:kern w:val="0"/>
           <w:lang w:eastAsia="es-ES"/>
-          <w14:ligatures w14:val="none"/>
+          <ns2:ligatures ns2:val="none"/>
         </w:rPr>
         <w:t xml:space="preserve"> </w:t>
       </w:r>
@@ -2757,25 +2757,25 @@
           <w:color w:val="000000"/>
           <w:kern w:val="0"/>
           <w:lang w:eastAsia="es-ES"/>
-          <w14:ligatures w14:val="none"/>
+          <ns2:ligatures ns2:val="none"/>
         </w:rPr>
         <w:t xml:space="preserve"> </w:t>
       </w:r>
     </w:p>
-    <w:p>
-      <w:pPr>
-        <w:spacing w:after="0" w:line="240" w:lineRule="auto"/>
-        <w:jc w:val="both"/>
-        <w:rPr>
-          <w:rFonts w:ascii="Arial Narrow" w:eastAsia="Times New Roman" w:hAnsi="Arial Narrow" w:cs="Arial"/>
-          <w:color w:val="000000"/>
-          <w:kern w:val="0"/>
-          <w:lang w:eastAsia="es-ES"/>
-          <w14:ligatures w14:val="none"/>
-        </w:rPr>
-      </w:pPr>
-    </w:p>
-    <w:p>
+    <w:p ns2:paraId="15F6C811" ns2:textId="77777777">
+      <w:pPr>
+        <w:spacing w:after="0" w:line="240" w:lineRule="auto"/>
+        <w:jc w:val="both"/>
+        <w:rPr>
+          <w:rFonts w:ascii="Arial Narrow" w:eastAsia="Times New Roman" w:hAnsi="Arial Narrow" w:cs="Arial"/>
+          <w:color w:val="000000"/>
+          <w:kern w:val="0"/>
+          <w:lang w:eastAsia="es-ES"/>
+          <ns2:ligatures ns2:val="none"/>
+        </w:rPr>
+      </w:pPr>
+    </w:p>
+    <w:p ns2:paraId="5A720EFA" ns2:textId="545CC566">
       <w:pPr>
         <w:pStyle w:val="Prrafodelista"/>
         <w:numPr>
@@ -2793,16 +2793,16 @@
           <w:color w:val="000000"/>
           <w:kern w:val="0"/>
           <w:lang w:eastAsia="es-ES"/>
-          <w14:ligatures w14:val="none"/>
-        </w:rPr>
-      </w:pPr>
-      <w:r>
-        <w:rPr>
-          <w:rFonts w:ascii="Arial Narrow" w:eastAsia="Times New Roman" w:hAnsi="Arial Narrow" w:cs="Arial"/>
-          <w:color w:val="000000"/>
-          <w:kern w:val="0"/>
-          <w:lang w:eastAsia="es-ES"/>
-          <w14:ligatures w14:val="none"/>
+          <ns2:ligatures ns2:val="none"/>
+        </w:rPr>
+      </w:pPr>
+      <w:r>
+        <w:rPr>
+          <w:rFonts w:ascii="Arial Narrow" w:eastAsia="Times New Roman" w:hAnsi="Arial Narrow" w:cs="Arial"/>
+          <w:color w:val="000000"/>
+          <w:kern w:val="0"/>
+          <w:lang w:eastAsia="es-ES"/>
+          <ns2:ligatures ns2:val="none"/>
         </w:rPr>
         <w:t xml:space="preserve">El 25 de agosto del 2023, </w:t>
       </w:r>
@@ -2812,7 +2812,7 @@
           <w:color w:val="000000"/>
           <w:kern w:val="0"/>
           <w:lang w:eastAsia="es-ES"/>
-          <w14:ligatures w14:val="none"/>
+          <ns2:ligatures ns2:val="none"/>
         </w:rPr>
         <w:t xml:space="preserve">se </w:t>
       </w:r>
@@ -2822,7 +2822,7 @@
           <w:color w:val="000000"/>
           <w:kern w:val="0"/>
           <w:lang w:eastAsia="es-ES"/>
-          <w14:ligatures w14:val="none"/>
+          <ns2:ligatures ns2:val="none"/>
         </w:rPr>
         <w:t xml:space="preserve">solicitó expresamente a </w:t>
       </w:r>
@@ -2832,7 +2832,7 @@
           <w:color w:val="000000"/>
           <w:kern w:val="0"/>
           <w:lang w:eastAsia="es-ES"/>
-          <w14:ligatures w14:val="none"/>
+          <ns2:ligatures ns2:val="none"/>
         </w:rPr>
         <w:t xml:space="preserve">BNP </w:t>
       </w:r>
@@ -2843,7 +2843,7 @@
           <w:color w:val="000000"/>
           <w:kern w:val="0"/>
           <w:lang w:eastAsia="es-ES"/>
-          <w14:ligatures w14:val="none"/>
+          <ns2:ligatures ns2:val="none"/>
         </w:rPr>
         <w:t>Paribas</w:t>
       </w:r>
@@ -2854,7 +2854,7 @@
           <w:color w:val="000000"/>
           <w:kern w:val="0"/>
           <w:lang w:eastAsia="es-ES"/>
-          <w14:ligatures w14:val="none"/>
+          <ns2:ligatures ns2:val="none"/>
         </w:rPr>
         <w:t xml:space="preserve"> </w:t>
       </w:r>
@@ -2864,7 +2864,7 @@
           <w:color w:val="000000"/>
           <w:kern w:val="0"/>
           <w:lang w:eastAsia="es-ES"/>
-          <w14:ligatures w14:val="none"/>
+          <ns2:ligatures ns2:val="none"/>
         </w:rPr>
         <w:t xml:space="preserve">una </w:t>
       </w:r>
@@ -2874,7 +2874,7 @@
           <w:color w:val="000000"/>
           <w:kern w:val="0"/>
           <w:lang w:eastAsia="es-ES"/>
-          <w14:ligatures w14:val="none"/>
+          <ns2:ligatures ns2:val="none"/>
         </w:rPr>
         <w:t xml:space="preserve">copia de la póliza del </w:t>
       </w:r>
@@ -2884,7 +2884,7 @@
           <w:color w:val="000000"/>
           <w:kern w:val="0"/>
           <w:lang w:eastAsia="es-ES"/>
-          <w14:ligatures w14:val="none"/>
+          <ns2:ligatures ns2:val="none"/>
         </w:rPr>
         <w:t>Seguro de Desgravamen</w:t>
       </w:r>
@@ -2894,7 +2894,7 @@
           <w:color w:val="000000"/>
           <w:kern w:val="0"/>
           <w:lang w:eastAsia="es-ES"/>
-          <w14:ligatures w14:val="none"/>
+          <ns2:ligatures ns2:val="none"/>
         </w:rPr>
         <w:t>.</w:t>
       </w:r>
@@ -2904,12 +2904,12 @@
           <w:color w:val="000000"/>
           <w:kern w:val="0"/>
           <w:lang w:eastAsia="es-ES"/>
-          <w14:ligatures w14:val="none"/>
+          <ns2:ligatures ns2:val="none"/>
         </w:rPr>
         <w:t xml:space="preserve"> </w:t>
       </w:r>
     </w:p>
-    <w:p>
+    <w:p ns2:paraId="54748D63" ns2:textId="77777777">
       <w:pPr>
         <w:pStyle w:val="Prrafodelista"/>
         <w:rPr>
@@ -2917,24 +2917,24 @@
           <w:color w:val="000000"/>
           <w:kern w:val="0"/>
           <w:lang w:eastAsia="es-ES"/>
-          <w14:ligatures w14:val="none"/>
-        </w:rPr>
-      </w:pPr>
-    </w:p>
-    <w:p>
-      <w:pPr>
-        <w:spacing w:after="0" w:line="240" w:lineRule="auto"/>
-        <w:jc w:val="both"/>
-        <w:rPr>
-          <w:rFonts w:ascii="Arial Narrow" w:eastAsia="Times New Roman" w:hAnsi="Arial Narrow" w:cs="Arial"/>
-          <w:color w:val="000000"/>
-          <w:kern w:val="0"/>
-          <w:lang w:eastAsia="es-ES"/>
-          <w14:ligatures w14:val="none"/>
-        </w:rPr>
-      </w:pPr>
-    </w:p>
-    <w:p>
+          <ns2:ligatures ns2:val="none"/>
+        </w:rPr>
+      </w:pPr>
+    </w:p>
+    <w:p ns2:paraId="2F290A15" ns2:textId="77777777">
+      <w:pPr>
+        <w:spacing w:after="0" w:line="240" w:lineRule="auto"/>
+        <w:jc w:val="both"/>
+        <w:rPr>
+          <w:rFonts w:ascii="Arial Narrow" w:eastAsia="Times New Roman" w:hAnsi="Arial Narrow" w:cs="Arial"/>
+          <w:color w:val="000000"/>
+          <w:kern w:val="0"/>
+          <w:lang w:eastAsia="es-ES"/>
+          <ns2:ligatures ns2:val="none"/>
+        </w:rPr>
+      </w:pPr>
+    </w:p>
+    <w:p ns2:paraId="64B57FD5" ns2:textId="7F4C02EC">
       <w:pPr>
         <w:pStyle w:val="Prrafodelista"/>
         <w:numPr>
@@ -2952,16 +2952,16 @@
           <w:color w:val="000000"/>
           <w:kern w:val="0"/>
           <w:lang w:eastAsia="es-ES"/>
-          <w14:ligatures w14:val="none"/>
-        </w:rPr>
-      </w:pPr>
-      <w:r>
-        <w:rPr>
-          <w:rFonts w:ascii="Arial Narrow" w:eastAsia="Times New Roman" w:hAnsi="Arial Narrow" w:cs="Arial"/>
-          <w:color w:val="000000"/>
-          <w:kern w:val="0"/>
-          <w:lang w:eastAsia="es-ES"/>
-          <w14:ligatures w14:val="none"/>
+          <ns2:ligatures ns2:val="none"/>
+        </w:rPr>
+      </w:pPr>
+      <w:r>
+        <w:rPr>
+          <w:rFonts w:ascii="Arial Narrow" w:eastAsia="Times New Roman" w:hAnsi="Arial Narrow" w:cs="Arial"/>
+          <w:color w:val="000000"/>
+          <w:kern w:val="0"/>
+          <w:lang w:eastAsia="es-ES"/>
+          <ns2:ligatures ns2:val="none"/>
         </w:rPr>
         <w:lastRenderedPageBreak/>
         <w:t xml:space="preserve">El 4 de setiembre del 2023, </w:t>
@@ -2972,7 +2972,7 @@
           <w:color w:val="000000"/>
           <w:kern w:val="0"/>
           <w:lang w:eastAsia="es-ES"/>
-          <w14:ligatures w14:val="none"/>
+          <ns2:ligatures ns2:val="none"/>
         </w:rPr>
         <w:t xml:space="preserve">BNP </w:t>
       </w:r>
@@ -2983,7 +2983,7 @@
           <w:color w:val="000000"/>
           <w:kern w:val="0"/>
           <w:lang w:eastAsia="es-ES"/>
-          <w14:ligatures w14:val="none"/>
+          <ns2:ligatures ns2:val="none"/>
         </w:rPr>
         <w:t>Paribas</w:t>
       </w:r>
@@ -2994,7 +2994,7 @@
           <w:color w:val="000000"/>
           <w:kern w:val="0"/>
           <w:lang w:eastAsia="es-ES"/>
-          <w14:ligatures w14:val="none"/>
+          <ns2:ligatures ns2:val="none"/>
         </w:rPr>
         <w:t xml:space="preserve"> </w:t>
       </w:r>
@@ -3004,7 +3004,7 @@
           <w:color w:val="000000"/>
           <w:kern w:val="0"/>
           <w:lang w:eastAsia="es-ES"/>
-          <w14:ligatures w14:val="none"/>
+          <ns2:ligatures ns2:val="none"/>
         </w:rPr>
         <w:t>remitió dos archivos, uno referido a la respuesta de rechazo</w:t>
       </w:r>
@@ -3014,7 +3014,7 @@
           <w:color w:val="000000"/>
           <w:kern w:val="0"/>
           <w:lang w:eastAsia="es-ES"/>
-          <w14:ligatures w14:val="none"/>
+          <ns2:ligatures ns2:val="none"/>
         </w:rPr>
         <w:t xml:space="preserve"> de otorgamiento de cobertura</w:t>
       </w:r>
@@ -3024,7 +3024,7 @@
           <w:color w:val="000000"/>
           <w:kern w:val="0"/>
           <w:lang w:eastAsia="es-ES"/>
-          <w14:ligatures w14:val="none"/>
+          <ns2:ligatures ns2:val="none"/>
         </w:rPr>
         <w:t xml:space="preserve"> y otro ratificando dicho rechazo, señalando erróneamente que se trataba de una respuesta a una reconsideración que no había sido solicitada, cuando lo requerido fue únicamente la entrega de la póliza del Seguro de Desgravamen</w:t>
       </w:r>
@@ -3034,7 +3034,7 @@
           <w:color w:val="000000"/>
           <w:kern w:val="0"/>
           <w:lang w:eastAsia="es-ES"/>
-          <w14:ligatures w14:val="none"/>
+          <ns2:ligatures ns2:val="none"/>
         </w:rPr>
         <w:t xml:space="preserve"> solicitada el </w:t>
       </w:r>
@@ -3044,7 +3044,7 @@
           <w:color w:val="000000"/>
           <w:kern w:val="0"/>
           <w:lang w:eastAsia="es-ES"/>
-          <w14:ligatures w14:val="none"/>
+          <ns2:ligatures ns2:val="none"/>
         </w:rPr>
         <w:t>25 de agosto del 2023</w:t>
       </w:r>
@@ -3054,12 +3054,12 @@
           <w:color w:val="000000"/>
           <w:kern w:val="0"/>
           <w:lang w:eastAsia="es-ES"/>
-          <w14:ligatures w14:val="none"/>
+          <ns2:ligatures ns2:val="none"/>
         </w:rPr>
         <w:t>.</w:t>
       </w:r>
     </w:p>
-    <w:p>
+    <w:p ns2:paraId="21F6079D" ns2:textId="77777777">
       <w:pPr>
         <w:pStyle w:val="Prrafodelista"/>
         <w:spacing w:after="0" w:line="240" w:lineRule="auto"/>
@@ -3070,11 +3070,11 @@
           <w:color w:val="000000"/>
           <w:kern w:val="0"/>
           <w:lang w:eastAsia="es-ES"/>
-          <w14:ligatures w14:val="none"/>
-        </w:rPr>
-      </w:pPr>
-    </w:p>
-    <w:p>
+          <ns2:ligatures ns2:val="none"/>
+        </w:rPr>
+      </w:pPr>
+    </w:p>
+    <w:p ns2:paraId="768EE7D3" ns2:textId="3871F8EF">
       <w:pPr>
         <w:pStyle w:val="Prrafodelista"/>
         <w:numPr>
@@ -3092,16 +3092,16 @@
           <w:color w:val="000000"/>
           <w:kern w:val="0"/>
           <w:lang w:eastAsia="es-ES"/>
-          <w14:ligatures w14:val="none"/>
-        </w:rPr>
-      </w:pPr>
-      <w:r>
-        <w:rPr>
-          <w:rFonts w:ascii="Arial Narrow" w:eastAsia="Times New Roman" w:hAnsi="Arial Narrow" w:cs="Arial"/>
-          <w:color w:val="000000"/>
-          <w:kern w:val="0"/>
-          <w:lang w:eastAsia="es-ES"/>
-          <w14:ligatures w14:val="none"/>
+          <ns2:ligatures ns2:val="none"/>
+        </w:rPr>
+      </w:pPr>
+      <w:r>
+        <w:rPr>
+          <w:rFonts w:ascii="Arial Narrow" w:eastAsia="Times New Roman" w:hAnsi="Arial Narrow" w:cs="Arial"/>
+          <w:color w:val="000000"/>
+          <w:kern w:val="0"/>
+          <w:lang w:eastAsia="es-ES"/>
+          <ns2:ligatures ns2:val="none"/>
         </w:rPr>
         <w:t xml:space="preserve">El 24 de octubre del 2023, solicitó nuevamente a </w:t>
       </w:r>
@@ -3111,7 +3111,7 @@
           <w:color w:val="000000"/>
           <w:kern w:val="0"/>
           <w:lang w:eastAsia="es-ES"/>
-          <w14:ligatures w14:val="none"/>
+          <ns2:ligatures ns2:val="none"/>
         </w:rPr>
         <w:t xml:space="preserve">BNP </w:t>
       </w:r>
@@ -3122,7 +3122,7 @@
           <w:color w:val="000000"/>
           <w:kern w:val="0"/>
           <w:lang w:eastAsia="es-ES"/>
-          <w14:ligatures w14:val="none"/>
+          <ns2:ligatures ns2:val="none"/>
         </w:rPr>
         <w:t>Paribas</w:t>
       </w:r>
@@ -3133,7 +3133,7 @@
           <w:color w:val="000000"/>
           <w:kern w:val="0"/>
           <w:lang w:eastAsia="es-ES"/>
-          <w14:ligatures w14:val="none"/>
+          <ns2:ligatures ns2:val="none"/>
         </w:rPr>
         <w:t xml:space="preserve"> </w:t>
       </w:r>
@@ -3143,7 +3143,7 @@
           <w:color w:val="000000"/>
           <w:kern w:val="0"/>
           <w:lang w:eastAsia="es-ES"/>
-          <w14:ligatures w14:val="none"/>
+          <ns2:ligatures ns2:val="none"/>
         </w:rPr>
         <w:t>copia certificada del contrato de seguro correspondiente al Seguro de Desgravamen.</w:t>
       </w:r>
@@ -3153,7 +3153,7 @@
           <w:color w:val="000000"/>
           <w:kern w:val="0"/>
           <w:lang w:eastAsia="es-ES"/>
-          <w14:ligatures w14:val="none"/>
+          <ns2:ligatures ns2:val="none"/>
         </w:rPr>
         <w:t xml:space="preserve"> </w:t>
       </w:r>
@@ -3163,12 +3163,12 @@
           <w:color w:val="000000"/>
           <w:kern w:val="0"/>
           <w:lang w:eastAsia="es-ES"/>
-          <w14:ligatures w14:val="none"/>
+          <ns2:ligatures ns2:val="none"/>
         </w:rPr>
         <w:t xml:space="preserve"> </w:t>
       </w:r>
     </w:p>
-    <w:p>
+    <w:p ns2:paraId="63608907" ns2:textId="77777777">
       <w:pPr>
         <w:spacing w:after="0" w:line="240" w:lineRule="auto"/>
         <w:ind w:left="710"/>
@@ -3178,11 +3178,11 @@
           <w:color w:val="000000"/>
           <w:kern w:val="0"/>
           <w:lang w:eastAsia="es-ES"/>
-          <w14:ligatures w14:val="none"/>
-        </w:rPr>
-      </w:pPr>
-    </w:p>
-    <w:p>
+          <ns2:ligatures ns2:val="none"/>
+        </w:rPr>
+      </w:pPr>
+    </w:p>
+    <w:p ns2:paraId="0975C9A8" ns2:textId="30A41C73">
       <w:pPr>
         <w:pStyle w:val="Prrafodelista"/>
         <w:numPr>
@@ -3200,16 +3200,16 @@
           <w:color w:val="000000"/>
           <w:kern w:val="0"/>
           <w:lang w:eastAsia="es-ES"/>
-          <w14:ligatures w14:val="none"/>
-        </w:rPr>
-      </w:pPr>
-      <w:r>
-        <w:rPr>
-          <w:rFonts w:ascii="Arial Narrow" w:eastAsia="Times New Roman" w:hAnsi="Arial Narrow" w:cs="Arial"/>
-          <w:color w:val="000000"/>
-          <w:kern w:val="0"/>
-          <w:lang w:eastAsia="es-ES"/>
-          <w14:ligatures w14:val="none"/>
+          <ns2:ligatures ns2:val="none"/>
+        </w:rPr>
+      </w:pPr>
+      <w:r>
+        <w:rPr>
+          <w:rFonts w:ascii="Arial Narrow" w:eastAsia="Times New Roman" w:hAnsi="Arial Narrow" w:cs="Arial"/>
+          <w:color w:val="000000"/>
+          <w:kern w:val="0"/>
+          <w:lang w:eastAsia="es-ES"/>
+          <ns2:ligatures ns2:val="none"/>
         </w:rPr>
         <w:t xml:space="preserve">El 10 de noviembre del 2023, BNP Paribas remitió dos archivos denominados “Copia Póliza [APELLIDO] ” e “Inf POL [APELLIDO] ”, los cuales contenían información correspondiente al contrato de tarjeta de crédito y no el contenido íntegro de la póliza del Seguro de Desgravamen solicitada. </w:t>
       </w:r>
@@ -3219,7 +3219,7 @@
           <w:color w:val="000000"/>
           <w:kern w:val="0"/>
           <w:lang w:eastAsia="es-ES"/>
-          <w14:ligatures w14:val="none"/>
+          <ns2:ligatures ns2:val="none"/>
         </w:rPr>
         <w:t xml:space="preserve"/>
       </w:r>
@@ -3230,7 +3230,7 @@
           <w:color w:val="000000"/>
           <w:kern w:val="0"/>
           <w:lang w:eastAsia="es-ES"/>
-          <w14:ligatures w14:val="none"/>
+          <ns2:ligatures ns2:val="none"/>
         </w:rPr>
         <w:t/>
       </w:r>
@@ -3241,17 +3241,17 @@
           <w:color w:val="000000"/>
           <w:kern w:val="0"/>
           <w:lang w:eastAsia="es-ES"/>
-          <w14:ligatures w14:val="none"/>
-        </w:rPr>
-        <w:t xml:space="preserve"/>
-      </w:r>
-      <w:r>
-        <w:rPr>
-          <w:rFonts w:ascii="Arial Narrow" w:eastAsia="Times New Roman" w:hAnsi="Arial Narrow" w:cs="Arial"/>
-          <w:color w:val="000000"/>
-          <w:kern w:val="0"/>
-          <w:lang w:eastAsia="es-ES"/>
-          <w14:ligatures w14:val="none"/>
+          <ns2:ligatures ns2:val="none"/>
+        </w:rPr>
+        <w:t xml:space="preserve"/>
+      </w:r>
+      <w:r>
+        <w:rPr>
+          <w:rFonts w:ascii="Arial Narrow" w:eastAsia="Times New Roman" w:hAnsi="Arial Narrow" w:cs="Arial"/>
+          <w:color w:val="000000"/>
+          <w:kern w:val="0"/>
+          <w:lang w:eastAsia="es-ES"/>
+          <ns2:ligatures ns2:val="none"/>
         </w:rPr>
         <w:t/>
       </w:r>
@@ -3262,7 +3262,7 @@
           <w:color w:val="000000"/>
           <w:kern w:val="0"/>
           <w:lang w:eastAsia="es-ES"/>
-          <w14:ligatures w14:val="none"/>
+          <ns2:ligatures ns2:val="none"/>
         </w:rPr>
         <w:t/>
       </w:r>
@@ -3273,27 +3273,27 @@
           <w:color w:val="000000"/>
           <w:kern w:val="0"/>
           <w:lang w:eastAsia="es-ES"/>
-          <w14:ligatures w14:val="none"/>
-        </w:rPr>
-        <w:t xml:space="preserve"/>
-      </w:r>
-      <w:r>
-        <w:rPr>
-          <w:rFonts w:ascii="Arial Narrow" w:eastAsia="Times New Roman" w:hAnsi="Arial Narrow" w:cs="Arial"/>
-          <w:color w:val="000000"/>
-          <w:kern w:val="0"/>
-          <w:lang w:eastAsia="es-ES"/>
-          <w14:ligatures w14:val="none"/>
-        </w:rPr>
-        <w:t xml:space="preserve"/>
-      </w:r>
-      <w:r>
-        <w:rPr>
-          <w:rFonts w:ascii="Arial Narrow" w:eastAsia="Times New Roman" w:hAnsi="Arial Narrow" w:cs="Arial"/>
-          <w:color w:val="000000"/>
-          <w:kern w:val="0"/>
-          <w:lang w:eastAsia="es-ES"/>
-          <w14:ligatures w14:val="none"/>
+          <ns2:ligatures ns2:val="none"/>
+        </w:rPr>
+        <w:t xml:space="preserve"/>
+      </w:r>
+      <w:r>
+        <w:rPr>
+          <w:rFonts w:ascii="Arial Narrow" w:eastAsia="Times New Roman" w:hAnsi="Arial Narrow" w:cs="Arial"/>
+          <w:color w:val="000000"/>
+          <w:kern w:val="0"/>
+          <w:lang w:eastAsia="es-ES"/>
+          <ns2:ligatures ns2:val="none"/>
+        </w:rPr>
+        <w:t xml:space="preserve"/>
+      </w:r>
+      <w:r>
+        <w:rPr>
+          <w:rFonts w:ascii="Arial Narrow" w:eastAsia="Times New Roman" w:hAnsi="Arial Narrow" w:cs="Arial"/>
+          <w:color w:val="000000"/>
+          <w:kern w:val="0"/>
+          <w:lang w:eastAsia="es-ES"/>
+          <ns2:ligatures ns2:val="none"/>
         </w:rPr>
         <w:t/>
       </w:r>
@@ -3303,12 +3303,12 @@
           <w:color w:val="000000"/>
           <w:kern w:val="0"/>
           <w:lang w:eastAsia="es-ES"/>
-          <w14:ligatures w14:val="none"/>
-        </w:rPr>
-        <w:t xml:space="preserve"/>
-      </w:r>
-    </w:p>
-    <w:p>
+          <ns2:ligatures ns2:val="none"/>
+        </w:rPr>
+        <w:t xml:space="preserve"/>
+      </w:r>
+    </w:p>
+    <w:p ns2:paraId="06C5EC08" ns2:textId="77777777">
       <w:pPr>
         <w:pStyle w:val="Prrafodelista"/>
         <w:spacing w:after="0" w:line="240" w:lineRule="auto"/>
@@ -3319,11 +3319,11 @@
           <w:color w:val="000000"/>
           <w:kern w:val="0"/>
           <w:lang w:eastAsia="es-ES"/>
-          <w14:ligatures w14:val="none"/>
-        </w:rPr>
-      </w:pPr>
-    </w:p>
-    <w:p>
+          <ns2:ligatures ns2:val="none"/>
+        </w:rPr>
+      </w:pPr>
+    </w:p>
+    <w:p ns2:paraId="71FC92A5" ns2:textId="279F3CBF">
       <w:pPr>
         <w:pStyle w:val="Prrafodelista"/>
         <w:numPr>
@@ -3341,16 +3341,16 @@
           <w:color w:val="000000"/>
           <w:kern w:val="0"/>
           <w:lang w:eastAsia="es-ES"/>
-          <w14:ligatures w14:val="none"/>
-        </w:rPr>
-      </w:pPr>
-      <w:r>
-        <w:rPr>
-          <w:rFonts w:ascii="Arial Narrow" w:eastAsia="Times New Roman" w:hAnsi="Arial Narrow" w:cs="Arial"/>
-          <w:color w:val="000000"/>
-          <w:kern w:val="0"/>
-          <w:lang w:eastAsia="es-ES"/>
-          <w14:ligatures w14:val="none"/>
+          <ns2:ligatures ns2:val="none"/>
+        </w:rPr>
+      </w:pPr>
+      <w:r>
+        <w:rPr>
+          <w:rFonts w:ascii="Arial Narrow" w:eastAsia="Times New Roman" w:hAnsi="Arial Narrow" w:cs="Arial"/>
+          <w:color w:val="000000"/>
+          <w:kern w:val="0"/>
+          <w:lang w:eastAsia="es-ES"/>
+          <ns2:ligatures ns2:val="none"/>
         </w:rPr>
         <w:t xml:space="preserve">El 19 de enero del 2024, solicitó nuevamente a </w:t>
       </w:r>
@@ -3360,7 +3360,7 @@
           <w:color w:val="000000"/>
           <w:kern w:val="0"/>
           <w:lang w:eastAsia="es-ES"/>
-          <w14:ligatures w14:val="none"/>
+          <ns2:ligatures ns2:val="none"/>
         </w:rPr>
         <w:t xml:space="preserve">BNP </w:t>
       </w:r>
@@ -3371,7 +3371,7 @@
           <w:color w:val="000000"/>
           <w:kern w:val="0"/>
           <w:lang w:eastAsia="es-ES"/>
-          <w14:ligatures w14:val="none"/>
+          <ns2:ligatures ns2:val="none"/>
         </w:rPr>
         <w:t>Paribas</w:t>
       </w:r>
@@ -3382,7 +3382,7 @@
           <w:color w:val="000000"/>
           <w:kern w:val="0"/>
           <w:lang w:eastAsia="es-ES"/>
-          <w14:ligatures w14:val="none"/>
+          <ns2:ligatures ns2:val="none"/>
         </w:rPr>
         <w:t xml:space="preserve"> </w:t>
       </w:r>
@@ -3392,7 +3392,7 @@
           <w:color w:val="000000"/>
           <w:kern w:val="0"/>
           <w:lang w:eastAsia="es-ES"/>
-          <w14:ligatures w14:val="none"/>
+          <ns2:ligatures ns2:val="none"/>
         </w:rPr>
         <w:t xml:space="preserve">copia del certificado del Seguro de Desgravamen </w:t>
       </w:r>
@@ -3402,7 +3402,7 @@
           <w:color w:val="000000"/>
           <w:kern w:val="0"/>
           <w:lang w:eastAsia="es-ES"/>
-          <w14:ligatures w14:val="none"/>
+          <ns2:ligatures ns2:val="none"/>
         </w:rPr>
         <w:t>asociado</w:t>
       </w:r>
@@ -3412,7 +3412,7 @@
           <w:color w:val="000000"/>
           <w:kern w:val="0"/>
           <w:lang w:eastAsia="es-ES"/>
-          <w14:ligatures w14:val="none"/>
+          <ns2:ligatures ns2:val="none"/>
         </w:rPr>
         <w:t xml:space="preserve"> a la tarjeta de crédito.</w:t>
       </w:r>
@@ -3422,12 +3422,12 @@
           <w:color w:val="000000"/>
           <w:kern w:val="0"/>
           <w:lang w:eastAsia="es-ES"/>
-          <w14:ligatures w14:val="none"/>
+          <ns2:ligatures ns2:val="none"/>
         </w:rPr>
         <w:t xml:space="preserve"> </w:t>
       </w:r>
     </w:p>
-    <w:p>
+    <w:p ns2:paraId="0192B670" ns2:textId="77777777">
       <w:pPr>
         <w:pStyle w:val="Prrafodelista"/>
         <w:spacing w:after="0" w:line="240" w:lineRule="auto"/>
@@ -3438,11 +3438,11 @@
           <w:color w:val="000000"/>
           <w:kern w:val="0"/>
           <w:lang w:eastAsia="es-ES"/>
-          <w14:ligatures w14:val="none"/>
-        </w:rPr>
-      </w:pPr>
-    </w:p>
-    <w:p>
+          <ns2:ligatures ns2:val="none"/>
+        </w:rPr>
+      </w:pPr>
+    </w:p>
+    <w:p ns2:paraId="746D88C7" ns2:textId="081DBAC1">
       <w:pPr>
         <w:pStyle w:val="Prrafodelista"/>
         <w:numPr>
@@ -3460,16 +3460,16 @@
           <w:color w:val="000000"/>
           <w:kern w:val="0"/>
           <w:lang w:eastAsia="es-ES"/>
-          <w14:ligatures w14:val="none"/>
-        </w:rPr>
-      </w:pPr>
-      <w:r>
-        <w:rPr>
-          <w:rFonts w:ascii="Arial Narrow" w:eastAsia="Times New Roman" w:hAnsi="Arial Narrow" w:cs="Arial"/>
-          <w:color w:val="000000"/>
-          <w:kern w:val="0"/>
-          <w:lang w:eastAsia="es-ES"/>
-          <w14:ligatures w14:val="none"/>
+          <ns2:ligatures ns2:val="none"/>
+        </w:rPr>
+      </w:pPr>
+      <w:r>
+        <w:rPr>
+          <w:rFonts w:ascii="Arial Narrow" w:eastAsia="Times New Roman" w:hAnsi="Arial Narrow" w:cs="Arial"/>
+          <w:color w:val="000000"/>
+          <w:kern w:val="0"/>
+          <w:lang w:eastAsia="es-ES"/>
+          <ns2:ligatures ns2:val="none"/>
         </w:rPr>
         <w:t xml:space="preserve">El 27 de febrero del 2024, BNP Paribas, en referencia a su solicitud del 19 de enero del 2024, remitió el Certificado del Seguro de Desgravamen del Seguro de Desgravamen (Póliza 7419200148) y la Solicitud del Certificado de Seguro Desgravamen (Póliza 74191286), documentos que no correspondían a la póliza del Seguro Desgravamen suscrita por el causante [APELLIDO] y que contenían numeraciones distintas. </w:t>
       </w:r>
@@ -3479,7 +3479,7 @@
           <w:color w:val="000000"/>
           <w:kern w:val="0"/>
           <w:lang w:eastAsia="es-ES"/>
-          <w14:ligatures w14:val="none"/>
+          <ns2:ligatures ns2:val="none"/>
         </w:rPr>
         <w:t xml:space="preserve"/>
       </w:r>
@@ -3490,7 +3490,7 @@
           <w:color w:val="000000"/>
           <w:kern w:val="0"/>
           <w:lang w:eastAsia="es-ES"/>
-          <w14:ligatures w14:val="none"/>
+          <ns2:ligatures ns2:val="none"/>
         </w:rPr>
         <w:t/>
       </w:r>
@@ -3501,17 +3501,17 @@
           <w:color w:val="000000"/>
           <w:kern w:val="0"/>
           <w:lang w:eastAsia="es-ES"/>
-          <w14:ligatures w14:val="none"/>
-        </w:rPr>
-        <w:t xml:space="preserve"/>
-      </w:r>
-      <w:r>
-        <w:rPr>
-          <w:rFonts w:ascii="Arial Narrow" w:eastAsia="Times New Roman" w:hAnsi="Arial Narrow" w:cs="Arial"/>
-          <w:color w:val="000000"/>
-          <w:kern w:val="0"/>
-          <w:lang w:eastAsia="es-ES"/>
-          <w14:ligatures w14:val="none"/>
+          <ns2:ligatures ns2:val="none"/>
+        </w:rPr>
+        <w:t xml:space="preserve"/>
+      </w:r>
+      <w:r>
+        <w:rPr>
+          <w:rFonts w:ascii="Arial Narrow" w:eastAsia="Times New Roman" w:hAnsi="Arial Narrow" w:cs="Arial"/>
+          <w:color w:val="000000"/>
+          <w:kern w:val="0"/>
+          <w:lang w:eastAsia="es-ES"/>
+          <ns2:ligatures ns2:val="none"/>
         </w:rPr>
         <w:t/>
       </w:r>
@@ -3521,7 +3521,7 @@
           <w:color w:val="000000"/>
           <w:kern w:val="0"/>
           <w:lang w:eastAsia="es-ES"/>
-          <w14:ligatures w14:val="none"/>
+          <ns2:ligatures ns2:val="none"/>
         </w:rPr>
         <w:t/>
       </w:r>
@@ -3531,27 +3531,27 @@
           <w:color w:val="000000"/>
           <w:kern w:val="0"/>
           <w:lang w:eastAsia="es-ES"/>
-          <w14:ligatures w14:val="none"/>
-        </w:rPr>
-        <w:t xml:space="preserve"/>
-      </w:r>
-      <w:r>
-        <w:rPr>
-          <w:rFonts w:ascii="Arial Narrow" w:eastAsia="Times New Roman" w:hAnsi="Arial Narrow" w:cs="Arial"/>
-          <w:color w:val="000000"/>
-          <w:kern w:val="0"/>
-          <w:lang w:eastAsia="es-ES"/>
-          <w14:ligatures w14:val="none"/>
-        </w:rPr>
-        <w:t xml:space="preserve"/>
-      </w:r>
-      <w:r>
-        <w:rPr>
-          <w:rFonts w:ascii="Arial Narrow" w:eastAsia="Times New Roman" w:hAnsi="Arial Narrow" w:cs="Arial"/>
-          <w:color w:val="000000"/>
-          <w:kern w:val="0"/>
-          <w:lang w:eastAsia="es-ES"/>
-          <w14:ligatures w14:val="none"/>
+          <ns2:ligatures ns2:val="none"/>
+        </w:rPr>
+        <w:t xml:space="preserve"/>
+      </w:r>
+      <w:r>
+        <w:rPr>
+          <w:rFonts w:ascii="Arial Narrow" w:eastAsia="Times New Roman" w:hAnsi="Arial Narrow" w:cs="Arial"/>
+          <w:color w:val="000000"/>
+          <w:kern w:val="0"/>
+          <w:lang w:eastAsia="es-ES"/>
+          <ns2:ligatures ns2:val="none"/>
+        </w:rPr>
+        <w:t xml:space="preserve"/>
+      </w:r>
+      <w:r>
+        <w:rPr>
+          <w:rFonts w:ascii="Arial Narrow" w:eastAsia="Times New Roman" w:hAnsi="Arial Narrow" w:cs="Arial"/>
+          <w:color w:val="000000"/>
+          <w:kern w:val="0"/>
+          <w:lang w:eastAsia="es-ES"/>
+          <ns2:ligatures ns2:val="none"/>
         </w:rPr>
         <w:t/>
       </w:r>
@@ -3561,17 +3561,17 @@
           <w:color w:val="000000"/>
           <w:kern w:val="0"/>
           <w:lang w:eastAsia="es-ES"/>
-          <w14:ligatures w14:val="none"/>
-        </w:rPr>
-        <w:t xml:space="preserve"/>
-      </w:r>
-      <w:r>
-        <w:rPr>
-          <w:rFonts w:ascii="Arial Narrow" w:eastAsia="Times New Roman" w:hAnsi="Arial Narrow" w:cs="Arial"/>
-          <w:color w:val="000000"/>
-          <w:kern w:val="0"/>
-          <w:lang w:eastAsia="es-ES"/>
-          <w14:ligatures w14:val="none"/>
+          <ns2:ligatures ns2:val="none"/>
+        </w:rPr>
+        <w:t xml:space="preserve"/>
+      </w:r>
+      <w:r>
+        <w:rPr>
+          <w:rFonts w:ascii="Arial Narrow" w:eastAsia="Times New Roman" w:hAnsi="Arial Narrow" w:cs="Arial"/>
+          <w:color w:val="000000"/>
+          <w:kern w:val="0"/>
+          <w:lang w:eastAsia="es-ES"/>
+          <ns2:ligatures ns2:val="none"/>
         </w:rPr>
         <w:t/>
       </w:r>
@@ -3581,7 +3581,7 @@
           <w:color w:val="000000"/>
           <w:kern w:val="0"/>
           <w:lang w:eastAsia="es-ES"/>
-          <w14:ligatures w14:val="none"/>
+          <ns2:ligatures ns2:val="none"/>
         </w:rPr>
         <w:t/>
       </w:r>
@@ -3591,17 +3591,17 @@
           <w:color w:val="000000"/>
           <w:kern w:val="0"/>
           <w:lang w:eastAsia="es-ES"/>
-          <w14:ligatures w14:val="none"/>
-        </w:rPr>
-        <w:t xml:space="preserve"/>
-      </w:r>
-      <w:r>
-        <w:rPr>
-          <w:rFonts w:ascii="Arial Narrow" w:eastAsia="Times New Roman" w:hAnsi="Arial Narrow" w:cs="Arial"/>
-          <w:color w:val="000000"/>
-          <w:kern w:val="0"/>
-          <w:lang w:eastAsia="es-ES"/>
-          <w14:ligatures w14:val="none"/>
+          <ns2:ligatures ns2:val="none"/>
+        </w:rPr>
+        <w:t xml:space="preserve"/>
+      </w:r>
+      <w:r>
+        <w:rPr>
+          <w:rFonts w:ascii="Arial Narrow" w:eastAsia="Times New Roman" w:hAnsi="Arial Narrow" w:cs="Arial"/>
+          <w:color w:val="000000"/>
+          <w:kern w:val="0"/>
+          <w:lang w:eastAsia="es-ES"/>
+          <ns2:ligatures ns2:val="none"/>
         </w:rPr>
         <w:t/>
       </w:r>
@@ -3611,37 +3611,37 @@
           <w:color w:val="000000"/>
           <w:kern w:val="0"/>
           <w:lang w:eastAsia="es-ES"/>
-          <w14:ligatures w14:val="none"/>
-        </w:rPr>
-        <w:t xml:space="preserve"/>
-      </w:r>
-      <w:r>
-        <w:rPr>
-          <w:rFonts w:ascii="Arial Narrow" w:eastAsia="Times New Roman" w:hAnsi="Arial Narrow" w:cs="Arial"/>
-          <w:color w:val="000000"/>
-          <w:kern w:val="0"/>
-          <w:lang w:eastAsia="es-ES"/>
-          <w14:ligatures w14:val="none"/>
-        </w:rPr>
-        <w:t xml:space="preserve"/>
-      </w:r>
-      <w:r>
-        <w:rPr>
-          <w:rFonts w:ascii="Arial Narrow" w:eastAsia="Times New Roman" w:hAnsi="Arial Narrow" w:cs="Arial"/>
-          <w:color w:val="000000"/>
-          <w:kern w:val="0"/>
-          <w:lang w:eastAsia="es-ES"/>
-          <w14:ligatures w14:val="none"/>
-        </w:rPr>
-        <w:t xml:space="preserve"/>
-      </w:r>
-      <w:r>
-        <w:rPr>
-          <w:rFonts w:ascii="Arial Narrow" w:eastAsia="Times New Roman" w:hAnsi="Arial Narrow" w:cs="Arial"/>
-          <w:color w:val="000000"/>
-          <w:kern w:val="0"/>
-          <w:lang w:eastAsia="es-ES"/>
-          <w14:ligatures w14:val="none"/>
+          <ns2:ligatures ns2:val="none"/>
+        </w:rPr>
+        <w:t xml:space="preserve"/>
+      </w:r>
+      <w:r>
+        <w:rPr>
+          <w:rFonts w:ascii="Arial Narrow" w:eastAsia="Times New Roman" w:hAnsi="Arial Narrow" w:cs="Arial"/>
+          <w:color w:val="000000"/>
+          <w:kern w:val="0"/>
+          <w:lang w:eastAsia="es-ES"/>
+          <ns2:ligatures ns2:val="none"/>
+        </w:rPr>
+        <w:t xml:space="preserve"/>
+      </w:r>
+      <w:r>
+        <w:rPr>
+          <w:rFonts w:ascii="Arial Narrow" w:eastAsia="Times New Roman" w:hAnsi="Arial Narrow" w:cs="Arial"/>
+          <w:color w:val="000000"/>
+          <w:kern w:val="0"/>
+          <w:lang w:eastAsia="es-ES"/>
+          <ns2:ligatures ns2:val="none"/>
+        </w:rPr>
+        <w:t xml:space="preserve"/>
+      </w:r>
+      <w:r>
+        <w:rPr>
+          <w:rFonts w:ascii="Arial Narrow" w:eastAsia="Times New Roman" w:hAnsi="Arial Narrow" w:cs="Arial"/>
+          <w:color w:val="000000"/>
+          <w:kern w:val="0"/>
+          <w:lang w:eastAsia="es-ES"/>
+          <ns2:ligatures ns2:val="none"/>
         </w:rPr>
         <w:t/>
       </w:r>
@@ -3651,7 +3651,7 @@
           <w:color w:val="000000"/>
           <w:kern w:val="0"/>
           <w:lang w:eastAsia="es-ES"/>
-          <w14:ligatures w14:val="none"/>
+          <ns2:ligatures ns2:val="none"/>
         </w:rPr>
         <w:t/>
       </w:r>
@@ -3661,27 +3661,27 @@
           <w:color w:val="000000"/>
           <w:kern w:val="0"/>
           <w:lang w:eastAsia="es-ES"/>
-          <w14:ligatures w14:val="none"/>
-        </w:rPr>
-        <w:t xml:space="preserve"/>
-      </w:r>
-      <w:r>
-        <w:rPr>
-          <w:rFonts w:ascii="Arial Narrow" w:eastAsia="Times New Roman" w:hAnsi="Arial Narrow" w:cs="Arial"/>
-          <w:color w:val="000000"/>
-          <w:kern w:val="0"/>
-          <w:lang w:eastAsia="es-ES"/>
-          <w14:ligatures w14:val="none"/>
-        </w:rPr>
-        <w:t xml:space="preserve"/>
-      </w:r>
-      <w:r>
-        <w:rPr>
-          <w:rFonts w:ascii="Arial Narrow" w:eastAsia="Times New Roman" w:hAnsi="Arial Narrow" w:cs="Arial"/>
-          <w:color w:val="000000"/>
-          <w:kern w:val="0"/>
-          <w:lang w:eastAsia="es-ES"/>
-          <w14:ligatures w14:val="none"/>
+          <ns2:ligatures ns2:val="none"/>
+        </w:rPr>
+        <w:t xml:space="preserve"/>
+      </w:r>
+      <w:r>
+        <w:rPr>
+          <w:rFonts w:ascii="Arial Narrow" w:eastAsia="Times New Roman" w:hAnsi="Arial Narrow" w:cs="Arial"/>
+          <w:color w:val="000000"/>
+          <w:kern w:val="0"/>
+          <w:lang w:eastAsia="es-ES"/>
+          <ns2:ligatures ns2:val="none"/>
+        </w:rPr>
+        <w:t xml:space="preserve"/>
+      </w:r>
+      <w:r>
+        <w:rPr>
+          <w:rFonts w:ascii="Arial Narrow" w:eastAsia="Times New Roman" w:hAnsi="Arial Narrow" w:cs="Arial"/>
+          <w:color w:val="000000"/>
+          <w:kern w:val="0"/>
+          <w:lang w:eastAsia="es-ES"/>
+          <ns2:ligatures ns2:val="none"/>
         </w:rPr>
         <w:t/>
       </w:r>
@@ -3691,17 +3691,17 @@
           <w:color w:val="000000"/>
           <w:kern w:val="0"/>
           <w:lang w:eastAsia="es-ES"/>
-          <w14:ligatures w14:val="none"/>
-        </w:rPr>
-        <w:t xml:space="preserve"/>
-      </w:r>
-      <w:r>
-        <w:rPr>
-          <w:rFonts w:ascii="Arial Narrow" w:eastAsia="Times New Roman" w:hAnsi="Arial Narrow" w:cs="Arial"/>
-          <w:color w:val="000000"/>
-          <w:kern w:val="0"/>
-          <w:lang w:eastAsia="es-ES"/>
-          <w14:ligatures w14:val="none"/>
+          <ns2:ligatures ns2:val="none"/>
+        </w:rPr>
+        <w:t xml:space="preserve"/>
+      </w:r>
+      <w:r>
+        <w:rPr>
+          <w:rFonts w:ascii="Arial Narrow" w:eastAsia="Times New Roman" w:hAnsi="Arial Narrow" w:cs="Arial"/>
+          <w:color w:val="000000"/>
+          <w:kern w:val="0"/>
+          <w:lang w:eastAsia="es-ES"/>
+          <ns2:ligatures ns2:val="none"/>
         </w:rPr>
         <w:t/>
       </w:r>
@@ -3711,17 +3711,17 @@
           <w:color w:val="000000"/>
           <w:kern w:val="0"/>
           <w:lang w:eastAsia="es-ES"/>
-          <w14:ligatures w14:val="none"/>
-        </w:rPr>
-        <w:t xml:space="preserve"/>
-      </w:r>
-      <w:r>
-        <w:rPr>
-          <w:rFonts w:ascii="Arial Narrow" w:eastAsia="Times New Roman" w:hAnsi="Arial Narrow" w:cs="Arial"/>
-          <w:color w:val="000000"/>
-          <w:kern w:val="0"/>
-          <w:lang w:eastAsia="es-ES"/>
-          <w14:ligatures w14:val="none"/>
+          <ns2:ligatures ns2:val="none"/>
+        </w:rPr>
+        <w:t xml:space="preserve"/>
+      </w:r>
+      <w:r>
+        <w:rPr>
+          <w:rFonts w:ascii="Arial Narrow" w:eastAsia="Times New Roman" w:hAnsi="Arial Narrow" w:cs="Arial"/>
+          <w:color w:val="000000"/>
+          <w:kern w:val="0"/>
+          <w:lang w:eastAsia="es-ES"/>
+          <ns2:ligatures ns2:val="none"/>
         </w:rPr>
         <w:t/>
       </w:r>
@@ -3731,22 +3731,22 @@
           <w:color w:val="000000"/>
           <w:kern w:val="0"/>
           <w:lang w:eastAsia="es-ES"/>
-          <w14:ligatures w14:val="none"/>
-        </w:rPr>
-        <w:t xml:space="preserve"/>
-      </w:r>
-      <w:r>
-        <w:rPr>
-          <w:rFonts w:ascii="Arial Narrow" w:eastAsia="Times New Roman" w:hAnsi="Arial Narrow" w:cs="Arial"/>
-          <w:color w:val="000000"/>
-          <w:kern w:val="0"/>
-          <w:lang w:eastAsia="es-ES"/>
-          <w14:ligatures w14:val="none"/>
-        </w:rPr>
-        <w:t xml:space="preserve"/>
-      </w:r>
-    </w:p>
-    <w:p>
+          <ns2:ligatures ns2:val="none"/>
+        </w:rPr>
+        <w:t xml:space="preserve"/>
+      </w:r>
+      <w:r>
+        <w:rPr>
+          <w:rFonts w:ascii="Arial Narrow" w:eastAsia="Times New Roman" w:hAnsi="Arial Narrow" w:cs="Arial"/>
+          <w:color w:val="000000"/>
+          <w:kern w:val="0"/>
+          <w:lang w:eastAsia="es-ES"/>
+          <ns2:ligatures ns2:val="none"/>
+        </w:rPr>
+        <w:t xml:space="preserve"/>
+      </w:r>
+    </w:p>
+    <w:p ns2:paraId="29252CF0" ns2:textId="77777777">
       <w:pPr>
         <w:pStyle w:val="Prrafodelista"/>
         <w:spacing w:after="0" w:line="240" w:lineRule="auto"/>
@@ -3757,11 +3757,11 @@
           <w:color w:val="000000"/>
           <w:kern w:val="0"/>
           <w:lang w:eastAsia="es-ES"/>
-          <w14:ligatures w14:val="none"/>
-        </w:rPr>
-      </w:pPr>
-    </w:p>
-    <w:p>
+          <ns2:ligatures ns2:val="none"/>
+        </w:rPr>
+      </w:pPr>
+    </w:p>
+    <w:p ns2:paraId="65AE968A" ns2:textId="6E611471">
       <w:pPr>
         <w:pStyle w:val="Prrafodelista"/>
         <w:numPr>
@@ -3779,16 +3779,16 @@
           <w:color w:val="000000"/>
           <w:kern w:val="0"/>
           <w:lang w:eastAsia="es-ES"/>
-          <w14:ligatures w14:val="none"/>
-        </w:rPr>
-      </w:pPr>
-      <w:r>
-        <w:rPr>
-          <w:rFonts w:ascii="Arial Narrow" w:eastAsia="Times New Roman" w:hAnsi="Arial Narrow" w:cs="Arial"/>
-          <w:color w:val="000000"/>
-          <w:kern w:val="0"/>
-          <w:lang w:eastAsia="es-ES"/>
-          <w14:ligatures w14:val="none"/>
+          <ns2:ligatures ns2:val="none"/>
+        </w:rPr>
+      </w:pPr>
+      <w:r>
+        <w:rPr>
+          <w:rFonts w:ascii="Arial Narrow" w:eastAsia="Times New Roman" w:hAnsi="Arial Narrow" w:cs="Arial"/>
+          <w:color w:val="000000"/>
+          <w:kern w:val="0"/>
+          <w:lang w:eastAsia="es-ES"/>
+          <ns2:ligatures ns2:val="none"/>
         </w:rPr>
         <w:t xml:space="preserve">El 16 de marzo del 2024, solicitó a </w:t>
       </w:r>
@@ -3798,7 +3798,7 @@
           <w:color w:val="000000"/>
           <w:kern w:val="0"/>
           <w:lang w:val="es-ES" w:eastAsia="es-ES"/>
-          <w14:ligatures w14:val="none"/>
+          <ns2:ligatures ns2:val="none"/>
         </w:rPr>
         <w:t>la entidad financiera</w:t>
       </w:r>
@@ -3808,7 +3808,7 @@
           <w:color w:val="000000"/>
           <w:kern w:val="0"/>
           <w:lang w:eastAsia="es-ES"/>
-          <w14:ligatures w14:val="none"/>
+          <ns2:ligatures ns2:val="none"/>
         </w:rPr>
         <w:t xml:space="preserve"> una </w:t>
       </w:r>
@@ -3818,7 +3818,7 @@
           <w:color w:val="000000"/>
           <w:kern w:val="0"/>
           <w:lang w:eastAsia="es-ES"/>
-          <w14:ligatures w14:val="none"/>
+          <ns2:ligatures ns2:val="none"/>
         </w:rPr>
         <w:t>copia de la póliza del Seguro de Desgravamen mediante el libro de reclamaciones virtual de su página web.</w:t>
       </w:r>
@@ -3828,7 +3828,7 @@
           <w:color w:val="000000"/>
           <w:kern w:val="0"/>
           <w:lang w:eastAsia="es-ES"/>
-          <w14:ligatures w14:val="none"/>
+          <ns2:ligatures ns2:val="none"/>
         </w:rPr>
         <w:t xml:space="preserve"> </w:t>
       </w:r>
@@ -3838,7 +3838,7 @@
           <w:color w:val="000000"/>
           <w:kern w:val="0"/>
           <w:lang w:eastAsia="es-ES"/>
-          <w14:ligatures w14:val="none"/>
+          <ns2:ligatures ns2:val="none"/>
         </w:rPr>
         <w:t xml:space="preserve">El 27 de marzo del 2024, </w:t>
       </w:r>
@@ -3848,7 +3848,7 @@
           <w:color w:val="000000"/>
           <w:kern w:val="0"/>
           <w:lang w:val="es-ES" w:eastAsia="es-ES"/>
-          <w14:ligatures w14:val="none"/>
+          <ns2:ligatures ns2:val="none"/>
         </w:rPr>
         <w:t>la entidad financiera</w:t>
       </w:r>
@@ -3858,7 +3858,7 @@
           <w:color w:val="000000"/>
           <w:kern w:val="0"/>
           <w:lang w:eastAsia="es-ES"/>
-          <w14:ligatures w14:val="none"/>
+          <ns2:ligatures ns2:val="none"/>
         </w:rPr>
         <w:t xml:space="preserve"> </w:t>
       </w:r>
@@ -3868,7 +3868,7 @@
           <w:color w:val="000000"/>
           <w:kern w:val="0"/>
           <w:lang w:eastAsia="es-ES"/>
-          <w14:ligatures w14:val="none"/>
+          <ns2:ligatures ns2:val="none"/>
         </w:rPr>
         <w:t>comunicó que no era posible atender el requerimiento de entrega de la póliza solicitada.</w:t>
       </w:r>
@@ -3878,12 +3878,12 @@
           <w:color w:val="000000"/>
           <w:kern w:val="0"/>
           <w:lang w:eastAsia="es-ES"/>
-          <w14:ligatures w14:val="none"/>
+          <ns2:ligatures ns2:val="none"/>
         </w:rPr>
         <w:t xml:space="preserve"> </w:t>
       </w:r>
     </w:p>
-    <w:p>
+    <w:p ns2:paraId="75D222D1" ns2:textId="77777777">
       <w:pPr>
         <w:pStyle w:val="Prrafodelista"/>
         <w:spacing w:after="0" w:line="240" w:lineRule="auto"/>
@@ -3894,11 +3894,11 @@
           <w:color w:val="000000"/>
           <w:kern w:val="0"/>
           <w:lang w:eastAsia="es-ES"/>
-          <w14:ligatures w14:val="none"/>
-        </w:rPr>
-      </w:pPr>
-    </w:p>
-    <w:p>
+          <ns2:ligatures ns2:val="none"/>
+        </w:rPr>
+      </w:pPr>
+    </w:p>
+    <w:p ns2:paraId="198EA157" ns2:textId="37E4284B">
       <w:pPr>
         <w:pStyle w:val="Prrafodelista"/>
         <w:numPr>
@@ -3916,16 +3916,16 @@
           <w:color w:val="000000"/>
           <w:kern w:val="0"/>
           <w:lang w:eastAsia="es-ES"/>
-          <w14:ligatures w14:val="none"/>
-        </w:rPr>
-      </w:pPr>
-      <w:r>
-        <w:rPr>
-          <w:rFonts w:ascii="Arial Narrow" w:eastAsia="Times New Roman" w:hAnsi="Arial Narrow" w:cs="Arial"/>
-          <w:color w:val="000000"/>
-          <w:kern w:val="0"/>
-          <w:lang w:eastAsia="es-ES"/>
-          <w14:ligatures w14:val="none"/>
+          <ns2:ligatures ns2:val="none"/>
+        </w:rPr>
+      </w:pPr>
+      <w:r>
+        <w:rPr>
+          <w:rFonts w:ascii="Arial Narrow" w:eastAsia="Times New Roman" w:hAnsi="Arial Narrow" w:cs="Arial"/>
+          <w:color w:val="000000"/>
+          <w:kern w:val="0"/>
+          <w:lang w:eastAsia="es-ES"/>
+          <ns2:ligatures ns2:val="none"/>
         </w:rPr>
         <w:t xml:space="preserve">El 19 de abril del 2024, </w:t>
       </w:r>
@@ -3935,7 +3935,7 @@
           <w:color w:val="000000"/>
           <w:kern w:val="0"/>
           <w:lang w:val="es-ES" w:eastAsia="es-ES"/>
-          <w14:ligatures w14:val="none"/>
+          <ns2:ligatures ns2:val="none"/>
         </w:rPr>
         <w:t>la entidad financiera</w:t>
       </w:r>
@@ -3945,7 +3945,7 @@
           <w:color w:val="000000"/>
           <w:kern w:val="0"/>
           <w:lang w:eastAsia="es-ES"/>
-          <w14:ligatures w14:val="none"/>
+          <ns2:ligatures ns2:val="none"/>
         </w:rPr>
         <w:t xml:space="preserve"> </w:t>
       </w:r>
@@ -3955,7 +3955,7 @@
           <w:color w:val="000000"/>
           <w:kern w:val="0"/>
           <w:lang w:eastAsia="es-ES"/>
-          <w14:ligatures w14:val="none"/>
+          <ns2:ligatures ns2:val="none"/>
         </w:rPr>
         <w:t xml:space="preserve">remitió un documento consignando únicamente el número de la </w:t>
       </w:r>
@@ -3965,7 +3965,7 @@
           <w:color w:val="000000"/>
           <w:kern w:val="0"/>
           <w:lang w:eastAsia="es-ES"/>
-          <w14:ligatures w14:val="none"/>
+          <ns2:ligatures ns2:val="none"/>
         </w:rPr>
         <w:t>P</w:t>
       </w:r>
@@ -3975,7 +3975,7 @@
           <w:color w:val="000000"/>
           <w:kern w:val="0"/>
           <w:lang w:eastAsia="es-ES"/>
-          <w14:ligatures w14:val="none"/>
+          <ns2:ligatures ns2:val="none"/>
         </w:rPr>
         <w:t xml:space="preserve">óliza </w:t>
       </w:r>
@@ -3985,7 +3985,7 @@
           <w:color w:val="000000"/>
           <w:kern w:val="0"/>
           <w:lang w:eastAsia="es-ES"/>
-          <w14:ligatures w14:val="none"/>
+          <ns2:ligatures ns2:val="none"/>
         </w:rPr>
         <w:t>7419210172, sin adjuntar el contenido íntegro del Seguro de Desgravamen vigente.</w:t>
       </w:r>
@@ -3995,12 +3995,12 @@
           <w:color w:val="000000"/>
           <w:kern w:val="0"/>
           <w:lang w:eastAsia="es-ES"/>
-          <w14:ligatures w14:val="none"/>
+          <ns2:ligatures ns2:val="none"/>
         </w:rPr>
         <w:t xml:space="preserve"> </w:t>
       </w:r>
     </w:p>
-    <w:p>
+    <w:p ns2:paraId="76630485" ns2:textId="77777777">
       <w:pPr>
         <w:tabs>
           <w:tab w:val="left" w:pos="1134"/>
@@ -4012,11 +4012,11 @@
           <w:color w:val="000000"/>
           <w:kern w:val="0"/>
           <w:lang w:eastAsia="es-ES"/>
-          <w14:ligatures w14:val="none"/>
-        </w:rPr>
-      </w:pPr>
-    </w:p>
-    <w:p>
+          <ns2:ligatures ns2:val="none"/>
+        </w:rPr>
+      </w:pPr>
+    </w:p>
+    <w:p ns2:paraId="4FB15987" ns2:textId="6209C956">
       <w:pPr>
         <w:numPr>
           <w:ilvl w:val="1"/>
@@ -4034,7 +4034,7 @@
           <w:color w:val="000000"/>
           <w:kern w:val="0"/>
           <w:lang w:val="es-ES" w:eastAsia="es-ES"/>
-          <w14:ligatures w14:val="none"/>
+          <ns2:ligatures ns2:val="none"/>
         </w:rPr>
       </w:pPr>
       <w:r>
@@ -4043,7 +4043,7 @@
           <w:color w:val="000000"/>
           <w:kern w:val="0"/>
           <w:lang w:val="es-ES" w:eastAsia="es-ES"/>
-          <w14:ligatures w14:val="none"/>
+          <ns2:ligatures ns2:val="none"/>
         </w:rPr>
         <w:t xml:space="preserve">La [DENUNCIANTE] solicitó, en calidad de medida correctiva, que BNP Paribas otorgue la cobertura del Seguro Desgravamen por fallecimiento del del causante [APELLIDO] de tal forma que se cubra el riesgo de pago del saldo deudor a favor de la entidad financiera con la finalidad de cancelar totalmente la deuda en la cuenta que mantuvo el causante [APELLIDO] hasta la fecha de su fallecimiento. Asimismo, no requirió de manera expresa el reembolso de costos y costas del presente procedimiento. </w:t>
       </w:r>
@@ -4053,7 +4053,7 @@
           <w:color w:val="000000"/>
           <w:kern w:val="0"/>
           <w:lang w:val="es-ES" w:eastAsia="es-ES"/>
-          <w14:ligatures w14:val="none"/>
+          <ns2:ligatures ns2:val="none"/>
         </w:rPr>
         <w:t xml:space="preserve"/>
       </w:r>
@@ -4061,7 +4061,7 @@
         <w:rPr>
           <w:rFonts w:ascii="Arial Narrow" w:eastAsia="Calibri" w:hAnsi="Arial Narrow" w:cs="Arial"/>
           <w:kern w:val="0"/>
-          <w14:ligatures w14:val="none"/>
+          <ns2:ligatures ns2:val="none"/>
         </w:rPr>
         <w:t xml:space="preserve"/>
       </w:r>
@@ -4071,7 +4071,7 @@
           <w:color w:val="000000"/>
           <w:kern w:val="0"/>
           <w:lang w:val="es-ES" w:eastAsia="es-ES"/>
-          <w14:ligatures w14:val="none"/>
+          <ns2:ligatures ns2:val="none"/>
         </w:rPr>
         <w:t/>
       </w:r>
@@ -4082,7 +4082,7 @@
           <w:color w:val="000000"/>
           <w:kern w:val="0"/>
           <w:lang w:val="es-ES" w:eastAsia="es-ES"/>
-          <w14:ligatures w14:val="none"/>
+          <ns2:ligatures ns2:val="none"/>
         </w:rPr>
         <w:t xml:space="preserve"/>
       </w:r>
@@ -4092,7 +4092,7 @@
           <w:color w:val="000000"/>
           <w:kern w:val="0"/>
           <w:lang w:val="es-ES" w:eastAsia="es-ES"/>
-          <w14:ligatures w14:val="none"/>
+          <ns2:ligatures ns2:val="none"/>
         </w:rPr>
         <w:t xml:space="preserve"/>
       </w:r>
@@ -4103,7 +4103,7 @@
           <w:color w:val="000000"/>
           <w:kern w:val="0"/>
           <w:lang w:val="es-ES" w:eastAsia="es-ES"/>
-          <w14:ligatures w14:val="none"/>
+          <ns2:ligatures ns2:val="none"/>
         </w:rPr>
         <w:t/>
       </w:r>
@@ -4114,7 +4114,7 @@
           <w:color w:val="000000"/>
           <w:kern w:val="0"/>
           <w:lang w:val="es-ES" w:eastAsia="es-ES"/>
-          <w14:ligatures w14:val="none"/>
+          <ns2:ligatures ns2:val="none"/>
         </w:rPr>
         <w:t xml:space="preserve"/>
       </w:r>
@@ -4124,7 +4124,7 @@
           <w:color w:val="000000"/>
           <w:kern w:val="0"/>
           <w:lang w:val="es-ES" w:eastAsia="es-ES"/>
-          <w14:ligatures w14:val="none"/>
+          <ns2:ligatures ns2:val="none"/>
         </w:rPr>
         <w:t/>
       </w:r>
@@ -4134,7 +4134,7 @@
           <w:color w:val="000000"/>
           <w:kern w:val="0"/>
           <w:lang w:val="es-ES" w:eastAsia="es-ES"/>
-          <w14:ligatures w14:val="none"/>
+          <ns2:ligatures ns2:val="none"/>
         </w:rPr>
         <w:t xml:space="preserve"/>
       </w:r>
@@ -4144,17 +4144,17 @@
           <w:color w:val="000000"/>
           <w:kern w:val="0"/>
           <w:lang w:val="es-ES" w:eastAsia="es-ES"/>
-          <w14:ligatures w14:val="none"/>
-        </w:rPr>
-        <w:t xml:space="preserve"/>
-      </w:r>
-      <w:r>
-        <w:rPr>
-          <w:rFonts w:ascii="Arial Narrow" w:eastAsia="Times New Roman" w:hAnsi="Arial Narrow" w:cs="Arial"/>
-          <w:color w:val="000000"/>
-          <w:kern w:val="0"/>
-          <w:lang w:eastAsia="es-ES"/>
-          <w14:ligatures w14:val="none"/>
+          <ns2:ligatures ns2:val="none"/>
+        </w:rPr>
+        <w:t xml:space="preserve"/>
+      </w:r>
+      <w:r>
+        <w:rPr>
+          <w:rFonts w:ascii="Arial Narrow" w:eastAsia="Times New Roman" w:hAnsi="Arial Narrow" w:cs="Arial"/>
+          <w:color w:val="000000"/>
+          <w:kern w:val="0"/>
+          <w:lang w:eastAsia="es-ES"/>
+          <ns2:ligatures ns2:val="none"/>
         </w:rPr>
         <w:t xml:space="preserve"/>
       </w:r>
@@ -4164,7 +4164,7 @@
           <w:color w:val="000000"/>
           <w:kern w:val="0"/>
           <w:lang w:val="es-ES" w:eastAsia="es-ES"/>
-          <w14:ligatures w14:val="none"/>
+          <ns2:ligatures ns2:val="none"/>
         </w:rPr>
         <w:t xml:space="preserve"/>
       </w:r>
@@ -4174,7 +4174,7 @@
           <w:color w:val="000000"/>
           <w:kern w:val="0"/>
           <w:lang w:val="es-ES" w:eastAsia="es-ES"/>
-          <w14:ligatures w14:val="none"/>
+          <ns2:ligatures ns2:val="none"/>
         </w:rPr>
         <w:t xml:space="preserve"/>
       </w:r>
@@ -4184,7 +4184,7 @@
           <w:color w:val="000000"/>
           <w:kern w:val="0"/>
           <w:lang w:val="es-ES" w:eastAsia="es-ES"/>
-          <w14:ligatures w14:val="none"/>
+          <ns2:ligatures ns2:val="none"/>
         </w:rPr>
         <w:t/>
       </w:r>
@@ -4194,7 +4194,7 @@
           <w:color w:val="000000"/>
           <w:kern w:val="0"/>
           <w:lang w:val="es-ES" w:eastAsia="es-ES"/>
-          <w14:ligatures w14:val="none"/>
+          <ns2:ligatures ns2:val="none"/>
         </w:rPr>
         <w:t xml:space="preserve"/>
       </w:r>
@@ -4204,7 +4204,7 @@
           <w:color w:val="000000"/>
           <w:kern w:val="0"/>
           <w:lang w:val="es-ES" w:eastAsia="es-ES"/>
-          <w14:ligatures w14:val="none"/>
+          <ns2:ligatures ns2:val="none"/>
         </w:rPr>
         <w:t xml:space="preserve"/>
       </w:r>
@@ -4214,7 +4214,7 @@
           <w:color w:val="000000"/>
           <w:kern w:val="0"/>
           <w:lang w:val="es-ES" w:eastAsia="es-ES"/>
-          <w14:ligatures w14:val="none"/>
+          <ns2:ligatures ns2:val="none"/>
         </w:rPr>
         <w:t xml:space="preserve"/>
       </w:r>
@@ -4224,7 +4224,7 @@
           <w:color w:val="000000"/>
           <w:kern w:val="0"/>
           <w:lang w:val="es-ES" w:eastAsia="es-ES"/>
-          <w14:ligatures w14:val="none"/>
+          <ns2:ligatures ns2:val="none"/>
         </w:rPr>
         <w:t xml:space="preserve"/>
       </w:r>
@@ -4234,17 +4234,17 @@
           <w:color w:val="000000"/>
           <w:kern w:val="0"/>
           <w:lang w:val="es-ES" w:eastAsia="es-ES"/>
-          <w14:ligatures w14:val="none"/>
-        </w:rPr>
-        <w:t xml:space="preserve"/>
-      </w:r>
-      <w:r>
-        <w:rPr>
-          <w:rFonts w:ascii="Arial Narrow" w:eastAsia="Times New Roman" w:hAnsi="Arial Narrow" w:cs="Arial"/>
-          <w:color w:val="000000"/>
-          <w:kern w:val="0"/>
-          <w:lang w:eastAsia="es-ES"/>
-          <w14:ligatures w14:val="none"/>
+          <ns2:ligatures ns2:val="none"/>
+        </w:rPr>
+        <w:t xml:space="preserve"/>
+      </w:r>
+      <w:r>
+        <w:rPr>
+          <w:rFonts w:ascii="Arial Narrow" w:eastAsia="Times New Roman" w:hAnsi="Arial Narrow" w:cs="Arial"/>
+          <w:color w:val="000000"/>
+          <w:kern w:val="0"/>
+          <w:lang w:eastAsia="es-ES"/>
+          <ns2:ligatures ns2:val="none"/>
         </w:rPr>
         <w:t xml:space="preserve"/>
       </w:r>
@@ -4254,7 +4254,7 @@
           <w:color w:val="000000"/>
           <w:kern w:val="0"/>
           <w:lang w:val="es-ES" w:eastAsia="es-ES"/>
-          <w14:ligatures w14:val="none"/>
+          <ns2:ligatures ns2:val="none"/>
         </w:rPr>
         <w:t/>
       </w:r>
@@ -4264,7 +4264,7 @@
           <w:color w:val="000000"/>
           <w:kern w:val="0"/>
           <w:lang w:val="es-ES" w:eastAsia="es-ES"/>
-          <w14:ligatures w14:val="none"/>
+          <ns2:ligatures ns2:val="none"/>
         </w:rPr>
         <w:t xml:space="preserve"/>
       </w:r>
@@ -4274,7 +4274,7 @@
           <w:color w:val="000000"/>
           <w:kern w:val="0"/>
           <w:lang w:val="es-ES" w:eastAsia="es-ES"/>
-          <w14:ligatures w14:val="none"/>
+          <ns2:ligatures ns2:val="none"/>
         </w:rPr>
         <w:t xml:space="preserve"/>
       </w:r>
@@ -4284,7 +4284,7 @@
           <w:color w:val="000000"/>
           <w:kern w:val="0"/>
           <w:lang w:val="es-ES" w:eastAsia="es-ES"/>
-          <w14:ligatures w14:val="none"/>
+          <ns2:ligatures ns2:val="none"/>
         </w:rPr>
         <w:t/>
       </w:r>
@@ -4294,7 +4294,7 @@
           <w:color w:val="000000"/>
           <w:kern w:val="0"/>
           <w:lang w:val="es-ES" w:eastAsia="es-ES"/>
-          <w14:ligatures w14:val="none"/>
+          <ns2:ligatures ns2:val="none"/>
         </w:rPr>
         <w:t xml:space="preserve"/>
       </w:r>
@@ -4304,7 +4304,7 @@
           <w:color w:val="000000"/>
           <w:kern w:val="0"/>
           <w:lang w:val="es-ES" w:eastAsia="es-ES"/>
-          <w14:ligatures w14:val="none"/>
+          <ns2:ligatures ns2:val="none"/>
         </w:rPr>
         <w:t xml:space="preserve"/>
       </w:r>
@@ -4314,13 +4314,13 @@
           <w:color w:val="000000"/>
           <w:kern w:val="0"/>
           <w:lang w:val="es-ES" w:eastAsia="es-ES"/>
-          <w14:ligatures w14:val="none"/>
+          <ns2:ligatures ns2:val="none"/>
         </w:rPr>
         <w:t xml:space="preserve"/>
       </w:r>
     </w:p>
     <w:bookmarkEnd w:id="2"/>
-    <w:p>
+    <w:p ns2:paraId="61C46995" ns2:textId="77777777">
       <w:pPr>
         <w:spacing w:after="0" w:line="240" w:lineRule="auto"/>
         <w:contextualSpacing/>
@@ -4331,11 +4331,11 @@
           <w:color w:val="000000"/>
           <w:kern w:val="0"/>
           <w:lang w:eastAsia="es-PE"/>
-          <w14:ligatures w14:val="none"/>
-        </w:rPr>
-      </w:pPr>
-    </w:p>
-    <w:p>
+          <ns2:ligatures ns2:val="none"/>
+        </w:rPr>
+      </w:pPr>
+    </w:p>
+    <w:p ns2:paraId="4713554A" ns2:textId="77777777">
       <w:pPr>
         <w:pStyle w:val="Prrafodelista"/>
         <w:numPr>
@@ -4355,7 +4355,7 @@
           <w:color w:val="000000"/>
           <w:kern w:val="0"/>
           <w:lang w:eastAsia="es-PE"/>
-          <w14:ligatures w14:val="none"/>
+          <ns2:ligatures ns2:val="none"/>
         </w:rPr>
       </w:pPr>
       <w:r>
@@ -4365,12 +4365,12 @@
           <w:color w:val="000000"/>
           <w:kern w:val="0"/>
           <w:lang w:eastAsia="es-PE"/>
-          <w14:ligatures w14:val="none"/>
+          <ns2:ligatures ns2:val="none"/>
         </w:rPr>
         <w:t>DE LA ADMISIÓN A TRÁMITE DE LA DENUNCIA</w:t>
       </w:r>
     </w:p>
-    <w:p>
+    <w:p ns2:paraId="4BBBE1C2" ns2:textId="77777777">
       <w:pPr>
         <w:spacing w:after="0" w:line="240" w:lineRule="auto"/>
         <w:ind w:left="567"/>
@@ -4382,11 +4382,11 @@
           <w:color w:val="000000"/>
           <w:kern w:val="0"/>
           <w:lang w:eastAsia="es-PE"/>
-          <w14:ligatures w14:val="none"/>
-        </w:rPr>
-      </w:pPr>
-    </w:p>
-    <w:p>
+          <ns2:ligatures ns2:val="none"/>
+        </w:rPr>
+      </w:pPr>
+    </w:p>
+    <w:p ns2:paraId="749C69A0" ns2:textId="6C3A955A">
       <w:pPr>
         <w:pStyle w:val="Prrafodelista"/>
         <w:numPr>
@@ -4399,7 +4399,7 @@
         <w:rPr>
           <w:rFonts w:ascii="Arial Narrow" w:eastAsia="Arial Narrow" w:hAnsi="Arial Narrow" w:cs="Arial Narrow"/>
           <w:kern w:val="0"/>
-          <w14:ligatures w14:val="none"/>
+          <ns2:ligatures ns2:val="none"/>
         </w:rPr>
       </w:pPr>
       <w:bookmarkStart w:id="3" w:name="_Hlk140755208"/>
@@ -4411,7 +4411,7 @@
           <w:color w:val="000000"/>
           <w:kern w:val="0"/>
           <w:lang w:eastAsia="es-PE"/>
-          <w14:ligatures w14:val="none"/>
+          <ns2:ligatures ns2:val="none"/>
         </w:rPr>
         <w:t xml:space="preserve">La Secretaría </w:t>
       </w:r>
@@ -4424,7 +4424,7 @@
           <w:color w:val="000000"/>
           <w:kern w:val="0"/>
           <w:lang w:eastAsia="es-PE"/>
-          <w14:ligatures w14:val="none"/>
+          <ns2:ligatures ns2:val="none"/>
         </w:rPr>
         <w:t>Técnica de la Comisión de Protección al Consumidor 1 (en adelante, la Secretaría Técnica), en ejercicio de sus facultades</w:t>
       </w:r>
@@ -4434,7 +4434,7 @@
           <w:rFonts w:ascii="Arial Narrow" w:eastAsia="Arial Narrow" w:hAnsi="Arial Narrow" w:cs="Arial Narrow"/>
           <w:kern w:val="0"/>
           <w:vertAlign w:val="superscript"/>
-          <w14:ligatures w14:val="none"/>
+          <ns2:ligatures ns2:val="none"/>
         </w:rPr>
         <w:footnoteReference w:id="5"/>
       </w:r>
@@ -4444,7 +4444,7 @@
           <w:color w:val="000000"/>
           <w:kern w:val="0"/>
           <w:lang w:eastAsia="es-PE"/>
-          <w14:ligatures w14:val="none"/>
+          <ns2:ligatures ns2:val="none"/>
         </w:rPr>
         <w:t xml:space="preserve">, considera </w:t>
       </w:r>
@@ -4452,7 +4452,7 @@
         <w:rPr>
           <w:rFonts w:ascii="Arial Narrow" w:eastAsia="Arial Narrow" w:hAnsi="Arial Narrow" w:cs="Arial Narrow"/>
           <w:kern w:val="0"/>
-          <w14:ligatures w14:val="none"/>
+          <ns2:ligatures ns2:val="none"/>
         </w:rPr>
         <w:t xml:space="preserve">que el hecho denunciado, </w:t>
       </w:r>
@@ -4460,7 +4460,7 @@
         <w:rPr>
           <w:rFonts w:ascii="Arial Narrow" w:eastAsia="Arial Narrow" w:hAnsi="Arial Narrow" w:cs="Arial Narrow"/>
           <w:kern w:val="0"/>
-          <w14:ligatures w14:val="none"/>
+          <ns2:ligatures ns2:val="none"/>
         </w:rPr>
         <w:t xml:space="preserve">consistente en que </w:t>
       </w:r>
@@ -4471,7 +4471,7 @@
           <w:kern w:val="0"/>
           <w:shd w:val="clear" w:color="auto" w:fill="FFFFFF"/>
           <w:lang w:eastAsia="es-PE"/>
-          <w14:ligatures w14:val="none"/>
+          <ns2:ligatures ns2:val="none"/>
         </w:rPr>
         <w:lastRenderedPageBreak/>
         <w:t xml:space="preserve">BNP </w:t>
@@ -4484,7 +4484,7 @@
           <w:kern w:val="0"/>
           <w:shd w:val="clear" w:color="auto" w:fill="FFFFFF"/>
           <w:lang w:eastAsia="es-PE"/>
-          <w14:ligatures w14:val="none"/>
+          <ns2:ligatures ns2:val="none"/>
         </w:rPr>
         <w:t>Paribas</w:t>
       </w:r>
@@ -4496,7 +4496,7 @@
           <w:kern w:val="0"/>
           <w:shd w:val="clear" w:color="auto" w:fill="FFFFFF"/>
           <w:lang w:eastAsia="es-PE"/>
-          <w14:ligatures w14:val="none"/>
+          <ns2:ligatures ns2:val="none"/>
         </w:rPr>
         <w:t xml:space="preserve"> </w:t>
       </w:r>
@@ -4508,7 +4508,7 @@
           <w:kern w:val="0"/>
           <w:shd w:val="clear" w:color="auto" w:fill="FFFFFF"/>
           <w:lang w:eastAsia="es-PE"/>
-          <w14:ligatures w14:val="none"/>
+          <ns2:ligatures ns2:val="none"/>
         </w:rPr>
         <w:t>Cardif</w:t>
       </w:r>
@@ -4520,7 +4520,7 @@
           <w:kern w:val="0"/>
           <w:shd w:val="clear" w:color="auto" w:fill="FFFFFF"/>
           <w:lang w:eastAsia="es-PE"/>
-          <w14:ligatures w14:val="none"/>
+          <ns2:ligatures ns2:val="none"/>
         </w:rPr>
         <w:t xml:space="preserve"> S.A. Compañía de Seguros y Reaseguros no habría cumplido con remitir la copia de la Póliza 7419210172 a la parte denunciante</w:t>
       </w:r>
@@ -4528,7 +4528,7 @@
         <w:rPr>
           <w:rFonts w:ascii="Arial Narrow" w:eastAsia="Arial Narrow" w:hAnsi="Arial Narrow" w:cs="Arial Narrow"/>
           <w:kern w:val="0"/>
-          <w14:ligatures w14:val="none"/>
+          <ns2:ligatures ns2:val="none"/>
         </w:rPr>
         <w:t>; involucraría una presunta afectación a sus expectativas, quien no habría encontrado una correspondencia entre lo que esperaba recibir de parte del proveedor y lo que realmente recibió. Por consiguiente, corresponde calificar el hecho materia de denuncia como una presunta infracción al deber de idoneidad, tipificado en los artículos 18</w:t>
       </w:r>
@@ -4538,7 +4538,7 @@
           <w:color w:val="000000"/>
           <w:kern w:val="0"/>
           <w:lang w:eastAsia="es-PE"/>
-          <w14:ligatures w14:val="none"/>
+          <ns2:ligatures ns2:val="none"/>
         </w:rPr>
         <w:t/>
       </w:r>
@@ -4546,7 +4546,7 @@
         <w:rPr>
           <w:rFonts w:ascii="Arial Narrow" w:eastAsia="Arial Narrow" w:hAnsi="Arial Narrow" w:cs="Arial Narrow"/>
           <w:kern w:val="0"/>
-          <w14:ligatures w14:val="none"/>
+          <ns2:ligatures ns2:val="none"/>
         </w:rPr>
         <w:t xml:space="preserve"> y 19</w:t>
       </w:r>
@@ -4556,7 +4556,7 @@
           <w:color w:val="000000"/>
           <w:kern w:val="0"/>
           <w:lang w:eastAsia="es-PE"/>
-          <w14:ligatures w14:val="none"/>
+          <ns2:ligatures ns2:val="none"/>
         </w:rPr>
         <w:t/>
       </w:r>
@@ -4564,7 +4564,7 @@
         <w:rPr>
           <w:rFonts w:ascii="Arial Narrow" w:eastAsia="Arial Narrow" w:hAnsi="Arial Narrow" w:cs="Arial Narrow"/>
           <w:kern w:val="0"/>
-          <w14:ligatures w14:val="none"/>
+          <ns2:ligatures ns2:val="none"/>
         </w:rPr>
         <w:t xml:space="preserve"> del Código</w:t>
       </w:r>
@@ -4575,7 +4575,7 @@
           <w:rFonts w:ascii="Arial Narrow" w:eastAsia="Arial Narrow" w:hAnsi="Arial Narrow" w:cs="Arial"/>
           <w:kern w:val="0"/>
           <w:vertAlign w:val="superscript"/>
-          <w14:ligatures w14:val="none"/>
+          <ns2:ligatures ns2:val="none"/>
         </w:rPr>
         <w:footnoteReference w:id="6"/>
       </w:r>
@@ -4583,13 +4583,13 @@
         <w:rPr>
           <w:rFonts w:ascii="Arial Narrow" w:eastAsia="Arial Narrow" w:hAnsi="Arial Narrow" w:cs="Arial Narrow"/>
           <w:kern w:val="0"/>
-          <w14:ligatures w14:val="none"/>
+          <ns2:ligatures ns2:val="none"/>
         </w:rPr>
         <w:t>.</w:t>
       </w:r>
       <w:bookmarkEnd w:id="6"/>
     </w:p>
-    <w:p>
+    <w:p ns2:paraId="43A49DED" ns2:textId="77777777">
       <w:pPr>
         <w:pStyle w:val="Prrafodelista"/>
         <w:spacing w:after="0" w:line="240" w:lineRule="auto"/>
@@ -4598,11 +4598,11 @@
         <w:rPr>
           <w:rFonts w:ascii="Arial Narrow" w:eastAsia="Arial Narrow" w:hAnsi="Arial Narrow" w:cs="Arial Narrow"/>
           <w:kern w:val="0"/>
-          <w14:ligatures w14:val="none"/>
-        </w:rPr>
-      </w:pPr>
-    </w:p>
-    <w:p>
+          <ns2:ligatures ns2:val="none"/>
+        </w:rPr>
+      </w:pPr>
+    </w:p>
+    <w:p ns2:paraId="7ED8ED97" ns2:textId="72D30861">
       <w:pPr>
         <w:pStyle w:val="Prrafodelista"/>
         <w:numPr>
@@ -4615,14 +4615,14 @@
         <w:rPr>
           <w:rFonts w:ascii="Arial Narrow" w:eastAsia="Arial Narrow" w:hAnsi="Arial Narrow" w:cs="Arial Narrow"/>
           <w:kern w:val="0"/>
-          <w14:ligatures w14:val="none"/>
-        </w:rPr>
-      </w:pPr>
-      <w:r>
-        <w:rPr>
-          <w:rFonts w:ascii="Arial Narrow" w:eastAsia="Arial Narrow" w:hAnsi="Arial Narrow" w:cs="Arial Narrow"/>
-          <w:kern w:val="0"/>
-          <w14:ligatures w14:val="none"/>
+          <ns2:ligatures ns2:val="none"/>
+        </w:rPr>
+      </w:pPr>
+      <w:r>
+        <w:rPr>
+          <w:rFonts w:ascii="Arial Narrow" w:eastAsia="Arial Narrow" w:hAnsi="Arial Narrow" w:cs="Arial Narrow"/>
+          <w:kern w:val="0"/>
+          <ns2:ligatures ns2:val="none"/>
         </w:rPr>
         <w:t xml:space="preserve">Además, la Secretaría Técnica, en ejercicio de sus facultades, considera que el hecho denunciado, consistente en que BNP Paribas Cardif S.A. Compañía de Seguros y Reaseguros habría negado injustificadamente a la parte denunciante la cobertura de la Póliza del Seguro de Desgravamen 7419210172 por el fallecimiento del señor [APELLIDO] el 16 de octubre del 2022; involucraría una presunta afectación a sus expectativas, quien no habría encontrado una correspondencia entre lo que esperaba recibir de parte del proveedor y lo que realmente recibió. Por consiguiente, corresponde calificar el hecho materia de denuncia como una presunta infracción al deber de idoneidad, tipificado en los artículos 18 y 19 del Código.</w:t>
       </w:r>
@@ -4632,7 +4632,7 @@
           <w:color w:val="000000"/>
           <w:kern w:val="0"/>
           <w:lang w:eastAsia="es-PE"/>
-          <w14:ligatures w14:val="none"/>
+          <ns2:ligatures ns2:val="none"/>
         </w:rPr>
         <w:t xml:space="preserve"/>
       </w:r>
@@ -4640,7 +4640,7 @@
         <w:rPr>
           <w:rFonts w:ascii="Arial Narrow" w:eastAsia="Arial Narrow" w:hAnsi="Arial Narrow" w:cs="Arial"/>
           <w:kern w:val="0"/>
-          <w14:ligatures w14:val="none"/>
+          <ns2:ligatures ns2:val="none"/>
         </w:rPr>
         <w:t xml:space="preserve"/>
       </w:r>
@@ -4651,7 +4651,7 @@
           <w:kern w:val="0"/>
           <w:shd w:val="clear" w:color="auto" w:fill="FFFFFF"/>
           <w:lang w:eastAsia="es-PE"/>
-          <w14:ligatures w14:val="none"/>
+          <ns2:ligatures ns2:val="none"/>
         </w:rPr>
         <w:t xml:space="preserve"/>
       </w:r>
@@ -4663,7 +4663,7 @@
           <w:kern w:val="0"/>
           <w:shd w:val="clear" w:color="auto" w:fill="FFFFFF"/>
           <w:lang w:eastAsia="es-PE"/>
-          <w14:ligatures w14:val="none"/>
+          <ns2:ligatures ns2:val="none"/>
         </w:rPr>
         <w:t/>
       </w:r>
@@ -4675,7 +4675,7 @@
           <w:kern w:val="0"/>
           <w:shd w:val="clear" w:color="auto" w:fill="FFFFFF"/>
           <w:lang w:eastAsia="es-PE"/>
-          <w14:ligatures w14:val="none"/>
+          <ns2:ligatures ns2:val="none"/>
         </w:rPr>
         <w:t xml:space="preserve"/>
       </w:r>
@@ -4687,7 +4687,7 @@
           <w:kern w:val="0"/>
           <w:shd w:val="clear" w:color="auto" w:fill="FFFFFF"/>
           <w:lang w:eastAsia="es-PE"/>
-          <w14:ligatures w14:val="none"/>
+          <ns2:ligatures ns2:val="none"/>
         </w:rPr>
         <w:t/>
       </w:r>
@@ -4699,15 +4699,15 @@
           <w:kern w:val="0"/>
           <w:shd w:val="clear" w:color="auto" w:fill="FFFFFF"/>
           <w:lang w:eastAsia="es-PE"/>
-          <w14:ligatures w14:val="none"/>
-        </w:rPr>
-        <w:t xml:space="preserve"/>
-      </w:r>
-      <w:r>
-        <w:rPr>
-          <w:rFonts w:ascii="Arial Narrow" w:eastAsia="Arial Narrow" w:hAnsi="Arial Narrow" w:cs="Arial Narrow"/>
-          <w:kern w:val="0"/>
-          <w14:ligatures w14:val="none"/>
+          <ns2:ligatures ns2:val="none"/>
+        </w:rPr>
+        <w:t xml:space="preserve"/>
+      </w:r>
+      <w:r>
+        <w:rPr>
+          <w:rFonts w:ascii="Arial Narrow" w:eastAsia="Arial Narrow" w:hAnsi="Arial Narrow" w:cs="Arial Narrow"/>
+          <w:kern w:val="0"/>
+          <ns2:ligatures ns2:val="none"/>
         </w:rPr>
         <w:t/>
       </w:r>
@@ -4717,7 +4717,7 @@
           <w:color w:val="000000"/>
           <w:kern w:val="0"/>
           <w:lang w:eastAsia="es-PE"/>
-          <w14:ligatures w14:val="none"/>
+          <ns2:ligatures ns2:val="none"/>
         </w:rPr>
         <w:t/>
       </w:r>
@@ -4725,7 +4725,7 @@
         <w:rPr>
           <w:rFonts w:ascii="Arial Narrow" w:eastAsia="Arial Narrow" w:hAnsi="Arial Narrow" w:cs="Arial Narrow"/>
           <w:kern w:val="0"/>
-          <w14:ligatures w14:val="none"/>
+          <ns2:ligatures ns2:val="none"/>
         </w:rPr>
         <w:t xml:space="preserve"/>
       </w:r>
@@ -4735,7 +4735,7 @@
           <w:color w:val="000000"/>
           <w:kern w:val="0"/>
           <w:lang w:eastAsia="es-PE"/>
-          <w14:ligatures w14:val="none"/>
+          <ns2:ligatures ns2:val="none"/>
         </w:rPr>
         <w:t/>
       </w:r>
@@ -4743,22 +4743,22 @@
         <w:rPr>
           <w:rFonts w:ascii="Arial Narrow" w:eastAsia="Arial Narrow" w:hAnsi="Arial Narrow" w:cs="Arial Narrow"/>
           <w:kern w:val="0"/>
-          <w14:ligatures w14:val="none"/>
-        </w:rPr>
-        <w:t xml:space="preserve"/>
-      </w:r>
-    </w:p>
-    <w:p>
+          <ns2:ligatures ns2:val="none"/>
+        </w:rPr>
+        <w:t xml:space="preserve"/>
+      </w:r>
+    </w:p>
+    <w:p ns2:paraId="18567BB1" ns2:textId="77777777">
       <w:pPr>
         <w:pStyle w:val="Prrafodelista"/>
         <w:rPr>
           <w:rFonts w:ascii="Arial Narrow" w:eastAsia="Arial Narrow" w:hAnsi="Arial Narrow" w:cs="Arial Narrow"/>
           <w:kern w:val="0"/>
-          <w14:ligatures w14:val="none"/>
-        </w:rPr>
-      </w:pPr>
-    </w:p>
-    <w:p>
+          <ns2:ligatures ns2:val="none"/>
+        </w:rPr>
+      </w:pPr>
+    </w:p>
+    <w:p ns2:paraId="6F9092A3" ns2:textId="34D048FE">
       <w:pPr>
         <w:pStyle w:val="Prrafodelista"/>
         <w:numPr>
@@ -4771,14 +4771,14 @@
         <w:rPr>
           <w:rFonts w:ascii="Arial Narrow" w:eastAsia="Arial Narrow" w:hAnsi="Arial Narrow" w:cs="Arial Narrow"/>
           <w:kern w:val="0"/>
-          <w14:ligatures w14:val="none"/>
-        </w:rPr>
-      </w:pPr>
-      <w:r>
-        <w:rPr>
-          <w:rFonts w:ascii="Arial Narrow" w:eastAsia="Arial Narrow" w:hAnsi="Arial Narrow" w:cs="Arial Narrow"/>
-          <w:kern w:val="0"/>
-          <w14:ligatures w14:val="none"/>
+          <ns2:ligatures ns2:val="none"/>
+        </w:rPr>
+      </w:pPr>
+      <w:r>
+        <w:rPr>
+          <w:rFonts w:ascii="Arial Narrow" w:eastAsia="Arial Narrow" w:hAnsi="Arial Narrow" w:cs="Arial Narrow"/>
+          <w:kern w:val="0"/>
+          <ns2:ligatures ns2:val="none"/>
         </w:rPr>
         <w:t xml:space="preserve">Adicionalmente, la Secretaría Técnica, en ejercicio de sus facultades, considera que el hecho denunciado, consistente en que BNP Paribas Cardif S.A. Compañía de Seguros y Reaseguros habría brindado una respuesta fuera de plazo legal, con errores y omisiones a la solicitud de cobertura de la Póliza 7419210172 presentada por la parte denunciante el 26 de enero de 2023 por el fallecimiento del señor [APELLIDO] ; involucraría una presunta afectación a sus expectativas, quien no habría encontrado una correspondencia entre lo que esperaba recibir de parte del proveedor y lo que realmente recibió. Por consiguiente, corresponde calificar el hecho materia de denuncia como una presunta infracción al deber de idoneidad, tipificado en los artículos 18 y 19 del Código.</w:t>
       </w:r>
@@ -4788,7 +4788,7 @@
           <w:color w:val="000000"/>
           <w:kern w:val="0"/>
           <w:lang w:eastAsia="es-PE"/>
-          <w14:ligatures w14:val="none"/>
+          <ns2:ligatures ns2:val="none"/>
         </w:rPr>
         <w:t xml:space="preserve"/>
       </w:r>
@@ -4796,7 +4796,7 @@
         <w:rPr>
           <w:rFonts w:ascii="Arial Narrow" w:eastAsia="Arial Narrow" w:hAnsi="Arial Narrow" w:cs="Arial"/>
           <w:kern w:val="0"/>
-          <w14:ligatures w14:val="none"/>
+          <ns2:ligatures ns2:val="none"/>
         </w:rPr>
         <w:t xml:space="preserve"/>
       </w:r>
@@ -4807,7 +4807,7 @@
           <w:kern w:val="0"/>
           <w:shd w:val="clear" w:color="auto" w:fill="FFFFFF"/>
           <w:lang w:eastAsia="es-PE"/>
-          <w14:ligatures w14:val="none"/>
+          <ns2:ligatures ns2:val="none"/>
         </w:rPr>
         <w:t xml:space="preserve"/>
       </w:r>
@@ -4819,7 +4819,7 @@
           <w:kern w:val="0"/>
           <w:shd w:val="clear" w:color="auto" w:fill="FFFFFF"/>
           <w:lang w:eastAsia="es-PE"/>
-          <w14:ligatures w14:val="none"/>
+          <ns2:ligatures ns2:val="none"/>
         </w:rPr>
         <w:t/>
       </w:r>
@@ -4831,7 +4831,7 @@
           <w:kern w:val="0"/>
           <w:shd w:val="clear" w:color="auto" w:fill="FFFFFF"/>
           <w:lang w:eastAsia="es-PE"/>
-          <w14:ligatures w14:val="none"/>
+          <ns2:ligatures ns2:val="none"/>
         </w:rPr>
         <w:t xml:space="preserve"/>
       </w:r>
@@ -4843,7 +4843,7 @@
           <w:kern w:val="0"/>
           <w:shd w:val="clear" w:color="auto" w:fill="FFFFFF"/>
           <w:lang w:eastAsia="es-PE"/>
-          <w14:ligatures w14:val="none"/>
+          <ns2:ligatures ns2:val="none"/>
         </w:rPr>
         <w:t/>
       </w:r>
@@ -4855,15 +4855,15 @@
           <w:kern w:val="0"/>
           <w:shd w:val="clear" w:color="auto" w:fill="FFFFFF"/>
           <w:lang w:eastAsia="es-PE"/>
-          <w14:ligatures w14:val="none"/>
-        </w:rPr>
-        <w:t xml:space="preserve"/>
-      </w:r>
-      <w:r>
-        <w:rPr>
-          <w:rFonts w:ascii="Arial Narrow" w:eastAsia="Arial Narrow" w:hAnsi="Arial Narrow" w:cs="Arial Narrow"/>
-          <w:kern w:val="0"/>
-          <w14:ligatures w14:val="none"/>
+          <ns2:ligatures ns2:val="none"/>
+        </w:rPr>
+        <w:t xml:space="preserve"/>
+      </w:r>
+      <w:r>
+        <w:rPr>
+          <w:rFonts w:ascii="Arial Narrow" w:eastAsia="Arial Narrow" w:hAnsi="Arial Narrow" w:cs="Arial Narrow"/>
+          <w:kern w:val="0"/>
+          <ns2:ligatures ns2:val="none"/>
         </w:rPr>
         <w:t/>
       </w:r>
@@ -4873,7 +4873,7 @@
           <w:color w:val="000000"/>
           <w:kern w:val="0"/>
           <w:lang w:eastAsia="es-PE"/>
-          <w14:ligatures w14:val="none"/>
+          <ns2:ligatures ns2:val="none"/>
         </w:rPr>
         <w:t/>
       </w:r>
@@ -4881,7 +4881,7 @@
         <w:rPr>
           <w:rFonts w:ascii="Arial Narrow" w:eastAsia="Arial Narrow" w:hAnsi="Arial Narrow" w:cs="Arial Narrow"/>
           <w:kern w:val="0"/>
-          <w14:ligatures w14:val="none"/>
+          <ns2:ligatures ns2:val="none"/>
         </w:rPr>
         <w:t xml:space="preserve"/>
       </w:r>
@@ -4891,7 +4891,7 @@
           <w:color w:val="000000"/>
           <w:kern w:val="0"/>
           <w:lang w:eastAsia="es-PE"/>
-          <w14:ligatures w14:val="none"/>
+          <ns2:ligatures ns2:val="none"/>
         </w:rPr>
         <w:t/>
       </w:r>
@@ -4899,22 +4899,22 @@
         <w:rPr>
           <w:rFonts w:ascii="Arial Narrow" w:eastAsia="Arial Narrow" w:hAnsi="Arial Narrow" w:cs="Arial Narrow"/>
           <w:kern w:val="0"/>
-          <w14:ligatures w14:val="none"/>
-        </w:rPr>
-        <w:t xml:space="preserve"/>
-      </w:r>
-    </w:p>
-    <w:p>
+          <ns2:ligatures ns2:val="none"/>
+        </w:rPr>
+        <w:t xml:space="preserve"/>
+      </w:r>
+    </w:p>
+    <w:p ns2:paraId="197850D3" ns2:textId="77777777">
       <w:pPr>
         <w:pStyle w:val="Prrafodelista"/>
         <w:rPr>
           <w:rFonts w:ascii="Arial Narrow" w:eastAsia="Arial Narrow" w:hAnsi="Arial Narrow" w:cs="Arial Narrow"/>
           <w:kern w:val="0"/>
-          <w14:ligatures w14:val="none"/>
-        </w:rPr>
-      </w:pPr>
-    </w:p>
-    <w:p>
+          <ns2:ligatures ns2:val="none"/>
+        </w:rPr>
+      </w:pPr>
+    </w:p>
+    <w:p ns2:paraId="0E637B27" ns2:textId="1EAB172F">
       <w:pPr>
         <w:pStyle w:val="Prrafodelista"/>
         <w:numPr>
@@ -4927,14 +4927,14 @@
         <w:rPr>
           <w:rFonts w:ascii="Arial Narrow" w:eastAsia="Arial Narrow" w:hAnsi="Arial Narrow" w:cs="Arial Narrow"/>
           <w:kern w:val="0"/>
-          <w14:ligatures w14:val="none"/>
-        </w:rPr>
-      </w:pPr>
-      <w:r>
-        <w:rPr>
-          <w:rFonts w:ascii="Arial Narrow" w:eastAsia="Arial Narrow" w:hAnsi="Arial Narrow" w:cs="Arial Narrow"/>
-          <w:kern w:val="0"/>
-          <w14:ligatures w14:val="none"/>
+          <ns2:ligatures ns2:val="none"/>
+        </w:rPr>
+      </w:pPr>
+      <w:r>
+        <w:rPr>
+          <w:rFonts w:ascii="Arial Narrow" w:eastAsia="Arial Narrow" w:hAnsi="Arial Narrow" w:cs="Arial Narrow"/>
+          <w:kern w:val="0"/>
+          <ns2:ligatures ns2:val="none"/>
         </w:rPr>
         <w:t xml:space="preserve">Además, la Secretaría Técnica, en ejercicio de sus facultades, considera que el hecho denunciado, consistente en que los proveedores denunciados no habrían cumplido con pedir al señor [APELLIDO] una declaración jurada sobre los diagnósticos médicos que tenía a la fecha del contrato de la Tarjeta de Crédito 9221-****-****-3800, de acuerdo al apartado declaraciones y autorizaciones del Certificado del Seguro de Desgravamen; involucraría una presunta afectación a sus expectativas, quien no habría encontrado una correspondencia entre lo que esperaba recibir de parte del proveedor y lo que realmente recibió. Por consiguiente, corresponde calificar el hecho materia de denuncia como una presunta infracción al deber de idoneidad, tipificado en los artículos 18 y 19 del Código.</w:t>
       </w:r>
@@ -4944,7 +4944,7 @@
           <w:color w:val="000000"/>
           <w:kern w:val="0"/>
           <w:lang w:eastAsia="es-PE"/>
-          <w14:ligatures w14:val="none"/>
+          <ns2:ligatures ns2:val="none"/>
         </w:rPr>
         <w:t xml:space="preserve"/>
       </w:r>
@@ -4952,7 +4952,7 @@
         <w:rPr>
           <w:rFonts w:ascii="Arial Narrow" w:eastAsia="Arial Narrow" w:hAnsi="Arial Narrow" w:cs="Arial"/>
           <w:kern w:val="0"/>
-          <w14:ligatures w14:val="none"/>
+          <ns2:ligatures ns2:val="none"/>
         </w:rPr>
         <w:t xml:space="preserve"/>
       </w:r>
@@ -4963,7 +4963,7 @@
           <w:kern w:val="0"/>
           <w:shd w:val="clear" w:color="auto" w:fill="FFFFFF"/>
           <w:lang w:eastAsia="es-PE"/>
-          <w14:ligatures w14:val="none"/>
+          <ns2:ligatures ns2:val="none"/>
         </w:rPr>
         <w:t xml:space="preserve"/>
       </w:r>
@@ -4975,7 +4975,7 @@
           <w:kern w:val="0"/>
           <w:shd w:val="clear" w:color="auto" w:fill="FFFFFF"/>
           <w:lang w:eastAsia="es-PE"/>
-          <w14:ligatures w14:val="none"/>
+          <ns2:ligatures ns2:val="none"/>
         </w:rPr>
         <w:t/>
       </w:r>
@@ -4987,23 +4987,23 @@
           <w:kern w:val="0"/>
           <w:shd w:val="clear" w:color="auto" w:fill="FFFFFF"/>
           <w:lang w:eastAsia="es-PE"/>
-          <w14:ligatures w14:val="none"/>
-        </w:rPr>
-        <w:t xml:space="preserve"/>
-      </w:r>
-      <w:r>
-        <w:rPr>
-          <w:rFonts w:ascii="Arial Narrow" w:eastAsia="Arial Narrow" w:hAnsi="Arial Narrow" w:cs="Arial Narrow"/>
-          <w:kern w:val="0"/>
-          <w14:ligatures w14:val="none"/>
-        </w:rPr>
-        <w:t xml:space="preserve"/>
-      </w:r>
-      <w:r>
-        <w:rPr>
-          <w:rFonts w:ascii="Arial Narrow" w:eastAsia="Arial Narrow" w:hAnsi="Arial Narrow" w:cs="Arial Narrow"/>
-          <w:kern w:val="0"/>
-          <w14:ligatures w14:val="none"/>
+          <ns2:ligatures ns2:val="none"/>
+        </w:rPr>
+        <w:t xml:space="preserve"/>
+      </w:r>
+      <w:r>
+        <w:rPr>
+          <w:rFonts w:ascii="Arial Narrow" w:eastAsia="Arial Narrow" w:hAnsi="Arial Narrow" w:cs="Arial Narrow"/>
+          <w:kern w:val="0"/>
+          <ns2:ligatures ns2:val="none"/>
+        </w:rPr>
+        <w:t xml:space="preserve"/>
+      </w:r>
+      <w:r>
+        <w:rPr>
+          <w:rFonts w:ascii="Arial Narrow" w:eastAsia="Arial Narrow" w:hAnsi="Arial Narrow" w:cs="Arial Narrow"/>
+          <w:kern w:val="0"/>
+          <ns2:ligatures ns2:val="none"/>
         </w:rPr>
         <w:lastRenderedPageBreak/>
         <w:t/>
@@ -5014,7 +5014,7 @@
           <w:color w:val="000000"/>
           <w:kern w:val="0"/>
           <w:lang w:eastAsia="es-PE"/>
-          <w14:ligatures w14:val="none"/>
+          <ns2:ligatures ns2:val="none"/>
         </w:rPr>
         <w:t/>
       </w:r>
@@ -5022,7 +5022,7 @@
         <w:rPr>
           <w:rFonts w:ascii="Arial Narrow" w:eastAsia="Arial Narrow" w:hAnsi="Arial Narrow" w:cs="Arial Narrow"/>
           <w:kern w:val="0"/>
-          <w14:ligatures w14:val="none"/>
+          <ns2:ligatures ns2:val="none"/>
         </w:rPr>
         <w:t xml:space="preserve"/>
       </w:r>
@@ -5032,7 +5032,7 @@
           <w:color w:val="000000"/>
           <w:kern w:val="0"/>
           <w:lang w:eastAsia="es-PE"/>
-          <w14:ligatures w14:val="none"/>
+          <ns2:ligatures ns2:val="none"/>
         </w:rPr>
         <w:t/>
       </w:r>
@@ -5040,22 +5040,22 @@
         <w:rPr>
           <w:rFonts w:ascii="Arial Narrow" w:eastAsia="Arial Narrow" w:hAnsi="Arial Narrow" w:cs="Arial Narrow"/>
           <w:kern w:val="0"/>
-          <w14:ligatures w14:val="none"/>
-        </w:rPr>
-        <w:t xml:space="preserve"/>
-      </w:r>
-    </w:p>
-    <w:p>
+          <ns2:ligatures ns2:val="none"/>
+        </w:rPr>
+        <w:t xml:space="preserve"/>
+      </w:r>
+    </w:p>
+    <w:p ns2:paraId="1B74111A" ns2:textId="77777777">
       <w:pPr>
         <w:pStyle w:val="Prrafodelista"/>
         <w:rPr>
           <w:rFonts w:ascii="Arial Narrow" w:eastAsia="Arial Narrow" w:hAnsi="Arial Narrow" w:cs="Arial Narrow"/>
           <w:kern w:val="0"/>
-          <w14:ligatures w14:val="none"/>
-        </w:rPr>
-      </w:pPr>
-    </w:p>
-    <w:p>
+          <ns2:ligatures ns2:val="none"/>
+        </w:rPr>
+      </w:pPr>
+    </w:p>
+    <w:p ns2:paraId="36089F46" ns2:textId="32F20D3B">
       <w:pPr>
         <w:pStyle w:val="Prrafodelista"/>
         <w:numPr>
@@ -5068,14 +5068,14 @@
         <w:rPr>
           <w:rFonts w:ascii="Arial Narrow" w:eastAsia="Arial Narrow" w:hAnsi="Arial Narrow" w:cs="Arial Narrow"/>
           <w:kern w:val="0"/>
-          <w14:ligatures w14:val="none"/>
-        </w:rPr>
-      </w:pPr>
-      <w:r>
-        <w:rPr>
-          <w:rFonts w:ascii="Arial Narrow" w:eastAsia="Arial Narrow" w:hAnsi="Arial Narrow" w:cs="Arial Narrow"/>
-          <w:kern w:val="0"/>
-          <w14:ligatures w14:val="none"/>
+          <ns2:ligatures ns2:val="none"/>
+        </w:rPr>
+      </w:pPr>
+      <w:r>
+        <w:rPr>
+          <w:rFonts w:ascii="Arial Narrow" w:eastAsia="Arial Narrow" w:hAnsi="Arial Narrow" w:cs="Arial Narrow"/>
+          <w:kern w:val="0"/>
+          <ns2:ligatures ns2:val="none"/>
         </w:rPr>
         <w:t xml:space="preserve">Además, </w:t>
       </w:r>
@@ -5085,7 +5085,7 @@
           <w:color w:val="000000"/>
           <w:kern w:val="0"/>
           <w:lang w:eastAsia="es-PE"/>
-          <w14:ligatures w14:val="none"/>
+          <ns2:ligatures ns2:val="none"/>
         </w:rPr>
         <w:t xml:space="preserve">la Secretaría Técnica, en ejercicio de sus facultades, considera </w:t>
       </w:r>
@@ -5093,7 +5093,7 @@
         <w:rPr>
           <w:rFonts w:ascii="Arial Narrow" w:eastAsia="Arial Narrow" w:hAnsi="Arial Narrow" w:cs="Arial"/>
           <w:kern w:val="0"/>
-          <w14:ligatures w14:val="none"/>
+          <ns2:ligatures ns2:val="none"/>
         </w:rPr>
         <w:t xml:space="preserve">que el hecho denunciado, consistente en que </w:t>
       </w:r>
@@ -5104,7 +5104,7 @@
           <w:kern w:val="0"/>
           <w:shd w:val="clear" w:color="auto" w:fill="FFFFFF"/>
           <w:lang w:eastAsia="es-PE"/>
-          <w14:ligatures w14:val="none"/>
+          <ns2:ligatures ns2:val="none"/>
         </w:rPr>
         <w:t xml:space="preserve">Santander </w:t>
       </w:r>
@@ -5116,7 +5116,7 @@
           <w:kern w:val="0"/>
           <w:shd w:val="clear" w:color="auto" w:fill="FFFFFF"/>
           <w:lang w:eastAsia="es-PE"/>
-          <w14:ligatures w14:val="none"/>
+          <ns2:ligatures ns2:val="none"/>
         </w:rPr>
         <w:t>Consumer</w:t>
       </w:r>
@@ -5128,7 +5128,7 @@
           <w:kern w:val="0"/>
           <w:shd w:val="clear" w:color="auto" w:fill="FFFFFF"/>
           <w:lang w:eastAsia="es-PE"/>
-          <w14:ligatures w14:val="none"/>
+          <ns2:ligatures ns2:val="none"/>
         </w:rPr>
         <w:t xml:space="preserve"> Bank S.A. no habría cumplido con registrar en la página web.crediscotia.com.pe las condiciones y exclusiones del Seguro de Desgravamen, pese a que ello se encuentra señalado en la Hoja Resumen del contrato de la Tarjeta de Crédito </w:t>
       </w:r>
@@ -5140,7 +5140,7 @@
           <w:kern w:val="0"/>
           <w:shd w:val="clear" w:color="auto" w:fill="FFFFFF"/>
           <w:lang w:eastAsia="es-PE"/>
-          <w14:ligatures w14:val="none"/>
+          <ns2:ligatures ns2:val="none"/>
         </w:rPr>
         <w:t/>
       </w:r>
@@ -5152,7 +5152,7 @@
           <w:kern w:val="0"/>
           <w:shd w:val="clear" w:color="auto" w:fill="FFFFFF"/>
           <w:lang w:eastAsia="es-PE"/>
-          <w14:ligatures w14:val="none"/>
+          <ns2:ligatures ns2:val="none"/>
         </w:rPr>
         <w:t xml:space="preserve"> 9221-****-****-3800</w:t>
       </w:r>
@@ -5160,7 +5160,7 @@
         <w:rPr>
           <w:rFonts w:ascii="Arial Narrow" w:eastAsia="Arial Narrow" w:hAnsi="Arial Narrow" w:cs="Arial Narrow"/>
           <w:kern w:val="0"/>
-          <w14:ligatures w14:val="none"/>
+          <ns2:ligatures ns2:val="none"/>
         </w:rPr>
         <w:t>; involucraría una presunta afectación a sus expectativas, quien no habría encontrado una correspondencia entre lo que esperaba recibir de parte del proveedor y lo que realmente recibió. Por consiguiente, corresponde calificar el hecho materia de denuncia como una presunta infracción al deber de idoneidad, tipificado en los artículos 18</w:t>
       </w:r>
@@ -5170,7 +5170,7 @@
           <w:color w:val="000000"/>
           <w:kern w:val="0"/>
           <w:lang w:eastAsia="es-PE"/>
-          <w14:ligatures w14:val="none"/>
+          <ns2:ligatures ns2:val="none"/>
         </w:rPr>
         <w:t/>
       </w:r>
@@ -5178,7 +5178,7 @@
         <w:rPr>
           <w:rFonts w:ascii="Arial Narrow" w:eastAsia="Arial Narrow" w:hAnsi="Arial Narrow" w:cs="Arial Narrow"/>
           <w:kern w:val="0"/>
-          <w14:ligatures w14:val="none"/>
+          <ns2:ligatures ns2:val="none"/>
         </w:rPr>
         <w:t xml:space="preserve"> y 19</w:t>
       </w:r>
@@ -5188,7 +5188,7 @@
           <w:color w:val="000000"/>
           <w:kern w:val="0"/>
           <w:lang w:eastAsia="es-PE"/>
-          <w14:ligatures w14:val="none"/>
+          <ns2:ligatures ns2:val="none"/>
         </w:rPr>
         <w:t/>
       </w:r>
@@ -5196,7 +5196,7 @@
         <w:rPr>
           <w:rFonts w:ascii="Arial Narrow" w:eastAsia="Arial Narrow" w:hAnsi="Arial Narrow" w:cs="Arial Narrow"/>
           <w:kern w:val="0"/>
-          <w14:ligatures w14:val="none"/>
+          <ns2:ligatures ns2:val="none"/>
         </w:rPr>
         <w:t xml:space="preserve"> del Código</w:t>
       </w:r>
@@ -5204,22 +5204,22 @@
         <w:rPr>
           <w:rFonts w:ascii="Arial Narrow" w:eastAsia="Arial Narrow" w:hAnsi="Arial Narrow" w:cs="Arial Narrow"/>
           <w:kern w:val="0"/>
-          <w14:ligatures w14:val="none"/>
+          <ns2:ligatures ns2:val="none"/>
         </w:rPr>
         <w:t>.</w:t>
       </w:r>
     </w:p>
-    <w:p>
+    <w:p ns2:paraId="42B8D60A" ns2:textId="77777777">
       <w:pPr>
         <w:pStyle w:val="Prrafodelista"/>
         <w:rPr>
           <w:rFonts w:ascii="Arial Narrow" w:eastAsia="Arial Narrow" w:hAnsi="Arial Narrow" w:cs="Arial Narrow"/>
           <w:kern w:val="0"/>
-          <w14:ligatures w14:val="none"/>
-        </w:rPr>
-      </w:pPr>
-    </w:p>
-    <w:p>
+          <ns2:ligatures ns2:val="none"/>
+        </w:rPr>
+      </w:pPr>
+    </w:p>
+    <w:p ns2:paraId="36ED2533" ns2:textId="494C5DCC">
       <w:pPr>
         <w:pStyle w:val="Prrafodelista"/>
         <w:numPr>
@@ -5232,14 +5232,14 @@
         <w:rPr>
           <w:rFonts w:ascii="Arial Narrow" w:eastAsia="Arial Narrow" w:hAnsi="Arial Narrow" w:cs="Arial Narrow"/>
           <w:kern w:val="0"/>
-          <w14:ligatures w14:val="none"/>
-        </w:rPr>
-      </w:pPr>
-      <w:r>
-        <w:rPr>
-          <w:rFonts w:ascii="Arial Narrow" w:eastAsia="Arial Narrow" w:hAnsi="Arial Narrow" w:cs="Arial Narrow"/>
-          <w:kern w:val="0"/>
-          <w14:ligatures w14:val="none"/>
+          <ns2:ligatures ns2:val="none"/>
+        </w:rPr>
+      </w:pPr>
+      <w:r>
+        <w:rPr>
+          <w:rFonts w:ascii="Arial Narrow" w:eastAsia="Arial Narrow" w:hAnsi="Arial Narrow" w:cs="Arial Narrow"/>
+          <w:kern w:val="0"/>
+          <ns2:ligatures ns2:val="none"/>
         </w:rPr>
         <w:t xml:space="preserve">Además, la Secretaría Técnica, en ejercicio de sus facultades, considera que el hecho denunciado, consistente en que Santander Consumer Bank S.A. no habría cumplido con entregar al señor [APELLIDO] el contrato de la Tarjeta de Crédito 9221-****-****-3800; involucraría una presunta afectación a sus expectativas, quien no habría encontrado una correspondencia entre lo que esperaba recibir de parte del proveedor y lo que realmente recibió. Por consiguiente, corresponde calificar el hecho materia de denuncia como una presunta infracción al deber de entregar a los usuarios copia de los contratos y demás documentación relacionada con dichos actos jurídicos, tipificado en el literal e) del artículo 47 del Código.</w:t>
       </w:r>
@@ -5249,7 +5249,7 @@
           <w:color w:val="000000"/>
           <w:kern w:val="0"/>
           <w:lang w:eastAsia="es-PE"/>
-          <w14:ligatures w14:val="none"/>
+          <ns2:ligatures ns2:val="none"/>
         </w:rPr>
         <w:t xml:space="preserve"/>
       </w:r>
@@ -5257,7 +5257,7 @@
         <w:rPr>
           <w:rFonts w:ascii="Arial Narrow" w:eastAsia="Arial Narrow" w:hAnsi="Arial Narrow" w:cs="Arial"/>
           <w:kern w:val="0"/>
-          <w14:ligatures w14:val="none"/>
+          <ns2:ligatures ns2:val="none"/>
         </w:rPr>
         <w:t xml:space="preserve"/>
       </w:r>
@@ -5268,7 +5268,7 @@
           <w:kern w:val="0"/>
           <w:shd w:val="clear" w:color="auto" w:fill="FFFFFF"/>
           <w:lang w:eastAsia="es-PE"/>
-          <w14:ligatures w14:val="none"/>
+          <ns2:ligatures ns2:val="none"/>
         </w:rPr>
         <w:t xml:space="preserve"/>
       </w:r>
@@ -5280,7 +5280,7 @@
           <w:kern w:val="0"/>
           <w:shd w:val="clear" w:color="auto" w:fill="FFFFFF"/>
           <w:lang w:eastAsia="es-PE"/>
-          <w14:ligatures w14:val="none"/>
+          <ns2:ligatures ns2:val="none"/>
         </w:rPr>
         <w:t/>
       </w:r>
@@ -5292,7 +5292,7 @@
           <w:kern w:val="0"/>
           <w:shd w:val="clear" w:color="auto" w:fill="FFFFFF"/>
           <w:lang w:eastAsia="es-PE"/>
-          <w14:ligatures w14:val="none"/>
+          <ns2:ligatures ns2:val="none"/>
         </w:rPr>
         <w:t xml:space="preserve"/>
       </w:r>
@@ -5304,7 +5304,7 @@
           <w:kern w:val="0"/>
           <w:shd w:val="clear" w:color="auto" w:fill="FFFFFF"/>
           <w:lang w:eastAsia="es-PE"/>
-          <w14:ligatures w14:val="none"/>
+          <ns2:ligatures ns2:val="none"/>
         </w:rPr>
         <w:t/>
       </w:r>
@@ -5316,15 +5316,15 @@
           <w:kern w:val="0"/>
           <w:shd w:val="clear" w:color="auto" w:fill="FFFFFF"/>
           <w:lang w:eastAsia="es-PE"/>
-          <w14:ligatures w14:val="none"/>
-        </w:rPr>
-        <w:t xml:space="preserve"/>
-      </w:r>
-      <w:r>
-        <w:rPr>
-          <w:rFonts w:ascii="Arial Narrow" w:eastAsia="Arial Narrow" w:hAnsi="Arial Narrow" w:cs="Arial Narrow"/>
-          <w:kern w:val="0"/>
-          <w14:ligatures w14:val="none"/>
+          <ns2:ligatures ns2:val="none"/>
+        </w:rPr>
+        <w:t xml:space="preserve"/>
+      </w:r>
+      <w:r>
+        <w:rPr>
+          <w:rFonts w:ascii="Arial Narrow" w:eastAsia="Arial Narrow" w:hAnsi="Arial Narrow" w:cs="Arial Narrow"/>
+          <w:kern w:val="0"/>
+          <ns2:ligatures ns2:val="none"/>
         </w:rPr>
         <w:t/>
       </w:r>
@@ -5332,7 +5332,7 @@
         <w:rPr>
           <w:rFonts w:ascii="Arial Narrow" w:eastAsia="Arial Narrow" w:hAnsi="Arial Narrow" w:cs="Arial"/>
           <w:kern w:val="0"/>
-          <w14:ligatures w14:val="none"/>
+          <ns2:ligatures ns2:val="none"/>
         </w:rPr>
         <w:t/>
       </w:r>
@@ -5342,7 +5342,7 @@
           <w:rFonts w:ascii="Arial Narrow" w:eastAsia="Arial Narrow" w:hAnsi="Arial Narrow" w:cs="Arial"/>
           <w:kern w:val="0"/>
           <w:vertAlign w:val="superscript"/>
-          <w14:ligatures w14:val="none"/>
+          <ns2:ligatures ns2:val="none"/>
         </w:rPr>
         <w:footnoteReference w:id="7"/>
       </w:r>
@@ -5350,23 +5350,23 @@
         <w:rPr>
           <w:rFonts w:ascii="Arial Narrow" w:eastAsia="Arial Narrow" w:hAnsi="Arial Narrow" w:cs="Arial"/>
           <w:kern w:val="0"/>
-          <w14:ligatures w14:val="none"/>
+          <ns2:ligatures ns2:val="none"/>
         </w:rPr>
         <w:t/>
       </w:r>
     </w:p>
-    <w:p>
-      <w:pPr>
-        <w:spacing w:after="0" w:line="240" w:lineRule="auto"/>
-        <w:jc w:val="both"/>
-        <w:rPr>
-          <w:rFonts w:ascii="Arial Narrow" w:eastAsia="Arial Narrow" w:hAnsi="Arial Narrow" w:cs="Arial Narrow"/>
-          <w:kern w:val="0"/>
-          <w14:ligatures w14:val="none"/>
-        </w:rPr>
-      </w:pPr>
-    </w:p>
-    <w:p>
+    <w:p ns2:paraId="6BDA4B7E" ns2:textId="49AF511E">
+      <w:pPr>
+        <w:spacing w:after="0" w:line="240" w:lineRule="auto"/>
+        <w:jc w:val="both"/>
+        <w:rPr>
+          <w:rFonts w:ascii="Arial Narrow" w:eastAsia="Arial Narrow" w:hAnsi="Arial Narrow" w:cs="Arial Narrow"/>
+          <w:kern w:val="0"/>
+          <ns2:ligatures ns2:val="none"/>
+        </w:rPr>
+      </w:pPr>
+    </w:p>
+    <w:p ns2:paraId="7165D78B" ns2:textId="3CBB4383">
       <w:pPr>
         <w:pStyle w:val="Prrafodelista"/>
         <w:numPr>
@@ -5379,14 +5379,14 @@
         <w:rPr>
           <w:rFonts w:ascii="Arial Narrow" w:eastAsia="Arial Narrow" w:hAnsi="Arial Narrow" w:cs="Arial Narrow"/>
           <w:kern w:val="0"/>
-          <w14:ligatures w14:val="none"/>
-        </w:rPr>
-      </w:pPr>
-      <w:r>
-        <w:rPr>
-          <w:rFonts w:ascii="Arial Narrow" w:eastAsia="Arial Narrow" w:hAnsi="Arial Narrow" w:cs="Arial Narrow"/>
-          <w:kern w:val="0"/>
-          <w14:ligatures w14:val="none"/>
+          <ns2:ligatures ns2:val="none"/>
+        </w:rPr>
+      </w:pPr>
+      <w:r>
+        <w:rPr>
+          <w:rFonts w:ascii="Arial Narrow" w:eastAsia="Arial Narrow" w:hAnsi="Arial Narrow" w:cs="Arial Narrow"/>
+          <w:kern w:val="0"/>
+          <ns2:ligatures ns2:val="none"/>
         </w:rPr>
         <w:t xml:space="preserve">Asimismo, la Secretaría Técnica, en ejercicio de sus facultades, considera que el hecho denunciado, consistente en que BNP Paribas Cardif S.A. Compañía de Seguros y Reaseguros no habría cumplido con entregar oportunamente al señor [APELLIDO] los documentos contractuales del Seguro de Desgravamen 7419210172. Por consiguiente, corresponde calificar el hecho materia de denuncia como una presunta infracción al deber de entregar a los usuarios copia de los contratos y demás documentación relacionada con dichos actos jurídicos, tipificado en el literal e) del artículo 47 del Código.</w:t>
       </w:r>
@@ -5396,7 +5396,7 @@
           <w:color w:val="000000"/>
           <w:kern w:val="0"/>
           <w:lang w:eastAsia="es-PE"/>
-          <w14:ligatures w14:val="none"/>
+          <ns2:ligatures ns2:val="none"/>
         </w:rPr>
         <w:t xml:space="preserve"/>
       </w:r>
@@ -5404,15 +5404,15 @@
         <w:rPr>
           <w:rFonts w:ascii="Arial Narrow" w:eastAsia="Arial Narrow" w:hAnsi="Arial Narrow" w:cs="Arial"/>
           <w:kern w:val="0"/>
-          <w14:ligatures w14:val="none"/>
-        </w:rPr>
-        <w:t xml:space="preserve"/>
-      </w:r>
-      <w:r>
-        <w:rPr>
-          <w:rFonts w:ascii="Arial Narrow" w:eastAsia="Arial Narrow" w:hAnsi="Arial Narrow" w:cs="Arial Narrow"/>
-          <w:kern w:val="0"/>
-          <w14:ligatures w14:val="none"/>
+          <ns2:ligatures ns2:val="none"/>
+        </w:rPr>
+        <w:t xml:space="preserve"/>
+      </w:r>
+      <w:r>
+        <w:rPr>
+          <w:rFonts w:ascii="Arial Narrow" w:eastAsia="Arial Narrow" w:hAnsi="Arial Narrow" w:cs="Arial Narrow"/>
+          <w:kern w:val="0"/>
+          <ns2:ligatures ns2:val="none"/>
         </w:rPr>
         <w:t xml:space="preserve"/>
       </w:r>
@@ -5421,7 +5421,7 @@
         <w:rPr>
           <w:rFonts w:ascii="Arial Narrow" w:eastAsia="Arial Narrow" w:hAnsi="Arial Narrow" w:cs="Arial Narrow"/>
           <w:kern w:val="0"/>
-          <w14:ligatures w14:val="none"/>
+          <ns2:ligatures ns2:val="none"/>
         </w:rPr>
         <w:t/>
       </w:r>
@@ -5430,7 +5430,7 @@
         <w:rPr>
           <w:rFonts w:ascii="Arial Narrow" w:eastAsia="Arial Narrow" w:hAnsi="Arial Narrow" w:cs="Arial Narrow"/>
           <w:kern w:val="0"/>
-          <w14:ligatures w14:val="none"/>
+          <ns2:ligatures ns2:val="none"/>
         </w:rPr>
         <w:t xml:space="preserve"/>
       </w:r>
@@ -5439,7 +5439,7 @@
         <w:rPr>
           <w:rFonts w:ascii="Arial Narrow" w:eastAsia="Arial Narrow" w:hAnsi="Arial Narrow" w:cs="Arial Narrow"/>
           <w:kern w:val="0"/>
-          <w14:ligatures w14:val="none"/>
+          <ns2:ligatures ns2:val="none"/>
         </w:rPr>
         <w:t/>
       </w:r>
@@ -5448,7 +5448,7 @@
         <w:rPr>
           <w:rFonts w:ascii="Arial Narrow" w:eastAsia="Arial Narrow" w:hAnsi="Arial Narrow" w:cs="Arial Narrow"/>
           <w:kern w:val="0"/>
-          <w14:ligatures w14:val="none"/>
+          <ns2:ligatures ns2:val="none"/>
         </w:rPr>
         <w:t xml:space="preserve"/>
       </w:r>
@@ -5456,12 +5456,12 @@
         <w:rPr>
           <w:rFonts w:ascii="Arial Narrow" w:eastAsia="Arial Narrow" w:hAnsi="Arial Narrow" w:cs="Arial"/>
           <w:kern w:val="0"/>
-          <w14:ligatures w14:val="none"/>
+          <ns2:ligatures ns2:val="none"/>
         </w:rPr>
         <w:t/>
       </w:r>
     </w:p>
-    <w:p>
+    <w:p ns2:paraId="2E7770E0" ns2:textId="77777777">
       <w:pPr>
         <w:spacing w:after="0" w:line="240" w:lineRule="auto"/>
         <w:jc w:val="both"/>
@@ -5469,11 +5469,11 @@
           <w:rFonts w:ascii="Arial Narrow" w:eastAsia="Calibri" w:hAnsi="Arial Narrow" w:cs="Arial Narrow"/>
           <w:kern w:val="0"/>
           <w:lang w:eastAsia="es-PE"/>
-          <w14:ligatures w14:val="none"/>
-        </w:rPr>
-      </w:pPr>
-    </w:p>
-    <w:p>
+          <ns2:ligatures ns2:val="none"/>
+        </w:rPr>
+      </w:pPr>
+    </w:p>
+    <w:p ns2:paraId="37321452" ns2:textId="77777777">
       <w:pPr>
         <w:pStyle w:val="Prrafodelista"/>
         <w:numPr>
@@ -5487,7 +5487,7 @@
           <w:rFonts w:ascii="Arial Narrow" w:eastAsia="Calibri" w:hAnsi="Arial Narrow" w:cs="Arial Narrow"/>
           <w:kern w:val="0"/>
           <w:lang w:eastAsia="es-PE"/>
-          <w14:ligatures w14:val="none"/>
+          <ns2:ligatures ns2:val="none"/>
         </w:rPr>
       </w:pPr>
       <w:r>
@@ -5496,7 +5496,7 @@
           <w:color w:val="000000"/>
           <w:kern w:val="0"/>
           <w:lang w:eastAsia="es-PE"/>
-          <w14:ligatures w14:val="none"/>
+          <ns2:ligatures ns2:val="none"/>
         </w:rPr>
         <w:t>En tanto la denuncia reúne los requisitos establecidos por la norma citada, corresponde admitirla a trámite</w:t>
       </w:r>
@@ -5506,7 +5506,7 @@
           <w:rFonts w:ascii="Arial Narrow" w:eastAsia="Arial Narrow" w:hAnsi="Arial Narrow" w:cs="Arial Narrow"/>
           <w:kern w:val="0"/>
           <w:vertAlign w:val="superscript"/>
-          <w14:ligatures w14:val="none"/>
+          <ns2:ligatures ns2:val="none"/>
         </w:rPr>
         <w:footnoteReference w:id="8"/>
       </w:r>
@@ -5516,12 +5516,12 @@
           <w:color w:val="000000"/>
           <w:kern w:val="0"/>
           <w:lang w:eastAsia="es-PE"/>
-          <w14:ligatures w14:val="none"/>
+          <ns2:ligatures ns2:val="none"/>
         </w:rPr>
         <w:t>.</w:t>
       </w:r>
     </w:p>
-    <w:p>
+    <w:p ns2:paraId="17426A8E" ns2:textId="77777777">
       <w:pPr>
         <w:spacing w:after="0" w:line="240" w:lineRule="auto"/>
         <w:ind w:left="567"/>
@@ -5532,11 +5532,11 @@
           <w:color w:val="000000"/>
           <w:kern w:val="0"/>
           <w:lang w:eastAsia="es-PE"/>
-          <w14:ligatures w14:val="none"/>
-        </w:rPr>
-      </w:pPr>
-    </w:p>
-    <w:p>
+          <ns2:ligatures ns2:val="none"/>
+        </w:rPr>
+      </w:pPr>
+    </w:p>
+    <w:p ns2:paraId="69FE781D" ns2:textId="77777777">
       <w:pPr>
         <w:pStyle w:val="Prrafodelista"/>
         <w:numPr>
@@ -5556,7 +5556,7 @@
           <w:color w:val="000000"/>
           <w:kern w:val="0"/>
           <w:lang w:eastAsia="es-PE"/>
-          <w14:ligatures w14:val="none"/>
+          <ns2:ligatures ns2:val="none"/>
         </w:rPr>
       </w:pPr>
       <w:r>
@@ -5566,12 +5566,12 @@
           <w:color w:val="000000"/>
           <w:kern w:val="0"/>
           <w:lang w:eastAsia="es-PE"/>
-          <w14:ligatures w14:val="none"/>
+          <ns2:ligatures ns2:val="none"/>
         </w:rPr>
         <w:t>REQUERIMIENTO DE INFORMACION</w:t>
       </w:r>
     </w:p>
-    <w:p>
+    <w:p ns2:paraId="6252E905" ns2:textId="77777777">
       <w:pPr>
         <w:spacing w:after="0" w:line="240" w:lineRule="auto"/>
         <w:jc w:val="both"/>
@@ -5580,11 +5580,11 @@
           <w:color w:val="000000"/>
           <w:kern w:val="0"/>
           <w:lang w:val="es-ES" w:eastAsia="es-ES"/>
-          <w14:ligatures w14:val="none"/>
-        </w:rPr>
-      </w:pPr>
-    </w:p>
-    <w:p>
+          <ns2:ligatures ns2:val="none"/>
+        </w:rPr>
+      </w:pPr>
+    </w:p>
+    <w:p ns2:paraId="21C241A8" ns2:textId="77777777">
       <w:pPr>
         <w:pStyle w:val="Prrafodelista"/>
         <w:numPr>
@@ -5599,7 +5599,7 @@
           <w:color w:val="000000"/>
           <w:kern w:val="0"/>
           <w:lang w:val="es-ES" w:eastAsia="es-ES"/>
-          <w14:ligatures w14:val="none"/>
+          <ns2:ligatures ns2:val="none"/>
         </w:rPr>
       </w:pPr>
       <w:r>
@@ -5608,7 +5608,7 @@
           <w:color w:val="000000"/>
           <w:kern w:val="0"/>
           <w:lang w:val="es-ES" w:eastAsia="es-ES"/>
-          <w14:ligatures w14:val="none"/>
+          <ns2:ligatures ns2:val="none"/>
         </w:rPr>
         <w:t xml:space="preserve">A efectos de tener mayores elementos que sirvan para la resolución definitiva del presente caso, </w:t>
       </w:r>
@@ -5618,7 +5618,7 @@
           <w:color w:val="000000"/>
           <w:kern w:val="0"/>
           <w:lang w:val="es-ES" w:eastAsia="es-ES"/>
-          <w14:ligatures w14:val="none"/>
+          <ns2:ligatures ns2:val="none"/>
         </w:rPr>
         <w:t xml:space="preserve">la Secretaría Técnica, </w:t>
       </w:r>
@@ -5628,7 +5628,7 @@
           <w:color w:val="000000"/>
           <w:kern w:val="0"/>
           <w:lang w:val="es-ES" w:eastAsia="es-ES"/>
-          <w14:ligatures w14:val="none"/>
+          <ns2:ligatures ns2:val="none"/>
         </w:rPr>
         <w:t xml:space="preserve">en ejercicio de las facultades que la ley le confiere, </w:t>
       </w:r>
@@ -5639,7 +5639,7 @@
           <w:color w:val="000000"/>
           <w:kern w:val="0"/>
           <w:lang w:val="es-ES" w:eastAsia="es-ES"/>
-          <w14:ligatures w14:val="none"/>
+          <ns2:ligatures ns2:val="none"/>
         </w:rPr>
         <w:t xml:space="preserve">conviene requerir a los </w:t>
       </w:r>
@@ -5649,7 +5649,7 @@
           <w:color w:val="000000"/>
           <w:kern w:val="0"/>
           <w:lang w:val="es-ES" w:eastAsia="es-ES"/>
-          <w14:ligatures w14:val="none"/>
+          <ns2:ligatures ns2:val="none"/>
         </w:rPr>
         <w:lastRenderedPageBreak/>
         <w:t xml:space="preserve">proveedores denunciados </w:t>
@@ -5661,7 +5661,7 @@
           <w:color w:val="000000"/>
           <w:kern w:val="0"/>
           <w:lang w:val="es-ES" w:eastAsia="es-ES"/>
-          <w14:ligatures w14:val="none"/>
+          <ns2:ligatures ns2:val="none"/>
         </w:rPr>
         <w:t xml:space="preserve">que, en un plazo no mayor de cinco (5) días hábiles contado a partir del día siguiente de la notificación de la presente resolución, </w:t>
       </w:r>
@@ -5672,12 +5672,12 @@
           <w:color w:val="000000"/>
           <w:kern w:val="0"/>
           <w:lang w:val="es-ES" w:eastAsia="es-ES"/>
-          <w14:ligatures w14:val="none"/>
+          <ns2:ligatures ns2:val="none"/>
         </w:rPr>
         <w:t>cumplan con lo siguiente:</w:t>
       </w:r>
     </w:p>
-    <w:p>
+    <w:p ns2:paraId="345D7F88" ns2:textId="77777777">
       <w:pPr>
         <w:pStyle w:val="Prrafodelista"/>
         <w:spacing w:after="0" w:line="240" w:lineRule="auto"/>
@@ -5688,11 +5688,11 @@
           <w:color w:val="000000"/>
           <w:kern w:val="0"/>
           <w:lang w:val="es-ES" w:eastAsia="es-ES"/>
-          <w14:ligatures w14:val="none"/>
-        </w:rPr>
-      </w:pPr>
-    </w:p>
-    <w:p>
+          <ns2:ligatures ns2:val="none"/>
+        </w:rPr>
+      </w:pPr>
+    </w:p>
+    <w:p ns2:paraId="01F25269" ns2:textId="0C2A42EB">
       <w:pPr>
         <w:pStyle w:val="Prrafodelista"/>
         <w:spacing w:after="0" w:line="240" w:lineRule="auto"/>
@@ -5703,7 +5703,7 @@
           <w:color w:val="000000"/>
           <w:kern w:val="0"/>
           <w:lang w:val="es-ES" w:eastAsia="es-ES"/>
-          <w14:ligatures w14:val="none"/>
+          <ns2:ligatures ns2:val="none"/>
         </w:rPr>
       </w:pPr>
       <w:r>
@@ -5713,7 +5713,7 @@
           <w:kern w:val="0"/>
           <w:u w:val="single"/>
           <w:lang w:val="es-ES" w:eastAsia="es-ES"/>
-          <w14:ligatures w14:val="none"/>
+          <ns2:ligatures ns2:val="none"/>
         </w:rPr>
         <w:t xml:space="preserve">A </w:t>
       </w:r>
@@ -5724,7 +5724,7 @@
           <w:kern w:val="0"/>
           <w:u w:val="single"/>
           <w:lang w:val="es-ES" w:eastAsia="es-ES"/>
-          <w14:ligatures w14:val="none"/>
+          <ns2:ligatures ns2:val="none"/>
         </w:rPr>
         <w:t>Santander</w:t>
       </w:r>
@@ -5734,7 +5734,7 @@
           <w:color w:val="000000"/>
           <w:kern w:val="0"/>
           <w:lang w:val="es-ES" w:eastAsia="es-ES"/>
-          <w14:ligatures w14:val="none"/>
+          <ns2:ligatures ns2:val="none"/>
         </w:rPr>
         <w:t xml:space="preserve">: </w:t>
       </w:r>
@@ -5744,7 +5744,7 @@
           <w:color w:val="000000"/>
           <w:kern w:val="0"/>
           <w:lang w:val="es-ES" w:eastAsia="es-ES"/>
-          <w14:ligatures w14:val="none"/>
+          <ns2:ligatures ns2:val="none"/>
         </w:rPr>
         <w:t>(i) presentar una copia debidamente suscrita de la Póliza 7419210172 del Seguro de Desgravamen materia de denuncia, así como el cargo de remisión de la póliza; y, (</w:t>
       </w:r>
@@ -5755,7 +5755,7 @@
           <w:color w:val="000000"/>
           <w:kern w:val="0"/>
           <w:lang w:val="es-ES" w:eastAsia="es-ES"/>
-          <w14:ligatures w14:val="none"/>
+          <ns2:ligatures ns2:val="none"/>
         </w:rPr>
         <w:t>ii</w:t>
       </w:r>
@@ -5766,7 +5766,7 @@
           <w:color w:val="000000"/>
           <w:kern w:val="0"/>
           <w:lang w:val="es-ES" w:eastAsia="es-ES"/>
-          <w14:ligatures w14:val="none"/>
+          <ns2:ligatures ns2:val="none"/>
         </w:rPr>
         <w:t>) presentar todas las comunicaciones cursadas con la parte denunciante en virtud de los hechos materia de denuncia</w:t>
       </w:r>
@@ -5776,12 +5776,12 @@
           <w:color w:val="000000"/>
           <w:kern w:val="0"/>
           <w:lang w:val="es-ES" w:eastAsia="es-ES"/>
-          <w14:ligatures w14:val="none"/>
+          <ns2:ligatures ns2:val="none"/>
         </w:rPr>
         <w:t>.</w:t>
       </w:r>
     </w:p>
-    <w:p>
+    <w:p ns2:paraId="48503CFE" ns2:textId="77777777">
       <w:pPr>
         <w:pStyle w:val="Prrafodelista"/>
         <w:spacing w:after="0" w:line="240" w:lineRule="auto"/>
@@ -5793,11 +5793,11 @@
           <w:kern w:val="0"/>
           <w:u w:val="single"/>
           <w:lang w:val="es-ES" w:eastAsia="es-ES"/>
-          <w14:ligatures w14:val="none"/>
-        </w:rPr>
-      </w:pPr>
-    </w:p>
-    <w:p>
+          <ns2:ligatures ns2:val="none"/>
+        </w:rPr>
+      </w:pPr>
+    </w:p>
+    <w:p ns2:paraId="4940B49E" ns2:textId="744E980A">
       <w:pPr>
         <w:pStyle w:val="Prrafodelista"/>
         <w:spacing w:after="0" w:line="240" w:lineRule="auto"/>
@@ -5809,7 +5809,7 @@
           <w:kern w:val="0"/>
           <w:u w:val="single"/>
           <w:lang w:val="es-ES" w:eastAsia="es-ES"/>
-          <w14:ligatures w14:val="none"/>
+          <ns2:ligatures ns2:val="none"/>
         </w:rPr>
       </w:pPr>
       <w:r>
@@ -5819,7 +5819,7 @@
           <w:kern w:val="0"/>
           <w:u w:val="single"/>
           <w:lang w:val="es-ES" w:eastAsia="es-ES"/>
-          <w14:ligatures w14:val="none"/>
+          <ns2:ligatures ns2:val="none"/>
         </w:rPr>
         <w:t xml:space="preserve">A </w:t>
       </w:r>
@@ -5830,7 +5830,7 @@
           <w:kern w:val="0"/>
           <w:u w:val="single"/>
           <w:lang w:val="es-ES" w:eastAsia="es-ES"/>
-          <w14:ligatures w14:val="none"/>
+          <ns2:ligatures ns2:val="none"/>
         </w:rPr>
         <w:t xml:space="preserve">BNP </w:t>
       </w:r>
@@ -5842,7 +5842,7 @@
           <w:kern w:val="0"/>
           <w:u w:val="single"/>
           <w:lang w:val="es-ES" w:eastAsia="es-ES"/>
-          <w14:ligatures w14:val="none"/>
+          <ns2:ligatures ns2:val="none"/>
         </w:rPr>
         <w:t>Paribas</w:t>
       </w:r>
@@ -5853,7 +5853,7 @@
           <w:color w:val="000000"/>
           <w:kern w:val="0"/>
           <w:lang w:val="es-ES" w:eastAsia="es-ES"/>
-          <w14:ligatures w14:val="none"/>
+          <ns2:ligatures ns2:val="none"/>
         </w:rPr>
         <w:t>:</w:t>
       </w:r>
@@ -5863,7 +5863,7 @@
           <w:color w:val="000000"/>
           <w:kern w:val="0"/>
           <w:lang w:eastAsia="es-ES"/>
-          <w14:ligatures w14:val="none"/>
+          <ns2:ligatures ns2:val="none"/>
         </w:rPr>
         <w:t xml:space="preserve"> </w:t>
       </w:r>
@@ -5873,7 +5873,7 @@
           <w:color w:val="000000"/>
           <w:kern w:val="0"/>
           <w:lang w:val="es-ES" w:eastAsia="es-ES"/>
-          <w14:ligatures w14:val="none"/>
+          <ns2:ligatures ns2:val="none"/>
         </w:rPr>
         <w:t>(i) presentar una copia debidamente suscrita de la Póliza 7419210172 del Seguro de Desgravamen materia de denuncia, así como el cargo de remisión de la póliza; (</w:t>
       </w:r>
@@ -5884,7 +5884,7 @@
           <w:color w:val="000000"/>
           <w:kern w:val="0"/>
           <w:lang w:val="es-ES" w:eastAsia="es-ES"/>
-          <w14:ligatures w14:val="none"/>
+          <ns2:ligatures ns2:val="none"/>
         </w:rPr>
         <w:t>ii</w:t>
       </w:r>
@@ -5895,7 +5895,7 @@
           <w:color w:val="000000"/>
           <w:kern w:val="0"/>
           <w:lang w:val="es-ES" w:eastAsia="es-ES"/>
-          <w14:ligatures w14:val="none"/>
+          <ns2:ligatures ns2:val="none"/>
         </w:rPr>
         <w:t>) presentar los medios probatorios que acrediten que la negativa de otorgamiento de cobertura fue justificada y, (</w:t>
       </w:r>
@@ -5906,7 +5906,7 @@
           <w:color w:val="000000"/>
           <w:kern w:val="0"/>
           <w:lang w:val="es-ES" w:eastAsia="es-ES"/>
-          <w14:ligatures w14:val="none"/>
+          <ns2:ligatures ns2:val="none"/>
         </w:rPr>
         <w:t>iii</w:t>
       </w:r>
@@ -5917,7 +5917,7 @@
           <w:color w:val="000000"/>
           <w:kern w:val="0"/>
           <w:lang w:val="es-ES" w:eastAsia="es-ES"/>
-          <w14:ligatures w14:val="none"/>
+          <ns2:ligatures ns2:val="none"/>
         </w:rPr>
         <w:t>) presentar todas las comunicaciones cursadas con la parte denunciante en virtud de los hechos materia de denuncia</w:t>
       </w:r>
@@ -5927,7 +5927,7 @@
           <w:color w:val="000000"/>
           <w:kern w:val="0"/>
           <w:lang w:val="es-ES" w:eastAsia="es-ES"/>
-          <w14:ligatures w14:val="none"/>
+          <ns2:ligatures ns2:val="none"/>
         </w:rPr>
         <w:t>.</w:t>
       </w:r>
@@ -5937,13 +5937,13 @@
           <w:color w:val="000000"/>
           <w:kern w:val="0"/>
           <w:lang w:val="es-ES" w:eastAsia="es-ES"/>
-          <w14:ligatures w14:val="none"/>
+          <ns2:ligatures ns2:val="none"/>
         </w:rPr>
         <w:t xml:space="preserve"> </w:t>
       </w:r>
     </w:p>
     <w:bookmarkEnd w:id="8"/>
-    <w:p>
+    <w:p ns2:paraId="525DE1CC" ns2:textId="77777777">
       <w:pPr>
         <w:spacing w:after="0" w:line="240" w:lineRule="auto"/>
         <w:jc w:val="both"/>
@@ -5952,11 +5952,11 @@
           <w:color w:val="000000"/>
           <w:kern w:val="0"/>
           <w:lang w:val="es-ES" w:eastAsia="es-ES"/>
-          <w14:ligatures w14:val="none"/>
-        </w:rPr>
-      </w:pPr>
-    </w:p>
-    <w:p>
+          <ns2:ligatures ns2:val="none"/>
+        </w:rPr>
+      </w:pPr>
+    </w:p>
+    <w:p ns2:paraId="76AC2520" ns2:textId="77777777">
       <w:pPr>
         <w:pStyle w:val="Prrafodelista"/>
         <w:spacing w:after="0" w:line="240" w:lineRule="auto"/>
@@ -5967,11 +5967,11 @@
           <w:color w:val="000000"/>
           <w:kern w:val="0"/>
           <w:lang w:val="es-ES" w:eastAsia="es-ES"/>
-          <w14:ligatures w14:val="none"/>
-        </w:rPr>
-      </w:pPr>
-    </w:p>
-    <w:p>
+          <ns2:ligatures ns2:val="none"/>
+        </w:rPr>
+      </w:pPr>
+    </w:p>
+    <w:p ns2:paraId="45192A8B" ns2:textId="77777777">
       <w:pPr>
         <w:pStyle w:val="Prrafodelista"/>
         <w:numPr>
@@ -5991,7 +5991,7 @@
           <w:color w:val="000000"/>
           <w:kern w:val="0"/>
           <w:lang w:eastAsia="es-PE"/>
-          <w14:ligatures w14:val="none"/>
+          <ns2:ligatures ns2:val="none"/>
         </w:rPr>
       </w:pPr>
       <w:r>
@@ -6001,12 +6001,12 @@
           <w:color w:val="000000"/>
           <w:kern w:val="0"/>
           <w:lang w:eastAsia="es-PE"/>
-          <w14:ligatures w14:val="none"/>
+          <ns2:ligatures ns2:val="none"/>
         </w:rPr>
         <w:t xml:space="preserve">RESOLUCIÓN DE LA SECRETARÍA TÉCNICA </w:t>
       </w:r>
     </w:p>
-    <w:p>
+    <w:p ns2:paraId="71820251" ns2:textId="77777777">
       <w:pPr>
         <w:spacing w:after="0" w:line="240" w:lineRule="auto"/>
         <w:jc w:val="both"/>
@@ -6016,11 +6016,11 @@
           <w:color w:val="000000"/>
           <w:kern w:val="0"/>
           <w:lang w:eastAsia="es-PE"/>
-          <w14:ligatures w14:val="none"/>
-        </w:rPr>
-      </w:pPr>
-    </w:p>
-    <w:p>
+          <ns2:ligatures ns2:val="none"/>
+        </w:rPr>
+      </w:pPr>
+    </w:p>
+    <w:p ns2:paraId="75F9B894" ns2:textId="1182A262">
       <w:pPr>
         <w:spacing w:after="0" w:line="240" w:lineRule="auto"/>
         <w:jc w:val="both"/>
@@ -6029,7 +6029,7 @@
           <w:color w:val="000000"/>
           <w:kern w:val="0"/>
           <w:lang w:eastAsia="es-PE"/>
-          <w14:ligatures w14:val="none"/>
+          <ns2:ligatures ns2:val="none"/>
         </w:rPr>
       </w:pPr>
       <w:r>
@@ -6039,7 +6039,7 @@
           <w:color w:val="000000"/>
           <w:kern w:val="0"/>
           <w:lang w:eastAsia="es-PE"/>
-          <w14:ligatures w14:val="none"/>
+          <ns2:ligatures ns2:val="none"/>
         </w:rPr>
         <w:t xml:space="preserve">PRIMERO: admitir a trámite la denuncia del 3 de febrero de 2025, complementado con el escrito del 5 de setiembre de 2025 y subsanado mediante el escrito del 21 de enero de 2026, interpuesta por [DENUNCIANTE] contra Santander Consumer Bank S.A. y BNP Paribas Cardif S.A. Compañía de Seguros y Reaseguros, por lo siguiente:</w:t>
       </w:r>
@@ -6050,7 +6050,7 @@
           <w:kern w:val="0"/>
           <w:shd w:val="clear" w:color="auto" w:fill="FFFFFF"/>
           <w:lang w:eastAsia="es-PE"/>
-          <w14:ligatures w14:val="none"/>
+          <ns2:ligatures ns2:val="none"/>
         </w:rPr>
         <w:t xml:space="preserve"/>
       </w:r>
@@ -6060,7 +6060,7 @@
           <w:color w:val="000000"/>
           <w:kern w:val="0"/>
           <w:lang w:val="es-ES" w:eastAsia="es-ES"/>
-          <w14:ligatures w14:val="none"/>
+          <ns2:ligatures ns2:val="none"/>
         </w:rPr>
         <w:t/>
       </w:r>
@@ -6070,7 +6070,7 @@
           <w:color w:val="000000"/>
           <w:kern w:val="0"/>
           <w:lang w:val="es-ES" w:eastAsia="es-ES"/>
-          <w14:ligatures w14:val="none"/>
+          <ns2:ligatures ns2:val="none"/>
         </w:rPr>
         <w:t xml:space="preserve"/>
       </w:r>
@@ -6081,7 +6081,7 @@
           <w:kern w:val="0"/>
           <w:shd w:val="clear" w:color="auto" w:fill="FFFFFF"/>
           <w:lang w:eastAsia="es-PE"/>
-          <w14:ligatures w14:val="none"/>
+          <ns2:ligatures ns2:val="none"/>
         </w:rPr>
         <w:t xml:space="preserve"/>
       </w:r>
@@ -6089,7 +6089,7 @@
         <w:rPr>
           <w:rFonts w:ascii="Arial Narrow" w:eastAsia="Calibri" w:hAnsi="Arial Narrow" w:cs="Arial"/>
           <w:kern w:val="0"/>
-          <w14:ligatures w14:val="none"/>
+          <ns2:ligatures ns2:val="none"/>
         </w:rPr>
         <w:t xml:space="preserve"/>
       </w:r>
@@ -6097,7 +6097,7 @@
         <w:rPr>
           <w:rFonts w:ascii="Arial Narrow" w:eastAsia="Calibri" w:hAnsi="Arial Narrow" w:cs="Arial"/>
           <w:kern w:val="0"/>
-          <w14:ligatures w14:val="none"/>
+          <ns2:ligatures ns2:val="none"/>
         </w:rPr>
         <w:t xml:space="preserve"/>
       </w:r>
@@ -6108,7 +6108,7 @@
           <w:kern w:val="0"/>
           <w:shd w:val="clear" w:color="auto" w:fill="FFFFFF"/>
           <w:lang w:eastAsia="es-PE"/>
-          <w14:ligatures w14:val="none"/>
+          <ns2:ligatures ns2:val="none"/>
         </w:rPr>
         <w:t xml:space="preserve"/>
       </w:r>
@@ -6188,7 +6188,7 @@
           <w:kern w:val="0"/>
           <w:shd w:val="clear" w:color="auto" w:fill="FFFFFF"/>
           <w:lang w:eastAsia="es-PE"/>
-          <w14:ligatures w14:val="none"/>
+          <ns2:ligatures ns2:val="none"/>
         </w:rPr>
         <w:t xml:space="preserve"/>
       </w:r>
@@ -6199,22 +6199,22 @@
           <w:kern w:val="0"/>
           <w:shd w:val="clear" w:color="auto" w:fill="FFFFFF"/>
           <w:lang w:eastAsia="es-PE"/>
-          <w14:ligatures w14:val="none"/>
+          <ns2:ligatures ns2:val="none"/>
         </w:rPr>
         <w:t/>
       </w:r>
     </w:p>
-    <w:p>
+    <w:p ns2:paraId="12BEDB62" ns2:textId="77777777">
       <w:pPr>
         <w:pStyle w:val="Prrafodelista"/>
         <w:rPr>
           <w:rFonts w:ascii="Arial Narrow" w:eastAsia="Arial Narrow" w:hAnsi="Arial Narrow" w:cs="Arial Narrow"/>
           <w:kern w:val="0"/>
-          <w14:ligatures w14:val="none"/>
-        </w:rPr>
-      </w:pPr>
-    </w:p>
-    <w:p>
+          <ns2:ligatures ns2:val="none"/>
+        </w:rPr>
+      </w:pPr>
+    </w:p>
+    <w:p ns2:paraId="48089C48" ns2:textId="1C5C8DA1">
       <w:pPr>
         <w:pStyle w:val="Prrafodelista"/>
         <w:numPr>
@@ -6231,14 +6231,14 @@
         <w:rPr>
           <w:rFonts w:ascii="Arial Narrow" w:eastAsia="Arial Narrow" w:hAnsi="Arial Narrow" w:cs="Arial Narrow"/>
           <w:kern w:val="0"/>
-          <w14:ligatures w14:val="none"/>
-        </w:rPr>
-      </w:pPr>
-      <w:r>
-        <w:rPr>
-          <w:rFonts w:ascii="Arial Narrow" w:eastAsia="Arial Narrow" w:hAnsi="Arial Narrow" w:cs="Arial Narrow"/>
-          <w:kern w:val="0"/>
-          <w14:ligatures w14:val="none"/>
+          <ns2:ligatures ns2:val="none"/>
+        </w:rPr>
+      </w:pPr>
+      <w:r>
+        <w:rPr>
+          <w:rFonts w:ascii="Arial Narrow" w:eastAsia="Arial Narrow" w:hAnsi="Arial Narrow" w:cs="Arial Narrow"/>
+          <w:kern w:val="0"/>
+          <ns2:ligatures ns2:val="none"/>
         </w:rPr>
         <w:t xml:space="preserve">Presunta infracción a los artículos 18 y 19 de la Ley 29571, Código de Protección y Defensa del Consumidor, en tanto </w:t>
       </w:r>
@@ -6285,7 +6285,7 @@
         <w:rPr>
           <w:rFonts w:ascii="Arial Narrow" w:eastAsia="Arial Narrow" w:hAnsi="Arial Narrow" w:cs="Arial Narrow"/>
           <w:kern w:val="0"/>
-          <w14:ligatures w14:val="none"/>
+          <ns2:ligatures ns2:val="none"/>
         </w:rPr>
         <w:t xml:space="preserve"> no habría cumplido con remitir la copia de la Póliza 7419210172 a la parte denunciante</w:t>
       </w:r>
@@ -6293,22 +6293,22 @@
         <w:rPr>
           <w:rFonts w:ascii="Arial Narrow" w:eastAsia="Arial Narrow" w:hAnsi="Arial Narrow" w:cs="Arial Narrow"/>
           <w:kern w:val="0"/>
-          <w14:ligatures w14:val="none"/>
+          <ns2:ligatures ns2:val="none"/>
         </w:rPr>
         <w:t>.</w:t>
       </w:r>
     </w:p>
-    <w:p>
+    <w:p ns2:paraId="553E09BE" ns2:textId="77777777">
       <w:pPr>
         <w:pStyle w:val="Prrafodelista"/>
         <w:rPr>
           <w:rFonts w:ascii="Arial Narrow" w:eastAsia="Arial Narrow" w:hAnsi="Arial Narrow" w:cs="Arial Narrow"/>
           <w:kern w:val="0"/>
-          <w14:ligatures w14:val="none"/>
-        </w:rPr>
-      </w:pPr>
-    </w:p>
-    <w:p>
+          <ns2:ligatures ns2:val="none"/>
+        </w:rPr>
+      </w:pPr>
+    </w:p>
+    <w:p ns2:paraId="6F273EB2" ns2:textId="4D7D970B">
       <w:pPr>
         <w:pStyle w:val="Prrafodelista"/>
         <w:numPr>
@@ -6325,14 +6325,14 @@
         <w:rPr>
           <w:rFonts w:ascii="Arial Narrow" w:eastAsia="Arial Narrow" w:hAnsi="Arial Narrow" w:cs="Arial Narrow"/>
           <w:kern w:val="0"/>
-          <w14:ligatures w14:val="none"/>
-        </w:rPr>
-      </w:pPr>
-      <w:r>
-        <w:rPr>
-          <w:rFonts w:ascii="Arial Narrow" w:eastAsia="Arial Narrow" w:hAnsi="Arial Narrow" w:cs="Arial Narrow"/>
-          <w:kern w:val="0"/>
-          <w14:ligatures w14:val="none"/>
+          <ns2:ligatures ns2:val="none"/>
+        </w:rPr>
+      </w:pPr>
+      <w:r>
+        <w:rPr>
+          <w:rFonts w:ascii="Arial Narrow" w:eastAsia="Arial Narrow" w:hAnsi="Arial Narrow" w:cs="Arial Narrow"/>
+          <w:kern w:val="0"/>
+          <ns2:ligatures ns2:val="none"/>
         </w:rPr>
         <w:t xml:space="preserve">Presunta infracción a los artículos 18 y 19 de la Ley 29571, Código de Protección y Defensa del Consumidor, en tanto BNP Paribas Cardif S.A. Compañía de Seguros y Reaseguros habría negado injustificadamente a la parte denunciante la cobertura de la Póliza del Seguro de Desgravamen 7419210172 por el fallecimiento del señor [APELLIDO] el 16 de octubre del 2022.</w:t>
       </w:r>
@@ -6340,7 +6340,7 @@
         <w:rPr>
           <w:rFonts w:ascii="Arial Narrow" w:eastAsia="Arial Narrow" w:hAnsi="Arial Narrow" w:cs="Arial Narrow"/>
           <w:kern w:val="0"/>
-          <w14:ligatures w14:val="none"/>
+          <ns2:ligatures ns2:val="none"/>
         </w:rPr>
         <w:t/>
       </w:r>
@@ -6348,7 +6348,7 @@
         <w:rPr>
           <w:rFonts w:ascii="Arial Narrow" w:eastAsia="Arial Narrow" w:hAnsi="Arial Narrow" w:cs="Arial Narrow"/>
           <w:kern w:val="0"/>
-          <w14:ligatures w14:val="none"/>
+          <ns2:ligatures ns2:val="none"/>
         </w:rPr>
         <w:t xml:space="preserve"/>
       </w:r>
@@ -6395,15 +6395,15 @@
         <w:rPr>
           <w:rFonts w:ascii="Arial Narrow" w:eastAsia="Arial Narrow" w:hAnsi="Arial Narrow" w:cs="Arial Narrow"/>
           <w:kern w:val="0"/>
-          <w14:ligatures w14:val="none"/>
-        </w:rPr>
-        <w:t xml:space="preserve"/>
-      </w:r>
-      <w:r>
-        <w:rPr>
-          <w:rFonts w:ascii="Arial Narrow" w:eastAsia="Arial Narrow" w:hAnsi="Arial Narrow" w:cs="Arial Narrow"/>
-          <w:kern w:val="0"/>
-          <w14:ligatures w14:val="none"/>
+          <ns2:ligatures ns2:val="none"/>
+        </w:rPr>
+        <w:t xml:space="preserve"/>
+      </w:r>
+      <w:r>
+        <w:rPr>
+          <w:rFonts w:ascii="Arial Narrow" w:eastAsia="Arial Narrow" w:hAnsi="Arial Narrow" w:cs="Arial Narrow"/>
+          <w:kern w:val="0"/>
+          <ns2:ligatures ns2:val="none"/>
         </w:rPr>
         <w:t/>
       </w:r>
@@ -6411,31 +6411,31 @@
         <w:rPr>
           <w:rFonts w:ascii="Arial Narrow" w:eastAsia="Arial Narrow" w:hAnsi="Arial Narrow" w:cs="Arial Narrow"/>
           <w:kern w:val="0"/>
-          <w14:ligatures w14:val="none"/>
-        </w:rPr>
-        <w:t xml:space="preserve"/>
-      </w:r>
-      <w:r>
-        <w:rPr>
-          <w:rFonts w:ascii="Arial Narrow" w:eastAsia="Arial Narrow" w:hAnsi="Arial Narrow" w:cs="Arial Narrow"/>
-          <w:kern w:val="0"/>
-          <w14:ligatures w14:val="none"/>
-        </w:rPr>
-        <w:t xml:space="preserve"/>
-      </w:r>
-      <w:r>
-        <w:rPr>
-          <w:rFonts w:ascii="Arial Narrow" w:eastAsia="Arial Narrow" w:hAnsi="Arial Narrow" w:cs="Arial Narrow"/>
-          <w:kern w:val="0"/>
-          <w14:ligatures w14:val="none"/>
-        </w:rPr>
-        <w:t xml:space="preserve"/>
-      </w:r>
-      <w:r>
-        <w:rPr>
-          <w:rFonts w:ascii="Arial Narrow" w:eastAsia="Arial Narrow" w:hAnsi="Arial Narrow" w:cs="Arial Narrow"/>
-          <w:kern w:val="0"/>
-          <w14:ligatures w14:val="none"/>
+          <ns2:ligatures ns2:val="none"/>
+        </w:rPr>
+        <w:t xml:space="preserve"/>
+      </w:r>
+      <w:r>
+        <w:rPr>
+          <w:rFonts w:ascii="Arial Narrow" w:eastAsia="Arial Narrow" w:hAnsi="Arial Narrow" w:cs="Arial Narrow"/>
+          <w:kern w:val="0"/>
+          <ns2:ligatures ns2:val="none"/>
+        </w:rPr>
+        <w:t xml:space="preserve"/>
+      </w:r>
+      <w:r>
+        <w:rPr>
+          <w:rFonts w:ascii="Arial Narrow" w:eastAsia="Arial Narrow" w:hAnsi="Arial Narrow" w:cs="Arial Narrow"/>
+          <w:kern w:val="0"/>
+          <ns2:ligatures ns2:val="none"/>
+        </w:rPr>
+        <w:t xml:space="preserve"/>
+      </w:r>
+      <w:r>
+        <w:rPr>
+          <w:rFonts w:ascii="Arial Narrow" w:eastAsia="Arial Narrow" w:hAnsi="Arial Narrow" w:cs="Arial Narrow"/>
+          <w:kern w:val="0"/>
+          <ns2:ligatures ns2:val="none"/>
         </w:rPr>
         <w:t/>
       </w:r>
@@ -6443,31 +6443,31 @@
         <w:rPr>
           <w:rFonts w:ascii="Arial Narrow" w:eastAsia="Arial Narrow" w:hAnsi="Arial Narrow" w:cs="Arial Narrow"/>
           <w:kern w:val="0"/>
-          <w14:ligatures w14:val="none"/>
-        </w:rPr>
-        <w:t xml:space="preserve"/>
-      </w:r>
-      <w:r>
-        <w:rPr>
-          <w:rFonts w:ascii="Arial Narrow" w:eastAsia="Arial Narrow" w:hAnsi="Arial Narrow" w:cs="Arial Narrow"/>
-          <w:kern w:val="0"/>
-          <w14:ligatures w14:val="none"/>
-        </w:rPr>
-        <w:t xml:space="preserve"/>
-      </w:r>
-      <w:r>
-        <w:rPr>
-          <w:rFonts w:ascii="Arial Narrow" w:eastAsia="Arial Narrow" w:hAnsi="Arial Narrow" w:cs="Arial Narrow"/>
-          <w:kern w:val="0"/>
-          <w14:ligatures w14:val="none"/>
-        </w:rPr>
-        <w:t xml:space="preserve"/>
-      </w:r>
-      <w:r>
-        <w:rPr>
-          <w:rFonts w:ascii="Arial Narrow" w:eastAsia="Arial Narrow" w:hAnsi="Arial Narrow" w:cs="Arial Narrow"/>
-          <w:kern w:val="0"/>
-          <w14:ligatures w14:val="none"/>
+          <ns2:ligatures ns2:val="none"/>
+        </w:rPr>
+        <w:t xml:space="preserve"/>
+      </w:r>
+      <w:r>
+        <w:rPr>
+          <w:rFonts w:ascii="Arial Narrow" w:eastAsia="Arial Narrow" w:hAnsi="Arial Narrow" w:cs="Arial Narrow"/>
+          <w:kern w:val="0"/>
+          <ns2:ligatures ns2:val="none"/>
+        </w:rPr>
+        <w:t xml:space="preserve"/>
+      </w:r>
+      <w:r>
+        <w:rPr>
+          <w:rFonts w:ascii="Arial Narrow" w:eastAsia="Arial Narrow" w:hAnsi="Arial Narrow" w:cs="Arial Narrow"/>
+          <w:kern w:val="0"/>
+          <ns2:ligatures ns2:val="none"/>
+        </w:rPr>
+        <w:t xml:space="preserve"/>
+      </w:r>
+      <w:r>
+        <w:rPr>
+          <w:rFonts w:ascii="Arial Narrow" w:eastAsia="Arial Narrow" w:hAnsi="Arial Narrow" w:cs="Arial Narrow"/>
+          <w:kern w:val="0"/>
+          <ns2:ligatures ns2:val="none"/>
         </w:rPr>
         <w:t/>
       </w:r>
@@ -6475,12 +6475,12 @@
         <w:rPr>
           <w:rFonts w:ascii="Arial Narrow" w:eastAsia="Arial Narrow" w:hAnsi="Arial Narrow" w:cs="Arial Narrow"/>
           <w:kern w:val="0"/>
-          <w14:ligatures w14:val="none"/>
+          <ns2:ligatures ns2:val="none"/>
         </w:rPr>
         <w:t/>
       </w:r>
     </w:p>
-    <w:p>
+    <w:p ns2:paraId="5194FC11" ns2:textId="77777777">
       <w:pPr>
         <w:pStyle w:val="Prrafodelista"/>
         <w:spacing w:after="0" w:line="240" w:lineRule="auto"/>
@@ -6489,11 +6489,11 @@
         <w:rPr>
           <w:rFonts w:ascii="Arial Narrow" w:eastAsia="Arial Narrow" w:hAnsi="Arial Narrow" w:cs="Arial Narrow"/>
           <w:kern w:val="0"/>
-          <w14:ligatures w14:val="none"/>
-        </w:rPr>
-      </w:pPr>
-    </w:p>
-    <w:p>
+          <ns2:ligatures ns2:val="none"/>
+        </w:rPr>
+      </w:pPr>
+    </w:p>
+    <w:p ns2:paraId="754DA582" ns2:textId="66186985">
       <w:pPr>
         <w:pStyle w:val="Prrafodelista"/>
         <w:numPr>
@@ -6510,14 +6510,14 @@
         <w:rPr>
           <w:rFonts w:ascii="Arial Narrow" w:eastAsia="Arial Narrow" w:hAnsi="Arial Narrow" w:cs="Arial Narrow"/>
           <w:kern w:val="0"/>
-          <w14:ligatures w14:val="none"/>
-        </w:rPr>
-      </w:pPr>
-      <w:r>
-        <w:rPr>
-          <w:rFonts w:ascii="Arial Narrow" w:eastAsia="Arial Narrow" w:hAnsi="Arial Narrow" w:cs="Arial Narrow"/>
-          <w:kern w:val="0"/>
-          <w14:ligatures w14:val="none"/>
+          <ns2:ligatures ns2:val="none"/>
+        </w:rPr>
+      </w:pPr>
+      <w:r>
+        <w:rPr>
+          <w:rFonts w:ascii="Arial Narrow" w:eastAsia="Arial Narrow" w:hAnsi="Arial Narrow" w:cs="Arial Narrow"/>
+          <w:kern w:val="0"/>
+          <ns2:ligatures ns2:val="none"/>
         </w:rPr>
         <w:t xml:space="preserve">Presunta infracción a los artículos 18 y 19 de la Ley 29571, Código de Protección y Defensa del Consumidor, en tanto BNP Paribas Cardif S.A. Compañía de Seguros y Reaseguros habría brindado una respuesta fuera de plazo legal, con errores y omisiones a la solicitud de cobertura de la Póliza 7419210172 presentada por la parte denunciante el 26 de enero de 2023 por el fallecimiento del señor [APELLIDO] .</w:t>
       </w:r>
@@ -6525,7 +6525,7 @@
         <w:rPr>
           <w:rFonts w:ascii="Arial Narrow" w:eastAsia="Arial Narrow" w:hAnsi="Arial Narrow" w:cs="Arial Narrow"/>
           <w:kern w:val="0"/>
-          <w14:ligatures w14:val="none"/>
+          <ns2:ligatures ns2:val="none"/>
         </w:rPr>
         <w:t/>
       </w:r>
@@ -6533,7 +6533,7 @@
         <w:rPr>
           <w:rFonts w:ascii="Arial Narrow" w:eastAsia="Arial Narrow" w:hAnsi="Arial Narrow" w:cs="Arial Narrow"/>
           <w:kern w:val="0"/>
-          <w14:ligatures w14:val="none"/>
+          <ns2:ligatures ns2:val="none"/>
         </w:rPr>
         <w:t xml:space="preserve"/>
       </w:r>
@@ -6580,23 +6580,23 @@
         <w:rPr>
           <w:rFonts w:ascii="Arial Narrow" w:eastAsia="Arial Narrow" w:hAnsi="Arial Narrow" w:cs="Arial Narrow"/>
           <w:kern w:val="0"/>
-          <w14:ligatures w14:val="none"/>
-        </w:rPr>
-        <w:t xml:space="preserve"/>
-      </w:r>
-      <w:r>
-        <w:rPr>
-          <w:rFonts w:ascii="Arial Narrow" w:eastAsia="Arial Narrow" w:hAnsi="Arial Narrow" w:cs="Arial Narrow"/>
-          <w:kern w:val="0"/>
-          <w14:ligatures w14:val="none"/>
-        </w:rPr>
-        <w:t xml:space="preserve"/>
-      </w:r>
-      <w:r>
-        <w:rPr>
-          <w:rFonts w:ascii="Arial Narrow" w:eastAsia="Arial Narrow" w:hAnsi="Arial Narrow" w:cs="Arial Narrow"/>
-          <w:kern w:val="0"/>
-          <w14:ligatures w14:val="none"/>
+          <ns2:ligatures ns2:val="none"/>
+        </w:rPr>
+        <w:t xml:space="preserve"/>
+      </w:r>
+      <w:r>
+        <w:rPr>
+          <w:rFonts w:ascii="Arial Narrow" w:eastAsia="Arial Narrow" w:hAnsi="Arial Narrow" w:cs="Arial Narrow"/>
+          <w:kern w:val="0"/>
+          <ns2:ligatures ns2:val="none"/>
+        </w:rPr>
+        <w:t xml:space="preserve"/>
+      </w:r>
+      <w:r>
+        <w:rPr>
+          <w:rFonts w:ascii="Arial Narrow" w:eastAsia="Arial Narrow" w:hAnsi="Arial Narrow" w:cs="Arial Narrow"/>
+          <w:kern w:val="0"/>
+          <ns2:ligatures ns2:val="none"/>
         </w:rPr>
         <w:t/>
       </w:r>
@@ -6604,15 +6604,15 @@
         <w:rPr>
           <w:rFonts w:ascii="Arial Narrow" w:eastAsia="Arial Narrow" w:hAnsi="Arial Narrow" w:cs="Arial Narrow"/>
           <w:kern w:val="0"/>
-          <w14:ligatures w14:val="none"/>
-        </w:rPr>
-        <w:t xml:space="preserve"/>
-      </w:r>
-      <w:r>
-        <w:rPr>
-          <w:rFonts w:ascii="Arial Narrow" w:eastAsia="Arial Narrow" w:hAnsi="Arial Narrow" w:cs="Arial Narrow"/>
-          <w:kern w:val="0"/>
-          <w14:ligatures w14:val="none"/>
+          <ns2:ligatures ns2:val="none"/>
+        </w:rPr>
+        <w:t xml:space="preserve"/>
+      </w:r>
+      <w:r>
+        <w:rPr>
+          <w:rFonts w:ascii="Arial Narrow" w:eastAsia="Arial Narrow" w:hAnsi="Arial Narrow" w:cs="Arial Narrow"/>
+          <w:kern w:val="0"/>
+          <ns2:ligatures ns2:val="none"/>
         </w:rPr>
         <w:t/>
       </w:r>
@@ -6620,15 +6620,15 @@
         <w:rPr>
           <w:rFonts w:ascii="Arial Narrow" w:eastAsia="Arial Narrow" w:hAnsi="Arial Narrow" w:cs="Arial Narrow"/>
           <w:kern w:val="0"/>
-          <w14:ligatures w14:val="none"/>
-        </w:rPr>
-        <w:t xml:space="preserve"/>
-      </w:r>
-      <w:r>
-        <w:rPr>
-          <w:rFonts w:ascii="Arial Narrow" w:eastAsia="Arial Narrow" w:hAnsi="Arial Narrow" w:cs="Arial Narrow"/>
-          <w:kern w:val="0"/>
-          <w14:ligatures w14:val="none"/>
+          <ns2:ligatures ns2:val="none"/>
+        </w:rPr>
+        <w:t xml:space="preserve"/>
+      </w:r>
+      <w:r>
+        <w:rPr>
+          <w:rFonts w:ascii="Arial Narrow" w:eastAsia="Arial Narrow" w:hAnsi="Arial Narrow" w:cs="Arial Narrow"/>
+          <w:kern w:val="0"/>
+          <ns2:ligatures ns2:val="none"/>
         </w:rPr>
         <w:t/>
       </w:r>
@@ -6636,12 +6636,12 @@
         <w:rPr>
           <w:rFonts w:ascii="Arial Narrow" w:eastAsia="Arial Narrow" w:hAnsi="Arial Narrow" w:cs="Arial Narrow"/>
           <w:kern w:val="0"/>
-          <w14:ligatures w14:val="none"/>
+          <ns2:ligatures ns2:val="none"/>
         </w:rPr>
         <w:t/>
       </w:r>
     </w:p>
-    <w:p>
+    <w:p ns2:paraId="49154F34" ns2:textId="77777777">
       <w:pPr>
         <w:pStyle w:val="Prrafodelista"/>
         <w:spacing w:after="0" w:line="240" w:lineRule="auto"/>
@@ -6650,11 +6650,11 @@
         <w:rPr>
           <w:rFonts w:ascii="Arial Narrow" w:eastAsia="Arial Narrow" w:hAnsi="Arial Narrow" w:cs="Arial Narrow"/>
           <w:kern w:val="0"/>
-          <w14:ligatures w14:val="none"/>
-        </w:rPr>
-      </w:pPr>
-    </w:p>
-    <w:p>
+          <ns2:ligatures ns2:val="none"/>
+        </w:rPr>
+      </w:pPr>
+    </w:p>
+    <w:p ns2:paraId="60FE559D" ns2:textId="1ADDC683">
       <w:pPr>
         <w:pStyle w:val="Prrafodelista"/>
         <w:numPr>
@@ -6671,14 +6671,14 @@
         <w:rPr>
           <w:rFonts w:ascii="Arial Narrow" w:eastAsia="Arial Narrow" w:hAnsi="Arial Narrow" w:cs="Arial Narrow"/>
           <w:kern w:val="0"/>
-          <w14:ligatures w14:val="none"/>
-        </w:rPr>
-      </w:pPr>
-      <w:r>
-        <w:rPr>
-          <w:rFonts w:ascii="Arial Narrow" w:eastAsia="Arial Narrow" w:hAnsi="Arial Narrow" w:cs="Arial Narrow"/>
-          <w:kern w:val="0"/>
-          <w14:ligatures w14:val="none"/>
+          <ns2:ligatures ns2:val="none"/>
+        </w:rPr>
+      </w:pPr>
+      <w:r>
+        <w:rPr>
+          <w:rFonts w:ascii="Arial Narrow" w:eastAsia="Arial Narrow" w:hAnsi="Arial Narrow" w:cs="Arial Narrow"/>
+          <w:kern w:val="0"/>
+          <ns2:ligatures ns2:val="none"/>
         </w:rPr>
         <w:t xml:space="preserve">Presunta infracción a los artículos 18 y 19 de la Ley 29571, Código de Protección y Defensa del Consumidor, en tanto los proveedores denunciados no habrían cumplido con pedir al señor [APELLIDO] una declaración jurada sobre los diagnósticos médicos que tenía a la fecha del contrato de la Tarjeta de Crédito 9221-****-****-3800, de acuerdo al apartado declaraciones y autorizaciones del Certificado del Seguro de Desgravamen.</w:t>
       </w:r>
@@ -6693,7 +6693,7 @@
         <w:rPr>
           <w:rFonts w:ascii="Arial Narrow" w:eastAsia="Arial Narrow" w:hAnsi="Arial Narrow" w:cs="Arial Narrow"/>
           <w:kern w:val="0"/>
-          <w14:ligatures w14:val="none"/>
+          <ns2:ligatures ns2:val="none"/>
         </w:rPr>
         <w:t xml:space="preserve"/>
       </w:r>
@@ -6702,7 +6702,7 @@
         <w:rPr>
           <w:rFonts w:ascii="Arial Narrow" w:eastAsia="Arial Narrow" w:hAnsi="Arial Narrow" w:cs="Arial Narrow"/>
           <w:kern w:val="0"/>
-          <w14:ligatures w14:val="none"/>
+          <ns2:ligatures ns2:val="none"/>
         </w:rPr>
         <w:t/>
       </w:r>
@@ -6711,31 +6711,31 @@
         <w:rPr>
           <w:rFonts w:ascii="Arial Narrow" w:eastAsia="Arial Narrow" w:hAnsi="Arial Narrow" w:cs="Arial Narrow"/>
           <w:kern w:val="0"/>
-          <w14:ligatures w14:val="none"/>
-        </w:rPr>
-        <w:t xml:space="preserve"/>
-      </w:r>
-      <w:r>
-        <w:rPr>
-          <w:rFonts w:ascii="Arial Narrow" w:eastAsia="Arial Narrow" w:hAnsi="Arial Narrow" w:cs="Arial Narrow"/>
-          <w:kern w:val="0"/>
-          <w14:ligatures w14:val="none"/>
+          <ns2:ligatures ns2:val="none"/>
+        </w:rPr>
+        <w:t xml:space="preserve"/>
+      </w:r>
+      <w:r>
+        <w:rPr>
+          <w:rFonts w:ascii="Arial Narrow" w:eastAsia="Arial Narrow" w:hAnsi="Arial Narrow" w:cs="Arial Narrow"/>
+          <w:kern w:val="0"/>
+          <ns2:ligatures ns2:val="none"/>
         </w:rPr>
         <w:t/>
       </w:r>
     </w:p>
-    <w:p>
-      <w:pPr>
-        <w:spacing w:after="0" w:line="240" w:lineRule="auto"/>
-        <w:jc w:val="both"/>
-        <w:rPr>
-          <w:rFonts w:ascii="Arial Narrow" w:eastAsia="Arial Narrow" w:hAnsi="Arial Narrow" w:cs="Arial Narrow"/>
-          <w:kern w:val="0"/>
-          <w14:ligatures w14:val="none"/>
-        </w:rPr>
-      </w:pPr>
-    </w:p>
-    <w:p>
+    <w:p ns2:paraId="182756B5" ns2:textId="77777777">
+      <w:pPr>
+        <w:spacing w:after="0" w:line="240" w:lineRule="auto"/>
+        <w:jc w:val="both"/>
+        <w:rPr>
+          <w:rFonts w:ascii="Arial Narrow" w:eastAsia="Arial Narrow" w:hAnsi="Arial Narrow" w:cs="Arial Narrow"/>
+          <w:kern w:val="0"/>
+          <ns2:ligatures ns2:val="none"/>
+        </w:rPr>
+      </w:pPr>
+    </w:p>
+    <w:p ns2:paraId="06BBFFB6" ns2:textId="1878B50F">
       <w:pPr>
         <w:pStyle w:val="Prrafodelista"/>
         <w:numPr>
@@ -6752,14 +6752,14 @@
         <w:rPr>
           <w:rFonts w:ascii="Arial Narrow" w:eastAsia="Arial Narrow" w:hAnsi="Arial Narrow" w:cs="Arial Narrow"/>
           <w:kern w:val="0"/>
-          <w14:ligatures w14:val="none"/>
-        </w:rPr>
-      </w:pPr>
-      <w:r>
-        <w:rPr>
-          <w:rFonts w:ascii="Arial Narrow" w:eastAsia="Arial Narrow" w:hAnsi="Arial Narrow" w:cs="Arial Narrow"/>
-          <w:kern w:val="0"/>
-          <w14:ligatures w14:val="none"/>
+          <ns2:ligatures ns2:val="none"/>
+        </w:rPr>
+      </w:pPr>
+      <w:r>
+        <w:rPr>
+          <w:rFonts w:ascii="Arial Narrow" w:eastAsia="Arial Narrow" w:hAnsi="Arial Narrow" w:cs="Arial Narrow"/>
+          <w:kern w:val="0"/>
+          <ns2:ligatures ns2:val="none"/>
         </w:rPr>
         <w:t xml:space="preserve">Presunta infracción a los artículos 18 y 19 de la Ley 29571, Código de Protección y Defensa del Consumidor, en tanto </w:t>
       </w:r>
@@ -6767,7 +6767,7 @@
         <w:rPr>
           <w:rFonts w:ascii="Arial Narrow" w:eastAsia="Arial Narrow" w:hAnsi="Arial Narrow" w:cs="Arial Narrow"/>
           <w:kern w:val="0"/>
-          <w14:ligatures w14:val="none"/>
+          <ns2:ligatures ns2:val="none"/>
         </w:rPr>
         <w:t xml:space="preserve">Santander </w:t>
       </w:r>
@@ -6776,7 +6776,7 @@
         <w:rPr>
           <w:rFonts w:ascii="Arial Narrow" w:eastAsia="Arial Narrow" w:hAnsi="Arial Narrow" w:cs="Arial Narrow"/>
           <w:kern w:val="0"/>
-          <w14:ligatures w14:val="none"/>
+          <ns2:ligatures ns2:val="none"/>
         </w:rPr>
         <w:t>Consumer</w:t>
       </w:r>
@@ -6785,7 +6785,7 @@
         <w:rPr>
           <w:rFonts w:ascii="Arial Narrow" w:eastAsia="Arial Narrow" w:hAnsi="Arial Narrow" w:cs="Arial Narrow"/>
           <w:kern w:val="0"/>
-          <w14:ligatures w14:val="none"/>
+          <ns2:ligatures ns2:val="none"/>
         </w:rPr>
         <w:t xml:space="preserve"> Bank S.A. </w:t>
       </w:r>
@@ -6800,7 +6800,7 @@
         <w:rPr>
           <w:rFonts w:ascii="Arial Narrow" w:eastAsia="Arial Narrow" w:hAnsi="Arial Narrow" w:cs="Arial Narrow"/>
           <w:kern w:val="0"/>
-          <w14:ligatures w14:val="none"/>
+          <ns2:ligatures ns2:val="none"/>
         </w:rPr>
         <w:t xml:space="preserve">contrato de la Tarjeta de Crédito </w:t>
       </w:r>
@@ -6809,7 +6809,7 @@
         <w:rPr>
           <w:rFonts w:ascii="Arial Narrow" w:eastAsia="Arial Narrow" w:hAnsi="Arial Narrow" w:cs="Arial Narrow"/>
           <w:kern w:val="0"/>
-          <w14:ligatures w14:val="none"/>
+          <ns2:ligatures ns2:val="none"/>
         </w:rPr>
         <w:t/>
       </w:r>
@@ -6818,7 +6818,7 @@
         <w:rPr>
           <w:rFonts w:ascii="Arial Narrow" w:eastAsia="Arial Narrow" w:hAnsi="Arial Narrow" w:cs="Arial Narrow"/>
           <w:kern w:val="0"/>
-          <w14:ligatures w14:val="none"/>
+          <ns2:ligatures ns2:val="none"/>
         </w:rPr>
         <w:t xml:space="preserve"> 9221-****-****-3800</w:t>
       </w:r>
@@ -6826,12 +6826,12 @@
         <w:rPr>
           <w:rFonts w:ascii="Arial Narrow" w:eastAsia="Arial Narrow" w:hAnsi="Arial Narrow" w:cs="Arial Narrow"/>
           <w:kern w:val="0"/>
-          <w14:ligatures w14:val="none"/>
+          <ns2:ligatures ns2:val="none"/>
         </w:rPr>
         <w:t>.</w:t>
       </w:r>
     </w:p>
-    <w:p>
+    <w:p ns2:paraId="58E838A4" ns2:textId="77777777">
       <w:pPr>
         <w:pStyle w:val="Prrafodelista"/>
         <w:spacing w:after="0" w:line="240" w:lineRule="auto"/>
@@ -6840,11 +6840,11 @@
         <w:rPr>
           <w:rFonts w:ascii="Arial Narrow" w:eastAsia="Arial Narrow" w:hAnsi="Arial Narrow" w:cs="Arial Narrow"/>
           <w:kern w:val="0"/>
-          <w14:ligatures w14:val="none"/>
-        </w:rPr>
-      </w:pPr>
-    </w:p>
-    <w:p>
+          <ns2:ligatures ns2:val="none"/>
+        </w:rPr>
+      </w:pPr>
+    </w:p>
+    <w:p ns2:paraId="5602A210" ns2:textId="191D07B8">
       <w:pPr>
         <w:pStyle w:val="Prrafodelista"/>
         <w:numPr>
@@ -6861,14 +6861,14 @@
         <w:rPr>
           <w:rFonts w:ascii="Arial Narrow" w:eastAsia="Arial Narrow" w:hAnsi="Arial Narrow" w:cs="Arial Narrow"/>
           <w:kern w:val="0"/>
-          <w14:ligatures w14:val="none"/>
-        </w:rPr>
-      </w:pPr>
-      <w:r>
-        <w:rPr>
-          <w:rFonts w:ascii="Arial Narrow" w:eastAsia="Arial Narrow" w:hAnsi="Arial Narrow" w:cs="Arial Narrow"/>
-          <w:kern w:val="0"/>
-          <w14:ligatures w14:val="none"/>
+          <ns2:ligatures ns2:val="none"/>
+        </w:rPr>
+      </w:pPr>
+      <w:r>
+        <w:rPr>
+          <w:rFonts w:ascii="Arial Narrow" w:eastAsia="Arial Narrow" w:hAnsi="Arial Narrow" w:cs="Arial Narrow"/>
+          <w:kern w:val="0"/>
+          <ns2:ligatures ns2:val="none"/>
         </w:rPr>
         <w:lastRenderedPageBreak/>
         <w:t xml:space="preserve">Presunta infracción al literal e) del artículo 47 de la Ley 29571, Código de Protección y Defensa del Consumidor, en tanto Santander Consumer Bank S.A. no habría cumplido con entregar al señor [APELLIDO] el contrato de la Tarjeta de Crédito 9221-****-****-3800.</w:t>
@@ -6877,7 +6877,7 @@
         <w:rPr>
           <w:rFonts w:ascii="Arial Narrow" w:eastAsia="Arial Narrow" w:hAnsi="Arial Narrow" w:cs="Arial Narrow"/>
           <w:kern w:val="0"/>
-          <w14:ligatures w14:val="none"/>
+          <ns2:ligatures ns2:val="none"/>
         </w:rPr>
         <w:t xml:space="preserve"/>
       </w:r>
@@ -6886,7 +6886,7 @@
         <w:rPr>
           <w:rFonts w:ascii="Arial Narrow" w:eastAsia="Arial Narrow" w:hAnsi="Arial Narrow" w:cs="Arial Narrow"/>
           <w:kern w:val="0"/>
-          <w14:ligatures w14:val="none"/>
+          <ns2:ligatures ns2:val="none"/>
         </w:rPr>
         <w:t/>
       </w:r>
@@ -6895,15 +6895,15 @@
         <w:rPr>
           <w:rFonts w:ascii="Arial Narrow" w:eastAsia="Arial Narrow" w:hAnsi="Arial Narrow" w:cs="Arial Narrow"/>
           <w:kern w:val="0"/>
-          <w14:ligatures w14:val="none"/>
-        </w:rPr>
-        <w:t xml:space="preserve"/>
-      </w:r>
-      <w:r>
-        <w:rPr>
-          <w:rFonts w:ascii="Arial Narrow" w:eastAsia="Arial Narrow" w:hAnsi="Arial Narrow" w:cs="Arial Narrow"/>
-          <w:kern w:val="0"/>
-          <w14:ligatures w14:val="none"/>
+          <ns2:ligatures ns2:val="none"/>
+        </w:rPr>
+        <w:t xml:space="preserve"/>
+      </w:r>
+      <w:r>
+        <w:rPr>
+          <w:rFonts w:ascii="Arial Narrow" w:eastAsia="Arial Narrow" w:hAnsi="Arial Narrow" w:cs="Arial Narrow"/>
+          <w:kern w:val="0"/>
+          <ns2:ligatures ns2:val="none"/>
         </w:rPr>
         <w:t xml:space="preserve"/>
       </w:r>
@@ -6912,7 +6912,7 @@
         <w:rPr>
           <w:rFonts w:ascii="Arial Narrow" w:eastAsia="Arial Narrow" w:hAnsi="Arial Narrow" w:cs="Arial Narrow"/>
           <w:kern w:val="0"/>
-          <w14:ligatures w14:val="none"/>
+          <ns2:ligatures ns2:val="none"/>
         </w:rPr>
         <w:t/>
       </w:r>
@@ -6921,30 +6921,30 @@
         <w:rPr>
           <w:rFonts w:ascii="Arial Narrow" w:eastAsia="Arial Narrow" w:hAnsi="Arial Narrow" w:cs="Arial Narrow"/>
           <w:kern w:val="0"/>
-          <w14:ligatures w14:val="none"/>
-        </w:rPr>
-        <w:t xml:space="preserve"/>
-      </w:r>
-      <w:r>
-        <w:rPr>
-          <w:rFonts w:ascii="Arial Narrow" w:eastAsia="Arial Narrow" w:hAnsi="Arial Narrow" w:cs="Arial Narrow"/>
-          <w:kern w:val="0"/>
-          <w14:ligatures w14:val="none"/>
+          <ns2:ligatures ns2:val="none"/>
+        </w:rPr>
+        <w:t xml:space="preserve"/>
+      </w:r>
+      <w:r>
+        <w:rPr>
+          <w:rFonts w:ascii="Arial Narrow" w:eastAsia="Arial Narrow" w:hAnsi="Arial Narrow" w:cs="Arial Narrow"/>
+          <w:kern w:val="0"/>
+          <ns2:ligatures ns2:val="none"/>
         </w:rPr>
         <w:t/>
       </w:r>
     </w:p>
-    <w:p>
+    <w:p ns2:paraId="27BE9CA8" ns2:textId="77777777">
       <w:pPr>
         <w:pStyle w:val="Prrafodelista"/>
         <w:rPr>
           <w:rFonts w:ascii="Arial Narrow" w:eastAsia="Arial Narrow" w:hAnsi="Arial Narrow" w:cs="Arial Narrow"/>
           <w:kern w:val="0"/>
-          <w14:ligatures w14:val="none"/>
-        </w:rPr>
-      </w:pPr>
-    </w:p>
-    <w:p>
+          <ns2:ligatures ns2:val="none"/>
+        </w:rPr>
+      </w:pPr>
+    </w:p>
+    <w:p ns2:paraId="6AFA849E" ns2:textId="4C48F7DB">
       <w:pPr>
         <w:pStyle w:val="Prrafodelista"/>
         <w:numPr>
@@ -6961,14 +6961,14 @@
         <w:rPr>
           <w:rFonts w:ascii="Arial Narrow" w:eastAsia="Arial Narrow" w:hAnsi="Arial Narrow" w:cs="Arial Narrow"/>
           <w:kern w:val="0"/>
-          <w14:ligatures w14:val="none"/>
-        </w:rPr>
-      </w:pPr>
-      <w:r>
-        <w:rPr>
-          <w:rFonts w:ascii="Arial Narrow" w:eastAsia="Arial Narrow" w:hAnsi="Arial Narrow" w:cs="Arial Narrow"/>
-          <w:kern w:val="0"/>
-          <w14:ligatures w14:val="none"/>
+          <ns2:ligatures ns2:val="none"/>
+        </w:rPr>
+      </w:pPr>
+      <w:r>
+        <w:rPr>
+          <w:rFonts w:ascii="Arial Narrow" w:eastAsia="Arial Narrow" w:hAnsi="Arial Narrow" w:cs="Arial Narrow"/>
+          <w:kern w:val="0"/>
+          <ns2:ligatures ns2:val="none"/>
         </w:rPr>
         <w:t xml:space="preserve">Presunta infracción al literal e) del artículo 47 de la Ley 29571, Código de Protección y Defensa del Consumidor, en tanto BNP Paribas Cardif S.A. Compañía de Seguros y Reaseguros no habría cumplido con entregar oportunamente al señor [APELLIDO] los documentos contractuales del Seguro de Desgravamen 7419210172.</w:t>
       </w:r>
@@ -7015,31 +7015,31 @@
         <w:rPr>
           <w:rFonts w:ascii="Arial Narrow" w:eastAsia="Arial Narrow" w:hAnsi="Arial Narrow" w:cs="Arial Narrow"/>
           <w:kern w:val="0"/>
-          <w14:ligatures w14:val="none"/>
-        </w:rPr>
-        <w:t xml:space="preserve"/>
-      </w:r>
-      <w:r>
-        <w:rPr>
-          <w:rFonts w:ascii="Arial Narrow" w:eastAsia="Arial Narrow" w:hAnsi="Arial Narrow" w:cs="Arial Narrow"/>
-          <w:kern w:val="0"/>
-          <w14:ligatures w14:val="none"/>
+          <ns2:ligatures ns2:val="none"/>
+        </w:rPr>
+        <w:t xml:space="preserve"/>
+      </w:r>
+      <w:r>
+        <w:rPr>
+          <w:rFonts w:ascii="Arial Narrow" w:eastAsia="Arial Narrow" w:hAnsi="Arial Narrow" w:cs="Arial Narrow"/>
+          <w:kern w:val="0"/>
+          <ns2:ligatures ns2:val="none"/>
         </w:rPr>
         <w:t/>
       </w:r>
     </w:p>
-    <w:p>
-      <w:pPr>
-        <w:spacing w:after="0" w:line="240" w:lineRule="auto"/>
-        <w:jc w:val="both"/>
-        <w:rPr>
-          <w:rFonts w:ascii="Arial Narrow" w:eastAsia="Arial Narrow" w:hAnsi="Arial Narrow" w:cs="Arial Narrow"/>
-          <w:kern w:val="0"/>
-          <w14:ligatures w14:val="none"/>
-        </w:rPr>
-      </w:pPr>
-    </w:p>
-    <w:p>
+    <w:p ns2:paraId="1DEB3481" ns2:textId="77777777">
+      <w:pPr>
+        <w:spacing w:after="0" w:line="240" w:lineRule="auto"/>
+        <w:jc w:val="both"/>
+        <w:rPr>
+          <w:rFonts w:ascii="Arial Narrow" w:eastAsia="Arial Narrow" w:hAnsi="Arial Narrow" w:cs="Arial Narrow"/>
+          <w:kern w:val="0"/>
+          <ns2:ligatures ns2:val="none"/>
+        </w:rPr>
+      </w:pPr>
+    </w:p>
+    <w:p ns2:paraId="634A0D61" ns2:textId="1EE8A2C0">
       <w:pPr>
         <w:spacing w:line="240" w:lineRule="auto"/>
         <w:contextualSpacing/>
@@ -7047,7 +7047,7 @@
         <w:rPr>
           <w:rFonts w:ascii="Arial Narrow" w:eastAsia="Calibri" w:hAnsi="Arial Narrow" w:cs="Arial"/>
           <w:kern w:val="0"/>
-          <w14:ligatures w14:val="none"/>
+          <ns2:ligatures ns2:val="none"/>
         </w:rPr>
       </w:pPr>
       <w:r>
@@ -7057,7 +7057,7 @@
           <w:color w:val="000000"/>
           <w:kern w:val="0"/>
           <w:lang w:eastAsia="es-PE"/>
-          <w14:ligatures w14:val="none"/>
+          <ns2:ligatures ns2:val="none"/>
         </w:rPr>
         <w:t>SEGUNDO:</w:t>
       </w:r>
@@ -7067,7 +7067,7 @@
           <w:color w:val="000000"/>
           <w:kern w:val="0"/>
           <w:lang w:eastAsia="es-PE"/>
-          <w14:ligatures w14:val="none"/>
+          <ns2:ligatures ns2:val="none"/>
         </w:rPr>
         <w:t xml:space="preserve"> tener por ofrecidos los medios probatorios presentados</w:t>
       </w:r>
@@ -7077,7 +7077,7 @@
           <w:color w:val="000000"/>
           <w:kern w:val="0"/>
           <w:lang w:eastAsia="es-PE"/>
-          <w14:ligatures w14:val="none"/>
+          <ns2:ligatures ns2:val="none"/>
         </w:rPr>
         <w:t xml:space="preserve"> en el escrito de </w:t>
       </w:r>
@@ -7087,7 +7087,7 @@
           <w:color w:val="000000"/>
           <w:kern w:val="0"/>
           <w:lang w:eastAsia="es-PE"/>
-          <w14:ligatures w14:val="none"/>
+          <ns2:ligatures ns2:val="none"/>
         </w:rPr>
         <w:t xml:space="preserve">denuncia </w:t>
       </w:r>
@@ -7097,7 +7097,7 @@
           <w:color w:val="000000"/>
           <w:kern w:val="0"/>
           <w:lang w:val="es-ES" w:eastAsia="es-ES"/>
-          <w14:ligatures w14:val="none"/>
+          <ns2:ligatures ns2:val="none"/>
         </w:rPr>
         <w:t xml:space="preserve">del </w:t>
       </w:r>
@@ -7107,7 +7107,7 @@
           <w:color w:val="000000"/>
           <w:kern w:val="0"/>
           <w:lang w:val="es-ES" w:eastAsia="es-ES"/>
-          <w14:ligatures w14:val="none"/>
+          <ns2:ligatures ns2:val="none"/>
         </w:rPr>
         <w:t>3 de febrero de 2025, complementado con el escrito del 5 de setiembre de 2025 y subsanado mediante el escrito del 21 de enero de 2026</w:t>
       </w:r>
@@ -7115,12 +7115,12 @@
         <w:rPr>
           <w:rFonts w:ascii="Arial Narrow" w:eastAsia="Calibri" w:hAnsi="Arial Narrow" w:cs="Arial"/>
           <w:kern w:val="0"/>
-          <w14:ligatures w14:val="none"/>
+          <ns2:ligatures ns2:val="none"/>
         </w:rPr>
         <w:t>.</w:t>
       </w:r>
     </w:p>
-    <w:p>
+    <w:p ns2:paraId="2AF03E3F" ns2:textId="77777777">
       <w:pPr>
         <w:spacing w:line="240" w:lineRule="auto"/>
         <w:contextualSpacing/>
@@ -7130,20 +7130,20 @@
           <w:color w:val="000000"/>
           <w:kern w:val="0"/>
           <w:lang w:eastAsia="es-PE"/>
-          <w14:ligatures w14:val="none"/>
-        </w:rPr>
-      </w:pPr>
-    </w:p>
-    <w:p>
-      <w:pPr>
-        <w:spacing w:after="0" w:line="240" w:lineRule="auto"/>
-        <w:jc w:val="both"/>
-        <w:rPr>
-          <w:rFonts w:ascii="Arial Narrow" w:eastAsia="Arial Narrow" w:hAnsi="Arial Narrow" w:cs="Arial Narrow"/>
-          <w:color w:val="000000"/>
-          <w:kern w:val="0"/>
-          <w:lang w:eastAsia="es-PE"/>
-          <w14:ligatures w14:val="none"/>
+          <ns2:ligatures ns2:val="none"/>
+        </w:rPr>
+      </w:pPr>
+    </w:p>
+    <w:p ns2:paraId="5D90C1F7" ns2:textId="4CC1DC2A">
+      <w:pPr>
+        <w:spacing w:after="0" w:line="240" w:lineRule="auto"/>
+        <w:jc w:val="both"/>
+        <w:rPr>
+          <w:rFonts w:ascii="Arial Narrow" w:eastAsia="Arial Narrow" w:hAnsi="Arial Narrow" w:cs="Arial Narrow"/>
+          <w:color w:val="000000"/>
+          <w:kern w:val="0"/>
+          <w:lang w:eastAsia="es-PE"/>
+          <ns2:ligatures ns2:val="none"/>
         </w:rPr>
       </w:pPr>
       <w:r>
@@ -7153,7 +7153,7 @@
           <w:color w:val="000000"/>
           <w:kern w:val="0"/>
           <w:lang w:eastAsia="es-PE"/>
-          <w14:ligatures w14:val="none"/>
+          <ns2:ligatures ns2:val="none"/>
         </w:rPr>
         <w:t xml:space="preserve">TERCERO: </w:t>
       </w:r>
@@ -7163,7 +7163,7 @@
           <w:color w:val="000000"/>
           <w:kern w:val="0"/>
           <w:lang w:eastAsia="es-PE"/>
-          <w14:ligatures w14:val="none"/>
+          <ns2:ligatures ns2:val="none"/>
         </w:rPr>
         <w:t xml:space="preserve">requerir a </w:t>
       </w:r>
@@ -7270,7 +7270,7 @@
           <w:color w:val="000000"/>
           <w:kern w:val="0"/>
           <w:lang w:eastAsia="es-PE"/>
-          <w14:ligatures w14:val="none"/>
+          <ns2:ligatures ns2:val="none"/>
         </w:rPr>
         <w:t xml:space="preserve"> </w:t>
       </w:r>
@@ -7280,7 +7280,7 @@
           <w:color w:val="000000"/>
           <w:kern w:val="0"/>
           <w:lang w:eastAsia="es-PE"/>
-          <w14:ligatures w14:val="none"/>
+          <ns2:ligatures ns2:val="none"/>
         </w:rPr>
         <w:t>que cumpla</w:t>
       </w:r>
@@ -7290,7 +7290,7 @@
           <w:color w:val="000000"/>
           <w:kern w:val="0"/>
           <w:lang w:eastAsia="es-PE"/>
-          <w14:ligatures w14:val="none"/>
+          <ns2:ligatures ns2:val="none"/>
         </w:rPr>
         <w:t>n</w:t>
       </w:r>
@@ -7300,12 +7300,12 @@
           <w:color w:val="000000"/>
           <w:kern w:val="0"/>
           <w:lang w:eastAsia="es-PE"/>
-          <w14:ligatures w14:val="none"/>
+          <ns2:ligatures ns2:val="none"/>
         </w:rPr>
         <w:t xml:space="preserve"> con lo siguiente:</w:t>
       </w:r>
     </w:p>
-    <w:p>
+    <w:p ns2:paraId="156DFAB9" ns2:textId="77777777">
       <w:pPr>
         <w:spacing w:after="0" w:line="240" w:lineRule="auto"/>
         <w:jc w:val="both"/>
@@ -7314,11 +7314,11 @@
           <w:color w:val="000000"/>
           <w:kern w:val="0"/>
           <w:lang w:eastAsia="es-PE"/>
-          <w14:ligatures w14:val="none"/>
-        </w:rPr>
-      </w:pPr>
-    </w:p>
-    <w:p>
+          <ns2:ligatures ns2:val="none"/>
+        </w:rPr>
+      </w:pPr>
+    </w:p>
+    <w:p ns2:paraId="37384474" ns2:textId="77777777">
       <w:pPr>
         <w:numPr>
           <w:ilvl w:val="0"/>
@@ -7332,21 +7332,21 @@
           <w:color w:val="000000"/>
           <w:kern w:val="0"/>
           <w:lang w:eastAsia="es-PE"/>
-          <w14:ligatures w14:val="none"/>
-        </w:rPr>
-      </w:pPr>
-      <w:r>
-        <w:rPr>
-          <w:rFonts w:ascii="Arial Narrow" w:eastAsia="Arial Narrow" w:hAnsi="Arial Narrow" w:cs="Arial Narrow"/>
-          <w:color w:val="000000"/>
-          <w:kern w:val="0"/>
-          <w:lang w:eastAsia="es-PE"/>
-          <w14:ligatures w14:val="none"/>
+          <ns2:ligatures ns2:val="none"/>
+        </w:rPr>
+      </w:pPr>
+      <w:r>
+        <w:rPr>
+          <w:rFonts w:ascii="Arial Narrow" w:eastAsia="Arial Narrow" w:hAnsi="Arial Narrow" w:cs="Arial Narrow"/>
+          <w:color w:val="000000"/>
+          <w:kern w:val="0"/>
+          <w:lang w:eastAsia="es-PE"/>
+          <ns2:ligatures ns2:val="none"/>
         </w:rPr>
         <w:t>presentar documentos que acrediten su inscripción en los Registros Públicos o una declaración jurada que indique que cuenta con dicha inscripción;</w:t>
       </w:r>
     </w:p>
-    <w:p>
+    <w:p ns2:paraId="04A6E74B" ns2:textId="77777777">
       <w:pPr>
         <w:numPr>
           <w:ilvl w:val="0"/>
@@ -7360,21 +7360,21 @@
           <w:color w:val="000000"/>
           <w:kern w:val="0"/>
           <w:lang w:eastAsia="es-PE"/>
-          <w14:ligatures w14:val="none"/>
-        </w:rPr>
-      </w:pPr>
-      <w:r>
-        <w:rPr>
-          <w:rFonts w:ascii="Arial Narrow" w:eastAsia="Arial Narrow" w:hAnsi="Arial Narrow" w:cs="Arial Narrow"/>
-          <w:color w:val="000000"/>
-          <w:kern w:val="0"/>
-          <w:lang w:eastAsia="es-PE"/>
-          <w14:ligatures w14:val="none"/>
+          <ns2:ligatures ns2:val="none"/>
+        </w:rPr>
+      </w:pPr>
+      <w:r>
+        <w:rPr>
+          <w:rFonts w:ascii="Arial Narrow" w:eastAsia="Arial Narrow" w:hAnsi="Arial Narrow" w:cs="Arial Narrow"/>
+          <w:color w:val="000000"/>
+          <w:kern w:val="0"/>
+          <w:lang w:eastAsia="es-PE"/>
+          <ns2:ligatures ns2:val="none"/>
         </w:rPr>
         <w:t>presentar copia simple de las facultades de representación de su representante legal en el presente procedimiento o la declaración jurada que indique que cuenta con dichas facultades y que estas se encuentran vigentes;</w:t>
       </w:r>
     </w:p>
-    <w:p>
+    <w:p ns2:paraId="1203D0DC" ns2:textId="77777777">
       <w:pPr>
         <w:numPr>
           <w:ilvl w:val="0"/>
@@ -7388,21 +7388,21 @@
           <w:color w:val="000000"/>
           <w:kern w:val="0"/>
           <w:lang w:eastAsia="es-PE"/>
-          <w14:ligatures w14:val="none"/>
-        </w:rPr>
-      </w:pPr>
-      <w:r>
-        <w:rPr>
-          <w:rFonts w:ascii="Arial Narrow" w:eastAsia="Arial Narrow" w:hAnsi="Arial Narrow" w:cs="Arial Narrow"/>
-          <w:color w:val="000000"/>
-          <w:kern w:val="0"/>
-          <w:lang w:eastAsia="es-PE"/>
-          <w14:ligatures w14:val="none"/>
+          <ns2:ligatures ns2:val="none"/>
+        </w:rPr>
+      </w:pPr>
+      <w:r>
+        <w:rPr>
+          <w:rFonts w:ascii="Arial Narrow" w:eastAsia="Arial Narrow" w:hAnsi="Arial Narrow" w:cs="Arial Narrow"/>
+          <w:color w:val="000000"/>
+          <w:kern w:val="0"/>
+          <w:lang w:eastAsia="es-PE"/>
+          <ns2:ligatures ns2:val="none"/>
         </w:rPr>
         <w:t>consignar el Número de Registro Único de Contribuyentes (RUC); y,</w:t>
       </w:r>
     </w:p>
-    <w:p>
+    <w:p ns2:paraId="37704CA2" ns2:textId="77777777">
       <w:pPr>
         <w:numPr>
           <w:ilvl w:val="0"/>
@@ -7414,16 +7414,16 @@
         <w:rPr>
           <w:rFonts w:ascii="Arial Narrow" w:eastAsia="Calibri" w:hAnsi="Arial Narrow" w:cs="Arial"/>
           <w:kern w:val="0"/>
-          <w14:ligatures w14:val="none"/>
-        </w:rPr>
-      </w:pPr>
-      <w:r>
-        <w:rPr>
-          <w:rFonts w:ascii="Arial Narrow" w:eastAsia="Arial Narrow" w:hAnsi="Arial Narrow" w:cs="Arial Narrow"/>
-          <w:color w:val="000000"/>
-          <w:kern w:val="0"/>
-          <w:lang w:eastAsia="es-PE"/>
-          <w14:ligatures w14:val="none"/>
+          <ns2:ligatures ns2:val="none"/>
+        </w:rPr>
+      </w:pPr>
+      <w:r>
+        <w:rPr>
+          <w:rFonts w:ascii="Arial Narrow" w:eastAsia="Arial Narrow" w:hAnsi="Arial Narrow" w:cs="Arial Narrow"/>
+          <w:color w:val="000000"/>
+          <w:kern w:val="0"/>
+          <w:lang w:eastAsia="es-PE"/>
+          <ns2:ligatures ns2:val="none"/>
         </w:rPr>
         <w:t>fijar domicilio procesal para el procedimiento, de conformidad con el numeral 1 del artículo 442</w:t>
       </w:r>
@@ -7433,7 +7433,7 @@
           <w:color w:val="000000"/>
           <w:kern w:val="0"/>
           <w:lang w:eastAsia="es-PE"/>
-          <w14:ligatures w14:val="none"/>
+          <ns2:ligatures ns2:val="none"/>
         </w:rPr>
         <w:t/>
       </w:r>
@@ -7443,7 +7443,7 @@
           <w:color w:val="000000"/>
           <w:kern w:val="0"/>
           <w:lang w:eastAsia="es-PE"/>
-          <w14:ligatures w14:val="none"/>
+          <ns2:ligatures ns2:val="none"/>
         </w:rPr>
         <w:t xml:space="preserve"> del Código Procesal Civil. </w:t>
       </w:r>
@@ -7451,7 +7451,7 @@
         <w:rPr>
           <w:rFonts w:ascii="Arial Narrow" w:eastAsia="Calibri" w:hAnsi="Arial Narrow" w:cs="Arial"/>
           <w:kern w:val="0"/>
-          <w14:ligatures w14:val="none"/>
+          <ns2:ligatures ns2:val="none"/>
         </w:rPr>
         <w:t>Para ello podrá señalar domicilio físico o una dirección electrónica a la que pueda remitirse las notificaciones</w:t>
       </w:r>
@@ -7460,12 +7460,12 @@
           <w:rFonts w:ascii="Arial Narrow" w:eastAsia="Arial" w:hAnsi="Arial Narrow" w:cs="Arial"/>
           <w:kern w:val="0"/>
           <w:lang w:val="es"/>
-          <w14:ligatures w14:val="none"/>
+          <ns2:ligatures ns2:val="none"/>
         </w:rPr>
         <w:t>;</w:t>
       </w:r>
     </w:p>
-    <w:p>
+    <w:p ns2:paraId="6A38ABFB" ns2:textId="77777777">
       <w:pPr>
         <w:numPr>
           <w:ilvl w:val="0"/>
@@ -7477,14 +7477,14 @@
         <w:rPr>
           <w:rFonts w:ascii="Arial Narrow" w:eastAsia="Calibri" w:hAnsi="Arial Narrow" w:cs="Arial"/>
           <w:kern w:val="0"/>
-          <w14:ligatures w14:val="none"/>
+          <ns2:ligatures ns2:val="none"/>
         </w:rPr>
       </w:pPr>
       <w:r>
         <w:rPr>
           <w:rFonts w:ascii="Arial Narrow" w:eastAsia="Calibri" w:hAnsi="Arial Narrow" w:cs="Arial"/>
           <w:kern w:val="0"/>
-          <w14:ligatures w14:val="none"/>
+          <ns2:ligatures ns2:val="none"/>
         </w:rPr>
         <w:t>en caso califique como micro empresa o pequeña empresa, presentar los documentos que acrediten su volumen de ventas o ingresos brutos percibidos el año anterior relativo a todas sus actividades económicas y el número de trabajadores con el que cuenta</w:t>
       </w:r>
@@ -7494,7 +7494,7 @@
           <w:rFonts w:ascii="Arial Narrow" w:eastAsia="Calibri" w:hAnsi="Arial Narrow" w:cs="Arial"/>
           <w:kern w:val="0"/>
           <w:vertAlign w:val="superscript"/>
-          <w14:ligatures w14:val="none"/>
+          <ns2:ligatures ns2:val="none"/>
         </w:rPr>
         <w:footnoteReference w:id="9"/>
       </w:r>
@@ -7502,7 +7502,7 @@
         <w:rPr>
           <w:rFonts w:ascii="Arial Narrow" w:eastAsia="Calibri" w:hAnsi="Arial Narrow" w:cs="Arial"/>
           <w:kern w:val="0"/>
-          <w14:ligatures w14:val="none"/>
+          <ns2:ligatures ns2:val="none"/>
         </w:rPr>
         <w:t>. Ello, a fin de que la Comisión pueda meritar dicha documentación, conforme lo establece el artículo 110</w:t>
       </w:r>
@@ -7512,7 +7512,7 @@
           <w:color w:val="000000"/>
           <w:kern w:val="0"/>
           <w:lang w:eastAsia="es-PE"/>
-          <w14:ligatures w14:val="none"/>
+          <ns2:ligatures ns2:val="none"/>
         </w:rPr>
         <w:t/>
       </w:r>
@@ -7520,7 +7520,7 @@
         <w:rPr>
           <w:rFonts w:ascii="Arial Narrow" w:eastAsia="Calibri" w:hAnsi="Arial Narrow" w:cs="Arial"/>
           <w:kern w:val="0"/>
-          <w14:ligatures w14:val="none"/>
+          <ns2:ligatures ns2:val="none"/>
         </w:rPr>
         <w:t xml:space="preserve"> del </w:t>
       </w:r>
@@ -7529,7 +7529,7 @@
           <w:rFonts w:ascii="Arial Narrow" w:eastAsia="Calibri" w:hAnsi="Arial Narrow" w:cs="Arial"/>
           <w:spacing w:val="-2"/>
           <w:kern w:val="0"/>
-          <w14:ligatures w14:val="none"/>
+          <ns2:ligatures ns2:val="none"/>
         </w:rPr>
         <w:t>Código</w:t>
       </w:r>
@@ -7540,7 +7540,7 @@
           <w:spacing w:val="-2"/>
           <w:kern w:val="0"/>
           <w:vertAlign w:val="superscript"/>
-          <w14:ligatures w14:val="none"/>
+          <ns2:ligatures ns2:val="none"/>
         </w:rPr>
         <w:footnoteReference w:id="10"/>
       </w:r>
@@ -7549,35 +7549,79 @@
           <w:rFonts w:ascii="Arial Narrow" w:eastAsia="Calibri" w:hAnsi="Arial Narrow" w:cs="Arial"/>
           <w:spacing w:val="-2"/>
           <w:kern w:val="0"/>
-          <w14:ligatures w14:val="none"/>
+          <ns2:ligatures ns2:val="none"/>
         </w:rPr>
         <w:t>.</w:t>
       </w:r>
     </w:p>
+    <w:p ns2:paraId="1B2AA0D1" ns2:textId="77777777">
+      <w:pPr>
+        <w:spacing w:after="0" w:line="240" w:lineRule="auto"/>
+        <w:ind w:left="567"/>
+        <w:jc w:val="both"/>
+        <w:rPr>
+          <w:rFonts w:ascii="Arial Narrow" w:eastAsia="Arial Narrow" w:hAnsi="Arial Narrow" w:cs="Arial Narrow"/>
+          <w:color w:val="000000"/>
+          <w:kern w:val="0"/>
+          <w:lang w:eastAsia="es-PE"/>
+          <ns2:ligatures ns2:val="none"/>
+        </w:rPr>
+      </w:pPr>
+    </w:p>
     <w:p>
       <w:pPr>
         <w:spacing w:after="0" w:line="240" w:lineRule="auto"/>
-        <w:ind w:left="567"/>
-        <w:jc w:val="both"/>
-        <w:rPr>
-          <w:rFonts w:ascii="Arial Narrow" w:eastAsia="Arial Narrow" w:hAnsi="Arial Narrow" w:cs="Arial Narrow"/>
-          <w:color w:val="000000"/>
-          <w:kern w:val="0"/>
-          <w:lang w:eastAsia="es-PE"/>
-          <w14:ligatures w14:val="none"/>
-        </w:rPr>
-      </w:pPr>
-    </w:p>
-    <w:p>
-      <w:pPr>
-        <w:spacing w:after="0" w:line="240" w:lineRule="auto"/>
-        <w:jc w:val="both"/>
-        <w:rPr>
-          <w:rFonts w:ascii="Arial Narrow" w:eastAsia="Arial Narrow" w:hAnsi="Arial Narrow" w:cs="Arial Narrow"/>
-          <w:color w:val="000000"/>
-          <w:kern w:val="0"/>
-          <w:lang w:eastAsia="es-PE"/>
-          <w14:ligatures w14:val="none"/>
+        <w:jc w:val="both"/>
+        <w:rPr>
+          <w:rFonts w:ascii="Arial Narrow" w:eastAsia="Arial Narrow" w:hAnsi="Arial Narrow" w:cs="Arial Narrow"/>
+          <w:color w:val="000000"/>
+          <w:kern w:val="0"/>
+          <w:lang w:eastAsia="es-PE"/>
+          <ns2:ligatures ns2:val="none"/>
+        </w:rPr>
+      </w:pPr>
+      <w:r>
+        <w:rPr>
+          <w:rFonts w:ascii="Arial Narrow" w:hAnsi="Arial Narrow" w:cs="Arial Narrow"/>
+          <w:b w:val="1"/>
+          <w:bCs w:val="1"/>
+          <w:sz w:val="20"/>
+          <w:szCs w:val="20"/>
+        </w:rPr>
+        <w:t xml:space="preserve">CUARTO: </w:t>
+      </w:r>
+      <w:r>
+        <w:rPr>
+          <w:rFonts w:ascii="Arial Narrow" w:hAnsi="Arial Narrow" w:cs="Arial Narrow"/>
+          <w:sz w:val="20"/>
+          <w:szCs w:val="20"/>
+        </w:rPr>
+        <w:t xml:space="preserve">correr traslado de la presente resolución a Santander Consumer Bank S.A. y a BNP Paribas Cardif S.A. Compañía de Seguros y Reaseguros para que, de conformidad con lo dispuesto por el artículo 26° de la Ley sobre Facultades, Normas y Organización del Indecopi, aprobado por Decreto Legislativo N° 8079, presente sus descargos sobre la imputación de cargos realizada en un plazo no mayor a cinco (5) días hábiles contado a partir del día siguiente de la notificación de la presente resolución, vencido el cual, el Secretario Técnico declarará en rebeldía a los denunciados que no lo hubieran presentado. Debe precisarse que de conformidad con lo establecido por el artículo 223° del Texto Único Ordenado de la Ley N° 27444, Ley del Procedimiento Administrativo General, las alegaciones y los hechos relevantes de la reclamación, salvo que hayan sido específicamente negadas en la contestación, se tendrán por aceptadas o meritadas como ciertas.</w:t>
+      </w:r>
+    </w:p>
+    <w:p ns2:paraId="2F1C55D7" ns2:textId="77777777">
+      <w:pPr>
+        <w:spacing w:after="0" w:line="240" w:lineRule="auto"/>
+        <w:jc w:val="both"/>
+        <w:rPr>
+          <w:rFonts w:ascii="Arial Narrow" w:eastAsia="Arial Narrow" w:hAnsi="Arial Narrow" w:cs="Arial Narrow"/>
+          <w:color w:val="000000"/>
+          <w:kern w:val="0"/>
+          <w:lang w:eastAsia="es-PE"/>
+          <ns2:ligatures ns2:val="none"/>
+        </w:rPr>
+      </w:pPr>
+    </w:p>
+    <w:p ns2:paraId="6D15F6EA" ns2:textId="6B1CFD0F">
+      <w:pPr>
+        <w:spacing w:after="0" w:line="240" w:lineRule="auto"/>
+        <w:jc w:val="both"/>
+        <w:rPr>
+          <w:rFonts w:ascii="Arial Narrow" w:eastAsia="Times New Roman" w:hAnsi="Arial Narrow" w:cs="Arial"/>
+          <w:color w:val="000000"/>
+          <w:kern w:val="0"/>
+          <w:lang w:val="es-ES" w:eastAsia="es-ES"/>
+          <ns2:ligatures ns2:val="none"/>
         </w:rPr>
       </w:pPr>
       <w:r>
@@ -7587,232 +7631,7 @@
           <w:color w:val="000000"/>
           <w:kern w:val="0"/>
           <w:lang w:eastAsia="es-PE"/>
-          <w14:ligatures w14:val="none"/>
-        </w:rPr>
-        <w:t xml:space="preserve">CUARTO: </w:t>
-      </w:r>
-      <w:r>
-        <w:rPr>
-          <w:rFonts w:ascii="Arial Narrow" w:eastAsia="Arial Narrow" w:hAnsi="Arial Narrow" w:cs="Arial Narrow"/>
-          <w:color w:val="000000"/>
-          <w:kern w:val="0"/>
-          <w:lang w:eastAsia="es-PE"/>
-          <w14:ligatures w14:val="none"/>
-        </w:rPr>
-        <w:t xml:space="preserve">correr traslado de la denuncia interpuesta </w:t>
-      </w:r>
-      <w:r>
-        <w:rPr>
-          <w:rFonts w:ascii="Arial Narrow" w:eastAsia="Times New Roman" w:hAnsi="Arial Narrow" w:cs="Arial"/>
-          <w:color w:val="000000"/>
-          <w:kern w:val="0"/>
-          <w:lang w:val="es-ES" w:eastAsia="es-ES"/>
-          <w14:ligatures w14:val="none"/>
-        </w:rPr>
-        <w:t xml:space="preserve">el </w:t>
-      </w:r>
-      <w:r>
-        <w:rPr>
-          <w:rFonts w:ascii="Arial Narrow" w:eastAsia="Times New Roman" w:hAnsi="Arial Narrow" w:cs="Arial"/>
-          <w:color w:val="000000"/>
-          <w:kern w:val="0"/>
-          <w:lang w:val="es-ES" w:eastAsia="es-ES"/>
-          <w14:ligatures w14:val="none"/>
-        </w:rPr>
-        <w:t>3 de febrero de 2025, complementado con el escrito del 5 de setiembre de 2025 y subsanado mediante el escrito del 21 de enero de 2026</w:t>
-      </w:r>
-      <w:r>
-        <w:rPr>
-          <w:rFonts w:ascii="Arial Narrow" w:eastAsia="Calibri" w:hAnsi="Arial Narrow" w:cs="Arial"/>
-          <w:kern w:val="0"/>
-          <w14:ligatures w14:val="none"/>
-        </w:rPr>
-        <w:t xml:space="preserve">, </w:t>
-      </w:r>
-      <w:r>
-        <w:rPr>
-          <w:rFonts w:ascii="Arial Narrow" w:eastAsia="Arial Narrow" w:hAnsi="Arial Narrow" w:cs="Arial Narrow"/>
-          <w:color w:val="000000"/>
-          <w:kern w:val="0"/>
-          <w:lang w:eastAsia="es-PE"/>
-          <w14:ligatures w14:val="none"/>
-        </w:rPr>
-        <w:t>a</w:t>
-      </w:r>
-      <w:r>
-        <w:rPr>
-          <w:rFonts w:ascii="Arial Narrow" w:eastAsia="Times New Roman" w:hAnsi="Arial Narrow" w:cs="Times New Roman"/>
-          <w:color w:val="000000"/>
-          <w:kern w:val="0"/>
-          <w:shd w:val="clear" w:color="auto" w:fill="FFFFFF"/>
-          <w:lang w:eastAsia="es-PE"/>
-          <w14:ligatures w14:val="none"/>
-        </w:rPr>
-        <w:t xml:space="preserve"> </w:t>
-      </w:r>
-      <w:r>
-        <w:rPr>
-          <w:rFonts w:ascii="Arial Narrow" w:eastAsia="Arial Narrow" w:hAnsi="Arial Narrow" w:cs="Arial Narrow"/>
-          <w:bCs/>
-        </w:rPr>
-        <w:t xml:space="preserve">Santander </w:t>
-      </w:r>
-      <w:proofErr w:type="spellStart"/>
-      <w:r>
-        <w:rPr>
-          <w:rFonts w:ascii="Arial Narrow" w:eastAsia="Arial Narrow" w:hAnsi="Arial Narrow" w:cs="Arial Narrow"/>
-          <w:bCs/>
-        </w:rPr>
-        <w:t>Consumer</w:t>
-      </w:r>
-      <w:proofErr w:type="spellEnd"/>
-      <w:r>
-        <w:rPr>
-          <w:rFonts w:ascii="Arial Narrow" w:eastAsia="Arial Narrow" w:hAnsi="Arial Narrow" w:cs="Arial Narrow"/>
-          <w:bCs/>
-        </w:rPr>
-        <w:t xml:space="preserve"> Bank S.A. y </w:t>
-      </w:r>
-      <w:r>
-        <w:rPr>
-          <w:rFonts w:ascii="Arial Narrow" w:eastAsia="Arial Narrow" w:hAnsi="Arial Narrow" w:cs="Arial Narrow"/>
-          <w:bCs/>
-        </w:rPr>
-        <w:t xml:space="preserve">a </w:t>
-      </w:r>
-      <w:r>
-        <w:rPr>
-          <w:rFonts w:ascii="Arial Narrow" w:eastAsia="Arial Narrow" w:hAnsi="Arial Narrow" w:cs="Arial Narrow"/>
-          <w:bCs/>
-        </w:rPr>
-        <w:t xml:space="preserve">BNP </w:t>
-      </w:r>
-      <w:proofErr w:type="spellStart"/>
-      <w:r>
-        <w:rPr>
-          <w:rFonts w:ascii="Arial Narrow" w:eastAsia="Arial Narrow" w:hAnsi="Arial Narrow" w:cs="Arial Narrow"/>
-          <w:bCs/>
-        </w:rPr>
-        <w:t>Paribas</w:t>
-      </w:r>
-      <w:proofErr w:type="spellEnd"/>
-      <w:r>
-        <w:rPr>
-          <w:rFonts w:ascii="Arial Narrow" w:eastAsia="Arial Narrow" w:hAnsi="Arial Narrow" w:cs="Arial Narrow"/>
-          <w:bCs/>
-        </w:rPr>
-        <w:t xml:space="preserve"> </w:t>
-      </w:r>
-      <w:proofErr w:type="spellStart"/>
-      <w:r>
-        <w:rPr>
-          <w:rFonts w:ascii="Arial Narrow" w:eastAsia="Arial Narrow" w:hAnsi="Arial Narrow" w:cs="Arial Narrow"/>
-          <w:bCs/>
-        </w:rPr>
-        <w:t>Cardif</w:t>
-      </w:r>
-      <w:proofErr w:type="spellEnd"/>
-      <w:r>
-        <w:rPr>
-          <w:rFonts w:ascii="Arial Narrow" w:eastAsia="Arial Narrow" w:hAnsi="Arial Narrow" w:cs="Arial Narrow"/>
-          <w:bCs/>
-        </w:rPr>
-        <w:t xml:space="preserve"> S.A. Compañía de Seguros y Reaseguros</w:t>
-      </w:r>
-      <w:r>
-        <w:rPr>
-          <w:rFonts w:ascii="Arial Narrow" w:eastAsia="Arial Narrow" w:hAnsi="Arial Narrow" w:cs="Arial Narrow"/>
-          <w:color w:val="000000"/>
-          <w:kern w:val="0"/>
-          <w:lang w:eastAsia="es-PE"/>
-          <w14:ligatures w14:val="none"/>
-        </w:rPr>
-        <w:t>, pa</w:t>
-      </w:r>
-      <w:r>
-        <w:rPr>
-          <w:rFonts w:ascii="Arial Narrow" w:eastAsia="Arial Narrow" w:hAnsi="Arial Narrow" w:cs="Arial Narrow"/>
-          <w:color w:val="000000"/>
-          <w:kern w:val="0"/>
-          <w:lang w:eastAsia="es-PE"/>
-          <w14:ligatures w14:val="none"/>
-        </w:rPr>
-        <w:t>ra que, de conformidad con lo dispuesto por el artículo 26</w:t>
-      </w:r>
-      <w:r>
-        <w:rPr>
-          <w:rFonts w:ascii="Arial Narrow" w:eastAsia="Times New Roman" w:hAnsi="Arial Narrow" w:cs="Segoe UI"/>
-          <w:color w:val="000000"/>
-          <w:kern w:val="0"/>
-          <w:lang w:eastAsia="es-PE"/>
-          <w14:ligatures w14:val="none"/>
-        </w:rPr>
-        <w:t/>
-      </w:r>
-      <w:r>
-        <w:rPr>
-          <w:rFonts w:ascii="Arial Narrow" w:eastAsia="Arial Narrow" w:hAnsi="Arial Narrow" w:cs="Arial Narrow"/>
-          <w:color w:val="000000"/>
-          <w:kern w:val="0"/>
-          <w:lang w:eastAsia="es-PE"/>
-          <w14:ligatures w14:val="none"/>
-        </w:rPr>
-        <w:t xml:space="preserve"> de la Ley sobre Facultades, Normas y Organización del Indecopi, aprobada por Decreto Legislativo 807, </w:t>
-      </w:r>
-      <w:r>
-        <w:rPr>
-          <w:rFonts w:ascii="Arial Narrow" w:eastAsia="Arial Narrow" w:hAnsi="Arial Narrow" w:cs="Arial Narrow"/>
-          <w:color w:val="000000"/>
-          <w:kern w:val="0"/>
-          <w:lang w:eastAsia="es-PE"/>
-          <w14:ligatures w14:val="none"/>
-        </w:rPr>
-        <w:t>presenten</w:t>
-      </w:r>
-      <w:r>
-        <w:rPr>
-          <w:rFonts w:ascii="Arial Narrow" w:eastAsia="Arial Narrow" w:hAnsi="Arial Narrow" w:cs="Arial Narrow"/>
-          <w:color w:val="000000"/>
-          <w:kern w:val="0"/>
-          <w:lang w:eastAsia="es-PE"/>
-          <w14:ligatures w14:val="none"/>
-        </w:rPr>
-        <w:t xml:space="preserve"> sus descargos en un plazo no mayor de cinco (5) días hábiles contados desde la notificación. </w:t>
-      </w:r>
-    </w:p>
-    <w:p>
-      <w:pPr>
-        <w:spacing w:after="0" w:line="240" w:lineRule="auto"/>
-        <w:jc w:val="both"/>
-        <w:rPr>
-          <w:rFonts w:ascii="Arial Narrow" w:eastAsia="Arial Narrow" w:hAnsi="Arial Narrow" w:cs="Arial Narrow"/>
-          <w:color w:val="000000"/>
-          <w:kern w:val="0"/>
-          <w:lang w:eastAsia="es-PE"/>
-          <w14:ligatures w14:val="none"/>
-        </w:rPr>
-      </w:pPr>
-    </w:p>
-    <w:p>
-      <w:pPr>
-        <w:spacing w:after="0" w:line="240" w:lineRule="auto"/>
-        <w:jc w:val="both"/>
-        <w:rPr>
-          <w:rFonts w:ascii="Arial Narrow" w:eastAsia="Times New Roman" w:hAnsi="Arial Narrow" w:cs="Arial"/>
-          <w:color w:val="000000"/>
-          <w:kern w:val="0"/>
-          <w:lang w:val="es-ES" w:eastAsia="es-ES"/>
-          <w14:ligatures w14:val="none"/>
-        </w:rPr>
-      </w:pPr>
-      <w:r>
-        <w:rPr>
-          <w:rFonts w:ascii="Arial Narrow" w:eastAsia="Arial Narrow" w:hAnsi="Arial Narrow" w:cs="Arial Narrow"/>
-          <w:b/>
-          <w:color w:val="000000"/>
-          <w:kern w:val="0"/>
-          <w:lang w:eastAsia="es-PE"/>
-          <w14:ligatures w14:val="none"/>
+          <ns2:ligatures ns2:val="none"/>
         </w:rPr>
         <w:lastRenderedPageBreak/>
         <w:t xml:space="preserve">QUINTO: </w:t>
@@ -7824,7 +7643,7 @@
           <w:color w:val="000000"/>
           <w:kern w:val="0"/>
           <w:lang w:eastAsia="es-ES"/>
-          <w14:ligatures w14:val="none"/>
+          <ns2:ligatures ns2:val="none"/>
         </w:rPr>
         <w:t xml:space="preserve">requerir </w:t>
       </w:r>
@@ -7834,7 +7653,7 @@
           <w:color w:val="000000"/>
           <w:kern w:val="0"/>
           <w:lang w:val="es-ES" w:eastAsia="es-ES"/>
-          <w14:ligatures w14:val="none"/>
+          <ns2:ligatures ns2:val="none"/>
         </w:rPr>
         <w:t xml:space="preserve">que, en un </w:t>
       </w:r>
@@ -7844,7 +7663,7 @@
           <w:color w:val="000000"/>
           <w:kern w:val="0"/>
           <w:lang w:eastAsia="es-ES"/>
-          <w14:ligatures w14:val="none"/>
+          <ns2:ligatures ns2:val="none"/>
         </w:rPr>
         <w:t>plazo no mayor de cinco (5) días hábiles contado a partir del día siguiente de la notificación de la presente resolución</w:t>
       </w:r>
@@ -7855,7 +7674,7 @@
           <w:color w:val="000000"/>
           <w:kern w:val="0"/>
           <w:lang w:eastAsia="es-ES"/>
-          <w14:ligatures w14:val="none"/>
+          <ns2:ligatures ns2:val="none"/>
         </w:rPr>
         <w:t xml:space="preserve">, </w:t>
       </w:r>
@@ -7889,7 +7708,7 @@
           <w:color w:val="000000"/>
           <w:kern w:val="0"/>
           <w:lang w:eastAsia="es-ES"/>
-          <w14:ligatures w14:val="none"/>
+          <ns2:ligatures ns2:val="none"/>
         </w:rPr>
         <w:t xml:space="preserve">, </w:t>
       </w:r>
@@ -7900,7 +7719,7 @@
           <w:color w:val="000000"/>
           <w:kern w:val="0"/>
           <w:lang w:val="es-ES" w:eastAsia="es-ES"/>
-          <w14:ligatures w14:val="none"/>
+          <ns2:ligatures ns2:val="none"/>
         </w:rPr>
         <w:t>cumpla</w:t>
       </w:r>
@@ -7910,7 +7729,7 @@
           <w:color w:val="000000"/>
           <w:kern w:val="0"/>
           <w:lang w:val="es-ES" w:eastAsia="es-ES"/>
-          <w14:ligatures w14:val="none"/>
+          <ns2:ligatures ns2:val="none"/>
         </w:rPr>
         <w:t xml:space="preserve"> con: </w:t>
       </w:r>
@@ -7920,7 +7739,7 @@
           <w:color w:val="000000"/>
           <w:kern w:val="0"/>
           <w:lang w:val="es-ES" w:eastAsia="es-ES"/>
-          <w14:ligatures w14:val="none"/>
+          <ns2:ligatures ns2:val="none"/>
         </w:rPr>
         <w:t>(i) presentar una copia debidamente suscrita de la Póliza 7419210172 del Seguro de Desgravamen materia de denuncia, así como el cargo de remisión de la póliza; y, (</w:t>
       </w:r>
@@ -7931,7 +7750,7 @@
           <w:color w:val="000000"/>
           <w:kern w:val="0"/>
           <w:lang w:val="es-ES" w:eastAsia="es-ES"/>
-          <w14:ligatures w14:val="none"/>
+          <ns2:ligatures ns2:val="none"/>
         </w:rPr>
         <w:t>ii</w:t>
       </w:r>
@@ -7942,7 +7761,7 @@
           <w:color w:val="000000"/>
           <w:kern w:val="0"/>
           <w:lang w:val="es-ES" w:eastAsia="es-ES"/>
-          <w14:ligatures w14:val="none"/>
+          <ns2:ligatures ns2:val="none"/>
         </w:rPr>
         <w:t>) presentar todas las comunicaciones cursadas con la parte denunciante en virtud de los hechos materia de denuncia</w:t>
       </w:r>
@@ -7952,12 +7771,12 @@
           <w:color w:val="000000"/>
           <w:kern w:val="0"/>
           <w:lang w:val="es-ES" w:eastAsia="es-ES"/>
-          <w14:ligatures w14:val="none"/>
+          <ns2:ligatures ns2:val="none"/>
         </w:rPr>
         <w:t>.</w:t>
       </w:r>
     </w:p>
-    <w:p>
+    <w:p ns2:paraId="7EAE58BA" ns2:textId="77777777">
       <w:pPr>
         <w:spacing w:after="0" w:line="240" w:lineRule="auto"/>
         <w:jc w:val="both"/>
@@ -7966,11 +7785,11 @@
           <w:color w:val="000000"/>
           <w:kern w:val="0"/>
           <w:lang w:val="es-ES" w:eastAsia="es-ES"/>
-          <w14:ligatures w14:val="none"/>
-        </w:rPr>
-      </w:pPr>
-    </w:p>
-    <w:p>
+          <ns2:ligatures ns2:val="none"/>
+        </w:rPr>
+      </w:pPr>
+    </w:p>
+    <w:p ns2:paraId="018EE32A" ns2:textId="777C0A91">
       <w:pPr>
         <w:spacing w:after="0" w:line="240" w:lineRule="auto"/>
         <w:jc w:val="both"/>
@@ -7979,7 +7798,7 @@
           <w:color w:val="000000"/>
           <w:kern w:val="0"/>
           <w:lang w:val="es-ES" w:eastAsia="es-ES"/>
-          <w14:ligatures w14:val="none"/>
+          <ns2:ligatures ns2:val="none"/>
         </w:rPr>
       </w:pPr>
       <w:r>
@@ -7989,7 +7808,7 @@
           <w:color w:val="000000"/>
           <w:kern w:val="0"/>
           <w:lang w:eastAsia="es-PE"/>
-          <w14:ligatures w14:val="none"/>
+          <ns2:ligatures ns2:val="none"/>
         </w:rPr>
         <w:t xml:space="preserve">SEXTO: </w:t>
       </w:r>
@@ -7999,7 +7818,7 @@
           <w:color w:val="000000"/>
           <w:kern w:val="0"/>
           <w:lang w:eastAsia="es-ES"/>
-          <w14:ligatures w14:val="none"/>
+          <ns2:ligatures ns2:val="none"/>
         </w:rPr>
         <w:t xml:space="preserve">requerir </w:t>
       </w:r>
@@ -8009,7 +7828,7 @@
           <w:color w:val="000000"/>
           <w:kern w:val="0"/>
           <w:lang w:val="es-ES" w:eastAsia="es-ES"/>
-          <w14:ligatures w14:val="none"/>
+          <ns2:ligatures ns2:val="none"/>
         </w:rPr>
         <w:t xml:space="preserve">que, en un </w:t>
       </w:r>
@@ -8019,7 +7838,7 @@
           <w:color w:val="000000"/>
           <w:kern w:val="0"/>
           <w:lang w:eastAsia="es-ES"/>
-          <w14:ligatures w14:val="none"/>
+          <ns2:ligatures ns2:val="none"/>
         </w:rPr>
         <w:t xml:space="preserve">plazo no mayor de cinco (5) días hábiles contado a partir del día siguiente de la notificación de la presente resolución, </w:t>
       </w:r>
@@ -8068,7 +7887,7 @@
           <w:color w:val="000000"/>
           <w:kern w:val="0"/>
           <w:lang w:eastAsia="es-ES"/>
-          <w14:ligatures w14:val="none"/>
+          <ns2:ligatures ns2:val="none"/>
         </w:rPr>
         <w:t xml:space="preserve">, </w:t>
       </w:r>
@@ -8078,7 +7897,7 @@
           <w:color w:val="000000"/>
           <w:kern w:val="0"/>
           <w:lang w:val="es-ES" w:eastAsia="es-ES"/>
-          <w14:ligatures w14:val="none"/>
+          <ns2:ligatures ns2:val="none"/>
         </w:rPr>
         <w:t xml:space="preserve">cumpla con: </w:t>
       </w:r>
@@ -8088,7 +7907,7 @@
           <w:color w:val="000000"/>
           <w:kern w:val="0"/>
           <w:lang w:val="es-ES" w:eastAsia="es-ES"/>
-          <w14:ligatures w14:val="none"/>
+          <ns2:ligatures ns2:val="none"/>
         </w:rPr>
         <w:t>(i) presentar una copia debidamente suscrita de la Póliza 7419210172 del Seguro de Desgravamen materia de denuncia, así como el cargo de remisión de la póliza; (</w:t>
       </w:r>
@@ -8099,7 +7918,7 @@
           <w:color w:val="000000"/>
           <w:kern w:val="0"/>
           <w:lang w:val="es-ES" w:eastAsia="es-ES"/>
-          <w14:ligatures w14:val="none"/>
+          <ns2:ligatures ns2:val="none"/>
         </w:rPr>
         <w:t>ii</w:t>
       </w:r>
@@ -8110,7 +7929,7 @@
           <w:color w:val="000000"/>
           <w:kern w:val="0"/>
           <w:lang w:val="es-ES" w:eastAsia="es-ES"/>
-          <w14:ligatures w14:val="none"/>
+          <ns2:ligatures ns2:val="none"/>
         </w:rPr>
         <w:t>) presentar los medios probatorios que acrediten que la negativa de otorgamiento de cobertura fue justificada y, (</w:t>
       </w:r>
@@ -8121,7 +7940,7 @@
           <w:color w:val="000000"/>
           <w:kern w:val="0"/>
           <w:lang w:val="es-ES" w:eastAsia="es-ES"/>
-          <w14:ligatures w14:val="none"/>
+          <ns2:ligatures ns2:val="none"/>
         </w:rPr>
         <w:t>iii</w:t>
       </w:r>
@@ -8132,7 +7951,7 @@
           <w:color w:val="000000"/>
           <w:kern w:val="0"/>
           <w:lang w:val="es-ES" w:eastAsia="es-ES"/>
-          <w14:ligatures w14:val="none"/>
+          <ns2:ligatures ns2:val="none"/>
         </w:rPr>
         <w:t>) presentar todas las comunicaciones cursadas con la parte denunciante en virtud de los hechos materia de denuncia</w:t>
       </w:r>
@@ -8142,12 +7961,12 @@
           <w:color w:val="000000"/>
           <w:kern w:val="0"/>
           <w:lang w:val="es-ES" w:eastAsia="es-ES"/>
-          <w14:ligatures w14:val="none"/>
+          <ns2:ligatures ns2:val="none"/>
         </w:rPr>
         <w:t>.</w:t>
       </w:r>
     </w:p>
-    <w:p>
+    <w:p ns2:paraId="61AD8504" ns2:textId="77777777">
       <w:pPr>
         <w:spacing w:after="0" w:line="240" w:lineRule="auto"/>
         <w:jc w:val="both"/>
@@ -8157,20 +7976,20 @@
           <w:color w:val="000000"/>
           <w:kern w:val="0"/>
           <w:lang w:val="es-ES" w:eastAsia="es-PE"/>
-          <w14:ligatures w14:val="none"/>
-        </w:rPr>
-      </w:pPr>
-    </w:p>
-    <w:p>
-      <w:pPr>
-        <w:spacing w:after="0" w:line="240" w:lineRule="auto"/>
-        <w:jc w:val="both"/>
-        <w:rPr>
-          <w:rFonts w:ascii="Arial Narrow" w:eastAsia="Arial Narrow" w:hAnsi="Arial Narrow" w:cs="Arial Narrow"/>
-          <w:color w:val="000000"/>
-          <w:kern w:val="0"/>
-          <w:lang w:eastAsia="es-PE"/>
-          <w14:ligatures w14:val="none"/>
+          <ns2:ligatures ns2:val="none"/>
+        </w:rPr>
+      </w:pPr>
+    </w:p>
+    <w:p ns2:paraId="58D4E496" ns2:textId="77777777">
+      <w:pPr>
+        <w:spacing w:after="0" w:line="240" w:lineRule="auto"/>
+        <w:jc w:val="both"/>
+        <w:rPr>
+          <w:rFonts w:ascii="Arial Narrow" w:eastAsia="Arial Narrow" w:hAnsi="Arial Narrow" w:cs="Arial Narrow"/>
+          <w:color w:val="000000"/>
+          <w:kern w:val="0"/>
+          <w:lang w:eastAsia="es-PE"/>
+          <ns2:ligatures ns2:val="none"/>
         </w:rPr>
       </w:pPr>
       <w:r>
@@ -8180,7 +7999,7 @@
           <w:color w:val="000000"/>
           <w:kern w:val="0"/>
           <w:lang w:eastAsia="es-PE"/>
-          <w14:ligatures w14:val="none"/>
+          <ns2:ligatures ns2:val="none"/>
         </w:rPr>
         <w:t>SÉTIMO:</w:t>
       </w:r>
@@ -8190,7 +8009,7 @@
           <w:color w:val="000000"/>
           <w:kern w:val="0"/>
           <w:lang w:eastAsia="es-PE"/>
-          <w14:ligatures w14:val="none"/>
+          <ns2:ligatures ns2:val="none"/>
         </w:rPr>
         <w:t xml:space="preserve"> </w:t>
       </w:r>
@@ -8201,7 +8020,7 @@
           <w:color w:val="000000"/>
           <w:kern w:val="0"/>
           <w:lang w:eastAsia="es-PE"/>
-          <w14:ligatures w14:val="none"/>
+          <ns2:ligatures ns2:val="none"/>
         </w:rPr>
         <w:t>informar a las partes que el artículo 110</w:t>
       </w:r>
@@ -8211,7 +8030,7 @@
           <w:color w:val="000000"/>
           <w:kern w:val="0"/>
           <w:lang w:eastAsia="es-PE"/>
-          <w14:ligatures w14:val="none"/>
+          <ns2:ligatures ns2:val="none"/>
         </w:rPr>
         <w:t/>
       </w:r>
@@ -8221,7 +8040,7 @@
           <w:color w:val="000000"/>
           <w:kern w:val="0"/>
           <w:lang w:eastAsia="es-PE"/>
-          <w14:ligatures w14:val="none"/>
+          <ns2:ligatures ns2:val="none"/>
         </w:rPr>
         <w:t xml:space="preserve"> de la Ley 29571, Código de Protección y Defensa del Consumidor</w:t>
       </w:r>
@@ -8233,7 +8052,7 @@
           <w:kern w:val="0"/>
           <w:vertAlign w:val="superscript"/>
           <w:lang w:eastAsia="es-PE"/>
-          <w14:ligatures w14:val="none"/>
+          <ns2:ligatures ns2:val="none"/>
         </w:rPr>
         <w:footnoteReference w:id="11"/>
       </w:r>
@@ -8243,7 +8062,7 @@
           <w:color w:val="000000"/>
           <w:kern w:val="0"/>
           <w:lang w:eastAsia="es-PE"/>
-          <w14:ligatures w14:val="none"/>
+          <ns2:ligatures ns2:val="none"/>
         </w:rPr>
         <w:t>, faculta a la Comisión a calificar las infracciones de la referida norma como leves, graves o muy graves e imponer sanciones que van desde una amonestación hasta una multa por un máximo de 450 Unidades Impositivas Tributarias, sin perjuicio de las medidas correctivas, reparadoras y complementarias, que puedan ordenarse de acuerdo a lo estipulado en los artículos 114</w:t>
       </w:r>
@@ -8253,7 +8072,7 @@
           <w:color w:val="000000"/>
           <w:kern w:val="0"/>
           <w:lang w:eastAsia="es-PE"/>
-          <w14:ligatures w14:val="none"/>
+          <ns2:ligatures ns2:val="none"/>
         </w:rPr>
         <w:t/>
       </w:r>
@@ -8263,7 +8082,7 @@
           <w:color w:val="000000"/>
           <w:kern w:val="0"/>
           <w:lang w:eastAsia="es-PE"/>
-          <w14:ligatures w14:val="none"/>
+          <ns2:ligatures ns2:val="none"/>
         </w:rPr>
         <w:t>, 115</w:t>
       </w:r>
@@ -8273,7 +8092,7 @@
           <w:color w:val="000000"/>
           <w:kern w:val="0"/>
           <w:lang w:eastAsia="es-PE"/>
-          <w14:ligatures w14:val="none"/>
+          <ns2:ligatures ns2:val="none"/>
         </w:rPr>
         <w:t/>
       </w:r>
@@ -8283,7 +8102,7 @@
           <w:color w:val="000000"/>
           <w:kern w:val="0"/>
           <w:lang w:eastAsia="es-PE"/>
-          <w14:ligatures w14:val="none"/>
+          <ns2:ligatures ns2:val="none"/>
         </w:rPr>
         <w:t xml:space="preserve"> y 116</w:t>
       </w:r>
@@ -8293,7 +8112,7 @@
           <w:color w:val="000000"/>
           <w:kern w:val="0"/>
           <w:lang w:eastAsia="es-PE"/>
-          <w14:ligatures w14:val="none"/>
+          <ns2:ligatures ns2:val="none"/>
         </w:rPr>
         <w:t/>
       </w:r>
@@ -8303,7 +8122,7 @@
           <w:color w:val="000000"/>
           <w:kern w:val="0"/>
           <w:lang w:eastAsia="es-PE"/>
-          <w14:ligatures w14:val="none"/>
+          <ns2:ligatures ns2:val="none"/>
         </w:rPr>
         <w:t xml:space="preserve"> de la referida norma</w:t>
       </w:r>
@@ -8315,7 +8134,7 @@
           <w:kern w:val="0"/>
           <w:vertAlign w:val="superscript"/>
           <w:lang w:eastAsia="es-PE"/>
-          <w14:ligatures w14:val="none"/>
+          <ns2:ligatures ns2:val="none"/>
         </w:rPr>
         <w:footnoteReference w:id="12"/>
       </w:r>
@@ -8325,7 +8144,7 @@
           <w:color w:val="000000"/>
           <w:kern w:val="0"/>
           <w:lang w:eastAsia="es-PE"/>
-          <w14:ligatures w14:val="none"/>
+          <ns2:ligatures ns2:val="none"/>
         </w:rPr>
         <w:t xml:space="preserve">. </w:t>
       </w:r>
@@ -8336,7 +8155,7 @@
           <w:color w:val="000000"/>
           <w:kern w:val="0"/>
           <w:lang w:eastAsia="es-PE"/>
-          <w14:ligatures w14:val="none"/>
+          <ns2:ligatures ns2:val="none"/>
         </w:rPr>
         <w:lastRenderedPageBreak/>
         <w:t>Asimismo, se consideran circunstancias atenuantes para la graduación de la sanción, el allanamiento de la denuncia o el reconocimiento de las pretensiones en ella contenidas, de acuerdo con el artículo 112</w:t>
@@ -8347,7 +8166,7 @@
           <w:color w:val="000000"/>
           <w:kern w:val="0"/>
           <w:lang w:eastAsia="es-PE"/>
-          <w14:ligatures w14:val="none"/>
+          <ns2:ligatures ns2:val="none"/>
         </w:rPr>
         <w:t/>
       </w:r>
@@ -8357,7 +8176,7 @@
           <w:color w:val="000000"/>
           <w:kern w:val="0"/>
           <w:lang w:eastAsia="es-PE"/>
-          <w14:ligatures w14:val="none"/>
+          <ns2:ligatures ns2:val="none"/>
         </w:rPr>
         <w:t xml:space="preserve"> del Código</w:t>
       </w:r>
@@ -8369,7 +8188,7 @@
           <w:kern w:val="0"/>
           <w:vertAlign w:val="superscript"/>
           <w:lang w:eastAsia="es-PE"/>
-          <w14:ligatures w14:val="none"/>
+          <ns2:ligatures ns2:val="none"/>
         </w:rPr>
         <w:footnoteReference w:id="13"/>
       </w:r>
@@ -8379,12 +8198,12 @@
           <w:color w:val="000000"/>
           <w:kern w:val="0"/>
           <w:lang w:eastAsia="es-PE"/>
-          <w14:ligatures w14:val="none"/>
+          <ns2:ligatures ns2:val="none"/>
         </w:rPr>
         <w:t>.</w:t>
       </w:r>
     </w:p>
-    <w:p>
+    <w:p ns2:paraId="7A5236A4" ns2:textId="77777777">
       <w:pPr>
         <w:shd w:val="clear" w:color="auto" w:fill="FFFFFF"/>
         <w:spacing w:after="0" w:line="240" w:lineRule="auto"/>
@@ -8395,11 +8214,11 @@
           <w:color w:val="000000"/>
           <w:kern w:val="0"/>
           <w:lang w:eastAsia="es-PE"/>
-          <w14:ligatures w14:val="none"/>
-        </w:rPr>
-      </w:pPr>
-    </w:p>
-    <w:p>
+          <ns2:ligatures ns2:val="none"/>
+        </w:rPr>
+      </w:pPr>
+    </w:p>
+    <w:p ns2:paraId="3F071DDA" ns2:textId="77777777">
       <w:pPr>
         <w:shd w:val="clear" w:color="auto" w:fill="FFFFFF"/>
         <w:spacing w:after="0" w:line="240" w:lineRule="auto"/>
@@ -8409,7 +8228,7 @@
           <w:color w:val="000000"/>
           <w:kern w:val="0"/>
           <w:lang w:eastAsia="es-PE"/>
-          <w14:ligatures w14:val="none"/>
+          <ns2:ligatures ns2:val="none"/>
         </w:rPr>
       </w:pPr>
       <w:r>
@@ -8418,7 +8237,7 @@
           <w:b/>
           <w:bCs/>
           <w:kern w:val="0"/>
-          <w14:ligatures w14:val="none"/>
+          <ns2:ligatures ns2:val="none"/>
         </w:rPr>
         <w:t>OCTAVO</w:t>
       </w:r>
@@ -8429,7 +8248,7 @@
           <w:color w:val="000000"/>
           <w:kern w:val="0"/>
           <w:lang w:eastAsia="es-PE"/>
-          <w14:ligatures w14:val="none"/>
+          <ns2:ligatures ns2:val="none"/>
         </w:rPr>
         <w:t>:</w:t>
       </w:r>
@@ -8439,7 +8258,7 @@
           <w:color w:val="000000"/>
           <w:kern w:val="0"/>
           <w:lang w:eastAsia="es-PE"/>
-          <w14:ligatures w14:val="none"/>
+          <ns2:ligatures ns2:val="none"/>
         </w:rPr>
         <w:t xml:space="preserve"> informar a las partes que conforme a lo establecido en el artículo 39</w:t>
       </w:r>
@@ -8449,7 +8268,7 @@
           <w:color w:val="000000"/>
           <w:kern w:val="0"/>
           <w:lang w:eastAsia="es-PE"/>
-          <w14:ligatures w14:val="none"/>
+          <ns2:ligatures ns2:val="none"/>
         </w:rPr>
         <w:t/>
       </w:r>
@@ -8459,12 +8278,12 @@
           <w:color w:val="000000"/>
           <w:kern w:val="0"/>
           <w:lang w:eastAsia="es-PE"/>
-          <w14:ligatures w14:val="none"/>
+          <ns2:ligatures ns2:val="none"/>
         </w:rPr>
         <w:t xml:space="preserve"> de la Ley sobre Facultades, Normas y Organización del Indecopi, aprobada por Decreto Legislativo 807, los gastos por los peritajes realizados, actuación de pruebas, inspecciones y otros derivados de la tramitación del proceso serán de cargo de la parte que solicita la prueba, salvo pacto en contrario. En todos los casos, la resolución final determinará si los gastos deben ser asumidos por alguna de las partes, o reembolsados a la otra parte o al Indecopi, según sea el caso, de manera adicional a la sanción que haya podido imponerse. </w:t>
       </w:r>
     </w:p>
-    <w:p>
+    <w:p ns2:paraId="0F10F9CF" ns2:textId="77777777">
       <w:pPr>
         <w:shd w:val="clear" w:color="auto" w:fill="FFFFFF"/>
         <w:spacing w:after="0" w:line="240" w:lineRule="auto"/>
@@ -8474,11 +8293,11 @@
           <w:color w:val="000000"/>
           <w:kern w:val="0"/>
           <w:lang w:eastAsia="es-PE"/>
-          <w14:ligatures w14:val="none"/>
-        </w:rPr>
-      </w:pPr>
-    </w:p>
-    <w:p>
+          <ns2:ligatures ns2:val="none"/>
+        </w:rPr>
+      </w:pPr>
+    </w:p>
+    <w:p ns2:paraId="194C23DD" ns2:textId="77777777">
       <w:pPr>
         <w:suppressAutoHyphens/>
         <w:spacing w:after="0" w:line="240" w:lineRule="auto"/>
@@ -8487,7 +8306,7 @@
           <w:rFonts w:ascii="Arial Narrow" w:eastAsia="Calibri" w:hAnsi="Arial Narrow" w:cs="Arial"/>
           <w:kern w:val="0"/>
           <w:u w:val="single"/>
-          <w14:ligatures w14:val="none"/>
+          <ns2:ligatures ns2:val="none"/>
         </w:rPr>
       </w:pPr>
       <w:r>
@@ -8497,7 +8316,7 @@
           <w:color w:val="000000"/>
           <w:kern w:val="0"/>
           <w:lang w:eastAsia="es-PE"/>
-          <w14:ligatures w14:val="none"/>
+          <ns2:ligatures ns2:val="none"/>
         </w:rPr>
         <w:t>NOVENO</w:t>
       </w:r>
@@ -8506,7 +8325,7 @@
           <w:rFonts w:ascii="Arial Narrow" w:eastAsia="Calibri" w:hAnsi="Arial Narrow" w:cs="Arial"/>
           <w:b/>
           <w:kern w:val="0"/>
-          <w14:ligatures w14:val="none"/>
+          <ns2:ligatures ns2:val="none"/>
         </w:rPr>
         <w:t>:</w:t>
       </w:r>
@@ -8514,7 +8333,7 @@
         <w:rPr>
           <w:rFonts w:ascii="Arial Narrow" w:eastAsia="Calibri" w:hAnsi="Arial Narrow" w:cs="Arial"/>
           <w:kern w:val="0"/>
-          <w14:ligatures w14:val="none"/>
+          <ns2:ligatures ns2:val="none"/>
         </w:rPr>
         <w:t xml:space="preserve"> comunicar a las partes que, de acuerdo a lo señalado por el artículo 29</w:t>
       </w:r>
@@ -8524,7 +8343,7 @@
           <w:color w:val="000000"/>
           <w:kern w:val="0"/>
           <w:lang w:eastAsia="es-PE"/>
-          <w14:ligatures w14:val="none"/>
+          <ns2:ligatures ns2:val="none"/>
         </w:rPr>
         <w:t/>
       </w:r>
@@ -8532,7 +8351,7 @@
         <w:rPr>
           <w:rFonts w:ascii="Arial Narrow" w:eastAsia="Calibri" w:hAnsi="Arial Narrow" w:cs="Arial"/>
           <w:kern w:val="0"/>
-          <w14:ligatures w14:val="none"/>
+          <ns2:ligatures ns2:val="none"/>
         </w:rPr>
         <w:t xml:space="preserve"> del Decreto Legislativo 807</w:t>
       </w:r>
@@ -8542,7 +8361,7 @@
           <w:rFonts w:ascii="Arial Narrow" w:eastAsia="Calibri" w:hAnsi="Arial Narrow" w:cs="Arial"/>
           <w:kern w:val="0"/>
           <w:vertAlign w:val="superscript"/>
-          <w14:ligatures w14:val="none"/>
+          <ns2:ligatures ns2:val="none"/>
         </w:rPr>
         <w:footnoteReference w:id="14"/>
       </w:r>
@@ -8550,7 +8369,7 @@
         <w:rPr>
           <w:rFonts w:ascii="Arial Narrow" w:eastAsia="Calibri" w:hAnsi="Arial Narrow" w:cs="Arial"/>
           <w:kern w:val="0"/>
-          <w14:ligatures w14:val="none"/>
+          <ns2:ligatures ns2:val="none"/>
         </w:rPr>
         <w:t xml:space="preserve">, hasta antes de la emisión de la Resolución Final tienen la posibilidad de solicitar una audiencia de conciliación. En caso deleguen a favor de una tercera persona su actuación en la diligencia programada, esta deberá presentar un poder especial con firma legalizada ante Notario Público, donde conste </w:t>
       </w:r>
@@ -8559,7 +8378,7 @@
           <w:rFonts w:ascii="Arial Narrow" w:eastAsia="Calibri" w:hAnsi="Arial Narrow" w:cs="Arial"/>
           <w:kern w:val="0"/>
           <w:u w:val="single"/>
-          <w14:ligatures w14:val="none"/>
+          <ns2:ligatures ns2:val="none"/>
         </w:rPr>
         <w:t>expresamente su facultad para asistir y conciliar en su representación</w:t>
       </w:r>
@@ -8568,7 +8387,7 @@
           <w:rFonts w:ascii="Arial Narrow" w:eastAsia="Calibri" w:hAnsi="Arial Narrow" w:cs="Arial"/>
           <w:bCs/>
           <w:kern w:val="0"/>
-          <w14:ligatures w14:val="none"/>
+          <ns2:ligatures ns2:val="none"/>
         </w:rPr>
         <w:t>.</w:t>
       </w:r>
@@ -8578,7 +8397,7 @@
           <w:b/>
           <w:bCs/>
           <w:kern w:val="0"/>
-          <w14:ligatures w14:val="none"/>
+          <ns2:ligatures ns2:val="none"/>
         </w:rPr>
         <w:t xml:space="preserve"> </w:t>
       </w:r>
@@ -8587,12 +8406,12 @@
           <w:rFonts w:ascii="Arial Narrow" w:eastAsia="Calibri" w:hAnsi="Arial Narrow" w:cs="Arial"/>
           <w:kern w:val="0"/>
           <w:u w:val="single"/>
-          <w14:ligatures w14:val="none"/>
+          <ns2:ligatures ns2:val="none"/>
         </w:rPr>
         <w:t xml:space="preserve">Ello bajo apercibimiento de no realizar la audiencia de conciliación y levantar el acta de inasistencia correspondiente. </w:t>
       </w:r>
     </w:p>
-    <w:p>
+    <w:p ns2:paraId="19088877" ns2:textId="77777777">
       <w:pPr>
         <w:suppressAutoHyphens/>
         <w:spacing w:after="0" w:line="240" w:lineRule="auto"/>
@@ -8601,11 +8420,11 @@
           <w:rFonts w:ascii="Arial Narrow" w:eastAsia="Calibri" w:hAnsi="Arial Narrow" w:cs="Arial"/>
           <w:kern w:val="0"/>
           <w:u w:val="single"/>
-          <w14:ligatures w14:val="none"/>
-        </w:rPr>
-      </w:pPr>
-    </w:p>
-    <w:p>
+          <ns2:ligatures ns2:val="none"/>
+        </w:rPr>
+      </w:pPr>
+    </w:p>
+    <w:p ns2:paraId="7767F307" ns2:textId="77777777">
       <w:pPr>
         <w:suppressAutoHyphens/>
         <w:spacing w:after="0" w:line="240" w:lineRule="auto"/>
@@ -8622,7 +8441,7 @@
           <w:b/>
           <w:spacing w:val="-3"/>
           <w:kern w:val="0"/>
-          <w14:ligatures w14:val="none"/>
+          <ns2:ligatures ns2:val="none"/>
         </w:rPr>
         <w:t>DÉCIMO</w:t>
       </w:r>
@@ -8633,7 +8452,7 @@
           <w:color w:val="000000"/>
           <w:kern w:val="0"/>
           <w:lang w:eastAsia="es-PE"/>
-          <w14:ligatures w14:val="none"/>
+          <ns2:ligatures ns2:val="none"/>
         </w:rPr>
         <w:t>:</w:t>
       </w:r>
@@ -8643,7 +8462,7 @@
           <w:color w:val="000000"/>
           <w:kern w:val="0"/>
           <w:lang w:eastAsia="es-PE"/>
-          <w14:ligatures w14:val="none"/>
+          <ns2:ligatures ns2:val="none"/>
         </w:rPr>
         <w:t xml:space="preserve"> poner en conocimiento de las partes que, antes de la emisión de la Resolución Final, tienen la posibilidad de formular su desistimiento o presentar el acuerdo arribado mediante la conciliación, mediación, </w:t>
       </w:r>
@@ -8653,7 +8472,7 @@
           <w:color w:val="000000"/>
           <w:kern w:val="0"/>
           <w:lang w:eastAsia="es-PE"/>
-          <w14:ligatures w14:val="none"/>
+          <ns2:ligatures ns2:val="none"/>
         </w:rPr>
         <w:lastRenderedPageBreak/>
         <w:t>transacción o cualquier otro que, de forma indubitable, deje constancia que se ha solucionado la controversia materia de denuncia.</w:t>
@@ -8661,7 +8480,7 @@
       <w:bookmarkStart w:id="12" w:name="h.gjdgxs" w:colFirst="0" w:colLast="0"/>
       <w:bookmarkEnd w:id="12"/>
     </w:p>
-    <w:p>
+    <w:p ns2:paraId="69E33D6A" ns2:textId="77777777">
       <w:pPr>
         <w:suppressAutoHyphens/>
         <w:spacing w:after="0" w:line="240" w:lineRule="auto"/>
@@ -8671,11 +8490,11 @@
           <w:color w:val="000000"/>
           <w:kern w:val="0"/>
           <w:lang w:eastAsia="es-PE"/>
-          <w14:ligatures w14:val="none"/>
-        </w:rPr>
-      </w:pPr>
-    </w:p>
-    <w:p>
+          <ns2:ligatures ns2:val="none"/>
+        </w:rPr>
+      </w:pPr>
+    </w:p>
+    <w:p ns2:paraId="4DB7FEAC" ns2:textId="5C8508AA">
       <w:pPr>
         <w:suppressAutoHyphens/>
         <w:spacing w:after="0" w:line="240" w:lineRule="auto"/>
@@ -8706,7 +8525,7 @@
           <w:b/>
           <w:spacing w:val="-3"/>
           <w:kern w:val="0"/>
-          <w14:ligatures w14:val="none"/>
+          <ns2:ligatures ns2:val="none"/>
         </w:rPr>
         <w:t/>
       </w:r>
@@ -8716,7 +8535,7 @@
           <w:bCs/>
           <w:spacing w:val="-3"/>
           <w:kern w:val="0"/>
-          <w14:ligatures w14:val="none"/>
+          <ns2:ligatures ns2:val="none"/>
         </w:rPr>
         <w:t xml:space="preserve"/>
       </w:r>
@@ -8726,7 +8545,7 @@
           <w:bCs/>
           <w:spacing w:val="-3"/>
           <w:kern w:val="0"/>
-          <w14:ligatures w14:val="none"/>
+          <ns2:ligatures ns2:val="none"/>
         </w:rPr>
         <w:t xml:space="preserve"/>
       </w:r>
@@ -8734,7 +8553,7 @@
         <w:rPr>
           <w:rFonts w:ascii="Arial Narrow" w:eastAsia="Calibri" w:hAnsi="Arial Narrow" w:cs="Arial"/>
           <w:kern w:val="0"/>
-          <w14:ligatures w14:val="none"/>
+          <ns2:ligatures ns2:val="none"/>
         </w:rPr>
         <w:t xml:space="preserve"/>
       </w:r>
@@ -8758,7 +8577,7 @@
           <w:color w:val="000000"/>
           <w:kern w:val="0"/>
           <w:lang w:eastAsia="es-PE"/>
-          <w14:ligatures w14:val="none"/>
+          <ns2:ligatures ns2:val="none"/>
         </w:rPr>
         <w:t/>
       </w:r>
@@ -8775,7 +8594,7 @@
           <w:color w:val="000000"/>
           <w:kern w:val="0"/>
           <w:lang w:eastAsia="es-PE"/>
-          <w14:ligatures w14:val="none"/>
+          <ns2:ligatures ns2:val="none"/>
         </w:rPr>
         <w:t/>
       </w:r>
@@ -8801,7 +8620,7 @@
         <w:t/>
       </w:r>
     </w:p>
-    <w:p>
+    <w:p ns2:paraId="26B1ED4B" ns2:textId="77777777">
       <w:pPr>
         <w:suppressAutoHyphens/>
         <w:spacing w:after="0" w:line="240" w:lineRule="auto"/>
@@ -8811,7 +8630,7 @@
         </w:rPr>
       </w:pPr>
     </w:p>
-    <w:p>
+    <w:p ns2:paraId="12E923CD" ns2:textId="04A75B57">
       <w:pPr>
         <w:suppressAutoHyphens/>
         <w:spacing w:line="240" w:lineRule="auto"/>
@@ -8922,7 +8741,7 @@
         <w:t>el acuse de recibo mediante la confirmación de recepción de la notificación remitida por este despacho a su Casilla Electrónica, dentro de los cinco (5) primeros días hábiles siguientes a la fecha en que recibe la notificación.</w:t>
       </w:r>
     </w:p>
-    <w:p>
+    <w:p ns2:paraId="150F22E0" ns2:textId="09FB9EBF">
       <w:pPr>
         <w:suppressAutoHyphens/>
         <w:spacing w:after="0" w:line="240" w:lineRule="auto"/>
@@ -8937,7 +8756,7 @@
           <w:b/>
           <w:spacing w:val="-3"/>
           <w:kern w:val="0"/>
-          <w14:ligatures w14:val="none"/>
+          <ns2:ligatures ns2:val="none"/>
         </w:rPr>
         <w:t>DÉCIMO TERCERO:</w:t>
       </w:r>
@@ -8947,7 +8766,7 @@
           <w:bCs/>
           <w:spacing w:val="-3"/>
           <w:kern w:val="0"/>
-          <w14:ligatures w14:val="none"/>
+          <ns2:ligatures ns2:val="none"/>
         </w:rPr>
         <w:t xml:space="preserve"> requerir </w:t>
       </w:r>
@@ -8957,7 +8776,7 @@
           <w:bCs/>
           <w:spacing w:val="-3"/>
           <w:kern w:val="0"/>
-          <w14:ligatures w14:val="none"/>
+          <ns2:ligatures ns2:val="none"/>
         </w:rPr>
         <w:t xml:space="preserve">a Santander </w:t>
       </w:r>
@@ -8968,7 +8787,7 @@
           <w:bCs/>
           <w:spacing w:val="-3"/>
           <w:kern w:val="0"/>
-          <w14:ligatures w14:val="none"/>
+          <ns2:ligatures ns2:val="none"/>
         </w:rPr>
         <w:t>Consumer</w:t>
       </w:r>
@@ -8979,7 +8798,7 @@
           <w:bCs/>
           <w:spacing w:val="-3"/>
           <w:kern w:val="0"/>
-          <w14:ligatures w14:val="none"/>
+          <ns2:ligatures ns2:val="none"/>
         </w:rPr>
         <w:t xml:space="preserve"> Bank S.A. </w:t>
       </w:r>
@@ -8997,7 +8816,7 @@
           <w:color w:val="000000"/>
           <w:kern w:val="0"/>
           <w:lang w:eastAsia="es-PE"/>
-          <w14:ligatures w14:val="none"/>
+          <ns2:ligatures ns2:val="none"/>
         </w:rPr>
         <w:t>dentro del plazo de dos (2) días hábiles siguientes a la fecha en que reciba la notificación en su domicilio procesal</w:t>
       </w:r>
@@ -9030,7 +8849,7 @@
         <w:t xml:space="preserve"> </w:t>
       </w:r>
     </w:p>
-    <w:p>
+    <w:p ns2:paraId="00B9B615" ns2:textId="77777777">
       <w:pPr>
         <w:suppressAutoHyphens/>
         <w:spacing w:after="0" w:line="240" w:lineRule="auto"/>
@@ -9041,12 +8860,12 @@
           <w:color w:val="000000"/>
           <w:kern w:val="0"/>
           <w:lang w:eastAsia="es-PE"/>
-          <w14:ligatures w14:val="none"/>
+          <ns2:ligatures ns2:val="none"/>
         </w:rPr>
       </w:pPr>
     </w:p>
     <w:bookmarkEnd w:id="0"/>
-    <w:p>
+    <w:p ns2:paraId="6F8AFAC6" ns2:textId="77777777">
       <w:pPr>
         <w:spacing w:after="0" w:line="240" w:lineRule="auto"/>
         <w:jc w:val="both"/>
@@ -9056,11 +8875,11 @@
           <w:color w:val="000000"/>
           <w:kern w:val="0"/>
           <w:lang w:eastAsia="es-PE"/>
-          <w14:ligatures w14:val="none"/>
-        </w:rPr>
-      </w:pPr>
-    </w:p>
-    <w:p>
+          <ns2:ligatures ns2:val="none"/>
+        </w:rPr>
+      </w:pPr>
+    </w:p>
+    <w:p ns2:paraId="5BECE2A9" ns2:textId="77777777">
       <w:pPr>
         <w:spacing w:after="0" w:line="240" w:lineRule="auto"/>
         <w:jc w:val="both"/>
@@ -9070,11 +8889,11 @@
           <w:color w:val="000000"/>
           <w:kern w:val="0"/>
           <w:lang w:eastAsia="es-PE"/>
-          <w14:ligatures w14:val="none"/>
-        </w:rPr>
-      </w:pPr>
-    </w:p>
-    <w:p>
+          <ns2:ligatures ns2:val="none"/>
+        </w:rPr>
+      </w:pPr>
+    </w:p>
+    <w:p ns2:paraId="5290426A" ns2:textId="77777777">
       <w:pPr>
         <w:spacing w:after="0" w:line="240" w:lineRule="auto"/>
         <w:jc w:val="both"/>
@@ -9084,12 +8903,12 @@
           <w:color w:val="000000"/>
           <w:kern w:val="0"/>
           <w:lang w:eastAsia="es-PE"/>
-          <w14:ligatures w14:val="none"/>
+          <ns2:ligatures ns2:val="none"/>
         </w:rPr>
       </w:pPr>
       <w:bookmarkStart w:id="14" w:name="_Hlk218074855"/>
     </w:p>
-    <w:p>
+    <w:p ns2:paraId="110978A9" ns2:textId="13EC8E21">
       <w:pPr>
         <w:spacing w:after="0" w:line="240" w:lineRule="auto"/>
         <w:jc w:val="center"/>
@@ -9097,7 +8916,7 @@
           <w:rFonts w:ascii="Arial Narrow" w:eastAsia="Calibri" w:hAnsi="Arial Narrow" w:cs="Arial"/>
           <w:color w:val="000000"/>
           <w:kern w:val="0"/>
-          <w14:ligatures w14:val="none"/>
+          <ns2:ligatures ns2:val="none"/>
         </w:rPr>
       </w:pPr>
       <w:r>
@@ -9105,12 +8924,12 @@
           <w:rFonts w:ascii="Arial Narrow" w:eastAsia="Calibri" w:hAnsi="Arial Narrow" w:cs="Arial"/>
           <w:color w:val="000000"/>
           <w:kern w:val="0"/>
-          <w14:ligatures w14:val="none"/>
+          <ns2:ligatures ns2:val="none"/>
         </w:rPr>
         <w:t>Firmado digitalmente por</w:t>
       </w:r>
     </w:p>
-    <w:p>
+    <w:p ns2:paraId="61B83DDD" ns2:textId="3F3FE38D">
       <w:pPr>
         <w:spacing w:after="0" w:line="240" w:lineRule="auto"/>
         <w:jc w:val="center"/>
@@ -9120,7 +8939,7 @@
           <w:bCs/>
           <w:color w:val="000000"/>
           <w:kern w:val="0"/>
-          <w14:ligatures w14:val="none"/>
+          <ns2:ligatures ns2:val="none"/>
         </w:rPr>
       </w:pPr>
       <w:r>
@@ -9130,12 +8949,12 @@
           <w:bCs/>
           <w:color w:val="000000"/>
           <w:kern w:val="0"/>
-          <w14:ligatures w14:val="none"/>
+          <ns2:ligatures ns2:val="none"/>
         </w:rPr>
         <w:t>EVELING ROA QUISPE</w:t>
       </w:r>
     </w:p>
-    <w:p>
+    <w:p ns2:paraId="742A30B5" ns2:textId="77777777">
       <w:pPr>
         <w:spacing w:after="0" w:line="240" w:lineRule="auto"/>
         <w:jc w:val="center"/>
@@ -9145,7 +8964,7 @@
           <w:bCs/>
           <w:color w:val="000000"/>
           <w:kern w:val="0"/>
-          <w14:ligatures w14:val="none"/>
+          <ns2:ligatures ns2:val="none"/>
         </w:rPr>
       </w:pPr>
       <w:r>
@@ -9155,12 +8974,12 @@
           <w:bCs/>
           <w:color w:val="000000"/>
           <w:kern w:val="0"/>
-          <w14:ligatures w14:val="none"/>
+          <ns2:ligatures ns2:val="none"/>
         </w:rPr>
         <w:t>Secretaria Técnica</w:t>
       </w:r>
     </w:p>
-    <w:p>
+    <w:p ns2:paraId="119B7F66" ns2:textId="77777777">
       <w:pPr>
         <w:spacing w:after="0" w:line="240" w:lineRule="auto"/>
         <w:jc w:val="center"/>
@@ -9170,7 +8989,7 @@
           <w:bCs/>
           <w:color w:val="000000"/>
           <w:kern w:val="0"/>
-          <w14:ligatures w14:val="none"/>
+          <ns2:ligatures ns2:val="none"/>
         </w:rPr>
       </w:pPr>
       <w:r>
@@ -9180,12 +8999,12 @@
           <w:bCs/>
           <w:color w:val="000000"/>
           <w:kern w:val="0"/>
-          <w14:ligatures w14:val="none"/>
+          <ns2:ligatures ns2:val="none"/>
         </w:rPr>
         <w:t>Comisión de Protección al Consumidor 1</w:t>
       </w:r>
     </w:p>
-    <w:p>
+    <w:p ns2:paraId="15733869" ns2:textId="77777777">
       <w:pPr>
         <w:spacing w:after="0" w:line="240" w:lineRule="auto"/>
         <w:jc w:val="both"/>
@@ -9195,11 +9014,11 @@
           <w:color w:val="000000"/>
           <w:kern w:val="0"/>
           <w:lang w:eastAsia="es-PE"/>
-          <w14:ligatures w14:val="none"/>
-        </w:rPr>
-      </w:pPr>
-    </w:p>
-    <w:p>
+          <ns2:ligatures ns2:val="none"/>
+        </w:rPr>
+      </w:pPr>
+    </w:p>
+    <w:p ns2:paraId="0047CB25" ns2:textId="77777777">
       <w:pPr>
         <w:spacing w:after="0" w:line="240" w:lineRule="auto"/>
         <w:jc w:val="both"/>
@@ -9217,13 +9036,13 @@
           <w:sz w:val="16"/>
           <w:szCs w:val="16"/>
           <w:lang w:eastAsia="es-PE"/>
-          <w14:ligatures w14:val="none"/>
+          <ns2:ligatures ns2:val="none"/>
         </w:rPr>
         <w:t>LSM/JCQ</w:t>
       </w:r>
     </w:p>
     <w:bookmarkEnd w:id="14"/>
-    <w:p>
+    <w:p ns2:paraId="68107EE2" ns2:textId="77777777">
       <w:pPr>
         <w:spacing w:line="240" w:lineRule="auto"/>
         <w:rPr>
@@ -9232,8 +9051,8 @@
       </w:pPr>
     </w:p>
     <w:sectPr>
-      <w:headerReference w:type="default" r:id="rId8"/>
-      <w:footerReference w:type="default" r:id="rId9"/>
+      <w:headerReference w:type="default" ns3:id="rId8"/>
+      <w:footerReference w:type="default" ns3:id="rId9"/>
       <w:pgSz w:w="11906" w:h="16838"/>
       <w:pgMar w:top="1417" w:right="1701" w:bottom="1417" w:left="1701" w:header="708" w:footer="708" w:gutter="0"/>
       <w:cols w:space="708"/>

--- a/plantillas_maestras/03_seguro_desgravamen/negativa_cobertura/1_ddo_aseguradora/sucesion_intestada/TPL_3152_2025_SEGURO_DESGRAVAMEN_NEGATIVA_COBERTURA_ASEGURADORA_SUCESION_INTESTADA_R2.docx
+++ b/plantillas_maestras/03_seguro_desgravamen/negativa_cobertura/1_ddo_aseguradora/sucesion_intestada/TPL_3152_2025_SEGURO_DESGRAVAMEN_NEGATIVA_COBERTURA_ASEGURADORA_SUCESION_INTESTADA_R2.docx
@@ -7596,7 +7596,7 @@
           <w:sz w:val="20"/>
           <w:szCs w:val="20"/>
         </w:rPr>
-        <w:t xml:space="preserve">correr traslado de la presente resolución a Santander Consumer Bank S.A. y a BNP Paribas Cardif S.A. Compañía de Seguros y Reaseguros para que, de conformidad con lo dispuesto por el artículo 26° de la Ley sobre Facultades, Normas y Organización del Indecopi, aprobado por Decreto Legislativo N° 8079, presente sus descargos sobre la imputación de cargos realizada en un plazo no mayor a cinco (5) días hábiles contado a partir del día siguiente de la notificación de la presente resolución, vencido el cual, el Secretario Técnico declarará en rebeldía a los denunciados que no lo hubieran presentado. Debe precisarse que de conformidad con lo establecido por el artículo 223° del Texto Único Ordenado de la Ley N° 27444, Ley del Procedimiento Administrativo General, las alegaciones y los hechos relevantes de la reclamación, salvo que hayan sido específicamente negadas en la contestación, se tendrán por aceptadas o meritadas como ciertas.</w:t>
+        <w:t xml:space="preserve">correr traslado de la presente resolución a Santander Consumer Bank S.A. y a BNP Paribas Cardif S.A. Compañía de Seguros y Reaseguros para que, de conformidad con lo dispuesto por el artículo 26 de la Ley sobre Facultades, Normas y Organización del Indecopi, aprobada por Decreto Legislativo 807, presenten sus descargos sobre la imputación de cargos realizada en un plazo no mayor a cinco (5) días hábiles contado a partir del día siguiente de la notificación de la presente resolución, vencido el cual, el Secretario Técnico declarará en rebeldía a los denunciados que no lo hubieran presentado. Debe precisarse que de conformidad con lo establecido por el artículo 223 del Texto Único Ordenado de la Ley 27444, Ley del Procedimiento Administrativo General, las alegaciones y los hechos relevantes de la reclamación, salvo que hayan sido específicamente negadas en la contestación, se tendrán por aceptadas o merituadas como ciertas.</w:t>
       </w:r>
     </w:p>
     <w:p ns2:paraId="2F1C55D7" ns2:textId="77777777">

--- a/plantillas_maestras/03_seguro_desgravamen/negativa_cobertura/1_ddo_aseguradora/sucesion_intestada/TPL_3152_2025_SEGURO_DESGRAVAMEN_NEGATIVA_COBERTURA_ASEGURADORA_SUCESION_INTESTADA_R2.docx
+++ b/plantillas_maestras/03_seguro_desgravamen/negativa_cobertura/1_ddo_aseguradora/sucesion_intestada/TPL_3152_2025_SEGURO_DESGRAVAMEN_NEGATIVA_COBERTURA_ASEGURADORA_SUCESION_INTESTADA_R2.docx
@@ -614,7 +614,7 @@
           <w:lang w:eastAsia="es-PE"/>
           <ns2:ligatures ns2:val="none"/>
         </w:rPr>
-        <w:t>30</w:t>
+        <w:t xml:space="preserve">30 de enero de 2026</w:t>
       </w:r>
       <w:r>
         <w:rPr>
@@ -625,7 +625,7 @@
           <w:lang w:eastAsia="es-PE"/>
           <ns2:ligatures ns2:val="none"/>
         </w:rPr>
-        <w:t xml:space="preserve"> de </w:t>
+        <w:t xml:space="preserve"/>
       </w:r>
       <w:bookmarkStart w:id="1" w:name="_Hlk218508373"/>
       <w:r>
@@ -637,7 +637,7 @@
           <w:lang w:eastAsia="es-PE"/>
           <ns2:ligatures ns2:val="none"/>
         </w:rPr>
-        <w:t>enero de 202</w:t>
+        <w:t xml:space="preserve"/>
       </w:r>
       <w:bookmarkEnd w:id="1"/>
       <w:r>
@@ -649,7 +649,7 @@
           <w:lang w:eastAsia="es-PE"/>
           <ns2:ligatures ns2:val="none"/>
         </w:rPr>
-        <w:t>6</w:t>
+        <w:t xml:space="preserve"/>
       </w:r>
     </w:p>
     <w:p ns2:paraId="1EF3C256" ns2:textId="77777777">
@@ -1427,7 +1427,7 @@
           <w:lang w:eastAsia="es-ES"/>
           <ns2:ligatures ns2:val="none"/>
         </w:rPr>
-        <w:t xml:space="preserve">El 7 de abril del 2015, el señor [APELLIDO] fue diagnosticado con hipertensión arterial. Durante toda la vigencia del contrato de tarjeta de crédito, el señor [APELLIDO] efectuó el pago puntual de las cuotas mensuales, incluyendo el cobro mensual correspondiente al Seguro de Desgravamen, el cual ascendía a un monto aproximado de S/ 14,90 por cada periodo de facturación, sin registrar atrasos en el pago de la cuota mínima.</w:t>
+        <w:t xml:space="preserve">El 7 de abril de 2015, el señor [APELLIDO] fue diagnosticado con hipertensión arterial. Durante toda la vigencia del contrato de tarjeta de crédito, el señor [APELLIDO] efectuó el pago puntual de las cuotas mensuales, incluyendo el cobro mensual correspondiente al Seguro de Desgravamen, el cual ascendía a un monto aproximado de S/ 14,90 por cada periodo de facturación, sin registrar atrasos en el pago de la cuota mínima.</w:t>
       </w:r>
       <w:r>
         <w:rPr>
@@ -1564,7 +1564,7 @@
           <w:lang w:eastAsia="es-ES"/>
           <ns2:ligatures ns2:val="none"/>
         </w:rPr>
-        <w:t xml:space="preserve">El 16 de octubre del 2022, falleció el señor [APELLIDO] (en adelante, el causante [APELLIDO] ), conforme al certificado de defunción, en el cual se consignó como causa de fallecimiento un infarto agudo de miocardio.</w:t>
+        <w:t xml:space="preserve">El 16 de octubre de 2022, falleció el señor [APELLIDO] (en adelante, el causante [APELLIDO] ), conforme al certificado de defunción, en el cual se consignó como causa de fallecimiento un infarto agudo de miocardio.</w:t>
       </w:r>
       <w:r>
         <w:rPr>
@@ -1671,7 +1671,7 @@
           <ns2:ligatures ns2:val="none"/>
         </w:rPr>
         <w:lastRenderedPageBreak/>
-        <w:t xml:space="preserve">El 12 de diciembre del 2022, el Hospital </w:t>
+        <w:t xml:space="preserve">El 12 de diciembre de 2022, el Hospital </w:t>
       </w:r>
       <w:r>
         <w:rPr>
@@ -1964,7 +1964,7 @@
           <w:lang w:eastAsia="es-ES"/>
           <ns2:ligatures ns2:val="none"/>
         </w:rPr>
-        <w:t xml:space="preserve">El 5 de enero del 2023, </w:t>
+        <w:t xml:space="preserve">El 5 de enero de 2023, </w:t>
       </w:r>
       <w:r>
         <w:rPr>
@@ -2252,7 +2252,7 @@
           <w:lang w:eastAsia="es-ES"/>
           <ns2:ligatures ns2:val="none"/>
         </w:rPr>
-        <w:t xml:space="preserve">El 26 de enero del 2023, </w:t>
+        <w:t xml:space="preserve">El 26 de enero de 2023, </w:t>
       </w:r>
       <w:r>
         <w:rPr>
@@ -2381,7 +2381,7 @@
           <w:lang w:eastAsia="es-ES"/>
           <ns2:ligatures ns2:val="none"/>
         </w:rPr>
-        <w:t xml:space="preserve">El 9 de febrero del 2023, </w:t>
+        <w:t xml:space="preserve">El 9 de febrero de 2023, </w:t>
       </w:r>
       <w:r>
         <w:rPr>
@@ -2480,7 +2480,7 @@
           <w:lang w:eastAsia="es-ES"/>
           <ns2:ligatures ns2:val="none"/>
         </w:rPr>
-        <w:t xml:space="preserve">El 13 de febrero del 2023, se comunicó nuevamente con </w:t>
+        <w:t xml:space="preserve">El 13 de febrero de 2023, se comunicó nuevamente con </w:t>
       </w:r>
       <w:r>
         <w:rPr>
@@ -2522,7 +2522,7 @@
           <w:lang w:eastAsia="es-ES"/>
           <ns2:ligatures ns2:val="none"/>
         </w:rPr>
-        <w:t xml:space="preserve">mediante WhatsApp, siendo informado que la solicitud había sido resuelta el 7 de febrero del 2023 y que la respuesta ya había sido enviada por correo electrónico; al comunicar que el archivo recibido no podía abrirse, solicitó el reenvío del documento en un formato accesible o la clave de apertura, lo cual fue rechazado por la </w:t>
+        <w:t xml:space="preserve">mediante WhatsApp, siendo informado que la solicitud había sido resuelta el 7 de febrero de 2023 y que la respuesta ya había sido enviada por correo electrónico; al comunicar que el archivo recibido no podía abrirse, solicitó el reenvío del documento en un formato accesible o la clave de apertura, lo cual fue rechazado por la </w:t>
       </w:r>
       <w:r>
         <w:rPr>
@@ -2597,7 +2597,7 @@
           <w:lang w:eastAsia="es-ES"/>
           <ns2:ligatures ns2:val="none"/>
         </w:rPr>
-        <w:t xml:space="preserve">El 24 de agosto del 2023, </w:t>
+        <w:t xml:space="preserve">El 24 de agosto de 2023, </w:t>
       </w:r>
       <w:r>
         <w:rPr>
@@ -2804,7 +2804,7 @@
           <w:lang w:eastAsia="es-ES"/>
           <ns2:ligatures ns2:val="none"/>
         </w:rPr>
-        <w:t xml:space="preserve">El 25 de agosto del 2023, </w:t>
+        <w:t xml:space="preserve">El 25 de agosto de 2023, </w:t>
       </w:r>
       <w:r>
         <w:rPr>
@@ -2964,7 +2964,7 @@
           <ns2:ligatures ns2:val="none"/>
         </w:rPr>
         <w:lastRenderedPageBreak/>
-        <w:t xml:space="preserve">El 4 de setiembre del 2023, </w:t>
+        <w:t xml:space="preserve">El 4 de setiembre de 2023, </w:t>
       </w:r>
       <w:r>
         <w:rPr>
@@ -3046,7 +3046,7 @@
           <w:lang w:eastAsia="es-ES"/>
           <ns2:ligatures ns2:val="none"/>
         </w:rPr>
-        <w:t>25 de agosto del 2023</w:t>
+        <w:t xml:space="preserve">25 de agosto de 2023</w:t>
       </w:r>
       <w:r>
         <w:rPr>
@@ -3103,7 +3103,7 @@
           <w:lang w:eastAsia="es-ES"/>
           <ns2:ligatures ns2:val="none"/>
         </w:rPr>
-        <w:t xml:space="preserve">El 24 de octubre del 2023, solicitó nuevamente a </w:t>
+        <w:t xml:space="preserve">El 24 de octubre de 2023, solicitó nuevamente a </w:t>
       </w:r>
       <w:r>
         <w:rPr>
@@ -3211,7 +3211,7 @@
           <w:lang w:eastAsia="es-ES"/>
           <ns2:ligatures ns2:val="none"/>
         </w:rPr>
-        <w:t xml:space="preserve">El 10 de noviembre del 2023, BNP Paribas remitió dos archivos denominados “Copia Póliza [APELLIDO] ” e “Inf POL [APELLIDO] ”, los cuales contenían información correspondiente al contrato de tarjeta de crédito y no el contenido íntegro de la póliza del Seguro de Desgravamen solicitada. </w:t>
+        <w:t xml:space="preserve">El 10 de noviembre de 2023, BNP Paribas remitió dos archivos denominados “Copia Póliza [APELLIDO] ” e “Inf POL [APELLIDO] ”, los cuales contenían información correspondiente al contrato de tarjeta de crédito y no el contenido íntegro de la póliza del Seguro de Desgravamen solicitada. </w:t>
       </w:r>
       <w:r>
         <w:rPr>
@@ -3352,7 +3352,7 @@
           <w:lang w:eastAsia="es-ES"/>
           <ns2:ligatures ns2:val="none"/>
         </w:rPr>
-        <w:t xml:space="preserve">El 19 de enero del 2024, solicitó nuevamente a </w:t>
+        <w:t xml:space="preserve">El 19 de enero de 2024, solicitó nuevamente a </w:t>
       </w:r>
       <w:r>
         <w:rPr>
@@ -3471,7 +3471,7 @@
           <w:lang w:eastAsia="es-ES"/>
           <ns2:ligatures ns2:val="none"/>
         </w:rPr>
-        <w:t xml:space="preserve">El 27 de febrero del 2024, BNP Paribas, en referencia a su solicitud del 19 de enero del 2024, remitió el Certificado del Seguro de Desgravamen del Seguro de Desgravamen (Póliza 7419200148) y la Solicitud del Certificado de Seguro Desgravamen (Póliza 74191286), documentos que no correspondían a la póliza del Seguro Desgravamen suscrita por el causante [APELLIDO] y que contenían numeraciones distintas. </w:t>
+        <w:t xml:space="preserve">El 27 de febrero de 2024, BNP Paribas, en referencia a su solicitud del 19 de enero de 2024, remitió el Certificado del Seguro de Desgravamen del Seguro de Desgravamen (Póliza 7419200148) y la Solicitud del Certificado de Seguro Desgravamen (Póliza 74191286), documentos que no correspondían a la póliza del Seguro Desgravamen suscrita por el causante [APELLIDO] y que contenían numeraciones distintas. </w:t>
       </w:r>
       <w:r>
         <w:rPr>
@@ -3790,7 +3790,7 @@
           <w:lang w:eastAsia="es-ES"/>
           <ns2:ligatures ns2:val="none"/>
         </w:rPr>
-        <w:t xml:space="preserve">El 16 de marzo del 2024, solicitó a </w:t>
+        <w:t xml:space="preserve">El 16 de marzo de 2024, solicitó a </w:t>
       </w:r>
       <w:r>
         <w:rPr>
@@ -3840,7 +3840,7 @@
           <w:lang w:eastAsia="es-ES"/>
           <ns2:ligatures ns2:val="none"/>
         </w:rPr>
-        <w:t xml:space="preserve">El 27 de marzo del 2024, </w:t>
+        <w:t xml:space="preserve">El 27 de marzo de 2024, </w:t>
       </w:r>
       <w:r>
         <w:rPr>
@@ -3927,7 +3927,7 @@
           <w:lang w:eastAsia="es-ES"/>
           <ns2:ligatures ns2:val="none"/>
         </w:rPr>
-        <w:t xml:space="preserve">El 19 de abril del 2024, </w:t>
+        <w:t xml:space="preserve">El 19 de abril de 2024, </w:t>
       </w:r>
       <w:r>
         <w:rPr>
@@ -4624,7 +4624,7 @@
           <w:kern w:val="0"/>
           <ns2:ligatures ns2:val="none"/>
         </w:rPr>
-        <w:t xml:space="preserve">Además, la Secretaría Técnica, en ejercicio de sus facultades, considera que el hecho denunciado, consistente en que BNP Paribas Cardif S.A. Compañía de Seguros y Reaseguros habría negado injustificadamente a la parte denunciante la cobertura de la Póliza del Seguro de Desgravamen 7419210172 por el fallecimiento del señor [APELLIDO] el 16 de octubre del 2022; involucraría una presunta afectación a sus expectativas, quien no habría encontrado una correspondencia entre lo que esperaba recibir de parte del proveedor y lo que realmente recibió. Por consiguiente, corresponde calificar el hecho materia de denuncia como una presunta infracción al deber de idoneidad, tipificado en los artículos 18 y 19 del Código.</w:t>
+        <w:t xml:space="preserve">Además, la Secretaría Técnica, en ejercicio de sus facultades, considera que el hecho denunciado, consistente en que BNP Paribas Cardif S.A. Compañía de Seguros y Reaseguros habría negado injustificadamente a la parte denunciante la cobertura de la Póliza del Seguro de Desgravamen 7419210172 por el fallecimiento del señor [APELLIDO] el 16 de octubre de 2022; involucraría una presunta afectación a sus expectativas, quien no habría encontrado una correspondencia entre lo que esperaba recibir de parte del proveedor y lo que realmente recibió. Por consiguiente, corresponde calificar el hecho materia de denuncia como una presunta infracción al deber de idoneidad, tipificado en los artículos 18 y 19 del Código.</w:t>
       </w:r>
       <w:r>
         <w:rPr>
@@ -6334,7 +6334,7 @@
           <w:kern w:val="0"/>
           <ns2:ligatures ns2:val="none"/>
         </w:rPr>
-        <w:t xml:space="preserve">Presunta infracción a los artículos 18 y 19 de la Ley 29571, Código de Protección y Defensa del Consumidor, en tanto BNP Paribas Cardif S.A. Compañía de Seguros y Reaseguros habría negado injustificadamente a la parte denunciante la cobertura de la Póliza del Seguro de Desgravamen 7419210172 por el fallecimiento del señor [APELLIDO] el 16 de octubre del 2022.</w:t>
+        <w:t xml:space="preserve">Presunta infracción a los artículos 18 y 19 de la Ley 29571, Código de Protección y Defensa del Consumidor, en tanto BNP Paribas Cardif S.A. Compañía de Seguros y Reaseguros habría negado injustificadamente a la parte denunciante la cobertura de la Póliza del Seguro de Desgravamen 7419210172 por el fallecimiento del señor [APELLIDO] el 16 de octubre de 2022.</w:t>
       </w:r>
       <w:r>
         <w:rPr>
@@ -9575,7 +9575,7 @@
           <w:sz w:val="14"/>
           <w:szCs w:val="14"/>
         </w:rPr>
-        <w:t>el 2 de setiembre del 2010 en el Diario Oficial El Peruano, vigente desde el 2 de octubre del 2010 y modificado por Decreto Legislativo 1308.</w:t>
+        <w:t xml:space="preserve">el 2 de setiembre de 2010 en el Diario Oficial El Peruano, vigente desde el 2 de octubre de 2010 y modificado por Decreto Legislativo 1308.</w:t>
       </w:r>
     </w:p>
     <w:p>

--- a/plantillas_maestras/03_seguro_desgravamen/negativa_cobertura/1_ddo_aseguradora/sucesion_intestada/TPL_3152_2025_SEGURO_DESGRAVAMEN_NEGATIVA_COBERTURA_ASEGURADORA_SUCESION_INTESTADA_R2.docx
+++ b/plantillas_maestras/03_seguro_desgravamen/negativa_cobertura/1_ddo_aseguradora/sucesion_intestada/TPL_3152_2025_SEGURO_DESGRAVAMEN_NEGATIVA_COBERTURA_ASEGURADORA_SUCESION_INTESTADA_R2.docx
@@ -1,8 +1,8 @@
 
 <file path=word/document.xml><?xml version="1.0" encoding="utf-8"?>
-<w:document xmlns:ns1="http://schemas.openxmlformats.org/markup-compatibility/2006" xmlns:ns2="http://schemas.microsoft.com/office/word/2010/wordml" xmlns:ns3="http://schemas.openxmlformats.org/officeDocument/2006/relationships" xmlns:w="http://schemas.openxmlformats.org/wordprocessingml/2006/main" ns1:Ignorable="w14 w15 w16se w16cid w16 w16cex w16sdtdh w16sdtfl w16du wp14">
+<w:document xmlns:mc="http://schemas.openxmlformats.org/markup-compatibility/2006" xmlns:r="http://schemas.openxmlformats.org/officeDocument/2006/relationships" xmlns:w="http://schemas.openxmlformats.org/wordprocessingml/2006/main" xmlns:w14="http://schemas.microsoft.com/office/word/2010/wordml" xmlns:w15="http://schemas.microsoft.com/office/word/2012/wordml" xmlns:w16="http://schemas.microsoft.com/office/word/2018/wordml" xmlns:w16cex="http://schemas.microsoft.com/office/word/2018/wordml/cex" xmlns:w16cid="http://schemas.microsoft.com/office/word/2016/wordml/cid" xmlns:w16du="http://schemas.microsoft.com/office/word/2023/wordml/word16du" xmlns:w16sdtdh="http://schemas.microsoft.com/office/word/2020/wordml/sdtdatahash" xmlns:w16se="http://schemas.microsoft.com/office/word/2015/wordml/symex" xmlns:wp14="http://schemas.microsoft.com/office/word/2010/wordprocessingDrawing" mc:Ignorable="w14 w15 w16se w16cid w16 w16cex w16sdtdh w16du wp14">
   <w:body>
-    <w:p ns2:paraId="4D92E425" ns2:textId="05B00E64">
+    <w:p>
       <w:pPr>
         <w:tabs>
           <w:tab w:val="left" w:pos="1701"/>
@@ -14,7 +14,7 @@
           <w:color w:val="000000"/>
           <w:kern w:val="0"/>
           <w:lang w:eastAsia="es-PE"/>
-          <ns2:ligatures ns2:val="none"/>
+          <w14:ligatures w14:val="none"/>
         </w:rPr>
       </w:pPr>
       <w:bookmarkStart w:id="0" w:name="_Hlk80343540"/>
@@ -25,7 +25,7 @@
           <w:color w:val="000000"/>
           <w:kern w:val="0"/>
           <w:lang w:eastAsia="es-PE"/>
-          <ns2:ligatures ns2:val="none"/>
+          <w14:ligatures w14:val="none"/>
         </w:rPr>
         <w:t>EX</w:t>
       </w:r>
@@ -36,7 +36,7 @@
           <w:color w:val="000000"/>
           <w:kern w:val="0"/>
           <w:lang w:eastAsia="es-PE"/>
-          <ns2:ligatures ns2:val="none"/>
+          <w14:ligatures w14:val="none"/>
         </w:rPr>
         <w:t xml:space="preserve">PEDIENTE </w:t>
       </w:r>
@@ -47,7 +47,7 @@
           <w:color w:val="000000"/>
           <w:kern w:val="0"/>
           <w:lang w:eastAsia="es-PE"/>
-          <ns2:ligatures ns2:val="none"/>
+          <w14:ligatures w14:val="none"/>
         </w:rPr>
         <w:tab/>
       </w:r>
@@ -58,7 +58,7 @@
           <w:color w:val="000000"/>
           <w:kern w:val="0"/>
           <w:lang w:eastAsia="es-PE"/>
-          <ns2:ligatures ns2:val="none"/>
+          <w14:ligatures w14:val="none"/>
         </w:rPr>
         <w:t>:</w:t>
       </w:r>
@@ -69,7 +69,7 @@
           <w:color w:val="000000"/>
           <w:kern w:val="0"/>
           <w:lang w:eastAsia="es-PE"/>
-          <ns2:ligatures ns2:val="none"/>
+          <w14:ligatures w14:val="none"/>
         </w:rPr>
         <w:tab/>
       </w:r>
@@ -82,12 +82,12 @@
           <w:kern w:val="0"/>
           <w:shd w:val="clear" w:color="auto" w:fill="FFFFFF"/>
           <w:lang w:eastAsia="es-PE"/>
-          <ns2:ligatures ns2:val="none"/>
+          <w14:ligatures w14:val="none"/>
         </w:rPr>
         <w:t>3152-2025/CC1</w:t>
       </w:r>
     </w:p>
-    <w:p ns2:paraId="174737B6" ns2:textId="25EC3297">
+    <w:p>
       <w:pPr>
         <w:tabs>
           <w:tab w:val="left" w:pos="1701"/>
@@ -102,7 +102,7 @@
           <w:color w:val="000000"/>
           <w:kern w:val="0"/>
           <w:lang w:eastAsia="es-PE"/>
-          <ns2:ligatures ns2:val="none"/>
+          <w14:ligatures w14:val="none"/>
         </w:rPr>
       </w:pPr>
       <w:r>
@@ -112,103 +112,16 @@
           <w:color w:val="000000"/>
           <w:kern w:val="0"/>
           <w:lang w:eastAsia="es-PE"/>
-          <ns2:ligatures ns2:val="none"/>
-        </w:rPr>
-        <w:t xml:space="preserve">DENUNCIANTE:[DENUNCIANTE] ([APELLIDO] )</w:t>
-      </w:r>
-      <w:r>
-        <w:rPr>
-          <w:rFonts w:ascii="Arial Narrow" w:eastAsia="Arial Narrow" w:hAnsi="Arial Narrow" w:cs="Arial Narrow"/>
-          <w:b/>
-          <w:color w:val="000000"/>
-          <w:kern w:val="0"/>
-          <w:lang w:eastAsia="es-PE"/>
-          <ns2:ligatures ns2:val="none"/>
-        </w:rPr>
+          <w14:ligatures w14:val="none"/>
+        </w:rPr>
+        <w:t>DENUNCIANTE</w:t>
         <w:tab/>
-        <w:t/>
-      </w:r>
-      <w:r>
-        <w:rPr>
-          <w:rFonts w:ascii="Arial Narrow" w:eastAsia="Arial Narrow" w:hAnsi="Arial Narrow" w:cs="Arial Narrow"/>
-          <w:b/>
-          <w:color w:val="000000"/>
-          <w:kern w:val="0"/>
-          <w:lang w:eastAsia="es-PE"/>
-          <ns2:ligatures ns2:val="none"/>
-        </w:rPr>
+        <w:t>:</w:t>
         <w:tab/>
-      </w:r>
-      <w:r>
-        <w:rPr>
-          <w:rFonts w:ascii="Arial Narrow" w:eastAsia="Arial Narrow" w:hAnsi="Arial Narrow" w:cs="Arial Narrow"/>
-          <w:b/>
-          <w:color w:val="000000"/>
-          <w:kern w:val="0"/>
-          <w:lang w:eastAsia="es-PE"/>
-          <ns2:ligatures ns2:val="none"/>
-        </w:rPr>
-        <w:t/>
-      </w:r>
-      <w:r>
-        <w:rPr>
-          <w:rStyle w:val="Refdenotaalpie"/>
-          <w:rFonts w:ascii="Arial Narrow" w:eastAsia="Times New Roman" w:hAnsi="Arial Narrow" w:cs="Times New Roman"/>
-          <w:b/>
-          <w:color w:val="000000"/>
-          <w:kern w:val="0"/>
-          <w:vertAlign w:val="superscript"/>
-          <w:lang w:val="es-ES" w:eastAsia="es-ES"/>
-          <ns2:ligatures ns2:val="none"/>
-        </w:rPr>
-        <w:footnoteReference w:id="1"/>
-      </w:r>
-      <w:r>
-        <w:rPr>
-          <w:rFonts w:ascii="Arial Narrow" w:eastAsia="Arial Narrow" w:hAnsi="Arial Narrow" w:cs="Arial Narrow"/>
-          <w:b/>
-          <w:color w:val="000000"/>
-          <w:kern w:val="0"/>
-          <w:lang w:eastAsia="es-PE"/>
-          <ns2:ligatures ns2:val="none"/>
-        </w:rPr>
-        <w:t xml:space="preserve"/>
-      </w:r>
-      <w:r>
-        <w:rPr>
-          <w:rFonts w:ascii="Arial Narrow" w:eastAsia="Arial Narrow" w:hAnsi="Arial Narrow" w:cs="Arial Narrow"/>
-          <w:b/>
-          <w:color w:val="000000"/>
-          <w:kern w:val="0"/>
-          <w:lang w:eastAsia="es-PE"/>
-          <ns2:ligatures ns2:val="none"/>
-        </w:rPr>
-        <w:t/>
-      </w:r>
-      <w:r>
-        <w:rPr>
-          <w:rFonts w:ascii="Arial Narrow" w:eastAsia="Arial Narrow" w:hAnsi="Arial Narrow" w:cs="Arial Narrow"/>
-          <w:b/>
-          <w:color w:val="000000"/>
-          <w:kern w:val="0"/>
-          <w:lang w:eastAsia="es-PE"/>
-          <ns2:ligatures ns2:val="none"/>
-        </w:rPr>
-        <w:t/>
-      </w:r>
-      <w:r>
-        <w:rPr>
-          <w:rFonts w:ascii="Arial Narrow" w:eastAsia="Arial Narrow" w:hAnsi="Arial Narrow" w:cs="Arial Narrow"/>
-          <w:b/>
-          <w:color w:val="000000"/>
-          <w:kern w:val="0"/>
-          <w:lang w:eastAsia="es-PE"/>
-          <ns2:ligatures ns2:val="none"/>
-        </w:rPr>
-        <w:t/>
-      </w:r>
-    </w:p>
-    <w:p ns2:paraId="223101EF" ns2:textId="1AA3CD21">
+        <w:t xml:space="preserve">[DENUNCIANTE] ([APELLIDO] )</w:t>
+      </w:r>
+    </w:p>
+    <w:p>
       <w:pPr>
         <w:tabs>
           <w:tab w:val="left" w:pos="1701"/>
@@ -223,7 +136,7 @@
           <w:color w:val="000000"/>
           <w:kern w:val="0"/>
           <w:lang w:eastAsia="es-PE"/>
-          <ns2:ligatures ns2:val="none"/>
+          <w14:ligatures w14:val="none"/>
         </w:rPr>
       </w:pPr>
       <w:r>
@@ -233,7 +146,7 @@
           <w:color w:val="000000"/>
           <w:kern w:val="0"/>
           <w:lang w:eastAsia="es-PE"/>
-          <ns2:ligatures ns2:val="none"/>
+          <w14:ligatures w14:val="none"/>
         </w:rPr>
         <w:t>DENUNCIADOS</w:t>
       </w:r>
@@ -244,7 +157,7 @@
           <w:color w:val="000000"/>
           <w:kern w:val="0"/>
           <w:lang w:eastAsia="es-PE"/>
-          <ns2:ligatures ns2:val="none"/>
+          <w14:ligatures w14:val="none"/>
         </w:rPr>
         <w:tab/>
         <w:t>:</w:t>
@@ -256,7 +169,7 @@
           <w:color w:val="000000"/>
           <w:kern w:val="0"/>
           <w:lang w:eastAsia="es-PE"/>
-          <ns2:ligatures ns2:val="none"/>
+          <w14:ligatures w14:val="none"/>
         </w:rPr>
         <w:tab/>
       </w:r>
@@ -267,7 +180,7 @@
           <w:color w:val="000000"/>
           <w:kern w:val="0"/>
           <w:lang w:eastAsia="es-PE"/>
-          <ns2:ligatures ns2:val="none"/>
+          <w14:ligatures w14:val="none"/>
         </w:rPr>
         <w:t>SANTANDER CONSUMER BANK S.A.</w:t>
       </w:r>
@@ -280,7 +193,7 @@
           <w:kern w:val="0"/>
           <w:vertAlign w:val="superscript"/>
           <w:lang w:val="es-ES" w:eastAsia="es-ES"/>
-          <ns2:ligatures ns2:val="none"/>
+          <w14:ligatures w14:val="none"/>
         </w:rPr>
         <w:footnoteReference w:id="2"/>
       </w:r>
@@ -291,7 +204,7 @@
           <w:color w:val="000000"/>
           <w:kern w:val="0"/>
           <w:lang w:eastAsia="es-PE"/>
-          <ns2:ligatures ns2:val="none"/>
+          <w14:ligatures w14:val="none"/>
         </w:rPr>
         <w:t xml:space="preserve"> </w:t>
       </w:r>
@@ -302,7 +215,7 @@
           <w:color w:val="000000"/>
           <w:kern w:val="0"/>
           <w:lang w:eastAsia="es-PE"/>
-          <ns2:ligatures ns2:val="none"/>
+          <w14:ligatures w14:val="none"/>
         </w:rPr>
         <w:t>(</w:t>
       </w:r>
@@ -313,7 +226,7 @@
           <w:color w:val="000000"/>
           <w:kern w:val="0"/>
           <w:lang w:eastAsia="es-PE"/>
-          <ns2:ligatures ns2:val="none"/>
+          <w14:ligatures w14:val="none"/>
         </w:rPr>
         <w:t>SANTANDER</w:t>
       </w:r>
@@ -324,12 +237,12 @@
           <w:color w:val="000000"/>
           <w:kern w:val="0"/>
           <w:lang w:eastAsia="es-PE"/>
-          <ns2:ligatures ns2:val="none"/>
+          <w14:ligatures w14:val="none"/>
         </w:rPr>
         <w:t xml:space="preserve">) </w:t>
       </w:r>
     </w:p>
-    <w:p ns2:paraId="4D23E5DF" ns2:textId="1C67BF7F">
+    <w:p>
       <w:pPr>
         <w:tabs>
           <w:tab w:val="left" w:pos="1701"/>
@@ -344,7 +257,7 @@
           <w:color w:val="000000"/>
           <w:kern w:val="0"/>
           <w:lang w:eastAsia="es-PE"/>
-          <ns2:ligatures ns2:val="none"/>
+          <w14:ligatures w14:val="none"/>
         </w:rPr>
       </w:pPr>
       <w:r>
@@ -354,7 +267,7 @@
           <w:color w:val="000000"/>
           <w:kern w:val="0"/>
           <w:lang w:eastAsia="es-PE"/>
-          <ns2:ligatures ns2:val="none"/>
+          <w14:ligatures w14:val="none"/>
         </w:rPr>
         <w:tab/>
       </w:r>
@@ -365,7 +278,7 @@
           <w:color w:val="000000"/>
           <w:kern w:val="0"/>
           <w:lang w:eastAsia="es-PE"/>
-          <ns2:ligatures ns2:val="none"/>
+          <w14:ligatures w14:val="none"/>
         </w:rPr>
         <w:tab/>
       </w:r>
@@ -376,7 +289,7 @@
           <w:color w:val="000000"/>
           <w:kern w:val="0"/>
           <w:lang w:eastAsia="es-PE"/>
-          <ns2:ligatures ns2:val="none"/>
+          <w14:ligatures w14:val="none"/>
         </w:rPr>
         <w:t>BNP PARIBAS CARDIF S.A. COMPAÑÍA DE SEGUROS Y REASEGUROS</w:t>
       </w:r>
@@ -387,7 +300,7 @@
           <w:color w:val="000000"/>
           <w:kern w:val="0"/>
           <w:lang w:eastAsia="es-PE"/>
-          <ns2:ligatures ns2:val="none"/>
+          <w14:ligatures w14:val="none"/>
         </w:rPr>
         <w:t xml:space="preserve"> (</w:t>
       </w:r>
@@ -398,7 +311,7 @@
           <w:color w:val="000000"/>
           <w:kern w:val="0"/>
           <w:lang w:eastAsia="es-PE"/>
-          <ns2:ligatures ns2:val="none"/>
+          <w14:ligatures w14:val="none"/>
         </w:rPr>
         <w:t>BNP PARIBAS</w:t>
       </w:r>
@@ -409,12 +322,12 @@
           <w:color w:val="000000"/>
           <w:kern w:val="0"/>
           <w:lang w:eastAsia="es-PE"/>
-          <ns2:ligatures ns2:val="none"/>
+          <w14:ligatures w14:val="none"/>
         </w:rPr>
         <w:t>)</w:t>
       </w:r>
     </w:p>
-    <w:p ns2:paraId="753670C1" ns2:textId="77777777">
+    <w:p>
       <w:pPr>
         <w:tabs>
           <w:tab w:val="left" w:pos="1701"/>
@@ -429,7 +342,7 @@
           <w:color w:val="000000"/>
           <w:kern w:val="0"/>
           <w:lang w:eastAsia="es-PE"/>
-          <ns2:ligatures ns2:val="none"/>
+          <w14:ligatures w14:val="none"/>
         </w:rPr>
       </w:pPr>
       <w:r>
@@ -439,7 +352,7 @@
           <w:color w:val="000000"/>
           <w:kern w:val="0"/>
           <w:lang w:eastAsia="es-PE"/>
-          <ns2:ligatures ns2:val="none"/>
+          <w14:ligatures w14:val="none"/>
         </w:rPr>
         <w:t>MATERIAS</w:t>
       </w:r>
@@ -450,7 +363,7 @@
           <w:color w:val="000000"/>
           <w:kern w:val="0"/>
           <w:lang w:eastAsia="es-PE"/>
-          <ns2:ligatures ns2:val="none"/>
+          <w14:ligatures w14:val="none"/>
         </w:rPr>
         <w:tab/>
         <w:t xml:space="preserve">: </w:t>
@@ -462,13 +375,13 @@
           <w:color w:val="000000"/>
           <w:kern w:val="0"/>
           <w:lang w:eastAsia="es-PE"/>
-          <ns2:ligatures ns2:val="none"/>
+          <w14:ligatures w14:val="none"/>
         </w:rPr>
         <w:tab/>
         <w:t>ADMISIÓN A TRÁMITE</w:t>
       </w:r>
     </w:p>
-    <w:p ns2:paraId="449086A9" ns2:textId="77777777">
+    <w:p>
       <w:pPr>
         <w:tabs>
           <w:tab w:val="left" w:pos="1701"/>
@@ -483,7 +396,7 @@
           <w:color w:val="000000"/>
           <w:kern w:val="0"/>
           <w:lang w:eastAsia="es-PE"/>
-          <ns2:ligatures ns2:val="none"/>
+          <w14:ligatures w14:val="none"/>
         </w:rPr>
       </w:pPr>
       <w:r>
@@ -493,12 +406,12 @@
           <w:color w:val="000000"/>
           <w:kern w:val="0"/>
           <w:lang w:eastAsia="es-PE"/>
-          <ns2:ligatures ns2:val="none"/>
+          <w14:ligatures w14:val="none"/>
         </w:rPr>
         <w:t xml:space="preserve">REQUERIMIENTO DE INFORMACIÓN </w:t>
       </w:r>
     </w:p>
-    <w:p ns2:paraId="778AE69F" ns2:textId="7AA7DC27">
+    <w:p>
       <w:pPr>
         <w:tabs>
           <w:tab w:val="left" w:pos="1701"/>
@@ -512,7 +425,7 @@
           <w:color w:val="000000"/>
           <w:kern w:val="0"/>
           <w:lang w:eastAsia="es-PE"/>
-          <ns2:ligatures ns2:val="none"/>
+          <w14:ligatures w14:val="none"/>
         </w:rPr>
       </w:pPr>
       <w:r>
@@ -522,7 +435,7 @@
           <w:color w:val="000000"/>
           <w:kern w:val="0"/>
           <w:lang w:eastAsia="es-PE"/>
-          <ns2:ligatures ns2:val="none"/>
+          <w14:ligatures w14:val="none"/>
         </w:rPr>
         <w:t xml:space="preserve">RESOLUCIÓN </w:t>
       </w:r>
@@ -533,7 +446,7 @@
           <w:color w:val="000000"/>
           <w:kern w:val="0"/>
           <w:lang w:eastAsia="es-PE"/>
-          <ns2:ligatures ns2:val="none"/>
+          <w14:ligatures w14:val="none"/>
         </w:rPr>
         <w:tab/>
         <w:t>:</w:t>
@@ -545,7 +458,7 @@
           <w:color w:val="000000"/>
           <w:kern w:val="0"/>
           <w:lang w:eastAsia="es-PE"/>
-          <ns2:ligatures ns2:val="none"/>
+          <w14:ligatures w14:val="none"/>
         </w:rPr>
         <w:tab/>
       </w:r>
@@ -556,12 +469,12 @@
           <w:color w:val="000000"/>
           <w:kern w:val="0"/>
           <w:lang w:eastAsia="es-PE"/>
-          <ns2:ligatures ns2:val="none"/>
+          <w14:ligatures w14:val="none"/>
         </w:rPr>
         <w:t>2</w:t>
       </w:r>
     </w:p>
-    <w:p ns2:paraId="26BE4AD0" ns2:textId="77777777">
+    <w:p>
       <w:pPr>
         <w:tabs>
           <w:tab w:val="left" w:pos="1014"/>
@@ -574,11 +487,11 @@
           <w:kern w:val="0"/>
           <w:shd w:val="clear" w:color="auto" w:fill="FFFFFF"/>
           <w:lang w:eastAsia="es-PE"/>
-          <ns2:ligatures ns2:val="none"/>
-        </w:rPr>
-      </w:pPr>
-    </w:p>
-    <w:p ns2:paraId="6D48DA83" ns2:textId="15024217">
+          <w14:ligatures w14:val="none"/>
+        </w:rPr>
+      </w:pPr>
+    </w:p>
+    <w:p>
       <w:pPr>
         <w:tabs>
           <w:tab w:val="left" w:pos="1014"/>
@@ -591,7 +504,7 @@
           <w:kern w:val="0"/>
           <w:shd w:val="clear" w:color="auto" w:fill="FFFFFF"/>
           <w:lang w:eastAsia="es-PE"/>
-          <ns2:ligatures ns2:val="none"/>
+          <w14:ligatures w14:val="none"/>
         </w:rPr>
       </w:pPr>
       <w:r>
@@ -601,7 +514,7 @@
           <w:kern w:val="0"/>
           <w:shd w:val="clear" w:color="auto" w:fill="FFFFFF"/>
           <w:lang w:eastAsia="es-PE"/>
-          <ns2:ligatures ns2:val="none"/>
+          <w14:ligatures w14:val="none"/>
         </w:rPr>
         <w:t xml:space="preserve">Lima, </w:t>
       </w:r>
@@ -612,7 +525,7 @@
           <w:kern w:val="0"/>
           <w:shd w:val="clear" w:color="auto" w:fill="FFFFFF"/>
           <w:lang w:eastAsia="es-PE"/>
-          <ns2:ligatures ns2:val="none"/>
+          <w14:ligatures w14:val="none"/>
         </w:rPr>
         <w:t xml:space="preserve">30 de enero de 2026</w:t>
       </w:r>
@@ -623,7 +536,7 @@
           <w:kern w:val="0"/>
           <w:shd w:val="clear" w:color="auto" w:fill="FFFFFF"/>
           <w:lang w:eastAsia="es-PE"/>
-          <ns2:ligatures ns2:val="none"/>
+          <w14:ligatures w14:val="none"/>
         </w:rPr>
         <w:t xml:space="preserve"/>
       </w:r>
@@ -635,7 +548,7 @@
           <w:kern w:val="0"/>
           <w:shd w:val="clear" w:color="auto" w:fill="FFFFFF"/>
           <w:lang w:eastAsia="es-PE"/>
-          <ns2:ligatures ns2:val="none"/>
+          <w14:ligatures w14:val="none"/>
         </w:rPr>
         <w:t xml:space="preserve"/>
       </w:r>
@@ -647,12 +560,12 @@
           <w:kern w:val="0"/>
           <w:shd w:val="clear" w:color="auto" w:fill="FFFFFF"/>
           <w:lang w:eastAsia="es-PE"/>
-          <ns2:ligatures ns2:val="none"/>
-        </w:rPr>
-        <w:t xml:space="preserve"/>
-      </w:r>
-    </w:p>
-    <w:p ns2:paraId="1EF3C256" ns2:textId="77777777">
+          <w14:ligatures w14:val="none"/>
+        </w:rPr>
+        <w:t xml:space="preserve"/>
+      </w:r>
+    </w:p>
+    <w:p>
       <w:pPr>
         <w:tabs>
           <w:tab w:val="left" w:pos="1014"/>
@@ -664,11 +577,11 @@
           <w:color w:val="000000"/>
           <w:kern w:val="0"/>
           <w:lang w:eastAsia="es-PE"/>
-          <ns2:ligatures ns2:val="none"/>
-        </w:rPr>
-      </w:pPr>
-    </w:p>
-    <w:p ns2:paraId="087322B4" ns2:textId="77777777">
+          <w14:ligatures w14:val="none"/>
+        </w:rPr>
+      </w:pPr>
+    </w:p>
+    <w:p>
       <w:pPr>
         <w:numPr>
           <w:ilvl w:val="0"/>
@@ -682,7 +595,7 @@
           <w:color w:val="000000"/>
           <w:kern w:val="0"/>
           <w:lang w:eastAsia="es-PE"/>
-          <ns2:ligatures ns2:val="none"/>
+          <w14:ligatures w14:val="none"/>
         </w:rPr>
       </w:pPr>
       <w:r>
@@ -692,12 +605,12 @@
           <w:color w:val="000000"/>
           <w:kern w:val="0"/>
           <w:lang w:eastAsia="es-PE"/>
-          <ns2:ligatures ns2:val="none"/>
+          <w14:ligatures w14:val="none"/>
         </w:rPr>
         <w:t xml:space="preserve">HECHOS </w:t>
       </w:r>
     </w:p>
-    <w:p ns2:paraId="4407157A" ns2:textId="77777777">
+    <w:p>
       <w:pPr>
         <w:spacing w:after="0" w:line="240" w:lineRule="auto"/>
         <w:jc w:val="both"/>
@@ -706,11 +619,11 @@
           <w:color w:val="000000"/>
           <w:kern w:val="0"/>
           <w:lang w:eastAsia="es-PE"/>
-          <ns2:ligatures ns2:val="none"/>
-        </w:rPr>
-      </w:pPr>
-    </w:p>
-    <w:p ns2:paraId="5ECFCB1A" ns2:textId="7CAD95B3">
+          <w14:ligatures w14:val="none"/>
+        </w:rPr>
+      </w:pPr>
+    </w:p>
+    <w:p>
       <w:pPr>
         <w:numPr>
           <w:ilvl w:val="1"/>
@@ -724,7 +637,7 @@
           <w:color w:val="000000"/>
           <w:kern w:val="0"/>
           <w:lang w:val="es-ES" w:eastAsia="es-ES"/>
-          <ns2:ligatures ns2:val="none"/>
+          <w14:ligatures w14:val="none"/>
         </w:rPr>
       </w:pPr>
       <w:r>
@@ -733,7 +646,7 @@
           <w:color w:val="000000"/>
           <w:kern w:val="0"/>
           <w:lang w:val="es-ES" w:eastAsia="es-ES"/>
-          <ns2:ligatures ns2:val="none"/>
+          <w14:ligatures w14:val="none"/>
         </w:rPr>
         <w:t xml:space="preserve">Mediante la denuncia del 3 de febrero de 2025, complementado con el escrito del 5 de setiembre de 2025 y subsanado mediante el escrito del 21 de enero de 2026, la [APELLIDO] denunció a Santander y BNP Paribas por presuntas infracciones a la Ley 29571, Código de Protección y Defensa del Consumidor (en adelante, Código), señalando lo siguiente:</w:t>
       </w:r>
@@ -743,7 +656,7 @@
           <w:color w:val="000000"/>
           <w:kern w:val="0"/>
           <w:lang w:val="es-ES" w:eastAsia="es-ES"/>
-          <ns2:ligatures ns2:val="none"/>
+          <w14:ligatures w14:val="none"/>
         </w:rPr>
         <w:t/>
       </w:r>
@@ -755,7 +668,7 @@
           <w:kern w:val="0"/>
           <w:vertAlign w:val="superscript"/>
           <w:lang w:val="es-ES" w:eastAsia="es-ES"/>
-          <ns2:ligatures ns2:val="none"/>
+          <w14:ligatures w14:val="none"/>
         </w:rPr>
         <w:footnoteReference w:id="3"/>
       </w:r>
@@ -765,7 +678,7 @@
           <w:color w:val="000000"/>
           <w:kern w:val="0"/>
           <w:lang w:val="es-ES" w:eastAsia="es-ES"/>
-          <ns2:ligatures ns2:val="none"/>
+          <w14:ligatures w14:val="none"/>
         </w:rPr>
         <w:t xml:space="preserve"/>
       </w:r>
@@ -775,7 +688,7 @@
           <w:color w:val="000000"/>
           <w:kern w:val="0"/>
           <w:lang w:val="es-ES" w:eastAsia="es-ES"/>
-          <ns2:ligatures ns2:val="none"/>
+          <w14:ligatures w14:val="none"/>
         </w:rPr>
         <w:t/>
       </w:r>
@@ -783,7 +696,7 @@
         <w:rPr>
           <w:rFonts w:ascii="Arial Narrow" w:eastAsia="Calibri" w:hAnsi="Arial Narrow" w:cs="Arial"/>
           <w:kern w:val="0"/>
-          <ns2:ligatures ns2:val="none"/>
+          <w14:ligatures w14:val="none"/>
         </w:rPr>
         <w:t xml:space="preserve"/>
       </w:r>
@@ -791,7 +704,7 @@
         <w:rPr>
           <w:rFonts w:ascii="Arial Narrow" w:eastAsia="Calibri" w:hAnsi="Arial Narrow" w:cs="Arial"/>
           <w:kern w:val="0"/>
-          <ns2:ligatures ns2:val="none"/>
+          <w14:ligatures w14:val="none"/>
         </w:rPr>
         <w:t/>
       </w:r>
@@ -799,7 +712,7 @@
         <w:rPr>
           <w:rFonts w:ascii="Arial Narrow" w:eastAsia="Calibri" w:hAnsi="Arial Narrow" w:cs="Arial"/>
           <w:kern w:val="0"/>
-          <ns2:ligatures ns2:val="none"/>
+          <w14:ligatures w14:val="none"/>
         </w:rPr>
         <w:t xml:space="preserve"/>
       </w:r>
@@ -807,7 +720,7 @@
         <w:rPr>
           <w:rFonts w:ascii="Arial Narrow" w:eastAsia="Calibri" w:hAnsi="Arial Narrow" w:cs="Arial"/>
           <w:kern w:val="0"/>
-          <ns2:ligatures ns2:val="none"/>
+          <w14:ligatures w14:val="none"/>
         </w:rPr>
         <w:t/>
       </w:r>
@@ -815,7 +728,7 @@
         <w:rPr>
           <w:rFonts w:ascii="Arial Narrow" w:eastAsia="Calibri" w:hAnsi="Arial Narrow" w:cs="Arial"/>
           <w:kern w:val="0"/>
-          <ns2:ligatures ns2:val="none"/>
+          <w14:ligatures w14:val="none"/>
         </w:rPr>
         <w:t xml:space="preserve"/>
       </w:r>
@@ -823,7 +736,7 @@
         <w:rPr>
           <w:rFonts w:ascii="Arial Narrow" w:eastAsia="Calibri" w:hAnsi="Arial Narrow" w:cs="Arial"/>
           <w:kern w:val="0"/>
-          <ns2:ligatures ns2:val="none"/>
+          <w14:ligatures w14:val="none"/>
         </w:rPr>
         <w:t/>
       </w:r>
@@ -831,7 +744,7 @@
         <w:rPr>
           <w:rFonts w:ascii="Arial Narrow" w:eastAsia="Calibri" w:hAnsi="Arial Narrow" w:cs="Arial"/>
           <w:kern w:val="0"/>
-          <ns2:ligatures ns2:val="none"/>
+          <w14:ligatures w14:val="none"/>
         </w:rPr>
         <w:t xml:space="preserve"/>
       </w:r>
@@ -839,7 +752,7 @@
         <w:rPr>
           <w:rFonts w:ascii="Arial Narrow" w:eastAsia="Calibri" w:hAnsi="Arial Narrow" w:cs="Arial"/>
           <w:kern w:val="0"/>
-          <ns2:ligatures ns2:val="none"/>
+          <w14:ligatures w14:val="none"/>
         </w:rPr>
         <w:t xml:space="preserve"/>
       </w:r>
@@ -847,7 +760,7 @@
         <w:rPr>
           <w:rFonts w:ascii="Arial Narrow" w:eastAsia="Calibri" w:hAnsi="Arial Narrow" w:cs="Arial"/>
           <w:kern w:val="0"/>
-          <ns2:ligatures ns2:val="none"/>
+          <w14:ligatures w14:val="none"/>
         </w:rPr>
         <w:t/>
       </w:r>
@@ -857,7 +770,7 @@
           <w:color w:val="000000"/>
           <w:kern w:val="0"/>
           <w:lang w:val="es-ES" w:eastAsia="es-ES"/>
-          <ns2:ligatures ns2:val="none"/>
+          <w14:ligatures w14:val="none"/>
         </w:rPr>
         <w:t xml:space="preserve"/>
       </w:r>
@@ -867,7 +780,7 @@
           <w:color w:val="000000"/>
           <w:kern w:val="0"/>
           <w:lang w:val="es-ES" w:eastAsia="es-ES"/>
-          <ns2:ligatures ns2:val="none"/>
+          <w14:ligatures w14:val="none"/>
         </w:rPr>
         <w:t xml:space="preserve"/>
       </w:r>
@@ -877,7 +790,7 @@
           <w:color w:val="000000"/>
           <w:kern w:val="0"/>
           <w:lang w:val="es-ES" w:eastAsia="es-ES"/>
-          <ns2:ligatures ns2:val="none"/>
+          <w14:ligatures w14:val="none"/>
         </w:rPr>
         <w:t xml:space="preserve"/>
       </w:r>
@@ -887,7 +800,7 @@
           <w:color w:val="000000"/>
           <w:kern w:val="0"/>
           <w:lang w:val="es-ES" w:eastAsia="es-ES"/>
-          <ns2:ligatures ns2:val="none"/>
+          <w14:ligatures w14:val="none"/>
         </w:rPr>
         <w:t xml:space="preserve"/>
       </w:r>
@@ -898,7 +811,7 @@
           <w:color w:val="000000"/>
           <w:kern w:val="0"/>
           <w:lang w:val="es-ES" w:eastAsia="es-ES"/>
-          <ns2:ligatures ns2:val="none"/>
+          <w14:ligatures w14:val="none"/>
         </w:rPr>
         <w:t/>
       </w:r>
@@ -909,7 +822,7 @@
           <w:color w:val="000000"/>
           <w:kern w:val="0"/>
           <w:lang w:val="es-ES" w:eastAsia="es-ES"/>
-          <ns2:ligatures ns2:val="none"/>
+          <w14:ligatures w14:val="none"/>
         </w:rPr>
         <w:t xml:space="preserve"/>
       </w:r>
@@ -919,7 +832,7 @@
           <w:color w:val="000000"/>
           <w:kern w:val="0"/>
           <w:lang w:val="es-ES" w:eastAsia="es-ES"/>
-          <ns2:ligatures ns2:val="none"/>
+          <w14:ligatures w14:val="none"/>
         </w:rPr>
         <w:t/>
       </w:r>
@@ -931,7 +844,7 @@
           <w:kern w:val="0"/>
           <w:vertAlign w:val="superscript"/>
           <w:lang w:val="es-ES" w:eastAsia="es-ES"/>
-          <ns2:ligatures ns2:val="none"/>
+          <w14:ligatures w14:val="none"/>
         </w:rPr>
         <w:footnoteReference w:id="4"/>
       </w:r>
@@ -941,7 +854,7 @@
           <w:color w:val="000000"/>
           <w:kern w:val="0"/>
           <w:lang w:val="es-ES" w:eastAsia="es-ES"/>
-          <ns2:ligatures ns2:val="none"/>
+          <w14:ligatures w14:val="none"/>
         </w:rPr>
         <w:t xml:space="preserve"/>
       </w:r>
@@ -952,25 +865,25 @@
           <w:color w:val="000000"/>
           <w:kern w:val="0"/>
           <w:lang w:val="es-ES" w:eastAsia="es-ES"/>
-          <ns2:ligatures ns2:val="none"/>
+          <w14:ligatures w14:val="none"/>
         </w:rPr>
         <w:t/>
       </w:r>
     </w:p>
-    <w:p ns2:paraId="5C1F7A14" ns2:textId="3BE2C60F">
-      <w:pPr>
-        <w:spacing w:after="0" w:line="240" w:lineRule="auto"/>
-        <w:jc w:val="both"/>
-        <w:rPr>
-          <w:rFonts w:ascii="Arial Narrow" w:eastAsia="Times New Roman" w:hAnsi="Arial Narrow" w:cs="Arial"/>
-          <w:color w:val="000000"/>
-          <w:kern w:val="0"/>
-          <w:lang w:eastAsia="es-ES"/>
-          <ns2:ligatures ns2:val="none"/>
-        </w:rPr>
-      </w:pPr>
-    </w:p>
-    <w:p ns2:paraId="3E9B3F30" ns2:textId="3DCB7072">
+    <w:p>
+      <w:pPr>
+        <w:spacing w:after="0" w:line="240" w:lineRule="auto"/>
+        <w:jc w:val="both"/>
+        <w:rPr>
+          <w:rFonts w:ascii="Arial Narrow" w:eastAsia="Times New Roman" w:hAnsi="Arial Narrow" w:cs="Arial"/>
+          <w:color w:val="000000"/>
+          <w:kern w:val="0"/>
+          <w:lang w:eastAsia="es-ES"/>
+          <w14:ligatures w14:val="none"/>
+        </w:rPr>
+      </w:pPr>
+    </w:p>
+    <w:p>
       <w:pPr>
         <w:pStyle w:val="Prrafodelista"/>
         <w:numPr>
@@ -988,16 +901,16 @@
           <w:color w:val="000000"/>
           <w:kern w:val="0"/>
           <w:lang w:eastAsia="es-ES"/>
-          <ns2:ligatures ns2:val="none"/>
-        </w:rPr>
-      </w:pPr>
-      <w:r>
-        <w:rPr>
-          <w:rFonts w:ascii="Arial Narrow" w:eastAsia="Times New Roman" w:hAnsi="Arial Narrow" w:cs="Arial"/>
-          <w:color w:val="000000"/>
-          <w:kern w:val="0"/>
-          <w:lang w:eastAsia="es-ES"/>
-          <ns2:ligatures ns2:val="none"/>
+          <w14:ligatures w14:val="none"/>
+        </w:rPr>
+      </w:pPr>
+      <w:r>
+        <w:rPr>
+          <w:rFonts w:ascii="Arial Narrow" w:eastAsia="Times New Roman" w:hAnsi="Arial Narrow" w:cs="Arial"/>
+          <w:color w:val="000000"/>
+          <w:kern w:val="0"/>
+          <w:lang w:eastAsia="es-ES"/>
+          <w14:ligatures w14:val="none"/>
         </w:rPr>
         <w:t xml:space="preserve">En 2014, el señor [APELLIDO] (en adelante, el señor [APELLIDO]) contrató con CrediScotia Financiera S.A. (en adelante, la entidad financiera) la adquisición de una tarjeta de crédito la cual se encontraba asociada la Póliza 7419210172 del Seguro de Desgravamen (en adelante, “Seguro de Desgravamen”), emitido por BNP Paribas Cardif, sin que se le haya entregado copia del contrato de tarjeta de crédito ni del contenido de la póliza del seguro. </w:t>
       </w:r>
@@ -1007,17 +920,17 @@
           <w:color w:val="000000"/>
           <w:kern w:val="0"/>
           <w:lang w:eastAsia="es-ES"/>
-          <ns2:ligatures ns2:val="none"/>
-        </w:rPr>
-        <w:t xml:space="preserve"/>
-      </w:r>
-      <w:r>
-        <w:rPr>
-          <w:rFonts w:ascii="Arial Narrow" w:eastAsia="Times New Roman" w:hAnsi="Arial Narrow" w:cs="Arial"/>
-          <w:color w:val="000000"/>
-          <w:kern w:val="0"/>
-          <w:lang w:eastAsia="es-ES"/>
-          <ns2:ligatures ns2:val="none"/>
+          <w14:ligatures w14:val="none"/>
+        </w:rPr>
+        <w:t xml:space="preserve"/>
+      </w:r>
+      <w:r>
+        <w:rPr>
+          <w:rFonts w:ascii="Arial Narrow" w:eastAsia="Times New Roman" w:hAnsi="Arial Narrow" w:cs="Arial"/>
+          <w:color w:val="000000"/>
+          <w:kern w:val="0"/>
+          <w:lang w:eastAsia="es-ES"/>
+          <w14:ligatures w14:val="none"/>
         </w:rPr>
         <w:t/>
       </w:r>
@@ -1027,27 +940,27 @@
           <w:color w:val="000000"/>
           <w:kern w:val="0"/>
           <w:lang w:eastAsia="es-ES"/>
-          <ns2:ligatures ns2:val="none"/>
-        </w:rPr>
-        <w:t xml:space="preserve"/>
-      </w:r>
-      <w:r>
-        <w:rPr>
-          <w:rFonts w:ascii="Arial Narrow" w:eastAsia="Times New Roman" w:hAnsi="Arial Narrow" w:cs="Arial"/>
-          <w:color w:val="000000"/>
-          <w:kern w:val="0"/>
-          <w:lang w:eastAsia="es-ES"/>
-          <ns2:ligatures ns2:val="none"/>
-        </w:rPr>
-        <w:t xml:space="preserve"/>
-      </w:r>
-      <w:r>
-        <w:rPr>
-          <w:rFonts w:ascii="Arial Narrow" w:eastAsia="Times New Roman" w:hAnsi="Arial Narrow" w:cs="Arial"/>
-          <w:color w:val="000000"/>
-          <w:kern w:val="0"/>
-          <w:lang w:eastAsia="es-ES"/>
-          <ns2:ligatures ns2:val="none"/>
+          <w14:ligatures w14:val="none"/>
+        </w:rPr>
+        <w:t xml:space="preserve"/>
+      </w:r>
+      <w:r>
+        <w:rPr>
+          <w:rFonts w:ascii="Arial Narrow" w:eastAsia="Times New Roman" w:hAnsi="Arial Narrow" w:cs="Arial"/>
+          <w:color w:val="000000"/>
+          <w:kern w:val="0"/>
+          <w:lang w:eastAsia="es-ES"/>
+          <w14:ligatures w14:val="none"/>
+        </w:rPr>
+        <w:t xml:space="preserve"/>
+      </w:r>
+      <w:r>
+        <w:rPr>
+          <w:rFonts w:ascii="Arial Narrow" w:eastAsia="Times New Roman" w:hAnsi="Arial Narrow" w:cs="Arial"/>
+          <w:color w:val="000000"/>
+          <w:kern w:val="0"/>
+          <w:lang w:eastAsia="es-ES"/>
+          <w14:ligatures w14:val="none"/>
         </w:rPr>
         <w:t xml:space="preserve"/>
       </w:r>
@@ -1057,7 +970,7 @@
           <w:color w:val="000000"/>
           <w:kern w:val="0"/>
           <w:lang w:val="es-ES" w:eastAsia="es-ES"/>
-          <ns2:ligatures ns2:val="none"/>
+          <w14:ligatures w14:val="none"/>
         </w:rPr>
         <w:t/>
       </w:r>
@@ -1067,7 +980,7 @@
           <w:color w:val="000000"/>
           <w:kern w:val="0"/>
           <w:lang w:val="es-ES" w:eastAsia="es-ES"/>
-          <ns2:ligatures ns2:val="none"/>
+          <w14:ligatures w14:val="none"/>
         </w:rPr>
         <w:t xml:space="preserve"/>
       </w:r>
@@ -1077,17 +990,17 @@
           <w:color w:val="000000"/>
           <w:kern w:val="0"/>
           <w:lang w:val="es-ES" w:eastAsia="es-ES"/>
-          <ns2:ligatures ns2:val="none"/>
-        </w:rPr>
-        <w:t xml:space="preserve"/>
-      </w:r>
-      <w:r>
-        <w:rPr>
-          <w:rFonts w:ascii="Arial Narrow" w:eastAsia="Times New Roman" w:hAnsi="Arial Narrow" w:cs="Arial"/>
-          <w:color w:val="000000"/>
-          <w:kern w:val="0"/>
-          <w:lang w:eastAsia="es-ES"/>
-          <ns2:ligatures ns2:val="none"/>
+          <w14:ligatures w14:val="none"/>
+        </w:rPr>
+        <w:t xml:space="preserve"/>
+      </w:r>
+      <w:r>
+        <w:rPr>
+          <w:rFonts w:ascii="Arial Narrow" w:eastAsia="Times New Roman" w:hAnsi="Arial Narrow" w:cs="Arial"/>
+          <w:color w:val="000000"/>
+          <w:kern w:val="0"/>
+          <w:lang w:eastAsia="es-ES"/>
+          <w14:ligatures w14:val="none"/>
         </w:rPr>
         <w:t/>
       </w:r>
@@ -1097,17 +1010,17 @@
           <w:color w:val="000000"/>
           <w:kern w:val="0"/>
           <w:lang w:eastAsia="es-ES"/>
-          <ns2:ligatures ns2:val="none"/>
-        </w:rPr>
-        <w:t xml:space="preserve"/>
-      </w:r>
-      <w:r>
-        <w:rPr>
-          <w:rFonts w:ascii="Arial Narrow" w:eastAsia="Times New Roman" w:hAnsi="Arial Narrow" w:cs="Arial"/>
-          <w:color w:val="000000"/>
-          <w:kern w:val="0"/>
-          <w:lang w:eastAsia="es-ES"/>
-          <ns2:ligatures ns2:val="none"/>
+          <w14:ligatures w14:val="none"/>
+        </w:rPr>
+        <w:t xml:space="preserve"/>
+      </w:r>
+      <w:r>
+        <w:rPr>
+          <w:rFonts w:ascii="Arial Narrow" w:eastAsia="Times New Roman" w:hAnsi="Arial Narrow" w:cs="Arial"/>
+          <w:color w:val="000000"/>
+          <w:kern w:val="0"/>
+          <w:lang w:eastAsia="es-ES"/>
+          <w14:ligatures w14:val="none"/>
         </w:rPr>
         <w:t/>
       </w:r>
@@ -1117,7 +1030,7 @@
           <w:color w:val="000000"/>
           <w:kern w:val="0"/>
           <w:lang w:eastAsia="es-ES"/>
-          <ns2:ligatures ns2:val="none"/>
+          <w14:ligatures w14:val="none"/>
         </w:rPr>
         <w:t/>
       </w:r>
@@ -1127,17 +1040,17 @@
           <w:color w:val="000000"/>
           <w:kern w:val="0"/>
           <w:lang w:eastAsia="es-ES"/>
-          <ns2:ligatures ns2:val="none"/>
-        </w:rPr>
-        <w:t xml:space="preserve"/>
-      </w:r>
-      <w:r>
-        <w:rPr>
-          <w:rFonts w:ascii="Arial Narrow" w:eastAsia="Times New Roman" w:hAnsi="Arial Narrow" w:cs="Arial"/>
-          <w:color w:val="000000"/>
-          <w:kern w:val="0"/>
-          <w:lang w:eastAsia="es-ES"/>
-          <ns2:ligatures ns2:val="none"/>
+          <w14:ligatures w14:val="none"/>
+        </w:rPr>
+        <w:t xml:space="preserve"/>
+      </w:r>
+      <w:r>
+        <w:rPr>
+          <w:rFonts w:ascii="Arial Narrow" w:eastAsia="Times New Roman" w:hAnsi="Arial Narrow" w:cs="Arial"/>
+          <w:color w:val="000000"/>
+          <w:kern w:val="0"/>
+          <w:lang w:eastAsia="es-ES"/>
+          <w14:ligatures w14:val="none"/>
         </w:rPr>
         <w:t/>
       </w:r>
@@ -1147,37 +1060,37 @@
           <w:color w:val="000000"/>
           <w:kern w:val="0"/>
           <w:lang w:eastAsia="es-ES"/>
-          <ns2:ligatures ns2:val="none"/>
-        </w:rPr>
-        <w:t xml:space="preserve"/>
-      </w:r>
-      <w:r>
-        <w:rPr>
-          <w:rFonts w:ascii="Arial Narrow" w:eastAsia="Times New Roman" w:hAnsi="Arial Narrow" w:cs="Arial"/>
-          <w:color w:val="000000"/>
-          <w:kern w:val="0"/>
-          <w:lang w:eastAsia="es-ES"/>
-          <ns2:ligatures ns2:val="none"/>
-        </w:rPr>
-        <w:t xml:space="preserve"/>
-      </w:r>
-      <w:r>
-        <w:rPr>
-          <w:rFonts w:ascii="Arial Narrow" w:eastAsia="Times New Roman" w:hAnsi="Arial Narrow" w:cs="Arial"/>
-          <w:color w:val="000000"/>
-          <w:kern w:val="0"/>
-          <w:lang w:eastAsia="es-ES"/>
-          <ns2:ligatures ns2:val="none"/>
-        </w:rPr>
-        <w:t xml:space="preserve"/>
-      </w:r>
-      <w:r>
-        <w:rPr>
-          <w:rFonts w:ascii="Arial Narrow" w:eastAsia="Times New Roman" w:hAnsi="Arial Narrow" w:cs="Arial"/>
-          <w:color w:val="000000"/>
-          <w:kern w:val="0"/>
-          <w:lang w:eastAsia="es-ES"/>
-          <ns2:ligatures ns2:val="none"/>
+          <w14:ligatures w14:val="none"/>
+        </w:rPr>
+        <w:t xml:space="preserve"/>
+      </w:r>
+      <w:r>
+        <w:rPr>
+          <w:rFonts w:ascii="Arial Narrow" w:eastAsia="Times New Roman" w:hAnsi="Arial Narrow" w:cs="Arial"/>
+          <w:color w:val="000000"/>
+          <w:kern w:val="0"/>
+          <w:lang w:eastAsia="es-ES"/>
+          <w14:ligatures w14:val="none"/>
+        </w:rPr>
+        <w:t xml:space="preserve"/>
+      </w:r>
+      <w:r>
+        <w:rPr>
+          <w:rFonts w:ascii="Arial Narrow" w:eastAsia="Times New Roman" w:hAnsi="Arial Narrow" w:cs="Arial"/>
+          <w:color w:val="000000"/>
+          <w:kern w:val="0"/>
+          <w:lang w:eastAsia="es-ES"/>
+          <w14:ligatures w14:val="none"/>
+        </w:rPr>
+        <w:t xml:space="preserve"/>
+      </w:r>
+      <w:r>
+        <w:rPr>
+          <w:rFonts w:ascii="Arial Narrow" w:eastAsia="Times New Roman" w:hAnsi="Arial Narrow" w:cs="Arial"/>
+          <w:color w:val="000000"/>
+          <w:kern w:val="0"/>
+          <w:lang w:eastAsia="es-ES"/>
+          <w14:ligatures w14:val="none"/>
         </w:rPr>
         <w:t/>
       </w:r>
@@ -1187,7 +1100,7 @@
           <w:color w:val="000000"/>
           <w:kern w:val="0"/>
           <w:lang w:eastAsia="es-ES"/>
-          <ns2:ligatures ns2:val="none"/>
+          <w14:ligatures w14:val="none"/>
         </w:rPr>
         <w:t xml:space="preserve"/>
       </w:r>
@@ -1198,7 +1111,7 @@
           <w:color w:val="000000"/>
           <w:kern w:val="0"/>
           <w:lang w:eastAsia="es-ES"/>
-          <ns2:ligatures ns2:val="none"/>
+          <w14:ligatures w14:val="none"/>
         </w:rPr>
         <w:t/>
       </w:r>
@@ -1209,7 +1122,7 @@
           <w:color w:val="000000"/>
           <w:kern w:val="0"/>
           <w:lang w:eastAsia="es-ES"/>
-          <ns2:ligatures ns2:val="none"/>
+          <w14:ligatures w14:val="none"/>
         </w:rPr>
         <w:t xml:space="preserve"/>
       </w:r>
@@ -1220,7 +1133,7 @@
           <w:color w:val="000000"/>
           <w:kern w:val="0"/>
           <w:lang w:eastAsia="es-ES"/>
-          <ns2:ligatures ns2:val="none"/>
+          <w14:ligatures w14:val="none"/>
         </w:rPr>
         <w:t/>
       </w:r>
@@ -1231,7 +1144,7 @@
           <w:color w:val="000000"/>
           <w:kern w:val="0"/>
           <w:lang w:eastAsia="es-ES"/>
-          <ns2:ligatures ns2:val="none"/>
+          <w14:ligatures w14:val="none"/>
         </w:rPr>
         <w:t/>
       </w:r>
@@ -1241,12 +1154,12 @@
           <w:color w:val="000000"/>
           <w:kern w:val="0"/>
           <w:lang w:eastAsia="es-ES"/>
-          <ns2:ligatures ns2:val="none"/>
-        </w:rPr>
-        <w:t xml:space="preserve"/>
-      </w:r>
-    </w:p>
-    <w:p ns2:paraId="64D3D9D2" ns2:textId="4268F152">
+          <w14:ligatures w14:val="none"/>
+        </w:rPr>
+        <w:t xml:space="preserve"/>
+      </w:r>
+    </w:p>
+    <w:p>
       <w:pPr>
         <w:pStyle w:val="Prrafodelista"/>
         <w:spacing w:after="0" w:line="240" w:lineRule="auto"/>
@@ -1257,21 +1170,21 @@
           <w:color w:val="000000"/>
           <w:kern w:val="0"/>
           <w:lang w:eastAsia="es-ES"/>
-          <ns2:ligatures ns2:val="none"/>
-        </w:rPr>
-      </w:pPr>
-      <w:r>
-        <w:rPr>
-          <w:rFonts w:ascii="Arial Narrow" w:eastAsia="Times New Roman" w:hAnsi="Arial Narrow" w:cs="Arial"/>
-          <w:color w:val="000000"/>
-          <w:kern w:val="0"/>
-          <w:lang w:eastAsia="es-ES"/>
-          <ns2:ligatures ns2:val="none"/>
+          <w14:ligatures w14:val="none"/>
+        </w:rPr>
+      </w:pPr>
+      <w:r>
+        <w:rPr>
+          <w:rFonts w:ascii="Arial Narrow" w:eastAsia="Times New Roman" w:hAnsi="Arial Narrow" w:cs="Arial"/>
+          <w:color w:val="000000"/>
+          <w:kern w:val="0"/>
+          <w:lang w:eastAsia="es-ES"/>
+          <w14:ligatures w14:val="none"/>
         </w:rPr>
         <w:t xml:space="preserve"> </w:t>
       </w:r>
     </w:p>
-    <w:p ns2:paraId="2E582EC6" ns2:textId="6FE2C6BE">
+    <w:p>
       <w:pPr>
         <w:pStyle w:val="Prrafodelista"/>
         <w:numPr>
@@ -1289,16 +1202,16 @@
           <w:color w:val="000000"/>
           <w:kern w:val="0"/>
           <w:lang w:eastAsia="es-ES"/>
-          <ns2:ligatures ns2:val="none"/>
-        </w:rPr>
-      </w:pPr>
-      <w:r>
-        <w:rPr>
-          <w:rFonts w:ascii="Arial Narrow" w:eastAsia="Times New Roman" w:hAnsi="Arial Narrow" w:cs="Arial"/>
-          <w:color w:val="000000"/>
-          <w:kern w:val="0"/>
-          <w:lang w:eastAsia="es-ES"/>
-          <ns2:ligatures ns2:val="none"/>
+          <w14:ligatures w14:val="none"/>
+        </w:rPr>
+      </w:pPr>
+      <w:r>
+        <w:rPr>
+          <w:rFonts w:ascii="Arial Narrow" w:eastAsia="Times New Roman" w:hAnsi="Arial Narrow" w:cs="Arial"/>
+          <w:color w:val="000000"/>
+          <w:kern w:val="0"/>
+          <w:lang w:eastAsia="es-ES"/>
+          <w14:ligatures w14:val="none"/>
         </w:rPr>
         <w:t xml:space="preserve">No se le requirió al señor [APELLIDO] declaración jurada sobre antecedentes médicos, ni se informó sobre condiciones, exclusiones, alcances, forma de envío o contenido del Seguro de Desgravamen. </w:t>
       </w:r>
@@ -1308,37 +1221,37 @@
           <w:color w:val="000000"/>
           <w:kern w:val="0"/>
           <w:lang w:eastAsia="es-ES"/>
-          <ns2:ligatures ns2:val="none"/>
-        </w:rPr>
-        <w:t xml:space="preserve"/>
-      </w:r>
-      <w:r>
-        <w:rPr>
-          <w:rFonts w:ascii="Arial Narrow" w:eastAsia="Times New Roman" w:hAnsi="Arial Narrow" w:cs="Arial"/>
-          <w:color w:val="000000"/>
-          <w:kern w:val="0"/>
-          <w:lang w:eastAsia="es-ES"/>
-          <ns2:ligatures ns2:val="none"/>
-        </w:rPr>
-        <w:t xml:space="preserve"/>
-      </w:r>
-      <w:r>
-        <w:rPr>
-          <w:rFonts w:ascii="Arial Narrow" w:eastAsia="Times New Roman" w:hAnsi="Arial Narrow" w:cs="Arial"/>
-          <w:color w:val="000000"/>
-          <w:kern w:val="0"/>
-          <w:lang w:eastAsia="es-ES"/>
-          <ns2:ligatures ns2:val="none"/>
-        </w:rPr>
-        <w:t xml:space="preserve"/>
-      </w:r>
-      <w:r>
-        <w:rPr>
-          <w:rFonts w:ascii="Arial Narrow" w:eastAsia="Times New Roman" w:hAnsi="Arial Narrow" w:cs="Arial"/>
-          <w:color w:val="000000"/>
-          <w:kern w:val="0"/>
-          <w:lang w:eastAsia="es-ES"/>
-          <ns2:ligatures ns2:val="none"/>
+          <w14:ligatures w14:val="none"/>
+        </w:rPr>
+        <w:t xml:space="preserve"/>
+      </w:r>
+      <w:r>
+        <w:rPr>
+          <w:rFonts w:ascii="Arial Narrow" w:eastAsia="Times New Roman" w:hAnsi="Arial Narrow" w:cs="Arial"/>
+          <w:color w:val="000000"/>
+          <w:kern w:val="0"/>
+          <w:lang w:eastAsia="es-ES"/>
+          <w14:ligatures w14:val="none"/>
+        </w:rPr>
+        <w:t xml:space="preserve"/>
+      </w:r>
+      <w:r>
+        <w:rPr>
+          <w:rFonts w:ascii="Arial Narrow" w:eastAsia="Times New Roman" w:hAnsi="Arial Narrow" w:cs="Arial"/>
+          <w:color w:val="000000"/>
+          <w:kern w:val="0"/>
+          <w:lang w:eastAsia="es-ES"/>
+          <w14:ligatures w14:val="none"/>
+        </w:rPr>
+        <w:t xml:space="preserve"/>
+      </w:r>
+      <w:r>
+        <w:rPr>
+          <w:rFonts w:ascii="Arial Narrow" w:eastAsia="Times New Roman" w:hAnsi="Arial Narrow" w:cs="Arial"/>
+          <w:color w:val="000000"/>
+          <w:kern w:val="0"/>
+          <w:lang w:eastAsia="es-ES"/>
+          <w14:ligatures w14:val="none"/>
         </w:rPr>
         <w:t/>
       </w:r>
@@ -1348,17 +1261,17 @@
           <w:color w:val="000000"/>
           <w:kern w:val="0"/>
           <w:lang w:eastAsia="es-ES"/>
-          <ns2:ligatures ns2:val="none"/>
-        </w:rPr>
-        <w:t xml:space="preserve"/>
-      </w:r>
-      <w:r>
-        <w:rPr>
-          <w:rFonts w:ascii="Arial Narrow" w:eastAsia="Times New Roman" w:hAnsi="Arial Narrow" w:cs="Arial"/>
-          <w:color w:val="000000"/>
-          <w:kern w:val="0"/>
-          <w:lang w:eastAsia="es-ES"/>
-          <ns2:ligatures ns2:val="none"/>
+          <w14:ligatures w14:val="none"/>
+        </w:rPr>
+        <w:t xml:space="preserve"/>
+      </w:r>
+      <w:r>
+        <w:rPr>
+          <w:rFonts w:ascii="Arial Narrow" w:eastAsia="Times New Roman" w:hAnsi="Arial Narrow" w:cs="Arial"/>
+          <w:color w:val="000000"/>
+          <w:kern w:val="0"/>
+          <w:lang w:eastAsia="es-ES"/>
+          <w14:ligatures w14:val="none"/>
         </w:rPr>
         <w:t/>
       </w:r>
@@ -1368,7 +1281,7 @@
           <w:color w:val="000000"/>
           <w:kern w:val="0"/>
           <w:lang w:eastAsia="es-ES"/>
-          <ns2:ligatures ns2:val="none"/>
+          <w14:ligatures w14:val="none"/>
         </w:rPr>
         <w:t/>
       </w:r>
@@ -1378,12 +1291,12 @@
           <w:color w:val="000000"/>
           <w:kern w:val="0"/>
           <w:lang w:eastAsia="es-ES"/>
-          <ns2:ligatures ns2:val="none"/>
-        </w:rPr>
-        <w:t xml:space="preserve"/>
-      </w:r>
-    </w:p>
-    <w:p ns2:paraId="08072179" ns2:textId="77777777">
+          <w14:ligatures w14:val="none"/>
+        </w:rPr>
+        <w:t xml:space="preserve"/>
+      </w:r>
+    </w:p>
+    <w:p>
       <w:pPr>
         <w:pStyle w:val="Prrafodelista"/>
         <w:spacing w:after="0" w:line="240" w:lineRule="auto"/>
@@ -1394,11 +1307,11 @@
           <w:color w:val="000000"/>
           <w:kern w:val="0"/>
           <w:lang w:eastAsia="es-ES"/>
-          <ns2:ligatures ns2:val="none"/>
-        </w:rPr>
-      </w:pPr>
-    </w:p>
-    <w:p ns2:paraId="1CFD7846" ns2:textId="2E048AC2">
+          <w14:ligatures w14:val="none"/>
+        </w:rPr>
+      </w:pPr>
+    </w:p>
+    <w:p>
       <w:pPr>
         <w:pStyle w:val="Prrafodelista"/>
         <w:numPr>
@@ -1416,16 +1329,16 @@
           <w:color w:val="000000"/>
           <w:kern w:val="0"/>
           <w:lang w:eastAsia="es-ES"/>
-          <ns2:ligatures ns2:val="none"/>
-        </w:rPr>
-      </w:pPr>
-      <w:r>
-        <w:rPr>
-          <w:rFonts w:ascii="Arial Narrow" w:eastAsia="Times New Roman" w:hAnsi="Arial Narrow" w:cs="Arial"/>
-          <w:color w:val="000000"/>
-          <w:kern w:val="0"/>
-          <w:lang w:eastAsia="es-ES"/>
-          <ns2:ligatures ns2:val="none"/>
+          <w14:ligatures w14:val="none"/>
+        </w:rPr>
+      </w:pPr>
+      <w:r>
+        <w:rPr>
+          <w:rFonts w:ascii="Arial Narrow" w:eastAsia="Times New Roman" w:hAnsi="Arial Narrow" w:cs="Arial"/>
+          <w:color w:val="000000"/>
+          <w:kern w:val="0"/>
+          <w:lang w:eastAsia="es-ES"/>
+          <w14:ligatures w14:val="none"/>
         </w:rPr>
         <w:t xml:space="preserve">El 7 de abril de 2015, el señor [APELLIDO] fue diagnosticado con hipertensión arterial. Durante toda la vigencia del contrato de tarjeta de crédito, el señor [APELLIDO] efectuó el pago puntual de las cuotas mensuales, incluyendo el cobro mensual correspondiente al Seguro de Desgravamen, el cual ascendía a un monto aproximado de S/ 14,90 por cada periodo de facturación, sin registrar atrasos en el pago de la cuota mínima.</w:t>
       </w:r>
@@ -1435,37 +1348,37 @@
           <w:color w:val="000000"/>
           <w:kern w:val="0"/>
           <w:lang w:eastAsia="es-ES"/>
-          <ns2:ligatures ns2:val="none"/>
-        </w:rPr>
-        <w:t xml:space="preserve"/>
-      </w:r>
-      <w:r>
-        <w:rPr>
-          <w:rFonts w:ascii="Arial Narrow" w:eastAsia="Times New Roman" w:hAnsi="Arial Narrow" w:cs="Arial"/>
-          <w:color w:val="000000"/>
-          <w:kern w:val="0"/>
-          <w:lang w:eastAsia="es-ES"/>
-          <ns2:ligatures ns2:val="none"/>
-        </w:rPr>
-        <w:t xml:space="preserve"/>
-      </w:r>
-      <w:r>
-        <w:rPr>
-          <w:rFonts w:ascii="Arial Narrow" w:eastAsia="Times New Roman" w:hAnsi="Arial Narrow" w:cs="Arial"/>
-          <w:color w:val="000000"/>
-          <w:kern w:val="0"/>
-          <w:lang w:eastAsia="es-ES"/>
-          <ns2:ligatures ns2:val="none"/>
-        </w:rPr>
-        <w:t xml:space="preserve"/>
-      </w:r>
-      <w:r>
-        <w:rPr>
-          <w:rFonts w:ascii="Arial Narrow" w:eastAsia="Times New Roman" w:hAnsi="Arial Narrow" w:cs="Arial"/>
-          <w:color w:val="000000"/>
-          <w:kern w:val="0"/>
-          <w:lang w:eastAsia="es-ES"/>
-          <ns2:ligatures ns2:val="none"/>
+          <w14:ligatures w14:val="none"/>
+        </w:rPr>
+        <w:t xml:space="preserve"/>
+      </w:r>
+      <w:r>
+        <w:rPr>
+          <w:rFonts w:ascii="Arial Narrow" w:eastAsia="Times New Roman" w:hAnsi="Arial Narrow" w:cs="Arial"/>
+          <w:color w:val="000000"/>
+          <w:kern w:val="0"/>
+          <w:lang w:eastAsia="es-ES"/>
+          <w14:ligatures w14:val="none"/>
+        </w:rPr>
+        <w:t xml:space="preserve"/>
+      </w:r>
+      <w:r>
+        <w:rPr>
+          <w:rFonts w:ascii="Arial Narrow" w:eastAsia="Times New Roman" w:hAnsi="Arial Narrow" w:cs="Arial"/>
+          <w:color w:val="000000"/>
+          <w:kern w:val="0"/>
+          <w:lang w:eastAsia="es-ES"/>
+          <w14:ligatures w14:val="none"/>
+        </w:rPr>
+        <w:t xml:space="preserve"/>
+      </w:r>
+      <w:r>
+        <w:rPr>
+          <w:rFonts w:ascii="Arial Narrow" w:eastAsia="Times New Roman" w:hAnsi="Arial Narrow" w:cs="Arial"/>
+          <w:color w:val="000000"/>
+          <w:kern w:val="0"/>
+          <w:lang w:eastAsia="es-ES"/>
+          <w14:ligatures w14:val="none"/>
         </w:rPr>
         <w:t/>
       </w:r>
@@ -1475,7 +1388,7 @@
           <w:color w:val="000000"/>
           <w:kern w:val="0"/>
           <w:lang w:eastAsia="es-ES"/>
-          <ns2:ligatures ns2:val="none"/>
+          <w14:ligatures w14:val="none"/>
         </w:rPr>
         <w:t/>
       </w:r>
@@ -1485,42 +1398,42 @@
           <w:color w:val="000000"/>
           <w:kern w:val="0"/>
           <w:lang w:eastAsia="es-ES"/>
-          <ns2:ligatures ns2:val="none"/>
-        </w:rPr>
-        <w:t xml:space="preserve"/>
-      </w:r>
-      <w:r>
-        <w:rPr>
-          <w:rFonts w:ascii="Arial Narrow" w:eastAsia="Times New Roman" w:hAnsi="Arial Narrow" w:cs="Arial"/>
-          <w:color w:val="000000"/>
-          <w:kern w:val="0"/>
-          <w:lang w:eastAsia="es-ES"/>
-          <ns2:ligatures ns2:val="none"/>
-        </w:rPr>
-        <w:t xml:space="preserve"/>
-      </w:r>
-      <w:r>
-        <w:rPr>
-          <w:rFonts w:ascii="Arial Narrow" w:eastAsia="Times New Roman" w:hAnsi="Arial Narrow" w:cs="Arial"/>
-          <w:color w:val="000000"/>
-          <w:kern w:val="0"/>
-          <w:lang w:eastAsia="es-ES"/>
-          <ns2:ligatures ns2:val="none"/>
-        </w:rPr>
-        <w:t xml:space="preserve"/>
-      </w:r>
-      <w:r>
-        <w:rPr>
-          <w:rFonts w:ascii="Arial Narrow" w:eastAsia="Times New Roman" w:hAnsi="Arial Narrow" w:cs="Arial"/>
-          <w:color w:val="000000"/>
-          <w:kern w:val="0"/>
-          <w:lang w:eastAsia="es-ES"/>
-          <ns2:ligatures ns2:val="none"/>
+          <w14:ligatures w14:val="none"/>
+        </w:rPr>
+        <w:t xml:space="preserve"/>
+      </w:r>
+      <w:r>
+        <w:rPr>
+          <w:rFonts w:ascii="Arial Narrow" w:eastAsia="Times New Roman" w:hAnsi="Arial Narrow" w:cs="Arial"/>
+          <w:color w:val="000000"/>
+          <w:kern w:val="0"/>
+          <w:lang w:eastAsia="es-ES"/>
+          <w14:ligatures w14:val="none"/>
+        </w:rPr>
+        <w:t xml:space="preserve"/>
+      </w:r>
+      <w:r>
+        <w:rPr>
+          <w:rFonts w:ascii="Arial Narrow" w:eastAsia="Times New Roman" w:hAnsi="Arial Narrow" w:cs="Arial"/>
+          <w:color w:val="000000"/>
+          <w:kern w:val="0"/>
+          <w:lang w:eastAsia="es-ES"/>
+          <w14:ligatures w14:val="none"/>
+        </w:rPr>
+        <w:t xml:space="preserve"/>
+      </w:r>
+      <w:r>
+        <w:rPr>
+          <w:rFonts w:ascii="Arial Narrow" w:eastAsia="Times New Roman" w:hAnsi="Arial Narrow" w:cs="Arial"/>
+          <w:color w:val="000000"/>
+          <w:kern w:val="0"/>
+          <w:lang w:eastAsia="es-ES"/>
+          <w14:ligatures w14:val="none"/>
         </w:rPr>
         <w:t/>
       </w:r>
     </w:p>
-    <w:p ns2:paraId="0286722C" ns2:textId="77777777">
+    <w:p>
       <w:pPr>
         <w:pStyle w:val="Prrafodelista"/>
         <w:spacing w:after="0" w:line="240" w:lineRule="auto"/>
@@ -1531,11 +1444,11 @@
           <w:color w:val="000000"/>
           <w:kern w:val="0"/>
           <w:lang w:eastAsia="es-ES"/>
-          <ns2:ligatures ns2:val="none"/>
-        </w:rPr>
-      </w:pPr>
-    </w:p>
-    <w:p ns2:paraId="42FBC7B5" ns2:textId="327FE3A3">
+          <w14:ligatures w14:val="none"/>
+        </w:rPr>
+      </w:pPr>
+    </w:p>
+    <w:p>
       <w:pPr>
         <w:pStyle w:val="Prrafodelista"/>
         <w:numPr>
@@ -1553,16 +1466,16 @@
           <w:color w:val="000000"/>
           <w:kern w:val="0"/>
           <w:lang w:eastAsia="es-ES"/>
-          <ns2:ligatures ns2:val="none"/>
-        </w:rPr>
-      </w:pPr>
-      <w:r>
-        <w:rPr>
-          <w:rFonts w:ascii="Arial Narrow" w:eastAsia="Times New Roman" w:hAnsi="Arial Narrow" w:cs="Arial"/>
-          <w:color w:val="000000"/>
-          <w:kern w:val="0"/>
-          <w:lang w:eastAsia="es-ES"/>
-          <ns2:ligatures ns2:val="none"/>
+          <w14:ligatures w14:val="none"/>
+        </w:rPr>
+      </w:pPr>
+      <w:r>
+        <w:rPr>
+          <w:rFonts w:ascii="Arial Narrow" w:eastAsia="Times New Roman" w:hAnsi="Arial Narrow" w:cs="Arial"/>
+          <w:color w:val="000000"/>
+          <w:kern w:val="0"/>
+          <w:lang w:eastAsia="es-ES"/>
+          <w14:ligatures w14:val="none"/>
         </w:rPr>
         <w:t xml:space="preserve">El 16 de octubre de 2022, falleció el señor [APELLIDO] (en adelante, el causante [APELLIDO] ), conforme al certificado de defunción, en el cual se consignó como causa de fallecimiento un infarto agudo de miocardio.</w:t>
       </w:r>
@@ -1572,17 +1485,17 @@
           <w:color w:val="000000"/>
           <w:kern w:val="0"/>
           <w:lang w:eastAsia="es-ES"/>
-          <ns2:ligatures ns2:val="none"/>
-        </w:rPr>
-        <w:t xml:space="preserve"/>
-      </w:r>
-      <w:r>
-        <w:rPr>
-          <w:rFonts w:ascii="Arial Narrow" w:eastAsia="Times New Roman" w:hAnsi="Arial Narrow" w:cs="Arial"/>
-          <w:color w:val="000000"/>
-          <w:kern w:val="0"/>
-          <w:lang w:eastAsia="es-ES"/>
-          <ns2:ligatures ns2:val="none"/>
+          <w14:ligatures w14:val="none"/>
+        </w:rPr>
+        <w:t xml:space="preserve"/>
+      </w:r>
+      <w:r>
+        <w:rPr>
+          <w:rFonts w:ascii="Arial Narrow" w:eastAsia="Times New Roman" w:hAnsi="Arial Narrow" w:cs="Arial"/>
+          <w:color w:val="000000"/>
+          <w:kern w:val="0"/>
+          <w:lang w:eastAsia="es-ES"/>
+          <w14:ligatures w14:val="none"/>
         </w:rPr>
         <w:t/>
       </w:r>
@@ -1592,7 +1505,7 @@
           <w:color w:val="000000"/>
           <w:kern w:val="0"/>
           <w:lang w:eastAsia="es-ES"/>
-          <ns2:ligatures ns2:val="none"/>
+          <w14:ligatures w14:val="none"/>
         </w:rPr>
         <w:t/>
       </w:r>
@@ -1602,17 +1515,17 @@
           <w:color w:val="000000"/>
           <w:kern w:val="0"/>
           <w:lang w:eastAsia="es-ES"/>
-          <ns2:ligatures ns2:val="none"/>
-        </w:rPr>
-        <w:t xml:space="preserve"/>
-      </w:r>
-      <w:r>
-        <w:rPr>
-          <w:rFonts w:ascii="Arial Narrow" w:eastAsia="Times New Roman" w:hAnsi="Arial Narrow" w:cs="Arial"/>
-          <w:color w:val="000000"/>
-          <w:kern w:val="0"/>
-          <w:lang w:eastAsia="es-ES"/>
-          <ns2:ligatures ns2:val="none"/>
+          <w14:ligatures w14:val="none"/>
+        </w:rPr>
+        <w:t xml:space="preserve"/>
+      </w:r>
+      <w:r>
+        <w:rPr>
+          <w:rFonts w:ascii="Arial Narrow" w:eastAsia="Times New Roman" w:hAnsi="Arial Narrow" w:cs="Arial"/>
+          <w:color w:val="000000"/>
+          <w:kern w:val="0"/>
+          <w:lang w:eastAsia="es-ES"/>
+          <w14:ligatures w14:val="none"/>
         </w:rPr>
         <w:t/>
       </w:r>
@@ -1622,12 +1535,12 @@
           <w:color w:val="000000"/>
           <w:kern w:val="0"/>
           <w:lang w:eastAsia="es-ES"/>
-          <ns2:ligatures ns2:val="none"/>
-        </w:rPr>
-        <w:t xml:space="preserve"/>
-      </w:r>
-    </w:p>
-    <w:p ns2:paraId="50294006" ns2:textId="77777777">
+          <w14:ligatures w14:val="none"/>
+        </w:rPr>
+        <w:t xml:space="preserve"/>
+      </w:r>
+    </w:p>
+    <w:p>
       <w:pPr>
         <w:spacing w:after="0" w:line="240" w:lineRule="auto"/>
         <w:ind w:left="710"/>
@@ -1637,11 +1550,11 @@
           <w:color w:val="000000"/>
           <w:kern w:val="0"/>
           <w:lang w:eastAsia="es-ES"/>
-          <ns2:ligatures ns2:val="none"/>
-        </w:rPr>
-      </w:pPr>
-    </w:p>
-    <w:p ns2:paraId="5989F4C7" ns2:textId="6D6FD2DA">
+          <w14:ligatures w14:val="none"/>
+        </w:rPr>
+      </w:pPr>
+    </w:p>
+    <w:p>
       <w:pPr>
         <w:pStyle w:val="Prrafodelista"/>
         <w:numPr>
@@ -1659,16 +1572,16 @@
           <w:color w:val="000000"/>
           <w:kern w:val="0"/>
           <w:lang w:eastAsia="es-ES"/>
-          <ns2:ligatures ns2:val="none"/>
-        </w:rPr>
-      </w:pPr>
-      <w:r>
-        <w:rPr>
-          <w:rFonts w:ascii="Arial Narrow" w:eastAsia="Times New Roman" w:hAnsi="Arial Narrow" w:cs="Arial"/>
-          <w:color w:val="000000"/>
-          <w:kern w:val="0"/>
-          <w:lang w:eastAsia="es-ES"/>
-          <ns2:ligatures ns2:val="none"/>
+          <w14:ligatures w14:val="none"/>
+        </w:rPr>
+      </w:pPr>
+      <w:r>
+        <w:rPr>
+          <w:rFonts w:ascii="Arial Narrow" w:eastAsia="Times New Roman" w:hAnsi="Arial Narrow" w:cs="Arial"/>
+          <w:color w:val="000000"/>
+          <w:kern w:val="0"/>
+          <w:lang w:eastAsia="es-ES"/>
+          <w14:ligatures w14:val="none"/>
         </w:rPr>
         <w:lastRenderedPageBreak/>
         <w:t xml:space="preserve">El 12 de diciembre de 2022, el Hospital </w:t>
@@ -1679,7 +1592,7 @@
           <w:color w:val="000000"/>
           <w:kern w:val="0"/>
           <w:lang w:eastAsia="es-ES"/>
-          <ns2:ligatures ns2:val="none"/>
+          <w14:ligatures w14:val="none"/>
         </w:rPr>
         <w:t xml:space="preserve">Alberto Leonardo Barton Thompson </w:t>
       </w:r>
@@ -1689,7 +1602,7 @@
           <w:color w:val="000000"/>
           <w:kern w:val="0"/>
           <w:lang w:eastAsia="es-ES"/>
-          <ns2:ligatures ns2:val="none"/>
+          <w14:ligatures w14:val="none"/>
         </w:rPr>
         <w:t>remitió por correo electrónico el historial clínico completo, compuesto por 319 páginas, en el cual se consignó que el diagnóstico de hipertensión arterial se produjo con posterioridad a la fecha de contratación del contrato de tarjeta de crédito</w:t>
       </w:r>
@@ -1699,7 +1612,7 @@
           <w:color w:val="000000"/>
           <w:kern w:val="0"/>
           <w:lang w:eastAsia="es-ES"/>
-          <ns2:ligatures ns2:val="none"/>
+          <w14:ligatures w14:val="none"/>
         </w:rPr>
         <w:t xml:space="preserve"> asociado con el Seguro de Desgravamen</w:t>
       </w:r>
@@ -1709,7 +1622,7 @@
           <w:color w:val="000000"/>
           <w:kern w:val="0"/>
           <w:lang w:eastAsia="es-ES"/>
-          <ns2:ligatures ns2:val="none"/>
+          <w14:ligatures w14:val="none"/>
         </w:rPr>
         <w:t>.</w:t>
       </w:r>
@@ -1719,12 +1632,12 @@
           <w:color w:val="000000"/>
           <w:kern w:val="0"/>
           <w:lang w:eastAsia="es-ES"/>
-          <ns2:ligatures ns2:val="none"/>
+          <w14:ligatures w14:val="none"/>
         </w:rPr>
         <w:t xml:space="preserve"> </w:t>
       </w:r>
     </w:p>
-    <w:p ns2:paraId="1C8064E4" ns2:textId="77777777">
+    <w:p>
       <w:pPr>
         <w:spacing w:after="0" w:line="240" w:lineRule="auto"/>
         <w:ind w:left="710"/>
@@ -1734,11 +1647,11 @@
           <w:color w:val="000000"/>
           <w:kern w:val="0"/>
           <w:lang w:eastAsia="es-ES"/>
-          <ns2:ligatures ns2:val="none"/>
-        </w:rPr>
-      </w:pPr>
-    </w:p>
-    <w:p ns2:paraId="04AB3634" ns2:textId="150AF30E">
+          <w14:ligatures w14:val="none"/>
+        </w:rPr>
+      </w:pPr>
+    </w:p>
+    <w:p>
       <w:pPr>
         <w:pStyle w:val="Prrafodelista"/>
         <w:numPr>
@@ -1756,16 +1669,16 @@
           <w:color w:val="000000"/>
           <w:kern w:val="0"/>
           <w:lang w:eastAsia="es-ES"/>
-          <ns2:ligatures ns2:val="none"/>
-        </w:rPr>
-      </w:pPr>
-      <w:r>
-        <w:rPr>
-          <w:rFonts w:ascii="Arial Narrow" w:eastAsia="Times New Roman" w:hAnsi="Arial Narrow" w:cs="Arial"/>
-          <w:color w:val="000000"/>
-          <w:kern w:val="0"/>
-          <w:lang w:eastAsia="es-ES"/>
-          <ns2:ligatures ns2:val="none"/>
+          <w14:ligatures w14:val="none"/>
+        </w:rPr>
+      </w:pPr>
+      <w:r>
+        <w:rPr>
+          <w:rFonts w:ascii="Arial Narrow" w:eastAsia="Times New Roman" w:hAnsi="Arial Narrow" w:cs="Arial"/>
+          <w:color w:val="000000"/>
+          <w:kern w:val="0"/>
+          <w:lang w:eastAsia="es-ES"/>
+          <w14:ligatures w14:val="none"/>
         </w:rPr>
         <w:t>Posteriormente</w:t>
       </w:r>
@@ -1775,7 +1688,7 @@
           <w:color w:val="000000"/>
           <w:kern w:val="0"/>
           <w:lang w:eastAsia="es-ES"/>
-          <ns2:ligatures ns2:val="none"/>
+          <w14:ligatures w14:val="none"/>
         </w:rPr>
         <w:t xml:space="preserve">, </w:t>
       </w:r>
@@ -1785,7 +1698,7 @@
           <w:color w:val="000000"/>
           <w:kern w:val="0"/>
           <w:lang w:eastAsia="es-ES"/>
-          <ns2:ligatures ns2:val="none"/>
+          <w14:ligatures w14:val="none"/>
         </w:rPr>
         <w:t>se solicitó</w:t>
       </w:r>
@@ -1795,7 +1708,7 @@
           <w:color w:val="000000"/>
           <w:kern w:val="0"/>
           <w:lang w:eastAsia="es-ES"/>
-          <ns2:ligatures ns2:val="none"/>
+          <w14:ligatures w14:val="none"/>
         </w:rPr>
         <w:t xml:space="preserve"> </w:t>
       </w:r>
@@ -1805,7 +1718,7 @@
           <w:color w:val="000000"/>
           <w:kern w:val="0"/>
           <w:lang w:eastAsia="es-ES"/>
-          <ns2:ligatures ns2:val="none"/>
+          <w14:ligatures w14:val="none"/>
         </w:rPr>
         <w:t>a</w:t>
       </w:r>
@@ -1815,7 +1728,7 @@
           <w:color w:val="000000"/>
           <w:kern w:val="0"/>
           <w:lang w:eastAsia="es-ES"/>
-          <ns2:ligatures ns2:val="none"/>
+          <w14:ligatures w14:val="none"/>
         </w:rPr>
         <w:t xml:space="preserve"> la</w:t>
       </w:r>
@@ -1825,7 +1738,7 @@
           <w:color w:val="000000"/>
           <w:kern w:val="0"/>
           <w:lang w:val="es-ES" w:eastAsia="es-ES"/>
-          <ns2:ligatures ns2:val="none"/>
+          <w14:ligatures w14:val="none"/>
         </w:rPr>
         <w:t xml:space="preserve"> entidad financiera</w:t>
       </w:r>
@@ -1835,7 +1748,7 @@
           <w:color w:val="000000"/>
           <w:kern w:val="0"/>
           <w:lang w:eastAsia="es-ES"/>
-          <ns2:ligatures ns2:val="none"/>
+          <w14:ligatures w14:val="none"/>
         </w:rPr>
         <w:t xml:space="preserve"> el procedimiento, requisitos y documentación necesaria para </w:t>
       </w:r>
@@ -1845,7 +1758,7 @@
           <w:color w:val="000000"/>
           <w:kern w:val="0"/>
           <w:lang w:eastAsia="es-ES"/>
-          <ns2:ligatures ns2:val="none"/>
+          <w14:ligatures w14:val="none"/>
         </w:rPr>
         <w:t>el otorgamiento</w:t>
       </w:r>
@@ -1855,7 +1768,7 @@
           <w:color w:val="000000"/>
           <w:kern w:val="0"/>
           <w:lang w:eastAsia="es-ES"/>
-          <ns2:ligatures ns2:val="none"/>
+          <w14:ligatures w14:val="none"/>
         </w:rPr>
         <w:t xml:space="preserve"> </w:t>
       </w:r>
@@ -1865,7 +1778,7 @@
           <w:color w:val="000000"/>
           <w:kern w:val="0"/>
           <w:lang w:eastAsia="es-ES"/>
-          <ns2:ligatures ns2:val="none"/>
+          <w14:ligatures w14:val="none"/>
         </w:rPr>
         <w:t>de la</w:t>
       </w:r>
@@ -1875,7 +1788,7 @@
           <w:color w:val="000000"/>
           <w:kern w:val="0"/>
           <w:lang w:eastAsia="es-ES"/>
-          <ns2:ligatures ns2:val="none"/>
+          <w14:ligatures w14:val="none"/>
         </w:rPr>
         <w:t xml:space="preserve"> cobertura del Seguro de Desgravamen, ocasión en la cual personal de la </w:t>
       </w:r>
@@ -1885,7 +1798,7 @@
           <w:color w:val="000000"/>
           <w:kern w:val="0"/>
           <w:lang w:eastAsia="es-ES"/>
-          <ns2:ligatures ns2:val="none"/>
+          <w14:ligatures w14:val="none"/>
         </w:rPr>
         <w:t xml:space="preserve">entidad </w:t>
       </w:r>
@@ -1895,7 +1808,7 @@
           <w:color w:val="000000"/>
           <w:kern w:val="0"/>
           <w:lang w:eastAsia="es-ES"/>
-          <ns2:ligatures ns2:val="none"/>
+          <w14:ligatures w14:val="none"/>
         </w:rPr>
         <w:t xml:space="preserve">financiera entregó una relación de requisitos y proporcionó el nombre de la </w:t>
       </w:r>
@@ -1905,7 +1818,7 @@
           <w:color w:val="000000"/>
           <w:kern w:val="0"/>
           <w:lang w:eastAsia="es-ES"/>
-          <ns2:ligatures ns2:val="none"/>
+          <w14:ligatures w14:val="none"/>
         </w:rPr>
         <w:t xml:space="preserve">compañía </w:t>
       </w:r>
@@ -1915,12 +1828,12 @@
           <w:color w:val="000000"/>
           <w:kern w:val="0"/>
           <w:lang w:eastAsia="es-ES"/>
-          <ns2:ligatures ns2:val="none"/>
+          <w14:ligatures w14:val="none"/>
         </w:rPr>
         <w:t>aseguradora para realizar las gestiones correspondientes.</w:t>
       </w:r>
     </w:p>
-    <w:p ns2:paraId="374B2549" ns2:textId="77777777">
+    <w:p>
       <w:pPr>
         <w:pStyle w:val="Prrafodelista"/>
         <w:spacing w:after="0" w:line="240" w:lineRule="auto"/>
@@ -1931,11 +1844,11 @@
           <w:color w:val="000000"/>
           <w:kern w:val="0"/>
           <w:lang w:eastAsia="es-ES"/>
-          <ns2:ligatures ns2:val="none"/>
-        </w:rPr>
-      </w:pPr>
-    </w:p>
-    <w:p ns2:paraId="58E2246E" ns2:textId="065BFA6B">
+          <w14:ligatures w14:val="none"/>
+        </w:rPr>
+      </w:pPr>
+    </w:p>
+    <w:p>
       <w:pPr>
         <w:pStyle w:val="Prrafodelista"/>
         <w:numPr>
@@ -1953,16 +1866,16 @@
           <w:color w:val="000000"/>
           <w:kern w:val="0"/>
           <w:lang w:eastAsia="es-ES"/>
-          <ns2:ligatures ns2:val="none"/>
-        </w:rPr>
-      </w:pPr>
-      <w:r>
-        <w:rPr>
-          <w:rFonts w:ascii="Arial Narrow" w:eastAsia="Times New Roman" w:hAnsi="Arial Narrow" w:cs="Arial"/>
-          <w:color w:val="000000"/>
-          <w:kern w:val="0"/>
-          <w:lang w:eastAsia="es-ES"/>
-          <ns2:ligatures ns2:val="none"/>
+          <w14:ligatures w14:val="none"/>
+        </w:rPr>
+      </w:pPr>
+      <w:r>
+        <w:rPr>
+          <w:rFonts w:ascii="Arial Narrow" w:eastAsia="Times New Roman" w:hAnsi="Arial Narrow" w:cs="Arial"/>
+          <w:color w:val="000000"/>
+          <w:kern w:val="0"/>
+          <w:lang w:eastAsia="es-ES"/>
+          <w14:ligatures w14:val="none"/>
         </w:rPr>
         <w:t xml:space="preserve">El 5 de enero de 2023, </w:t>
       </w:r>
@@ -1972,7 +1885,7 @@
           <w:color w:val="000000"/>
           <w:kern w:val="0"/>
           <w:lang w:eastAsia="es-ES"/>
-          <ns2:ligatures ns2:val="none"/>
+          <w14:ligatures w14:val="none"/>
         </w:rPr>
         <w:t xml:space="preserve">se </w:t>
       </w:r>
@@ -1982,7 +1895,7 @@
           <w:color w:val="000000"/>
           <w:kern w:val="0"/>
           <w:lang w:eastAsia="es-ES"/>
-          <ns2:ligatures ns2:val="none"/>
+          <w14:ligatures w14:val="none"/>
         </w:rPr>
         <w:t xml:space="preserve">remitió un correo electrónico a BNP </w:t>
       </w:r>
@@ -1993,7 +1906,7 @@
           <w:color w:val="000000"/>
           <w:kern w:val="0"/>
           <w:lang w:eastAsia="es-ES"/>
-          <ns2:ligatures ns2:val="none"/>
+          <w14:ligatures w14:val="none"/>
         </w:rPr>
         <w:t>Paribas</w:t>
       </w:r>
@@ -2004,7 +1917,7 @@
           <w:color w:val="000000"/>
           <w:kern w:val="0"/>
           <w:lang w:eastAsia="es-ES"/>
-          <ns2:ligatures ns2:val="none"/>
+          <w14:ligatures w14:val="none"/>
         </w:rPr>
         <w:t xml:space="preserve"> comunicando el fallecimiento y solicitando información sobre el procedimiento y los documentos necesarios para </w:t>
       </w:r>
@@ -2014,7 +1927,7 @@
           <w:color w:val="000000"/>
           <w:kern w:val="0"/>
           <w:lang w:eastAsia="es-ES"/>
-          <ns2:ligatures ns2:val="none"/>
+          <w14:ligatures w14:val="none"/>
         </w:rPr>
         <w:t>el otorgamiento de la cobertura</w:t>
       </w:r>
@@ -2024,7 +1937,7 @@
           <w:color w:val="000000"/>
           <w:kern w:val="0"/>
           <w:lang w:eastAsia="es-ES"/>
-          <ns2:ligatures ns2:val="none"/>
+          <w14:ligatures w14:val="none"/>
         </w:rPr>
         <w:t xml:space="preserve"> del Seguro de Desgravamen, recibiendo como respuesta la confirmación de recepción y la indicación de un número de contacto para comunicación mediante la aplicación </w:t>
       </w:r>
@@ -2034,7 +1947,7 @@
           <w:color w:val="000000"/>
           <w:kern w:val="0"/>
           <w:lang w:eastAsia="es-ES"/>
-          <ns2:ligatures ns2:val="none"/>
+          <w14:ligatures w14:val="none"/>
         </w:rPr>
         <w:t xml:space="preserve">de </w:t>
       </w:r>
@@ -2044,12 +1957,12 @@
           <w:color w:val="000000"/>
           <w:kern w:val="0"/>
           <w:lang w:eastAsia="es-ES"/>
-          <ns2:ligatures ns2:val="none"/>
+          <w14:ligatures w14:val="none"/>
         </w:rPr>
         <w:t>WhatsApp.</w:t>
       </w:r>
     </w:p>
-    <w:p ns2:paraId="769C71AA" ns2:textId="77777777">
+    <w:p>
       <w:pPr>
         <w:pStyle w:val="Prrafodelista"/>
         <w:spacing w:after="0" w:line="240" w:lineRule="auto"/>
@@ -2060,11 +1973,11 @@
           <w:color w:val="000000"/>
           <w:kern w:val="0"/>
           <w:lang w:eastAsia="es-ES"/>
-          <ns2:ligatures ns2:val="none"/>
-        </w:rPr>
-      </w:pPr>
-    </w:p>
-    <w:p ns2:paraId="6AC18190" ns2:textId="324EF54F">
+          <w14:ligatures w14:val="none"/>
+        </w:rPr>
+      </w:pPr>
+    </w:p>
+    <w:p>
       <w:pPr>
         <w:pStyle w:val="Prrafodelista"/>
         <w:numPr>
@@ -2082,16 +1995,16 @@
           <w:color w:val="000000"/>
           <w:kern w:val="0"/>
           <w:lang w:eastAsia="es-ES"/>
-          <ns2:ligatures ns2:val="none"/>
-        </w:rPr>
-      </w:pPr>
-      <w:r>
-        <w:rPr>
-          <w:rFonts w:ascii="Arial Narrow" w:eastAsia="Times New Roman" w:hAnsi="Arial Narrow" w:cs="Arial"/>
-          <w:color w:val="000000"/>
-          <w:kern w:val="0"/>
-          <w:lang w:eastAsia="es-ES"/>
-          <ns2:ligatures ns2:val="none"/>
+          <w14:ligatures w14:val="none"/>
+        </w:rPr>
+      </w:pPr>
+      <w:r>
+        <w:rPr>
+          <w:rFonts w:ascii="Arial Narrow" w:eastAsia="Times New Roman" w:hAnsi="Arial Narrow" w:cs="Arial"/>
+          <w:color w:val="000000"/>
+          <w:kern w:val="0"/>
+          <w:lang w:eastAsia="es-ES"/>
+          <w14:ligatures w14:val="none"/>
         </w:rPr>
         <w:t xml:space="preserve">El mismo día, se comunicó con BNP Paribas mediante WhatsApp, reiterando la comunicación del fallecimiento del causante [APELLIDO] y consultando sobre los requisitos y procedimiento para el otorgamiento de cobertura del Seguro de Desgravamen, oportunidad en la cual se le indicó la documentación a presentar y que no existía un plazo límite para efectuar la solicitud. </w:t>
       </w:r>
@@ -2101,17 +2014,17 @@
           <w:color w:val="000000"/>
           <w:kern w:val="0"/>
           <w:lang w:eastAsia="es-ES"/>
-          <ns2:ligatures ns2:val="none"/>
-        </w:rPr>
-        <w:t xml:space="preserve"/>
-      </w:r>
-      <w:r>
-        <w:rPr>
-          <w:rFonts w:ascii="Arial Narrow" w:eastAsia="Times New Roman" w:hAnsi="Arial Narrow" w:cs="Arial"/>
-          <w:color w:val="000000"/>
-          <w:kern w:val="0"/>
-          <w:lang w:eastAsia="es-ES"/>
-          <ns2:ligatures ns2:val="none"/>
+          <w14:ligatures w14:val="none"/>
+        </w:rPr>
+        <w:t xml:space="preserve"/>
+      </w:r>
+      <w:r>
+        <w:rPr>
+          <w:rFonts w:ascii="Arial Narrow" w:eastAsia="Times New Roman" w:hAnsi="Arial Narrow" w:cs="Arial"/>
+          <w:color w:val="000000"/>
+          <w:kern w:val="0"/>
+          <w:lang w:eastAsia="es-ES"/>
+          <w14:ligatures w14:val="none"/>
         </w:rPr>
         <w:t xml:space="preserve"/>
       </w:r>
@@ -2122,7 +2035,7 @@
           <w:color w:val="000000"/>
           <w:kern w:val="0"/>
           <w:lang w:eastAsia="es-ES"/>
-          <ns2:ligatures ns2:val="none"/>
+          <w14:ligatures w14:val="none"/>
         </w:rPr>
         <w:t/>
       </w:r>
@@ -2132,7 +2045,7 @@
           <w:color w:val="000000"/>
           <w:kern w:val="0"/>
           <w:lang w:eastAsia="es-ES"/>
-          <ns2:ligatures ns2:val="none"/>
+          <w14:ligatures w14:val="none"/>
         </w:rPr>
         <w:t/>
       </w:r>
@@ -2143,17 +2056,17 @@
           <w:color w:val="000000"/>
           <w:kern w:val="0"/>
           <w:lang w:eastAsia="es-ES"/>
-          <ns2:ligatures ns2:val="none"/>
-        </w:rPr>
-        <w:t xml:space="preserve"/>
-      </w:r>
-      <w:r>
-        <w:rPr>
-          <w:rFonts w:ascii="Arial Narrow" w:eastAsia="Times New Roman" w:hAnsi="Arial Narrow" w:cs="Arial"/>
-          <w:color w:val="000000"/>
-          <w:kern w:val="0"/>
-          <w:lang w:eastAsia="es-ES"/>
-          <ns2:ligatures ns2:val="none"/>
+          <w14:ligatures w14:val="none"/>
+        </w:rPr>
+        <w:t xml:space="preserve"/>
+      </w:r>
+      <w:r>
+        <w:rPr>
+          <w:rFonts w:ascii="Arial Narrow" w:eastAsia="Times New Roman" w:hAnsi="Arial Narrow" w:cs="Arial"/>
+          <w:color w:val="000000"/>
+          <w:kern w:val="0"/>
+          <w:lang w:eastAsia="es-ES"/>
+          <w14:ligatures w14:val="none"/>
         </w:rPr>
         <w:t/>
       </w:r>
@@ -2163,37 +2076,37 @@
           <w:color w:val="000000"/>
           <w:kern w:val="0"/>
           <w:lang w:eastAsia="es-ES"/>
-          <ns2:ligatures ns2:val="none"/>
-        </w:rPr>
-        <w:t xml:space="preserve"/>
-      </w:r>
-      <w:r>
-        <w:rPr>
-          <w:rFonts w:ascii="Arial Narrow" w:eastAsia="Times New Roman" w:hAnsi="Arial Narrow" w:cs="Arial"/>
-          <w:color w:val="000000"/>
-          <w:kern w:val="0"/>
-          <w:lang w:eastAsia="es-ES"/>
-          <ns2:ligatures ns2:val="none"/>
-        </w:rPr>
-        <w:t xml:space="preserve"/>
-      </w:r>
-      <w:r>
-        <w:rPr>
-          <w:rFonts w:ascii="Arial Narrow" w:eastAsia="Times New Roman" w:hAnsi="Arial Narrow" w:cs="Arial"/>
-          <w:color w:val="000000"/>
-          <w:kern w:val="0"/>
-          <w:lang w:eastAsia="es-ES"/>
-          <ns2:ligatures ns2:val="none"/>
-        </w:rPr>
-        <w:t xml:space="preserve"/>
-      </w:r>
-      <w:r>
-        <w:rPr>
-          <w:rFonts w:ascii="Arial Narrow" w:eastAsia="Times New Roman" w:hAnsi="Arial Narrow" w:cs="Arial"/>
-          <w:color w:val="000000"/>
-          <w:kern w:val="0"/>
-          <w:lang w:eastAsia="es-ES"/>
-          <ns2:ligatures ns2:val="none"/>
+          <w14:ligatures w14:val="none"/>
+        </w:rPr>
+        <w:t xml:space="preserve"/>
+      </w:r>
+      <w:r>
+        <w:rPr>
+          <w:rFonts w:ascii="Arial Narrow" w:eastAsia="Times New Roman" w:hAnsi="Arial Narrow" w:cs="Arial"/>
+          <w:color w:val="000000"/>
+          <w:kern w:val="0"/>
+          <w:lang w:eastAsia="es-ES"/>
+          <w14:ligatures w14:val="none"/>
+        </w:rPr>
+        <w:t xml:space="preserve"/>
+      </w:r>
+      <w:r>
+        <w:rPr>
+          <w:rFonts w:ascii="Arial Narrow" w:eastAsia="Times New Roman" w:hAnsi="Arial Narrow" w:cs="Arial"/>
+          <w:color w:val="000000"/>
+          <w:kern w:val="0"/>
+          <w:lang w:eastAsia="es-ES"/>
+          <w14:ligatures w14:val="none"/>
+        </w:rPr>
+        <w:t xml:space="preserve"/>
+      </w:r>
+      <w:r>
+        <w:rPr>
+          <w:rFonts w:ascii="Arial Narrow" w:eastAsia="Times New Roman" w:hAnsi="Arial Narrow" w:cs="Arial"/>
+          <w:color w:val="000000"/>
+          <w:kern w:val="0"/>
+          <w:lang w:eastAsia="es-ES"/>
+          <w14:ligatures w14:val="none"/>
         </w:rPr>
         <w:t/>
       </w:r>
@@ -2203,12 +2116,12 @@
           <w:color w:val="000000"/>
           <w:kern w:val="0"/>
           <w:lang w:eastAsia="es-ES"/>
-          <ns2:ligatures ns2:val="none"/>
-        </w:rPr>
-        <w:t xml:space="preserve"/>
-      </w:r>
-    </w:p>
-    <w:p ns2:paraId="1C94666E" ns2:textId="77777777">
+          <w14:ligatures w14:val="none"/>
+        </w:rPr>
+        <w:t xml:space="preserve"/>
+      </w:r>
+    </w:p>
+    <w:p>
       <w:pPr>
         <w:pStyle w:val="Prrafodelista"/>
         <w:spacing w:after="0" w:line="240" w:lineRule="auto"/>
@@ -2219,11 +2132,11 @@
           <w:color w:val="000000"/>
           <w:kern w:val="0"/>
           <w:lang w:eastAsia="es-ES"/>
-          <ns2:ligatures ns2:val="none"/>
-        </w:rPr>
-      </w:pPr>
-    </w:p>
-    <w:p ns2:paraId="042A39C5" ns2:textId="5A0A5553">
+          <w14:ligatures w14:val="none"/>
+        </w:rPr>
+      </w:pPr>
+    </w:p>
+    <w:p>
       <w:pPr>
         <w:pStyle w:val="Prrafodelista"/>
         <w:numPr>
@@ -2241,16 +2154,16 @@
           <w:color w:val="000000"/>
           <w:kern w:val="0"/>
           <w:lang w:eastAsia="es-ES"/>
-          <ns2:ligatures ns2:val="none"/>
-        </w:rPr>
-      </w:pPr>
-      <w:r>
-        <w:rPr>
-          <w:rFonts w:ascii="Arial Narrow" w:eastAsia="Times New Roman" w:hAnsi="Arial Narrow" w:cs="Arial"/>
-          <w:color w:val="000000"/>
-          <w:kern w:val="0"/>
-          <w:lang w:eastAsia="es-ES"/>
-          <ns2:ligatures ns2:val="none"/>
+          <w14:ligatures w14:val="none"/>
+        </w:rPr>
+      </w:pPr>
+      <w:r>
+        <w:rPr>
+          <w:rFonts w:ascii="Arial Narrow" w:eastAsia="Times New Roman" w:hAnsi="Arial Narrow" w:cs="Arial"/>
+          <w:color w:val="000000"/>
+          <w:kern w:val="0"/>
+          <w:lang w:eastAsia="es-ES"/>
+          <w14:ligatures w14:val="none"/>
         </w:rPr>
         <w:t xml:space="preserve">El 26 de enero de 2023, </w:t>
       </w:r>
@@ -2260,7 +2173,7 @@
           <w:color w:val="000000"/>
           <w:kern w:val="0"/>
           <w:lang w:eastAsia="es-ES"/>
-          <ns2:ligatures ns2:val="none"/>
+          <w14:ligatures w14:val="none"/>
         </w:rPr>
         <w:t xml:space="preserve">se </w:t>
       </w:r>
@@ -2270,7 +2183,7 @@
           <w:color w:val="000000"/>
           <w:kern w:val="0"/>
           <w:lang w:eastAsia="es-ES"/>
-          <ns2:ligatures ns2:val="none"/>
+          <w14:ligatures w14:val="none"/>
         </w:rPr>
         <w:t xml:space="preserve">remitió mediante WhatsApp a </w:t>
       </w:r>
@@ -2280,7 +2193,7 @@
           <w:color w:val="000000"/>
           <w:kern w:val="0"/>
           <w:lang w:eastAsia="es-ES"/>
-          <ns2:ligatures ns2:val="none"/>
+          <w14:ligatures w14:val="none"/>
         </w:rPr>
         <w:t xml:space="preserve">BNP </w:t>
       </w:r>
@@ -2291,7 +2204,7 @@
           <w:color w:val="000000"/>
           <w:kern w:val="0"/>
           <w:lang w:eastAsia="es-ES"/>
-          <ns2:ligatures ns2:val="none"/>
+          <w14:ligatures w14:val="none"/>
         </w:rPr>
         <w:t>Paribas</w:t>
       </w:r>
@@ -2302,7 +2215,7 @@
           <w:color w:val="000000"/>
           <w:kern w:val="0"/>
           <w:lang w:eastAsia="es-ES"/>
-          <ns2:ligatures ns2:val="none"/>
+          <w14:ligatures w14:val="none"/>
         </w:rPr>
         <w:t xml:space="preserve"> </w:t>
       </w:r>
@@ -2312,7 +2225,7 @@
           <w:color w:val="000000"/>
           <w:kern w:val="0"/>
           <w:lang w:eastAsia="es-ES"/>
-          <ns2:ligatures ns2:val="none"/>
+          <w14:ligatures w14:val="none"/>
         </w:rPr>
         <w:t xml:space="preserve">toda la documentación requerida para la </w:t>
       </w:r>
@@ -2322,7 +2235,7 @@
           <w:color w:val="000000"/>
           <w:kern w:val="0"/>
           <w:lang w:eastAsia="es-ES"/>
-          <ns2:ligatures ns2:val="none"/>
+          <w14:ligatures w14:val="none"/>
         </w:rPr>
         <w:t xml:space="preserve">atención de su solicitud de </w:t>
       </w:r>
@@ -2332,12 +2245,12 @@
           <w:color w:val="000000"/>
           <w:kern w:val="0"/>
           <w:lang w:eastAsia="es-ES"/>
-          <ns2:ligatures ns2:val="none"/>
+          <w14:ligatures w14:val="none"/>
         </w:rPr>
         <w:t>cobertura del Seguro de Desgravamen, quedando a la espera de respuesta.</w:t>
       </w:r>
     </w:p>
-    <w:p ns2:paraId="62F6E9B2" ns2:textId="77777777">
+    <w:p>
       <w:pPr>
         <w:pStyle w:val="Prrafodelista"/>
         <w:spacing w:after="0" w:line="240" w:lineRule="auto"/>
@@ -2348,11 +2261,11 @@
           <w:color w:val="000000"/>
           <w:kern w:val="0"/>
           <w:lang w:eastAsia="es-ES"/>
-          <ns2:ligatures ns2:val="none"/>
-        </w:rPr>
-      </w:pPr>
-    </w:p>
-    <w:p ns2:paraId="3570352B" ns2:textId="02DB94B9">
+          <w14:ligatures w14:val="none"/>
+        </w:rPr>
+      </w:pPr>
+    </w:p>
+    <w:p>
       <w:pPr>
         <w:pStyle w:val="Prrafodelista"/>
         <w:numPr>
@@ -2370,16 +2283,16 @@
           <w:color w:val="000000"/>
           <w:kern w:val="0"/>
           <w:lang w:eastAsia="es-ES"/>
-          <ns2:ligatures ns2:val="none"/>
-        </w:rPr>
-      </w:pPr>
-      <w:r>
-        <w:rPr>
-          <w:rFonts w:ascii="Arial Narrow" w:eastAsia="Times New Roman" w:hAnsi="Arial Narrow" w:cs="Arial"/>
-          <w:color w:val="000000"/>
-          <w:kern w:val="0"/>
-          <w:lang w:eastAsia="es-ES"/>
-          <ns2:ligatures ns2:val="none"/>
+          <w14:ligatures w14:val="none"/>
+        </w:rPr>
+      </w:pPr>
+      <w:r>
+        <w:rPr>
+          <w:rFonts w:ascii="Arial Narrow" w:eastAsia="Times New Roman" w:hAnsi="Arial Narrow" w:cs="Arial"/>
+          <w:color w:val="000000"/>
+          <w:kern w:val="0"/>
+          <w:lang w:eastAsia="es-ES"/>
+          <w14:ligatures w14:val="none"/>
         </w:rPr>
         <w:t xml:space="preserve">El 9 de febrero de 2023, </w:t>
       </w:r>
@@ -2389,7 +2302,7 @@
           <w:color w:val="000000"/>
           <w:kern w:val="0"/>
           <w:lang w:eastAsia="es-ES"/>
-          <ns2:ligatures ns2:val="none"/>
+          <w14:ligatures w14:val="none"/>
         </w:rPr>
         <w:t xml:space="preserve">BNP </w:t>
       </w:r>
@@ -2400,7 +2313,7 @@
           <w:color w:val="000000"/>
           <w:kern w:val="0"/>
           <w:lang w:eastAsia="es-ES"/>
-          <ns2:ligatures ns2:val="none"/>
+          <w14:ligatures w14:val="none"/>
         </w:rPr>
         <w:t>Paribas</w:t>
       </w:r>
@@ -2411,7 +2324,7 @@
           <w:color w:val="000000"/>
           <w:kern w:val="0"/>
           <w:lang w:eastAsia="es-ES"/>
-          <ns2:ligatures ns2:val="none"/>
+          <w14:ligatures w14:val="none"/>
         </w:rPr>
         <w:t xml:space="preserve"> </w:t>
       </w:r>
@@ -2421,7 +2334,7 @@
           <w:color w:val="000000"/>
           <w:kern w:val="0"/>
           <w:lang w:eastAsia="es-ES"/>
-          <ns2:ligatures ns2:val="none"/>
+          <w14:ligatures w14:val="none"/>
         </w:rPr>
         <w:t>remitió un correo electrónico señalando que adjuntaba respuesta a la solicitud, incluyendo un archivo encriptado identificado con el número 33501453, el cual no pudo ser abierto ni visualizado.</w:t>
       </w:r>
@@ -2431,12 +2344,12 @@
           <w:color w:val="000000"/>
           <w:kern w:val="0"/>
           <w:lang w:eastAsia="es-ES"/>
-          <ns2:ligatures ns2:val="none"/>
+          <w14:ligatures w14:val="none"/>
         </w:rPr>
         <w:t xml:space="preserve"> </w:t>
       </w:r>
     </w:p>
-    <w:p ns2:paraId="2CB494DB" ns2:textId="77777777">
+    <w:p>
       <w:pPr>
         <w:pStyle w:val="Prrafodelista"/>
         <w:spacing w:after="0" w:line="240" w:lineRule="auto"/>
@@ -2447,11 +2360,11 @@
           <w:color w:val="000000"/>
           <w:kern w:val="0"/>
           <w:lang w:eastAsia="es-ES"/>
-          <ns2:ligatures ns2:val="none"/>
-        </w:rPr>
-      </w:pPr>
-    </w:p>
-    <w:p ns2:paraId="26BF4E0E" ns2:textId="6B89EBCC">
+          <w14:ligatures w14:val="none"/>
+        </w:rPr>
+      </w:pPr>
+    </w:p>
+    <w:p>
       <w:pPr>
         <w:pStyle w:val="Prrafodelista"/>
         <w:numPr>
@@ -2469,16 +2382,16 @@
           <w:color w:val="000000"/>
           <w:kern w:val="0"/>
           <w:lang w:eastAsia="es-ES"/>
-          <ns2:ligatures ns2:val="none"/>
-        </w:rPr>
-      </w:pPr>
-      <w:r>
-        <w:rPr>
-          <w:rFonts w:ascii="Arial Narrow" w:eastAsia="Times New Roman" w:hAnsi="Arial Narrow" w:cs="Arial"/>
-          <w:color w:val="000000"/>
-          <w:kern w:val="0"/>
-          <w:lang w:eastAsia="es-ES"/>
-          <ns2:ligatures ns2:val="none"/>
+          <w14:ligatures w14:val="none"/>
+        </w:rPr>
+      </w:pPr>
+      <w:r>
+        <w:rPr>
+          <w:rFonts w:ascii="Arial Narrow" w:eastAsia="Times New Roman" w:hAnsi="Arial Narrow" w:cs="Arial"/>
+          <w:color w:val="000000"/>
+          <w:kern w:val="0"/>
+          <w:lang w:eastAsia="es-ES"/>
+          <w14:ligatures w14:val="none"/>
         </w:rPr>
         <w:t xml:space="preserve">El 13 de febrero de 2023, se comunicó nuevamente con </w:t>
       </w:r>
@@ -2488,7 +2401,7 @@
           <w:color w:val="000000"/>
           <w:kern w:val="0"/>
           <w:lang w:eastAsia="es-ES"/>
-          <ns2:ligatures ns2:val="none"/>
+          <w14:ligatures w14:val="none"/>
         </w:rPr>
         <w:t xml:space="preserve">BNP </w:t>
       </w:r>
@@ -2499,7 +2412,7 @@
           <w:color w:val="000000"/>
           <w:kern w:val="0"/>
           <w:lang w:eastAsia="es-ES"/>
-          <ns2:ligatures ns2:val="none"/>
+          <w14:ligatures w14:val="none"/>
         </w:rPr>
         <w:t>Paribas</w:t>
       </w:r>
@@ -2510,7 +2423,7 @@
           <w:color w:val="000000"/>
           <w:kern w:val="0"/>
           <w:lang w:eastAsia="es-ES"/>
-          <ns2:ligatures ns2:val="none"/>
+          <w14:ligatures w14:val="none"/>
         </w:rPr>
         <w:t xml:space="preserve"> </w:t>
       </w:r>
@@ -2520,7 +2433,7 @@
           <w:color w:val="000000"/>
           <w:kern w:val="0"/>
           <w:lang w:eastAsia="es-ES"/>
-          <ns2:ligatures ns2:val="none"/>
+          <w14:ligatures w14:val="none"/>
         </w:rPr>
         <w:t xml:space="preserve">mediante WhatsApp, siendo informado que la solicitud había sido resuelta el 7 de febrero de 2023 y que la respuesta ya había sido enviada por correo electrónico; al comunicar que el archivo recibido no podía abrirse, solicitó el reenvío del documento en un formato accesible o la clave de apertura, lo cual fue rechazado por la </w:t>
       </w:r>
@@ -2530,7 +2443,7 @@
           <w:color w:val="000000"/>
           <w:kern w:val="0"/>
           <w:lang w:eastAsia="es-ES"/>
-          <ns2:ligatures ns2:val="none"/>
+          <w14:ligatures w14:val="none"/>
         </w:rPr>
         <w:t xml:space="preserve">compañía </w:t>
       </w:r>
@@ -2540,7 +2453,7 @@
           <w:color w:val="000000"/>
           <w:kern w:val="0"/>
           <w:lang w:eastAsia="es-ES"/>
-          <ns2:ligatures ns2:val="none"/>
+          <w14:ligatures w14:val="none"/>
         </w:rPr>
         <w:t>aseguradora, limitándose a indicar que la respuesta ya había sido enviada.</w:t>
       </w:r>
@@ -2550,25 +2463,25 @@
           <w:color w:val="000000"/>
           <w:kern w:val="0"/>
           <w:lang w:eastAsia="es-ES"/>
-          <ns2:ligatures ns2:val="none"/>
+          <w14:ligatures w14:val="none"/>
         </w:rPr>
         <w:t xml:space="preserve"> </w:t>
       </w:r>
     </w:p>
-    <w:p ns2:paraId="045CAE5E" ns2:textId="77777777">
-      <w:pPr>
-        <w:spacing w:after="0" w:line="240" w:lineRule="auto"/>
-        <w:jc w:val="both"/>
-        <w:rPr>
-          <w:rFonts w:ascii="Arial Narrow" w:eastAsia="Times New Roman" w:hAnsi="Arial Narrow" w:cs="Arial"/>
-          <w:color w:val="000000"/>
-          <w:kern w:val="0"/>
-          <w:lang w:eastAsia="es-ES"/>
-          <ns2:ligatures ns2:val="none"/>
-        </w:rPr>
-      </w:pPr>
-    </w:p>
-    <w:p ns2:paraId="7299EBC5" ns2:textId="48CBAC7D">
+    <w:p>
+      <w:pPr>
+        <w:spacing w:after="0" w:line="240" w:lineRule="auto"/>
+        <w:jc w:val="both"/>
+        <w:rPr>
+          <w:rFonts w:ascii="Arial Narrow" w:eastAsia="Times New Roman" w:hAnsi="Arial Narrow" w:cs="Arial"/>
+          <w:color w:val="000000"/>
+          <w:kern w:val="0"/>
+          <w:lang w:eastAsia="es-ES"/>
+          <w14:ligatures w14:val="none"/>
+        </w:rPr>
+      </w:pPr>
+    </w:p>
+    <w:p>
       <w:pPr>
         <w:pStyle w:val="Prrafodelista"/>
         <w:numPr>
@@ -2586,16 +2499,16 @@
           <w:color w:val="000000"/>
           <w:kern w:val="0"/>
           <w:lang w:eastAsia="es-ES"/>
-          <ns2:ligatures ns2:val="none"/>
-        </w:rPr>
-      </w:pPr>
-      <w:r>
-        <w:rPr>
-          <w:rFonts w:ascii="Arial Narrow" w:eastAsia="Times New Roman" w:hAnsi="Arial Narrow" w:cs="Arial"/>
-          <w:color w:val="000000"/>
-          <w:kern w:val="0"/>
-          <w:lang w:eastAsia="es-ES"/>
-          <ns2:ligatures ns2:val="none"/>
+          <w14:ligatures w14:val="none"/>
+        </w:rPr>
+      </w:pPr>
+      <w:r>
+        <w:rPr>
+          <w:rFonts w:ascii="Arial Narrow" w:eastAsia="Times New Roman" w:hAnsi="Arial Narrow" w:cs="Arial"/>
+          <w:color w:val="000000"/>
+          <w:kern w:val="0"/>
+          <w:lang w:eastAsia="es-ES"/>
+          <w14:ligatures w14:val="none"/>
         </w:rPr>
         <w:t xml:space="preserve">El 24 de agosto de 2023, </w:t>
       </w:r>
@@ -2605,7 +2518,7 @@
           <w:color w:val="000000"/>
           <w:kern w:val="0"/>
           <w:lang w:eastAsia="es-ES"/>
-          <ns2:ligatures ns2:val="none"/>
+          <w14:ligatures w14:val="none"/>
         </w:rPr>
         <w:t xml:space="preserve">BNP </w:t>
       </w:r>
@@ -2616,7 +2529,7 @@
           <w:color w:val="000000"/>
           <w:kern w:val="0"/>
           <w:lang w:eastAsia="es-ES"/>
-          <ns2:ligatures ns2:val="none"/>
+          <w14:ligatures w14:val="none"/>
         </w:rPr>
         <w:t>Paribas</w:t>
       </w:r>
@@ -2627,7 +2540,7 @@
           <w:color w:val="000000"/>
           <w:kern w:val="0"/>
           <w:lang w:eastAsia="es-ES"/>
-          <ns2:ligatures ns2:val="none"/>
+          <w14:ligatures w14:val="none"/>
         </w:rPr>
         <w:t xml:space="preserve"> </w:t>
       </w:r>
@@ -2637,7 +2550,7 @@
           <w:color w:val="000000"/>
           <w:kern w:val="0"/>
           <w:lang w:eastAsia="es-ES"/>
-          <ns2:ligatures ns2:val="none"/>
+          <w14:ligatures w14:val="none"/>
         </w:rPr>
         <w:t xml:space="preserve">remitió por correo electrónico, por primera vez en formato legible, el documento de respuesta correspondiente </w:t>
       </w:r>
@@ -2647,7 +2560,7 @@
           <w:color w:val="000000"/>
           <w:kern w:val="0"/>
           <w:lang w:eastAsia="es-ES"/>
-          <ns2:ligatures ns2:val="none"/>
+          <w14:ligatures w14:val="none"/>
         </w:rPr>
         <w:t>a la negativa de su solicitud de otorgamiento</w:t>
       </w:r>
@@ -2657,7 +2570,7 @@
           <w:color w:val="000000"/>
           <w:kern w:val="0"/>
           <w:lang w:eastAsia="es-ES"/>
-          <ns2:ligatures ns2:val="none"/>
+          <w14:ligatures w14:val="none"/>
         </w:rPr>
         <w:t xml:space="preserve"> </w:t>
       </w:r>
@@ -2667,7 +2580,7 @@
           <w:color w:val="000000"/>
           <w:kern w:val="0"/>
           <w:lang w:eastAsia="es-ES"/>
-          <ns2:ligatures ns2:val="none"/>
+          <w14:ligatures w14:val="none"/>
         </w:rPr>
         <w:t>de</w:t>
       </w:r>
@@ -2677,7 +2590,7 @@
           <w:color w:val="000000"/>
           <w:kern w:val="0"/>
           <w:lang w:eastAsia="es-ES"/>
-          <ns2:ligatures ns2:val="none"/>
+          <w14:ligatures w14:val="none"/>
         </w:rPr>
         <w:t xml:space="preserve"> cobertura del Seguro de Desgravamen, permitiendo recién conocer los fundamentos del rechazo</w:t>
       </w:r>
@@ -2687,7 +2600,7 @@
           <w:color w:val="000000"/>
           <w:kern w:val="0"/>
           <w:lang w:eastAsia="es-ES"/>
-          <ns2:ligatures ns2:val="none"/>
+          <w14:ligatures w14:val="none"/>
         </w:rPr>
         <w:t>, consistente en presunta preexistencia de enfermedad anterio</w:t>
       </w:r>
@@ -2697,7 +2610,7 @@
           <w:color w:val="000000"/>
           <w:kern w:val="0"/>
           <w:lang w:eastAsia="es-ES"/>
-          <ns2:ligatures ns2:val="none"/>
+          <w14:ligatures w14:val="none"/>
         </w:rPr>
         <w:t>r</w:t>
       </w:r>
@@ -2707,7 +2620,7 @@
           <w:color w:val="000000"/>
           <w:kern w:val="0"/>
           <w:lang w:eastAsia="es-ES"/>
-          <ns2:ligatures ns2:val="none"/>
+          <w14:ligatures w14:val="none"/>
         </w:rPr>
         <w:t xml:space="preserve"> a la vigencia de</w:t>
       </w:r>
@@ -2717,7 +2630,7 @@
           <w:color w:val="000000"/>
           <w:kern w:val="0"/>
           <w:lang w:eastAsia="es-ES"/>
-          <ns2:ligatures ns2:val="none"/>
+          <w14:ligatures w14:val="none"/>
         </w:rPr>
         <w:t xml:space="preserve"> la póliza</w:t>
       </w:r>
@@ -2727,7 +2640,7 @@
           <w:color w:val="000000"/>
           <w:kern w:val="0"/>
           <w:lang w:eastAsia="es-ES"/>
-          <ns2:ligatures ns2:val="none"/>
+          <w14:ligatures w14:val="none"/>
         </w:rPr>
         <w:t>,</w:t>
       </w:r>
@@ -2737,7 +2650,7 @@
           <w:color w:val="000000"/>
           <w:kern w:val="0"/>
           <w:lang w:eastAsia="es-ES"/>
-          <ns2:ligatures ns2:val="none"/>
+          <w14:ligatures w14:val="none"/>
         </w:rPr>
         <w:t xml:space="preserve"> y la posibilidad de formular reconsideración o acudir a otras instancias.</w:t>
       </w:r>
@@ -2747,7 +2660,7 @@
           <w:color w:val="000000"/>
           <w:kern w:val="0"/>
           <w:lang w:eastAsia="es-ES"/>
-          <ns2:ligatures ns2:val="none"/>
+          <w14:ligatures w14:val="none"/>
         </w:rPr>
         <w:t xml:space="preserve"> </w:t>
       </w:r>
@@ -2757,25 +2670,25 @@
           <w:color w:val="000000"/>
           <w:kern w:val="0"/>
           <w:lang w:eastAsia="es-ES"/>
-          <ns2:ligatures ns2:val="none"/>
+          <w14:ligatures w14:val="none"/>
         </w:rPr>
         <w:t xml:space="preserve"> </w:t>
       </w:r>
     </w:p>
-    <w:p ns2:paraId="15F6C811" ns2:textId="77777777">
-      <w:pPr>
-        <w:spacing w:after="0" w:line="240" w:lineRule="auto"/>
-        <w:jc w:val="both"/>
-        <w:rPr>
-          <w:rFonts w:ascii="Arial Narrow" w:eastAsia="Times New Roman" w:hAnsi="Arial Narrow" w:cs="Arial"/>
-          <w:color w:val="000000"/>
-          <w:kern w:val="0"/>
-          <w:lang w:eastAsia="es-ES"/>
-          <ns2:ligatures ns2:val="none"/>
-        </w:rPr>
-      </w:pPr>
-    </w:p>
-    <w:p ns2:paraId="5A720EFA" ns2:textId="545CC566">
+    <w:p>
+      <w:pPr>
+        <w:spacing w:after="0" w:line="240" w:lineRule="auto"/>
+        <w:jc w:val="both"/>
+        <w:rPr>
+          <w:rFonts w:ascii="Arial Narrow" w:eastAsia="Times New Roman" w:hAnsi="Arial Narrow" w:cs="Arial"/>
+          <w:color w:val="000000"/>
+          <w:kern w:val="0"/>
+          <w:lang w:eastAsia="es-ES"/>
+          <w14:ligatures w14:val="none"/>
+        </w:rPr>
+      </w:pPr>
+    </w:p>
+    <w:p>
       <w:pPr>
         <w:pStyle w:val="Prrafodelista"/>
         <w:numPr>
@@ -2793,16 +2706,16 @@
           <w:color w:val="000000"/>
           <w:kern w:val="0"/>
           <w:lang w:eastAsia="es-ES"/>
-          <ns2:ligatures ns2:val="none"/>
-        </w:rPr>
-      </w:pPr>
-      <w:r>
-        <w:rPr>
-          <w:rFonts w:ascii="Arial Narrow" w:eastAsia="Times New Roman" w:hAnsi="Arial Narrow" w:cs="Arial"/>
-          <w:color w:val="000000"/>
-          <w:kern w:val="0"/>
-          <w:lang w:eastAsia="es-ES"/>
-          <ns2:ligatures ns2:val="none"/>
+          <w14:ligatures w14:val="none"/>
+        </w:rPr>
+      </w:pPr>
+      <w:r>
+        <w:rPr>
+          <w:rFonts w:ascii="Arial Narrow" w:eastAsia="Times New Roman" w:hAnsi="Arial Narrow" w:cs="Arial"/>
+          <w:color w:val="000000"/>
+          <w:kern w:val="0"/>
+          <w:lang w:eastAsia="es-ES"/>
+          <w14:ligatures w14:val="none"/>
         </w:rPr>
         <w:t xml:space="preserve">El 25 de agosto de 2023, </w:t>
       </w:r>
@@ -2812,7 +2725,7 @@
           <w:color w:val="000000"/>
           <w:kern w:val="0"/>
           <w:lang w:eastAsia="es-ES"/>
-          <ns2:ligatures ns2:val="none"/>
+          <w14:ligatures w14:val="none"/>
         </w:rPr>
         <w:t xml:space="preserve">se </w:t>
       </w:r>
@@ -2822,7 +2735,7 @@
           <w:color w:val="000000"/>
           <w:kern w:val="0"/>
           <w:lang w:eastAsia="es-ES"/>
-          <ns2:ligatures ns2:val="none"/>
+          <w14:ligatures w14:val="none"/>
         </w:rPr>
         <w:t xml:space="preserve">solicitó expresamente a </w:t>
       </w:r>
@@ -2832,7 +2745,7 @@
           <w:color w:val="000000"/>
           <w:kern w:val="0"/>
           <w:lang w:eastAsia="es-ES"/>
-          <ns2:ligatures ns2:val="none"/>
+          <w14:ligatures w14:val="none"/>
         </w:rPr>
         <w:t xml:space="preserve">BNP </w:t>
       </w:r>
@@ -2843,7 +2756,7 @@
           <w:color w:val="000000"/>
           <w:kern w:val="0"/>
           <w:lang w:eastAsia="es-ES"/>
-          <ns2:ligatures ns2:val="none"/>
+          <w14:ligatures w14:val="none"/>
         </w:rPr>
         <w:t>Paribas</w:t>
       </w:r>
@@ -2854,7 +2767,7 @@
           <w:color w:val="000000"/>
           <w:kern w:val="0"/>
           <w:lang w:eastAsia="es-ES"/>
-          <ns2:ligatures ns2:val="none"/>
+          <w14:ligatures w14:val="none"/>
         </w:rPr>
         <w:t xml:space="preserve"> </w:t>
       </w:r>
@@ -2864,7 +2777,7 @@
           <w:color w:val="000000"/>
           <w:kern w:val="0"/>
           <w:lang w:eastAsia="es-ES"/>
-          <ns2:ligatures ns2:val="none"/>
+          <w14:ligatures w14:val="none"/>
         </w:rPr>
         <w:t xml:space="preserve">una </w:t>
       </w:r>
@@ -2874,7 +2787,7 @@
           <w:color w:val="000000"/>
           <w:kern w:val="0"/>
           <w:lang w:eastAsia="es-ES"/>
-          <ns2:ligatures ns2:val="none"/>
+          <w14:ligatures w14:val="none"/>
         </w:rPr>
         <w:t xml:space="preserve">copia de la póliza del </w:t>
       </w:r>
@@ -2884,7 +2797,7 @@
           <w:color w:val="000000"/>
           <w:kern w:val="0"/>
           <w:lang w:eastAsia="es-ES"/>
-          <ns2:ligatures ns2:val="none"/>
+          <w14:ligatures w14:val="none"/>
         </w:rPr>
         <w:t>Seguro de Desgravamen</w:t>
       </w:r>
@@ -2894,7 +2807,7 @@
           <w:color w:val="000000"/>
           <w:kern w:val="0"/>
           <w:lang w:eastAsia="es-ES"/>
-          <ns2:ligatures ns2:val="none"/>
+          <w14:ligatures w14:val="none"/>
         </w:rPr>
         <w:t>.</w:t>
       </w:r>
@@ -2904,12 +2817,12 @@
           <w:color w:val="000000"/>
           <w:kern w:val="0"/>
           <w:lang w:eastAsia="es-ES"/>
-          <ns2:ligatures ns2:val="none"/>
+          <w14:ligatures w14:val="none"/>
         </w:rPr>
         <w:t xml:space="preserve"> </w:t>
       </w:r>
     </w:p>
-    <w:p ns2:paraId="54748D63" ns2:textId="77777777">
+    <w:p>
       <w:pPr>
         <w:pStyle w:val="Prrafodelista"/>
         <w:rPr>
@@ -2917,24 +2830,24 @@
           <w:color w:val="000000"/>
           <w:kern w:val="0"/>
           <w:lang w:eastAsia="es-ES"/>
-          <ns2:ligatures ns2:val="none"/>
-        </w:rPr>
-      </w:pPr>
-    </w:p>
-    <w:p ns2:paraId="2F290A15" ns2:textId="77777777">
-      <w:pPr>
-        <w:spacing w:after="0" w:line="240" w:lineRule="auto"/>
-        <w:jc w:val="both"/>
-        <w:rPr>
-          <w:rFonts w:ascii="Arial Narrow" w:eastAsia="Times New Roman" w:hAnsi="Arial Narrow" w:cs="Arial"/>
-          <w:color w:val="000000"/>
-          <w:kern w:val="0"/>
-          <w:lang w:eastAsia="es-ES"/>
-          <ns2:ligatures ns2:val="none"/>
-        </w:rPr>
-      </w:pPr>
-    </w:p>
-    <w:p ns2:paraId="64B57FD5" ns2:textId="7F4C02EC">
+          <w14:ligatures w14:val="none"/>
+        </w:rPr>
+      </w:pPr>
+    </w:p>
+    <w:p>
+      <w:pPr>
+        <w:spacing w:after="0" w:line="240" w:lineRule="auto"/>
+        <w:jc w:val="both"/>
+        <w:rPr>
+          <w:rFonts w:ascii="Arial Narrow" w:eastAsia="Times New Roman" w:hAnsi="Arial Narrow" w:cs="Arial"/>
+          <w:color w:val="000000"/>
+          <w:kern w:val="0"/>
+          <w:lang w:eastAsia="es-ES"/>
+          <w14:ligatures w14:val="none"/>
+        </w:rPr>
+      </w:pPr>
+    </w:p>
+    <w:p>
       <w:pPr>
         <w:pStyle w:val="Prrafodelista"/>
         <w:numPr>
@@ -2952,16 +2865,16 @@
           <w:color w:val="000000"/>
           <w:kern w:val="0"/>
           <w:lang w:eastAsia="es-ES"/>
-          <ns2:ligatures ns2:val="none"/>
-        </w:rPr>
-      </w:pPr>
-      <w:r>
-        <w:rPr>
-          <w:rFonts w:ascii="Arial Narrow" w:eastAsia="Times New Roman" w:hAnsi="Arial Narrow" w:cs="Arial"/>
-          <w:color w:val="000000"/>
-          <w:kern w:val="0"/>
-          <w:lang w:eastAsia="es-ES"/>
-          <ns2:ligatures ns2:val="none"/>
+          <w14:ligatures w14:val="none"/>
+        </w:rPr>
+      </w:pPr>
+      <w:r>
+        <w:rPr>
+          <w:rFonts w:ascii="Arial Narrow" w:eastAsia="Times New Roman" w:hAnsi="Arial Narrow" w:cs="Arial"/>
+          <w:color w:val="000000"/>
+          <w:kern w:val="0"/>
+          <w:lang w:eastAsia="es-ES"/>
+          <w14:ligatures w14:val="none"/>
         </w:rPr>
         <w:lastRenderedPageBreak/>
         <w:t xml:space="preserve">El 4 de setiembre de 2023, </w:t>
@@ -2972,7 +2885,7 @@
           <w:color w:val="000000"/>
           <w:kern w:val="0"/>
           <w:lang w:eastAsia="es-ES"/>
-          <ns2:ligatures ns2:val="none"/>
+          <w14:ligatures w14:val="none"/>
         </w:rPr>
         <w:t xml:space="preserve">BNP </w:t>
       </w:r>
@@ -2983,7 +2896,7 @@
           <w:color w:val="000000"/>
           <w:kern w:val="0"/>
           <w:lang w:eastAsia="es-ES"/>
-          <ns2:ligatures ns2:val="none"/>
+          <w14:ligatures w14:val="none"/>
         </w:rPr>
         <w:t>Paribas</w:t>
       </w:r>
@@ -2994,7 +2907,7 @@
           <w:color w:val="000000"/>
           <w:kern w:val="0"/>
           <w:lang w:eastAsia="es-ES"/>
-          <ns2:ligatures ns2:val="none"/>
+          <w14:ligatures w14:val="none"/>
         </w:rPr>
         <w:t xml:space="preserve"> </w:t>
       </w:r>
@@ -3004,7 +2917,7 @@
           <w:color w:val="000000"/>
           <w:kern w:val="0"/>
           <w:lang w:eastAsia="es-ES"/>
-          <ns2:ligatures ns2:val="none"/>
+          <w14:ligatures w14:val="none"/>
         </w:rPr>
         <w:t>remitió dos archivos, uno referido a la respuesta de rechazo</w:t>
       </w:r>
@@ -3014,7 +2927,7 @@
           <w:color w:val="000000"/>
           <w:kern w:val="0"/>
           <w:lang w:eastAsia="es-ES"/>
-          <ns2:ligatures ns2:val="none"/>
+          <w14:ligatures w14:val="none"/>
         </w:rPr>
         <w:t xml:space="preserve"> de otorgamiento de cobertura</w:t>
       </w:r>
@@ -3024,7 +2937,7 @@
           <w:color w:val="000000"/>
           <w:kern w:val="0"/>
           <w:lang w:eastAsia="es-ES"/>
-          <ns2:ligatures ns2:val="none"/>
+          <w14:ligatures w14:val="none"/>
         </w:rPr>
         <w:t xml:space="preserve"> y otro ratificando dicho rechazo, señalando erróneamente que se trataba de una respuesta a una reconsideración que no había sido solicitada, cuando lo requerido fue únicamente la entrega de la póliza del Seguro de Desgravamen</w:t>
       </w:r>
@@ -3034,7 +2947,7 @@
           <w:color w:val="000000"/>
           <w:kern w:val="0"/>
           <w:lang w:eastAsia="es-ES"/>
-          <ns2:ligatures ns2:val="none"/>
+          <w14:ligatures w14:val="none"/>
         </w:rPr>
         <w:t xml:space="preserve"> solicitada el </w:t>
       </w:r>
@@ -3044,7 +2957,7 @@
           <w:color w:val="000000"/>
           <w:kern w:val="0"/>
           <w:lang w:eastAsia="es-ES"/>
-          <ns2:ligatures ns2:val="none"/>
+          <w14:ligatures w14:val="none"/>
         </w:rPr>
         <w:t xml:space="preserve">25 de agosto de 2023</w:t>
       </w:r>
@@ -3054,12 +2967,12 @@
           <w:color w:val="000000"/>
           <w:kern w:val="0"/>
           <w:lang w:eastAsia="es-ES"/>
-          <ns2:ligatures ns2:val="none"/>
+          <w14:ligatures w14:val="none"/>
         </w:rPr>
         <w:t>.</w:t>
       </w:r>
     </w:p>
-    <w:p ns2:paraId="21F6079D" ns2:textId="77777777">
+    <w:p>
       <w:pPr>
         <w:pStyle w:val="Prrafodelista"/>
         <w:spacing w:after="0" w:line="240" w:lineRule="auto"/>
@@ -3070,11 +2983,11 @@
           <w:color w:val="000000"/>
           <w:kern w:val="0"/>
           <w:lang w:eastAsia="es-ES"/>
-          <ns2:ligatures ns2:val="none"/>
-        </w:rPr>
-      </w:pPr>
-    </w:p>
-    <w:p ns2:paraId="768EE7D3" ns2:textId="3871F8EF">
+          <w14:ligatures w14:val="none"/>
+        </w:rPr>
+      </w:pPr>
+    </w:p>
+    <w:p>
       <w:pPr>
         <w:pStyle w:val="Prrafodelista"/>
         <w:numPr>
@@ -3092,16 +3005,16 @@
           <w:color w:val="000000"/>
           <w:kern w:val="0"/>
           <w:lang w:eastAsia="es-ES"/>
-          <ns2:ligatures ns2:val="none"/>
-        </w:rPr>
-      </w:pPr>
-      <w:r>
-        <w:rPr>
-          <w:rFonts w:ascii="Arial Narrow" w:eastAsia="Times New Roman" w:hAnsi="Arial Narrow" w:cs="Arial"/>
-          <w:color w:val="000000"/>
-          <w:kern w:val="0"/>
-          <w:lang w:eastAsia="es-ES"/>
-          <ns2:ligatures ns2:val="none"/>
+          <w14:ligatures w14:val="none"/>
+        </w:rPr>
+      </w:pPr>
+      <w:r>
+        <w:rPr>
+          <w:rFonts w:ascii="Arial Narrow" w:eastAsia="Times New Roman" w:hAnsi="Arial Narrow" w:cs="Arial"/>
+          <w:color w:val="000000"/>
+          <w:kern w:val="0"/>
+          <w:lang w:eastAsia="es-ES"/>
+          <w14:ligatures w14:val="none"/>
         </w:rPr>
         <w:t xml:space="preserve">El 24 de octubre de 2023, solicitó nuevamente a </w:t>
       </w:r>
@@ -3111,7 +3024,7 @@
           <w:color w:val="000000"/>
           <w:kern w:val="0"/>
           <w:lang w:eastAsia="es-ES"/>
-          <ns2:ligatures ns2:val="none"/>
+          <w14:ligatures w14:val="none"/>
         </w:rPr>
         <w:t xml:space="preserve">BNP </w:t>
       </w:r>
@@ -3122,7 +3035,7 @@
           <w:color w:val="000000"/>
           <w:kern w:val="0"/>
           <w:lang w:eastAsia="es-ES"/>
-          <ns2:ligatures ns2:val="none"/>
+          <w14:ligatures w14:val="none"/>
         </w:rPr>
         <w:t>Paribas</w:t>
       </w:r>
@@ -3133,7 +3046,7 @@
           <w:color w:val="000000"/>
           <w:kern w:val="0"/>
           <w:lang w:eastAsia="es-ES"/>
-          <ns2:ligatures ns2:val="none"/>
+          <w14:ligatures w14:val="none"/>
         </w:rPr>
         <w:t xml:space="preserve"> </w:t>
       </w:r>
@@ -3143,7 +3056,7 @@
           <w:color w:val="000000"/>
           <w:kern w:val="0"/>
           <w:lang w:eastAsia="es-ES"/>
-          <ns2:ligatures ns2:val="none"/>
+          <w14:ligatures w14:val="none"/>
         </w:rPr>
         <w:t>copia certificada del contrato de seguro correspondiente al Seguro de Desgravamen.</w:t>
       </w:r>
@@ -3153,7 +3066,7 @@
           <w:color w:val="000000"/>
           <w:kern w:val="0"/>
           <w:lang w:eastAsia="es-ES"/>
-          <ns2:ligatures ns2:val="none"/>
+          <w14:ligatures w14:val="none"/>
         </w:rPr>
         <w:t xml:space="preserve"> </w:t>
       </w:r>
@@ -3163,12 +3076,12 @@
           <w:color w:val="000000"/>
           <w:kern w:val="0"/>
           <w:lang w:eastAsia="es-ES"/>
-          <ns2:ligatures ns2:val="none"/>
+          <w14:ligatures w14:val="none"/>
         </w:rPr>
         <w:t xml:space="preserve"> </w:t>
       </w:r>
     </w:p>
-    <w:p ns2:paraId="63608907" ns2:textId="77777777">
+    <w:p>
       <w:pPr>
         <w:spacing w:after="0" w:line="240" w:lineRule="auto"/>
         <w:ind w:left="710"/>
@@ -3178,11 +3091,11 @@
           <w:color w:val="000000"/>
           <w:kern w:val="0"/>
           <w:lang w:eastAsia="es-ES"/>
-          <ns2:ligatures ns2:val="none"/>
-        </w:rPr>
-      </w:pPr>
-    </w:p>
-    <w:p ns2:paraId="0975C9A8" ns2:textId="30A41C73">
+          <w14:ligatures w14:val="none"/>
+        </w:rPr>
+      </w:pPr>
+    </w:p>
+    <w:p>
       <w:pPr>
         <w:pStyle w:val="Prrafodelista"/>
         <w:numPr>
@@ -3200,16 +3113,16 @@
           <w:color w:val="000000"/>
           <w:kern w:val="0"/>
           <w:lang w:eastAsia="es-ES"/>
-          <ns2:ligatures ns2:val="none"/>
-        </w:rPr>
-      </w:pPr>
-      <w:r>
-        <w:rPr>
-          <w:rFonts w:ascii="Arial Narrow" w:eastAsia="Times New Roman" w:hAnsi="Arial Narrow" w:cs="Arial"/>
-          <w:color w:val="000000"/>
-          <w:kern w:val="0"/>
-          <w:lang w:eastAsia="es-ES"/>
-          <ns2:ligatures ns2:val="none"/>
+          <w14:ligatures w14:val="none"/>
+        </w:rPr>
+      </w:pPr>
+      <w:r>
+        <w:rPr>
+          <w:rFonts w:ascii="Arial Narrow" w:eastAsia="Times New Roman" w:hAnsi="Arial Narrow" w:cs="Arial"/>
+          <w:color w:val="000000"/>
+          <w:kern w:val="0"/>
+          <w:lang w:eastAsia="es-ES"/>
+          <w14:ligatures w14:val="none"/>
         </w:rPr>
         <w:t xml:space="preserve">El 10 de noviembre de 2023, BNP Paribas remitió dos archivos denominados “Copia Póliza [APELLIDO] ” e “Inf POL [APELLIDO] ”, los cuales contenían información correspondiente al contrato de tarjeta de crédito y no el contenido íntegro de la póliza del Seguro de Desgravamen solicitada. </w:t>
       </w:r>
@@ -3219,7 +3132,7 @@
           <w:color w:val="000000"/>
           <w:kern w:val="0"/>
           <w:lang w:eastAsia="es-ES"/>
-          <ns2:ligatures ns2:val="none"/>
+          <w14:ligatures w14:val="none"/>
         </w:rPr>
         <w:t xml:space="preserve"/>
       </w:r>
@@ -3230,7 +3143,7 @@
           <w:color w:val="000000"/>
           <w:kern w:val="0"/>
           <w:lang w:eastAsia="es-ES"/>
-          <ns2:ligatures ns2:val="none"/>
+          <w14:ligatures w14:val="none"/>
         </w:rPr>
         <w:t/>
       </w:r>
@@ -3241,17 +3154,17 @@
           <w:color w:val="000000"/>
           <w:kern w:val="0"/>
           <w:lang w:eastAsia="es-ES"/>
-          <ns2:ligatures ns2:val="none"/>
-        </w:rPr>
-        <w:t xml:space="preserve"/>
-      </w:r>
-      <w:r>
-        <w:rPr>
-          <w:rFonts w:ascii="Arial Narrow" w:eastAsia="Times New Roman" w:hAnsi="Arial Narrow" w:cs="Arial"/>
-          <w:color w:val="000000"/>
-          <w:kern w:val="0"/>
-          <w:lang w:eastAsia="es-ES"/>
-          <ns2:ligatures ns2:val="none"/>
+          <w14:ligatures w14:val="none"/>
+        </w:rPr>
+        <w:t xml:space="preserve"/>
+      </w:r>
+      <w:r>
+        <w:rPr>
+          <w:rFonts w:ascii="Arial Narrow" w:eastAsia="Times New Roman" w:hAnsi="Arial Narrow" w:cs="Arial"/>
+          <w:color w:val="000000"/>
+          <w:kern w:val="0"/>
+          <w:lang w:eastAsia="es-ES"/>
+          <w14:ligatures w14:val="none"/>
         </w:rPr>
         <w:t/>
       </w:r>
@@ -3262,7 +3175,7 @@
           <w:color w:val="000000"/>
           <w:kern w:val="0"/>
           <w:lang w:eastAsia="es-ES"/>
-          <ns2:ligatures ns2:val="none"/>
+          <w14:ligatures w14:val="none"/>
         </w:rPr>
         <w:t/>
       </w:r>
@@ -3273,27 +3186,27 @@
           <w:color w:val="000000"/>
           <w:kern w:val="0"/>
           <w:lang w:eastAsia="es-ES"/>
-          <ns2:ligatures ns2:val="none"/>
-        </w:rPr>
-        <w:t xml:space="preserve"/>
-      </w:r>
-      <w:r>
-        <w:rPr>
-          <w:rFonts w:ascii="Arial Narrow" w:eastAsia="Times New Roman" w:hAnsi="Arial Narrow" w:cs="Arial"/>
-          <w:color w:val="000000"/>
-          <w:kern w:val="0"/>
-          <w:lang w:eastAsia="es-ES"/>
-          <ns2:ligatures ns2:val="none"/>
-        </w:rPr>
-        <w:t xml:space="preserve"/>
-      </w:r>
-      <w:r>
-        <w:rPr>
-          <w:rFonts w:ascii="Arial Narrow" w:eastAsia="Times New Roman" w:hAnsi="Arial Narrow" w:cs="Arial"/>
-          <w:color w:val="000000"/>
-          <w:kern w:val="0"/>
-          <w:lang w:eastAsia="es-ES"/>
-          <ns2:ligatures ns2:val="none"/>
+          <w14:ligatures w14:val="none"/>
+        </w:rPr>
+        <w:t xml:space="preserve"/>
+      </w:r>
+      <w:r>
+        <w:rPr>
+          <w:rFonts w:ascii="Arial Narrow" w:eastAsia="Times New Roman" w:hAnsi="Arial Narrow" w:cs="Arial"/>
+          <w:color w:val="000000"/>
+          <w:kern w:val="0"/>
+          <w:lang w:eastAsia="es-ES"/>
+          <w14:ligatures w14:val="none"/>
+        </w:rPr>
+        <w:t xml:space="preserve"/>
+      </w:r>
+      <w:r>
+        <w:rPr>
+          <w:rFonts w:ascii="Arial Narrow" w:eastAsia="Times New Roman" w:hAnsi="Arial Narrow" w:cs="Arial"/>
+          <w:color w:val="000000"/>
+          <w:kern w:val="0"/>
+          <w:lang w:eastAsia="es-ES"/>
+          <w14:ligatures w14:val="none"/>
         </w:rPr>
         <w:t/>
       </w:r>
@@ -3303,12 +3216,12 @@
           <w:color w:val="000000"/>
           <w:kern w:val="0"/>
           <w:lang w:eastAsia="es-ES"/>
-          <ns2:ligatures ns2:val="none"/>
-        </w:rPr>
-        <w:t xml:space="preserve"/>
-      </w:r>
-    </w:p>
-    <w:p ns2:paraId="06C5EC08" ns2:textId="77777777">
+          <w14:ligatures w14:val="none"/>
+        </w:rPr>
+        <w:t xml:space="preserve"/>
+      </w:r>
+    </w:p>
+    <w:p>
       <w:pPr>
         <w:pStyle w:val="Prrafodelista"/>
         <w:spacing w:after="0" w:line="240" w:lineRule="auto"/>
@@ -3319,11 +3232,11 @@
           <w:color w:val="000000"/>
           <w:kern w:val="0"/>
           <w:lang w:eastAsia="es-ES"/>
-          <ns2:ligatures ns2:val="none"/>
-        </w:rPr>
-      </w:pPr>
-    </w:p>
-    <w:p ns2:paraId="71FC92A5" ns2:textId="279F3CBF">
+          <w14:ligatures w14:val="none"/>
+        </w:rPr>
+      </w:pPr>
+    </w:p>
+    <w:p>
       <w:pPr>
         <w:pStyle w:val="Prrafodelista"/>
         <w:numPr>
@@ -3341,16 +3254,16 @@
           <w:color w:val="000000"/>
           <w:kern w:val="0"/>
           <w:lang w:eastAsia="es-ES"/>
-          <ns2:ligatures ns2:val="none"/>
-        </w:rPr>
-      </w:pPr>
-      <w:r>
-        <w:rPr>
-          <w:rFonts w:ascii="Arial Narrow" w:eastAsia="Times New Roman" w:hAnsi="Arial Narrow" w:cs="Arial"/>
-          <w:color w:val="000000"/>
-          <w:kern w:val="0"/>
-          <w:lang w:eastAsia="es-ES"/>
-          <ns2:ligatures ns2:val="none"/>
+          <w14:ligatures w14:val="none"/>
+        </w:rPr>
+      </w:pPr>
+      <w:r>
+        <w:rPr>
+          <w:rFonts w:ascii="Arial Narrow" w:eastAsia="Times New Roman" w:hAnsi="Arial Narrow" w:cs="Arial"/>
+          <w:color w:val="000000"/>
+          <w:kern w:val="0"/>
+          <w:lang w:eastAsia="es-ES"/>
+          <w14:ligatures w14:val="none"/>
         </w:rPr>
         <w:t xml:space="preserve">El 19 de enero de 2024, solicitó nuevamente a </w:t>
       </w:r>
@@ -3360,7 +3273,7 @@
           <w:color w:val="000000"/>
           <w:kern w:val="0"/>
           <w:lang w:eastAsia="es-ES"/>
-          <ns2:ligatures ns2:val="none"/>
+          <w14:ligatures w14:val="none"/>
         </w:rPr>
         <w:t xml:space="preserve">BNP </w:t>
       </w:r>
@@ -3371,7 +3284,7 @@
           <w:color w:val="000000"/>
           <w:kern w:val="0"/>
           <w:lang w:eastAsia="es-ES"/>
-          <ns2:ligatures ns2:val="none"/>
+          <w14:ligatures w14:val="none"/>
         </w:rPr>
         <w:t>Paribas</w:t>
       </w:r>
@@ -3382,7 +3295,7 @@
           <w:color w:val="000000"/>
           <w:kern w:val="0"/>
           <w:lang w:eastAsia="es-ES"/>
-          <ns2:ligatures ns2:val="none"/>
+          <w14:ligatures w14:val="none"/>
         </w:rPr>
         <w:t xml:space="preserve"> </w:t>
       </w:r>
@@ -3392,7 +3305,7 @@
           <w:color w:val="000000"/>
           <w:kern w:val="0"/>
           <w:lang w:eastAsia="es-ES"/>
-          <ns2:ligatures ns2:val="none"/>
+          <w14:ligatures w14:val="none"/>
         </w:rPr>
         <w:t xml:space="preserve">copia del certificado del Seguro de Desgravamen </w:t>
       </w:r>
@@ -3402,7 +3315,7 @@
           <w:color w:val="000000"/>
           <w:kern w:val="0"/>
           <w:lang w:eastAsia="es-ES"/>
-          <ns2:ligatures ns2:val="none"/>
+          <w14:ligatures w14:val="none"/>
         </w:rPr>
         <w:t>asociado</w:t>
       </w:r>
@@ -3412,7 +3325,7 @@
           <w:color w:val="000000"/>
           <w:kern w:val="0"/>
           <w:lang w:eastAsia="es-ES"/>
-          <ns2:ligatures ns2:val="none"/>
+          <w14:ligatures w14:val="none"/>
         </w:rPr>
         <w:t xml:space="preserve"> a la tarjeta de crédito.</w:t>
       </w:r>
@@ -3422,12 +3335,12 @@
           <w:color w:val="000000"/>
           <w:kern w:val="0"/>
           <w:lang w:eastAsia="es-ES"/>
-          <ns2:ligatures ns2:val="none"/>
+          <w14:ligatures w14:val="none"/>
         </w:rPr>
         <w:t xml:space="preserve"> </w:t>
       </w:r>
     </w:p>
-    <w:p ns2:paraId="0192B670" ns2:textId="77777777">
+    <w:p>
       <w:pPr>
         <w:pStyle w:val="Prrafodelista"/>
         <w:spacing w:after="0" w:line="240" w:lineRule="auto"/>
@@ -3438,11 +3351,11 @@
           <w:color w:val="000000"/>
           <w:kern w:val="0"/>
           <w:lang w:eastAsia="es-ES"/>
-          <ns2:ligatures ns2:val="none"/>
-        </w:rPr>
-      </w:pPr>
-    </w:p>
-    <w:p ns2:paraId="746D88C7" ns2:textId="081DBAC1">
+          <w14:ligatures w14:val="none"/>
+        </w:rPr>
+      </w:pPr>
+    </w:p>
+    <w:p>
       <w:pPr>
         <w:pStyle w:val="Prrafodelista"/>
         <w:numPr>
@@ -3460,16 +3373,16 @@
           <w:color w:val="000000"/>
           <w:kern w:val="0"/>
           <w:lang w:eastAsia="es-ES"/>
-          <ns2:ligatures ns2:val="none"/>
-        </w:rPr>
-      </w:pPr>
-      <w:r>
-        <w:rPr>
-          <w:rFonts w:ascii="Arial Narrow" w:eastAsia="Times New Roman" w:hAnsi="Arial Narrow" w:cs="Arial"/>
-          <w:color w:val="000000"/>
-          <w:kern w:val="0"/>
-          <w:lang w:eastAsia="es-ES"/>
-          <ns2:ligatures ns2:val="none"/>
+          <w14:ligatures w14:val="none"/>
+        </w:rPr>
+      </w:pPr>
+      <w:r>
+        <w:rPr>
+          <w:rFonts w:ascii="Arial Narrow" w:eastAsia="Times New Roman" w:hAnsi="Arial Narrow" w:cs="Arial"/>
+          <w:color w:val="000000"/>
+          <w:kern w:val="0"/>
+          <w:lang w:eastAsia="es-ES"/>
+          <w14:ligatures w14:val="none"/>
         </w:rPr>
         <w:t xml:space="preserve">El 27 de febrero de 2024, BNP Paribas, en referencia a su solicitud del 19 de enero de 2024, remitió el Certificado del Seguro de Desgravamen del Seguro de Desgravamen (Póliza 7419200148) y la Solicitud del Certificado de Seguro Desgravamen (Póliza 74191286), documentos que no correspondían a la póliza del Seguro Desgravamen suscrita por el causante [APELLIDO] y que contenían numeraciones distintas. </w:t>
       </w:r>
@@ -3479,7 +3392,7 @@
           <w:color w:val="000000"/>
           <w:kern w:val="0"/>
           <w:lang w:eastAsia="es-ES"/>
-          <ns2:ligatures ns2:val="none"/>
+          <w14:ligatures w14:val="none"/>
         </w:rPr>
         <w:t xml:space="preserve"/>
       </w:r>
@@ -3490,7 +3403,7 @@
           <w:color w:val="000000"/>
           <w:kern w:val="0"/>
           <w:lang w:eastAsia="es-ES"/>
-          <ns2:ligatures ns2:val="none"/>
+          <w14:ligatures w14:val="none"/>
         </w:rPr>
         <w:t/>
       </w:r>
@@ -3501,17 +3414,17 @@
           <w:color w:val="000000"/>
           <w:kern w:val="0"/>
           <w:lang w:eastAsia="es-ES"/>
-          <ns2:ligatures ns2:val="none"/>
-        </w:rPr>
-        <w:t xml:space="preserve"/>
-      </w:r>
-      <w:r>
-        <w:rPr>
-          <w:rFonts w:ascii="Arial Narrow" w:eastAsia="Times New Roman" w:hAnsi="Arial Narrow" w:cs="Arial"/>
-          <w:color w:val="000000"/>
-          <w:kern w:val="0"/>
-          <w:lang w:eastAsia="es-ES"/>
-          <ns2:ligatures ns2:val="none"/>
+          <w14:ligatures w14:val="none"/>
+        </w:rPr>
+        <w:t xml:space="preserve"/>
+      </w:r>
+      <w:r>
+        <w:rPr>
+          <w:rFonts w:ascii="Arial Narrow" w:eastAsia="Times New Roman" w:hAnsi="Arial Narrow" w:cs="Arial"/>
+          <w:color w:val="000000"/>
+          <w:kern w:val="0"/>
+          <w:lang w:eastAsia="es-ES"/>
+          <w14:ligatures w14:val="none"/>
         </w:rPr>
         <w:t/>
       </w:r>
@@ -3521,7 +3434,7 @@
           <w:color w:val="000000"/>
           <w:kern w:val="0"/>
           <w:lang w:eastAsia="es-ES"/>
-          <ns2:ligatures ns2:val="none"/>
+          <w14:ligatures w14:val="none"/>
         </w:rPr>
         <w:t/>
       </w:r>
@@ -3531,27 +3444,27 @@
           <w:color w:val="000000"/>
           <w:kern w:val="0"/>
           <w:lang w:eastAsia="es-ES"/>
-          <ns2:ligatures ns2:val="none"/>
-        </w:rPr>
-        <w:t xml:space="preserve"/>
-      </w:r>
-      <w:r>
-        <w:rPr>
-          <w:rFonts w:ascii="Arial Narrow" w:eastAsia="Times New Roman" w:hAnsi="Arial Narrow" w:cs="Arial"/>
-          <w:color w:val="000000"/>
-          <w:kern w:val="0"/>
-          <w:lang w:eastAsia="es-ES"/>
-          <ns2:ligatures ns2:val="none"/>
-        </w:rPr>
-        <w:t xml:space="preserve"/>
-      </w:r>
-      <w:r>
-        <w:rPr>
-          <w:rFonts w:ascii="Arial Narrow" w:eastAsia="Times New Roman" w:hAnsi="Arial Narrow" w:cs="Arial"/>
-          <w:color w:val="000000"/>
-          <w:kern w:val="0"/>
-          <w:lang w:eastAsia="es-ES"/>
-          <ns2:ligatures ns2:val="none"/>
+          <w14:ligatures w14:val="none"/>
+        </w:rPr>
+        <w:t xml:space="preserve"/>
+      </w:r>
+      <w:r>
+        <w:rPr>
+          <w:rFonts w:ascii="Arial Narrow" w:eastAsia="Times New Roman" w:hAnsi="Arial Narrow" w:cs="Arial"/>
+          <w:color w:val="000000"/>
+          <w:kern w:val="0"/>
+          <w:lang w:eastAsia="es-ES"/>
+          <w14:ligatures w14:val="none"/>
+        </w:rPr>
+        <w:t xml:space="preserve"/>
+      </w:r>
+      <w:r>
+        <w:rPr>
+          <w:rFonts w:ascii="Arial Narrow" w:eastAsia="Times New Roman" w:hAnsi="Arial Narrow" w:cs="Arial"/>
+          <w:color w:val="000000"/>
+          <w:kern w:val="0"/>
+          <w:lang w:eastAsia="es-ES"/>
+          <w14:ligatures w14:val="none"/>
         </w:rPr>
         <w:t/>
       </w:r>
@@ -3561,17 +3474,17 @@
           <w:color w:val="000000"/>
           <w:kern w:val="0"/>
           <w:lang w:eastAsia="es-ES"/>
-          <ns2:ligatures ns2:val="none"/>
-        </w:rPr>
-        <w:t xml:space="preserve"/>
-      </w:r>
-      <w:r>
-        <w:rPr>
-          <w:rFonts w:ascii="Arial Narrow" w:eastAsia="Times New Roman" w:hAnsi="Arial Narrow" w:cs="Arial"/>
-          <w:color w:val="000000"/>
-          <w:kern w:val="0"/>
-          <w:lang w:eastAsia="es-ES"/>
-          <ns2:ligatures ns2:val="none"/>
+          <w14:ligatures w14:val="none"/>
+        </w:rPr>
+        <w:t xml:space="preserve"/>
+      </w:r>
+      <w:r>
+        <w:rPr>
+          <w:rFonts w:ascii="Arial Narrow" w:eastAsia="Times New Roman" w:hAnsi="Arial Narrow" w:cs="Arial"/>
+          <w:color w:val="000000"/>
+          <w:kern w:val="0"/>
+          <w:lang w:eastAsia="es-ES"/>
+          <w14:ligatures w14:val="none"/>
         </w:rPr>
         <w:t/>
       </w:r>
@@ -3581,7 +3494,7 @@
           <w:color w:val="000000"/>
           <w:kern w:val="0"/>
           <w:lang w:eastAsia="es-ES"/>
-          <ns2:ligatures ns2:val="none"/>
+          <w14:ligatures w14:val="none"/>
         </w:rPr>
         <w:t/>
       </w:r>
@@ -3591,17 +3504,17 @@
           <w:color w:val="000000"/>
           <w:kern w:val="0"/>
           <w:lang w:eastAsia="es-ES"/>
-          <ns2:ligatures ns2:val="none"/>
-        </w:rPr>
-        <w:t xml:space="preserve"/>
-      </w:r>
-      <w:r>
-        <w:rPr>
-          <w:rFonts w:ascii="Arial Narrow" w:eastAsia="Times New Roman" w:hAnsi="Arial Narrow" w:cs="Arial"/>
-          <w:color w:val="000000"/>
-          <w:kern w:val="0"/>
-          <w:lang w:eastAsia="es-ES"/>
-          <ns2:ligatures ns2:val="none"/>
+          <w14:ligatures w14:val="none"/>
+        </w:rPr>
+        <w:t xml:space="preserve"/>
+      </w:r>
+      <w:r>
+        <w:rPr>
+          <w:rFonts w:ascii="Arial Narrow" w:eastAsia="Times New Roman" w:hAnsi="Arial Narrow" w:cs="Arial"/>
+          <w:color w:val="000000"/>
+          <w:kern w:val="0"/>
+          <w:lang w:eastAsia="es-ES"/>
+          <w14:ligatures w14:val="none"/>
         </w:rPr>
         <w:t/>
       </w:r>
@@ -3611,37 +3524,37 @@
           <w:color w:val="000000"/>
           <w:kern w:val="0"/>
           <w:lang w:eastAsia="es-ES"/>
-          <ns2:ligatures ns2:val="none"/>
-        </w:rPr>
-        <w:t xml:space="preserve"/>
-      </w:r>
-      <w:r>
-        <w:rPr>
-          <w:rFonts w:ascii="Arial Narrow" w:eastAsia="Times New Roman" w:hAnsi="Arial Narrow" w:cs="Arial"/>
-          <w:color w:val="000000"/>
-          <w:kern w:val="0"/>
-          <w:lang w:eastAsia="es-ES"/>
-          <ns2:ligatures ns2:val="none"/>
-        </w:rPr>
-        <w:t xml:space="preserve"/>
-      </w:r>
-      <w:r>
-        <w:rPr>
-          <w:rFonts w:ascii="Arial Narrow" w:eastAsia="Times New Roman" w:hAnsi="Arial Narrow" w:cs="Arial"/>
-          <w:color w:val="000000"/>
-          <w:kern w:val="0"/>
-          <w:lang w:eastAsia="es-ES"/>
-          <ns2:ligatures ns2:val="none"/>
-        </w:rPr>
-        <w:t xml:space="preserve"/>
-      </w:r>
-      <w:r>
-        <w:rPr>
-          <w:rFonts w:ascii="Arial Narrow" w:eastAsia="Times New Roman" w:hAnsi="Arial Narrow" w:cs="Arial"/>
-          <w:color w:val="000000"/>
-          <w:kern w:val="0"/>
-          <w:lang w:eastAsia="es-ES"/>
-          <ns2:ligatures ns2:val="none"/>
+          <w14:ligatures w14:val="none"/>
+        </w:rPr>
+        <w:t xml:space="preserve"/>
+      </w:r>
+      <w:r>
+        <w:rPr>
+          <w:rFonts w:ascii="Arial Narrow" w:eastAsia="Times New Roman" w:hAnsi="Arial Narrow" w:cs="Arial"/>
+          <w:color w:val="000000"/>
+          <w:kern w:val="0"/>
+          <w:lang w:eastAsia="es-ES"/>
+          <w14:ligatures w14:val="none"/>
+        </w:rPr>
+        <w:t xml:space="preserve"/>
+      </w:r>
+      <w:r>
+        <w:rPr>
+          <w:rFonts w:ascii="Arial Narrow" w:eastAsia="Times New Roman" w:hAnsi="Arial Narrow" w:cs="Arial"/>
+          <w:color w:val="000000"/>
+          <w:kern w:val="0"/>
+          <w:lang w:eastAsia="es-ES"/>
+          <w14:ligatures w14:val="none"/>
+        </w:rPr>
+        <w:t xml:space="preserve"/>
+      </w:r>
+      <w:r>
+        <w:rPr>
+          <w:rFonts w:ascii="Arial Narrow" w:eastAsia="Times New Roman" w:hAnsi="Arial Narrow" w:cs="Arial"/>
+          <w:color w:val="000000"/>
+          <w:kern w:val="0"/>
+          <w:lang w:eastAsia="es-ES"/>
+          <w14:ligatures w14:val="none"/>
         </w:rPr>
         <w:t/>
       </w:r>
@@ -3651,7 +3564,7 @@
           <w:color w:val="000000"/>
           <w:kern w:val="0"/>
           <w:lang w:eastAsia="es-ES"/>
-          <ns2:ligatures ns2:val="none"/>
+          <w14:ligatures w14:val="none"/>
         </w:rPr>
         <w:t/>
       </w:r>
@@ -3661,27 +3574,27 @@
           <w:color w:val="000000"/>
           <w:kern w:val="0"/>
           <w:lang w:eastAsia="es-ES"/>
-          <ns2:ligatures ns2:val="none"/>
-        </w:rPr>
-        <w:t xml:space="preserve"/>
-      </w:r>
-      <w:r>
-        <w:rPr>
-          <w:rFonts w:ascii="Arial Narrow" w:eastAsia="Times New Roman" w:hAnsi="Arial Narrow" w:cs="Arial"/>
-          <w:color w:val="000000"/>
-          <w:kern w:val="0"/>
-          <w:lang w:eastAsia="es-ES"/>
-          <ns2:ligatures ns2:val="none"/>
-        </w:rPr>
-        <w:t xml:space="preserve"/>
-      </w:r>
-      <w:r>
-        <w:rPr>
-          <w:rFonts w:ascii="Arial Narrow" w:eastAsia="Times New Roman" w:hAnsi="Arial Narrow" w:cs="Arial"/>
-          <w:color w:val="000000"/>
-          <w:kern w:val="0"/>
-          <w:lang w:eastAsia="es-ES"/>
-          <ns2:ligatures ns2:val="none"/>
+          <w14:ligatures w14:val="none"/>
+        </w:rPr>
+        <w:t xml:space="preserve"/>
+      </w:r>
+      <w:r>
+        <w:rPr>
+          <w:rFonts w:ascii="Arial Narrow" w:eastAsia="Times New Roman" w:hAnsi="Arial Narrow" w:cs="Arial"/>
+          <w:color w:val="000000"/>
+          <w:kern w:val="0"/>
+          <w:lang w:eastAsia="es-ES"/>
+          <w14:ligatures w14:val="none"/>
+        </w:rPr>
+        <w:t xml:space="preserve"/>
+      </w:r>
+      <w:r>
+        <w:rPr>
+          <w:rFonts w:ascii="Arial Narrow" w:eastAsia="Times New Roman" w:hAnsi="Arial Narrow" w:cs="Arial"/>
+          <w:color w:val="000000"/>
+          <w:kern w:val="0"/>
+          <w:lang w:eastAsia="es-ES"/>
+          <w14:ligatures w14:val="none"/>
         </w:rPr>
         <w:t/>
       </w:r>
@@ -3691,17 +3604,17 @@
           <w:color w:val="000000"/>
           <w:kern w:val="0"/>
           <w:lang w:eastAsia="es-ES"/>
-          <ns2:ligatures ns2:val="none"/>
-        </w:rPr>
-        <w:t xml:space="preserve"/>
-      </w:r>
-      <w:r>
-        <w:rPr>
-          <w:rFonts w:ascii="Arial Narrow" w:eastAsia="Times New Roman" w:hAnsi="Arial Narrow" w:cs="Arial"/>
-          <w:color w:val="000000"/>
-          <w:kern w:val="0"/>
-          <w:lang w:eastAsia="es-ES"/>
-          <ns2:ligatures ns2:val="none"/>
+          <w14:ligatures w14:val="none"/>
+        </w:rPr>
+        <w:t xml:space="preserve"/>
+      </w:r>
+      <w:r>
+        <w:rPr>
+          <w:rFonts w:ascii="Arial Narrow" w:eastAsia="Times New Roman" w:hAnsi="Arial Narrow" w:cs="Arial"/>
+          <w:color w:val="000000"/>
+          <w:kern w:val="0"/>
+          <w:lang w:eastAsia="es-ES"/>
+          <w14:ligatures w14:val="none"/>
         </w:rPr>
         <w:t/>
       </w:r>
@@ -3711,17 +3624,17 @@
           <w:color w:val="000000"/>
           <w:kern w:val="0"/>
           <w:lang w:eastAsia="es-ES"/>
-          <ns2:ligatures ns2:val="none"/>
-        </w:rPr>
-        <w:t xml:space="preserve"/>
-      </w:r>
-      <w:r>
-        <w:rPr>
-          <w:rFonts w:ascii="Arial Narrow" w:eastAsia="Times New Roman" w:hAnsi="Arial Narrow" w:cs="Arial"/>
-          <w:color w:val="000000"/>
-          <w:kern w:val="0"/>
-          <w:lang w:eastAsia="es-ES"/>
-          <ns2:ligatures ns2:val="none"/>
+          <w14:ligatures w14:val="none"/>
+        </w:rPr>
+        <w:t xml:space="preserve"/>
+      </w:r>
+      <w:r>
+        <w:rPr>
+          <w:rFonts w:ascii="Arial Narrow" w:eastAsia="Times New Roman" w:hAnsi="Arial Narrow" w:cs="Arial"/>
+          <w:color w:val="000000"/>
+          <w:kern w:val="0"/>
+          <w:lang w:eastAsia="es-ES"/>
+          <w14:ligatures w14:val="none"/>
         </w:rPr>
         <w:t/>
       </w:r>
@@ -3731,22 +3644,22 @@
           <w:color w:val="000000"/>
           <w:kern w:val="0"/>
           <w:lang w:eastAsia="es-ES"/>
-          <ns2:ligatures ns2:val="none"/>
-        </w:rPr>
-        <w:t xml:space="preserve"/>
-      </w:r>
-      <w:r>
-        <w:rPr>
-          <w:rFonts w:ascii="Arial Narrow" w:eastAsia="Times New Roman" w:hAnsi="Arial Narrow" w:cs="Arial"/>
-          <w:color w:val="000000"/>
-          <w:kern w:val="0"/>
-          <w:lang w:eastAsia="es-ES"/>
-          <ns2:ligatures ns2:val="none"/>
-        </w:rPr>
-        <w:t xml:space="preserve"/>
-      </w:r>
-    </w:p>
-    <w:p ns2:paraId="29252CF0" ns2:textId="77777777">
+          <w14:ligatures w14:val="none"/>
+        </w:rPr>
+        <w:t xml:space="preserve"/>
+      </w:r>
+      <w:r>
+        <w:rPr>
+          <w:rFonts w:ascii="Arial Narrow" w:eastAsia="Times New Roman" w:hAnsi="Arial Narrow" w:cs="Arial"/>
+          <w:color w:val="000000"/>
+          <w:kern w:val="0"/>
+          <w:lang w:eastAsia="es-ES"/>
+          <w14:ligatures w14:val="none"/>
+        </w:rPr>
+        <w:t xml:space="preserve"/>
+      </w:r>
+    </w:p>
+    <w:p>
       <w:pPr>
         <w:pStyle w:val="Prrafodelista"/>
         <w:spacing w:after="0" w:line="240" w:lineRule="auto"/>
@@ -3757,11 +3670,11 @@
           <w:color w:val="000000"/>
           <w:kern w:val="0"/>
           <w:lang w:eastAsia="es-ES"/>
-          <ns2:ligatures ns2:val="none"/>
-        </w:rPr>
-      </w:pPr>
-    </w:p>
-    <w:p ns2:paraId="65AE968A" ns2:textId="6E611471">
+          <w14:ligatures w14:val="none"/>
+        </w:rPr>
+      </w:pPr>
+    </w:p>
+    <w:p>
       <w:pPr>
         <w:pStyle w:val="Prrafodelista"/>
         <w:numPr>
@@ -3779,16 +3692,16 @@
           <w:color w:val="000000"/>
           <w:kern w:val="0"/>
           <w:lang w:eastAsia="es-ES"/>
-          <ns2:ligatures ns2:val="none"/>
-        </w:rPr>
-      </w:pPr>
-      <w:r>
-        <w:rPr>
-          <w:rFonts w:ascii="Arial Narrow" w:eastAsia="Times New Roman" w:hAnsi="Arial Narrow" w:cs="Arial"/>
-          <w:color w:val="000000"/>
-          <w:kern w:val="0"/>
-          <w:lang w:eastAsia="es-ES"/>
-          <ns2:ligatures ns2:val="none"/>
+          <w14:ligatures w14:val="none"/>
+        </w:rPr>
+      </w:pPr>
+      <w:r>
+        <w:rPr>
+          <w:rFonts w:ascii="Arial Narrow" w:eastAsia="Times New Roman" w:hAnsi="Arial Narrow" w:cs="Arial"/>
+          <w:color w:val="000000"/>
+          <w:kern w:val="0"/>
+          <w:lang w:eastAsia="es-ES"/>
+          <w14:ligatures w14:val="none"/>
         </w:rPr>
         <w:t xml:space="preserve">El 16 de marzo de 2024, solicitó a </w:t>
       </w:r>
@@ -3798,7 +3711,7 @@
           <w:color w:val="000000"/>
           <w:kern w:val="0"/>
           <w:lang w:val="es-ES" w:eastAsia="es-ES"/>
-          <ns2:ligatures ns2:val="none"/>
+          <w14:ligatures w14:val="none"/>
         </w:rPr>
         <w:t>la entidad financiera</w:t>
       </w:r>
@@ -3808,7 +3721,7 @@
           <w:color w:val="000000"/>
           <w:kern w:val="0"/>
           <w:lang w:eastAsia="es-ES"/>
-          <ns2:ligatures ns2:val="none"/>
+          <w14:ligatures w14:val="none"/>
         </w:rPr>
         <w:t xml:space="preserve"> una </w:t>
       </w:r>
@@ -3818,7 +3731,7 @@
           <w:color w:val="000000"/>
           <w:kern w:val="0"/>
           <w:lang w:eastAsia="es-ES"/>
-          <ns2:ligatures ns2:val="none"/>
+          <w14:ligatures w14:val="none"/>
         </w:rPr>
         <w:t>copia de la póliza del Seguro de Desgravamen mediante el libro de reclamaciones virtual de su página web.</w:t>
       </w:r>
@@ -3828,7 +3741,7 @@
           <w:color w:val="000000"/>
           <w:kern w:val="0"/>
           <w:lang w:eastAsia="es-ES"/>
-          <ns2:ligatures ns2:val="none"/>
+          <w14:ligatures w14:val="none"/>
         </w:rPr>
         <w:t xml:space="preserve"> </w:t>
       </w:r>
@@ -3838,7 +3751,7 @@
           <w:color w:val="000000"/>
           <w:kern w:val="0"/>
           <w:lang w:eastAsia="es-ES"/>
-          <ns2:ligatures ns2:val="none"/>
+          <w14:ligatures w14:val="none"/>
         </w:rPr>
         <w:t xml:space="preserve">El 27 de marzo de 2024, </w:t>
       </w:r>
@@ -3848,7 +3761,7 @@
           <w:color w:val="000000"/>
           <w:kern w:val="0"/>
           <w:lang w:val="es-ES" w:eastAsia="es-ES"/>
-          <ns2:ligatures ns2:val="none"/>
+          <w14:ligatures w14:val="none"/>
         </w:rPr>
         <w:t>la entidad financiera</w:t>
       </w:r>
@@ -3858,7 +3771,7 @@
           <w:color w:val="000000"/>
           <w:kern w:val="0"/>
           <w:lang w:eastAsia="es-ES"/>
-          <ns2:ligatures ns2:val="none"/>
+          <w14:ligatures w14:val="none"/>
         </w:rPr>
         <w:t xml:space="preserve"> </w:t>
       </w:r>
@@ -3868,7 +3781,7 @@
           <w:color w:val="000000"/>
           <w:kern w:val="0"/>
           <w:lang w:eastAsia="es-ES"/>
-          <ns2:ligatures ns2:val="none"/>
+          <w14:ligatures w14:val="none"/>
         </w:rPr>
         <w:t>comunicó que no era posible atender el requerimiento de entrega de la póliza solicitada.</w:t>
       </w:r>
@@ -3878,12 +3791,12 @@
           <w:color w:val="000000"/>
           <w:kern w:val="0"/>
           <w:lang w:eastAsia="es-ES"/>
-          <ns2:ligatures ns2:val="none"/>
+          <w14:ligatures w14:val="none"/>
         </w:rPr>
         <w:t xml:space="preserve"> </w:t>
       </w:r>
     </w:p>
-    <w:p ns2:paraId="75D222D1" ns2:textId="77777777">
+    <w:p>
       <w:pPr>
         <w:pStyle w:val="Prrafodelista"/>
         <w:spacing w:after="0" w:line="240" w:lineRule="auto"/>
@@ -3894,11 +3807,11 @@
           <w:color w:val="000000"/>
           <w:kern w:val="0"/>
           <w:lang w:eastAsia="es-ES"/>
-          <ns2:ligatures ns2:val="none"/>
-        </w:rPr>
-      </w:pPr>
-    </w:p>
-    <w:p ns2:paraId="198EA157" ns2:textId="37E4284B">
+          <w14:ligatures w14:val="none"/>
+        </w:rPr>
+      </w:pPr>
+    </w:p>
+    <w:p>
       <w:pPr>
         <w:pStyle w:val="Prrafodelista"/>
         <w:numPr>
@@ -3916,16 +3829,16 @@
           <w:color w:val="000000"/>
           <w:kern w:val="0"/>
           <w:lang w:eastAsia="es-ES"/>
-          <ns2:ligatures ns2:val="none"/>
-        </w:rPr>
-      </w:pPr>
-      <w:r>
-        <w:rPr>
-          <w:rFonts w:ascii="Arial Narrow" w:eastAsia="Times New Roman" w:hAnsi="Arial Narrow" w:cs="Arial"/>
-          <w:color w:val="000000"/>
-          <w:kern w:val="0"/>
-          <w:lang w:eastAsia="es-ES"/>
-          <ns2:ligatures ns2:val="none"/>
+          <w14:ligatures w14:val="none"/>
+        </w:rPr>
+      </w:pPr>
+      <w:r>
+        <w:rPr>
+          <w:rFonts w:ascii="Arial Narrow" w:eastAsia="Times New Roman" w:hAnsi="Arial Narrow" w:cs="Arial"/>
+          <w:color w:val="000000"/>
+          <w:kern w:val="0"/>
+          <w:lang w:eastAsia="es-ES"/>
+          <w14:ligatures w14:val="none"/>
         </w:rPr>
         <w:t xml:space="preserve">El 19 de abril de 2024, </w:t>
       </w:r>
@@ -3935,7 +3848,7 @@
           <w:color w:val="000000"/>
           <w:kern w:val="0"/>
           <w:lang w:val="es-ES" w:eastAsia="es-ES"/>
-          <ns2:ligatures ns2:val="none"/>
+          <w14:ligatures w14:val="none"/>
         </w:rPr>
         <w:t>la entidad financiera</w:t>
       </w:r>
@@ -3945,7 +3858,7 @@
           <w:color w:val="000000"/>
           <w:kern w:val="0"/>
           <w:lang w:eastAsia="es-ES"/>
-          <ns2:ligatures ns2:val="none"/>
+          <w14:ligatures w14:val="none"/>
         </w:rPr>
         <w:t xml:space="preserve"> </w:t>
       </w:r>
@@ -3955,7 +3868,7 @@
           <w:color w:val="000000"/>
           <w:kern w:val="0"/>
           <w:lang w:eastAsia="es-ES"/>
-          <ns2:ligatures ns2:val="none"/>
+          <w14:ligatures w14:val="none"/>
         </w:rPr>
         <w:t xml:space="preserve">remitió un documento consignando únicamente el número de la </w:t>
       </w:r>
@@ -3965,7 +3878,7 @@
           <w:color w:val="000000"/>
           <w:kern w:val="0"/>
           <w:lang w:eastAsia="es-ES"/>
-          <ns2:ligatures ns2:val="none"/>
+          <w14:ligatures w14:val="none"/>
         </w:rPr>
         <w:t>P</w:t>
       </w:r>
@@ -3975,7 +3888,7 @@
           <w:color w:val="000000"/>
           <w:kern w:val="0"/>
           <w:lang w:eastAsia="es-ES"/>
-          <ns2:ligatures ns2:val="none"/>
+          <w14:ligatures w14:val="none"/>
         </w:rPr>
         <w:t xml:space="preserve">óliza </w:t>
       </w:r>
@@ -3985,7 +3898,7 @@
           <w:color w:val="000000"/>
           <w:kern w:val="0"/>
           <w:lang w:eastAsia="es-ES"/>
-          <ns2:ligatures ns2:val="none"/>
+          <w14:ligatures w14:val="none"/>
         </w:rPr>
         <w:t>7419210172, sin adjuntar el contenido íntegro del Seguro de Desgravamen vigente.</w:t>
       </w:r>
@@ -3995,12 +3908,12 @@
           <w:color w:val="000000"/>
           <w:kern w:val="0"/>
           <w:lang w:eastAsia="es-ES"/>
-          <ns2:ligatures ns2:val="none"/>
+          <w14:ligatures w14:val="none"/>
         </w:rPr>
         <w:t xml:space="preserve"> </w:t>
       </w:r>
     </w:p>
-    <w:p ns2:paraId="76630485" ns2:textId="77777777">
+    <w:p>
       <w:pPr>
         <w:tabs>
           <w:tab w:val="left" w:pos="1134"/>
@@ -4012,11 +3925,11 @@
           <w:color w:val="000000"/>
           <w:kern w:val="0"/>
           <w:lang w:eastAsia="es-ES"/>
-          <ns2:ligatures ns2:val="none"/>
-        </w:rPr>
-      </w:pPr>
-    </w:p>
-    <w:p ns2:paraId="4FB15987" ns2:textId="6209C956">
+          <w14:ligatures w14:val="none"/>
+        </w:rPr>
+      </w:pPr>
+    </w:p>
+    <w:p>
       <w:pPr>
         <w:numPr>
           <w:ilvl w:val="1"/>
@@ -4034,7 +3947,7 @@
           <w:color w:val="000000"/>
           <w:kern w:val="0"/>
           <w:lang w:val="es-ES" w:eastAsia="es-ES"/>
-          <ns2:ligatures ns2:val="none"/>
+          <w14:ligatures w14:val="none"/>
         </w:rPr>
       </w:pPr>
       <w:r>
@@ -4043,7 +3956,7 @@
           <w:color w:val="000000"/>
           <w:kern w:val="0"/>
           <w:lang w:val="es-ES" w:eastAsia="es-ES"/>
-          <ns2:ligatures ns2:val="none"/>
+          <w14:ligatures w14:val="none"/>
         </w:rPr>
         <w:t xml:space="preserve">La [DENUNCIANTE] solicitó, en calidad de medida correctiva, que BNP Paribas otorgue la cobertura del Seguro Desgravamen por fallecimiento del del causante [APELLIDO] de tal forma que se cubra el riesgo de pago del saldo deudor a favor de la entidad financiera con la finalidad de cancelar totalmente la deuda en la cuenta que mantuvo el causante [APELLIDO] hasta la fecha de su fallecimiento. Asimismo, no requirió de manera expresa el reembolso de costos y costas del presente procedimiento. </w:t>
       </w:r>
@@ -4053,7 +3966,7 @@
           <w:color w:val="000000"/>
           <w:kern w:val="0"/>
           <w:lang w:val="es-ES" w:eastAsia="es-ES"/>
-          <ns2:ligatures ns2:val="none"/>
+          <w14:ligatures w14:val="none"/>
         </w:rPr>
         <w:t xml:space="preserve"/>
       </w:r>
@@ -4061,7 +3974,7 @@
         <w:rPr>
           <w:rFonts w:ascii="Arial Narrow" w:eastAsia="Calibri" w:hAnsi="Arial Narrow" w:cs="Arial"/>
           <w:kern w:val="0"/>
-          <ns2:ligatures ns2:val="none"/>
+          <w14:ligatures w14:val="none"/>
         </w:rPr>
         <w:t xml:space="preserve"/>
       </w:r>
@@ -4071,7 +3984,7 @@
           <w:color w:val="000000"/>
           <w:kern w:val="0"/>
           <w:lang w:val="es-ES" w:eastAsia="es-ES"/>
-          <ns2:ligatures ns2:val="none"/>
+          <w14:ligatures w14:val="none"/>
         </w:rPr>
         <w:t/>
       </w:r>
@@ -4082,7 +3995,7 @@
           <w:color w:val="000000"/>
           <w:kern w:val="0"/>
           <w:lang w:val="es-ES" w:eastAsia="es-ES"/>
-          <ns2:ligatures ns2:val="none"/>
+          <w14:ligatures w14:val="none"/>
         </w:rPr>
         <w:t xml:space="preserve"/>
       </w:r>
@@ -4092,7 +4005,7 @@
           <w:color w:val="000000"/>
           <w:kern w:val="0"/>
           <w:lang w:val="es-ES" w:eastAsia="es-ES"/>
-          <ns2:ligatures ns2:val="none"/>
+          <w14:ligatures w14:val="none"/>
         </w:rPr>
         <w:t xml:space="preserve"/>
       </w:r>
@@ -4103,7 +4016,7 @@
           <w:color w:val="000000"/>
           <w:kern w:val="0"/>
           <w:lang w:val="es-ES" w:eastAsia="es-ES"/>
-          <ns2:ligatures ns2:val="none"/>
+          <w14:ligatures w14:val="none"/>
         </w:rPr>
         <w:t/>
       </w:r>
@@ -4114,7 +4027,7 @@
           <w:color w:val="000000"/>
           <w:kern w:val="0"/>
           <w:lang w:val="es-ES" w:eastAsia="es-ES"/>
-          <ns2:ligatures ns2:val="none"/>
+          <w14:ligatures w14:val="none"/>
         </w:rPr>
         <w:t xml:space="preserve"/>
       </w:r>
@@ -4124,7 +4037,7 @@
           <w:color w:val="000000"/>
           <w:kern w:val="0"/>
           <w:lang w:val="es-ES" w:eastAsia="es-ES"/>
-          <ns2:ligatures ns2:val="none"/>
+          <w14:ligatures w14:val="none"/>
         </w:rPr>
         <w:t/>
       </w:r>
@@ -4134,7 +4047,7 @@
           <w:color w:val="000000"/>
           <w:kern w:val="0"/>
           <w:lang w:val="es-ES" w:eastAsia="es-ES"/>
-          <ns2:ligatures ns2:val="none"/>
+          <w14:ligatures w14:val="none"/>
         </w:rPr>
         <w:t xml:space="preserve"/>
       </w:r>
@@ -4144,17 +4057,17 @@
           <w:color w:val="000000"/>
           <w:kern w:val="0"/>
           <w:lang w:val="es-ES" w:eastAsia="es-ES"/>
-          <ns2:ligatures ns2:val="none"/>
-        </w:rPr>
-        <w:t xml:space="preserve"/>
-      </w:r>
-      <w:r>
-        <w:rPr>
-          <w:rFonts w:ascii="Arial Narrow" w:eastAsia="Times New Roman" w:hAnsi="Arial Narrow" w:cs="Arial"/>
-          <w:color w:val="000000"/>
-          <w:kern w:val="0"/>
-          <w:lang w:eastAsia="es-ES"/>
-          <ns2:ligatures ns2:val="none"/>
+          <w14:ligatures w14:val="none"/>
+        </w:rPr>
+        <w:t xml:space="preserve"/>
+      </w:r>
+      <w:r>
+        <w:rPr>
+          <w:rFonts w:ascii="Arial Narrow" w:eastAsia="Times New Roman" w:hAnsi="Arial Narrow" w:cs="Arial"/>
+          <w:color w:val="000000"/>
+          <w:kern w:val="0"/>
+          <w:lang w:eastAsia="es-ES"/>
+          <w14:ligatures w14:val="none"/>
         </w:rPr>
         <w:t xml:space="preserve"/>
       </w:r>
@@ -4164,7 +4077,7 @@
           <w:color w:val="000000"/>
           <w:kern w:val="0"/>
           <w:lang w:val="es-ES" w:eastAsia="es-ES"/>
-          <ns2:ligatures ns2:val="none"/>
+          <w14:ligatures w14:val="none"/>
         </w:rPr>
         <w:t xml:space="preserve"/>
       </w:r>
@@ -4174,7 +4087,7 @@
           <w:color w:val="000000"/>
           <w:kern w:val="0"/>
           <w:lang w:val="es-ES" w:eastAsia="es-ES"/>
-          <ns2:ligatures ns2:val="none"/>
+          <w14:ligatures w14:val="none"/>
         </w:rPr>
         <w:t xml:space="preserve"/>
       </w:r>
@@ -4184,7 +4097,7 @@
           <w:color w:val="000000"/>
           <w:kern w:val="0"/>
           <w:lang w:val="es-ES" w:eastAsia="es-ES"/>
-          <ns2:ligatures ns2:val="none"/>
+          <w14:ligatures w14:val="none"/>
         </w:rPr>
         <w:t/>
       </w:r>
@@ -4194,7 +4107,7 @@
           <w:color w:val="000000"/>
           <w:kern w:val="0"/>
           <w:lang w:val="es-ES" w:eastAsia="es-ES"/>
-          <ns2:ligatures ns2:val="none"/>
+          <w14:ligatures w14:val="none"/>
         </w:rPr>
         <w:t xml:space="preserve"/>
       </w:r>
@@ -4204,7 +4117,7 @@
           <w:color w:val="000000"/>
           <w:kern w:val="0"/>
           <w:lang w:val="es-ES" w:eastAsia="es-ES"/>
-          <ns2:ligatures ns2:val="none"/>
+          <w14:ligatures w14:val="none"/>
         </w:rPr>
         <w:t xml:space="preserve"/>
       </w:r>
@@ -4214,7 +4127,7 @@
           <w:color w:val="000000"/>
           <w:kern w:val="0"/>
           <w:lang w:val="es-ES" w:eastAsia="es-ES"/>
-          <ns2:ligatures ns2:val="none"/>
+          <w14:ligatures w14:val="none"/>
         </w:rPr>
         <w:t xml:space="preserve"/>
       </w:r>
@@ -4224,7 +4137,7 @@
           <w:color w:val="000000"/>
           <w:kern w:val="0"/>
           <w:lang w:val="es-ES" w:eastAsia="es-ES"/>
-          <ns2:ligatures ns2:val="none"/>
+          <w14:ligatures w14:val="none"/>
         </w:rPr>
         <w:t xml:space="preserve"/>
       </w:r>
@@ -4234,17 +4147,17 @@
           <w:color w:val="000000"/>
           <w:kern w:val="0"/>
           <w:lang w:val="es-ES" w:eastAsia="es-ES"/>
-          <ns2:ligatures ns2:val="none"/>
-        </w:rPr>
-        <w:t xml:space="preserve"/>
-      </w:r>
-      <w:r>
-        <w:rPr>
-          <w:rFonts w:ascii="Arial Narrow" w:eastAsia="Times New Roman" w:hAnsi="Arial Narrow" w:cs="Arial"/>
-          <w:color w:val="000000"/>
-          <w:kern w:val="0"/>
-          <w:lang w:eastAsia="es-ES"/>
-          <ns2:ligatures ns2:val="none"/>
+          <w14:ligatures w14:val="none"/>
+        </w:rPr>
+        <w:t xml:space="preserve"/>
+      </w:r>
+      <w:r>
+        <w:rPr>
+          <w:rFonts w:ascii="Arial Narrow" w:eastAsia="Times New Roman" w:hAnsi="Arial Narrow" w:cs="Arial"/>
+          <w:color w:val="000000"/>
+          <w:kern w:val="0"/>
+          <w:lang w:eastAsia="es-ES"/>
+          <w14:ligatures w14:val="none"/>
         </w:rPr>
         <w:t xml:space="preserve"/>
       </w:r>
@@ -4254,7 +4167,7 @@
           <w:color w:val="000000"/>
           <w:kern w:val="0"/>
           <w:lang w:val="es-ES" w:eastAsia="es-ES"/>
-          <ns2:ligatures ns2:val="none"/>
+          <w14:ligatures w14:val="none"/>
         </w:rPr>
         <w:t/>
       </w:r>
@@ -4264,7 +4177,7 @@
           <w:color w:val="000000"/>
           <w:kern w:val="0"/>
           <w:lang w:val="es-ES" w:eastAsia="es-ES"/>
-          <ns2:ligatures ns2:val="none"/>
+          <w14:ligatures w14:val="none"/>
         </w:rPr>
         <w:t xml:space="preserve"/>
       </w:r>
@@ -4274,7 +4187,7 @@
           <w:color w:val="000000"/>
           <w:kern w:val="0"/>
           <w:lang w:val="es-ES" w:eastAsia="es-ES"/>
-          <ns2:ligatures ns2:val="none"/>
+          <w14:ligatures w14:val="none"/>
         </w:rPr>
         <w:t xml:space="preserve"/>
       </w:r>
@@ -4284,7 +4197,7 @@
           <w:color w:val="000000"/>
           <w:kern w:val="0"/>
           <w:lang w:val="es-ES" w:eastAsia="es-ES"/>
-          <ns2:ligatures ns2:val="none"/>
+          <w14:ligatures w14:val="none"/>
         </w:rPr>
         <w:t/>
       </w:r>
@@ -4294,7 +4207,7 @@
           <w:color w:val="000000"/>
           <w:kern w:val="0"/>
           <w:lang w:val="es-ES" w:eastAsia="es-ES"/>
-          <ns2:ligatures ns2:val="none"/>
+          <w14:ligatures w14:val="none"/>
         </w:rPr>
         <w:t xml:space="preserve"/>
       </w:r>
@@ -4304,7 +4217,7 @@
           <w:color w:val="000000"/>
           <w:kern w:val="0"/>
           <w:lang w:val="es-ES" w:eastAsia="es-ES"/>
-          <ns2:ligatures ns2:val="none"/>
+          <w14:ligatures w14:val="none"/>
         </w:rPr>
         <w:t xml:space="preserve"/>
       </w:r>
@@ -4314,13 +4227,13 @@
           <w:color w:val="000000"/>
           <w:kern w:val="0"/>
           <w:lang w:val="es-ES" w:eastAsia="es-ES"/>
-          <ns2:ligatures ns2:val="none"/>
+          <w14:ligatures w14:val="none"/>
         </w:rPr>
         <w:t xml:space="preserve"/>
       </w:r>
     </w:p>
     <w:bookmarkEnd w:id="2"/>
-    <w:p ns2:paraId="61C46995" ns2:textId="77777777">
+    <w:p>
       <w:pPr>
         <w:spacing w:after="0" w:line="240" w:lineRule="auto"/>
         <w:contextualSpacing/>
@@ -4331,11 +4244,11 @@
           <w:color w:val="000000"/>
           <w:kern w:val="0"/>
           <w:lang w:eastAsia="es-PE"/>
-          <ns2:ligatures ns2:val="none"/>
-        </w:rPr>
-      </w:pPr>
-    </w:p>
-    <w:p ns2:paraId="4713554A" ns2:textId="77777777">
+          <w14:ligatures w14:val="none"/>
+        </w:rPr>
+      </w:pPr>
+    </w:p>
+    <w:p>
       <w:pPr>
         <w:pStyle w:val="Prrafodelista"/>
         <w:numPr>
@@ -4355,7 +4268,7 @@
           <w:color w:val="000000"/>
           <w:kern w:val="0"/>
           <w:lang w:eastAsia="es-PE"/>
-          <ns2:ligatures ns2:val="none"/>
+          <w14:ligatures w14:val="none"/>
         </w:rPr>
       </w:pPr>
       <w:r>
@@ -4365,12 +4278,12 @@
           <w:color w:val="000000"/>
           <w:kern w:val="0"/>
           <w:lang w:eastAsia="es-PE"/>
-          <ns2:ligatures ns2:val="none"/>
+          <w14:ligatures w14:val="none"/>
         </w:rPr>
         <w:t>DE LA ADMISIÓN A TRÁMITE DE LA DENUNCIA</w:t>
       </w:r>
     </w:p>
-    <w:p ns2:paraId="4BBBE1C2" ns2:textId="77777777">
+    <w:p>
       <w:pPr>
         <w:spacing w:after="0" w:line="240" w:lineRule="auto"/>
         <w:ind w:left="567"/>
@@ -4382,11 +4295,11 @@
           <w:color w:val="000000"/>
           <w:kern w:val="0"/>
           <w:lang w:eastAsia="es-PE"/>
-          <ns2:ligatures ns2:val="none"/>
-        </w:rPr>
-      </w:pPr>
-    </w:p>
-    <w:p ns2:paraId="749C69A0" ns2:textId="6C3A955A">
+          <w14:ligatures w14:val="none"/>
+        </w:rPr>
+      </w:pPr>
+    </w:p>
+    <w:p>
       <w:pPr>
         <w:pStyle w:val="Prrafodelista"/>
         <w:numPr>
@@ -4399,7 +4312,7 @@
         <w:rPr>
           <w:rFonts w:ascii="Arial Narrow" w:eastAsia="Arial Narrow" w:hAnsi="Arial Narrow" w:cs="Arial Narrow"/>
           <w:kern w:val="0"/>
-          <ns2:ligatures ns2:val="none"/>
+          <w14:ligatures w14:val="none"/>
         </w:rPr>
       </w:pPr>
       <w:bookmarkStart w:id="3" w:name="_Hlk140755208"/>
@@ -4411,7 +4324,7 @@
           <w:color w:val="000000"/>
           <w:kern w:val="0"/>
           <w:lang w:eastAsia="es-PE"/>
-          <ns2:ligatures ns2:val="none"/>
+          <w14:ligatures w14:val="none"/>
         </w:rPr>
         <w:t xml:space="preserve">La Secretaría </w:t>
       </w:r>
@@ -4424,7 +4337,7 @@
           <w:color w:val="000000"/>
           <w:kern w:val="0"/>
           <w:lang w:eastAsia="es-PE"/>
-          <ns2:ligatures ns2:val="none"/>
+          <w14:ligatures w14:val="none"/>
         </w:rPr>
         <w:t>Técnica de la Comisión de Protección al Consumidor 1 (en adelante, la Secretaría Técnica), en ejercicio de sus facultades</w:t>
       </w:r>
@@ -4434,7 +4347,7 @@
           <w:rFonts w:ascii="Arial Narrow" w:eastAsia="Arial Narrow" w:hAnsi="Arial Narrow" w:cs="Arial Narrow"/>
           <w:kern w:val="0"/>
           <w:vertAlign w:val="superscript"/>
-          <ns2:ligatures ns2:val="none"/>
+          <w14:ligatures w14:val="none"/>
         </w:rPr>
         <w:footnoteReference w:id="5"/>
       </w:r>
@@ -4444,7 +4357,7 @@
           <w:color w:val="000000"/>
           <w:kern w:val="0"/>
           <w:lang w:eastAsia="es-PE"/>
-          <ns2:ligatures ns2:val="none"/>
+          <w14:ligatures w14:val="none"/>
         </w:rPr>
         <w:t xml:space="preserve">, considera </w:t>
       </w:r>
@@ -4452,7 +4365,7 @@
         <w:rPr>
           <w:rFonts w:ascii="Arial Narrow" w:eastAsia="Arial Narrow" w:hAnsi="Arial Narrow" w:cs="Arial Narrow"/>
           <w:kern w:val="0"/>
-          <ns2:ligatures ns2:val="none"/>
+          <w14:ligatures w14:val="none"/>
         </w:rPr>
         <w:t xml:space="preserve">que el hecho denunciado, </w:t>
       </w:r>
@@ -4460,7 +4373,7 @@
         <w:rPr>
           <w:rFonts w:ascii="Arial Narrow" w:eastAsia="Arial Narrow" w:hAnsi="Arial Narrow" w:cs="Arial Narrow"/>
           <w:kern w:val="0"/>
-          <ns2:ligatures ns2:val="none"/>
+          <w14:ligatures w14:val="none"/>
         </w:rPr>
         <w:t xml:space="preserve">consistente en que </w:t>
       </w:r>
@@ -4471,7 +4384,7 @@
           <w:kern w:val="0"/>
           <w:shd w:val="clear" w:color="auto" w:fill="FFFFFF"/>
           <w:lang w:eastAsia="es-PE"/>
-          <ns2:ligatures ns2:val="none"/>
+          <w14:ligatures w14:val="none"/>
         </w:rPr>
         <w:lastRenderedPageBreak/>
         <w:t xml:space="preserve">BNP </w:t>
@@ -4484,7 +4397,7 @@
           <w:kern w:val="0"/>
           <w:shd w:val="clear" w:color="auto" w:fill="FFFFFF"/>
           <w:lang w:eastAsia="es-PE"/>
-          <ns2:ligatures ns2:val="none"/>
+          <w14:ligatures w14:val="none"/>
         </w:rPr>
         <w:t>Paribas</w:t>
       </w:r>
@@ -4496,7 +4409,7 @@
           <w:kern w:val="0"/>
           <w:shd w:val="clear" w:color="auto" w:fill="FFFFFF"/>
           <w:lang w:eastAsia="es-PE"/>
-          <ns2:ligatures ns2:val="none"/>
+          <w14:ligatures w14:val="none"/>
         </w:rPr>
         <w:t xml:space="preserve"> </w:t>
       </w:r>
@@ -4508,7 +4421,7 @@
           <w:kern w:val="0"/>
           <w:shd w:val="clear" w:color="auto" w:fill="FFFFFF"/>
           <w:lang w:eastAsia="es-PE"/>
-          <ns2:ligatures ns2:val="none"/>
+          <w14:ligatures w14:val="none"/>
         </w:rPr>
         <w:t>Cardif</w:t>
       </w:r>
@@ -4520,7 +4433,7 @@
           <w:kern w:val="0"/>
           <w:shd w:val="clear" w:color="auto" w:fill="FFFFFF"/>
           <w:lang w:eastAsia="es-PE"/>
-          <ns2:ligatures ns2:val="none"/>
+          <w14:ligatures w14:val="none"/>
         </w:rPr>
         <w:t xml:space="preserve"> S.A. Compañía de Seguros y Reaseguros no habría cumplido con remitir la copia de la Póliza 7419210172 a la parte denunciante</w:t>
       </w:r>
@@ -4528,7 +4441,7 @@
         <w:rPr>
           <w:rFonts w:ascii="Arial Narrow" w:eastAsia="Arial Narrow" w:hAnsi="Arial Narrow" w:cs="Arial Narrow"/>
           <w:kern w:val="0"/>
-          <ns2:ligatures ns2:val="none"/>
+          <w14:ligatures w14:val="none"/>
         </w:rPr>
         <w:t>; involucraría una presunta afectación a sus expectativas, quien no habría encontrado una correspondencia entre lo que esperaba recibir de parte del proveedor y lo que realmente recibió. Por consiguiente, corresponde calificar el hecho materia de denuncia como una presunta infracción al deber de idoneidad, tipificado en los artículos 18</w:t>
       </w:r>
@@ -4538,7 +4451,7 @@
           <w:color w:val="000000"/>
           <w:kern w:val="0"/>
           <w:lang w:eastAsia="es-PE"/>
-          <ns2:ligatures ns2:val="none"/>
+          <w14:ligatures w14:val="none"/>
         </w:rPr>
         <w:t/>
       </w:r>
@@ -4546,7 +4459,7 @@
         <w:rPr>
           <w:rFonts w:ascii="Arial Narrow" w:eastAsia="Arial Narrow" w:hAnsi="Arial Narrow" w:cs="Arial Narrow"/>
           <w:kern w:val="0"/>
-          <ns2:ligatures ns2:val="none"/>
+          <w14:ligatures w14:val="none"/>
         </w:rPr>
         <w:t xml:space="preserve"> y 19</w:t>
       </w:r>
@@ -4556,7 +4469,7 @@
           <w:color w:val="000000"/>
           <w:kern w:val="0"/>
           <w:lang w:eastAsia="es-PE"/>
-          <ns2:ligatures ns2:val="none"/>
+          <w14:ligatures w14:val="none"/>
         </w:rPr>
         <w:t/>
       </w:r>
@@ -4564,7 +4477,7 @@
         <w:rPr>
           <w:rFonts w:ascii="Arial Narrow" w:eastAsia="Arial Narrow" w:hAnsi="Arial Narrow" w:cs="Arial Narrow"/>
           <w:kern w:val="0"/>
-          <ns2:ligatures ns2:val="none"/>
+          <w14:ligatures w14:val="none"/>
         </w:rPr>
         <w:t xml:space="preserve"> del Código</w:t>
       </w:r>
@@ -4575,7 +4488,7 @@
           <w:rFonts w:ascii="Arial Narrow" w:eastAsia="Arial Narrow" w:hAnsi="Arial Narrow" w:cs="Arial"/>
           <w:kern w:val="0"/>
           <w:vertAlign w:val="superscript"/>
-          <ns2:ligatures ns2:val="none"/>
+          <w14:ligatures w14:val="none"/>
         </w:rPr>
         <w:footnoteReference w:id="6"/>
       </w:r>
@@ -4583,13 +4496,13 @@
         <w:rPr>
           <w:rFonts w:ascii="Arial Narrow" w:eastAsia="Arial Narrow" w:hAnsi="Arial Narrow" w:cs="Arial Narrow"/>
           <w:kern w:val="0"/>
-          <ns2:ligatures ns2:val="none"/>
+          <w14:ligatures w14:val="none"/>
         </w:rPr>
         <w:t>.</w:t>
       </w:r>
       <w:bookmarkEnd w:id="6"/>
     </w:p>
-    <w:p ns2:paraId="43A49DED" ns2:textId="77777777">
+    <w:p>
       <w:pPr>
         <w:pStyle w:val="Prrafodelista"/>
         <w:spacing w:after="0" w:line="240" w:lineRule="auto"/>
@@ -4598,11 +4511,11 @@
         <w:rPr>
           <w:rFonts w:ascii="Arial Narrow" w:eastAsia="Arial Narrow" w:hAnsi="Arial Narrow" w:cs="Arial Narrow"/>
           <w:kern w:val="0"/>
-          <ns2:ligatures ns2:val="none"/>
-        </w:rPr>
-      </w:pPr>
-    </w:p>
-    <w:p ns2:paraId="7ED8ED97" ns2:textId="72D30861">
+          <w14:ligatures w14:val="none"/>
+        </w:rPr>
+      </w:pPr>
+    </w:p>
+    <w:p>
       <w:pPr>
         <w:pStyle w:val="Prrafodelista"/>
         <w:numPr>
@@ -4615,14 +4528,14 @@
         <w:rPr>
           <w:rFonts w:ascii="Arial Narrow" w:eastAsia="Arial Narrow" w:hAnsi="Arial Narrow" w:cs="Arial Narrow"/>
           <w:kern w:val="0"/>
-          <ns2:ligatures ns2:val="none"/>
-        </w:rPr>
-      </w:pPr>
-      <w:r>
-        <w:rPr>
-          <w:rFonts w:ascii="Arial Narrow" w:eastAsia="Arial Narrow" w:hAnsi="Arial Narrow" w:cs="Arial Narrow"/>
-          <w:kern w:val="0"/>
-          <ns2:ligatures ns2:val="none"/>
+          <w14:ligatures w14:val="none"/>
+        </w:rPr>
+      </w:pPr>
+      <w:r>
+        <w:rPr>
+          <w:rFonts w:ascii="Arial Narrow" w:eastAsia="Arial Narrow" w:hAnsi="Arial Narrow" w:cs="Arial Narrow"/>
+          <w:kern w:val="0"/>
+          <w14:ligatures w14:val="none"/>
         </w:rPr>
         <w:t xml:space="preserve">Además, la Secretaría Técnica, en ejercicio de sus facultades, considera que el hecho denunciado, consistente en que BNP Paribas Cardif S.A. Compañía de Seguros y Reaseguros habría negado injustificadamente a la parte denunciante la cobertura de la Póliza del Seguro de Desgravamen 7419210172 por el fallecimiento del señor [APELLIDO] el 16 de octubre de 2022; involucraría una presunta afectación a sus expectativas, quien no habría encontrado una correspondencia entre lo que esperaba recibir de parte del proveedor y lo que realmente recibió. Por consiguiente, corresponde calificar el hecho materia de denuncia como una presunta infracción al deber de idoneidad, tipificado en los artículos 18 y 19 del Código.</w:t>
       </w:r>
@@ -4632,7 +4545,7 @@
           <w:color w:val="000000"/>
           <w:kern w:val="0"/>
           <w:lang w:eastAsia="es-PE"/>
-          <ns2:ligatures ns2:val="none"/>
+          <w14:ligatures w14:val="none"/>
         </w:rPr>
         <w:t xml:space="preserve"/>
       </w:r>
@@ -4640,7 +4553,7 @@
         <w:rPr>
           <w:rFonts w:ascii="Arial Narrow" w:eastAsia="Arial Narrow" w:hAnsi="Arial Narrow" w:cs="Arial"/>
           <w:kern w:val="0"/>
-          <ns2:ligatures ns2:val="none"/>
+          <w14:ligatures w14:val="none"/>
         </w:rPr>
         <w:t xml:space="preserve"/>
       </w:r>
@@ -4651,7 +4564,7 @@
           <w:kern w:val="0"/>
           <w:shd w:val="clear" w:color="auto" w:fill="FFFFFF"/>
           <w:lang w:eastAsia="es-PE"/>
-          <ns2:ligatures ns2:val="none"/>
+          <w14:ligatures w14:val="none"/>
         </w:rPr>
         <w:t xml:space="preserve"/>
       </w:r>
@@ -4663,7 +4576,7 @@
           <w:kern w:val="0"/>
           <w:shd w:val="clear" w:color="auto" w:fill="FFFFFF"/>
           <w:lang w:eastAsia="es-PE"/>
-          <ns2:ligatures ns2:val="none"/>
+          <w14:ligatures w14:val="none"/>
         </w:rPr>
         <w:t/>
       </w:r>
@@ -4675,7 +4588,7 @@
           <w:kern w:val="0"/>
           <w:shd w:val="clear" w:color="auto" w:fill="FFFFFF"/>
           <w:lang w:eastAsia="es-PE"/>
-          <ns2:ligatures ns2:val="none"/>
+          <w14:ligatures w14:val="none"/>
         </w:rPr>
         <w:t xml:space="preserve"/>
       </w:r>
@@ -4687,7 +4600,7 @@
           <w:kern w:val="0"/>
           <w:shd w:val="clear" w:color="auto" w:fill="FFFFFF"/>
           <w:lang w:eastAsia="es-PE"/>
-          <ns2:ligatures ns2:val="none"/>
+          <w14:ligatures w14:val="none"/>
         </w:rPr>
         <w:t/>
       </w:r>
@@ -4699,15 +4612,15 @@
           <w:kern w:val="0"/>
           <w:shd w:val="clear" w:color="auto" w:fill="FFFFFF"/>
           <w:lang w:eastAsia="es-PE"/>
-          <ns2:ligatures ns2:val="none"/>
-        </w:rPr>
-        <w:t xml:space="preserve"/>
-      </w:r>
-      <w:r>
-        <w:rPr>
-          <w:rFonts w:ascii="Arial Narrow" w:eastAsia="Arial Narrow" w:hAnsi="Arial Narrow" w:cs="Arial Narrow"/>
-          <w:kern w:val="0"/>
-          <ns2:ligatures ns2:val="none"/>
+          <w14:ligatures w14:val="none"/>
+        </w:rPr>
+        <w:t xml:space="preserve"/>
+      </w:r>
+      <w:r>
+        <w:rPr>
+          <w:rFonts w:ascii="Arial Narrow" w:eastAsia="Arial Narrow" w:hAnsi="Arial Narrow" w:cs="Arial Narrow"/>
+          <w:kern w:val="0"/>
+          <w14:ligatures w14:val="none"/>
         </w:rPr>
         <w:t/>
       </w:r>
@@ -4717,7 +4630,7 @@
           <w:color w:val="000000"/>
           <w:kern w:val="0"/>
           <w:lang w:eastAsia="es-PE"/>
-          <ns2:ligatures ns2:val="none"/>
+          <w14:ligatures w14:val="none"/>
         </w:rPr>
         <w:t/>
       </w:r>
@@ -4725,7 +4638,7 @@
         <w:rPr>
           <w:rFonts w:ascii="Arial Narrow" w:eastAsia="Arial Narrow" w:hAnsi="Arial Narrow" w:cs="Arial Narrow"/>
           <w:kern w:val="0"/>
-          <ns2:ligatures ns2:val="none"/>
+          <w14:ligatures w14:val="none"/>
         </w:rPr>
         <w:t xml:space="preserve"/>
       </w:r>
@@ -4735,7 +4648,7 @@
           <w:color w:val="000000"/>
           <w:kern w:val="0"/>
           <w:lang w:eastAsia="es-PE"/>
-          <ns2:ligatures ns2:val="none"/>
+          <w14:ligatures w14:val="none"/>
         </w:rPr>
         <w:t/>
       </w:r>
@@ -4743,22 +4656,22 @@
         <w:rPr>
           <w:rFonts w:ascii="Arial Narrow" w:eastAsia="Arial Narrow" w:hAnsi="Arial Narrow" w:cs="Arial Narrow"/>
           <w:kern w:val="0"/>
-          <ns2:ligatures ns2:val="none"/>
-        </w:rPr>
-        <w:t xml:space="preserve"/>
-      </w:r>
-    </w:p>
-    <w:p ns2:paraId="18567BB1" ns2:textId="77777777">
+          <w14:ligatures w14:val="none"/>
+        </w:rPr>
+        <w:t xml:space="preserve"/>
+      </w:r>
+    </w:p>
+    <w:p>
       <w:pPr>
         <w:pStyle w:val="Prrafodelista"/>
         <w:rPr>
           <w:rFonts w:ascii="Arial Narrow" w:eastAsia="Arial Narrow" w:hAnsi="Arial Narrow" w:cs="Arial Narrow"/>
           <w:kern w:val="0"/>
-          <ns2:ligatures ns2:val="none"/>
-        </w:rPr>
-      </w:pPr>
-    </w:p>
-    <w:p ns2:paraId="6F9092A3" ns2:textId="34D048FE">
+          <w14:ligatures w14:val="none"/>
+        </w:rPr>
+      </w:pPr>
+    </w:p>
+    <w:p>
       <w:pPr>
         <w:pStyle w:val="Prrafodelista"/>
         <w:numPr>
@@ -4771,14 +4684,14 @@
         <w:rPr>
           <w:rFonts w:ascii="Arial Narrow" w:eastAsia="Arial Narrow" w:hAnsi="Arial Narrow" w:cs="Arial Narrow"/>
           <w:kern w:val="0"/>
-          <ns2:ligatures ns2:val="none"/>
-        </w:rPr>
-      </w:pPr>
-      <w:r>
-        <w:rPr>
-          <w:rFonts w:ascii="Arial Narrow" w:eastAsia="Arial Narrow" w:hAnsi="Arial Narrow" w:cs="Arial Narrow"/>
-          <w:kern w:val="0"/>
-          <ns2:ligatures ns2:val="none"/>
+          <w14:ligatures w14:val="none"/>
+        </w:rPr>
+      </w:pPr>
+      <w:r>
+        <w:rPr>
+          <w:rFonts w:ascii="Arial Narrow" w:eastAsia="Arial Narrow" w:hAnsi="Arial Narrow" w:cs="Arial Narrow"/>
+          <w:kern w:val="0"/>
+          <w14:ligatures w14:val="none"/>
         </w:rPr>
         <w:t xml:space="preserve">Adicionalmente, la Secretaría Técnica, en ejercicio de sus facultades, considera que el hecho denunciado, consistente en que BNP Paribas Cardif S.A. Compañía de Seguros y Reaseguros habría brindado una respuesta fuera de plazo legal, con errores y omisiones a la solicitud de cobertura de la Póliza 7419210172 presentada por la parte denunciante el 26 de enero de 2023 por el fallecimiento del señor [APELLIDO] ; involucraría una presunta afectación a sus expectativas, quien no habría encontrado una correspondencia entre lo que esperaba recibir de parte del proveedor y lo que realmente recibió. Por consiguiente, corresponde calificar el hecho materia de denuncia como una presunta infracción al deber de idoneidad, tipificado en los artículos 18 y 19 del Código.</w:t>
       </w:r>
@@ -4788,7 +4701,7 @@
           <w:color w:val="000000"/>
           <w:kern w:val="0"/>
           <w:lang w:eastAsia="es-PE"/>
-          <ns2:ligatures ns2:val="none"/>
+          <w14:ligatures w14:val="none"/>
         </w:rPr>
         <w:t xml:space="preserve"/>
       </w:r>
@@ -4796,7 +4709,7 @@
         <w:rPr>
           <w:rFonts w:ascii="Arial Narrow" w:eastAsia="Arial Narrow" w:hAnsi="Arial Narrow" w:cs="Arial"/>
           <w:kern w:val="0"/>
-          <ns2:ligatures ns2:val="none"/>
+          <w14:ligatures w14:val="none"/>
         </w:rPr>
         <w:t xml:space="preserve"/>
       </w:r>
@@ -4807,7 +4720,7 @@
           <w:kern w:val="0"/>
           <w:shd w:val="clear" w:color="auto" w:fill="FFFFFF"/>
           <w:lang w:eastAsia="es-PE"/>
-          <ns2:ligatures ns2:val="none"/>
+          <w14:ligatures w14:val="none"/>
         </w:rPr>
         <w:t xml:space="preserve"/>
       </w:r>
@@ -4819,7 +4732,7 @@
           <w:kern w:val="0"/>
           <w:shd w:val="clear" w:color="auto" w:fill="FFFFFF"/>
           <w:lang w:eastAsia="es-PE"/>
-          <ns2:ligatures ns2:val="none"/>
+          <w14:ligatures w14:val="none"/>
         </w:rPr>
         <w:t/>
       </w:r>
@@ -4831,7 +4744,7 @@
           <w:kern w:val="0"/>
           <w:shd w:val="clear" w:color="auto" w:fill="FFFFFF"/>
           <w:lang w:eastAsia="es-PE"/>
-          <ns2:ligatures ns2:val="none"/>
+          <w14:ligatures w14:val="none"/>
         </w:rPr>
         <w:t xml:space="preserve"/>
       </w:r>
@@ -4843,7 +4756,7 @@
           <w:kern w:val="0"/>
           <w:shd w:val="clear" w:color="auto" w:fill="FFFFFF"/>
           <w:lang w:eastAsia="es-PE"/>
-          <ns2:ligatures ns2:val="none"/>
+          <w14:ligatures w14:val="none"/>
         </w:rPr>
         <w:t/>
       </w:r>
@@ -4855,15 +4768,15 @@
           <w:kern w:val="0"/>
           <w:shd w:val="clear" w:color="auto" w:fill="FFFFFF"/>
           <w:lang w:eastAsia="es-PE"/>
-          <ns2:ligatures ns2:val="none"/>
-        </w:rPr>
-        <w:t xml:space="preserve"/>
-      </w:r>
-      <w:r>
-        <w:rPr>
-          <w:rFonts w:ascii="Arial Narrow" w:eastAsia="Arial Narrow" w:hAnsi="Arial Narrow" w:cs="Arial Narrow"/>
-          <w:kern w:val="0"/>
-          <ns2:ligatures ns2:val="none"/>
+          <w14:ligatures w14:val="none"/>
+        </w:rPr>
+        <w:t xml:space="preserve"/>
+      </w:r>
+      <w:r>
+        <w:rPr>
+          <w:rFonts w:ascii="Arial Narrow" w:eastAsia="Arial Narrow" w:hAnsi="Arial Narrow" w:cs="Arial Narrow"/>
+          <w:kern w:val="0"/>
+          <w14:ligatures w14:val="none"/>
         </w:rPr>
         <w:t/>
       </w:r>
@@ -4873,7 +4786,7 @@
           <w:color w:val="000000"/>
           <w:kern w:val="0"/>
           <w:lang w:eastAsia="es-PE"/>
-          <ns2:ligatures ns2:val="none"/>
+          <w14:ligatures w14:val="none"/>
         </w:rPr>
         <w:t/>
       </w:r>
@@ -4881,7 +4794,7 @@
         <w:rPr>
           <w:rFonts w:ascii="Arial Narrow" w:eastAsia="Arial Narrow" w:hAnsi="Arial Narrow" w:cs="Arial Narrow"/>
           <w:kern w:val="0"/>
-          <ns2:ligatures ns2:val="none"/>
+          <w14:ligatures w14:val="none"/>
         </w:rPr>
         <w:t xml:space="preserve"/>
       </w:r>
@@ -4891,7 +4804,7 @@
           <w:color w:val="000000"/>
           <w:kern w:val="0"/>
           <w:lang w:eastAsia="es-PE"/>
-          <ns2:ligatures ns2:val="none"/>
+          <w14:ligatures w14:val="none"/>
         </w:rPr>
         <w:t/>
       </w:r>
@@ -4899,22 +4812,22 @@
         <w:rPr>
           <w:rFonts w:ascii="Arial Narrow" w:eastAsia="Arial Narrow" w:hAnsi="Arial Narrow" w:cs="Arial Narrow"/>
           <w:kern w:val="0"/>
-          <ns2:ligatures ns2:val="none"/>
-        </w:rPr>
-        <w:t xml:space="preserve"/>
-      </w:r>
-    </w:p>
-    <w:p ns2:paraId="197850D3" ns2:textId="77777777">
+          <w14:ligatures w14:val="none"/>
+        </w:rPr>
+        <w:t xml:space="preserve"/>
+      </w:r>
+    </w:p>
+    <w:p>
       <w:pPr>
         <w:pStyle w:val="Prrafodelista"/>
         <w:rPr>
           <w:rFonts w:ascii="Arial Narrow" w:eastAsia="Arial Narrow" w:hAnsi="Arial Narrow" w:cs="Arial Narrow"/>
           <w:kern w:val="0"/>
-          <ns2:ligatures ns2:val="none"/>
-        </w:rPr>
-      </w:pPr>
-    </w:p>
-    <w:p ns2:paraId="0E637B27" ns2:textId="1EAB172F">
+          <w14:ligatures w14:val="none"/>
+        </w:rPr>
+      </w:pPr>
+    </w:p>
+    <w:p>
       <w:pPr>
         <w:pStyle w:val="Prrafodelista"/>
         <w:numPr>
@@ -4927,14 +4840,14 @@
         <w:rPr>
           <w:rFonts w:ascii="Arial Narrow" w:eastAsia="Arial Narrow" w:hAnsi="Arial Narrow" w:cs="Arial Narrow"/>
           <w:kern w:val="0"/>
-          <ns2:ligatures ns2:val="none"/>
-        </w:rPr>
-      </w:pPr>
-      <w:r>
-        <w:rPr>
-          <w:rFonts w:ascii="Arial Narrow" w:eastAsia="Arial Narrow" w:hAnsi="Arial Narrow" w:cs="Arial Narrow"/>
-          <w:kern w:val="0"/>
-          <ns2:ligatures ns2:val="none"/>
+          <w14:ligatures w14:val="none"/>
+        </w:rPr>
+      </w:pPr>
+      <w:r>
+        <w:rPr>
+          <w:rFonts w:ascii="Arial Narrow" w:eastAsia="Arial Narrow" w:hAnsi="Arial Narrow" w:cs="Arial Narrow"/>
+          <w:kern w:val="0"/>
+          <w14:ligatures w14:val="none"/>
         </w:rPr>
         <w:t xml:space="preserve">Además, la Secretaría Técnica, en ejercicio de sus facultades, considera que el hecho denunciado, consistente en que los proveedores denunciados no habrían cumplido con pedir al señor [APELLIDO] una declaración jurada sobre los diagnósticos médicos que tenía a la fecha del contrato de la Tarjeta de Crédito 9221-****-****-3800, de acuerdo al apartado declaraciones y autorizaciones del Certificado del Seguro de Desgravamen; involucraría una presunta afectación a sus expectativas, quien no habría encontrado una correspondencia entre lo que esperaba recibir de parte del proveedor y lo que realmente recibió. Por consiguiente, corresponde calificar el hecho materia de denuncia como una presunta infracción al deber de idoneidad, tipificado en los artículos 18 y 19 del Código.</w:t>
       </w:r>
@@ -4944,7 +4857,7 @@
           <w:color w:val="000000"/>
           <w:kern w:val="0"/>
           <w:lang w:eastAsia="es-PE"/>
-          <ns2:ligatures ns2:val="none"/>
+          <w14:ligatures w14:val="none"/>
         </w:rPr>
         <w:t xml:space="preserve"/>
       </w:r>
@@ -4952,7 +4865,7 @@
         <w:rPr>
           <w:rFonts w:ascii="Arial Narrow" w:eastAsia="Arial Narrow" w:hAnsi="Arial Narrow" w:cs="Arial"/>
           <w:kern w:val="0"/>
-          <ns2:ligatures ns2:val="none"/>
+          <w14:ligatures w14:val="none"/>
         </w:rPr>
         <w:t xml:space="preserve"/>
       </w:r>
@@ -4963,7 +4876,7 @@
           <w:kern w:val="0"/>
           <w:shd w:val="clear" w:color="auto" w:fill="FFFFFF"/>
           <w:lang w:eastAsia="es-PE"/>
-          <ns2:ligatures ns2:val="none"/>
+          <w14:ligatures w14:val="none"/>
         </w:rPr>
         <w:t xml:space="preserve"/>
       </w:r>
@@ -4975,7 +4888,7 @@
           <w:kern w:val="0"/>
           <w:shd w:val="clear" w:color="auto" w:fill="FFFFFF"/>
           <w:lang w:eastAsia="es-PE"/>
-          <ns2:ligatures ns2:val="none"/>
+          <w14:ligatures w14:val="none"/>
         </w:rPr>
         <w:t/>
       </w:r>
@@ -4987,23 +4900,23 @@
           <w:kern w:val="0"/>
           <w:shd w:val="clear" w:color="auto" w:fill="FFFFFF"/>
           <w:lang w:eastAsia="es-PE"/>
-          <ns2:ligatures ns2:val="none"/>
-        </w:rPr>
-        <w:t xml:space="preserve"/>
-      </w:r>
-      <w:r>
-        <w:rPr>
-          <w:rFonts w:ascii="Arial Narrow" w:eastAsia="Arial Narrow" w:hAnsi="Arial Narrow" w:cs="Arial Narrow"/>
-          <w:kern w:val="0"/>
-          <ns2:ligatures ns2:val="none"/>
-        </w:rPr>
-        <w:t xml:space="preserve"/>
-      </w:r>
-      <w:r>
-        <w:rPr>
-          <w:rFonts w:ascii="Arial Narrow" w:eastAsia="Arial Narrow" w:hAnsi="Arial Narrow" w:cs="Arial Narrow"/>
-          <w:kern w:val="0"/>
-          <ns2:ligatures ns2:val="none"/>
+          <w14:ligatures w14:val="none"/>
+        </w:rPr>
+        <w:t xml:space="preserve"/>
+      </w:r>
+      <w:r>
+        <w:rPr>
+          <w:rFonts w:ascii="Arial Narrow" w:eastAsia="Arial Narrow" w:hAnsi="Arial Narrow" w:cs="Arial Narrow"/>
+          <w:kern w:val="0"/>
+          <w14:ligatures w14:val="none"/>
+        </w:rPr>
+        <w:t xml:space="preserve"/>
+      </w:r>
+      <w:r>
+        <w:rPr>
+          <w:rFonts w:ascii="Arial Narrow" w:eastAsia="Arial Narrow" w:hAnsi="Arial Narrow" w:cs="Arial Narrow"/>
+          <w:kern w:val="0"/>
+          <w14:ligatures w14:val="none"/>
         </w:rPr>
         <w:lastRenderedPageBreak/>
         <w:t/>
@@ -5014,7 +4927,7 @@
           <w:color w:val="000000"/>
           <w:kern w:val="0"/>
           <w:lang w:eastAsia="es-PE"/>
-          <ns2:ligatures ns2:val="none"/>
+          <w14:ligatures w14:val="none"/>
         </w:rPr>
         <w:t/>
       </w:r>
@@ -5022,7 +4935,7 @@
         <w:rPr>
           <w:rFonts w:ascii="Arial Narrow" w:eastAsia="Arial Narrow" w:hAnsi="Arial Narrow" w:cs="Arial Narrow"/>
           <w:kern w:val="0"/>
-          <ns2:ligatures ns2:val="none"/>
+          <w14:ligatures w14:val="none"/>
         </w:rPr>
         <w:t xml:space="preserve"/>
       </w:r>
@@ -5032,7 +4945,7 @@
           <w:color w:val="000000"/>
           <w:kern w:val="0"/>
           <w:lang w:eastAsia="es-PE"/>
-          <ns2:ligatures ns2:val="none"/>
+          <w14:ligatures w14:val="none"/>
         </w:rPr>
         <w:t/>
       </w:r>
@@ -5040,22 +4953,22 @@
         <w:rPr>
           <w:rFonts w:ascii="Arial Narrow" w:eastAsia="Arial Narrow" w:hAnsi="Arial Narrow" w:cs="Arial Narrow"/>
           <w:kern w:val="0"/>
-          <ns2:ligatures ns2:val="none"/>
-        </w:rPr>
-        <w:t xml:space="preserve"/>
-      </w:r>
-    </w:p>
-    <w:p ns2:paraId="1B74111A" ns2:textId="77777777">
+          <w14:ligatures w14:val="none"/>
+        </w:rPr>
+        <w:t xml:space="preserve"/>
+      </w:r>
+    </w:p>
+    <w:p>
       <w:pPr>
         <w:pStyle w:val="Prrafodelista"/>
         <w:rPr>
           <w:rFonts w:ascii="Arial Narrow" w:eastAsia="Arial Narrow" w:hAnsi="Arial Narrow" w:cs="Arial Narrow"/>
           <w:kern w:val="0"/>
-          <ns2:ligatures ns2:val="none"/>
-        </w:rPr>
-      </w:pPr>
-    </w:p>
-    <w:p ns2:paraId="36089F46" ns2:textId="32F20D3B">
+          <w14:ligatures w14:val="none"/>
+        </w:rPr>
+      </w:pPr>
+    </w:p>
+    <w:p>
       <w:pPr>
         <w:pStyle w:val="Prrafodelista"/>
         <w:numPr>
@@ -5068,14 +4981,14 @@
         <w:rPr>
           <w:rFonts w:ascii="Arial Narrow" w:eastAsia="Arial Narrow" w:hAnsi="Arial Narrow" w:cs="Arial Narrow"/>
           <w:kern w:val="0"/>
-          <ns2:ligatures ns2:val="none"/>
-        </w:rPr>
-      </w:pPr>
-      <w:r>
-        <w:rPr>
-          <w:rFonts w:ascii="Arial Narrow" w:eastAsia="Arial Narrow" w:hAnsi="Arial Narrow" w:cs="Arial Narrow"/>
-          <w:kern w:val="0"/>
-          <ns2:ligatures ns2:val="none"/>
+          <w14:ligatures w14:val="none"/>
+        </w:rPr>
+      </w:pPr>
+      <w:r>
+        <w:rPr>
+          <w:rFonts w:ascii="Arial Narrow" w:eastAsia="Arial Narrow" w:hAnsi="Arial Narrow" w:cs="Arial Narrow"/>
+          <w:kern w:val="0"/>
+          <w14:ligatures w14:val="none"/>
         </w:rPr>
         <w:t xml:space="preserve">Además, </w:t>
       </w:r>
@@ -5085,7 +4998,7 @@
           <w:color w:val="000000"/>
           <w:kern w:val="0"/>
           <w:lang w:eastAsia="es-PE"/>
-          <ns2:ligatures ns2:val="none"/>
+          <w14:ligatures w14:val="none"/>
         </w:rPr>
         <w:t xml:space="preserve">la Secretaría Técnica, en ejercicio de sus facultades, considera </w:t>
       </w:r>
@@ -5093,7 +5006,7 @@
         <w:rPr>
           <w:rFonts w:ascii="Arial Narrow" w:eastAsia="Arial Narrow" w:hAnsi="Arial Narrow" w:cs="Arial"/>
           <w:kern w:val="0"/>
-          <ns2:ligatures ns2:val="none"/>
+          <w14:ligatures w14:val="none"/>
         </w:rPr>
         <w:t xml:space="preserve">que el hecho denunciado, consistente en que </w:t>
       </w:r>
@@ -5104,7 +5017,7 @@
           <w:kern w:val="0"/>
           <w:shd w:val="clear" w:color="auto" w:fill="FFFFFF"/>
           <w:lang w:eastAsia="es-PE"/>
-          <ns2:ligatures ns2:val="none"/>
+          <w14:ligatures w14:val="none"/>
         </w:rPr>
         <w:t xml:space="preserve">Santander </w:t>
       </w:r>
@@ -5116,7 +5029,7 @@
           <w:kern w:val="0"/>
           <w:shd w:val="clear" w:color="auto" w:fill="FFFFFF"/>
           <w:lang w:eastAsia="es-PE"/>
-          <ns2:ligatures ns2:val="none"/>
+          <w14:ligatures w14:val="none"/>
         </w:rPr>
         <w:t>Consumer</w:t>
       </w:r>
@@ -5128,7 +5041,7 @@
           <w:kern w:val="0"/>
           <w:shd w:val="clear" w:color="auto" w:fill="FFFFFF"/>
           <w:lang w:eastAsia="es-PE"/>
-          <ns2:ligatures ns2:val="none"/>
+          <w14:ligatures w14:val="none"/>
         </w:rPr>
         <w:t xml:space="preserve"> Bank S.A. no habría cumplido con registrar en la página web.crediscotia.com.pe las condiciones y exclusiones del Seguro de Desgravamen, pese a que ello se encuentra señalado en la Hoja Resumen del contrato de la Tarjeta de Crédito </w:t>
       </w:r>
@@ -5140,7 +5053,7 @@
           <w:kern w:val="0"/>
           <w:shd w:val="clear" w:color="auto" w:fill="FFFFFF"/>
           <w:lang w:eastAsia="es-PE"/>
-          <ns2:ligatures ns2:val="none"/>
+          <w14:ligatures w14:val="none"/>
         </w:rPr>
         <w:t/>
       </w:r>
@@ -5152,7 +5065,7 @@
           <w:kern w:val="0"/>
           <w:shd w:val="clear" w:color="auto" w:fill="FFFFFF"/>
           <w:lang w:eastAsia="es-PE"/>
-          <ns2:ligatures ns2:val="none"/>
+          <w14:ligatures w14:val="none"/>
         </w:rPr>
         <w:t xml:space="preserve"> 9221-****-****-3800</w:t>
       </w:r>
@@ -5160,7 +5073,7 @@
         <w:rPr>
           <w:rFonts w:ascii="Arial Narrow" w:eastAsia="Arial Narrow" w:hAnsi="Arial Narrow" w:cs="Arial Narrow"/>
           <w:kern w:val="0"/>
-          <ns2:ligatures ns2:val="none"/>
+          <w14:ligatures w14:val="none"/>
         </w:rPr>
         <w:t>; involucraría una presunta afectación a sus expectativas, quien no habría encontrado una correspondencia entre lo que esperaba recibir de parte del proveedor y lo que realmente recibió. Por consiguiente, corresponde calificar el hecho materia de denuncia como una presunta infracción al deber de idoneidad, tipificado en los artículos 18</w:t>
       </w:r>
@@ -5170,7 +5083,7 @@
           <w:color w:val="000000"/>
           <w:kern w:val="0"/>
           <w:lang w:eastAsia="es-PE"/>
-          <ns2:ligatures ns2:val="none"/>
+          <w14:ligatures w14:val="none"/>
         </w:rPr>
         <w:t/>
       </w:r>
@@ -5178,7 +5091,7 @@
         <w:rPr>
           <w:rFonts w:ascii="Arial Narrow" w:eastAsia="Arial Narrow" w:hAnsi="Arial Narrow" w:cs="Arial Narrow"/>
           <w:kern w:val="0"/>
-          <ns2:ligatures ns2:val="none"/>
+          <w14:ligatures w14:val="none"/>
         </w:rPr>
         <w:t xml:space="preserve"> y 19</w:t>
       </w:r>
@@ -5188,7 +5101,7 @@
           <w:color w:val="000000"/>
           <w:kern w:val="0"/>
           <w:lang w:eastAsia="es-PE"/>
-          <ns2:ligatures ns2:val="none"/>
+          <w14:ligatures w14:val="none"/>
         </w:rPr>
         <w:t/>
       </w:r>
@@ -5196,7 +5109,7 @@
         <w:rPr>
           <w:rFonts w:ascii="Arial Narrow" w:eastAsia="Arial Narrow" w:hAnsi="Arial Narrow" w:cs="Arial Narrow"/>
           <w:kern w:val="0"/>
-          <ns2:ligatures ns2:val="none"/>
+          <w14:ligatures w14:val="none"/>
         </w:rPr>
         <w:t xml:space="preserve"> del Código</w:t>
       </w:r>
@@ -5204,22 +5117,22 @@
         <w:rPr>
           <w:rFonts w:ascii="Arial Narrow" w:eastAsia="Arial Narrow" w:hAnsi="Arial Narrow" w:cs="Arial Narrow"/>
           <w:kern w:val="0"/>
-          <ns2:ligatures ns2:val="none"/>
+          <w14:ligatures w14:val="none"/>
         </w:rPr>
         <w:t>.</w:t>
       </w:r>
     </w:p>
-    <w:p ns2:paraId="42B8D60A" ns2:textId="77777777">
+    <w:p>
       <w:pPr>
         <w:pStyle w:val="Prrafodelista"/>
         <w:rPr>
           <w:rFonts w:ascii="Arial Narrow" w:eastAsia="Arial Narrow" w:hAnsi="Arial Narrow" w:cs="Arial Narrow"/>
           <w:kern w:val="0"/>
-          <ns2:ligatures ns2:val="none"/>
-        </w:rPr>
-      </w:pPr>
-    </w:p>
-    <w:p ns2:paraId="36ED2533" ns2:textId="494C5DCC">
+          <w14:ligatures w14:val="none"/>
+        </w:rPr>
+      </w:pPr>
+    </w:p>
+    <w:p>
       <w:pPr>
         <w:pStyle w:val="Prrafodelista"/>
         <w:numPr>
@@ -5232,14 +5145,14 @@
         <w:rPr>
           <w:rFonts w:ascii="Arial Narrow" w:eastAsia="Arial Narrow" w:hAnsi="Arial Narrow" w:cs="Arial Narrow"/>
           <w:kern w:val="0"/>
-          <ns2:ligatures ns2:val="none"/>
-        </w:rPr>
-      </w:pPr>
-      <w:r>
-        <w:rPr>
-          <w:rFonts w:ascii="Arial Narrow" w:eastAsia="Arial Narrow" w:hAnsi="Arial Narrow" w:cs="Arial Narrow"/>
-          <w:kern w:val="0"/>
-          <ns2:ligatures ns2:val="none"/>
+          <w14:ligatures w14:val="none"/>
+        </w:rPr>
+      </w:pPr>
+      <w:r>
+        <w:rPr>
+          <w:rFonts w:ascii="Arial Narrow" w:eastAsia="Arial Narrow" w:hAnsi="Arial Narrow" w:cs="Arial Narrow"/>
+          <w:kern w:val="0"/>
+          <w14:ligatures w14:val="none"/>
         </w:rPr>
         <w:t xml:space="preserve">Además, la Secretaría Técnica, en ejercicio de sus facultades, considera que el hecho denunciado, consistente en que Santander Consumer Bank S.A. no habría cumplido con entregar al señor [APELLIDO] el contrato de la Tarjeta de Crédito 9221-****-****-3800; involucraría una presunta afectación a sus expectativas, quien no habría encontrado una correspondencia entre lo que esperaba recibir de parte del proveedor y lo que realmente recibió. Por consiguiente, corresponde calificar el hecho materia de denuncia como una presunta infracción al deber de entregar a los usuarios copia de los contratos y demás documentación relacionada con dichos actos jurídicos, tipificado en el literal e) del artículo 47 del Código.</w:t>
       </w:r>
@@ -5249,7 +5162,7 @@
           <w:color w:val="000000"/>
           <w:kern w:val="0"/>
           <w:lang w:eastAsia="es-PE"/>
-          <ns2:ligatures ns2:val="none"/>
+          <w14:ligatures w14:val="none"/>
         </w:rPr>
         <w:t xml:space="preserve"/>
       </w:r>
@@ -5257,7 +5170,7 @@
         <w:rPr>
           <w:rFonts w:ascii="Arial Narrow" w:eastAsia="Arial Narrow" w:hAnsi="Arial Narrow" w:cs="Arial"/>
           <w:kern w:val="0"/>
-          <ns2:ligatures ns2:val="none"/>
+          <w14:ligatures w14:val="none"/>
         </w:rPr>
         <w:t xml:space="preserve"/>
       </w:r>
@@ -5268,7 +5181,7 @@
           <w:kern w:val="0"/>
           <w:shd w:val="clear" w:color="auto" w:fill="FFFFFF"/>
           <w:lang w:eastAsia="es-PE"/>
-          <ns2:ligatures ns2:val="none"/>
+          <w14:ligatures w14:val="none"/>
         </w:rPr>
         <w:t xml:space="preserve"/>
       </w:r>
@@ -5280,7 +5193,7 @@
           <w:kern w:val="0"/>
           <w:shd w:val="clear" w:color="auto" w:fill="FFFFFF"/>
           <w:lang w:eastAsia="es-PE"/>
-          <ns2:ligatures ns2:val="none"/>
+          <w14:ligatures w14:val="none"/>
         </w:rPr>
         <w:t/>
       </w:r>
@@ -5292,7 +5205,7 @@
           <w:kern w:val="0"/>
           <w:shd w:val="clear" w:color="auto" w:fill="FFFFFF"/>
           <w:lang w:eastAsia="es-PE"/>
-          <ns2:ligatures ns2:val="none"/>
+          <w14:ligatures w14:val="none"/>
         </w:rPr>
         <w:t xml:space="preserve"/>
       </w:r>
@@ -5304,7 +5217,7 @@
           <w:kern w:val="0"/>
           <w:shd w:val="clear" w:color="auto" w:fill="FFFFFF"/>
           <w:lang w:eastAsia="es-PE"/>
-          <ns2:ligatures ns2:val="none"/>
+          <w14:ligatures w14:val="none"/>
         </w:rPr>
         <w:t/>
       </w:r>
@@ -5316,15 +5229,15 @@
           <w:kern w:val="0"/>
           <w:shd w:val="clear" w:color="auto" w:fill="FFFFFF"/>
           <w:lang w:eastAsia="es-PE"/>
-          <ns2:ligatures ns2:val="none"/>
-        </w:rPr>
-        <w:t xml:space="preserve"/>
-      </w:r>
-      <w:r>
-        <w:rPr>
-          <w:rFonts w:ascii="Arial Narrow" w:eastAsia="Arial Narrow" w:hAnsi="Arial Narrow" w:cs="Arial Narrow"/>
-          <w:kern w:val="0"/>
-          <ns2:ligatures ns2:val="none"/>
+          <w14:ligatures w14:val="none"/>
+        </w:rPr>
+        <w:t xml:space="preserve"/>
+      </w:r>
+      <w:r>
+        <w:rPr>
+          <w:rFonts w:ascii="Arial Narrow" w:eastAsia="Arial Narrow" w:hAnsi="Arial Narrow" w:cs="Arial Narrow"/>
+          <w:kern w:val="0"/>
+          <w14:ligatures w14:val="none"/>
         </w:rPr>
         <w:t/>
       </w:r>
@@ -5332,7 +5245,7 @@
         <w:rPr>
           <w:rFonts w:ascii="Arial Narrow" w:eastAsia="Arial Narrow" w:hAnsi="Arial Narrow" w:cs="Arial"/>
           <w:kern w:val="0"/>
-          <ns2:ligatures ns2:val="none"/>
+          <w14:ligatures w14:val="none"/>
         </w:rPr>
         <w:t/>
       </w:r>
@@ -5342,7 +5255,7 @@
           <w:rFonts w:ascii="Arial Narrow" w:eastAsia="Arial Narrow" w:hAnsi="Arial Narrow" w:cs="Arial"/>
           <w:kern w:val="0"/>
           <w:vertAlign w:val="superscript"/>
-          <ns2:ligatures ns2:val="none"/>
+          <w14:ligatures w14:val="none"/>
         </w:rPr>
         <w:footnoteReference w:id="7"/>
       </w:r>
@@ -5350,23 +5263,23 @@
         <w:rPr>
           <w:rFonts w:ascii="Arial Narrow" w:eastAsia="Arial Narrow" w:hAnsi="Arial Narrow" w:cs="Arial"/>
           <w:kern w:val="0"/>
-          <ns2:ligatures ns2:val="none"/>
+          <w14:ligatures w14:val="none"/>
         </w:rPr>
         <w:t/>
       </w:r>
     </w:p>
-    <w:p ns2:paraId="6BDA4B7E" ns2:textId="49AF511E">
-      <w:pPr>
-        <w:spacing w:after="0" w:line="240" w:lineRule="auto"/>
-        <w:jc w:val="both"/>
-        <w:rPr>
-          <w:rFonts w:ascii="Arial Narrow" w:eastAsia="Arial Narrow" w:hAnsi="Arial Narrow" w:cs="Arial Narrow"/>
-          <w:kern w:val="0"/>
-          <ns2:ligatures ns2:val="none"/>
-        </w:rPr>
-      </w:pPr>
-    </w:p>
-    <w:p ns2:paraId="7165D78B" ns2:textId="3CBB4383">
+    <w:p>
+      <w:pPr>
+        <w:spacing w:after="0" w:line="240" w:lineRule="auto"/>
+        <w:jc w:val="both"/>
+        <w:rPr>
+          <w:rFonts w:ascii="Arial Narrow" w:eastAsia="Arial Narrow" w:hAnsi="Arial Narrow" w:cs="Arial Narrow"/>
+          <w:kern w:val="0"/>
+          <w14:ligatures w14:val="none"/>
+        </w:rPr>
+      </w:pPr>
+    </w:p>
+    <w:p>
       <w:pPr>
         <w:pStyle w:val="Prrafodelista"/>
         <w:numPr>
@@ -5379,14 +5292,14 @@
         <w:rPr>
           <w:rFonts w:ascii="Arial Narrow" w:eastAsia="Arial Narrow" w:hAnsi="Arial Narrow" w:cs="Arial Narrow"/>
           <w:kern w:val="0"/>
-          <ns2:ligatures ns2:val="none"/>
-        </w:rPr>
-      </w:pPr>
-      <w:r>
-        <w:rPr>
-          <w:rFonts w:ascii="Arial Narrow" w:eastAsia="Arial Narrow" w:hAnsi="Arial Narrow" w:cs="Arial Narrow"/>
-          <w:kern w:val="0"/>
-          <ns2:ligatures ns2:val="none"/>
+          <w14:ligatures w14:val="none"/>
+        </w:rPr>
+      </w:pPr>
+      <w:r>
+        <w:rPr>
+          <w:rFonts w:ascii="Arial Narrow" w:eastAsia="Arial Narrow" w:hAnsi="Arial Narrow" w:cs="Arial Narrow"/>
+          <w:kern w:val="0"/>
+          <w14:ligatures w14:val="none"/>
         </w:rPr>
         <w:t xml:space="preserve">Asimismo, la Secretaría Técnica, en ejercicio de sus facultades, considera que el hecho denunciado, consistente en que BNP Paribas Cardif S.A. Compañía de Seguros y Reaseguros no habría cumplido con entregar oportunamente al señor [APELLIDO] los documentos contractuales del Seguro de Desgravamen 7419210172. Por consiguiente, corresponde calificar el hecho materia de denuncia como una presunta infracción al deber de entregar a los usuarios copia de los contratos y demás documentación relacionada con dichos actos jurídicos, tipificado en el literal e) del artículo 47 del Código.</w:t>
       </w:r>
@@ -5396,7 +5309,7 @@
           <w:color w:val="000000"/>
           <w:kern w:val="0"/>
           <w:lang w:eastAsia="es-PE"/>
-          <ns2:ligatures ns2:val="none"/>
+          <w14:ligatures w14:val="none"/>
         </w:rPr>
         <w:t xml:space="preserve"/>
       </w:r>
@@ -5404,15 +5317,15 @@
         <w:rPr>
           <w:rFonts w:ascii="Arial Narrow" w:eastAsia="Arial Narrow" w:hAnsi="Arial Narrow" w:cs="Arial"/>
           <w:kern w:val="0"/>
-          <ns2:ligatures ns2:val="none"/>
-        </w:rPr>
-        <w:t xml:space="preserve"/>
-      </w:r>
-      <w:r>
-        <w:rPr>
-          <w:rFonts w:ascii="Arial Narrow" w:eastAsia="Arial Narrow" w:hAnsi="Arial Narrow" w:cs="Arial Narrow"/>
-          <w:kern w:val="0"/>
-          <ns2:ligatures ns2:val="none"/>
+          <w14:ligatures w14:val="none"/>
+        </w:rPr>
+        <w:t xml:space="preserve"/>
+      </w:r>
+      <w:r>
+        <w:rPr>
+          <w:rFonts w:ascii="Arial Narrow" w:eastAsia="Arial Narrow" w:hAnsi="Arial Narrow" w:cs="Arial Narrow"/>
+          <w:kern w:val="0"/>
+          <w14:ligatures w14:val="none"/>
         </w:rPr>
         <w:t xml:space="preserve"/>
       </w:r>
@@ -5421,7 +5334,7 @@
         <w:rPr>
           <w:rFonts w:ascii="Arial Narrow" w:eastAsia="Arial Narrow" w:hAnsi="Arial Narrow" w:cs="Arial Narrow"/>
           <w:kern w:val="0"/>
-          <ns2:ligatures ns2:val="none"/>
+          <w14:ligatures w14:val="none"/>
         </w:rPr>
         <w:t/>
       </w:r>
@@ -5430,7 +5343,7 @@
         <w:rPr>
           <w:rFonts w:ascii="Arial Narrow" w:eastAsia="Arial Narrow" w:hAnsi="Arial Narrow" w:cs="Arial Narrow"/>
           <w:kern w:val="0"/>
-          <ns2:ligatures ns2:val="none"/>
+          <w14:ligatures w14:val="none"/>
         </w:rPr>
         <w:t xml:space="preserve"/>
       </w:r>
@@ -5439,7 +5352,7 @@
         <w:rPr>
           <w:rFonts w:ascii="Arial Narrow" w:eastAsia="Arial Narrow" w:hAnsi="Arial Narrow" w:cs="Arial Narrow"/>
           <w:kern w:val="0"/>
-          <ns2:ligatures ns2:val="none"/>
+          <w14:ligatures w14:val="none"/>
         </w:rPr>
         <w:t/>
       </w:r>
@@ -5448,7 +5361,7 @@
         <w:rPr>
           <w:rFonts w:ascii="Arial Narrow" w:eastAsia="Arial Narrow" w:hAnsi="Arial Narrow" w:cs="Arial Narrow"/>
           <w:kern w:val="0"/>
-          <ns2:ligatures ns2:val="none"/>
+          <w14:ligatures w14:val="none"/>
         </w:rPr>
         <w:t xml:space="preserve"/>
       </w:r>
@@ -5456,12 +5369,12 @@
         <w:rPr>
           <w:rFonts w:ascii="Arial Narrow" w:eastAsia="Arial Narrow" w:hAnsi="Arial Narrow" w:cs="Arial"/>
           <w:kern w:val="0"/>
-          <ns2:ligatures ns2:val="none"/>
+          <w14:ligatures w14:val="none"/>
         </w:rPr>
         <w:t/>
       </w:r>
     </w:p>
-    <w:p ns2:paraId="2E7770E0" ns2:textId="77777777">
+    <w:p>
       <w:pPr>
         <w:spacing w:after="0" w:line="240" w:lineRule="auto"/>
         <w:jc w:val="both"/>
@@ -5469,11 +5382,11 @@
           <w:rFonts w:ascii="Arial Narrow" w:eastAsia="Calibri" w:hAnsi="Arial Narrow" w:cs="Arial Narrow"/>
           <w:kern w:val="0"/>
           <w:lang w:eastAsia="es-PE"/>
-          <ns2:ligatures ns2:val="none"/>
-        </w:rPr>
-      </w:pPr>
-    </w:p>
-    <w:p ns2:paraId="37321452" ns2:textId="77777777">
+          <w14:ligatures w14:val="none"/>
+        </w:rPr>
+      </w:pPr>
+    </w:p>
+    <w:p>
       <w:pPr>
         <w:pStyle w:val="Prrafodelista"/>
         <w:numPr>
@@ -5487,7 +5400,7 @@
           <w:rFonts w:ascii="Arial Narrow" w:eastAsia="Calibri" w:hAnsi="Arial Narrow" w:cs="Arial Narrow"/>
           <w:kern w:val="0"/>
           <w:lang w:eastAsia="es-PE"/>
-          <ns2:ligatures ns2:val="none"/>
+          <w14:ligatures w14:val="none"/>
         </w:rPr>
       </w:pPr>
       <w:r>
@@ -5496,7 +5409,7 @@
           <w:color w:val="000000"/>
           <w:kern w:val="0"/>
           <w:lang w:eastAsia="es-PE"/>
-          <ns2:ligatures ns2:val="none"/>
+          <w14:ligatures w14:val="none"/>
         </w:rPr>
         <w:t>En tanto la denuncia reúne los requisitos establecidos por la norma citada, corresponde admitirla a trámite</w:t>
       </w:r>
@@ -5506,7 +5419,7 @@
           <w:rFonts w:ascii="Arial Narrow" w:eastAsia="Arial Narrow" w:hAnsi="Arial Narrow" w:cs="Arial Narrow"/>
           <w:kern w:val="0"/>
           <w:vertAlign w:val="superscript"/>
-          <ns2:ligatures ns2:val="none"/>
+          <w14:ligatures w14:val="none"/>
         </w:rPr>
         <w:footnoteReference w:id="8"/>
       </w:r>
@@ -5516,12 +5429,12 @@
           <w:color w:val="000000"/>
           <w:kern w:val="0"/>
           <w:lang w:eastAsia="es-PE"/>
-          <ns2:ligatures ns2:val="none"/>
+          <w14:ligatures w14:val="none"/>
         </w:rPr>
         <w:t>.</w:t>
       </w:r>
     </w:p>
-    <w:p ns2:paraId="17426A8E" ns2:textId="77777777">
+    <w:p>
       <w:pPr>
         <w:spacing w:after="0" w:line="240" w:lineRule="auto"/>
         <w:ind w:left="567"/>
@@ -5532,11 +5445,11 @@
           <w:color w:val="000000"/>
           <w:kern w:val="0"/>
           <w:lang w:eastAsia="es-PE"/>
-          <ns2:ligatures ns2:val="none"/>
-        </w:rPr>
-      </w:pPr>
-    </w:p>
-    <w:p ns2:paraId="69FE781D" ns2:textId="77777777">
+          <w14:ligatures w14:val="none"/>
+        </w:rPr>
+      </w:pPr>
+    </w:p>
+    <w:p>
       <w:pPr>
         <w:pStyle w:val="Prrafodelista"/>
         <w:numPr>
@@ -5556,7 +5469,7 @@
           <w:color w:val="000000"/>
           <w:kern w:val="0"/>
           <w:lang w:eastAsia="es-PE"/>
-          <ns2:ligatures ns2:val="none"/>
+          <w14:ligatures w14:val="none"/>
         </w:rPr>
       </w:pPr>
       <w:r>
@@ -5566,12 +5479,12 @@
           <w:color w:val="000000"/>
           <w:kern w:val="0"/>
           <w:lang w:eastAsia="es-PE"/>
-          <ns2:ligatures ns2:val="none"/>
+          <w14:ligatures w14:val="none"/>
         </w:rPr>
         <w:t>REQUERIMIENTO DE INFORMACION</w:t>
       </w:r>
     </w:p>
-    <w:p ns2:paraId="6252E905" ns2:textId="77777777">
+    <w:p>
       <w:pPr>
         <w:spacing w:after="0" w:line="240" w:lineRule="auto"/>
         <w:jc w:val="both"/>
@@ -5580,11 +5493,11 @@
           <w:color w:val="000000"/>
           <w:kern w:val="0"/>
           <w:lang w:val="es-ES" w:eastAsia="es-ES"/>
-          <ns2:ligatures ns2:val="none"/>
-        </w:rPr>
-      </w:pPr>
-    </w:p>
-    <w:p ns2:paraId="21C241A8" ns2:textId="77777777">
+          <w14:ligatures w14:val="none"/>
+        </w:rPr>
+      </w:pPr>
+    </w:p>
+    <w:p>
       <w:pPr>
         <w:pStyle w:val="Prrafodelista"/>
         <w:numPr>
@@ -5599,7 +5512,7 @@
           <w:color w:val="000000"/>
           <w:kern w:val="0"/>
           <w:lang w:val="es-ES" w:eastAsia="es-ES"/>
-          <ns2:ligatures ns2:val="none"/>
+          <w14:ligatures w14:val="none"/>
         </w:rPr>
       </w:pPr>
       <w:r>
@@ -5608,7 +5521,7 @@
           <w:color w:val="000000"/>
           <w:kern w:val="0"/>
           <w:lang w:val="es-ES" w:eastAsia="es-ES"/>
-          <ns2:ligatures ns2:val="none"/>
+          <w14:ligatures w14:val="none"/>
         </w:rPr>
         <w:t xml:space="preserve">A efectos de tener mayores elementos que sirvan para la resolución definitiva del presente caso, </w:t>
       </w:r>
@@ -5618,7 +5531,7 @@
           <w:color w:val="000000"/>
           <w:kern w:val="0"/>
           <w:lang w:val="es-ES" w:eastAsia="es-ES"/>
-          <ns2:ligatures ns2:val="none"/>
+          <w14:ligatures w14:val="none"/>
         </w:rPr>
         <w:t xml:space="preserve">la Secretaría Técnica, </w:t>
       </w:r>
@@ -5628,7 +5541,7 @@
           <w:color w:val="000000"/>
           <w:kern w:val="0"/>
           <w:lang w:val="es-ES" w:eastAsia="es-ES"/>
-          <ns2:ligatures ns2:val="none"/>
+          <w14:ligatures w14:val="none"/>
         </w:rPr>
         <w:t xml:space="preserve">en ejercicio de las facultades que la ley le confiere, </w:t>
       </w:r>
@@ -5639,7 +5552,7 @@
           <w:color w:val="000000"/>
           <w:kern w:val="0"/>
           <w:lang w:val="es-ES" w:eastAsia="es-ES"/>
-          <ns2:ligatures ns2:val="none"/>
+          <w14:ligatures w14:val="none"/>
         </w:rPr>
         <w:t xml:space="preserve">conviene requerir a los </w:t>
       </w:r>
@@ -5649,7 +5562,7 @@
           <w:color w:val="000000"/>
           <w:kern w:val="0"/>
           <w:lang w:val="es-ES" w:eastAsia="es-ES"/>
-          <ns2:ligatures ns2:val="none"/>
+          <w14:ligatures w14:val="none"/>
         </w:rPr>
         <w:lastRenderedPageBreak/>
         <w:t xml:space="preserve">proveedores denunciados </w:t>
@@ -5661,7 +5574,7 @@
           <w:color w:val="000000"/>
           <w:kern w:val="0"/>
           <w:lang w:val="es-ES" w:eastAsia="es-ES"/>
-          <ns2:ligatures ns2:val="none"/>
+          <w14:ligatures w14:val="none"/>
         </w:rPr>
         <w:t xml:space="preserve">que, en un plazo no mayor de cinco (5) días hábiles contado a partir del día siguiente de la notificación de la presente resolución, </w:t>
       </w:r>
@@ -5672,12 +5585,12 @@
           <w:color w:val="000000"/>
           <w:kern w:val="0"/>
           <w:lang w:val="es-ES" w:eastAsia="es-ES"/>
-          <ns2:ligatures ns2:val="none"/>
+          <w14:ligatures w14:val="none"/>
         </w:rPr>
         <w:t>cumplan con lo siguiente:</w:t>
       </w:r>
     </w:p>
-    <w:p ns2:paraId="345D7F88" ns2:textId="77777777">
+    <w:p>
       <w:pPr>
         <w:pStyle w:val="Prrafodelista"/>
         <w:spacing w:after="0" w:line="240" w:lineRule="auto"/>
@@ -5688,11 +5601,11 @@
           <w:color w:val="000000"/>
           <w:kern w:val="0"/>
           <w:lang w:val="es-ES" w:eastAsia="es-ES"/>
-          <ns2:ligatures ns2:val="none"/>
-        </w:rPr>
-      </w:pPr>
-    </w:p>
-    <w:p ns2:paraId="01F25269" ns2:textId="0C2A42EB">
+          <w14:ligatures w14:val="none"/>
+        </w:rPr>
+      </w:pPr>
+    </w:p>
+    <w:p>
       <w:pPr>
         <w:pStyle w:val="Prrafodelista"/>
         <w:spacing w:after="0" w:line="240" w:lineRule="auto"/>
@@ -5703,7 +5616,7 @@
           <w:color w:val="000000"/>
           <w:kern w:val="0"/>
           <w:lang w:val="es-ES" w:eastAsia="es-ES"/>
-          <ns2:ligatures ns2:val="none"/>
+          <w14:ligatures w14:val="none"/>
         </w:rPr>
       </w:pPr>
       <w:r>
@@ -5713,7 +5626,7 @@
           <w:kern w:val="0"/>
           <w:u w:val="single"/>
           <w:lang w:val="es-ES" w:eastAsia="es-ES"/>
-          <ns2:ligatures ns2:val="none"/>
+          <w14:ligatures w14:val="none"/>
         </w:rPr>
         <w:t xml:space="preserve">A </w:t>
       </w:r>
@@ -5724,7 +5637,7 @@
           <w:kern w:val="0"/>
           <w:u w:val="single"/>
           <w:lang w:val="es-ES" w:eastAsia="es-ES"/>
-          <ns2:ligatures ns2:val="none"/>
+          <w14:ligatures w14:val="none"/>
         </w:rPr>
         <w:t>Santander</w:t>
       </w:r>
@@ -5734,7 +5647,7 @@
           <w:color w:val="000000"/>
           <w:kern w:val="0"/>
           <w:lang w:val="es-ES" w:eastAsia="es-ES"/>
-          <ns2:ligatures ns2:val="none"/>
+          <w14:ligatures w14:val="none"/>
         </w:rPr>
         <w:t xml:space="preserve">: </w:t>
       </w:r>
@@ -5744,7 +5657,7 @@
           <w:color w:val="000000"/>
           <w:kern w:val="0"/>
           <w:lang w:val="es-ES" w:eastAsia="es-ES"/>
-          <ns2:ligatures ns2:val="none"/>
+          <w14:ligatures w14:val="none"/>
         </w:rPr>
         <w:t>(i) presentar una copia debidamente suscrita de la Póliza 7419210172 del Seguro de Desgravamen materia de denuncia, así como el cargo de remisión de la póliza; y, (</w:t>
       </w:r>
@@ -5755,7 +5668,7 @@
           <w:color w:val="000000"/>
           <w:kern w:val="0"/>
           <w:lang w:val="es-ES" w:eastAsia="es-ES"/>
-          <ns2:ligatures ns2:val="none"/>
+          <w14:ligatures w14:val="none"/>
         </w:rPr>
         <w:t>ii</w:t>
       </w:r>
@@ -5766,7 +5679,7 @@
           <w:color w:val="000000"/>
           <w:kern w:val="0"/>
           <w:lang w:val="es-ES" w:eastAsia="es-ES"/>
-          <ns2:ligatures ns2:val="none"/>
+          <w14:ligatures w14:val="none"/>
         </w:rPr>
         <w:t>) presentar todas las comunicaciones cursadas con la parte denunciante en virtud de los hechos materia de denuncia</w:t>
       </w:r>
@@ -5776,12 +5689,12 @@
           <w:color w:val="000000"/>
           <w:kern w:val="0"/>
           <w:lang w:val="es-ES" w:eastAsia="es-ES"/>
-          <ns2:ligatures ns2:val="none"/>
+          <w14:ligatures w14:val="none"/>
         </w:rPr>
         <w:t>.</w:t>
       </w:r>
     </w:p>
-    <w:p ns2:paraId="48503CFE" ns2:textId="77777777">
+    <w:p>
       <w:pPr>
         <w:pStyle w:val="Prrafodelista"/>
         <w:spacing w:after="0" w:line="240" w:lineRule="auto"/>
@@ -5793,11 +5706,11 @@
           <w:kern w:val="0"/>
           <w:u w:val="single"/>
           <w:lang w:val="es-ES" w:eastAsia="es-ES"/>
-          <ns2:ligatures ns2:val="none"/>
-        </w:rPr>
-      </w:pPr>
-    </w:p>
-    <w:p ns2:paraId="4940B49E" ns2:textId="744E980A">
+          <w14:ligatures w14:val="none"/>
+        </w:rPr>
+      </w:pPr>
+    </w:p>
+    <w:p>
       <w:pPr>
         <w:pStyle w:val="Prrafodelista"/>
         <w:spacing w:after="0" w:line="240" w:lineRule="auto"/>
@@ -5809,7 +5722,7 @@
           <w:kern w:val="0"/>
           <w:u w:val="single"/>
           <w:lang w:val="es-ES" w:eastAsia="es-ES"/>
-          <ns2:ligatures ns2:val="none"/>
+          <w14:ligatures w14:val="none"/>
         </w:rPr>
       </w:pPr>
       <w:r>
@@ -5819,7 +5732,7 @@
           <w:kern w:val="0"/>
           <w:u w:val="single"/>
           <w:lang w:val="es-ES" w:eastAsia="es-ES"/>
-          <ns2:ligatures ns2:val="none"/>
+          <w14:ligatures w14:val="none"/>
         </w:rPr>
         <w:t xml:space="preserve">A </w:t>
       </w:r>
@@ -5830,7 +5743,7 @@
           <w:kern w:val="0"/>
           <w:u w:val="single"/>
           <w:lang w:val="es-ES" w:eastAsia="es-ES"/>
-          <ns2:ligatures ns2:val="none"/>
+          <w14:ligatures w14:val="none"/>
         </w:rPr>
         <w:t xml:space="preserve">BNP </w:t>
       </w:r>
@@ -5842,7 +5755,7 @@
           <w:kern w:val="0"/>
           <w:u w:val="single"/>
           <w:lang w:val="es-ES" w:eastAsia="es-ES"/>
-          <ns2:ligatures ns2:val="none"/>
+          <w14:ligatures w14:val="none"/>
         </w:rPr>
         <w:t>Paribas</w:t>
       </w:r>
@@ -5853,7 +5766,7 @@
           <w:color w:val="000000"/>
           <w:kern w:val="0"/>
           <w:lang w:val="es-ES" w:eastAsia="es-ES"/>
-          <ns2:ligatures ns2:val="none"/>
+          <w14:ligatures w14:val="none"/>
         </w:rPr>
         <w:t>:</w:t>
       </w:r>
@@ -5863,7 +5776,7 @@
           <w:color w:val="000000"/>
           <w:kern w:val="0"/>
           <w:lang w:eastAsia="es-ES"/>
-          <ns2:ligatures ns2:val="none"/>
+          <w14:ligatures w14:val="none"/>
         </w:rPr>
         <w:t xml:space="preserve"> </w:t>
       </w:r>
@@ -5873,7 +5786,7 @@
           <w:color w:val="000000"/>
           <w:kern w:val="0"/>
           <w:lang w:val="es-ES" w:eastAsia="es-ES"/>
-          <ns2:ligatures ns2:val="none"/>
+          <w14:ligatures w14:val="none"/>
         </w:rPr>
         <w:t>(i) presentar una copia debidamente suscrita de la Póliza 7419210172 del Seguro de Desgravamen materia de denuncia, así como el cargo de remisión de la póliza; (</w:t>
       </w:r>
@@ -5884,7 +5797,7 @@
           <w:color w:val="000000"/>
           <w:kern w:val="0"/>
           <w:lang w:val="es-ES" w:eastAsia="es-ES"/>
-          <ns2:ligatures ns2:val="none"/>
+          <w14:ligatures w14:val="none"/>
         </w:rPr>
         <w:t>ii</w:t>
       </w:r>
@@ -5895,7 +5808,7 @@
           <w:color w:val="000000"/>
           <w:kern w:val="0"/>
           <w:lang w:val="es-ES" w:eastAsia="es-ES"/>
-          <ns2:ligatures ns2:val="none"/>
+          <w14:ligatures w14:val="none"/>
         </w:rPr>
         <w:t>) presentar los medios probatorios que acrediten que la negativa de otorgamiento de cobertura fue justificada y, (</w:t>
       </w:r>
@@ -5906,7 +5819,7 @@
           <w:color w:val="000000"/>
           <w:kern w:val="0"/>
           <w:lang w:val="es-ES" w:eastAsia="es-ES"/>
-          <ns2:ligatures ns2:val="none"/>
+          <w14:ligatures w14:val="none"/>
         </w:rPr>
         <w:t>iii</w:t>
       </w:r>
@@ -5917,7 +5830,7 @@
           <w:color w:val="000000"/>
           <w:kern w:val="0"/>
           <w:lang w:val="es-ES" w:eastAsia="es-ES"/>
-          <ns2:ligatures ns2:val="none"/>
+          <w14:ligatures w14:val="none"/>
         </w:rPr>
         <w:t>) presentar todas las comunicaciones cursadas con la parte denunciante en virtud de los hechos materia de denuncia</w:t>
       </w:r>
@@ -5927,7 +5840,7 @@
           <w:color w:val="000000"/>
           <w:kern w:val="0"/>
           <w:lang w:val="es-ES" w:eastAsia="es-ES"/>
-          <ns2:ligatures ns2:val="none"/>
+          <w14:ligatures w14:val="none"/>
         </w:rPr>
         <w:t>.</w:t>
       </w:r>
@@ -5937,13 +5850,13 @@
           <w:color w:val="000000"/>
           <w:kern w:val="0"/>
           <w:lang w:val="es-ES" w:eastAsia="es-ES"/>
-          <ns2:ligatures ns2:val="none"/>
+          <w14:ligatures w14:val="none"/>
         </w:rPr>
         <w:t xml:space="preserve"> </w:t>
       </w:r>
     </w:p>
     <w:bookmarkEnd w:id="8"/>
-    <w:p ns2:paraId="525DE1CC" ns2:textId="77777777">
+    <w:p>
       <w:pPr>
         <w:spacing w:after="0" w:line="240" w:lineRule="auto"/>
         <w:jc w:val="both"/>
@@ -5952,11 +5865,11 @@
           <w:color w:val="000000"/>
           <w:kern w:val="0"/>
           <w:lang w:val="es-ES" w:eastAsia="es-ES"/>
-          <ns2:ligatures ns2:val="none"/>
-        </w:rPr>
-      </w:pPr>
-    </w:p>
-    <w:p ns2:paraId="76AC2520" ns2:textId="77777777">
+          <w14:ligatures w14:val="none"/>
+        </w:rPr>
+      </w:pPr>
+    </w:p>
+    <w:p>
       <w:pPr>
         <w:pStyle w:val="Prrafodelista"/>
         <w:spacing w:after="0" w:line="240" w:lineRule="auto"/>
@@ -5967,11 +5880,11 @@
           <w:color w:val="000000"/>
           <w:kern w:val="0"/>
           <w:lang w:val="es-ES" w:eastAsia="es-ES"/>
-          <ns2:ligatures ns2:val="none"/>
-        </w:rPr>
-      </w:pPr>
-    </w:p>
-    <w:p ns2:paraId="45192A8B" ns2:textId="77777777">
+          <w14:ligatures w14:val="none"/>
+        </w:rPr>
+      </w:pPr>
+    </w:p>
+    <w:p>
       <w:pPr>
         <w:pStyle w:val="Prrafodelista"/>
         <w:numPr>
@@ -5991,7 +5904,7 @@
           <w:color w:val="000000"/>
           <w:kern w:val="0"/>
           <w:lang w:eastAsia="es-PE"/>
-          <ns2:ligatures ns2:val="none"/>
+          <w14:ligatures w14:val="none"/>
         </w:rPr>
       </w:pPr>
       <w:r>
@@ -6001,12 +5914,12 @@
           <w:color w:val="000000"/>
           <w:kern w:val="0"/>
           <w:lang w:eastAsia="es-PE"/>
-          <ns2:ligatures ns2:val="none"/>
+          <w14:ligatures w14:val="none"/>
         </w:rPr>
         <w:t xml:space="preserve">RESOLUCIÓN DE LA SECRETARÍA TÉCNICA </w:t>
       </w:r>
     </w:p>
-    <w:p ns2:paraId="71820251" ns2:textId="77777777">
+    <w:p>
       <w:pPr>
         <w:spacing w:after="0" w:line="240" w:lineRule="auto"/>
         <w:jc w:val="both"/>
@@ -6016,11 +5929,11 @@
           <w:color w:val="000000"/>
           <w:kern w:val="0"/>
           <w:lang w:eastAsia="es-PE"/>
-          <ns2:ligatures ns2:val="none"/>
-        </w:rPr>
-      </w:pPr>
-    </w:p>
-    <w:p ns2:paraId="75F9B894" ns2:textId="1182A262">
+          <w14:ligatures w14:val="none"/>
+        </w:rPr>
+      </w:pPr>
+    </w:p>
+    <w:p>
       <w:pPr>
         <w:spacing w:after="0" w:line="240" w:lineRule="auto"/>
         <w:jc w:val="both"/>
@@ -6029,7 +5942,7 @@
           <w:color w:val="000000"/>
           <w:kern w:val="0"/>
           <w:lang w:eastAsia="es-PE"/>
-          <ns2:ligatures ns2:val="none"/>
+          <w14:ligatures w14:val="none"/>
         </w:rPr>
       </w:pPr>
       <w:r>
@@ -6039,7 +5952,7 @@
           <w:color w:val="000000"/>
           <w:kern w:val="0"/>
           <w:lang w:eastAsia="es-PE"/>
-          <ns2:ligatures ns2:val="none"/>
+          <w14:ligatures w14:val="none"/>
         </w:rPr>
         <w:t xml:space="preserve">PRIMERO: admitir a trámite la denuncia del 3 de febrero de 2025, complementado con el escrito del 5 de setiembre de 2025 y subsanado mediante el escrito del 21 de enero de 2026, interpuesta por [DENUNCIANTE] contra Santander Consumer Bank S.A. y BNP Paribas Cardif S.A. Compañía de Seguros y Reaseguros, por lo siguiente:</w:t>
       </w:r>
@@ -6050,7 +5963,7 @@
           <w:kern w:val="0"/>
           <w:shd w:val="clear" w:color="auto" w:fill="FFFFFF"/>
           <w:lang w:eastAsia="es-PE"/>
-          <ns2:ligatures ns2:val="none"/>
+          <w14:ligatures w14:val="none"/>
         </w:rPr>
         <w:t xml:space="preserve"/>
       </w:r>
@@ -6060,7 +5973,7 @@
           <w:color w:val="000000"/>
           <w:kern w:val="0"/>
           <w:lang w:val="es-ES" w:eastAsia="es-ES"/>
-          <ns2:ligatures ns2:val="none"/>
+          <w14:ligatures w14:val="none"/>
         </w:rPr>
         <w:t/>
       </w:r>
@@ -6070,7 +5983,7 @@
           <w:color w:val="000000"/>
           <w:kern w:val="0"/>
           <w:lang w:val="es-ES" w:eastAsia="es-ES"/>
-          <ns2:ligatures ns2:val="none"/>
+          <w14:ligatures w14:val="none"/>
         </w:rPr>
         <w:t xml:space="preserve"/>
       </w:r>
@@ -6081,7 +5994,7 @@
           <w:kern w:val="0"/>
           <w:shd w:val="clear" w:color="auto" w:fill="FFFFFF"/>
           <w:lang w:eastAsia="es-PE"/>
-          <ns2:ligatures ns2:val="none"/>
+          <w14:ligatures w14:val="none"/>
         </w:rPr>
         <w:t xml:space="preserve"/>
       </w:r>
@@ -6089,7 +6002,7 @@
         <w:rPr>
           <w:rFonts w:ascii="Arial Narrow" w:eastAsia="Calibri" w:hAnsi="Arial Narrow" w:cs="Arial"/>
           <w:kern w:val="0"/>
-          <ns2:ligatures ns2:val="none"/>
+          <w14:ligatures w14:val="none"/>
         </w:rPr>
         <w:t xml:space="preserve"/>
       </w:r>
@@ -6097,7 +6010,7 @@
         <w:rPr>
           <w:rFonts w:ascii="Arial Narrow" w:eastAsia="Calibri" w:hAnsi="Arial Narrow" w:cs="Arial"/>
           <w:kern w:val="0"/>
-          <ns2:ligatures ns2:val="none"/>
+          <w14:ligatures w14:val="none"/>
         </w:rPr>
         <w:t xml:space="preserve"/>
       </w:r>
@@ -6108,7 +6021,7 @@
           <w:kern w:val="0"/>
           <w:shd w:val="clear" w:color="auto" w:fill="FFFFFF"/>
           <w:lang w:eastAsia="es-PE"/>
-          <ns2:ligatures ns2:val="none"/>
+          <w14:ligatures w14:val="none"/>
         </w:rPr>
         <w:t xml:space="preserve"/>
       </w:r>
@@ -6188,7 +6101,7 @@
           <w:kern w:val="0"/>
           <w:shd w:val="clear" w:color="auto" w:fill="FFFFFF"/>
           <w:lang w:eastAsia="es-PE"/>
-          <ns2:ligatures ns2:val="none"/>
+          <w14:ligatures w14:val="none"/>
         </w:rPr>
         <w:t xml:space="preserve"/>
       </w:r>
@@ -6199,22 +6112,22 @@
           <w:kern w:val="0"/>
           <w:shd w:val="clear" w:color="auto" w:fill="FFFFFF"/>
           <w:lang w:eastAsia="es-PE"/>
-          <ns2:ligatures ns2:val="none"/>
+          <w14:ligatures w14:val="none"/>
         </w:rPr>
         <w:t/>
       </w:r>
     </w:p>
-    <w:p ns2:paraId="12BEDB62" ns2:textId="77777777">
+    <w:p>
       <w:pPr>
         <w:pStyle w:val="Prrafodelista"/>
         <w:rPr>
           <w:rFonts w:ascii="Arial Narrow" w:eastAsia="Arial Narrow" w:hAnsi="Arial Narrow" w:cs="Arial Narrow"/>
           <w:kern w:val="0"/>
-          <ns2:ligatures ns2:val="none"/>
-        </w:rPr>
-      </w:pPr>
-    </w:p>
-    <w:p ns2:paraId="48089C48" ns2:textId="1C5C8DA1">
+          <w14:ligatures w14:val="none"/>
+        </w:rPr>
+      </w:pPr>
+    </w:p>
+    <w:p>
       <w:pPr>
         <w:pStyle w:val="Prrafodelista"/>
         <w:numPr>
@@ -6231,14 +6144,14 @@
         <w:rPr>
           <w:rFonts w:ascii="Arial Narrow" w:eastAsia="Arial Narrow" w:hAnsi="Arial Narrow" w:cs="Arial Narrow"/>
           <w:kern w:val="0"/>
-          <ns2:ligatures ns2:val="none"/>
-        </w:rPr>
-      </w:pPr>
-      <w:r>
-        <w:rPr>
-          <w:rFonts w:ascii="Arial Narrow" w:eastAsia="Arial Narrow" w:hAnsi="Arial Narrow" w:cs="Arial Narrow"/>
-          <w:kern w:val="0"/>
-          <ns2:ligatures ns2:val="none"/>
+          <w14:ligatures w14:val="none"/>
+        </w:rPr>
+      </w:pPr>
+      <w:r>
+        <w:rPr>
+          <w:rFonts w:ascii="Arial Narrow" w:eastAsia="Arial Narrow" w:hAnsi="Arial Narrow" w:cs="Arial Narrow"/>
+          <w:kern w:val="0"/>
+          <w14:ligatures w14:val="none"/>
         </w:rPr>
         <w:t xml:space="preserve">Presunta infracción a los artículos 18 y 19 de la Ley 29571, Código de Protección y Defensa del Consumidor, en tanto </w:t>
       </w:r>
@@ -6285,7 +6198,7 @@
         <w:rPr>
           <w:rFonts w:ascii="Arial Narrow" w:eastAsia="Arial Narrow" w:hAnsi="Arial Narrow" w:cs="Arial Narrow"/>
           <w:kern w:val="0"/>
-          <ns2:ligatures ns2:val="none"/>
+          <w14:ligatures w14:val="none"/>
         </w:rPr>
         <w:t xml:space="preserve"> no habría cumplido con remitir la copia de la Póliza 7419210172 a la parte denunciante</w:t>
       </w:r>
@@ -6293,22 +6206,22 @@
         <w:rPr>
           <w:rFonts w:ascii="Arial Narrow" w:eastAsia="Arial Narrow" w:hAnsi="Arial Narrow" w:cs="Arial Narrow"/>
           <w:kern w:val="0"/>
-          <ns2:ligatures ns2:val="none"/>
+          <w14:ligatures w14:val="none"/>
         </w:rPr>
         <w:t>.</w:t>
       </w:r>
     </w:p>
-    <w:p ns2:paraId="553E09BE" ns2:textId="77777777">
+    <w:p>
       <w:pPr>
         <w:pStyle w:val="Prrafodelista"/>
         <w:rPr>
           <w:rFonts w:ascii="Arial Narrow" w:eastAsia="Arial Narrow" w:hAnsi="Arial Narrow" w:cs="Arial Narrow"/>
           <w:kern w:val="0"/>
-          <ns2:ligatures ns2:val="none"/>
-        </w:rPr>
-      </w:pPr>
-    </w:p>
-    <w:p ns2:paraId="6F273EB2" ns2:textId="4D7D970B">
+          <w14:ligatures w14:val="none"/>
+        </w:rPr>
+      </w:pPr>
+    </w:p>
+    <w:p>
       <w:pPr>
         <w:pStyle w:val="Prrafodelista"/>
         <w:numPr>
@@ -6325,14 +6238,14 @@
         <w:rPr>
           <w:rFonts w:ascii="Arial Narrow" w:eastAsia="Arial Narrow" w:hAnsi="Arial Narrow" w:cs="Arial Narrow"/>
           <w:kern w:val="0"/>
-          <ns2:ligatures ns2:val="none"/>
-        </w:rPr>
-      </w:pPr>
-      <w:r>
-        <w:rPr>
-          <w:rFonts w:ascii="Arial Narrow" w:eastAsia="Arial Narrow" w:hAnsi="Arial Narrow" w:cs="Arial Narrow"/>
-          <w:kern w:val="0"/>
-          <ns2:ligatures ns2:val="none"/>
+          <w14:ligatures w14:val="none"/>
+        </w:rPr>
+      </w:pPr>
+      <w:r>
+        <w:rPr>
+          <w:rFonts w:ascii="Arial Narrow" w:eastAsia="Arial Narrow" w:hAnsi="Arial Narrow" w:cs="Arial Narrow"/>
+          <w:kern w:val="0"/>
+          <w14:ligatures w14:val="none"/>
         </w:rPr>
         <w:t xml:space="preserve">Presunta infracción a los artículos 18 y 19 de la Ley 29571, Código de Protección y Defensa del Consumidor, en tanto BNP Paribas Cardif S.A. Compañía de Seguros y Reaseguros habría negado injustificadamente a la parte denunciante la cobertura de la Póliza del Seguro de Desgravamen 7419210172 por el fallecimiento del señor [APELLIDO] el 16 de octubre de 2022.</w:t>
       </w:r>
@@ -6340,7 +6253,7 @@
         <w:rPr>
           <w:rFonts w:ascii="Arial Narrow" w:eastAsia="Arial Narrow" w:hAnsi="Arial Narrow" w:cs="Arial Narrow"/>
           <w:kern w:val="0"/>
-          <ns2:ligatures ns2:val="none"/>
+          <w14:ligatures w14:val="none"/>
         </w:rPr>
         <w:t/>
       </w:r>
@@ -6348,7 +6261,7 @@
         <w:rPr>
           <w:rFonts w:ascii="Arial Narrow" w:eastAsia="Arial Narrow" w:hAnsi="Arial Narrow" w:cs="Arial Narrow"/>
           <w:kern w:val="0"/>
-          <ns2:ligatures ns2:val="none"/>
+          <w14:ligatures w14:val="none"/>
         </w:rPr>
         <w:t xml:space="preserve"/>
       </w:r>
@@ -6395,15 +6308,15 @@
         <w:rPr>
           <w:rFonts w:ascii="Arial Narrow" w:eastAsia="Arial Narrow" w:hAnsi="Arial Narrow" w:cs="Arial Narrow"/>
           <w:kern w:val="0"/>
-          <ns2:ligatures ns2:val="none"/>
-        </w:rPr>
-        <w:t xml:space="preserve"/>
-      </w:r>
-      <w:r>
-        <w:rPr>
-          <w:rFonts w:ascii="Arial Narrow" w:eastAsia="Arial Narrow" w:hAnsi="Arial Narrow" w:cs="Arial Narrow"/>
-          <w:kern w:val="0"/>
-          <ns2:ligatures ns2:val="none"/>
+          <w14:ligatures w14:val="none"/>
+        </w:rPr>
+        <w:t xml:space="preserve"/>
+      </w:r>
+      <w:r>
+        <w:rPr>
+          <w:rFonts w:ascii="Arial Narrow" w:eastAsia="Arial Narrow" w:hAnsi="Arial Narrow" w:cs="Arial Narrow"/>
+          <w:kern w:val="0"/>
+          <w14:ligatures w14:val="none"/>
         </w:rPr>
         <w:t/>
       </w:r>
@@ -6411,31 +6324,31 @@
         <w:rPr>
           <w:rFonts w:ascii="Arial Narrow" w:eastAsia="Arial Narrow" w:hAnsi="Arial Narrow" w:cs="Arial Narrow"/>
           <w:kern w:val="0"/>
-          <ns2:ligatures ns2:val="none"/>
-        </w:rPr>
-        <w:t xml:space="preserve"/>
-      </w:r>
-      <w:r>
-        <w:rPr>
-          <w:rFonts w:ascii="Arial Narrow" w:eastAsia="Arial Narrow" w:hAnsi="Arial Narrow" w:cs="Arial Narrow"/>
-          <w:kern w:val="0"/>
-          <ns2:ligatures ns2:val="none"/>
-        </w:rPr>
-        <w:t xml:space="preserve"/>
-      </w:r>
-      <w:r>
-        <w:rPr>
-          <w:rFonts w:ascii="Arial Narrow" w:eastAsia="Arial Narrow" w:hAnsi="Arial Narrow" w:cs="Arial Narrow"/>
-          <w:kern w:val="0"/>
-          <ns2:ligatures ns2:val="none"/>
-        </w:rPr>
-        <w:t xml:space="preserve"/>
-      </w:r>
-      <w:r>
-        <w:rPr>
-          <w:rFonts w:ascii="Arial Narrow" w:eastAsia="Arial Narrow" w:hAnsi="Arial Narrow" w:cs="Arial Narrow"/>
-          <w:kern w:val="0"/>
-          <ns2:ligatures ns2:val="none"/>
+          <w14:ligatures w14:val="none"/>
+        </w:rPr>
+        <w:t xml:space="preserve"/>
+      </w:r>
+      <w:r>
+        <w:rPr>
+          <w:rFonts w:ascii="Arial Narrow" w:eastAsia="Arial Narrow" w:hAnsi="Arial Narrow" w:cs="Arial Narrow"/>
+          <w:kern w:val="0"/>
+          <w14:ligatures w14:val="none"/>
+        </w:rPr>
+        <w:t xml:space="preserve"/>
+      </w:r>
+      <w:r>
+        <w:rPr>
+          <w:rFonts w:ascii="Arial Narrow" w:eastAsia="Arial Narrow" w:hAnsi="Arial Narrow" w:cs="Arial Narrow"/>
+          <w:kern w:val="0"/>
+          <w14:ligatures w14:val="none"/>
+        </w:rPr>
+        <w:t xml:space="preserve"/>
+      </w:r>
+      <w:r>
+        <w:rPr>
+          <w:rFonts w:ascii="Arial Narrow" w:eastAsia="Arial Narrow" w:hAnsi="Arial Narrow" w:cs="Arial Narrow"/>
+          <w:kern w:val="0"/>
+          <w14:ligatures w14:val="none"/>
         </w:rPr>
         <w:t/>
       </w:r>
@@ -6443,31 +6356,31 @@
         <w:rPr>
           <w:rFonts w:ascii="Arial Narrow" w:eastAsia="Arial Narrow" w:hAnsi="Arial Narrow" w:cs="Arial Narrow"/>
           <w:kern w:val="0"/>
-          <ns2:ligatures ns2:val="none"/>
-        </w:rPr>
-        <w:t xml:space="preserve"/>
-      </w:r>
-      <w:r>
-        <w:rPr>
-          <w:rFonts w:ascii="Arial Narrow" w:eastAsia="Arial Narrow" w:hAnsi="Arial Narrow" w:cs="Arial Narrow"/>
-          <w:kern w:val="0"/>
-          <ns2:ligatures ns2:val="none"/>
-        </w:rPr>
-        <w:t xml:space="preserve"/>
-      </w:r>
-      <w:r>
-        <w:rPr>
-          <w:rFonts w:ascii="Arial Narrow" w:eastAsia="Arial Narrow" w:hAnsi="Arial Narrow" w:cs="Arial Narrow"/>
-          <w:kern w:val="0"/>
-          <ns2:ligatures ns2:val="none"/>
-        </w:rPr>
-        <w:t xml:space="preserve"/>
-      </w:r>
-      <w:r>
-        <w:rPr>
-          <w:rFonts w:ascii="Arial Narrow" w:eastAsia="Arial Narrow" w:hAnsi="Arial Narrow" w:cs="Arial Narrow"/>
-          <w:kern w:val="0"/>
-          <ns2:ligatures ns2:val="none"/>
+          <w14:ligatures w14:val="none"/>
+        </w:rPr>
+        <w:t xml:space="preserve"/>
+      </w:r>
+      <w:r>
+        <w:rPr>
+          <w:rFonts w:ascii="Arial Narrow" w:eastAsia="Arial Narrow" w:hAnsi="Arial Narrow" w:cs="Arial Narrow"/>
+          <w:kern w:val="0"/>
+          <w14:ligatures w14:val="none"/>
+        </w:rPr>
+        <w:t xml:space="preserve"/>
+      </w:r>
+      <w:r>
+        <w:rPr>
+          <w:rFonts w:ascii="Arial Narrow" w:eastAsia="Arial Narrow" w:hAnsi="Arial Narrow" w:cs="Arial Narrow"/>
+          <w:kern w:val="0"/>
+          <w14:ligatures w14:val="none"/>
+        </w:rPr>
+        <w:t xml:space="preserve"/>
+      </w:r>
+      <w:r>
+        <w:rPr>
+          <w:rFonts w:ascii="Arial Narrow" w:eastAsia="Arial Narrow" w:hAnsi="Arial Narrow" w:cs="Arial Narrow"/>
+          <w:kern w:val="0"/>
+          <w14:ligatures w14:val="none"/>
         </w:rPr>
         <w:t/>
       </w:r>
@@ -6475,12 +6388,12 @@
         <w:rPr>
           <w:rFonts w:ascii="Arial Narrow" w:eastAsia="Arial Narrow" w:hAnsi="Arial Narrow" w:cs="Arial Narrow"/>
           <w:kern w:val="0"/>
-          <ns2:ligatures ns2:val="none"/>
+          <w14:ligatures w14:val="none"/>
         </w:rPr>
         <w:t/>
       </w:r>
     </w:p>
-    <w:p ns2:paraId="5194FC11" ns2:textId="77777777">
+    <w:p>
       <w:pPr>
         <w:pStyle w:val="Prrafodelista"/>
         <w:spacing w:after="0" w:line="240" w:lineRule="auto"/>
@@ -6489,11 +6402,11 @@
         <w:rPr>
           <w:rFonts w:ascii="Arial Narrow" w:eastAsia="Arial Narrow" w:hAnsi="Arial Narrow" w:cs="Arial Narrow"/>
           <w:kern w:val="0"/>
-          <ns2:ligatures ns2:val="none"/>
-        </w:rPr>
-      </w:pPr>
-    </w:p>
-    <w:p ns2:paraId="754DA582" ns2:textId="66186985">
+          <w14:ligatures w14:val="none"/>
+        </w:rPr>
+      </w:pPr>
+    </w:p>
+    <w:p>
       <w:pPr>
         <w:pStyle w:val="Prrafodelista"/>
         <w:numPr>
@@ -6510,14 +6423,14 @@
         <w:rPr>
           <w:rFonts w:ascii="Arial Narrow" w:eastAsia="Arial Narrow" w:hAnsi="Arial Narrow" w:cs="Arial Narrow"/>
           <w:kern w:val="0"/>
-          <ns2:ligatures ns2:val="none"/>
-        </w:rPr>
-      </w:pPr>
-      <w:r>
-        <w:rPr>
-          <w:rFonts w:ascii="Arial Narrow" w:eastAsia="Arial Narrow" w:hAnsi="Arial Narrow" w:cs="Arial Narrow"/>
-          <w:kern w:val="0"/>
-          <ns2:ligatures ns2:val="none"/>
+          <w14:ligatures w14:val="none"/>
+        </w:rPr>
+      </w:pPr>
+      <w:r>
+        <w:rPr>
+          <w:rFonts w:ascii="Arial Narrow" w:eastAsia="Arial Narrow" w:hAnsi="Arial Narrow" w:cs="Arial Narrow"/>
+          <w:kern w:val="0"/>
+          <w14:ligatures w14:val="none"/>
         </w:rPr>
         <w:t xml:space="preserve">Presunta infracción a los artículos 18 y 19 de la Ley 29571, Código de Protección y Defensa del Consumidor, en tanto BNP Paribas Cardif S.A. Compañía de Seguros y Reaseguros habría brindado una respuesta fuera de plazo legal, con errores y omisiones a la solicitud de cobertura de la Póliza 7419210172 presentada por la parte denunciante el 26 de enero de 2023 por el fallecimiento del señor [APELLIDO] .</w:t>
       </w:r>
@@ -6525,7 +6438,7 @@
         <w:rPr>
           <w:rFonts w:ascii="Arial Narrow" w:eastAsia="Arial Narrow" w:hAnsi="Arial Narrow" w:cs="Arial Narrow"/>
           <w:kern w:val="0"/>
-          <ns2:ligatures ns2:val="none"/>
+          <w14:ligatures w14:val="none"/>
         </w:rPr>
         <w:t/>
       </w:r>
@@ -6533,7 +6446,7 @@
         <w:rPr>
           <w:rFonts w:ascii="Arial Narrow" w:eastAsia="Arial Narrow" w:hAnsi="Arial Narrow" w:cs="Arial Narrow"/>
           <w:kern w:val="0"/>
-          <ns2:ligatures ns2:val="none"/>
+          <w14:ligatures w14:val="none"/>
         </w:rPr>
         <w:t xml:space="preserve"/>
       </w:r>
@@ -6580,23 +6493,23 @@
         <w:rPr>
           <w:rFonts w:ascii="Arial Narrow" w:eastAsia="Arial Narrow" w:hAnsi="Arial Narrow" w:cs="Arial Narrow"/>
           <w:kern w:val="0"/>
-          <ns2:ligatures ns2:val="none"/>
-        </w:rPr>
-        <w:t xml:space="preserve"/>
-      </w:r>
-      <w:r>
-        <w:rPr>
-          <w:rFonts w:ascii="Arial Narrow" w:eastAsia="Arial Narrow" w:hAnsi="Arial Narrow" w:cs="Arial Narrow"/>
-          <w:kern w:val="0"/>
-          <ns2:ligatures ns2:val="none"/>
-        </w:rPr>
-        <w:t xml:space="preserve"/>
-      </w:r>
-      <w:r>
-        <w:rPr>
-          <w:rFonts w:ascii="Arial Narrow" w:eastAsia="Arial Narrow" w:hAnsi="Arial Narrow" w:cs="Arial Narrow"/>
-          <w:kern w:val="0"/>
-          <ns2:ligatures ns2:val="none"/>
+          <w14:ligatures w14:val="none"/>
+        </w:rPr>
+        <w:t xml:space="preserve"/>
+      </w:r>
+      <w:r>
+        <w:rPr>
+          <w:rFonts w:ascii="Arial Narrow" w:eastAsia="Arial Narrow" w:hAnsi="Arial Narrow" w:cs="Arial Narrow"/>
+          <w:kern w:val="0"/>
+          <w14:ligatures w14:val="none"/>
+        </w:rPr>
+        <w:t xml:space="preserve"/>
+      </w:r>
+      <w:r>
+        <w:rPr>
+          <w:rFonts w:ascii="Arial Narrow" w:eastAsia="Arial Narrow" w:hAnsi="Arial Narrow" w:cs="Arial Narrow"/>
+          <w:kern w:val="0"/>
+          <w14:ligatures w14:val="none"/>
         </w:rPr>
         <w:t/>
       </w:r>
@@ -6604,15 +6517,15 @@
         <w:rPr>
           <w:rFonts w:ascii="Arial Narrow" w:eastAsia="Arial Narrow" w:hAnsi="Arial Narrow" w:cs="Arial Narrow"/>
           <w:kern w:val="0"/>
-          <ns2:ligatures ns2:val="none"/>
-        </w:rPr>
-        <w:t xml:space="preserve"/>
-      </w:r>
-      <w:r>
-        <w:rPr>
-          <w:rFonts w:ascii="Arial Narrow" w:eastAsia="Arial Narrow" w:hAnsi="Arial Narrow" w:cs="Arial Narrow"/>
-          <w:kern w:val="0"/>
-          <ns2:ligatures ns2:val="none"/>
+          <w14:ligatures w14:val="none"/>
+        </w:rPr>
+        <w:t xml:space="preserve"/>
+      </w:r>
+      <w:r>
+        <w:rPr>
+          <w:rFonts w:ascii="Arial Narrow" w:eastAsia="Arial Narrow" w:hAnsi="Arial Narrow" w:cs="Arial Narrow"/>
+          <w:kern w:val="0"/>
+          <w14:ligatures w14:val="none"/>
         </w:rPr>
         <w:t/>
       </w:r>
@@ -6620,15 +6533,15 @@
         <w:rPr>
           <w:rFonts w:ascii="Arial Narrow" w:eastAsia="Arial Narrow" w:hAnsi="Arial Narrow" w:cs="Arial Narrow"/>
           <w:kern w:val="0"/>
-          <ns2:ligatures ns2:val="none"/>
-        </w:rPr>
-        <w:t xml:space="preserve"/>
-      </w:r>
-      <w:r>
-        <w:rPr>
-          <w:rFonts w:ascii="Arial Narrow" w:eastAsia="Arial Narrow" w:hAnsi="Arial Narrow" w:cs="Arial Narrow"/>
-          <w:kern w:val="0"/>
-          <ns2:ligatures ns2:val="none"/>
+          <w14:ligatures w14:val="none"/>
+        </w:rPr>
+        <w:t xml:space="preserve"/>
+      </w:r>
+      <w:r>
+        <w:rPr>
+          <w:rFonts w:ascii="Arial Narrow" w:eastAsia="Arial Narrow" w:hAnsi="Arial Narrow" w:cs="Arial Narrow"/>
+          <w:kern w:val="0"/>
+          <w14:ligatures w14:val="none"/>
         </w:rPr>
         <w:t/>
       </w:r>
@@ -6636,12 +6549,12 @@
         <w:rPr>
           <w:rFonts w:ascii="Arial Narrow" w:eastAsia="Arial Narrow" w:hAnsi="Arial Narrow" w:cs="Arial Narrow"/>
           <w:kern w:val="0"/>
-          <ns2:ligatures ns2:val="none"/>
+          <w14:ligatures w14:val="none"/>
         </w:rPr>
         <w:t/>
       </w:r>
     </w:p>
-    <w:p ns2:paraId="49154F34" ns2:textId="77777777">
+    <w:p>
       <w:pPr>
         <w:pStyle w:val="Prrafodelista"/>
         <w:spacing w:after="0" w:line="240" w:lineRule="auto"/>
@@ -6650,11 +6563,11 @@
         <w:rPr>
           <w:rFonts w:ascii="Arial Narrow" w:eastAsia="Arial Narrow" w:hAnsi="Arial Narrow" w:cs="Arial Narrow"/>
           <w:kern w:val="0"/>
-          <ns2:ligatures ns2:val="none"/>
-        </w:rPr>
-      </w:pPr>
-    </w:p>
-    <w:p ns2:paraId="60FE559D" ns2:textId="1ADDC683">
+          <w14:ligatures w14:val="none"/>
+        </w:rPr>
+      </w:pPr>
+    </w:p>
+    <w:p>
       <w:pPr>
         <w:pStyle w:val="Prrafodelista"/>
         <w:numPr>
@@ -6671,14 +6584,14 @@
         <w:rPr>
           <w:rFonts w:ascii="Arial Narrow" w:eastAsia="Arial Narrow" w:hAnsi="Arial Narrow" w:cs="Arial Narrow"/>
           <w:kern w:val="0"/>
-          <ns2:ligatures ns2:val="none"/>
-        </w:rPr>
-      </w:pPr>
-      <w:r>
-        <w:rPr>
-          <w:rFonts w:ascii="Arial Narrow" w:eastAsia="Arial Narrow" w:hAnsi="Arial Narrow" w:cs="Arial Narrow"/>
-          <w:kern w:val="0"/>
-          <ns2:ligatures ns2:val="none"/>
+          <w14:ligatures w14:val="none"/>
+        </w:rPr>
+      </w:pPr>
+      <w:r>
+        <w:rPr>
+          <w:rFonts w:ascii="Arial Narrow" w:eastAsia="Arial Narrow" w:hAnsi="Arial Narrow" w:cs="Arial Narrow"/>
+          <w:kern w:val="0"/>
+          <w14:ligatures w14:val="none"/>
         </w:rPr>
         <w:t xml:space="preserve">Presunta infracción a los artículos 18 y 19 de la Ley 29571, Código de Protección y Defensa del Consumidor, en tanto los proveedores denunciados no habrían cumplido con pedir al señor [APELLIDO] una declaración jurada sobre los diagnósticos médicos que tenía a la fecha del contrato de la Tarjeta de Crédito 9221-****-****-3800, de acuerdo al apartado declaraciones y autorizaciones del Certificado del Seguro de Desgravamen.</w:t>
       </w:r>
@@ -6693,7 +6606,7 @@
         <w:rPr>
           <w:rFonts w:ascii="Arial Narrow" w:eastAsia="Arial Narrow" w:hAnsi="Arial Narrow" w:cs="Arial Narrow"/>
           <w:kern w:val="0"/>
-          <ns2:ligatures ns2:val="none"/>
+          <w14:ligatures w14:val="none"/>
         </w:rPr>
         <w:t xml:space="preserve"/>
       </w:r>
@@ -6702,7 +6615,7 @@
         <w:rPr>
           <w:rFonts w:ascii="Arial Narrow" w:eastAsia="Arial Narrow" w:hAnsi="Arial Narrow" w:cs="Arial Narrow"/>
           <w:kern w:val="0"/>
-          <ns2:ligatures ns2:val="none"/>
+          <w14:ligatures w14:val="none"/>
         </w:rPr>
         <w:t/>
       </w:r>
@@ -6711,31 +6624,31 @@
         <w:rPr>
           <w:rFonts w:ascii="Arial Narrow" w:eastAsia="Arial Narrow" w:hAnsi="Arial Narrow" w:cs="Arial Narrow"/>
           <w:kern w:val="0"/>
-          <ns2:ligatures ns2:val="none"/>
-        </w:rPr>
-        <w:t xml:space="preserve"/>
-      </w:r>
-      <w:r>
-        <w:rPr>
-          <w:rFonts w:ascii="Arial Narrow" w:eastAsia="Arial Narrow" w:hAnsi="Arial Narrow" w:cs="Arial Narrow"/>
-          <w:kern w:val="0"/>
-          <ns2:ligatures ns2:val="none"/>
+          <w14:ligatures w14:val="none"/>
+        </w:rPr>
+        <w:t xml:space="preserve"/>
+      </w:r>
+      <w:r>
+        <w:rPr>
+          <w:rFonts w:ascii="Arial Narrow" w:eastAsia="Arial Narrow" w:hAnsi="Arial Narrow" w:cs="Arial Narrow"/>
+          <w:kern w:val="0"/>
+          <w14:ligatures w14:val="none"/>
         </w:rPr>
         <w:t/>
       </w:r>
     </w:p>
-    <w:p ns2:paraId="182756B5" ns2:textId="77777777">
-      <w:pPr>
-        <w:spacing w:after="0" w:line="240" w:lineRule="auto"/>
-        <w:jc w:val="both"/>
-        <w:rPr>
-          <w:rFonts w:ascii="Arial Narrow" w:eastAsia="Arial Narrow" w:hAnsi="Arial Narrow" w:cs="Arial Narrow"/>
-          <w:kern w:val="0"/>
-          <ns2:ligatures ns2:val="none"/>
-        </w:rPr>
-      </w:pPr>
-    </w:p>
-    <w:p ns2:paraId="06BBFFB6" ns2:textId="1878B50F">
+    <w:p>
+      <w:pPr>
+        <w:spacing w:after="0" w:line="240" w:lineRule="auto"/>
+        <w:jc w:val="both"/>
+        <w:rPr>
+          <w:rFonts w:ascii="Arial Narrow" w:eastAsia="Arial Narrow" w:hAnsi="Arial Narrow" w:cs="Arial Narrow"/>
+          <w:kern w:val="0"/>
+          <w14:ligatures w14:val="none"/>
+        </w:rPr>
+      </w:pPr>
+    </w:p>
+    <w:p>
       <w:pPr>
         <w:pStyle w:val="Prrafodelista"/>
         <w:numPr>
@@ -6752,14 +6665,14 @@
         <w:rPr>
           <w:rFonts w:ascii="Arial Narrow" w:eastAsia="Arial Narrow" w:hAnsi="Arial Narrow" w:cs="Arial Narrow"/>
           <w:kern w:val="0"/>
-          <ns2:ligatures ns2:val="none"/>
-        </w:rPr>
-      </w:pPr>
-      <w:r>
-        <w:rPr>
-          <w:rFonts w:ascii="Arial Narrow" w:eastAsia="Arial Narrow" w:hAnsi="Arial Narrow" w:cs="Arial Narrow"/>
-          <w:kern w:val="0"/>
-          <ns2:ligatures ns2:val="none"/>
+          <w14:ligatures w14:val="none"/>
+        </w:rPr>
+      </w:pPr>
+      <w:r>
+        <w:rPr>
+          <w:rFonts w:ascii="Arial Narrow" w:eastAsia="Arial Narrow" w:hAnsi="Arial Narrow" w:cs="Arial Narrow"/>
+          <w:kern w:val="0"/>
+          <w14:ligatures w14:val="none"/>
         </w:rPr>
         <w:t xml:space="preserve">Presunta infracción a los artículos 18 y 19 de la Ley 29571, Código de Protección y Defensa del Consumidor, en tanto </w:t>
       </w:r>
@@ -6767,7 +6680,7 @@
         <w:rPr>
           <w:rFonts w:ascii="Arial Narrow" w:eastAsia="Arial Narrow" w:hAnsi="Arial Narrow" w:cs="Arial Narrow"/>
           <w:kern w:val="0"/>
-          <ns2:ligatures ns2:val="none"/>
+          <w14:ligatures w14:val="none"/>
         </w:rPr>
         <w:t xml:space="preserve">Santander </w:t>
       </w:r>
@@ -6776,7 +6689,7 @@
         <w:rPr>
           <w:rFonts w:ascii="Arial Narrow" w:eastAsia="Arial Narrow" w:hAnsi="Arial Narrow" w:cs="Arial Narrow"/>
           <w:kern w:val="0"/>
-          <ns2:ligatures ns2:val="none"/>
+          <w14:ligatures w14:val="none"/>
         </w:rPr>
         <w:t>Consumer</w:t>
       </w:r>
@@ -6785,7 +6698,7 @@
         <w:rPr>
           <w:rFonts w:ascii="Arial Narrow" w:eastAsia="Arial Narrow" w:hAnsi="Arial Narrow" w:cs="Arial Narrow"/>
           <w:kern w:val="0"/>
-          <ns2:ligatures ns2:val="none"/>
+          <w14:ligatures w14:val="none"/>
         </w:rPr>
         <w:t xml:space="preserve"> Bank S.A. </w:t>
       </w:r>
@@ -6800,7 +6713,7 @@
         <w:rPr>
           <w:rFonts w:ascii="Arial Narrow" w:eastAsia="Arial Narrow" w:hAnsi="Arial Narrow" w:cs="Arial Narrow"/>
           <w:kern w:val="0"/>
-          <ns2:ligatures ns2:val="none"/>
+          <w14:ligatures w14:val="none"/>
         </w:rPr>
         <w:t xml:space="preserve">contrato de la Tarjeta de Crédito </w:t>
       </w:r>
@@ -6809,7 +6722,7 @@
         <w:rPr>
           <w:rFonts w:ascii="Arial Narrow" w:eastAsia="Arial Narrow" w:hAnsi="Arial Narrow" w:cs="Arial Narrow"/>
           <w:kern w:val="0"/>
-          <ns2:ligatures ns2:val="none"/>
+          <w14:ligatures w14:val="none"/>
         </w:rPr>
         <w:t/>
       </w:r>
@@ -6818,7 +6731,7 @@
         <w:rPr>
           <w:rFonts w:ascii="Arial Narrow" w:eastAsia="Arial Narrow" w:hAnsi="Arial Narrow" w:cs="Arial Narrow"/>
           <w:kern w:val="0"/>
-          <ns2:ligatures ns2:val="none"/>
+          <w14:ligatures w14:val="none"/>
         </w:rPr>
         <w:t xml:space="preserve"> 9221-****-****-3800</w:t>
       </w:r>
@@ -6826,12 +6739,12 @@
         <w:rPr>
           <w:rFonts w:ascii="Arial Narrow" w:eastAsia="Arial Narrow" w:hAnsi="Arial Narrow" w:cs="Arial Narrow"/>
           <w:kern w:val="0"/>
-          <ns2:ligatures ns2:val="none"/>
+          <w14:ligatures w14:val="none"/>
         </w:rPr>
         <w:t>.</w:t>
       </w:r>
     </w:p>
-    <w:p ns2:paraId="58E838A4" ns2:textId="77777777">
+    <w:p>
       <w:pPr>
         <w:pStyle w:val="Prrafodelista"/>
         <w:spacing w:after="0" w:line="240" w:lineRule="auto"/>
@@ -6840,11 +6753,11 @@
         <w:rPr>
           <w:rFonts w:ascii="Arial Narrow" w:eastAsia="Arial Narrow" w:hAnsi="Arial Narrow" w:cs="Arial Narrow"/>
           <w:kern w:val="0"/>
-          <ns2:ligatures ns2:val="none"/>
-        </w:rPr>
-      </w:pPr>
-    </w:p>
-    <w:p ns2:paraId="5602A210" ns2:textId="191D07B8">
+          <w14:ligatures w14:val="none"/>
+        </w:rPr>
+      </w:pPr>
+    </w:p>
+    <w:p>
       <w:pPr>
         <w:pStyle w:val="Prrafodelista"/>
         <w:numPr>
@@ -6861,14 +6774,14 @@
         <w:rPr>
           <w:rFonts w:ascii="Arial Narrow" w:eastAsia="Arial Narrow" w:hAnsi="Arial Narrow" w:cs="Arial Narrow"/>
           <w:kern w:val="0"/>
-          <ns2:ligatures ns2:val="none"/>
-        </w:rPr>
-      </w:pPr>
-      <w:r>
-        <w:rPr>
-          <w:rFonts w:ascii="Arial Narrow" w:eastAsia="Arial Narrow" w:hAnsi="Arial Narrow" w:cs="Arial Narrow"/>
-          <w:kern w:val="0"/>
-          <ns2:ligatures ns2:val="none"/>
+          <w14:ligatures w14:val="none"/>
+        </w:rPr>
+      </w:pPr>
+      <w:r>
+        <w:rPr>
+          <w:rFonts w:ascii="Arial Narrow" w:eastAsia="Arial Narrow" w:hAnsi="Arial Narrow" w:cs="Arial Narrow"/>
+          <w:kern w:val="0"/>
+          <w14:ligatures w14:val="none"/>
         </w:rPr>
         <w:lastRenderedPageBreak/>
         <w:t xml:space="preserve">Presunta infracción al literal e) del artículo 47 de la Ley 29571, Código de Protección y Defensa del Consumidor, en tanto Santander Consumer Bank S.A. no habría cumplido con entregar al señor [APELLIDO] el contrato de la Tarjeta de Crédito 9221-****-****-3800.</w:t>
@@ -6877,7 +6790,7 @@
         <w:rPr>
           <w:rFonts w:ascii="Arial Narrow" w:eastAsia="Arial Narrow" w:hAnsi="Arial Narrow" w:cs="Arial Narrow"/>
           <w:kern w:val="0"/>
-          <ns2:ligatures ns2:val="none"/>
+          <w14:ligatures w14:val="none"/>
         </w:rPr>
         <w:t xml:space="preserve"/>
       </w:r>
@@ -6886,7 +6799,7 @@
         <w:rPr>
           <w:rFonts w:ascii="Arial Narrow" w:eastAsia="Arial Narrow" w:hAnsi="Arial Narrow" w:cs="Arial Narrow"/>
           <w:kern w:val="0"/>
-          <ns2:ligatures ns2:val="none"/>
+          <w14:ligatures w14:val="none"/>
         </w:rPr>
         <w:t/>
       </w:r>
@@ -6895,15 +6808,15 @@
         <w:rPr>
           <w:rFonts w:ascii="Arial Narrow" w:eastAsia="Arial Narrow" w:hAnsi="Arial Narrow" w:cs="Arial Narrow"/>
           <w:kern w:val="0"/>
-          <ns2:ligatures ns2:val="none"/>
-        </w:rPr>
-        <w:t xml:space="preserve"/>
-      </w:r>
-      <w:r>
-        <w:rPr>
-          <w:rFonts w:ascii="Arial Narrow" w:eastAsia="Arial Narrow" w:hAnsi="Arial Narrow" w:cs="Arial Narrow"/>
-          <w:kern w:val="0"/>
-          <ns2:ligatures ns2:val="none"/>
+          <w14:ligatures w14:val="none"/>
+        </w:rPr>
+        <w:t xml:space="preserve"/>
+      </w:r>
+      <w:r>
+        <w:rPr>
+          <w:rFonts w:ascii="Arial Narrow" w:eastAsia="Arial Narrow" w:hAnsi="Arial Narrow" w:cs="Arial Narrow"/>
+          <w:kern w:val="0"/>
+          <w14:ligatures w14:val="none"/>
         </w:rPr>
         <w:t xml:space="preserve"/>
       </w:r>
@@ -6912,7 +6825,7 @@
         <w:rPr>
           <w:rFonts w:ascii="Arial Narrow" w:eastAsia="Arial Narrow" w:hAnsi="Arial Narrow" w:cs="Arial Narrow"/>
           <w:kern w:val="0"/>
-          <ns2:ligatures ns2:val="none"/>
+          <w14:ligatures w14:val="none"/>
         </w:rPr>
         <w:t/>
       </w:r>
@@ -6921,30 +6834,30 @@
         <w:rPr>
           <w:rFonts w:ascii="Arial Narrow" w:eastAsia="Arial Narrow" w:hAnsi="Arial Narrow" w:cs="Arial Narrow"/>
           <w:kern w:val="0"/>
-          <ns2:ligatures ns2:val="none"/>
-        </w:rPr>
-        <w:t xml:space="preserve"/>
-      </w:r>
-      <w:r>
-        <w:rPr>
-          <w:rFonts w:ascii="Arial Narrow" w:eastAsia="Arial Narrow" w:hAnsi="Arial Narrow" w:cs="Arial Narrow"/>
-          <w:kern w:val="0"/>
-          <ns2:ligatures ns2:val="none"/>
+          <w14:ligatures w14:val="none"/>
+        </w:rPr>
+        <w:t xml:space="preserve"/>
+      </w:r>
+      <w:r>
+        <w:rPr>
+          <w:rFonts w:ascii="Arial Narrow" w:eastAsia="Arial Narrow" w:hAnsi="Arial Narrow" w:cs="Arial Narrow"/>
+          <w:kern w:val="0"/>
+          <w14:ligatures w14:val="none"/>
         </w:rPr>
         <w:t/>
       </w:r>
     </w:p>
-    <w:p ns2:paraId="27BE9CA8" ns2:textId="77777777">
+    <w:p>
       <w:pPr>
         <w:pStyle w:val="Prrafodelista"/>
         <w:rPr>
           <w:rFonts w:ascii="Arial Narrow" w:eastAsia="Arial Narrow" w:hAnsi="Arial Narrow" w:cs="Arial Narrow"/>
           <w:kern w:val="0"/>
-          <ns2:ligatures ns2:val="none"/>
-        </w:rPr>
-      </w:pPr>
-    </w:p>
-    <w:p ns2:paraId="6AFA849E" ns2:textId="4C48F7DB">
+          <w14:ligatures w14:val="none"/>
+        </w:rPr>
+      </w:pPr>
+    </w:p>
+    <w:p>
       <w:pPr>
         <w:pStyle w:val="Prrafodelista"/>
         <w:numPr>
@@ -6961,14 +6874,14 @@
         <w:rPr>
           <w:rFonts w:ascii="Arial Narrow" w:eastAsia="Arial Narrow" w:hAnsi="Arial Narrow" w:cs="Arial Narrow"/>
           <w:kern w:val="0"/>
-          <ns2:ligatures ns2:val="none"/>
-        </w:rPr>
-      </w:pPr>
-      <w:r>
-        <w:rPr>
-          <w:rFonts w:ascii="Arial Narrow" w:eastAsia="Arial Narrow" w:hAnsi="Arial Narrow" w:cs="Arial Narrow"/>
-          <w:kern w:val="0"/>
-          <ns2:ligatures ns2:val="none"/>
+          <w14:ligatures w14:val="none"/>
+        </w:rPr>
+      </w:pPr>
+      <w:r>
+        <w:rPr>
+          <w:rFonts w:ascii="Arial Narrow" w:eastAsia="Arial Narrow" w:hAnsi="Arial Narrow" w:cs="Arial Narrow"/>
+          <w:kern w:val="0"/>
+          <w14:ligatures w14:val="none"/>
         </w:rPr>
         <w:t xml:space="preserve">Presunta infracción al literal e) del artículo 47 de la Ley 29571, Código de Protección y Defensa del Consumidor, en tanto BNP Paribas Cardif S.A. Compañía de Seguros y Reaseguros no habría cumplido con entregar oportunamente al señor [APELLIDO] los documentos contractuales del Seguro de Desgravamen 7419210172.</w:t>
       </w:r>
@@ -7015,31 +6928,31 @@
         <w:rPr>
           <w:rFonts w:ascii="Arial Narrow" w:eastAsia="Arial Narrow" w:hAnsi="Arial Narrow" w:cs="Arial Narrow"/>
           <w:kern w:val="0"/>
-          <ns2:ligatures ns2:val="none"/>
-        </w:rPr>
-        <w:t xml:space="preserve"/>
-      </w:r>
-      <w:r>
-        <w:rPr>
-          <w:rFonts w:ascii="Arial Narrow" w:eastAsia="Arial Narrow" w:hAnsi="Arial Narrow" w:cs="Arial Narrow"/>
-          <w:kern w:val="0"/>
-          <ns2:ligatures ns2:val="none"/>
+          <w14:ligatures w14:val="none"/>
+        </w:rPr>
+        <w:t xml:space="preserve"/>
+      </w:r>
+      <w:r>
+        <w:rPr>
+          <w:rFonts w:ascii="Arial Narrow" w:eastAsia="Arial Narrow" w:hAnsi="Arial Narrow" w:cs="Arial Narrow"/>
+          <w:kern w:val="0"/>
+          <w14:ligatures w14:val="none"/>
         </w:rPr>
         <w:t/>
       </w:r>
     </w:p>
-    <w:p ns2:paraId="1DEB3481" ns2:textId="77777777">
-      <w:pPr>
-        <w:spacing w:after="0" w:line="240" w:lineRule="auto"/>
-        <w:jc w:val="both"/>
-        <w:rPr>
-          <w:rFonts w:ascii="Arial Narrow" w:eastAsia="Arial Narrow" w:hAnsi="Arial Narrow" w:cs="Arial Narrow"/>
-          <w:kern w:val="0"/>
-          <ns2:ligatures ns2:val="none"/>
-        </w:rPr>
-      </w:pPr>
-    </w:p>
-    <w:p ns2:paraId="634A0D61" ns2:textId="1EE8A2C0">
+    <w:p>
+      <w:pPr>
+        <w:spacing w:after="0" w:line="240" w:lineRule="auto"/>
+        <w:jc w:val="both"/>
+        <w:rPr>
+          <w:rFonts w:ascii="Arial Narrow" w:eastAsia="Arial Narrow" w:hAnsi="Arial Narrow" w:cs="Arial Narrow"/>
+          <w:kern w:val="0"/>
+          <w14:ligatures w14:val="none"/>
+        </w:rPr>
+      </w:pPr>
+    </w:p>
+    <w:p>
       <w:pPr>
         <w:spacing w:line="240" w:lineRule="auto"/>
         <w:contextualSpacing/>
@@ -7047,7 +6960,7 @@
         <w:rPr>
           <w:rFonts w:ascii="Arial Narrow" w:eastAsia="Calibri" w:hAnsi="Arial Narrow" w:cs="Arial"/>
           <w:kern w:val="0"/>
-          <ns2:ligatures ns2:val="none"/>
+          <w14:ligatures w14:val="none"/>
         </w:rPr>
       </w:pPr>
       <w:r>
@@ -7057,7 +6970,7 @@
           <w:color w:val="000000"/>
           <w:kern w:val="0"/>
           <w:lang w:eastAsia="es-PE"/>
-          <ns2:ligatures ns2:val="none"/>
+          <w14:ligatures w14:val="none"/>
         </w:rPr>
         <w:t>SEGUNDO:</w:t>
       </w:r>
@@ -7067,7 +6980,7 @@
           <w:color w:val="000000"/>
           <w:kern w:val="0"/>
           <w:lang w:eastAsia="es-PE"/>
-          <ns2:ligatures ns2:val="none"/>
+          <w14:ligatures w14:val="none"/>
         </w:rPr>
         <w:t xml:space="preserve"> tener por ofrecidos los medios probatorios presentados</w:t>
       </w:r>
@@ -7077,7 +6990,7 @@
           <w:color w:val="000000"/>
           <w:kern w:val="0"/>
           <w:lang w:eastAsia="es-PE"/>
-          <ns2:ligatures ns2:val="none"/>
+          <w14:ligatures w14:val="none"/>
         </w:rPr>
         <w:t xml:space="preserve"> en el escrito de </w:t>
       </w:r>
@@ -7087,7 +7000,7 @@
           <w:color w:val="000000"/>
           <w:kern w:val="0"/>
           <w:lang w:eastAsia="es-PE"/>
-          <ns2:ligatures ns2:val="none"/>
+          <w14:ligatures w14:val="none"/>
         </w:rPr>
         <w:t xml:space="preserve">denuncia </w:t>
       </w:r>
@@ -7097,7 +7010,7 @@
           <w:color w:val="000000"/>
           <w:kern w:val="0"/>
           <w:lang w:val="es-ES" w:eastAsia="es-ES"/>
-          <ns2:ligatures ns2:val="none"/>
+          <w14:ligatures w14:val="none"/>
         </w:rPr>
         <w:t xml:space="preserve">del </w:t>
       </w:r>
@@ -7107,7 +7020,7 @@
           <w:color w:val="000000"/>
           <w:kern w:val="0"/>
           <w:lang w:val="es-ES" w:eastAsia="es-ES"/>
-          <ns2:ligatures ns2:val="none"/>
+          <w14:ligatures w14:val="none"/>
         </w:rPr>
         <w:t>3 de febrero de 2025, complementado con el escrito del 5 de setiembre de 2025 y subsanado mediante el escrito del 21 de enero de 2026</w:t>
       </w:r>
@@ -7115,12 +7028,12 @@
         <w:rPr>
           <w:rFonts w:ascii="Arial Narrow" w:eastAsia="Calibri" w:hAnsi="Arial Narrow" w:cs="Arial"/>
           <w:kern w:val="0"/>
-          <ns2:ligatures ns2:val="none"/>
+          <w14:ligatures w14:val="none"/>
         </w:rPr>
         <w:t>.</w:t>
       </w:r>
     </w:p>
-    <w:p ns2:paraId="2AF03E3F" ns2:textId="77777777">
+    <w:p>
       <w:pPr>
         <w:spacing w:line="240" w:lineRule="auto"/>
         <w:contextualSpacing/>
@@ -7130,20 +7043,20 @@
           <w:color w:val="000000"/>
           <w:kern w:val="0"/>
           <w:lang w:eastAsia="es-PE"/>
-          <ns2:ligatures ns2:val="none"/>
-        </w:rPr>
-      </w:pPr>
-    </w:p>
-    <w:p ns2:paraId="5D90C1F7" ns2:textId="4CC1DC2A">
-      <w:pPr>
-        <w:spacing w:after="0" w:line="240" w:lineRule="auto"/>
-        <w:jc w:val="both"/>
-        <w:rPr>
-          <w:rFonts w:ascii="Arial Narrow" w:eastAsia="Arial Narrow" w:hAnsi="Arial Narrow" w:cs="Arial Narrow"/>
-          <w:color w:val="000000"/>
-          <w:kern w:val="0"/>
-          <w:lang w:eastAsia="es-PE"/>
-          <ns2:ligatures ns2:val="none"/>
+          <w14:ligatures w14:val="none"/>
+        </w:rPr>
+      </w:pPr>
+    </w:p>
+    <w:p>
+      <w:pPr>
+        <w:spacing w:after="0" w:line="240" w:lineRule="auto"/>
+        <w:jc w:val="both"/>
+        <w:rPr>
+          <w:rFonts w:ascii="Arial Narrow" w:eastAsia="Arial Narrow" w:hAnsi="Arial Narrow" w:cs="Arial Narrow"/>
+          <w:color w:val="000000"/>
+          <w:kern w:val="0"/>
+          <w:lang w:eastAsia="es-PE"/>
+          <w14:ligatures w14:val="none"/>
         </w:rPr>
       </w:pPr>
       <w:r>
@@ -7153,7 +7066,7 @@
           <w:color w:val="000000"/>
           <w:kern w:val="0"/>
           <w:lang w:eastAsia="es-PE"/>
-          <ns2:ligatures ns2:val="none"/>
+          <w14:ligatures w14:val="none"/>
         </w:rPr>
         <w:t xml:space="preserve">TERCERO: </w:t>
       </w:r>
@@ -7163,7 +7076,7 @@
           <w:color w:val="000000"/>
           <w:kern w:val="0"/>
           <w:lang w:eastAsia="es-PE"/>
-          <ns2:ligatures ns2:val="none"/>
+          <w14:ligatures w14:val="none"/>
         </w:rPr>
         <w:t xml:space="preserve">requerir a </w:t>
       </w:r>
@@ -7270,7 +7183,7 @@
           <w:color w:val="000000"/>
           <w:kern w:val="0"/>
           <w:lang w:eastAsia="es-PE"/>
-          <ns2:ligatures ns2:val="none"/>
+          <w14:ligatures w14:val="none"/>
         </w:rPr>
         <w:t xml:space="preserve"> </w:t>
       </w:r>
@@ -7280,7 +7193,7 @@
           <w:color w:val="000000"/>
           <w:kern w:val="0"/>
           <w:lang w:eastAsia="es-PE"/>
-          <ns2:ligatures ns2:val="none"/>
+          <w14:ligatures w14:val="none"/>
         </w:rPr>
         <w:t>que cumpla</w:t>
       </w:r>
@@ -7290,7 +7203,7 @@
           <w:color w:val="000000"/>
           <w:kern w:val="0"/>
           <w:lang w:eastAsia="es-PE"/>
-          <ns2:ligatures ns2:val="none"/>
+          <w14:ligatures w14:val="none"/>
         </w:rPr>
         <w:t>n</w:t>
       </w:r>
@@ -7300,12 +7213,12 @@
           <w:color w:val="000000"/>
           <w:kern w:val="0"/>
           <w:lang w:eastAsia="es-PE"/>
-          <ns2:ligatures ns2:val="none"/>
+          <w14:ligatures w14:val="none"/>
         </w:rPr>
         <w:t xml:space="preserve"> con lo siguiente:</w:t>
       </w:r>
     </w:p>
-    <w:p ns2:paraId="156DFAB9" ns2:textId="77777777">
+    <w:p>
       <w:pPr>
         <w:spacing w:after="0" w:line="240" w:lineRule="auto"/>
         <w:jc w:val="both"/>
@@ -7314,11 +7227,11 @@
           <w:color w:val="000000"/>
           <w:kern w:val="0"/>
           <w:lang w:eastAsia="es-PE"/>
-          <ns2:ligatures ns2:val="none"/>
-        </w:rPr>
-      </w:pPr>
-    </w:p>
-    <w:p ns2:paraId="37384474" ns2:textId="77777777">
+          <w14:ligatures w14:val="none"/>
+        </w:rPr>
+      </w:pPr>
+    </w:p>
+    <w:p>
       <w:pPr>
         <w:numPr>
           <w:ilvl w:val="0"/>
@@ -7332,21 +7245,21 @@
           <w:color w:val="000000"/>
           <w:kern w:val="0"/>
           <w:lang w:eastAsia="es-PE"/>
-          <ns2:ligatures ns2:val="none"/>
-        </w:rPr>
-      </w:pPr>
-      <w:r>
-        <w:rPr>
-          <w:rFonts w:ascii="Arial Narrow" w:eastAsia="Arial Narrow" w:hAnsi="Arial Narrow" w:cs="Arial Narrow"/>
-          <w:color w:val="000000"/>
-          <w:kern w:val="0"/>
-          <w:lang w:eastAsia="es-PE"/>
-          <ns2:ligatures ns2:val="none"/>
+          <w14:ligatures w14:val="none"/>
+        </w:rPr>
+      </w:pPr>
+      <w:r>
+        <w:rPr>
+          <w:rFonts w:ascii="Arial Narrow" w:eastAsia="Arial Narrow" w:hAnsi="Arial Narrow" w:cs="Arial Narrow"/>
+          <w:color w:val="000000"/>
+          <w:kern w:val="0"/>
+          <w:lang w:eastAsia="es-PE"/>
+          <w14:ligatures w14:val="none"/>
         </w:rPr>
         <w:t>presentar documentos que acrediten su inscripción en los Registros Públicos o una declaración jurada que indique que cuenta con dicha inscripción;</w:t>
       </w:r>
     </w:p>
-    <w:p ns2:paraId="04A6E74B" ns2:textId="77777777">
+    <w:p>
       <w:pPr>
         <w:numPr>
           <w:ilvl w:val="0"/>
@@ -7360,21 +7273,21 @@
           <w:color w:val="000000"/>
           <w:kern w:val="0"/>
           <w:lang w:eastAsia="es-PE"/>
-          <ns2:ligatures ns2:val="none"/>
-        </w:rPr>
-      </w:pPr>
-      <w:r>
-        <w:rPr>
-          <w:rFonts w:ascii="Arial Narrow" w:eastAsia="Arial Narrow" w:hAnsi="Arial Narrow" w:cs="Arial Narrow"/>
-          <w:color w:val="000000"/>
-          <w:kern w:val="0"/>
-          <w:lang w:eastAsia="es-PE"/>
-          <ns2:ligatures ns2:val="none"/>
+          <w14:ligatures w14:val="none"/>
+        </w:rPr>
+      </w:pPr>
+      <w:r>
+        <w:rPr>
+          <w:rFonts w:ascii="Arial Narrow" w:eastAsia="Arial Narrow" w:hAnsi="Arial Narrow" w:cs="Arial Narrow"/>
+          <w:color w:val="000000"/>
+          <w:kern w:val="0"/>
+          <w:lang w:eastAsia="es-PE"/>
+          <w14:ligatures w14:val="none"/>
         </w:rPr>
         <w:t>presentar copia simple de las facultades de representación de su representante legal en el presente procedimiento o la declaración jurada que indique que cuenta con dichas facultades y que estas se encuentran vigentes;</w:t>
       </w:r>
     </w:p>
-    <w:p ns2:paraId="1203D0DC" ns2:textId="77777777">
+    <w:p>
       <w:pPr>
         <w:numPr>
           <w:ilvl w:val="0"/>
@@ -7388,21 +7301,21 @@
           <w:color w:val="000000"/>
           <w:kern w:val="0"/>
           <w:lang w:eastAsia="es-PE"/>
-          <ns2:ligatures ns2:val="none"/>
-        </w:rPr>
-      </w:pPr>
-      <w:r>
-        <w:rPr>
-          <w:rFonts w:ascii="Arial Narrow" w:eastAsia="Arial Narrow" w:hAnsi="Arial Narrow" w:cs="Arial Narrow"/>
-          <w:color w:val="000000"/>
-          <w:kern w:val="0"/>
-          <w:lang w:eastAsia="es-PE"/>
-          <ns2:ligatures ns2:val="none"/>
+          <w14:ligatures w14:val="none"/>
+        </w:rPr>
+      </w:pPr>
+      <w:r>
+        <w:rPr>
+          <w:rFonts w:ascii="Arial Narrow" w:eastAsia="Arial Narrow" w:hAnsi="Arial Narrow" w:cs="Arial Narrow"/>
+          <w:color w:val="000000"/>
+          <w:kern w:val="0"/>
+          <w:lang w:eastAsia="es-PE"/>
+          <w14:ligatures w14:val="none"/>
         </w:rPr>
         <w:t>consignar el Número de Registro Único de Contribuyentes (RUC); y,</w:t>
       </w:r>
     </w:p>
-    <w:p ns2:paraId="37704CA2" ns2:textId="77777777">
+    <w:p>
       <w:pPr>
         <w:numPr>
           <w:ilvl w:val="0"/>
@@ -7414,16 +7327,16 @@
         <w:rPr>
           <w:rFonts w:ascii="Arial Narrow" w:eastAsia="Calibri" w:hAnsi="Arial Narrow" w:cs="Arial"/>
           <w:kern w:val="0"/>
-          <ns2:ligatures ns2:val="none"/>
-        </w:rPr>
-      </w:pPr>
-      <w:r>
-        <w:rPr>
-          <w:rFonts w:ascii="Arial Narrow" w:eastAsia="Arial Narrow" w:hAnsi="Arial Narrow" w:cs="Arial Narrow"/>
-          <w:color w:val="000000"/>
-          <w:kern w:val="0"/>
-          <w:lang w:eastAsia="es-PE"/>
-          <ns2:ligatures ns2:val="none"/>
+          <w14:ligatures w14:val="none"/>
+        </w:rPr>
+      </w:pPr>
+      <w:r>
+        <w:rPr>
+          <w:rFonts w:ascii="Arial Narrow" w:eastAsia="Arial Narrow" w:hAnsi="Arial Narrow" w:cs="Arial Narrow"/>
+          <w:color w:val="000000"/>
+          <w:kern w:val="0"/>
+          <w:lang w:eastAsia="es-PE"/>
+          <w14:ligatures w14:val="none"/>
         </w:rPr>
         <w:t>fijar domicilio procesal para el procedimiento, de conformidad con el numeral 1 del artículo 442</w:t>
       </w:r>
@@ -7433,7 +7346,7 @@
           <w:color w:val="000000"/>
           <w:kern w:val="0"/>
           <w:lang w:eastAsia="es-PE"/>
-          <ns2:ligatures ns2:val="none"/>
+          <w14:ligatures w14:val="none"/>
         </w:rPr>
         <w:t/>
       </w:r>
@@ -7443,7 +7356,7 @@
           <w:color w:val="000000"/>
           <w:kern w:val="0"/>
           <w:lang w:eastAsia="es-PE"/>
-          <ns2:ligatures ns2:val="none"/>
+          <w14:ligatures w14:val="none"/>
         </w:rPr>
         <w:t xml:space="preserve"> del Código Procesal Civil. </w:t>
       </w:r>
@@ -7451,7 +7364,7 @@
         <w:rPr>
           <w:rFonts w:ascii="Arial Narrow" w:eastAsia="Calibri" w:hAnsi="Arial Narrow" w:cs="Arial"/>
           <w:kern w:val="0"/>
-          <ns2:ligatures ns2:val="none"/>
+          <w14:ligatures w14:val="none"/>
         </w:rPr>
         <w:t>Para ello podrá señalar domicilio físico o una dirección electrónica a la que pueda remitirse las notificaciones</w:t>
       </w:r>
@@ -7460,12 +7373,12 @@
           <w:rFonts w:ascii="Arial Narrow" w:eastAsia="Arial" w:hAnsi="Arial Narrow" w:cs="Arial"/>
           <w:kern w:val="0"/>
           <w:lang w:val="es"/>
-          <ns2:ligatures ns2:val="none"/>
+          <w14:ligatures w14:val="none"/>
         </w:rPr>
         <w:t>;</w:t>
       </w:r>
     </w:p>
-    <w:p ns2:paraId="6A38ABFB" ns2:textId="77777777">
+    <w:p>
       <w:pPr>
         <w:numPr>
           <w:ilvl w:val="0"/>
@@ -7477,14 +7390,14 @@
         <w:rPr>
           <w:rFonts w:ascii="Arial Narrow" w:eastAsia="Calibri" w:hAnsi="Arial Narrow" w:cs="Arial"/>
           <w:kern w:val="0"/>
-          <ns2:ligatures ns2:val="none"/>
+          <w14:ligatures w14:val="none"/>
         </w:rPr>
       </w:pPr>
       <w:r>
         <w:rPr>
           <w:rFonts w:ascii="Arial Narrow" w:eastAsia="Calibri" w:hAnsi="Arial Narrow" w:cs="Arial"/>
           <w:kern w:val="0"/>
-          <ns2:ligatures ns2:val="none"/>
+          <w14:ligatures w14:val="none"/>
         </w:rPr>
         <w:t>en caso califique como micro empresa o pequeña empresa, presentar los documentos que acrediten su volumen de ventas o ingresos brutos percibidos el año anterior relativo a todas sus actividades económicas y el número de trabajadores con el que cuenta</w:t>
       </w:r>
@@ -7494,7 +7407,7 @@
           <w:rFonts w:ascii="Arial Narrow" w:eastAsia="Calibri" w:hAnsi="Arial Narrow" w:cs="Arial"/>
           <w:kern w:val="0"/>
           <w:vertAlign w:val="superscript"/>
-          <ns2:ligatures ns2:val="none"/>
+          <w14:ligatures w14:val="none"/>
         </w:rPr>
         <w:footnoteReference w:id="9"/>
       </w:r>
@@ -7502,7 +7415,7 @@
         <w:rPr>
           <w:rFonts w:ascii="Arial Narrow" w:eastAsia="Calibri" w:hAnsi="Arial Narrow" w:cs="Arial"/>
           <w:kern w:val="0"/>
-          <ns2:ligatures ns2:val="none"/>
+          <w14:ligatures w14:val="none"/>
         </w:rPr>
         <w:t>. Ello, a fin de que la Comisión pueda meritar dicha documentación, conforme lo establece el artículo 110</w:t>
       </w:r>
@@ -7512,7 +7425,7 @@
           <w:color w:val="000000"/>
           <w:kern w:val="0"/>
           <w:lang w:eastAsia="es-PE"/>
-          <ns2:ligatures ns2:val="none"/>
+          <w14:ligatures w14:val="none"/>
         </w:rPr>
         <w:t/>
       </w:r>
@@ -7520,7 +7433,7 @@
         <w:rPr>
           <w:rFonts w:ascii="Arial Narrow" w:eastAsia="Calibri" w:hAnsi="Arial Narrow" w:cs="Arial"/>
           <w:kern w:val="0"/>
-          <ns2:ligatures ns2:val="none"/>
+          <w14:ligatures w14:val="none"/>
         </w:rPr>
         <w:t xml:space="preserve"> del </w:t>
       </w:r>
@@ -7529,7 +7442,7 @@
           <w:rFonts w:ascii="Arial Narrow" w:eastAsia="Calibri" w:hAnsi="Arial Narrow" w:cs="Arial"/>
           <w:spacing w:val="-2"/>
           <w:kern w:val="0"/>
-          <ns2:ligatures ns2:val="none"/>
+          <w14:ligatures w14:val="none"/>
         </w:rPr>
         <w:t>Código</w:t>
       </w:r>
@@ -7540,7 +7453,7 @@
           <w:spacing w:val="-2"/>
           <w:kern w:val="0"/>
           <w:vertAlign w:val="superscript"/>
-          <ns2:ligatures ns2:val="none"/>
+          <w14:ligatures w14:val="none"/>
         </w:rPr>
         <w:footnoteReference w:id="10"/>
       </w:r>
@@ -7549,12 +7462,12 @@
           <w:rFonts w:ascii="Arial Narrow" w:eastAsia="Calibri" w:hAnsi="Arial Narrow" w:cs="Arial"/>
           <w:spacing w:val="-2"/>
           <w:kern w:val="0"/>
-          <ns2:ligatures ns2:val="none"/>
+          <w14:ligatures w14:val="none"/>
         </w:rPr>
         <w:t>.</w:t>
       </w:r>
     </w:p>
-    <w:p ns2:paraId="1B2AA0D1" ns2:textId="77777777">
+    <w:p>
       <w:pPr>
         <w:spacing w:after="0" w:line="240" w:lineRule="auto"/>
         <w:ind w:left="567"/>
@@ -7564,20 +7477,20 @@
           <w:color w:val="000000"/>
           <w:kern w:val="0"/>
           <w:lang w:eastAsia="es-PE"/>
-          <ns2:ligatures ns2:val="none"/>
-        </w:rPr>
-      </w:pPr>
-    </w:p>
-    <w:p>
-      <w:pPr>
-        <w:spacing w:after="0" w:line="240" w:lineRule="auto"/>
-        <w:jc w:val="both"/>
-        <w:rPr>
-          <w:rFonts w:ascii="Arial Narrow" w:eastAsia="Arial Narrow" w:hAnsi="Arial Narrow" w:cs="Arial Narrow"/>
-          <w:color w:val="000000"/>
-          <w:kern w:val="0"/>
-          <w:lang w:eastAsia="es-PE"/>
-          <ns2:ligatures ns2:val="none"/>
+          <w14:ligatures w14:val="none"/>
+        </w:rPr>
+      </w:pPr>
+    </w:p>
+    <w:p>
+      <w:pPr>
+        <w:spacing w:after="0" w:line="240" w:lineRule="auto"/>
+        <w:jc w:val="both"/>
+        <w:rPr>
+          <w:rFonts w:ascii="Arial Narrow" w:eastAsia="Arial Narrow" w:hAnsi="Arial Narrow" w:cs="Arial Narrow"/>
+          <w:color w:val="000000"/>
+          <w:kern w:val="0"/>
+          <w:lang w:eastAsia="es-PE"/>
+          <w14:ligatures w14:val="none"/>
         </w:rPr>
       </w:pPr>
       <w:r>
@@ -7596,42 +7509,84 @@
           <w:sz w:val="20"/>
           <w:szCs w:val="20"/>
         </w:rPr>
-        <w:t xml:space="preserve">correr traslado de la presente resolución a Santander Consumer Bank S.A. y a BNP Paribas Cardif S.A. Compañía de Seguros y Reaseguros para que, de conformidad con lo dispuesto por el artículo 26 de la Ley sobre Facultades, Normas y Organización del Indecopi, aprobada por Decreto Legislativo 807, presenten sus descargos sobre la imputación de cargos realizada en un plazo no mayor a cinco (5) días hábiles contado a partir del día siguiente de la notificación de la presente resolución, vencido el cual, el Secretario Técnico declarará en rebeldía a los denunciados que no lo hubieran presentado. Debe precisarse que de conformidad con lo establecido por el artículo 223 del Texto Único Ordenado de la Ley 27444, Ley del Procedimiento Administrativo General, las alegaciones y los hechos relevantes de la reclamación, salvo que hayan sido específicamente negadas en la contestación, se tendrán por aceptadas o merituadas como ciertas.</w:t>
-      </w:r>
-    </w:p>
-    <w:p ns2:paraId="2F1C55D7" ns2:textId="77777777">
-      <w:pPr>
-        <w:spacing w:after="0" w:line="240" w:lineRule="auto"/>
-        <w:jc w:val="both"/>
-        <w:rPr>
-          <w:rFonts w:ascii="Arial Narrow" w:eastAsia="Arial Narrow" w:hAnsi="Arial Narrow" w:cs="Arial Narrow"/>
-          <w:color w:val="000000"/>
-          <w:kern w:val="0"/>
-          <w:lang w:eastAsia="es-PE"/>
-          <ns2:ligatures ns2:val="none"/>
-        </w:rPr>
-      </w:pPr>
-    </w:p>
-    <w:p ns2:paraId="6D15F6EA" ns2:textId="6B1CFD0F">
-      <w:pPr>
-        <w:spacing w:after="0" w:line="240" w:lineRule="auto"/>
-        <w:jc w:val="both"/>
-        <w:rPr>
-          <w:rFonts w:ascii="Arial Narrow" w:eastAsia="Times New Roman" w:hAnsi="Arial Narrow" w:cs="Arial"/>
-          <w:color w:val="000000"/>
-          <w:kern w:val="0"/>
+        <w:t xml:space="preserve">correr traslado de la presente resolución a Santander Consumer Bank S.A. y a BNP Paribas Cardif S.A. Compañía de Seguros y Reaseguros para que, de conformidad con lo dispuesto por el artículo 26 de la Ley sobre Facultades, Normas y Organización del Indecopi, aprobada por Decreto Legislativo 807</w:t>
+      </w:r>
+      <w:r>
+        <w:rPr>
+          <w:rStyle w:val="Refdenotaalpie"/>
+          <w:rFonts w:ascii="Arial Narrow" w:eastAsia="Times New Roman" w:hAnsi="Arial Narrow" w:cs="Times New Roman"/>
+          <w:b/>
+          <w:color w:val="000000"/>
+          <w:kern w:val="0"/>
+          <w:vertAlign w:val="superscript"/>
           <w:lang w:val="es-ES" w:eastAsia="es-ES"/>
-          <ns2:ligatures ns2:val="none"/>
-        </w:rPr>
-      </w:pPr>
-      <w:r>
-        <w:rPr>
-          <w:rFonts w:ascii="Arial Narrow" w:eastAsia="Arial Narrow" w:hAnsi="Arial Narrow" w:cs="Arial Narrow"/>
+          <w14:ligatures w14:val="none"/>
+        </w:rPr>
+        <w:footnoteReference w:id="16"/>
+      </w:r>
+      <w:r>
+        <w:rPr>
+          <w:rFonts w:ascii="Arial Narrow" w:hAnsi="Arial Narrow" w:cs="Arial Narrow"/>
+          <w:sz w:val="20"/>
+          <w:szCs w:val="20"/>
+        </w:rPr>
+        <w:t xml:space="preserve">, presenten sus descargos sobre la imputación de cargos realizada en un plazo no mayor a cinco (5) días hábiles contado a partir del día siguiente de la notificación de la presente resolución, vencido el cual, el Secretario Técnico declarará en rebeldía a los denunciados que no lo hubieran presentado. Debe precisarse que de conformidad con lo establecido por el artículo 223 del Texto Único Ordenado de la Ley 27444, Ley del Procedimiento Administrativo General</w:t>
+      </w:r>
+      <w:r>
+        <w:rPr>
+          <w:rStyle w:val="Refdenotaalpie"/>
+          <w:rFonts w:ascii="Arial Narrow" w:eastAsia="Times New Roman" w:hAnsi="Arial Narrow" w:cs="Times New Roman"/>
           <w:b/>
           <w:color w:val="000000"/>
           <w:kern w:val="0"/>
-          <w:lang w:eastAsia="es-PE"/>
-          <ns2:ligatures ns2:val="none"/>
+          <w:vertAlign w:val="superscript"/>
+          <w:lang w:val="es-ES" w:eastAsia="es-ES"/>
+          <w14:ligatures w14:val="none"/>
+        </w:rPr>
+        <w:footnoteReference w:id="17"/>
+      </w:r>
+      <w:r>
+        <w:rPr>
+          <w:rFonts w:ascii="Arial Narrow" w:hAnsi="Arial Narrow" w:cs="Arial Narrow"/>
+          <w:sz w:val="20"/>
+          <w:szCs w:val="20"/>
+        </w:rPr>
+        <w:t xml:space="preserve">, las alegaciones y los hechos relevantes de la reclamación, salvo que hayan sido específicamente negadas en la contestación, se tendrán por aceptadas o merituadas como ciertas.</w:t>
+      </w:r>
+    </w:p>
+    <w:p>
+      <w:pPr>
+        <w:spacing w:after="0" w:line="240" w:lineRule="auto"/>
+        <w:jc w:val="both"/>
+        <w:rPr>
+          <w:rFonts w:ascii="Arial Narrow" w:eastAsia="Arial Narrow" w:hAnsi="Arial Narrow" w:cs="Arial Narrow"/>
+          <w:color w:val="000000"/>
+          <w:kern w:val="0"/>
+          <w:lang w:eastAsia="es-PE"/>
+          <w14:ligatures w14:val="none"/>
+        </w:rPr>
+      </w:pPr>
+    </w:p>
+    <w:p>
+      <w:pPr>
+        <w:spacing w:after="0" w:line="240" w:lineRule="auto"/>
+        <w:jc w:val="both"/>
+        <w:rPr>
+          <w:rFonts w:ascii="Arial Narrow" w:eastAsia="Times New Roman" w:hAnsi="Arial Narrow" w:cs="Arial"/>
+          <w:color w:val="000000"/>
+          <w:kern w:val="0"/>
+          <w:lang w:val="es-ES" w:eastAsia="es-ES"/>
+          <w14:ligatures w14:val="none"/>
+        </w:rPr>
+      </w:pPr>
+      <w:r>
+        <w:rPr>
+          <w:rFonts w:ascii="Arial Narrow" w:eastAsia="Arial Narrow" w:hAnsi="Arial Narrow" w:cs="Arial Narrow"/>
+          <w:b/>
+          <w:color w:val="000000"/>
+          <w:kern w:val="0"/>
+          <w:lang w:eastAsia="es-PE"/>
+          <w14:ligatures w14:val="none"/>
         </w:rPr>
         <w:lastRenderedPageBreak/>
         <w:t xml:space="preserve">QUINTO: </w:t>
@@ -7643,7 +7598,7 @@
           <w:color w:val="000000"/>
           <w:kern w:val="0"/>
           <w:lang w:eastAsia="es-ES"/>
-          <ns2:ligatures ns2:val="none"/>
+          <w14:ligatures w14:val="none"/>
         </w:rPr>
         <w:t xml:space="preserve">requerir </w:t>
       </w:r>
@@ -7653,7 +7608,7 @@
           <w:color w:val="000000"/>
           <w:kern w:val="0"/>
           <w:lang w:val="es-ES" w:eastAsia="es-ES"/>
-          <ns2:ligatures ns2:val="none"/>
+          <w14:ligatures w14:val="none"/>
         </w:rPr>
         <w:t xml:space="preserve">que, en un </w:t>
       </w:r>
@@ -7663,7 +7618,7 @@
           <w:color w:val="000000"/>
           <w:kern w:val="0"/>
           <w:lang w:eastAsia="es-ES"/>
-          <ns2:ligatures ns2:val="none"/>
+          <w14:ligatures w14:val="none"/>
         </w:rPr>
         <w:t>plazo no mayor de cinco (5) días hábiles contado a partir del día siguiente de la notificación de la presente resolución</w:t>
       </w:r>
@@ -7674,7 +7629,7 @@
           <w:color w:val="000000"/>
           <w:kern w:val="0"/>
           <w:lang w:eastAsia="es-ES"/>
-          <ns2:ligatures ns2:val="none"/>
+          <w14:ligatures w14:val="none"/>
         </w:rPr>
         <w:t xml:space="preserve">, </w:t>
       </w:r>
@@ -7708,7 +7663,7 @@
           <w:color w:val="000000"/>
           <w:kern w:val="0"/>
           <w:lang w:eastAsia="es-ES"/>
-          <ns2:ligatures ns2:val="none"/>
+          <w14:ligatures w14:val="none"/>
         </w:rPr>
         <w:t xml:space="preserve">, </w:t>
       </w:r>
@@ -7719,7 +7674,7 @@
           <w:color w:val="000000"/>
           <w:kern w:val="0"/>
           <w:lang w:val="es-ES" w:eastAsia="es-ES"/>
-          <ns2:ligatures ns2:val="none"/>
+          <w14:ligatures w14:val="none"/>
         </w:rPr>
         <w:t>cumpla</w:t>
       </w:r>
@@ -7729,7 +7684,7 @@
           <w:color w:val="000000"/>
           <w:kern w:val="0"/>
           <w:lang w:val="es-ES" w:eastAsia="es-ES"/>
-          <ns2:ligatures ns2:val="none"/>
+          <w14:ligatures w14:val="none"/>
         </w:rPr>
         <w:t xml:space="preserve"> con: </w:t>
       </w:r>
@@ -7739,7 +7694,7 @@
           <w:color w:val="000000"/>
           <w:kern w:val="0"/>
           <w:lang w:val="es-ES" w:eastAsia="es-ES"/>
-          <ns2:ligatures ns2:val="none"/>
+          <w14:ligatures w14:val="none"/>
         </w:rPr>
         <w:t>(i) presentar una copia debidamente suscrita de la Póliza 7419210172 del Seguro de Desgravamen materia de denuncia, así como el cargo de remisión de la póliza; y, (</w:t>
       </w:r>
@@ -7750,7 +7705,7 @@
           <w:color w:val="000000"/>
           <w:kern w:val="0"/>
           <w:lang w:val="es-ES" w:eastAsia="es-ES"/>
-          <ns2:ligatures ns2:val="none"/>
+          <w14:ligatures w14:val="none"/>
         </w:rPr>
         <w:t>ii</w:t>
       </w:r>
@@ -7761,7 +7716,7 @@
           <w:color w:val="000000"/>
           <w:kern w:val="0"/>
           <w:lang w:val="es-ES" w:eastAsia="es-ES"/>
-          <ns2:ligatures ns2:val="none"/>
+          <w14:ligatures w14:val="none"/>
         </w:rPr>
         <w:t>) presentar todas las comunicaciones cursadas con la parte denunciante en virtud de los hechos materia de denuncia</w:t>
       </w:r>
@@ -7771,12 +7726,12 @@
           <w:color w:val="000000"/>
           <w:kern w:val="0"/>
           <w:lang w:val="es-ES" w:eastAsia="es-ES"/>
-          <ns2:ligatures ns2:val="none"/>
+          <w14:ligatures w14:val="none"/>
         </w:rPr>
         <w:t>.</w:t>
       </w:r>
     </w:p>
-    <w:p ns2:paraId="7EAE58BA" ns2:textId="77777777">
+    <w:p>
       <w:pPr>
         <w:spacing w:after="0" w:line="240" w:lineRule="auto"/>
         <w:jc w:val="both"/>
@@ -7785,11 +7740,11 @@
           <w:color w:val="000000"/>
           <w:kern w:val="0"/>
           <w:lang w:val="es-ES" w:eastAsia="es-ES"/>
-          <ns2:ligatures ns2:val="none"/>
-        </w:rPr>
-      </w:pPr>
-    </w:p>
-    <w:p ns2:paraId="018EE32A" ns2:textId="777C0A91">
+          <w14:ligatures w14:val="none"/>
+        </w:rPr>
+      </w:pPr>
+    </w:p>
+    <w:p>
       <w:pPr>
         <w:spacing w:after="0" w:line="240" w:lineRule="auto"/>
         <w:jc w:val="both"/>
@@ -7798,7 +7753,7 @@
           <w:color w:val="000000"/>
           <w:kern w:val="0"/>
           <w:lang w:val="es-ES" w:eastAsia="es-ES"/>
-          <ns2:ligatures ns2:val="none"/>
+          <w14:ligatures w14:val="none"/>
         </w:rPr>
       </w:pPr>
       <w:r>
@@ -7808,7 +7763,7 @@
           <w:color w:val="000000"/>
           <w:kern w:val="0"/>
           <w:lang w:eastAsia="es-PE"/>
-          <ns2:ligatures ns2:val="none"/>
+          <w14:ligatures w14:val="none"/>
         </w:rPr>
         <w:t xml:space="preserve">SEXTO: </w:t>
       </w:r>
@@ -7818,7 +7773,7 @@
           <w:color w:val="000000"/>
           <w:kern w:val="0"/>
           <w:lang w:eastAsia="es-ES"/>
-          <ns2:ligatures ns2:val="none"/>
+          <w14:ligatures w14:val="none"/>
         </w:rPr>
         <w:t xml:space="preserve">requerir </w:t>
       </w:r>
@@ -7828,7 +7783,7 @@
           <w:color w:val="000000"/>
           <w:kern w:val="0"/>
           <w:lang w:val="es-ES" w:eastAsia="es-ES"/>
-          <ns2:ligatures ns2:val="none"/>
+          <w14:ligatures w14:val="none"/>
         </w:rPr>
         <w:t xml:space="preserve">que, en un </w:t>
       </w:r>
@@ -7838,7 +7793,7 @@
           <w:color w:val="000000"/>
           <w:kern w:val="0"/>
           <w:lang w:eastAsia="es-ES"/>
-          <ns2:ligatures ns2:val="none"/>
+          <w14:ligatures w14:val="none"/>
         </w:rPr>
         <w:t xml:space="preserve">plazo no mayor de cinco (5) días hábiles contado a partir del día siguiente de la notificación de la presente resolución, </w:t>
       </w:r>
@@ -7887,7 +7842,7 @@
           <w:color w:val="000000"/>
           <w:kern w:val="0"/>
           <w:lang w:eastAsia="es-ES"/>
-          <ns2:ligatures ns2:val="none"/>
+          <w14:ligatures w14:val="none"/>
         </w:rPr>
         <w:t xml:space="preserve">, </w:t>
       </w:r>
@@ -7897,7 +7852,7 @@
           <w:color w:val="000000"/>
           <w:kern w:val="0"/>
           <w:lang w:val="es-ES" w:eastAsia="es-ES"/>
-          <ns2:ligatures ns2:val="none"/>
+          <w14:ligatures w14:val="none"/>
         </w:rPr>
         <w:t xml:space="preserve">cumpla con: </w:t>
       </w:r>
@@ -7907,7 +7862,7 @@
           <w:color w:val="000000"/>
           <w:kern w:val="0"/>
           <w:lang w:val="es-ES" w:eastAsia="es-ES"/>
-          <ns2:ligatures ns2:val="none"/>
+          <w14:ligatures w14:val="none"/>
         </w:rPr>
         <w:t>(i) presentar una copia debidamente suscrita de la Póliza 7419210172 del Seguro de Desgravamen materia de denuncia, así como el cargo de remisión de la póliza; (</w:t>
       </w:r>
@@ -7918,7 +7873,7 @@
           <w:color w:val="000000"/>
           <w:kern w:val="0"/>
           <w:lang w:val="es-ES" w:eastAsia="es-ES"/>
-          <ns2:ligatures ns2:val="none"/>
+          <w14:ligatures w14:val="none"/>
         </w:rPr>
         <w:t>ii</w:t>
       </w:r>
@@ -7929,7 +7884,7 @@
           <w:color w:val="000000"/>
           <w:kern w:val="0"/>
           <w:lang w:val="es-ES" w:eastAsia="es-ES"/>
-          <ns2:ligatures ns2:val="none"/>
+          <w14:ligatures w14:val="none"/>
         </w:rPr>
         <w:t>) presentar los medios probatorios que acrediten que la negativa de otorgamiento de cobertura fue justificada y, (</w:t>
       </w:r>
@@ -7940,7 +7895,7 @@
           <w:color w:val="000000"/>
           <w:kern w:val="0"/>
           <w:lang w:val="es-ES" w:eastAsia="es-ES"/>
-          <ns2:ligatures ns2:val="none"/>
+          <w14:ligatures w14:val="none"/>
         </w:rPr>
         <w:t>iii</w:t>
       </w:r>
@@ -7951,7 +7906,7 @@
           <w:color w:val="000000"/>
           <w:kern w:val="0"/>
           <w:lang w:val="es-ES" w:eastAsia="es-ES"/>
-          <ns2:ligatures ns2:val="none"/>
+          <w14:ligatures w14:val="none"/>
         </w:rPr>
         <w:t>) presentar todas las comunicaciones cursadas con la parte denunciante en virtud de los hechos materia de denuncia</w:t>
       </w:r>
@@ -7961,12 +7916,12 @@
           <w:color w:val="000000"/>
           <w:kern w:val="0"/>
           <w:lang w:val="es-ES" w:eastAsia="es-ES"/>
-          <ns2:ligatures ns2:val="none"/>
+          <w14:ligatures w14:val="none"/>
         </w:rPr>
         <w:t>.</w:t>
       </w:r>
     </w:p>
-    <w:p ns2:paraId="61AD8504" ns2:textId="77777777">
+    <w:p>
       <w:pPr>
         <w:spacing w:after="0" w:line="240" w:lineRule="auto"/>
         <w:jc w:val="both"/>
@@ -7976,20 +7931,20 @@
           <w:color w:val="000000"/>
           <w:kern w:val="0"/>
           <w:lang w:val="es-ES" w:eastAsia="es-PE"/>
-          <ns2:ligatures ns2:val="none"/>
-        </w:rPr>
-      </w:pPr>
-    </w:p>
-    <w:p ns2:paraId="58D4E496" ns2:textId="77777777">
-      <w:pPr>
-        <w:spacing w:after="0" w:line="240" w:lineRule="auto"/>
-        <w:jc w:val="both"/>
-        <w:rPr>
-          <w:rFonts w:ascii="Arial Narrow" w:eastAsia="Arial Narrow" w:hAnsi="Arial Narrow" w:cs="Arial Narrow"/>
-          <w:color w:val="000000"/>
-          <w:kern w:val="0"/>
-          <w:lang w:eastAsia="es-PE"/>
-          <ns2:ligatures ns2:val="none"/>
+          <w14:ligatures w14:val="none"/>
+        </w:rPr>
+      </w:pPr>
+    </w:p>
+    <w:p>
+      <w:pPr>
+        <w:spacing w:after="0" w:line="240" w:lineRule="auto"/>
+        <w:jc w:val="both"/>
+        <w:rPr>
+          <w:rFonts w:ascii="Arial Narrow" w:eastAsia="Arial Narrow" w:hAnsi="Arial Narrow" w:cs="Arial Narrow"/>
+          <w:color w:val="000000"/>
+          <w:kern w:val="0"/>
+          <w:lang w:eastAsia="es-PE"/>
+          <w14:ligatures w14:val="none"/>
         </w:rPr>
       </w:pPr>
       <w:r>
@@ -7999,7 +7954,7 @@
           <w:color w:val="000000"/>
           <w:kern w:val="0"/>
           <w:lang w:eastAsia="es-PE"/>
-          <ns2:ligatures ns2:val="none"/>
+          <w14:ligatures w14:val="none"/>
         </w:rPr>
         <w:t>SÉTIMO:</w:t>
       </w:r>
@@ -8009,7 +7964,7 @@
           <w:color w:val="000000"/>
           <w:kern w:val="0"/>
           <w:lang w:eastAsia="es-PE"/>
-          <ns2:ligatures ns2:val="none"/>
+          <w14:ligatures w14:val="none"/>
         </w:rPr>
         <w:t xml:space="preserve"> </w:t>
       </w:r>
@@ -8020,7 +7975,7 @@
           <w:color w:val="000000"/>
           <w:kern w:val="0"/>
           <w:lang w:eastAsia="es-PE"/>
-          <ns2:ligatures ns2:val="none"/>
+          <w14:ligatures w14:val="none"/>
         </w:rPr>
         <w:t>informar a las partes que el artículo 110</w:t>
       </w:r>
@@ -8030,7 +7985,7 @@
           <w:color w:val="000000"/>
           <w:kern w:val="0"/>
           <w:lang w:eastAsia="es-PE"/>
-          <ns2:ligatures ns2:val="none"/>
+          <w14:ligatures w14:val="none"/>
         </w:rPr>
         <w:t/>
       </w:r>
@@ -8040,7 +7995,7 @@
           <w:color w:val="000000"/>
           <w:kern w:val="0"/>
           <w:lang w:eastAsia="es-PE"/>
-          <ns2:ligatures ns2:val="none"/>
+          <w14:ligatures w14:val="none"/>
         </w:rPr>
         <w:t xml:space="preserve"> de la Ley 29571, Código de Protección y Defensa del Consumidor</w:t>
       </w:r>
@@ -8052,7 +8007,7 @@
           <w:kern w:val="0"/>
           <w:vertAlign w:val="superscript"/>
           <w:lang w:eastAsia="es-PE"/>
-          <ns2:ligatures ns2:val="none"/>
+          <w14:ligatures w14:val="none"/>
         </w:rPr>
         <w:footnoteReference w:id="11"/>
       </w:r>
@@ -8062,7 +8017,7 @@
           <w:color w:val="000000"/>
           <w:kern w:val="0"/>
           <w:lang w:eastAsia="es-PE"/>
-          <ns2:ligatures ns2:val="none"/>
+          <w14:ligatures w14:val="none"/>
         </w:rPr>
         <w:t>, faculta a la Comisión a calificar las infracciones de la referida norma como leves, graves o muy graves e imponer sanciones que van desde una amonestación hasta una multa por un máximo de 450 Unidades Impositivas Tributarias, sin perjuicio de las medidas correctivas, reparadoras y complementarias, que puedan ordenarse de acuerdo a lo estipulado en los artículos 114</w:t>
       </w:r>
@@ -8072,7 +8027,7 @@
           <w:color w:val="000000"/>
           <w:kern w:val="0"/>
           <w:lang w:eastAsia="es-PE"/>
-          <ns2:ligatures ns2:val="none"/>
+          <w14:ligatures w14:val="none"/>
         </w:rPr>
         <w:t/>
       </w:r>
@@ -8082,7 +8037,7 @@
           <w:color w:val="000000"/>
           <w:kern w:val="0"/>
           <w:lang w:eastAsia="es-PE"/>
-          <ns2:ligatures ns2:val="none"/>
+          <w14:ligatures w14:val="none"/>
         </w:rPr>
         <w:t>, 115</w:t>
       </w:r>
@@ -8092,7 +8047,7 @@
           <w:color w:val="000000"/>
           <w:kern w:val="0"/>
           <w:lang w:eastAsia="es-PE"/>
-          <ns2:ligatures ns2:val="none"/>
+          <w14:ligatures w14:val="none"/>
         </w:rPr>
         <w:t/>
       </w:r>
@@ -8102,7 +8057,7 @@
           <w:color w:val="000000"/>
           <w:kern w:val="0"/>
           <w:lang w:eastAsia="es-PE"/>
-          <ns2:ligatures ns2:val="none"/>
+          <w14:ligatures w14:val="none"/>
         </w:rPr>
         <w:t xml:space="preserve"> y 116</w:t>
       </w:r>
@@ -8112,7 +8067,7 @@
           <w:color w:val="000000"/>
           <w:kern w:val="0"/>
           <w:lang w:eastAsia="es-PE"/>
-          <ns2:ligatures ns2:val="none"/>
+          <w14:ligatures w14:val="none"/>
         </w:rPr>
         <w:t/>
       </w:r>
@@ -8122,7 +8077,7 @@
           <w:color w:val="000000"/>
           <w:kern w:val="0"/>
           <w:lang w:eastAsia="es-PE"/>
-          <ns2:ligatures ns2:val="none"/>
+          <w14:ligatures w14:val="none"/>
         </w:rPr>
         <w:t xml:space="preserve"> de la referida norma</w:t>
       </w:r>
@@ -8134,7 +8089,7 @@
           <w:kern w:val="0"/>
           <w:vertAlign w:val="superscript"/>
           <w:lang w:eastAsia="es-PE"/>
-          <ns2:ligatures ns2:val="none"/>
+          <w14:ligatures w14:val="none"/>
         </w:rPr>
         <w:footnoteReference w:id="12"/>
       </w:r>
@@ -8144,7 +8099,7 @@
           <w:color w:val="000000"/>
           <w:kern w:val="0"/>
           <w:lang w:eastAsia="es-PE"/>
-          <ns2:ligatures ns2:val="none"/>
+          <w14:ligatures w14:val="none"/>
         </w:rPr>
         <w:t xml:space="preserve">. </w:t>
       </w:r>
@@ -8155,7 +8110,7 @@
           <w:color w:val="000000"/>
           <w:kern w:val="0"/>
           <w:lang w:eastAsia="es-PE"/>
-          <ns2:ligatures ns2:val="none"/>
+          <w14:ligatures w14:val="none"/>
         </w:rPr>
         <w:lastRenderedPageBreak/>
         <w:t>Asimismo, se consideran circunstancias atenuantes para la graduación de la sanción, el allanamiento de la denuncia o el reconocimiento de las pretensiones en ella contenidas, de acuerdo con el artículo 112</w:t>
@@ -8166,7 +8121,7 @@
           <w:color w:val="000000"/>
           <w:kern w:val="0"/>
           <w:lang w:eastAsia="es-PE"/>
-          <ns2:ligatures ns2:val="none"/>
+          <w14:ligatures w14:val="none"/>
         </w:rPr>
         <w:t/>
       </w:r>
@@ -8176,7 +8131,7 @@
           <w:color w:val="000000"/>
           <w:kern w:val="0"/>
           <w:lang w:eastAsia="es-PE"/>
-          <ns2:ligatures ns2:val="none"/>
+          <w14:ligatures w14:val="none"/>
         </w:rPr>
         <w:t xml:space="preserve"> del Código</w:t>
       </w:r>
@@ -8188,7 +8143,7 @@
           <w:kern w:val="0"/>
           <w:vertAlign w:val="superscript"/>
           <w:lang w:eastAsia="es-PE"/>
-          <ns2:ligatures ns2:val="none"/>
+          <w14:ligatures w14:val="none"/>
         </w:rPr>
         <w:footnoteReference w:id="13"/>
       </w:r>
@@ -8198,12 +8153,12 @@
           <w:color w:val="000000"/>
           <w:kern w:val="0"/>
           <w:lang w:eastAsia="es-PE"/>
-          <ns2:ligatures ns2:val="none"/>
+          <w14:ligatures w14:val="none"/>
         </w:rPr>
         <w:t>.</w:t>
       </w:r>
     </w:p>
-    <w:p ns2:paraId="7A5236A4" ns2:textId="77777777">
+    <w:p>
       <w:pPr>
         <w:shd w:val="clear" w:color="auto" w:fill="FFFFFF"/>
         <w:spacing w:after="0" w:line="240" w:lineRule="auto"/>
@@ -8214,11 +8169,11 @@
           <w:color w:val="000000"/>
           <w:kern w:val="0"/>
           <w:lang w:eastAsia="es-PE"/>
-          <ns2:ligatures ns2:val="none"/>
-        </w:rPr>
-      </w:pPr>
-    </w:p>
-    <w:p ns2:paraId="3F071DDA" ns2:textId="77777777">
+          <w14:ligatures w14:val="none"/>
+        </w:rPr>
+      </w:pPr>
+    </w:p>
+    <w:p>
       <w:pPr>
         <w:shd w:val="clear" w:color="auto" w:fill="FFFFFF"/>
         <w:spacing w:after="0" w:line="240" w:lineRule="auto"/>
@@ -8228,7 +8183,7 @@
           <w:color w:val="000000"/>
           <w:kern w:val="0"/>
           <w:lang w:eastAsia="es-PE"/>
-          <ns2:ligatures ns2:val="none"/>
+          <w14:ligatures w14:val="none"/>
         </w:rPr>
       </w:pPr>
       <w:r>
@@ -8237,7 +8192,7 @@
           <w:b/>
           <w:bCs/>
           <w:kern w:val="0"/>
-          <ns2:ligatures ns2:val="none"/>
+          <w14:ligatures w14:val="none"/>
         </w:rPr>
         <w:t>OCTAVO</w:t>
       </w:r>
@@ -8248,7 +8203,7 @@
           <w:color w:val="000000"/>
           <w:kern w:val="0"/>
           <w:lang w:eastAsia="es-PE"/>
-          <ns2:ligatures ns2:val="none"/>
+          <w14:ligatures w14:val="none"/>
         </w:rPr>
         <w:t>:</w:t>
       </w:r>
@@ -8258,7 +8213,7 @@
           <w:color w:val="000000"/>
           <w:kern w:val="0"/>
           <w:lang w:eastAsia="es-PE"/>
-          <ns2:ligatures ns2:val="none"/>
+          <w14:ligatures w14:val="none"/>
         </w:rPr>
         <w:t xml:space="preserve"> informar a las partes que conforme a lo establecido en el artículo 39</w:t>
       </w:r>
@@ -8268,7 +8223,7 @@
           <w:color w:val="000000"/>
           <w:kern w:val="0"/>
           <w:lang w:eastAsia="es-PE"/>
-          <ns2:ligatures ns2:val="none"/>
+          <w14:ligatures w14:val="none"/>
         </w:rPr>
         <w:t/>
       </w:r>
@@ -8278,12 +8233,12 @@
           <w:color w:val="000000"/>
           <w:kern w:val="0"/>
           <w:lang w:eastAsia="es-PE"/>
-          <ns2:ligatures ns2:val="none"/>
+          <w14:ligatures w14:val="none"/>
         </w:rPr>
         <w:t xml:space="preserve"> de la Ley sobre Facultades, Normas y Organización del Indecopi, aprobada por Decreto Legislativo 807, los gastos por los peritajes realizados, actuación de pruebas, inspecciones y otros derivados de la tramitación del proceso serán de cargo de la parte que solicita la prueba, salvo pacto en contrario. En todos los casos, la resolución final determinará si los gastos deben ser asumidos por alguna de las partes, o reembolsados a la otra parte o al Indecopi, según sea el caso, de manera adicional a la sanción que haya podido imponerse. </w:t>
       </w:r>
     </w:p>
-    <w:p ns2:paraId="0F10F9CF" ns2:textId="77777777">
+    <w:p>
       <w:pPr>
         <w:shd w:val="clear" w:color="auto" w:fill="FFFFFF"/>
         <w:spacing w:after="0" w:line="240" w:lineRule="auto"/>
@@ -8293,11 +8248,11 @@
           <w:color w:val="000000"/>
           <w:kern w:val="0"/>
           <w:lang w:eastAsia="es-PE"/>
-          <ns2:ligatures ns2:val="none"/>
-        </w:rPr>
-      </w:pPr>
-    </w:p>
-    <w:p ns2:paraId="194C23DD" ns2:textId="77777777">
+          <w14:ligatures w14:val="none"/>
+        </w:rPr>
+      </w:pPr>
+    </w:p>
+    <w:p>
       <w:pPr>
         <w:suppressAutoHyphens/>
         <w:spacing w:after="0" w:line="240" w:lineRule="auto"/>
@@ -8306,7 +8261,7 @@
           <w:rFonts w:ascii="Arial Narrow" w:eastAsia="Calibri" w:hAnsi="Arial Narrow" w:cs="Arial"/>
           <w:kern w:val="0"/>
           <w:u w:val="single"/>
-          <ns2:ligatures ns2:val="none"/>
+          <w14:ligatures w14:val="none"/>
         </w:rPr>
       </w:pPr>
       <w:r>
@@ -8316,7 +8271,7 @@
           <w:color w:val="000000"/>
           <w:kern w:val="0"/>
           <w:lang w:eastAsia="es-PE"/>
-          <ns2:ligatures ns2:val="none"/>
+          <w14:ligatures w14:val="none"/>
         </w:rPr>
         <w:t>NOVENO</w:t>
       </w:r>
@@ -8325,7 +8280,7 @@
           <w:rFonts w:ascii="Arial Narrow" w:eastAsia="Calibri" w:hAnsi="Arial Narrow" w:cs="Arial"/>
           <w:b/>
           <w:kern w:val="0"/>
-          <ns2:ligatures ns2:val="none"/>
+          <w14:ligatures w14:val="none"/>
         </w:rPr>
         <w:t>:</w:t>
       </w:r>
@@ -8333,7 +8288,7 @@
         <w:rPr>
           <w:rFonts w:ascii="Arial Narrow" w:eastAsia="Calibri" w:hAnsi="Arial Narrow" w:cs="Arial"/>
           <w:kern w:val="0"/>
-          <ns2:ligatures ns2:val="none"/>
+          <w14:ligatures w14:val="none"/>
         </w:rPr>
         <w:t xml:space="preserve"> comunicar a las partes que, de acuerdo a lo señalado por el artículo 29</w:t>
       </w:r>
@@ -8343,7 +8298,7 @@
           <w:color w:val="000000"/>
           <w:kern w:val="0"/>
           <w:lang w:eastAsia="es-PE"/>
-          <ns2:ligatures ns2:val="none"/>
+          <w14:ligatures w14:val="none"/>
         </w:rPr>
         <w:t/>
       </w:r>
@@ -8351,7 +8306,7 @@
         <w:rPr>
           <w:rFonts w:ascii="Arial Narrow" w:eastAsia="Calibri" w:hAnsi="Arial Narrow" w:cs="Arial"/>
           <w:kern w:val="0"/>
-          <ns2:ligatures ns2:val="none"/>
+          <w14:ligatures w14:val="none"/>
         </w:rPr>
         <w:t xml:space="preserve"> del Decreto Legislativo 807</w:t>
       </w:r>
@@ -8361,7 +8316,7 @@
           <w:rFonts w:ascii="Arial Narrow" w:eastAsia="Calibri" w:hAnsi="Arial Narrow" w:cs="Arial"/>
           <w:kern w:val="0"/>
           <w:vertAlign w:val="superscript"/>
-          <ns2:ligatures ns2:val="none"/>
+          <w14:ligatures w14:val="none"/>
         </w:rPr>
         <w:footnoteReference w:id="14"/>
       </w:r>
@@ -8369,7 +8324,7 @@
         <w:rPr>
           <w:rFonts w:ascii="Arial Narrow" w:eastAsia="Calibri" w:hAnsi="Arial Narrow" w:cs="Arial"/>
           <w:kern w:val="0"/>
-          <ns2:ligatures ns2:val="none"/>
+          <w14:ligatures w14:val="none"/>
         </w:rPr>
         <w:t xml:space="preserve">, hasta antes de la emisión de la Resolución Final tienen la posibilidad de solicitar una audiencia de conciliación. En caso deleguen a favor de una tercera persona su actuación en la diligencia programada, esta deberá presentar un poder especial con firma legalizada ante Notario Público, donde conste </w:t>
       </w:r>
@@ -8378,7 +8333,7 @@
           <w:rFonts w:ascii="Arial Narrow" w:eastAsia="Calibri" w:hAnsi="Arial Narrow" w:cs="Arial"/>
           <w:kern w:val="0"/>
           <w:u w:val="single"/>
-          <ns2:ligatures ns2:val="none"/>
+          <w14:ligatures w14:val="none"/>
         </w:rPr>
         <w:t>expresamente su facultad para asistir y conciliar en su representación</w:t>
       </w:r>
@@ -8387,7 +8342,7 @@
           <w:rFonts w:ascii="Arial Narrow" w:eastAsia="Calibri" w:hAnsi="Arial Narrow" w:cs="Arial"/>
           <w:bCs/>
           <w:kern w:val="0"/>
-          <ns2:ligatures ns2:val="none"/>
+          <w14:ligatures w14:val="none"/>
         </w:rPr>
         <w:t>.</w:t>
       </w:r>
@@ -8397,7 +8352,7 @@
           <w:b/>
           <w:bCs/>
           <w:kern w:val="0"/>
-          <ns2:ligatures ns2:val="none"/>
+          <w14:ligatures w14:val="none"/>
         </w:rPr>
         <w:t xml:space="preserve"> </w:t>
       </w:r>
@@ -8406,12 +8361,12 @@
           <w:rFonts w:ascii="Arial Narrow" w:eastAsia="Calibri" w:hAnsi="Arial Narrow" w:cs="Arial"/>
           <w:kern w:val="0"/>
           <w:u w:val="single"/>
-          <ns2:ligatures ns2:val="none"/>
+          <w14:ligatures w14:val="none"/>
         </w:rPr>
         <w:t xml:space="preserve">Ello bajo apercibimiento de no realizar la audiencia de conciliación y levantar el acta de inasistencia correspondiente. </w:t>
       </w:r>
     </w:p>
-    <w:p ns2:paraId="19088877" ns2:textId="77777777">
+    <w:p>
       <w:pPr>
         <w:suppressAutoHyphens/>
         <w:spacing w:after="0" w:line="240" w:lineRule="auto"/>
@@ -8420,11 +8375,11 @@
           <w:rFonts w:ascii="Arial Narrow" w:eastAsia="Calibri" w:hAnsi="Arial Narrow" w:cs="Arial"/>
           <w:kern w:val="0"/>
           <w:u w:val="single"/>
-          <ns2:ligatures ns2:val="none"/>
-        </w:rPr>
-      </w:pPr>
-    </w:p>
-    <w:p ns2:paraId="7767F307" ns2:textId="77777777">
+          <w14:ligatures w14:val="none"/>
+        </w:rPr>
+      </w:pPr>
+    </w:p>
+    <w:p>
       <w:pPr>
         <w:suppressAutoHyphens/>
         <w:spacing w:after="0" w:line="240" w:lineRule="auto"/>
@@ -8441,7 +8396,7 @@
           <w:b/>
           <w:spacing w:val="-3"/>
           <w:kern w:val="0"/>
-          <ns2:ligatures ns2:val="none"/>
+          <w14:ligatures w14:val="none"/>
         </w:rPr>
         <w:t>DÉCIMO</w:t>
       </w:r>
@@ -8452,7 +8407,7 @@
           <w:color w:val="000000"/>
           <w:kern w:val="0"/>
           <w:lang w:eastAsia="es-PE"/>
-          <ns2:ligatures ns2:val="none"/>
+          <w14:ligatures w14:val="none"/>
         </w:rPr>
         <w:t>:</w:t>
       </w:r>
@@ -8462,7 +8417,7 @@
           <w:color w:val="000000"/>
           <w:kern w:val="0"/>
           <w:lang w:eastAsia="es-PE"/>
-          <ns2:ligatures ns2:val="none"/>
+          <w14:ligatures w14:val="none"/>
         </w:rPr>
         <w:t xml:space="preserve"> poner en conocimiento de las partes que, antes de la emisión de la Resolución Final, tienen la posibilidad de formular su desistimiento o presentar el acuerdo arribado mediante la conciliación, mediación, </w:t>
       </w:r>
@@ -8472,7 +8427,7 @@
           <w:color w:val="000000"/>
           <w:kern w:val="0"/>
           <w:lang w:eastAsia="es-PE"/>
-          <ns2:ligatures ns2:val="none"/>
+          <w14:ligatures w14:val="none"/>
         </w:rPr>
         <w:lastRenderedPageBreak/>
         <w:t>transacción o cualquier otro que, de forma indubitable, deje constancia que se ha solucionado la controversia materia de denuncia.</w:t>
@@ -8480,7 +8435,7 @@
       <w:bookmarkStart w:id="12" w:name="h.gjdgxs" w:colFirst="0" w:colLast="0"/>
       <w:bookmarkEnd w:id="12"/>
     </w:p>
-    <w:p ns2:paraId="69E33D6A" ns2:textId="77777777">
+    <w:p>
       <w:pPr>
         <w:suppressAutoHyphens/>
         <w:spacing w:after="0" w:line="240" w:lineRule="auto"/>
@@ -8490,11 +8445,11 @@
           <w:color w:val="000000"/>
           <w:kern w:val="0"/>
           <w:lang w:eastAsia="es-PE"/>
-          <ns2:ligatures ns2:val="none"/>
-        </w:rPr>
-      </w:pPr>
-    </w:p>
-    <w:p ns2:paraId="4DB7FEAC" ns2:textId="5C8508AA">
+          <w14:ligatures w14:val="none"/>
+        </w:rPr>
+      </w:pPr>
+    </w:p>
+    <w:p>
       <w:pPr>
         <w:suppressAutoHyphens/>
         <w:spacing w:after="0" w:line="240" w:lineRule="auto"/>
@@ -8525,7 +8480,7 @@
           <w:b/>
           <w:spacing w:val="-3"/>
           <w:kern w:val="0"/>
-          <ns2:ligatures ns2:val="none"/>
+          <w14:ligatures w14:val="none"/>
         </w:rPr>
         <w:t/>
       </w:r>
@@ -8535,7 +8490,7 @@
           <w:bCs/>
           <w:spacing w:val="-3"/>
           <w:kern w:val="0"/>
-          <ns2:ligatures ns2:val="none"/>
+          <w14:ligatures w14:val="none"/>
         </w:rPr>
         <w:t xml:space="preserve"/>
       </w:r>
@@ -8545,7 +8500,7 @@
           <w:bCs/>
           <w:spacing w:val="-3"/>
           <w:kern w:val="0"/>
-          <ns2:ligatures ns2:val="none"/>
+          <w14:ligatures w14:val="none"/>
         </w:rPr>
         <w:t xml:space="preserve"/>
       </w:r>
@@ -8553,7 +8508,7 @@
         <w:rPr>
           <w:rFonts w:ascii="Arial Narrow" w:eastAsia="Calibri" w:hAnsi="Arial Narrow" w:cs="Arial"/>
           <w:kern w:val="0"/>
-          <ns2:ligatures ns2:val="none"/>
+          <w14:ligatures w14:val="none"/>
         </w:rPr>
         <w:t xml:space="preserve"/>
       </w:r>
@@ -8577,7 +8532,7 @@
           <w:color w:val="000000"/>
           <w:kern w:val="0"/>
           <w:lang w:eastAsia="es-PE"/>
-          <ns2:ligatures ns2:val="none"/>
+          <w14:ligatures w14:val="none"/>
         </w:rPr>
         <w:t/>
       </w:r>
@@ -8594,7 +8549,7 @@
           <w:color w:val="000000"/>
           <w:kern w:val="0"/>
           <w:lang w:eastAsia="es-PE"/>
-          <ns2:ligatures ns2:val="none"/>
+          <w14:ligatures w14:val="none"/>
         </w:rPr>
         <w:t/>
       </w:r>
@@ -8620,7 +8575,7 @@
         <w:t/>
       </w:r>
     </w:p>
-    <w:p ns2:paraId="26B1ED4B" ns2:textId="77777777">
+    <w:p>
       <w:pPr>
         <w:suppressAutoHyphens/>
         <w:spacing w:after="0" w:line="240" w:lineRule="auto"/>
@@ -8630,7 +8585,7 @@
         </w:rPr>
       </w:pPr>
     </w:p>
-    <w:p ns2:paraId="12E923CD" ns2:textId="04A75B57">
+    <w:p>
       <w:pPr>
         <w:suppressAutoHyphens/>
         <w:spacing w:line="240" w:lineRule="auto"/>
@@ -8741,7 +8696,7 @@
         <w:t>el acuse de recibo mediante la confirmación de recepción de la notificación remitida por este despacho a su Casilla Electrónica, dentro de los cinco (5) primeros días hábiles siguientes a la fecha en que recibe la notificación.</w:t>
       </w:r>
     </w:p>
-    <w:p ns2:paraId="150F22E0" ns2:textId="09FB9EBF">
+    <w:p>
       <w:pPr>
         <w:suppressAutoHyphens/>
         <w:spacing w:after="0" w:line="240" w:lineRule="auto"/>
@@ -8756,7 +8711,7 @@
           <w:b/>
           <w:spacing w:val="-3"/>
           <w:kern w:val="0"/>
-          <ns2:ligatures ns2:val="none"/>
+          <w14:ligatures w14:val="none"/>
         </w:rPr>
         <w:t>DÉCIMO TERCERO:</w:t>
       </w:r>
@@ -8766,7 +8721,7 @@
           <w:bCs/>
           <w:spacing w:val="-3"/>
           <w:kern w:val="0"/>
-          <ns2:ligatures ns2:val="none"/>
+          <w14:ligatures w14:val="none"/>
         </w:rPr>
         <w:t xml:space="preserve"> requerir </w:t>
       </w:r>
@@ -8776,7 +8731,7 @@
           <w:bCs/>
           <w:spacing w:val="-3"/>
           <w:kern w:val="0"/>
-          <ns2:ligatures ns2:val="none"/>
+          <w14:ligatures w14:val="none"/>
         </w:rPr>
         <w:t xml:space="preserve">a Santander </w:t>
       </w:r>
@@ -8787,7 +8742,7 @@
           <w:bCs/>
           <w:spacing w:val="-3"/>
           <w:kern w:val="0"/>
-          <ns2:ligatures ns2:val="none"/>
+          <w14:ligatures w14:val="none"/>
         </w:rPr>
         <w:t>Consumer</w:t>
       </w:r>
@@ -8798,7 +8753,7 @@
           <w:bCs/>
           <w:spacing w:val="-3"/>
           <w:kern w:val="0"/>
-          <ns2:ligatures ns2:val="none"/>
+          <w14:ligatures w14:val="none"/>
         </w:rPr>
         <w:t xml:space="preserve"> Bank S.A. </w:t>
       </w:r>
@@ -8816,7 +8771,7 @@
           <w:color w:val="000000"/>
           <w:kern w:val="0"/>
           <w:lang w:eastAsia="es-PE"/>
-          <ns2:ligatures ns2:val="none"/>
+          <w14:ligatures w14:val="none"/>
         </w:rPr>
         <w:t>dentro del plazo de dos (2) días hábiles siguientes a la fecha en que reciba la notificación en su domicilio procesal</w:t>
       </w:r>
@@ -8849,7 +8804,7 @@
         <w:t xml:space="preserve"> </w:t>
       </w:r>
     </w:p>
-    <w:p ns2:paraId="00B9B615" ns2:textId="77777777">
+    <w:p>
       <w:pPr>
         <w:suppressAutoHyphens/>
         <w:spacing w:after="0" w:line="240" w:lineRule="auto"/>
@@ -8860,12 +8815,12 @@
           <w:color w:val="000000"/>
           <w:kern w:val="0"/>
           <w:lang w:eastAsia="es-PE"/>
-          <ns2:ligatures ns2:val="none"/>
+          <w14:ligatures w14:val="none"/>
         </w:rPr>
       </w:pPr>
     </w:p>
     <w:bookmarkEnd w:id="0"/>
-    <w:p ns2:paraId="6F8AFAC6" ns2:textId="77777777">
+    <w:p>
       <w:pPr>
         <w:spacing w:after="0" w:line="240" w:lineRule="auto"/>
         <w:jc w:val="both"/>
@@ -8875,11 +8830,11 @@
           <w:color w:val="000000"/>
           <w:kern w:val="0"/>
           <w:lang w:eastAsia="es-PE"/>
-          <ns2:ligatures ns2:val="none"/>
-        </w:rPr>
-      </w:pPr>
-    </w:p>
-    <w:p ns2:paraId="5BECE2A9" ns2:textId="77777777">
+          <w14:ligatures w14:val="none"/>
+        </w:rPr>
+      </w:pPr>
+    </w:p>
+    <w:p>
       <w:pPr>
         <w:spacing w:after="0" w:line="240" w:lineRule="auto"/>
         <w:jc w:val="both"/>
@@ -8889,11 +8844,11 @@
           <w:color w:val="000000"/>
           <w:kern w:val="0"/>
           <w:lang w:eastAsia="es-PE"/>
-          <ns2:ligatures ns2:val="none"/>
-        </w:rPr>
-      </w:pPr>
-    </w:p>
-    <w:p ns2:paraId="5290426A" ns2:textId="77777777">
+          <w14:ligatures w14:val="none"/>
+        </w:rPr>
+      </w:pPr>
+    </w:p>
+    <w:p>
       <w:pPr>
         <w:spacing w:after="0" w:line="240" w:lineRule="auto"/>
         <w:jc w:val="both"/>
@@ -8903,12 +8858,12 @@
           <w:color w:val="000000"/>
           <w:kern w:val="0"/>
           <w:lang w:eastAsia="es-PE"/>
-          <ns2:ligatures ns2:val="none"/>
+          <w14:ligatures w14:val="none"/>
         </w:rPr>
       </w:pPr>
       <w:bookmarkStart w:id="14" w:name="_Hlk218074855"/>
     </w:p>
-    <w:p ns2:paraId="110978A9" ns2:textId="13EC8E21">
+    <w:p>
       <w:pPr>
         <w:spacing w:after="0" w:line="240" w:lineRule="auto"/>
         <w:jc w:val="center"/>
@@ -8916,7 +8871,7 @@
           <w:rFonts w:ascii="Arial Narrow" w:eastAsia="Calibri" w:hAnsi="Arial Narrow" w:cs="Arial"/>
           <w:color w:val="000000"/>
           <w:kern w:val="0"/>
-          <ns2:ligatures ns2:val="none"/>
+          <w14:ligatures w14:val="none"/>
         </w:rPr>
       </w:pPr>
       <w:r>
@@ -8924,12 +8879,12 @@
           <w:rFonts w:ascii="Arial Narrow" w:eastAsia="Calibri" w:hAnsi="Arial Narrow" w:cs="Arial"/>
           <w:color w:val="000000"/>
           <w:kern w:val="0"/>
-          <ns2:ligatures ns2:val="none"/>
+          <w14:ligatures w14:val="none"/>
         </w:rPr>
         <w:t>Firmado digitalmente por</w:t>
       </w:r>
     </w:p>
-    <w:p ns2:paraId="61B83DDD" ns2:textId="3F3FE38D">
+    <w:p>
       <w:pPr>
         <w:spacing w:after="0" w:line="240" w:lineRule="auto"/>
         <w:jc w:val="center"/>
@@ -8939,7 +8894,7 @@
           <w:bCs/>
           <w:color w:val="000000"/>
           <w:kern w:val="0"/>
-          <ns2:ligatures ns2:val="none"/>
+          <w14:ligatures w14:val="none"/>
         </w:rPr>
       </w:pPr>
       <w:r>
@@ -8949,12 +8904,12 @@
           <w:bCs/>
           <w:color w:val="000000"/>
           <w:kern w:val="0"/>
-          <ns2:ligatures ns2:val="none"/>
+          <w14:ligatures w14:val="none"/>
         </w:rPr>
         <w:t>EVELING ROA QUISPE</w:t>
       </w:r>
     </w:p>
-    <w:p ns2:paraId="742A30B5" ns2:textId="77777777">
+    <w:p>
       <w:pPr>
         <w:spacing w:after="0" w:line="240" w:lineRule="auto"/>
         <w:jc w:val="center"/>
@@ -8964,7 +8919,7 @@
           <w:bCs/>
           <w:color w:val="000000"/>
           <w:kern w:val="0"/>
-          <ns2:ligatures ns2:val="none"/>
+          <w14:ligatures w14:val="none"/>
         </w:rPr>
       </w:pPr>
       <w:r>
@@ -8974,12 +8929,12 @@
           <w:bCs/>
           <w:color w:val="000000"/>
           <w:kern w:val="0"/>
-          <ns2:ligatures ns2:val="none"/>
+          <w14:ligatures w14:val="none"/>
         </w:rPr>
         <w:t>Secretaria Técnica</w:t>
       </w:r>
     </w:p>
-    <w:p ns2:paraId="119B7F66" ns2:textId="77777777">
+    <w:p>
       <w:pPr>
         <w:spacing w:after="0" w:line="240" w:lineRule="auto"/>
         <w:jc w:val="center"/>
@@ -8989,7 +8944,7 @@
           <w:bCs/>
           <w:color w:val="000000"/>
           <w:kern w:val="0"/>
-          <ns2:ligatures ns2:val="none"/>
+          <w14:ligatures w14:val="none"/>
         </w:rPr>
       </w:pPr>
       <w:r>
@@ -8999,12 +8954,12 @@
           <w:bCs/>
           <w:color w:val="000000"/>
           <w:kern w:val="0"/>
-          <ns2:ligatures ns2:val="none"/>
+          <w14:ligatures w14:val="none"/>
         </w:rPr>
         <w:t>Comisión de Protección al Consumidor 1</w:t>
       </w:r>
     </w:p>
-    <w:p ns2:paraId="15733869" ns2:textId="77777777">
+    <w:p>
       <w:pPr>
         <w:spacing w:after="0" w:line="240" w:lineRule="auto"/>
         <w:jc w:val="both"/>
@@ -9014,11 +8969,11 @@
           <w:color w:val="000000"/>
           <w:kern w:val="0"/>
           <w:lang w:eastAsia="es-PE"/>
-          <ns2:ligatures ns2:val="none"/>
-        </w:rPr>
-      </w:pPr>
-    </w:p>
-    <w:p ns2:paraId="0047CB25" ns2:textId="77777777">
+          <w14:ligatures w14:val="none"/>
+        </w:rPr>
+      </w:pPr>
+    </w:p>
+    <w:p>
       <w:pPr>
         <w:spacing w:after="0" w:line="240" w:lineRule="auto"/>
         <w:jc w:val="both"/>
@@ -9036,13 +8991,13 @@
           <w:sz w:val="16"/>
           <w:szCs w:val="16"/>
           <w:lang w:eastAsia="es-PE"/>
-          <ns2:ligatures ns2:val="none"/>
+          <w14:ligatures w14:val="none"/>
         </w:rPr>
         <w:t>LSM/JCQ</w:t>
       </w:r>
     </w:p>
     <w:bookmarkEnd w:id="14"/>
-    <w:p ns2:paraId="68107EE2" ns2:textId="77777777">
+    <w:p>
       <w:pPr>
         <w:spacing w:line="240" w:lineRule="auto"/>
         <w:rPr>
@@ -9051,8 +9006,8 @@
       </w:pPr>
     </w:p>
     <w:sectPr>
-      <w:headerReference w:type="default" ns3:id="rId8"/>
-      <w:footerReference w:type="default" ns3:id="rId9"/>
+      <w:headerReference w:type="default" r:id="rId8"/>
+      <w:footerReference w:type="default" r:id="rId9"/>
       <w:pgSz w:w="11906" w:h="16838"/>
       <w:pgMar w:top="1417" w:right="1701" w:bottom="1417" w:left="1701" w:header="708" w:footer="708" w:gutter="0"/>
       <w:cols w:space="708"/>
@@ -9063,7 +9018,7 @@
 </file>
 
 <file path=word/endnotes.xml><?xml version="1.0" encoding="utf-8"?>
-<w:endnotes xmlns:wpc="http://schemas.microsoft.com/office/word/2010/wordprocessingCanvas" xmlns:cx="http://schemas.microsoft.com/office/drawing/2014/chartex" xmlns:cx1="http://schemas.microsoft.com/office/drawing/2015/9/8/chartex" xmlns:cx2="http://schemas.microsoft.com/office/drawing/2015/10/21/chartex" xmlns:cx3="http://schemas.microsoft.com/office/drawing/2016/5/9/chartex" xmlns:cx4="http://schemas.microsoft.com/office/drawing/2016/5/10/chartex" xmlns:cx5="http://schemas.microsoft.com/office/drawing/2016/5/11/chartex" xmlns:cx6="http://schemas.microsoft.com/office/drawing/2016/5/12/chartex" xmlns:cx7="http://schemas.microsoft.com/office/drawing/2016/5/13/chartex" xmlns:cx8="http://schemas.microsoft.com/office/drawing/2016/5/14/chartex" xmlns:mc="http://schemas.openxmlformats.org/markup-compatibility/2006" xmlns:aink="http://schemas.microsoft.com/office/drawing/2016/ink" xmlns:am3d="http://schemas.microsoft.com/office/drawing/2017/model3d" xmlns:o="urn:schemas-microsoft-com:office:office" xmlns:oel="http://schemas.microsoft.com/office/2019/extlst" xmlns:r="http://schemas.openxmlformats.org/officeDocument/2006/relationships" xmlns:m="http://schemas.openxmlformats.org/officeDocument/2006/math" xmlns:v="urn:schemas-microsoft-com:vml" xmlns:wp14="http://schemas.microsoft.com/office/word/2010/wordprocessingDrawing" xmlns:wp="http://schemas.openxmlformats.org/drawingml/2006/wordprocessingDrawing" xmlns:w10="urn:schemas-microsoft-com:office:word" xmlns:w="http://schemas.openxmlformats.org/wordprocessingml/2006/main" xmlns:w14="http://schemas.microsoft.com/office/word/2010/wordml" xmlns:w15="http://schemas.microsoft.com/office/word/2012/wordml" xmlns:w16cex="http://schemas.microsoft.com/office/word/2018/wordml/cex" xmlns:w16cid="http://schemas.microsoft.com/office/word/2016/wordml/cid" xmlns:w16="http://schemas.microsoft.com/office/word/2018/wordml" xmlns:w16du="http://schemas.microsoft.com/office/word/2023/wordml/word16du" xmlns:w16sdtdh="http://schemas.microsoft.com/office/word/2020/wordml/sdtdatahash" xmlns:w16sdtfl="http://schemas.microsoft.com/office/word/2024/wordml/sdtformatlock" xmlns:w16se="http://schemas.microsoft.com/office/word/2015/wordml/symex" xmlns:wpg="http://schemas.microsoft.com/office/word/2010/wordprocessingGroup" xmlns:wpi="http://schemas.microsoft.com/office/word/2010/wordprocessingInk" xmlns:wne="http://schemas.microsoft.com/office/word/2006/wordml" xmlns:wps="http://schemas.microsoft.com/office/word/2010/wordprocessingShape" mc:Ignorable="w14 w15 w16se w16cid w16 w16cex w16sdtdh w16sdtfl w16du wp14">
+<w:endnotes xmlns:mc="http://schemas.openxmlformats.org/markup-compatibility/2006" xmlns:r="http://schemas.openxmlformats.org/officeDocument/2006/relationships" xmlns:w="http://schemas.openxmlformats.org/wordprocessingml/2006/main" xmlns:w14="http://schemas.microsoft.com/office/word/2010/wordml" xmlns:w15="http://schemas.microsoft.com/office/word/2012/wordml" xmlns:w16="http://schemas.microsoft.com/office/word/2018/wordml" xmlns:w16cex="http://schemas.microsoft.com/office/word/2018/wordml/cex" xmlns:w16cid="http://schemas.microsoft.com/office/word/2016/wordml/cid" xmlns:w16du="http://schemas.microsoft.com/office/word/2023/wordml/word16du" xmlns:w16sdtdh="http://schemas.microsoft.com/office/word/2020/wordml/sdtdatahash" xmlns:w16se="http://schemas.microsoft.com/office/word/2015/wordml/symex" xmlns:wp14="http://schemas.microsoft.com/office/word/2010/wordprocessingDrawing" mc:Ignorable="w14 w15 w16se w16cid w16 w16cex w16sdtdh w16du wp14">
   <w:endnote w:type="separator" w:id="-1">
     <w:p>
       <w:pPr>
@@ -9088,7 +9043,7 @@
 </file>
 
 <file path=word/footer1.xml><?xml version="1.0" encoding="utf-8"?>
-<w:ftr xmlns:wpc="http://schemas.microsoft.com/office/word/2010/wordprocessingCanvas" xmlns:cx="http://schemas.microsoft.com/office/drawing/2014/chartex" xmlns:cx1="http://schemas.microsoft.com/office/drawing/2015/9/8/chartex" xmlns:cx2="http://schemas.microsoft.com/office/drawing/2015/10/21/chartex" xmlns:cx3="http://schemas.microsoft.com/office/drawing/2016/5/9/chartex" xmlns:cx4="http://schemas.microsoft.com/office/drawing/2016/5/10/chartex" xmlns:cx5="http://schemas.microsoft.com/office/drawing/2016/5/11/chartex" xmlns:cx6="http://schemas.microsoft.com/office/drawing/2016/5/12/chartex" xmlns:cx7="http://schemas.microsoft.com/office/drawing/2016/5/13/chartex" xmlns:cx8="http://schemas.microsoft.com/office/drawing/2016/5/14/chartex" xmlns:mc="http://schemas.openxmlformats.org/markup-compatibility/2006" xmlns:aink="http://schemas.microsoft.com/office/drawing/2016/ink" xmlns:am3d="http://schemas.microsoft.com/office/drawing/2017/model3d" xmlns:o="urn:schemas-microsoft-com:office:office" xmlns:oel="http://schemas.microsoft.com/office/2019/extlst" xmlns:r="http://schemas.openxmlformats.org/officeDocument/2006/relationships" xmlns:m="http://schemas.openxmlformats.org/officeDocument/2006/math" xmlns:v="urn:schemas-microsoft-com:vml" xmlns:wp14="http://schemas.microsoft.com/office/word/2010/wordprocessingDrawing" xmlns:wp="http://schemas.openxmlformats.org/drawingml/2006/wordprocessingDrawing" xmlns:w10="urn:schemas-microsoft-com:office:word" xmlns:w="http://schemas.openxmlformats.org/wordprocessingml/2006/main" xmlns:w14="http://schemas.microsoft.com/office/word/2010/wordml" xmlns:w15="http://schemas.microsoft.com/office/word/2012/wordml" xmlns:w16cex="http://schemas.microsoft.com/office/word/2018/wordml/cex" xmlns:w16cid="http://schemas.microsoft.com/office/word/2016/wordml/cid" xmlns:w16="http://schemas.microsoft.com/office/word/2018/wordml" xmlns:w16du="http://schemas.microsoft.com/office/word/2023/wordml/word16du" xmlns:w16sdtdh="http://schemas.microsoft.com/office/word/2020/wordml/sdtdatahash" xmlns:w16sdtfl="http://schemas.microsoft.com/office/word/2024/wordml/sdtformatlock" xmlns:w16se="http://schemas.microsoft.com/office/word/2015/wordml/symex" xmlns:wpg="http://schemas.microsoft.com/office/word/2010/wordprocessingGroup" xmlns:wpi="http://schemas.microsoft.com/office/word/2010/wordprocessingInk" xmlns:wne="http://schemas.microsoft.com/office/word/2006/wordml" xmlns:wps="http://schemas.microsoft.com/office/word/2010/wordprocessingShape" mc:Ignorable="w14 w15 w16se w16cid w16 w16cex w16sdtdh w16sdtfl w16du wp14">
+<w:ftr xmlns:mc="http://schemas.openxmlformats.org/markup-compatibility/2006" xmlns:r="http://schemas.openxmlformats.org/officeDocument/2006/relationships" xmlns:w="http://schemas.openxmlformats.org/wordprocessingml/2006/main" xmlns:w14="http://schemas.microsoft.com/office/word/2010/wordml" xmlns:w15="http://schemas.microsoft.com/office/word/2012/wordml" xmlns:w16="http://schemas.microsoft.com/office/word/2018/wordml" xmlns:w16cex="http://schemas.microsoft.com/office/word/2018/wordml/cex" xmlns:w16cid="http://schemas.microsoft.com/office/word/2016/wordml/cid" xmlns:w16du="http://schemas.microsoft.com/office/word/2023/wordml/word16du" xmlns:w16sdtdh="http://schemas.microsoft.com/office/word/2020/wordml/sdtdatahash" xmlns:w16se="http://schemas.microsoft.com/office/word/2015/wordml/symex" xmlns:wp14="http://schemas.microsoft.com/office/word/2010/wordprocessingDrawing" mc:Ignorable="w14 w15 w16se w16cid w16 w16cex w16sdtdh w16du wp14">
   <w:p>
     <w:pPr>
       <w:pBdr>
@@ -9167,7 +9122,7 @@
 </file>
 
 <file path=word/footnotes.xml><?xml version="1.0" encoding="utf-8"?>
-<w:footnotes xmlns:wpc="http://schemas.microsoft.com/office/word/2010/wordprocessingCanvas" xmlns:cx="http://schemas.microsoft.com/office/drawing/2014/chartex" xmlns:cx1="http://schemas.microsoft.com/office/drawing/2015/9/8/chartex" xmlns:cx2="http://schemas.microsoft.com/office/drawing/2015/10/21/chartex" xmlns:cx3="http://schemas.microsoft.com/office/drawing/2016/5/9/chartex" xmlns:cx4="http://schemas.microsoft.com/office/drawing/2016/5/10/chartex" xmlns:cx5="http://schemas.microsoft.com/office/drawing/2016/5/11/chartex" xmlns:cx6="http://schemas.microsoft.com/office/drawing/2016/5/12/chartex" xmlns:cx7="http://schemas.microsoft.com/office/drawing/2016/5/13/chartex" xmlns:cx8="http://schemas.microsoft.com/office/drawing/2016/5/14/chartex" xmlns:mc="http://schemas.openxmlformats.org/markup-compatibility/2006" xmlns:aink="http://schemas.microsoft.com/office/drawing/2016/ink" xmlns:am3d="http://schemas.microsoft.com/office/drawing/2017/model3d" xmlns:o="urn:schemas-microsoft-com:office:office" xmlns:oel="http://schemas.microsoft.com/office/2019/extlst" xmlns:r="http://schemas.openxmlformats.org/officeDocument/2006/relationships" xmlns:m="http://schemas.openxmlformats.org/officeDocument/2006/math" xmlns:v="urn:schemas-microsoft-com:vml" xmlns:wp14="http://schemas.microsoft.com/office/word/2010/wordprocessingDrawing" xmlns:wp="http://schemas.openxmlformats.org/drawingml/2006/wordprocessingDrawing" xmlns:w10="urn:schemas-microsoft-com:office:word" xmlns:w="http://schemas.openxmlformats.org/wordprocessingml/2006/main" xmlns:w14="http://schemas.microsoft.com/office/word/2010/wordml" xmlns:w15="http://schemas.microsoft.com/office/word/2012/wordml" xmlns:w16cex="http://schemas.microsoft.com/office/word/2018/wordml/cex" xmlns:w16cid="http://schemas.microsoft.com/office/word/2016/wordml/cid" xmlns:w16="http://schemas.microsoft.com/office/word/2018/wordml" xmlns:w16du="http://schemas.microsoft.com/office/word/2023/wordml/word16du" xmlns:w16sdtdh="http://schemas.microsoft.com/office/word/2020/wordml/sdtdatahash" xmlns:w16sdtfl="http://schemas.microsoft.com/office/word/2024/wordml/sdtformatlock" xmlns:w16se="http://schemas.microsoft.com/office/word/2015/wordml/symex" xmlns:wpg="http://schemas.microsoft.com/office/word/2010/wordprocessingGroup" xmlns:wpi="http://schemas.microsoft.com/office/word/2010/wordprocessingInk" xmlns:wne="http://schemas.microsoft.com/office/word/2006/wordml" xmlns:wps="http://schemas.microsoft.com/office/word/2010/wordprocessingShape" mc:Ignorable="w14 w15 w16se w16cid w16 w16cex w16sdtdh w16sdtfl w16du wp14">
+<w:footnotes xmlns:mc="http://schemas.openxmlformats.org/markup-compatibility/2006" xmlns:r="http://schemas.openxmlformats.org/officeDocument/2006/relationships" xmlns:w="http://schemas.openxmlformats.org/wordprocessingml/2006/main" xmlns:w14="http://schemas.microsoft.com/office/word/2010/wordml" xmlns:w15="http://schemas.microsoft.com/office/word/2012/wordml" xmlns:w16="http://schemas.microsoft.com/office/word/2018/wordml" xmlns:w16cex="http://schemas.microsoft.com/office/word/2018/wordml/cex" xmlns:w16cid="http://schemas.microsoft.com/office/word/2016/wordml/cid" xmlns:w16du="http://schemas.microsoft.com/office/word/2023/wordml/word16du" xmlns:w16sdtdh="http://schemas.microsoft.com/office/word/2020/wordml/sdtdatahash" xmlns:w16se="http://schemas.microsoft.com/office/word/2015/wordml/symex" xmlns:wp14="http://schemas.microsoft.com/office/word/2010/wordprocessingDrawing" mc:Ignorable="w14 w15 w16se w16cid w16 w16cex w16sdtdh w16du wp14">
   <w:footnote w:type="separator" w:id="-1">
     <w:p>
       <w:pPr>
@@ -9188,7 +9143,7 @@
       </w:r>
     </w:p>
   </w:footnote>
-  <w:footnote w:id="1">
+  <w:footnote w:id="2">
     <w:p>
       <w:pPr>
         <w:pStyle w:val="Textonotapie"/>
@@ -9232,15 +9187,57 @@
           <w:sz w:val="14"/>
           <w:szCs w:val="14"/>
         </w:rPr>
-        <w:t>Integrada por</w:t>
-      </w:r>
+        <w:t xml:space="preserve">Por Resolución SBS </w:t>
+      </w:r>
+      <w:proofErr w:type="spellStart"/>
       <w:r>
         <w:rPr>
           <w:rFonts w:ascii="Arial Narrow" w:hAnsi="Arial Narrow" w:cs="Arial"/>
           <w:sz w:val="14"/>
           <w:szCs w:val="14"/>
         </w:rPr>
-        <w:t xml:space="preserve"> Delcy Nancy Gonzales Castañeda, Edith Violeta Gonzales Castaneda, Alexander Edilberto Gonzales Castaneda, en calidad de hijos del causante y doña Urbana Castaneda Gonzales </w:t>
+        <w:t/>
+      </w:r>
+      <w:proofErr w:type="spellEnd"/>
+      <w:r>
+        <w:rPr>
+          <w:rFonts w:ascii="Arial Narrow" w:hAnsi="Arial Narrow" w:cs="Arial"/>
+          <w:sz w:val="14"/>
+          <w:szCs w:val="14"/>
+        </w:rPr>
+        <w:t xml:space="preserve"> 01015-2025</w:t>
+      </w:r>
+      <w:r>
+        <w:rPr>
+          <w:rFonts w:ascii="Arial Narrow" w:hAnsi="Arial Narrow" w:cs="Arial"/>
+          <w:sz w:val="14"/>
+          <w:szCs w:val="14"/>
+        </w:rPr>
+        <w:t xml:space="preserve"> del </w:t>
+      </w:r>
+      <w:r>
+        <w:rPr>
+          <w:rFonts w:ascii="Arial Narrow" w:hAnsi="Arial Narrow" w:cs="Arial"/>
+          <w:sz w:val="14"/>
+          <w:szCs w:val="14"/>
+        </w:rPr>
+        <w:t>13 de marzo de 2025</w:t>
+      </w:r>
+      <w:r>
+        <w:rPr>
+          <w:rFonts w:ascii="Arial Narrow" w:hAnsi="Arial Narrow" w:cs="Arial"/>
+          <w:sz w:val="14"/>
+          <w:szCs w:val="14"/>
+        </w:rPr>
+        <w:t>, la Superintendencia de Banca, Seguros y AFP autorizó a CrediScotia Financiera S.A. la modificación de su Estatuto Social de su actual denominación social por la de “</w:t>
+      </w:r>
+      <w:r>
+        <w:rPr>
+          <w:rFonts w:ascii="Arial Narrow" w:hAnsi="Arial Narrow" w:cs="Arial"/>
+          <w:sz w:val="14"/>
+          <w:szCs w:val="14"/>
+        </w:rPr>
+        <w:t xml:space="preserve">Financiera Santander </w:t>
       </w:r>
       <w:proofErr w:type="spellStart"/>
       <w:r>
@@ -9249,66 +9246,16 @@
           <w:sz w:val="14"/>
           <w:szCs w:val="14"/>
         </w:rPr>
-        <w:t>vda</w:t>
-      </w:r>
+        <w:t>Consumer</w:t>
+      </w:r>
+      <w:proofErr w:type="spellEnd"/>
       <w:r>
         <w:rPr>
           <w:rFonts w:ascii="Arial Narrow" w:hAnsi="Arial Narrow" w:cs="Arial"/>
           <w:sz w:val="14"/>
           <w:szCs w:val="14"/>
         </w:rPr>
-        <w:t>.</w:t>
-      </w:r>
-      <w:proofErr w:type="spellEnd"/>
-      <w:r>
-        <w:rPr>
-          <w:rFonts w:ascii="Arial Narrow" w:hAnsi="Arial Narrow" w:cs="Arial"/>
-          <w:sz w:val="14"/>
-          <w:szCs w:val="14"/>
-        </w:rPr>
-        <w:t xml:space="preserve"> De Gonzales en calidad de cónyuge supérstite del causante, de conformidad con la Partida </w:t>
-      </w:r>
-      <w:r>
-        <w:rPr>
-          <w:rFonts w:ascii="Arial Narrow" w:hAnsi="Arial Narrow" w:cs="Arial"/>
-          <w:sz w:val="14"/>
-          <w:szCs w:val="14"/>
-        </w:rPr>
-        <w:t/>
-      </w:r>
-      <w:r>
-        <w:rPr>
-          <w:rFonts w:ascii="Arial Narrow" w:hAnsi="Arial Narrow" w:cs="Arial"/>
-          <w:sz w:val="14"/>
-          <w:szCs w:val="14"/>
-        </w:rPr>
-        <w:t xml:space="preserve">11333432 de la oficina registral de Huancayo, Zona Registral </w:t>
-      </w:r>
-      <w:proofErr w:type="spellStart"/>
-      <w:r>
-        <w:rPr>
-          <w:rFonts w:ascii="Arial Narrow" w:hAnsi="Arial Narrow" w:cs="Arial"/>
-          <w:sz w:val="14"/>
-          <w:szCs w:val="14"/>
-        </w:rPr>
-        <w:t/>
-      </w:r>
-      <w:r>
-        <w:rPr>
-          <w:rFonts w:ascii="Arial Narrow" w:hAnsi="Arial Narrow" w:cs="Arial"/>
-          <w:sz w:val="14"/>
-          <w:szCs w:val="14"/>
-        </w:rPr>
-        <w:t>VIII</w:t>
-      </w:r>
-      <w:proofErr w:type="spellEnd"/>
-      <w:r>
-        <w:rPr>
-          <w:rFonts w:ascii="Arial Narrow" w:hAnsi="Arial Narrow" w:cs="Arial"/>
-          <w:sz w:val="14"/>
-          <w:szCs w:val="14"/>
-        </w:rPr>
-        <w:t>.</w:t>
+        <w:t xml:space="preserve"> S.A.”.</w:t>
       </w:r>
     </w:p>
     <w:p>
@@ -9324,7 +9271,7 @@
       </w:pPr>
     </w:p>
   </w:footnote>
-  <w:footnote w:id="2">
+  <w:footnote w:id="3">
     <w:p>
       <w:pPr>
         <w:pStyle w:val="Textonotapie"/>
@@ -9361,6 +9308,7 @@
           <w:szCs w:val="14"/>
         </w:rPr>
         <w:tab/>
+        <w:t xml:space="preserve">Denuncia remitida a esta </w:t>
       </w:r>
       <w:r>
         <w:rPr>
@@ -9368,144 +9316,15 @@
           <w:sz w:val="14"/>
           <w:szCs w:val="14"/>
         </w:rPr>
-        <w:t xml:space="preserve">Por Resolución SBS </w:t>
-      </w:r>
-      <w:proofErr w:type="spellStart"/>
+        <w:t xml:space="preserve">Comisión mediante DOCUMENTO DE TRASLADO 001-2025-ILN-CPC/INDECOPI de fecha 28 de noviembre de 2025, recibida el 1 de diciembre de 2025</w:t>
+      </w:r>
       <w:r>
         <w:rPr>
           <w:rFonts w:ascii="Arial Narrow" w:hAnsi="Arial Narrow" w:cs="Arial"/>
           <w:sz w:val="14"/>
           <w:szCs w:val="14"/>
         </w:rPr>
-        <w:t/>
-      </w:r>
-      <w:proofErr w:type="spellEnd"/>
-      <w:r>
-        <w:rPr>
-          <w:rFonts w:ascii="Arial Narrow" w:hAnsi="Arial Narrow" w:cs="Arial"/>
-          <w:sz w:val="14"/>
-          <w:szCs w:val="14"/>
-        </w:rPr>
-        <w:t xml:space="preserve"> 01015-2025</w:t>
-      </w:r>
-      <w:r>
-        <w:rPr>
-          <w:rFonts w:ascii="Arial Narrow" w:hAnsi="Arial Narrow" w:cs="Arial"/>
-          <w:sz w:val="14"/>
-          <w:szCs w:val="14"/>
-        </w:rPr>
-        <w:t xml:space="preserve"> del </w:t>
-      </w:r>
-      <w:r>
-        <w:rPr>
-          <w:rFonts w:ascii="Arial Narrow" w:hAnsi="Arial Narrow" w:cs="Arial"/>
-          <w:sz w:val="14"/>
-          <w:szCs w:val="14"/>
-        </w:rPr>
-        <w:t>13 de marzo de 2025</w:t>
-      </w:r>
-      <w:r>
-        <w:rPr>
-          <w:rFonts w:ascii="Arial Narrow" w:hAnsi="Arial Narrow" w:cs="Arial"/>
-          <w:sz w:val="14"/>
-          <w:szCs w:val="14"/>
-        </w:rPr>
-        <w:t>, la Superintendencia de Banca, Seguros y AFP autorizó a CrediScotia Financiera S.A. la modificación de su Estatuto Social de su actual denominación social por la de “</w:t>
-      </w:r>
-      <w:r>
-        <w:rPr>
-          <w:rFonts w:ascii="Arial Narrow" w:hAnsi="Arial Narrow" w:cs="Arial"/>
-          <w:sz w:val="14"/>
-          <w:szCs w:val="14"/>
-        </w:rPr>
-        <w:t xml:space="preserve">Financiera Santander </w:t>
-      </w:r>
-      <w:proofErr w:type="spellStart"/>
-      <w:r>
-        <w:rPr>
-          <w:rFonts w:ascii="Arial Narrow" w:hAnsi="Arial Narrow" w:cs="Arial"/>
-          <w:sz w:val="14"/>
-          <w:szCs w:val="14"/>
-        </w:rPr>
-        <w:t>Consumer</w:t>
-      </w:r>
-      <w:proofErr w:type="spellEnd"/>
-      <w:r>
-        <w:rPr>
-          <w:rFonts w:ascii="Arial Narrow" w:hAnsi="Arial Narrow" w:cs="Arial"/>
-          <w:sz w:val="14"/>
-          <w:szCs w:val="14"/>
-        </w:rPr>
-        <w:t xml:space="preserve"> S.A.”.</w:t>
-      </w:r>
-    </w:p>
-    <w:p>
-      <w:pPr>
-        <w:pStyle w:val="Textonotapie"/>
-        <w:ind w:left="567" w:hanging="567"/>
-        <w:jc w:val="both"/>
-        <w:rPr>
-          <w:rFonts w:ascii="Arial Narrow" w:hAnsi="Arial Narrow" w:cs="Arial"/>
-          <w:sz w:val="14"/>
-          <w:szCs w:val="14"/>
-        </w:rPr>
-      </w:pPr>
-    </w:p>
-  </w:footnote>
-  <w:footnote w:id="3">
-    <w:p>
-      <w:pPr>
-        <w:pStyle w:val="Textonotapie"/>
-        <w:ind w:left="567" w:hanging="567"/>
-        <w:jc w:val="both"/>
-        <w:rPr>
-          <w:rFonts w:ascii="Arial Narrow" w:hAnsi="Arial Narrow" w:cs="Arial"/>
-          <w:sz w:val="14"/>
-          <w:szCs w:val="14"/>
-        </w:rPr>
-      </w:pPr>
-      <w:r>
-        <w:rPr>
-          <w:rStyle w:val="Refdenotaalpie"/>
-          <w:rFonts w:ascii="Arial Narrow" w:hAnsi="Arial Narrow" w:cs="Arial"/>
-          <w:sz w:val="16"/>
-          <w:szCs w:val="14"/>
-          <w:vertAlign w:val="superscript"/>
-        </w:rPr>
-        <w:footnoteRef/>
-      </w:r>
-      <w:r>
-        <w:rPr>
-          <w:rFonts w:ascii="Arial Narrow" w:hAnsi="Arial Narrow" w:cs="Arial"/>
-          <w:sz w:val="14"/>
-          <w:szCs w:val="14"/>
-        </w:rPr>
-        <w:t xml:space="preserve"> </w:t>
-      </w:r>
-      <w:r>
-        <w:rPr>
-          <w:rFonts w:ascii="Arial Narrow" w:hAnsi="Arial Narrow" w:cs="Arial"/>
-          <w:sz w:val="14"/>
-          <w:szCs w:val="14"/>
-        </w:rPr>
-        <w:tab/>
-        <w:t xml:space="preserve">Denuncia remitida a esta </w:t>
-      </w:r>
-      <w:r>
-        <w:rPr>
-          <w:rFonts w:ascii="Arial Narrow" w:hAnsi="Arial Narrow" w:cs="Arial"/>
-          <w:sz w:val="14"/>
-          <w:szCs w:val="14"/>
-        </w:rPr>
-        <w:t>Comisión de Protección al Consumidor 1 mediante DOCUMENTO DE TRASLADO 001-2025-ILN-CPC/INDECOPI de fecha 28 de noviembre de 2025, recibida el 1 de diciembre de 2025</w:t>
-      </w:r>
-      <w:r>
-        <w:rPr>
-          <w:rFonts w:ascii="Arial Narrow" w:hAnsi="Arial Narrow" w:cs="Arial"/>
-          <w:sz w:val="14"/>
-          <w:szCs w:val="14"/>
-        </w:rPr>
-        <w:t>.</w:t>
+        <w:t xml:space="preserve">.</w:t>
       </w:r>
     </w:p>
     <w:p>
@@ -10679,6 +10498,161 @@
       </w:pPr>
     </w:p>
   </w:footnote>
+  <w:footnote w:id="16">
+    <w:p>
+      <w:pPr>
+        <w:pStyle w:val="Textonotapie"/>
+        <w:ind w:left="567" w:hanging="567"/>
+        <w:jc w:val="both"/>
+      </w:pPr>
+      <w:r>
+        <w:rPr>
+          <w:rStyle w:val="Refdenotaalpie"/>
+          <w:rFonts w:ascii="Arial Narrow" w:hAnsi="Arial Narrow" w:cs="Arial"/>
+          <w:sz w:val="16"/>
+          <w:szCs w:val="14"/>
+          <w:vertAlign w:val="superscript"/>
+        </w:rPr>
+        <w:footnoteRef/>
+      </w:r>
+      <w:r>
+        <w:rPr>
+          <w:rFonts w:ascii="Arial Narrow" w:hAnsi="Arial Narrow" w:cs="Arial"/>
+          <w:sz w:val="14"/>
+          <w:szCs w:val="14"/>
+        </w:rPr>
+        <w:tab/>
+      </w:r>
+      <w:r>
+        <w:rPr>
+          <w:rFonts w:ascii="Arial Narrow" w:hAnsi="Arial Narrow" w:cs="Arial"/>
+          <w:b/>
+          <w:bCs/>
+          <w:sz w:val="14"/>
+          <w:szCs w:val="14"/>
+        </w:rPr>
+        <w:t xml:space="preserve">DECRETO LEGISLATIVO 807, LEY SOBRE FACULTADES, NORMAS Y ORGANIZACIÓN DEL INDECOPI, publicado el 18 de abril de 1996</w:t>
+      </w:r>
+    </w:p>
+    <w:p>
+      <w:pPr>
+        <w:pStyle w:val="Textonotapie"/>
+        <w:ind w:left="567" w:hanging="567"/>
+        <w:jc w:val="both"/>
+      </w:pPr>
+      <w:r>
+        <w:rPr>
+          <w:rFonts w:ascii="Arial Narrow" w:hAnsi="Arial Narrow" w:cs="Arial"/>
+          <w:sz w:val="14"/>
+          <w:szCs w:val="14"/>
+        </w:rPr>
+        <w:tab/>
+      </w:r>
+      <w:r>
+        <w:rPr>
+          <w:rFonts w:ascii="Arial Narrow" w:hAnsi="Arial Narrow" w:cs="Arial"/>
+          <w:b/>
+          <w:bCs/>
+          <w:sz w:val="14"/>
+          <w:szCs w:val="14"/>
+        </w:rPr>
+        <w:t xml:space="preserve">Artículo 26.-</w:t>
+      </w:r>
+      <w:r>
+        <w:rPr>
+          <w:rFonts w:ascii="Arial Narrow" w:hAnsi="Arial Narrow" w:cs="Arial"/>
+          <w:sz w:val="14"/>
+          <w:szCs w:val="14"/>
+        </w:rPr>
+        <w:t xml:space="preserve"> Una vez admitida a trámite la denuncia, se correrá traslado de la misma al denunciado, a fin de que éste presente su descargo. El plazo para la presentación del descargo será de cinco (5) días contados desde la notificación, vencido el cual, el Secretario Técnico declarará en rebeldía al denunciado que no lo hubiera presentado.</w:t>
+      </w:r>
+    </w:p>
+  </w:footnote>
+  <w:footnote w:id="17">
+    <w:p>
+      <w:pPr>
+        <w:pStyle w:val="Textonotapie"/>
+        <w:ind w:left="567" w:hanging="567"/>
+        <w:jc w:val="both"/>
+      </w:pPr>
+      <w:r>
+        <w:rPr>
+          <w:rStyle w:val="Refdenotaalpie"/>
+          <w:rFonts w:ascii="Arial Narrow" w:hAnsi="Arial Narrow" w:cs="Arial"/>
+          <w:sz w:val="16"/>
+          <w:szCs w:val="14"/>
+          <w:vertAlign w:val="superscript"/>
+        </w:rPr>
+        <w:footnoteRef/>
+      </w:r>
+      <w:r>
+        <w:rPr>
+          <w:rFonts w:ascii="Arial Narrow" w:hAnsi="Arial Narrow" w:cs="Arial"/>
+          <w:sz w:val="14"/>
+          <w:szCs w:val="14"/>
+        </w:rPr>
+        <w:tab/>
+      </w:r>
+      <w:r>
+        <w:rPr>
+          <w:rFonts w:ascii="Arial Narrow" w:hAnsi="Arial Narrow" w:cs="Arial"/>
+          <w:b/>
+          <w:bCs/>
+          <w:sz w:val="14"/>
+          <w:szCs w:val="14"/>
+        </w:rPr>
+        <w:t xml:space="preserve">DECRETO SUPREMO 006-2026-JUS, TEXTO ÚNICO ORDENADO DE LA LEY 27444, LEY DEL PROCEDIMIENTO ADMINISTRATIVO GENERAL, publicado el 30 de abril de 2026</w:t>
+      </w:r>
+    </w:p>
+    <w:p>
+      <w:pPr>
+        <w:pStyle w:val="Textonotapie"/>
+        <w:ind w:left="567" w:hanging="567"/>
+        <w:jc w:val="both"/>
+      </w:pPr>
+      <w:r>
+        <w:rPr>
+          <w:rFonts w:ascii="Arial Narrow" w:hAnsi="Arial Narrow" w:cs="Arial"/>
+          <w:sz w:val="14"/>
+          <w:szCs w:val="14"/>
+        </w:rPr>
+        <w:tab/>
+      </w:r>
+      <w:r>
+        <w:rPr>
+          <w:rFonts w:ascii="Arial Narrow" w:hAnsi="Arial Narrow" w:cs="Arial"/>
+          <w:b/>
+          <w:bCs/>
+          <w:sz w:val="14"/>
+          <w:szCs w:val="14"/>
+        </w:rPr>
+        <w:t xml:space="preserve">Artículo 223.- Contestación de la reclamación</w:t>
+      </w:r>
+    </w:p>
+    <w:p>
+      <w:pPr>
+        <w:pStyle w:val="Textonotapie"/>
+        <w:ind w:left="567" w:hanging="567"/>
+        <w:jc w:val="both"/>
+      </w:pPr>
+      <w:r>
+        <w:rPr>
+          <w:rFonts w:ascii="Arial Narrow" w:hAnsi="Arial Narrow" w:cs="Arial"/>
+          <w:sz w:val="14"/>
+          <w:szCs w:val="14"/>
+        </w:rPr>
+        <w:tab/>
+      </w:r>
+      <w:r>
+        <w:rPr>
+          <w:rFonts w:ascii="Arial Narrow" w:hAnsi="Arial Narrow" w:cs="Arial"/>
+          <w:sz w:val="14"/>
+          <w:szCs w:val="14"/>
+        </w:rPr>
+        <w:t xml:space="preserve">223.1 El reclamado deberá presentar la contestación de la reclamación dentro de los quince (15) días posteriores a la notificación de ésta; vencido este plazo, la Administración declarará en rebeldía al reclamado que no la hubiera presentado. La contestación deberá contener los requisitos de los escritos previstos en el artículo 113 de la presente Ley, así como la absolución de todos los asuntos controvertidos de hecho y de derecho, Las alegaciones y los hechos relevantes de la reclamación, salvo que hayan sido específicamente negadas en la contestación, se tendrán por aceptadas o merituadas como ciertas.</w:t>
+      </w:r>
+    </w:p>
+  </w:footnote>
   <w:footnote w:id="11">
     <w:p>
       <w:pPr>
@@ -12172,11 +12146,147 @@
       <w:bookmarkEnd w:id="13"/>
     </w:p>
   </w:footnote>
+  <w:footnote w:id="1">
+    <w:p>
+      <w:pPr>
+        <w:pStyle w:val="Textonotapie"/>
+        <w:ind w:left="567" w:hanging="567"/>
+        <w:jc w:val="both"/>
+        <w:rPr>
+          <w:rFonts w:ascii="Arial Narrow" w:hAnsi="Arial Narrow" w:cs="Arial"/>
+          <w:sz w:val="14"/>
+          <w:szCs w:val="14"/>
+        </w:rPr>
+      </w:pPr>
+      <w:r>
+        <w:rPr>
+          <w:rStyle w:val="Refdenotaalpie"/>
+          <w:rFonts w:ascii="Arial Narrow" w:hAnsi="Arial Narrow" w:cs="Arial"/>
+          <w:sz w:val="16"/>
+          <w:szCs w:val="14"/>
+          <w:vertAlign w:val="superscript"/>
+        </w:rPr>
+        <w:footnoteRef/>
+      </w:r>
+      <w:r>
+        <w:rPr>
+          <w:rFonts w:ascii="Arial Narrow" w:hAnsi="Arial Narrow" w:cs="Arial"/>
+          <w:sz w:val="14"/>
+          <w:szCs w:val="14"/>
+        </w:rPr>
+        <w:t xml:space="preserve"> </w:t>
+      </w:r>
+      <w:r>
+        <w:rPr>
+          <w:rFonts w:ascii="Arial Narrow" w:hAnsi="Arial Narrow" w:cs="Arial"/>
+          <w:sz w:val="14"/>
+          <w:szCs w:val="14"/>
+        </w:rPr>
+        <w:tab/>
+      </w:r>
+      <w:r>
+        <w:rPr>
+          <w:rFonts w:ascii="Arial Narrow" w:hAnsi="Arial Narrow" w:cs="Arial"/>
+          <w:sz w:val="14"/>
+          <w:szCs w:val="14"/>
+        </w:rPr>
+        <w:t>Integrada por</w:t>
+      </w:r>
+      <w:r>
+        <w:rPr>
+          <w:rFonts w:ascii="Arial Narrow" w:hAnsi="Arial Narrow" w:cs="Arial"/>
+          <w:sz w:val="14"/>
+          <w:szCs w:val="14"/>
+        </w:rPr>
+        <w:t xml:space="preserve"> Delcy Nancy Gonzales Castañeda, Edith Violeta Gonzales Castaneda, Alexander Edilberto Gonzales Castaneda, en calidad de hijos del causante y doña Urbana Castaneda Gonzales </w:t>
+      </w:r>
+      <w:proofErr w:type="spellStart"/>
+      <w:r>
+        <w:rPr>
+          <w:rFonts w:ascii="Arial Narrow" w:hAnsi="Arial Narrow" w:cs="Arial"/>
+          <w:sz w:val="14"/>
+          <w:szCs w:val="14"/>
+        </w:rPr>
+        <w:t>vda</w:t>
+      </w:r>
+      <w:r>
+        <w:rPr>
+          <w:rFonts w:ascii="Arial Narrow" w:hAnsi="Arial Narrow" w:cs="Arial"/>
+          <w:sz w:val="14"/>
+          <w:szCs w:val="14"/>
+        </w:rPr>
+        <w:t>.</w:t>
+      </w:r>
+      <w:proofErr w:type="spellEnd"/>
+      <w:r>
+        <w:rPr>
+          <w:rFonts w:ascii="Arial Narrow" w:hAnsi="Arial Narrow" w:cs="Arial"/>
+          <w:sz w:val="14"/>
+          <w:szCs w:val="14"/>
+        </w:rPr>
+        <w:t xml:space="preserve"> De Gonzales en calidad de cónyuge supérstite del causante, de conformidad con la Partida </w:t>
+      </w:r>
+      <w:r>
+        <w:rPr>
+          <w:rFonts w:ascii="Arial Narrow" w:hAnsi="Arial Narrow" w:cs="Arial"/>
+          <w:sz w:val="14"/>
+          <w:szCs w:val="14"/>
+        </w:rPr>
+        <w:t/>
+      </w:r>
+      <w:r>
+        <w:rPr>
+          <w:rFonts w:ascii="Arial Narrow" w:hAnsi="Arial Narrow" w:cs="Arial"/>
+          <w:sz w:val="14"/>
+          <w:szCs w:val="14"/>
+        </w:rPr>
+        <w:t xml:space="preserve">11333432 de la oficina registral de Huancayo, Zona Registral </w:t>
+      </w:r>
+      <w:proofErr w:type="spellStart"/>
+      <w:r>
+        <w:rPr>
+          <w:rFonts w:ascii="Arial Narrow" w:hAnsi="Arial Narrow" w:cs="Arial"/>
+          <w:sz w:val="14"/>
+          <w:szCs w:val="14"/>
+        </w:rPr>
+        <w:t/>
+      </w:r>
+      <w:r>
+        <w:rPr>
+          <w:rFonts w:ascii="Arial Narrow" w:hAnsi="Arial Narrow" w:cs="Arial"/>
+          <w:sz w:val="14"/>
+          <w:szCs w:val="14"/>
+        </w:rPr>
+        <w:t>VIII</w:t>
+      </w:r>
+      <w:proofErr w:type="spellEnd"/>
+      <w:r>
+        <w:rPr>
+          <w:rFonts w:ascii="Arial Narrow" w:hAnsi="Arial Narrow" w:cs="Arial"/>
+          <w:sz w:val="14"/>
+          <w:szCs w:val="14"/>
+        </w:rPr>
+        <w:t>.</w:t>
+      </w:r>
+    </w:p>
+    <w:p>
+      <w:pPr>
+        <w:pStyle w:val="Textonotapie"/>
+        <w:ind w:left="567" w:hanging="567"/>
+        <w:jc w:val="both"/>
+        <w:rPr>
+          <w:rFonts w:ascii="Arial Narrow" w:hAnsi="Arial Narrow" w:cs="Arial"/>
+          <w:sz w:val="14"/>
+          <w:szCs w:val="14"/>
+        </w:rPr>
+      </w:pPr>
+    </w:p>
+  </w:footnote>
 </w:footnotes>
 </file>
 
 <file path=word/header1.xml><?xml version="1.0" encoding="utf-8"?>
-<w:hdr xmlns:wpc="http://schemas.microsoft.com/office/word/2010/wordprocessingCanvas" xmlns:cx="http://schemas.microsoft.com/office/drawing/2014/chartex" xmlns:cx1="http://schemas.microsoft.com/office/drawing/2015/9/8/chartex" xmlns:cx2="http://schemas.microsoft.com/office/drawing/2015/10/21/chartex" xmlns:cx3="http://schemas.microsoft.com/office/drawing/2016/5/9/chartex" xmlns:cx4="http://schemas.microsoft.com/office/drawing/2016/5/10/chartex" xmlns:cx5="http://schemas.microsoft.com/office/drawing/2016/5/11/chartex" xmlns:cx6="http://schemas.microsoft.com/office/drawing/2016/5/12/chartex" xmlns:cx7="http://schemas.microsoft.com/office/drawing/2016/5/13/chartex" xmlns:cx8="http://schemas.microsoft.com/office/drawing/2016/5/14/chartex" xmlns:mc="http://schemas.openxmlformats.org/markup-compatibility/2006" xmlns:aink="http://schemas.microsoft.com/office/drawing/2016/ink" xmlns:am3d="http://schemas.microsoft.com/office/drawing/2017/model3d" xmlns:o="urn:schemas-microsoft-com:office:office" xmlns:oel="http://schemas.microsoft.com/office/2019/extlst" xmlns:r="http://schemas.openxmlformats.org/officeDocument/2006/relationships" xmlns:m="http://schemas.openxmlformats.org/officeDocument/2006/math" xmlns:v="urn:schemas-microsoft-com:vml" xmlns:wp14="http://schemas.microsoft.com/office/word/2010/wordprocessingDrawing" xmlns:wp="http://schemas.openxmlformats.org/drawingml/2006/wordprocessingDrawing" xmlns:w10="urn:schemas-microsoft-com:office:word" xmlns:w="http://schemas.openxmlformats.org/wordprocessingml/2006/main" xmlns:w14="http://schemas.microsoft.com/office/word/2010/wordml" xmlns:w15="http://schemas.microsoft.com/office/word/2012/wordml" xmlns:w16cex="http://schemas.microsoft.com/office/word/2018/wordml/cex" xmlns:w16cid="http://schemas.microsoft.com/office/word/2016/wordml/cid" xmlns:w16="http://schemas.microsoft.com/office/word/2018/wordml" xmlns:w16du="http://schemas.microsoft.com/office/word/2023/wordml/word16du" xmlns:w16sdtdh="http://schemas.microsoft.com/office/word/2020/wordml/sdtdatahash" xmlns:w16sdtfl="http://schemas.microsoft.com/office/word/2024/wordml/sdtformatlock" xmlns:w16se="http://schemas.microsoft.com/office/word/2015/wordml/symex" xmlns:wpg="http://schemas.microsoft.com/office/word/2010/wordprocessingGroup" xmlns:wpi="http://schemas.microsoft.com/office/word/2010/wordprocessingInk" xmlns:wne="http://schemas.microsoft.com/office/word/2006/wordml" xmlns:wps="http://schemas.microsoft.com/office/word/2010/wordprocessingShape" mc:Ignorable="w14 w15 w16se w16cid w16 w16cex w16sdtdh w16sdtfl w16du wp14">
+<w:hdr xmlns:a="http://schemas.openxmlformats.org/drawingml/2006/main" xmlns:a14="http://schemas.microsoft.com/office/drawing/2010/main" xmlns:mc="http://schemas.openxmlformats.org/markup-compatibility/2006" xmlns:pic="http://schemas.openxmlformats.org/drawingml/2006/picture" xmlns:r="http://schemas.openxmlformats.org/officeDocument/2006/relationships" xmlns:w="http://schemas.openxmlformats.org/wordprocessingml/2006/main" xmlns:w14="http://schemas.microsoft.com/office/word/2010/wordml" xmlns:w15="http://schemas.microsoft.com/office/word/2012/wordml" xmlns:w16="http://schemas.microsoft.com/office/word/2018/wordml" xmlns:w16cex="http://schemas.microsoft.com/office/word/2018/wordml/cex" xmlns:w16cid="http://schemas.microsoft.com/office/word/2016/wordml/cid" xmlns:w16du="http://schemas.microsoft.com/office/word/2023/wordml/word16du" xmlns:w16sdtdh="http://schemas.microsoft.com/office/word/2020/wordml/sdtdatahash" xmlns:w16se="http://schemas.microsoft.com/office/word/2015/wordml/symex" xmlns:wp="http://schemas.openxmlformats.org/drawingml/2006/wordprocessingDrawing" xmlns:wp14="http://schemas.microsoft.com/office/word/2010/wordprocessingDrawing" mc:Ignorable="w14 w15 w16se w16cid w16 w16cex w16sdtdh w16du wp14">
   <w:tbl>
     <w:tblPr>
       <w:tblW w:w="8645" w:type="dxa"/>

--- a/plantillas_maestras/03_seguro_desgravamen/negativa_cobertura/1_ddo_aseguradora/sucesion_intestada/TPL_3152_2025_SEGURO_DESGRAVAMEN_NEGATIVA_COBERTURA_ASEGURADORA_SUCESION_INTESTADA_R2.docx
+++ b/plantillas_maestras/03_seguro_desgravamen/negativa_cobertura/1_ddo_aseguradora/sucesion_intestada/TPL_3152_2025_SEGURO_DESGRAVAMEN_NEGATIVA_COBERTURA_ASEGURADORA_SUCESION_INTESTADA_R2.docx
@@ -225,7 +225,7 @@
           <w:lang w:val="es-ES" w:eastAsia="es-ES"/>
           <w14:ligatures w14:val="none"/>
         </w:rPr>
-        <w:footnoteReference w:id="2"/>
+        <w:footnoteReference w:id="1"/>
       </w:r>
       <w:r>
         <w:rPr>
@@ -748,19 +748,7 @@
           <w:lang w:val="es-ES" w:eastAsia="es-ES"/>
           <w14:ligatures w14:val="none"/>
         </w:rPr>
-        <w:t xml:space="preserve">Mediante la denuncia del 3 de febrero de 2025, complementado con el escrito del 5 de setiembre de 2025 y subsanado mediante el escrito del 21 de enero de 2026, la [APELLIDO] denunció a Santander y BNP Paribas por presuntas infracciones a la Ley 29571, Código de Protección y Defensa del Consumidor (en adelante, Código), señalando lo siguiente:</w:t>
-      </w:r>
-      <w:r>
-        <w:rPr>
-          <w:rFonts w:ascii="Arial Narrow" w:eastAsia="Arial Narrow" w:hAnsi="Arial Narrow" w:cs="Arial Narrow"/>
-          <w:color w:val="000000"/>
-          <w:kern w:val="0"/>
-          <w:sz w:val="22"/>
-          <w:szCs w:val="22"/>
-          <w:lang w:val="es-ES" w:eastAsia="es-ES"/>
-          <w14:ligatures w14:val="none"/>
-        </w:rPr>
-        <w:t/>
+        <w:t xml:space="preserve">Mediante la denuncia del 3 de febrero de 2025, complementado con el escrito del 5 de setiembre de 2025 y subsanado mediante el escrito del 21 de enero de 2026, la [APELLIDO] denunció a Santander y BNP Paribas por presuntas infracciones a la Ley 29571, Código de Protección y Defensa del Consumidor</w:t>
       </w:r>
       <w:r>
         <w:rPr>
@@ -774,7 +762,7 @@
           <w:lang w:val="es-ES" w:eastAsia="es-ES"/>
           <w14:ligatures w14:val="none"/>
         </w:rPr>
-        <w:footnoteReference w:id="3"/>
+        <w:footnoteReference w:id="2"/>
       </w:r>
       <w:r>
         <w:rPr>
@@ -786,183 +774,7 @@
           <w:lang w:val="es-ES" w:eastAsia="es-ES"/>
           <w14:ligatures w14:val="none"/>
         </w:rPr>
-        <w:t xml:space="preserve"/>
-      </w:r>
-      <w:r>
-        <w:rPr>
-          <w:rFonts w:ascii="Arial Narrow" w:eastAsia="Arial Narrow" w:hAnsi="Arial Narrow" w:cs="Arial Narrow"/>
-          <w:color w:val="000000"/>
-          <w:kern w:val="0"/>
-          <w:sz w:val="22"/>
-          <w:szCs w:val="22"/>
-          <w:lang w:val="es-ES" w:eastAsia="es-ES"/>
-          <w14:ligatures w14:val="none"/>
-        </w:rPr>
-        <w:t/>
-      </w:r>
-      <w:r>
-        <w:rPr>
-          <w:rFonts w:ascii="Arial Narrow" w:eastAsia="Arial Narrow" w:hAnsi="Arial Narrow" w:cs="Arial Narrow"/>
-          <w:kern w:val="0"/>
-          <w14:ligatures w14:val="none"/>
-          <w:sz w:val="22"/>
-          <w:szCs w:val="22"/>
-        </w:rPr>
-        <w:t xml:space="preserve"/>
-      </w:r>
-      <w:r>
-        <w:rPr>
-          <w:rFonts w:ascii="Arial Narrow" w:eastAsia="Arial Narrow" w:hAnsi="Arial Narrow" w:cs="Arial Narrow"/>
-          <w:kern w:val="0"/>
-          <w14:ligatures w14:val="none"/>
-          <w:sz w:val="22"/>
-          <w:szCs w:val="22"/>
-        </w:rPr>
-        <w:t/>
-      </w:r>
-      <w:r>
-        <w:rPr>
-          <w:rFonts w:ascii="Arial Narrow" w:eastAsia="Arial Narrow" w:hAnsi="Arial Narrow" w:cs="Arial Narrow"/>
-          <w:kern w:val="0"/>
-          <w14:ligatures w14:val="none"/>
-          <w:sz w:val="22"/>
-          <w:szCs w:val="22"/>
-        </w:rPr>
-        <w:t xml:space="preserve"/>
-      </w:r>
-      <w:r>
-        <w:rPr>
-          <w:rFonts w:ascii="Arial Narrow" w:eastAsia="Arial Narrow" w:hAnsi="Arial Narrow" w:cs="Arial Narrow"/>
-          <w:kern w:val="0"/>
-          <w14:ligatures w14:val="none"/>
-          <w:sz w:val="22"/>
-          <w:szCs w:val="22"/>
-        </w:rPr>
-        <w:t/>
-      </w:r>
-      <w:r>
-        <w:rPr>
-          <w:rFonts w:ascii="Arial Narrow" w:eastAsia="Arial Narrow" w:hAnsi="Arial Narrow" w:cs="Arial Narrow"/>
-          <w:kern w:val="0"/>
-          <w14:ligatures w14:val="none"/>
-          <w:sz w:val="22"/>
-          <w:szCs w:val="22"/>
-        </w:rPr>
-        <w:t xml:space="preserve"/>
-      </w:r>
-      <w:r>
-        <w:rPr>
-          <w:rFonts w:ascii="Arial Narrow" w:eastAsia="Arial Narrow" w:hAnsi="Arial Narrow" w:cs="Arial Narrow"/>
-          <w:kern w:val="0"/>
-          <w14:ligatures w14:val="none"/>
-          <w:sz w:val="22"/>
-          <w:szCs w:val="22"/>
-        </w:rPr>
-        <w:t/>
-      </w:r>
-      <w:r>
-        <w:rPr>
-          <w:rFonts w:ascii="Arial Narrow" w:eastAsia="Arial Narrow" w:hAnsi="Arial Narrow" w:cs="Arial Narrow"/>
-          <w:kern w:val="0"/>
-          <w14:ligatures w14:val="none"/>
-          <w:sz w:val="22"/>
-          <w:szCs w:val="22"/>
-        </w:rPr>
-        <w:t xml:space="preserve"/>
-      </w:r>
-      <w:r>
-        <w:rPr>
-          <w:rFonts w:ascii="Arial Narrow" w:eastAsia="Arial Narrow" w:hAnsi="Arial Narrow" w:cs="Arial Narrow"/>
-          <w:kern w:val="0"/>
-          <w14:ligatures w14:val="none"/>
-          <w:sz w:val="22"/>
-          <w:szCs w:val="22"/>
-        </w:rPr>
-        <w:t xml:space="preserve"/>
-      </w:r>
-      <w:r>
-        <w:rPr>
-          <w:rFonts w:ascii="Arial Narrow" w:eastAsia="Arial Narrow" w:hAnsi="Arial Narrow" w:cs="Arial Narrow"/>
-          <w:kern w:val="0"/>
-          <w14:ligatures w14:val="none"/>
-          <w:sz w:val="22"/>
-          <w:szCs w:val="22"/>
-        </w:rPr>
-        <w:t/>
-      </w:r>
-      <w:r>
-        <w:rPr>
-          <w:rFonts w:ascii="Arial Narrow" w:eastAsia="Arial Narrow" w:hAnsi="Arial Narrow" w:cs="Arial Narrow"/>
-          <w:color w:val="000000"/>
-          <w:kern w:val="0"/>
-          <w:sz w:val="22"/>
-          <w:szCs w:val="22"/>
-          <w:lang w:val="es-ES" w:eastAsia="es-ES"/>
-          <w14:ligatures w14:val="none"/>
-        </w:rPr>
-        <w:t xml:space="preserve"/>
-      </w:r>
-      <w:r>
-        <w:rPr>
-          <w:rFonts w:ascii="Arial Narrow" w:eastAsia="Arial Narrow" w:hAnsi="Arial Narrow" w:cs="Arial Narrow"/>
-          <w:color w:val="000000"/>
-          <w:kern w:val="0"/>
-          <w:sz w:val="22"/>
-          <w:szCs w:val="22"/>
-          <w:lang w:val="es-ES" w:eastAsia="es-ES"/>
-          <w14:ligatures w14:val="none"/>
-        </w:rPr>
-        <w:t xml:space="preserve"/>
-      </w:r>
-      <w:r>
-        <w:rPr>
-          <w:rFonts w:ascii="Arial Narrow" w:eastAsia="Arial Narrow" w:hAnsi="Arial Narrow" w:cs="Arial Narrow"/>
-          <w:color w:val="000000"/>
-          <w:kern w:val="0"/>
-          <w:sz w:val="22"/>
-          <w:szCs w:val="22"/>
-          <w:lang w:val="es-ES" w:eastAsia="es-ES"/>
-          <w14:ligatures w14:val="none"/>
-        </w:rPr>
-        <w:t xml:space="preserve"/>
-      </w:r>
-      <w:r>
-        <w:rPr>
-          <w:rFonts w:ascii="Arial Narrow" w:eastAsia="Arial Narrow" w:hAnsi="Arial Narrow" w:cs="Arial Narrow"/>
-          <w:color w:val="000000"/>
-          <w:kern w:val="0"/>
-          <w:sz w:val="22"/>
-          <w:szCs w:val="22"/>
-          <w:lang w:val="es-ES" w:eastAsia="es-ES"/>
-          <w14:ligatures w14:val="none"/>
-        </w:rPr>
-        <w:t xml:space="preserve"/>
-      </w:r>
-      <w:proofErr w:type="spellStart"/>
-      <w:r>
-        <w:rPr>
-          <w:rFonts w:ascii="Arial Narrow" w:eastAsia="Arial Narrow" w:hAnsi="Arial Narrow" w:cs="Arial Narrow"/>
-          <w:color w:val="000000"/>
-          <w:kern w:val="0"/>
-          <w:sz w:val="22"/>
-          <w:szCs w:val="22"/>
-          <w:lang w:val="es-ES" w:eastAsia="es-ES"/>
-          <w14:ligatures w14:val="none"/>
-        </w:rPr>
-        <w:t/>
-      </w:r>
-      <w:proofErr w:type="spellEnd"/>
-      <w:r>
-        <w:rPr>
-          <w:rFonts w:ascii="Arial Narrow" w:eastAsia="Arial Narrow" w:hAnsi="Arial Narrow" w:cs="Arial Narrow"/>
-          <w:color w:val="000000"/>
-          <w:kern w:val="0"/>
-          <w:sz w:val="22"/>
-          <w:szCs w:val="22"/>
-          <w:lang w:val="es-ES" w:eastAsia="es-ES"/>
-          <w14:ligatures w14:val="none"/>
-        </w:rPr>
-        <w:t xml:space="preserve"/>
+        <w:t xml:space="preserve"> (en adelante, Código), señalando lo siguiente:</w:t>
       </w:r>
       <w:r>
         <w:rPr>
@@ -988,7 +800,207 @@
           <w:lang w:val="es-ES" w:eastAsia="es-ES"/>
           <w14:ligatures w14:val="none"/>
         </w:rPr>
-        <w:footnoteReference w:id="4"/>
+        <w:footnoteReference w:id="3"/>
+      </w:r>
+      <w:r>
+        <w:rPr>
+          <w:rFonts w:ascii="Arial Narrow" w:eastAsia="Arial Narrow" w:hAnsi="Arial Narrow" w:cs="Arial Narrow"/>
+          <w:color w:val="000000"/>
+          <w:kern w:val="0"/>
+          <w:sz w:val="22"/>
+          <w:szCs w:val="22"/>
+          <w:lang w:val="es-ES" w:eastAsia="es-ES"/>
+          <w14:ligatures w14:val="none"/>
+        </w:rPr>
+        <w:t xml:space="preserve"/>
+      </w:r>
+      <w:r>
+        <w:rPr>
+          <w:rFonts w:ascii="Arial Narrow" w:eastAsia="Arial Narrow" w:hAnsi="Arial Narrow" w:cs="Arial Narrow"/>
+          <w:color w:val="000000"/>
+          <w:kern w:val="0"/>
+          <w:sz w:val="22"/>
+          <w:szCs w:val="22"/>
+          <w:lang w:val="es-ES" w:eastAsia="es-ES"/>
+          <w14:ligatures w14:val="none"/>
+        </w:rPr>
+        <w:t/>
+      </w:r>
+      <w:r>
+        <w:rPr>
+          <w:rFonts w:ascii="Arial Narrow" w:eastAsia="Arial Narrow" w:hAnsi="Arial Narrow" w:cs="Arial Narrow"/>
+          <w:kern w:val="0"/>
+          <w14:ligatures w14:val="none"/>
+          <w:sz w:val="22"/>
+          <w:szCs w:val="22"/>
+        </w:rPr>
+        <w:t xml:space="preserve"/>
+      </w:r>
+      <w:r>
+        <w:rPr>
+          <w:rFonts w:ascii="Arial Narrow" w:eastAsia="Arial Narrow" w:hAnsi="Arial Narrow" w:cs="Arial Narrow"/>
+          <w:kern w:val="0"/>
+          <w14:ligatures w14:val="none"/>
+          <w:sz w:val="22"/>
+          <w:szCs w:val="22"/>
+        </w:rPr>
+        <w:t/>
+      </w:r>
+      <w:r>
+        <w:rPr>
+          <w:rFonts w:ascii="Arial Narrow" w:eastAsia="Arial Narrow" w:hAnsi="Arial Narrow" w:cs="Arial Narrow"/>
+          <w:kern w:val="0"/>
+          <w14:ligatures w14:val="none"/>
+          <w:sz w:val="22"/>
+          <w:szCs w:val="22"/>
+        </w:rPr>
+        <w:t xml:space="preserve"/>
+      </w:r>
+      <w:r>
+        <w:rPr>
+          <w:rFonts w:ascii="Arial Narrow" w:eastAsia="Arial Narrow" w:hAnsi="Arial Narrow" w:cs="Arial Narrow"/>
+          <w:kern w:val="0"/>
+          <w14:ligatures w14:val="none"/>
+          <w:sz w:val="22"/>
+          <w:szCs w:val="22"/>
+        </w:rPr>
+        <w:t/>
+      </w:r>
+      <w:r>
+        <w:rPr>
+          <w:rFonts w:ascii="Arial Narrow" w:eastAsia="Arial Narrow" w:hAnsi="Arial Narrow" w:cs="Arial Narrow"/>
+          <w:kern w:val="0"/>
+          <w14:ligatures w14:val="none"/>
+          <w:sz w:val="22"/>
+          <w:szCs w:val="22"/>
+        </w:rPr>
+        <w:t xml:space="preserve"/>
+      </w:r>
+      <w:r>
+        <w:rPr>
+          <w:rFonts w:ascii="Arial Narrow" w:eastAsia="Arial Narrow" w:hAnsi="Arial Narrow" w:cs="Arial Narrow"/>
+          <w:kern w:val="0"/>
+          <w14:ligatures w14:val="none"/>
+          <w:sz w:val="22"/>
+          <w:szCs w:val="22"/>
+        </w:rPr>
+        <w:t/>
+      </w:r>
+      <w:r>
+        <w:rPr>
+          <w:rFonts w:ascii="Arial Narrow" w:eastAsia="Arial Narrow" w:hAnsi="Arial Narrow" w:cs="Arial Narrow"/>
+          <w:kern w:val="0"/>
+          <w14:ligatures w14:val="none"/>
+          <w:sz w:val="22"/>
+          <w:szCs w:val="22"/>
+        </w:rPr>
+        <w:t xml:space="preserve"/>
+      </w:r>
+      <w:r>
+        <w:rPr>
+          <w:rFonts w:ascii="Arial Narrow" w:eastAsia="Arial Narrow" w:hAnsi="Arial Narrow" w:cs="Arial Narrow"/>
+          <w:kern w:val="0"/>
+          <w14:ligatures w14:val="none"/>
+          <w:sz w:val="22"/>
+          <w:szCs w:val="22"/>
+        </w:rPr>
+        <w:t xml:space="preserve"/>
+      </w:r>
+      <w:r>
+        <w:rPr>
+          <w:rFonts w:ascii="Arial Narrow" w:eastAsia="Arial Narrow" w:hAnsi="Arial Narrow" w:cs="Arial Narrow"/>
+          <w:kern w:val="0"/>
+          <w14:ligatures w14:val="none"/>
+          <w:sz w:val="22"/>
+          <w:szCs w:val="22"/>
+        </w:rPr>
+        <w:t/>
+      </w:r>
+      <w:r>
+        <w:rPr>
+          <w:rFonts w:ascii="Arial Narrow" w:eastAsia="Arial Narrow" w:hAnsi="Arial Narrow" w:cs="Arial Narrow"/>
+          <w:color w:val="000000"/>
+          <w:kern w:val="0"/>
+          <w:sz w:val="22"/>
+          <w:szCs w:val="22"/>
+          <w:lang w:val="es-ES" w:eastAsia="es-ES"/>
+          <w14:ligatures w14:val="none"/>
+        </w:rPr>
+        <w:t xml:space="preserve"/>
+      </w:r>
+      <w:r>
+        <w:rPr>
+          <w:rFonts w:ascii="Arial Narrow" w:eastAsia="Arial Narrow" w:hAnsi="Arial Narrow" w:cs="Arial Narrow"/>
+          <w:color w:val="000000"/>
+          <w:kern w:val="0"/>
+          <w:sz w:val="22"/>
+          <w:szCs w:val="22"/>
+          <w:lang w:val="es-ES" w:eastAsia="es-ES"/>
+          <w14:ligatures w14:val="none"/>
+        </w:rPr>
+        <w:t xml:space="preserve"/>
+      </w:r>
+      <w:r>
+        <w:rPr>
+          <w:rFonts w:ascii="Arial Narrow" w:eastAsia="Arial Narrow" w:hAnsi="Arial Narrow" w:cs="Arial Narrow"/>
+          <w:color w:val="000000"/>
+          <w:kern w:val="0"/>
+          <w:sz w:val="22"/>
+          <w:szCs w:val="22"/>
+          <w:lang w:val="es-ES" w:eastAsia="es-ES"/>
+          <w14:ligatures w14:val="none"/>
+        </w:rPr>
+        <w:t xml:space="preserve"/>
+      </w:r>
+      <w:r>
+        <w:rPr>
+          <w:rFonts w:ascii="Arial Narrow" w:eastAsia="Arial Narrow" w:hAnsi="Arial Narrow" w:cs="Arial Narrow"/>
+          <w:color w:val="000000"/>
+          <w:kern w:val="0"/>
+          <w:sz w:val="22"/>
+          <w:szCs w:val="22"/>
+          <w:lang w:val="es-ES" w:eastAsia="es-ES"/>
+          <w14:ligatures w14:val="none"/>
+        </w:rPr>
+        <w:t xml:space="preserve"/>
+      </w:r>
+      <w:proofErr w:type="spellStart"/>
+      <w:r>
+        <w:rPr>
+          <w:rFonts w:ascii="Arial Narrow" w:eastAsia="Arial Narrow" w:hAnsi="Arial Narrow" w:cs="Arial Narrow"/>
+          <w:color w:val="000000"/>
+          <w:kern w:val="0"/>
+          <w:sz w:val="22"/>
+          <w:szCs w:val="22"/>
+          <w:lang w:val="es-ES" w:eastAsia="es-ES"/>
+          <w14:ligatures w14:val="none"/>
+        </w:rPr>
+        <w:t/>
+      </w:r>
+      <w:proofErr w:type="spellEnd"/>
+      <w:r>
+        <w:rPr>
+          <w:rFonts w:ascii="Arial Narrow" w:eastAsia="Arial Narrow" w:hAnsi="Arial Narrow" w:cs="Arial Narrow"/>
+          <w:color w:val="000000"/>
+          <w:kern w:val="0"/>
+          <w:sz w:val="22"/>
+          <w:szCs w:val="22"/>
+          <w:lang w:val="es-ES" w:eastAsia="es-ES"/>
+          <w14:ligatures w14:val="none"/>
+        </w:rPr>
+        <w:t xml:space="preserve"/>
+      </w:r>
+      <w:r>
+        <w:rPr>
+          <w:rFonts w:ascii="Arial Narrow" w:eastAsia="Arial Narrow" w:hAnsi="Arial Narrow" w:cs="Arial Narrow"/>
+          <w:color w:val="000000"/>
+          <w:kern w:val="0"/>
+          <w:sz w:val="22"/>
+          <w:szCs w:val="22"/>
+          <w:lang w:val="es-ES" w:eastAsia="es-ES"/>
+          <w14:ligatures w14:val="none"/>
+        </w:rPr>
+        <w:t/>
       </w:r>
       <w:r>
         <w:rPr>
@@ -3315,21 +3327,6 @@
     <w:p>
       <w:pPr>
         <w:pStyle w:val="Prrafodelista"/>
-        <w:rPr>
-          <w:rFonts w:ascii="Arial Narrow" w:eastAsia="Arial Narrow" w:hAnsi="Arial Narrow" w:cs="Arial Narrow"/>
-          <w:color w:val="000000"/>
-          <w:kern w:val="0"/>
-          <w:sz w:val="22"/>
-          <w:szCs w:val="22"/>
-          <w:lang w:eastAsia="es-ES"/>
-          <w14:ligatures w14:val="none"/>
-        </w:rPr>
-      </w:pPr>
-    </w:p>
-    <w:p>
-      <w:pPr>
-        <w:spacing w:after="0" w:line="240" w:lineRule="auto"/>
-        <w:jc w:val="both"/>
         <w:rPr>
           <w:rFonts w:ascii="Arial Narrow" w:eastAsia="Arial Narrow" w:hAnsi="Arial Narrow" w:cs="Arial Narrow"/>
           <w:color w:val="000000"/>
@@ -5107,7 +5104,7 @@
           <w:vertAlign w:val="superscript"/>
           <w14:ligatures w14:val="none"/>
         </w:rPr>
-        <w:footnoteReference w:id="5"/>
+        <w:footnoteReference w:id="4"/>
       </w:r>
       <w:r>
         <w:rPr>
@@ -5276,7 +5273,7 @@
           <w:vertAlign w:val="superscript"/>
           <w14:ligatures w14:val="none"/>
         </w:rPr>
-        <w:footnoteReference w:id="6"/>
+        <w:footnoteReference w:id="5"/>
       </w:r>
       <w:r>
         <w:rPr>
@@ -6191,7 +6188,7 @@
           <w:vertAlign w:val="superscript"/>
           <w14:ligatures w14:val="none"/>
         </w:rPr>
-        <w:footnoteReference w:id="7"/>
+        <w:footnoteReference w:id="6"/>
       </w:r>
       <w:r>
         <w:rPr>
@@ -6387,7 +6384,7 @@
           <w:vertAlign w:val="superscript"/>
           <w14:ligatures w14:val="none"/>
         </w:rPr>
-        <w:footnoteReference w:id="8"/>
+        <w:footnoteReference w:id="7"/>
       </w:r>
       <w:r>
         <w:rPr>
@@ -6912,23 +6909,6 @@
     <w:p>
       <w:pPr>
         <w:pStyle w:val="Prrafodelista"/>
-        <w:spacing w:after="0" w:line="240" w:lineRule="auto"/>
-        <w:ind w:left="567"/>
-        <w:jc w:val="both"/>
-        <w:rPr>
-          <w:rFonts w:ascii="Arial Narrow" w:eastAsia="Arial Narrow" w:hAnsi="Arial Narrow" w:cs="Arial Narrow"/>
-          <w:color w:val="000000"/>
-          <w:kern w:val="0"/>
-          <w:sz w:val="22"/>
-          <w:szCs w:val="22"/>
-          <w:lang w:val="es-ES" w:eastAsia="es-ES"/>
-          <w14:ligatures w14:val="none"/>
-        </w:rPr>
-      </w:pPr>
-    </w:p>
-    <w:p>
-      <w:pPr>
-        <w:pStyle w:val="Prrafodelista"/>
         <w:numPr>
           <w:ilvl w:val="0"/>
           <w:numId w:val="5"/>
@@ -7006,7 +6986,19 @@
           <w:lang w:eastAsia="es-PE"/>
           <w14:ligatures w14:val="none"/>
         </w:rPr>
-        <w:t xml:space="preserve">PRIMERO: admitir a trámite la denuncia del 3 de febrero de 2025, complementado con el escrito del 5 de setiembre de 2025 y subsanado mediante el escrito del 21 de enero de 2026, interpuesta por [DENUNCIANTE] contra Santander Consumer Bank S.A. y BNP Paribas Cardif S.A. Compañía de Seguros y Reaseguros, por lo siguiente:</w:t>
+        <w:t xml:space="preserve">PRIMERO:</w:t>
+      </w:r>
+      <w:r>
+        <w:rPr>
+          <w:rFonts w:ascii="Arial Narrow" w:eastAsia="Arial Narrow" w:hAnsi="Arial Narrow" w:cs="Arial Narrow"/>
+          <w:color w:val="000000"/>
+          <w:kern w:val="0"/>
+          <w:sz w:val="22"/>
+          <w:szCs w:val="22"/>
+          <w:lang w:eastAsia="es-PE"/>
+          <w14:ligatures w14:val="none"/>
+        </w:rPr>
+        <w:t xml:space="preserve"> admitir a trámite la denuncia del 3 de febrero de 2025, complementado con el escrito del 5 de setiembre de 2025 y subsanado mediante el escrito del 21 de enero de 2026, interpuesta por [DENUNCIANTE] contra Santander Consumer Bank S.A. y BNP Paribas Cardif S.A. Compañía de Seguros y Reaseguros, por lo siguiente:</w:t>
       </w:r>
       <w:r>
         <w:rPr>
@@ -7094,7 +7086,6 @@
       <w:r>
         <w:rPr>
           <w:rFonts w:ascii="Arial Narrow" w:eastAsia="Arial Narrow" w:hAnsi="Arial Narrow" w:cs="Arial Narrow"/>
-          <w:bCs/>
           <w:sz w:val="22"/>
           <w:szCs w:val="22"/>
         </w:rPr>
@@ -7104,7 +7095,6 @@
       <w:r>
         <w:rPr>
           <w:rFonts w:ascii="Arial Narrow" w:eastAsia="Arial Narrow" w:hAnsi="Arial Narrow" w:cs="Arial Narrow"/>
-          <w:bCs/>
           <w:sz w:val="22"/>
           <w:szCs w:val="22"/>
         </w:rPr>
@@ -7114,25 +7104,22 @@
       <w:r>
         <w:rPr>
           <w:rFonts w:ascii="Arial Narrow" w:eastAsia="Arial Narrow" w:hAnsi="Arial Narrow" w:cs="Arial Narrow"/>
-          <w:bCs/>
-          <w:sz w:val="22"/>
-          <w:szCs w:val="22"/>
-        </w:rPr>
-        <w:t xml:space="preserve"/>
-      </w:r>
-      <w:r>
-        <w:rPr>
-          <w:rFonts w:ascii="Arial Narrow" w:eastAsia="Arial Narrow" w:hAnsi="Arial Narrow" w:cs="Arial Narrow"/>
-          <w:bCs/>
-          <w:sz w:val="22"/>
-          <w:szCs w:val="22"/>
-        </w:rPr>
-        <w:t xml:space="preserve"/>
-      </w:r>
-      <w:r>
-        <w:rPr>
-          <w:rFonts w:ascii="Arial Narrow" w:eastAsia="Arial Narrow" w:hAnsi="Arial Narrow" w:cs="Arial Narrow"/>
-          <w:bCs/>
+          <w:sz w:val="22"/>
+          <w:szCs w:val="22"/>
+        </w:rPr>
+        <w:t xml:space="preserve"/>
+      </w:r>
+      <w:r>
+        <w:rPr>
+          <w:rFonts w:ascii="Arial Narrow" w:eastAsia="Arial Narrow" w:hAnsi="Arial Narrow" w:cs="Arial Narrow"/>
+          <w:sz w:val="22"/>
+          <w:szCs w:val="22"/>
+        </w:rPr>
+        <w:t xml:space="preserve"/>
+      </w:r>
+      <w:r>
+        <w:rPr>
+          <w:rFonts w:ascii="Arial Narrow" w:eastAsia="Arial Narrow" w:hAnsi="Arial Narrow" w:cs="Arial Narrow"/>
           <w:sz w:val="22"/>
           <w:szCs w:val="22"/>
         </w:rPr>
@@ -7142,7 +7129,6 @@
       <w:r>
         <w:rPr>
           <w:rFonts w:ascii="Arial Narrow" w:eastAsia="Arial Narrow" w:hAnsi="Arial Narrow" w:cs="Arial Narrow"/>
-          <w:bCs/>
           <w:sz w:val="22"/>
           <w:szCs w:val="22"/>
         </w:rPr>
@@ -7152,7 +7138,6 @@
       <w:r>
         <w:rPr>
           <w:rFonts w:ascii="Arial Narrow" w:eastAsia="Arial Narrow" w:hAnsi="Arial Narrow" w:cs="Arial Narrow"/>
-          <w:bCs/>
           <w:sz w:val="22"/>
           <w:szCs w:val="22"/>
         </w:rPr>
@@ -7162,7 +7147,6 @@
       <w:r>
         <w:rPr>
           <w:rFonts w:ascii="Arial Narrow" w:eastAsia="Arial Narrow" w:hAnsi="Arial Narrow" w:cs="Arial Narrow"/>
-          <w:bCs/>
           <w:sz w:val="22"/>
           <w:szCs w:val="22"/>
         </w:rPr>
@@ -7172,7 +7156,6 @@
       <w:r>
         <w:rPr>
           <w:rFonts w:ascii="Arial Narrow" w:eastAsia="Arial Narrow" w:hAnsi="Arial Narrow" w:cs="Arial Narrow"/>
-          <w:bCs/>
           <w:sz w:val="22"/>
           <w:szCs w:val="22"/>
         </w:rPr>
@@ -8356,7 +8339,19 @@
           <w:lang w:eastAsia="es-PE"/>
           <w14:ligatures w14:val="none"/>
         </w:rPr>
-        <w:t xml:space="preserve">TERCERO: </w:t>
+        <w:t xml:space="preserve">TERCERO:</w:t>
+      </w:r>
+      <w:r>
+        <w:rPr>
+          <w:rFonts w:ascii="Arial Narrow" w:eastAsia="Arial Narrow" w:hAnsi="Arial Narrow" w:cs="Arial Narrow"/>
+          <w:color w:val="000000"/>
+          <w:kern w:val="0"/>
+          <w:sz w:val="22"/>
+          <w:szCs w:val="22"/>
+          <w:lang w:eastAsia="es-PE"/>
+          <w14:ligatures w14:val="none"/>
+        </w:rPr>
+        <w:t xml:space="preserve"> </w:t>
       </w:r>
       <w:r>
         <w:rPr>
@@ -8373,7 +8368,6 @@
       <w:r>
         <w:rPr>
           <w:rFonts w:ascii="Arial Narrow" w:eastAsia="Arial Narrow" w:hAnsi="Arial Narrow" w:cs="Arial Narrow"/>
-          <w:bCs/>
           <w:sz w:val="22"/>
           <w:szCs w:val="22"/>
         </w:rPr>
@@ -8383,7 +8377,6 @@
       <w:r>
         <w:rPr>
           <w:rFonts w:ascii="Arial Narrow" w:eastAsia="Arial Narrow" w:hAnsi="Arial Narrow" w:cs="Arial Narrow"/>
-          <w:bCs/>
           <w:sz w:val="22"/>
           <w:szCs w:val="22"/>
         </w:rPr>
@@ -8393,7 +8386,6 @@
       <w:r>
         <w:rPr>
           <w:rFonts w:ascii="Arial Narrow" w:eastAsia="Arial Narrow" w:hAnsi="Arial Narrow" w:cs="Arial Narrow"/>
-          <w:bCs/>
           <w:sz w:val="22"/>
           <w:szCs w:val="22"/>
         </w:rPr>
@@ -8402,7 +8394,6 @@
       <w:r>
         <w:rPr>
           <w:rFonts w:ascii="Arial Narrow" w:eastAsia="Arial Narrow" w:hAnsi="Arial Narrow" w:cs="Arial Narrow"/>
-          <w:bCs/>
           <w:sz w:val="22"/>
           <w:szCs w:val="22"/>
         </w:rPr>
@@ -8411,7 +8402,6 @@
       <w:r>
         <w:rPr>
           <w:rFonts w:ascii="Arial Narrow" w:eastAsia="Arial Narrow" w:hAnsi="Arial Narrow" w:cs="Arial Narrow"/>
-          <w:bCs/>
           <w:sz w:val="22"/>
           <w:szCs w:val="22"/>
         </w:rPr>
@@ -8421,7 +8411,6 @@
       <w:r>
         <w:rPr>
           <w:rFonts w:ascii="Arial Narrow" w:eastAsia="Arial Narrow" w:hAnsi="Arial Narrow" w:cs="Arial Narrow"/>
-          <w:bCs/>
           <w:sz w:val="22"/>
           <w:szCs w:val="22"/>
         </w:rPr>
@@ -8431,7 +8420,6 @@
       <w:r>
         <w:rPr>
           <w:rFonts w:ascii="Arial Narrow" w:eastAsia="Arial Narrow" w:hAnsi="Arial Narrow" w:cs="Arial Narrow"/>
-          <w:bCs/>
           <w:sz w:val="22"/>
           <w:szCs w:val="22"/>
         </w:rPr>
@@ -8441,7 +8429,6 @@
       <w:r>
         <w:rPr>
           <w:rFonts w:ascii="Arial Narrow" w:eastAsia="Arial Narrow" w:hAnsi="Arial Narrow" w:cs="Arial Narrow"/>
-          <w:bCs/>
           <w:sz w:val="22"/>
           <w:szCs w:val="22"/>
         </w:rPr>
@@ -8451,7 +8438,6 @@
       <w:r>
         <w:rPr>
           <w:rFonts w:ascii="Arial Narrow" w:eastAsia="Arial Narrow" w:hAnsi="Arial Narrow" w:cs="Arial Narrow"/>
-          <w:bCs/>
           <w:sz w:val="22"/>
           <w:szCs w:val="22"/>
         </w:rPr>
@@ -8460,7 +8446,6 @@
       <w:r>
         <w:rPr>
           <w:rFonts w:ascii="Arial Narrow" w:eastAsia="Arial Narrow" w:hAnsi="Arial Narrow" w:cs="Arial Narrow"/>
-          <w:bCs/>
           <w:sz w:val="22"/>
           <w:szCs w:val="22"/>
         </w:rPr>
@@ -8469,7 +8454,6 @@
       <w:r>
         <w:rPr>
           <w:rFonts w:ascii="Arial Narrow" w:eastAsia="Arial Narrow" w:hAnsi="Arial Narrow" w:cs="Arial Narrow"/>
-          <w:bCs/>
           <w:sz w:val="22"/>
           <w:szCs w:val="22"/>
         </w:rPr>
@@ -8478,7 +8462,6 @@
       <w:r>
         <w:rPr>
           <w:rFonts w:ascii="Arial Narrow" w:eastAsia="Arial Narrow" w:hAnsi="Arial Narrow" w:cs="Arial Narrow"/>
-          <w:bCs/>
           <w:sz w:val="22"/>
           <w:szCs w:val="22"/>
         </w:rPr>
@@ -8487,7 +8470,6 @@
       <w:r>
         <w:rPr>
           <w:rFonts w:ascii="Arial Narrow" w:eastAsia="Arial Narrow" w:hAnsi="Arial Narrow" w:cs="Arial Narrow"/>
-          <w:bCs/>
           <w:sz w:val="22"/>
           <w:szCs w:val="22"/>
         </w:rPr>
@@ -8765,63 +8747,63 @@
           <w:vertAlign w:val="superscript"/>
           <w14:ligatures w14:val="none"/>
         </w:rPr>
+        <w:footnoteReference w:id="8"/>
+      </w:r>
+      <w:r>
+        <w:rPr>
+          <w:rFonts w:ascii="Arial Narrow" w:eastAsia="Arial Narrow" w:hAnsi="Arial Narrow" w:cs="Arial Narrow"/>
+          <w:kern w:val="0"/>
+          <w14:ligatures w14:val="none"/>
+          <w:sz w:val="22"/>
+          <w:szCs w:val="22"/>
+        </w:rPr>
+        <w:t>. Ello, a fin de que la Comisión pueda meritar dicha documentación, conforme lo establece el artículo 110</w:t>
+      </w:r>
+      <w:r>
+        <w:rPr>
+          <w:rFonts w:ascii="Arial Narrow" w:eastAsia="Arial Narrow" w:hAnsi="Arial Narrow" w:cs="Arial Narrow"/>
+          <w:color w:val="000000"/>
+          <w:kern w:val="0"/>
+          <w:sz w:val="22"/>
+          <w:szCs w:val="22"/>
+          <w:lang w:eastAsia="es-PE"/>
+          <w14:ligatures w14:val="none"/>
+        </w:rPr>
+        <w:t/>
+      </w:r>
+      <w:r>
+        <w:rPr>
+          <w:rFonts w:ascii="Arial Narrow" w:eastAsia="Arial Narrow" w:hAnsi="Arial Narrow" w:cs="Arial Narrow"/>
+          <w:kern w:val="0"/>
+          <w14:ligatures w14:val="none"/>
+          <w:sz w:val="22"/>
+          <w:szCs w:val="22"/>
+        </w:rPr>
+        <w:t xml:space="preserve"> del </w:t>
+      </w:r>
+      <w:r>
+        <w:rPr>
+          <w:rFonts w:ascii="Arial Narrow" w:eastAsia="Arial Narrow" w:hAnsi="Arial Narrow" w:cs="Arial Narrow"/>
+          <w:spacing w:val="-2"/>
+          <w:kern w:val="0"/>
+          <w14:ligatures w14:val="none"/>
+          <w:sz w:val="22"/>
+          <w:szCs w:val="22"/>
+        </w:rPr>
+        <w:t>Código</w:t>
+      </w:r>
+      <w:r>
+        <w:rPr>
+          <w:rStyle w:val="Refdenotaalpie"/>
+          <w:rFonts w:ascii="Arial Narrow" w:eastAsia="Arial Narrow" w:hAnsi="Arial Narrow" w:cs="Arial Narrow"/>
+          <w:spacing w:val="-2"/>
+          <w:kern w:val="0"/>
+          <w:sz w:val="22"/>
+          <w:szCs w:val="22"/>
+          <w:vertAlign w:val="superscript"/>
+          <w14:ligatures w14:val="none"/>
+        </w:rPr>
         <w:footnoteReference w:id="9"/>
-      </w:r>
-      <w:r>
-        <w:rPr>
-          <w:rFonts w:ascii="Arial Narrow" w:eastAsia="Arial Narrow" w:hAnsi="Arial Narrow" w:cs="Arial Narrow"/>
-          <w:kern w:val="0"/>
-          <w14:ligatures w14:val="none"/>
-          <w:sz w:val="22"/>
-          <w:szCs w:val="22"/>
-        </w:rPr>
-        <w:t>. Ello, a fin de que la Comisión pueda meritar dicha documentación, conforme lo establece el artículo 110</w:t>
-      </w:r>
-      <w:r>
-        <w:rPr>
-          <w:rFonts w:ascii="Arial Narrow" w:eastAsia="Arial Narrow" w:hAnsi="Arial Narrow" w:cs="Arial Narrow"/>
-          <w:color w:val="000000"/>
-          <w:kern w:val="0"/>
-          <w:sz w:val="22"/>
-          <w:szCs w:val="22"/>
-          <w:lang w:eastAsia="es-PE"/>
-          <w14:ligatures w14:val="none"/>
-        </w:rPr>
-        <w:t/>
-      </w:r>
-      <w:r>
-        <w:rPr>
-          <w:rFonts w:ascii="Arial Narrow" w:eastAsia="Arial Narrow" w:hAnsi="Arial Narrow" w:cs="Arial Narrow"/>
-          <w:kern w:val="0"/>
-          <w14:ligatures w14:val="none"/>
-          <w:sz w:val="22"/>
-          <w:szCs w:val="22"/>
-        </w:rPr>
-        <w:t xml:space="preserve"> del </w:t>
-      </w:r>
-      <w:r>
-        <w:rPr>
-          <w:rFonts w:ascii="Arial Narrow" w:eastAsia="Arial Narrow" w:hAnsi="Arial Narrow" w:cs="Arial Narrow"/>
-          <w:spacing w:val="-2"/>
-          <w:kern w:val="0"/>
-          <w14:ligatures w14:val="none"/>
-          <w:sz w:val="22"/>
-          <w:szCs w:val="22"/>
-        </w:rPr>
-        <w:t>Código</w:t>
-      </w:r>
-      <w:r>
-        <w:rPr>
-          <w:rStyle w:val="Refdenotaalpie"/>
-          <w:rFonts w:ascii="Arial Narrow" w:eastAsia="Arial Narrow" w:hAnsi="Arial Narrow" w:cs="Arial Narrow"/>
-          <w:spacing w:val="-2"/>
-          <w:kern w:val="0"/>
-          <w:sz w:val="22"/>
-          <w:szCs w:val="22"/>
-          <w:vertAlign w:val="superscript"/>
-          <w14:ligatures w14:val="none"/>
-        </w:rPr>
-        <w:footnoteReference w:id="10"/>
       </w:r>
       <w:r>
         <w:rPr>
@@ -8873,7 +8855,15 @@
           <w:sz w:val="22"/>
           <w:szCs w:val="22"/>
         </w:rPr>
-        <w:t xml:space="preserve">CUARTO: </w:t>
+        <w:t xml:space="preserve">CUARTO:</w:t>
+      </w:r>
+      <w:r>
+        <w:rPr>
+          <w:rFonts w:ascii="Arial Narrow" w:eastAsia="Arial Narrow" w:hAnsi="Arial Narrow" w:cs="Arial Narrow"/>
+          <w:sz w:val="22"/>
+          <w:szCs w:val="22"/>
+        </w:rPr>
+        <w:t xml:space="preserve"> </w:t>
       </w:r>
       <w:r>
         <w:rPr>
@@ -8887,7 +8877,6 @@
         <w:rPr>
           <w:rStyle w:val="Refdenotaalpie"/>
           <w:rFonts w:ascii="Arial Narrow" w:eastAsia="Arial Narrow" w:hAnsi="Arial Narrow" w:cs="Arial Narrow"/>
-          <w:b/>
           <w:color w:val="000000"/>
           <w:kern w:val="0"/>
           <w:sz w:val="22"/>
@@ -8896,7 +8885,7 @@
           <w:lang w:val="es-ES" w:eastAsia="es-ES"/>
           <w14:ligatures w14:val="none"/>
         </w:rPr>
-        <w:footnoteReference w:id="16"/>
+        <w:footnoteReference w:id="10"/>
       </w:r>
       <w:r>
         <w:rPr>
@@ -8910,7 +8899,6 @@
         <w:rPr>
           <w:rStyle w:val="Refdenotaalpie"/>
           <w:rFonts w:ascii="Arial Narrow" w:eastAsia="Arial Narrow" w:hAnsi="Arial Narrow" w:cs="Arial Narrow"/>
-          <w:b/>
           <w:color w:val="000000"/>
           <w:kern w:val="0"/>
           <w:sz w:val="22"/>
@@ -8919,7 +8907,7 @@
           <w:lang w:val="es-ES" w:eastAsia="es-ES"/>
           <w14:ligatures w14:val="none"/>
         </w:rPr>
-        <w:footnoteReference w:id="17"/>
+        <w:footnoteReference w:id="11"/>
       </w:r>
       <w:r>
         <w:rPr>
@@ -8971,7 +8959,19 @@
           <w14:ligatures w14:val="none"/>
         </w:rPr>
         <w:lastRenderedPageBreak/>
-        <w:t xml:space="preserve">QUINTO: </w:t>
+        <w:t xml:space="preserve">QUINTO:</w:t>
+      </w:r>
+      <w:r>
+        <w:rPr>
+          <w:rFonts w:ascii="Arial Narrow" w:eastAsia="Arial Narrow" w:hAnsi="Arial Narrow" w:cs="Arial Narrow"/>
+          <w:color w:val="000000"/>
+          <w:kern w:val="0"/>
+          <w:sz w:val="22"/>
+          <w:szCs w:val="22"/>
+          <w:lang w:eastAsia="es-PE"/>
+          <w14:ligatures w14:val="none"/>
+        </w:rPr>
+        <w:t xml:space="preserve"> </w:t>
       </w:r>
       <w:bookmarkStart w:id="9" w:name="_Hlk188286813"/>
       <w:r>
@@ -9027,7 +9027,6 @@
       <w:r>
         <w:rPr>
           <w:rFonts w:ascii="Arial Narrow" w:eastAsia="Arial Narrow" w:hAnsi="Arial Narrow" w:cs="Arial Narrow"/>
-          <w:bCs/>
           <w:sz w:val="22"/>
           <w:szCs w:val="22"/>
         </w:rPr>
@@ -9037,7 +9036,6 @@
       <w:r>
         <w:rPr>
           <w:rFonts w:ascii="Arial Narrow" w:eastAsia="Arial Narrow" w:hAnsi="Arial Narrow" w:cs="Arial Narrow"/>
-          <w:bCs/>
           <w:sz w:val="22"/>
           <w:szCs w:val="22"/>
         </w:rPr>
@@ -9047,7 +9045,6 @@
       <w:r>
         <w:rPr>
           <w:rFonts w:ascii="Arial Narrow" w:eastAsia="Arial Narrow" w:hAnsi="Arial Narrow" w:cs="Arial Narrow"/>
-          <w:bCs/>
           <w:sz w:val="22"/>
           <w:szCs w:val="22"/>
         </w:rPr>
@@ -9181,7 +9178,19 @@
           <w:lang w:eastAsia="es-PE"/>
           <w14:ligatures w14:val="none"/>
         </w:rPr>
-        <w:t xml:space="preserve">SEXTO: </w:t>
+        <w:t xml:space="preserve">SEXTO:</w:t>
+      </w:r>
+      <w:r>
+        <w:rPr>
+          <w:rFonts w:ascii="Arial Narrow" w:eastAsia="Arial Narrow" w:hAnsi="Arial Narrow" w:cs="Arial Narrow"/>
+          <w:color w:val="000000"/>
+          <w:kern w:val="0"/>
+          <w:sz w:val="22"/>
+          <w:szCs w:val="22"/>
+          <w:lang w:eastAsia="es-PE"/>
+          <w14:ligatures w14:val="none"/>
+        </w:rPr>
+        <w:t xml:space="preserve"> </w:t>
       </w:r>
       <w:r>
         <w:rPr>
@@ -9222,7 +9231,6 @@
       <w:r>
         <w:rPr>
           <w:rFonts w:ascii="Arial Narrow" w:eastAsia="Arial Narrow" w:hAnsi="Arial Narrow" w:cs="Arial Narrow"/>
-          <w:bCs/>
           <w:sz w:val="22"/>
           <w:szCs w:val="22"/>
         </w:rPr>
@@ -9232,7 +9240,6 @@
       <w:r>
         <w:rPr>
           <w:rFonts w:ascii="Arial Narrow" w:eastAsia="Arial Narrow" w:hAnsi="Arial Narrow" w:cs="Arial Narrow"/>
-          <w:bCs/>
           <w:sz w:val="22"/>
           <w:szCs w:val="22"/>
         </w:rPr>
@@ -9242,7 +9249,6 @@
       <w:r>
         <w:rPr>
           <w:rFonts w:ascii="Arial Narrow" w:eastAsia="Arial Narrow" w:hAnsi="Arial Narrow" w:cs="Arial Narrow"/>
-          <w:bCs/>
           <w:sz w:val="22"/>
           <w:szCs w:val="22"/>
         </w:rPr>
@@ -9252,7 +9258,6 @@
       <w:r>
         <w:rPr>
           <w:rFonts w:ascii="Arial Narrow" w:eastAsia="Arial Narrow" w:hAnsi="Arial Narrow" w:cs="Arial Narrow"/>
-          <w:bCs/>
           <w:sz w:val="22"/>
           <w:szCs w:val="22"/>
         </w:rPr>
@@ -9262,7 +9267,6 @@
       <w:r>
         <w:rPr>
           <w:rFonts w:ascii="Arial Narrow" w:eastAsia="Arial Narrow" w:hAnsi="Arial Narrow" w:cs="Arial Narrow"/>
-          <w:bCs/>
           <w:sz w:val="22"/>
           <w:szCs w:val="22"/>
         </w:rPr>
@@ -9473,7 +9477,7 @@
           <w:lang w:eastAsia="es-PE"/>
           <w14:ligatures w14:val="none"/>
         </w:rPr>
-        <w:footnoteReference w:id="11"/>
+        <w:footnoteReference w:id="12"/>
       </w:r>
       <w:r>
         <w:rPr>
@@ -9571,7 +9575,7 @@
           <w:lang w:eastAsia="es-PE"/>
           <w14:ligatures w14:val="none"/>
         </w:rPr>
-        <w:footnoteReference w:id="12"/>
+        <w:footnoteReference w:id="13"/>
       </w:r>
       <w:r>
         <w:rPr>
@@ -9635,7 +9639,7 @@
           <w:lang w:eastAsia="es-PE"/>
           <w14:ligatures w14:val="none"/>
         </w:rPr>
-        <w:footnoteReference w:id="13"/>
+        <w:footnoteReference w:id="14"/>
       </w:r>
       <w:r>
         <w:rPr>
@@ -9840,7 +9844,7 @@
           <w:vertAlign w:val="superscript"/>
           <w14:ligatures w14:val="none"/>
         </w:rPr>
-        <w:footnoteReference w:id="14"/>
+        <w:footnoteReference w:id="15"/>
       </w:r>
       <w:r>
         <w:rPr>
@@ -9858,45 +9862,133 @@
           <w:kern w:val="0"/>
           <w:sz w:val="22"/>
           <w:szCs w:val="22"/>
+          <w14:ligatures w14:val="none"/>
+        </w:rPr>
+        <w:t>expresamente su facultad para asistir y conciliar en su representación</w:t>
+      </w:r>
+      <w:r>
+        <w:rPr>
+          <w:rFonts w:ascii="Arial Narrow" w:eastAsia="Arial Narrow" w:hAnsi="Arial Narrow" w:cs="Arial Narrow"/>
+          <w:kern w:val="0"/>
+          <w14:ligatures w14:val="none"/>
+          <w:sz w:val="22"/>
+          <w:szCs w:val="22"/>
+        </w:rPr>
+        <w:t>.</w:t>
+      </w:r>
+      <w:r>
+        <w:rPr>
+          <w:rFonts w:ascii="Arial Narrow" w:eastAsia="Arial Narrow" w:hAnsi="Arial Narrow" w:cs="Arial Narrow"/>
+          <w:kern w:val="0"/>
+          <w14:ligatures w14:val="none"/>
+          <w:sz w:val="22"/>
+          <w:szCs w:val="22"/>
+        </w:rPr>
+        <w:t xml:space="preserve"> </w:t>
+      </w:r>
+      <w:r>
+        <w:rPr>
+          <w:rFonts w:ascii="Arial Narrow" w:eastAsia="Arial Narrow" w:hAnsi="Arial Narrow" w:cs="Arial Narrow"/>
+          <w:kern w:val="0"/>
+          <w:sz w:val="22"/>
+          <w:szCs w:val="22"/>
+          <w14:ligatures w14:val="none"/>
+        </w:rPr>
+        <w:t xml:space="preserve">Ello bajo apercibimiento de no realizar la audiencia de conciliación y levantar el acta de inasistencia correspondiente. </w:t>
+      </w:r>
+    </w:p>
+    <w:p>
+      <w:pPr>
+        <w:suppressAutoHyphens/>
+        <w:spacing w:after="0" w:line="240" w:lineRule="auto"/>
+        <w:jc w:val="both"/>
+        <w:rPr>
+          <w:rFonts w:ascii="Arial Narrow" w:eastAsia="Arial Narrow" w:hAnsi="Arial Narrow" w:cs="Arial Narrow"/>
+          <w:kern w:val="0"/>
+          <w:sz w:val="22"/>
+          <w:szCs w:val="22"/>
           <w:u w:val="single"/>
           <w14:ligatures w14:val="none"/>
         </w:rPr>
-        <w:t>expresamente su facultad para asistir y conciliar en su representación</w:t>
-      </w:r>
-      <w:r>
-        <w:rPr>
-          <w:rFonts w:ascii="Arial Narrow" w:eastAsia="Arial Narrow" w:hAnsi="Arial Narrow" w:cs="Arial Narrow"/>
-          <w:bCs/>
-          <w:kern w:val="0"/>
-          <w14:ligatures w14:val="none"/>
-          <w:sz w:val="22"/>
-          <w:szCs w:val="22"/>
-        </w:rPr>
-        <w:t>.</w:t>
-      </w:r>
-      <w:r>
+      </w:pPr>
+    </w:p>
+    <w:p>
+      <w:pPr>
+        <w:suppressAutoHyphens/>
+        <w:spacing w:after="0" w:line="240" w:lineRule="auto"/>
+        <w:jc w:val="both"/>
         <w:rPr>
           <w:rFonts w:ascii="Arial Narrow" w:eastAsia="Arial Narrow" w:hAnsi="Arial Narrow" w:cs="Arial Narrow"/>
           <w:b/>
           <w:bCs/>
-          <w:kern w:val="0"/>
-          <w14:ligatures w14:val="none"/>
-          <w:sz w:val="22"/>
-          <w:szCs w:val="22"/>
+          <w:sz w:val="22"/>
+          <w:szCs w:val="22"/>
+        </w:rPr>
+      </w:pPr>
+      <w:r>
+        <w:rPr>
+          <w:rFonts w:ascii="Arial Narrow" w:eastAsia="Arial Narrow" w:hAnsi="Arial Narrow" w:cs="Arial Narrow"/>
+          <w:b/>
+          <w:spacing w:val="-3"/>
+          <w:kern w:val="0"/>
+          <w14:ligatures w14:val="none"/>
+          <w:sz w:val="22"/>
+          <w:szCs w:val="22"/>
+        </w:rPr>
+        <w:t>DÉCIMO</w:t>
+      </w:r>
+      <w:r>
+        <w:rPr>
+          <w:rFonts w:ascii="Arial Narrow" w:eastAsia="Arial Narrow" w:hAnsi="Arial Narrow" w:cs="Arial Narrow"/>
+          <w:b/>
+          <w:color w:val="000000"/>
+          <w:kern w:val="0"/>
+          <w:sz w:val="22"/>
+          <w:szCs w:val="22"/>
+          <w:lang w:eastAsia="es-PE"/>
+          <w14:ligatures w14:val="none"/>
+        </w:rPr>
+        <w:t>:</w:t>
+      </w:r>
+      <w:r>
+        <w:rPr>
+          <w:rFonts w:ascii="Arial Narrow" w:eastAsia="Arial Narrow" w:hAnsi="Arial Narrow" w:cs="Arial Narrow"/>
+          <w:color w:val="000000"/>
+          <w:kern w:val="0"/>
+          <w:sz w:val="22"/>
+          <w:szCs w:val="22"/>
+          <w:lang w:eastAsia="es-PE"/>
+          <w14:ligatures w14:val="none"/>
         </w:rPr>
         <w:t xml:space="preserve"> </w:t>
       </w:r>
       <w:r>
         <w:rPr>
           <w:rFonts w:ascii="Arial Narrow" w:eastAsia="Arial Narrow" w:hAnsi="Arial Narrow" w:cs="Arial Narrow"/>
-          <w:kern w:val="0"/>
-          <w:sz w:val="22"/>
-          <w:szCs w:val="22"/>
-          <w:u w:val="single"/>
-          <w14:ligatures w14:val="none"/>
-        </w:rPr>
-        <w:t xml:space="preserve">Ello bajo apercibimiento de no realizar la audiencia de conciliación y levantar el acta de inasistencia correspondiente. </w:t>
-      </w:r>
+          <w:color w:val="000000"/>
+          <w:kern w:val="0"/>
+          <w:sz w:val="22"/>
+          <w:szCs w:val="22"/>
+          <w:lang w:eastAsia="es-PE"/>
+          <w14:ligatures w14:val="none"/>
+        </w:rPr>
+        <w:t xml:space="preserve">poner en conocimiento de las partes que, antes de la emisión de la Resolución Final, tienen la posibilidad de formular su desistimiento o presentar el acuerdo arribado mediante la conciliación, mediación, </w:t>
+      </w:r>
+      <w:r>
+        <w:rPr>
+          <w:rFonts w:ascii="Arial Narrow" w:eastAsia="Arial Narrow" w:hAnsi="Arial Narrow" w:cs="Arial Narrow"/>
+          <w:color w:val="000000"/>
+          <w:kern w:val="0"/>
+          <w:sz w:val="22"/>
+          <w:szCs w:val="22"/>
+          <w:lang w:eastAsia="es-PE"/>
+          <w14:ligatures w14:val="none"/>
+        </w:rPr>
+        <w:lastRenderedPageBreak/>
+        <w:t>transacción o cualquier otro que, de forma indubitable, deje constancia que se ha solucionado la controversia materia de denuncia.</w:t>
+      </w:r>
+      <w:bookmarkStart w:id="12" w:name="h.gjdgxs" w:colFirst="0" w:colLast="0"/>
+      <w:bookmarkEnd w:id="12"/>
     </w:p>
     <w:p>
       <w:pPr>
@@ -9905,10 +9997,11 @@
         <w:jc w:val="both"/>
         <w:rPr>
           <w:rFonts w:ascii="Arial Narrow" w:eastAsia="Arial Narrow" w:hAnsi="Arial Narrow" w:cs="Arial Narrow"/>
-          <w:kern w:val="0"/>
-          <w:sz w:val="22"/>
-          <w:szCs w:val="22"/>
-          <w:u w:val="single"/>
+          <w:color w:val="000000"/>
+          <w:kern w:val="0"/>
+          <w:sz w:val="22"/>
+          <w:szCs w:val="22"/>
+          <w:lang w:eastAsia="es-PE"/>
           <w14:ligatures w14:val="none"/>
         </w:rPr>
       </w:pPr>
@@ -9918,6 +10011,13 @@
         <w:suppressAutoHyphens/>
         <w:spacing w:after="0" w:line="240" w:lineRule="auto"/>
         <w:jc w:val="both"/>
+        <w:rPr>
+          <w:rFonts w:ascii="Arial Narrow" w:eastAsia="Arial Narrow" w:hAnsi="Arial Narrow" w:cs="Arial Narrow"/>
+          <w:sz w:val="22"/>
+          <w:szCs w:val="22"/>
+        </w:rPr>
+      </w:pPr>
+      <w:r>
         <w:rPr>
           <w:rFonts w:ascii="Arial Narrow" w:eastAsia="Arial Narrow" w:hAnsi="Arial Narrow" w:cs="Arial Narrow"/>
           <w:b/>
@@ -9925,6 +10025,312 @@
           <w:sz w:val="22"/>
           <w:szCs w:val="22"/>
         </w:rPr>
+        <w:t xml:space="preserve">DÉCIMO PRIMERO:</w:t>
+      </w:r>
+      <w:r>
+        <w:rPr>
+          <w:rFonts w:ascii="Arial Narrow" w:eastAsia="Arial Narrow" w:hAnsi="Arial Narrow" w:cs="Arial Narrow"/>
+          <w:sz w:val="22"/>
+          <w:szCs w:val="22"/>
+        </w:rPr>
+        <w:t xml:space="preserve"> </w:t>
+      </w:r>
+      <w:r>
+        <w:rPr>
+          <w:rFonts w:ascii="Arial Narrow" w:eastAsia="Arial Narrow" w:hAnsi="Arial Narrow" w:cs="Arial Narrow"/>
+          <w:sz w:val="22"/>
+          <w:szCs w:val="22"/>
+        </w:rPr>
+        <w:t xml:space="preserve">requerir a [DENUNCIANTE] para que, dentro del plazo de dos (2) días hábiles siguientes a la fecha en que reciba la notificación en su bandeja de correo electrónico, efectúe la confirmación de recepción de la notificación remitida por este despacho a su correo electrónico, de conformidad con el segundo párrafo del numeral 4 del artículo 20 del Texto Único Ordenado de la Ley del Procedimiento Administrativo General, aprobado mediante Decreto Supremo 006-2026-JUS, bajo apercibimiento de rehacer el acto de notificación y notificarle conforme al numeral 1 del artículo 20 del citado cuerpo normativo.</w:t>
+      </w:r>
+      <w:r>
+        <w:rPr>
+          <w:rFonts w:ascii="Arial Narrow" w:eastAsia="Arial Narrow" w:hAnsi="Arial Narrow" w:cs="Arial Narrow"/>
+          <w:sz w:val="22"/>
+          <w:szCs w:val="22"/>
+        </w:rPr>
+        <w:t xml:space="preserve"/>
+      </w:r>
+      <w:r>
+        <w:rPr>
+          <w:rFonts w:ascii="Arial Narrow" w:eastAsia="Arial Narrow" w:hAnsi="Arial Narrow" w:cs="Arial Narrow"/>
+          <w:spacing w:val="-3"/>
+          <w:kern w:val="0"/>
+          <w14:ligatures w14:val="none"/>
+          <w:sz w:val="22"/>
+          <w:szCs w:val="22"/>
+        </w:rPr>
+        <w:t/>
+      </w:r>
+      <w:r>
+        <w:rPr>
+          <w:rFonts w:ascii="Arial Narrow" w:eastAsia="Arial Narrow" w:hAnsi="Arial Narrow" w:cs="Arial Narrow"/>
+          <w:spacing w:val="-3"/>
+          <w:kern w:val="0"/>
+          <w14:ligatures w14:val="none"/>
+          <w:sz w:val="22"/>
+          <w:szCs w:val="22"/>
+        </w:rPr>
+        <w:t xml:space="preserve"/>
+      </w:r>
+      <w:r>
+        <w:rPr>
+          <w:rFonts w:ascii="Arial Narrow" w:eastAsia="Arial Narrow" w:hAnsi="Arial Narrow" w:cs="Arial Narrow"/>
+          <w:spacing w:val="-3"/>
+          <w:kern w:val="0"/>
+          <w14:ligatures w14:val="none"/>
+          <w:sz w:val="22"/>
+          <w:szCs w:val="22"/>
+        </w:rPr>
+        <w:t xml:space="preserve"/>
+      </w:r>
+      <w:r>
+        <w:rPr>
+          <w:rFonts w:ascii="Arial Narrow" w:eastAsia="Arial Narrow" w:hAnsi="Arial Narrow" w:cs="Arial Narrow"/>
+          <w:kern w:val="0"/>
+          <w14:ligatures w14:val="none"/>
+          <w:sz w:val="22"/>
+          <w:szCs w:val="22"/>
+        </w:rPr>
+        <w:t xml:space="preserve"/>
+      </w:r>
+      <w:r>
+        <w:rPr>
+          <w:rFonts w:ascii="Arial Narrow" w:eastAsia="Arial Narrow" w:hAnsi="Arial Narrow" w:cs="Arial Narrow"/>
+          <w:color w:val="000000"/>
+          <w:sz w:val="22"/>
+          <w:szCs w:val="22"/>
+        </w:rPr>
+        <w:t/>
+      </w:r>
+      <w:r>
+        <w:rPr>
+          <w:rFonts w:ascii="Arial Narrow" w:eastAsia="Arial Narrow" w:hAnsi="Arial Narrow" w:cs="Arial Narrow"/>
+          <w:color w:val="000000"/>
+          <w:sz w:val="22"/>
+          <w:szCs w:val="22"/>
+        </w:rPr>
+        <w:t xml:space="preserve"/>
+      </w:r>
+      <w:r>
+        <w:rPr>
+          <w:rFonts w:ascii="Arial Narrow" w:eastAsia="Arial Narrow" w:hAnsi="Arial Narrow" w:cs="Arial Narrow"/>
+          <w:color w:val="000000"/>
+          <w:kern w:val="0"/>
+          <w:sz w:val="22"/>
+          <w:szCs w:val="22"/>
+          <w:lang w:eastAsia="es-PE"/>
+          <w14:ligatures w14:val="none"/>
+        </w:rPr>
+        <w:t/>
+      </w:r>
+      <w:r>
+        <w:rPr>
+          <w:rFonts w:ascii="Arial Narrow" w:eastAsia="Arial Narrow" w:hAnsi="Arial Narrow" w:cs="Arial Narrow"/>
+          <w:color w:val="000000"/>
+          <w:sz w:val="22"/>
+          <w:szCs w:val="22"/>
+        </w:rPr>
+        <w:t xml:space="preserve"/>
+      </w:r>
+      <w:r>
+        <w:rPr>
+          <w:rFonts w:ascii="Arial Narrow" w:eastAsia="Arial Narrow" w:hAnsi="Arial Narrow" w:cs="Arial Narrow"/>
+          <w:color w:val="000000"/>
+          <w:kern w:val="0"/>
+          <w:sz w:val="22"/>
+          <w:szCs w:val="22"/>
+          <w:lang w:eastAsia="es-PE"/>
+          <w14:ligatures w14:val="none"/>
+        </w:rPr>
+        <w:t/>
+      </w:r>
+      <w:r>
+        <w:rPr>
+          <w:rFonts w:ascii="Arial Narrow" w:eastAsia="Arial Narrow" w:hAnsi="Arial Narrow" w:cs="Arial Narrow"/>
+          <w:color w:val="000000"/>
+          <w:sz w:val="22"/>
+          <w:szCs w:val="22"/>
+        </w:rPr>
+        <w:t xml:space="preserve"/>
+      </w:r>
+      <w:r>
+        <w:rPr>
+          <w:rStyle w:val="Refdenotaalpie"/>
+          <w:rFonts w:ascii="Arial Narrow" w:eastAsia="Arial Narrow" w:hAnsi="Arial Narrow" w:cs="Arial Narrow"/>
+          <w:sz w:val="22"/>
+          <w:szCs w:val="22"/>
+          <w:vertAlign w:val="superscript"/>
+        </w:rPr>
+        <w:footnoteReference w:id="16"/>
+      </w:r>
+      <w:r>
+        <w:rPr>
+          <w:rFonts w:ascii="Arial Narrow" w:eastAsia="Arial Narrow" w:hAnsi="Arial Narrow" w:cs="Arial Narrow"/>
+          <w:sz w:val="22"/>
+          <w:szCs w:val="22"/>
+        </w:rPr>
+        <w:t/>
+      </w:r>
+    </w:p>
+    <w:p>
+      <w:pPr>
+        <w:suppressAutoHyphens/>
+        <w:spacing w:after="0" w:line="240" w:lineRule="auto"/>
+        <w:jc w:val="both"/>
+        <w:rPr>
+          <w:rFonts w:ascii="Arial Narrow" w:eastAsia="Arial Narrow" w:hAnsi="Arial Narrow" w:cs="Arial Narrow"/>
+          <w:sz w:val="22"/>
+          <w:szCs w:val="22"/>
+        </w:rPr>
+      </w:pPr>
+    </w:p>
+    <w:p>
+      <w:pPr>
+        <w:suppressAutoHyphens/>
+        <w:spacing w:line="240" w:lineRule="auto"/>
+        <w:jc w:val="both"/>
+        <w:rPr>
+          <w:rFonts w:ascii="Arial Narrow" w:eastAsia="Arial Narrow" w:hAnsi="Arial Narrow" w:cs="Arial Narrow"/>
+          <w:sz w:val="22"/>
+          <w:szCs w:val="22"/>
+        </w:rPr>
+      </w:pPr>
+      <w:r>
+        <w:rPr>
+          <w:rFonts w:ascii="Arial Narrow" w:eastAsia="Arial Narrow" w:hAnsi="Arial Narrow" w:cs="Arial Narrow"/>
+          <w:b/>
+          <w:bCs/>
+          <w:sz w:val="22"/>
+          <w:szCs w:val="22"/>
+        </w:rPr>
+        <w:t xml:space="preserve">DÉCIMO </w:t>
+      </w:r>
+      <w:r>
+        <w:rPr>
+          <w:rFonts w:ascii="Arial Narrow" w:eastAsia="Arial Narrow" w:hAnsi="Arial Narrow" w:cs="Arial Narrow"/>
+          <w:b/>
+          <w:bCs/>
+          <w:sz w:val="22"/>
+          <w:szCs w:val="22"/>
+        </w:rPr>
+        <w:t>SEGUNDO</w:t>
+      </w:r>
+      <w:r>
+        <w:rPr>
+          <w:rFonts w:ascii="Arial Narrow" w:eastAsia="Arial Narrow" w:hAnsi="Arial Narrow" w:cs="Arial Narrow"/>
+          <w:b/>
+          <w:bCs/>
+          <w:sz w:val="22"/>
+          <w:szCs w:val="22"/>
+        </w:rPr>
+        <w:t>:</w:t>
+      </w:r>
+      <w:r>
+        <w:rPr>
+          <w:rFonts w:ascii="Arial Narrow" w:eastAsia="Arial Narrow" w:hAnsi="Arial Narrow" w:cs="Arial Narrow"/>
+          <w:sz w:val="22"/>
+          <w:szCs w:val="22"/>
+        </w:rPr>
+        <w:t xml:space="preserve"> </w:t>
+      </w:r>
+      <w:r>
+        <w:rPr>
+          <w:rFonts w:ascii="Arial Narrow" w:eastAsia="Arial Narrow" w:hAnsi="Arial Narrow" w:cs="Arial Narrow"/>
+          <w:color w:val="000000"/>
+          <w:sz w:val="22"/>
+          <w:szCs w:val="22"/>
+        </w:rPr>
+        <w:t xml:space="preserve">requerir a </w:t>
+      </w:r>
+      <w:r>
+        <w:rPr>
+          <w:rFonts w:ascii="Arial Narrow" w:eastAsia="Arial Narrow" w:hAnsi="Arial Narrow" w:cs="Arial Narrow"/>
+          <w:sz w:val="22"/>
+          <w:szCs w:val="22"/>
+        </w:rPr>
+        <w:t xml:space="preserve">BNP </w:t>
+      </w:r>
+      <w:proofErr w:type="spellStart"/>
+      <w:r>
+        <w:rPr>
+          <w:rFonts w:ascii="Arial Narrow" w:eastAsia="Arial Narrow" w:hAnsi="Arial Narrow" w:cs="Arial Narrow"/>
+          <w:sz w:val="22"/>
+          <w:szCs w:val="22"/>
+        </w:rPr>
+        <w:t>Paribas</w:t>
+      </w:r>
+      <w:proofErr w:type="spellEnd"/>
+      <w:r>
+        <w:rPr>
+          <w:rFonts w:ascii="Arial Narrow" w:eastAsia="Arial Narrow" w:hAnsi="Arial Narrow" w:cs="Arial Narrow"/>
+          <w:sz w:val="22"/>
+          <w:szCs w:val="22"/>
+        </w:rPr>
+        <w:t xml:space="preserve"> </w:t>
+      </w:r>
+      <w:proofErr w:type="spellStart"/>
+      <w:r>
+        <w:rPr>
+          <w:rFonts w:ascii="Arial Narrow" w:eastAsia="Arial Narrow" w:hAnsi="Arial Narrow" w:cs="Arial Narrow"/>
+          <w:sz w:val="22"/>
+          <w:szCs w:val="22"/>
+        </w:rPr>
+        <w:t>Cardif</w:t>
+      </w:r>
+      <w:proofErr w:type="spellEnd"/>
+      <w:r>
+        <w:rPr>
+          <w:rFonts w:ascii="Arial Narrow" w:eastAsia="Arial Narrow" w:hAnsi="Arial Narrow" w:cs="Arial Narrow"/>
+          <w:sz w:val="22"/>
+          <w:szCs w:val="22"/>
+        </w:rPr>
+        <w:t xml:space="preserve"> S.A. Compañía de Seguros y Reaseguros </w:t>
+      </w:r>
+      <w:r>
+        <w:rPr>
+          <w:rFonts w:ascii="Arial Narrow" w:eastAsia="Arial Narrow" w:hAnsi="Arial Narrow" w:cs="Arial Narrow"/>
+          <w:sz w:val="22"/>
+          <w:szCs w:val="22"/>
+          <w:shd w:val="clear" w:color="auto" w:fill="FFFFFF"/>
+        </w:rPr>
+        <w:t xml:space="preserve">para que </w:t>
+      </w:r>
+      <w:r>
+        <w:rPr>
+          <w:rFonts w:ascii="Arial Narrow" w:eastAsia="Arial Narrow" w:hAnsi="Arial Narrow" w:cs="Arial Narrow"/>
+          <w:sz w:val="22"/>
+          <w:szCs w:val="22"/>
+        </w:rPr>
+        <w:t>efectúe</w:t>
+      </w:r>
+      <w:r>
+        <w:rPr>
+          <w:rFonts w:ascii="Arial Narrow" w:eastAsia="Arial Narrow" w:hAnsi="Arial Narrow" w:cs="Arial Narrow"/>
+          <w:sz w:val="22"/>
+          <w:szCs w:val="22"/>
+        </w:rPr>
+        <w:t xml:space="preserve"> </w:t>
+      </w:r>
+      <w:r>
+        <w:rPr>
+          <w:rFonts w:ascii="Arial Narrow" w:eastAsia="Arial Narrow" w:hAnsi="Arial Narrow" w:cs="Arial Narrow"/>
+          <w:sz w:val="22"/>
+          <w:szCs w:val="22"/>
+        </w:rPr>
+        <w:t>el acuse de recibo mediante la confirmación de recepción de la notificación remitida por este despacho a su Casilla Electrónica, dentro de los cinco (5) primeros días hábiles siguientes a la fecha en que recibe la notificación.</w:t>
+      </w:r>
+    </w:p>
+    <w:p>
+      <w:pPr>
+        <w:suppressAutoHyphens/>
+        <w:spacing w:after="0" w:line="240" w:lineRule="auto"/>
+        <w:jc w:val="both"/>
+        <w:rPr>
+          <w:rFonts w:ascii="Arial Narrow" w:eastAsia="Arial Narrow" w:hAnsi="Arial Narrow" w:cs="Arial Narrow"/>
+          <w:sz w:val="22"/>
+          <w:szCs w:val="22"/>
+        </w:rPr>
       </w:pPr>
       <w:r>
         <w:rPr>
@@ -9936,411 +10342,11 @@
           <w:sz w:val="22"/>
           <w:szCs w:val="22"/>
         </w:rPr>
-        <w:t>DÉCIMO</w:t>
-      </w:r>
-      <w:r>
-        <w:rPr>
-          <w:rFonts w:ascii="Arial Narrow" w:eastAsia="Arial Narrow" w:hAnsi="Arial Narrow" w:cs="Arial Narrow"/>
-          <w:b/>
-          <w:color w:val="000000"/>
-          <w:kern w:val="0"/>
-          <w:sz w:val="22"/>
-          <w:szCs w:val="22"/>
-          <w:lang w:eastAsia="es-PE"/>
-          <w14:ligatures w14:val="none"/>
-        </w:rPr>
-        <w:t>:</w:t>
-      </w:r>
-      <w:r>
-        <w:rPr>
-          <w:rFonts w:ascii="Arial Narrow" w:eastAsia="Arial Narrow" w:hAnsi="Arial Narrow" w:cs="Arial Narrow"/>
-          <w:color w:val="000000"/>
-          <w:kern w:val="0"/>
-          <w:sz w:val="22"/>
-          <w:szCs w:val="22"/>
-          <w:lang w:eastAsia="es-PE"/>
-          <w14:ligatures w14:val="none"/>
-        </w:rPr>
-        <w:t xml:space="preserve"> </w:t>
-      </w:r>
-      <w:r>
-        <w:rPr>
-          <w:rFonts w:ascii="Arial Narrow" w:eastAsia="Arial Narrow" w:hAnsi="Arial Narrow" w:cs="Arial Narrow"/>
-          <w:color w:val="000000"/>
-          <w:kern w:val="0"/>
-          <w:sz w:val="22"/>
-          <w:szCs w:val="22"/>
-          <w:lang w:eastAsia="es-PE"/>
-          <w14:ligatures w14:val="none"/>
-        </w:rPr>
-        <w:t xml:space="preserve">poner en conocimiento de las partes que, antes de la emisión de la Resolución Final, tienen la posibilidad de formular su desistimiento o presentar el acuerdo arribado mediante la conciliación, mediación, </w:t>
-      </w:r>
-      <w:r>
-        <w:rPr>
-          <w:rFonts w:ascii="Arial Narrow" w:eastAsia="Arial Narrow" w:hAnsi="Arial Narrow" w:cs="Arial Narrow"/>
-          <w:color w:val="000000"/>
-          <w:kern w:val="0"/>
-          <w:sz w:val="22"/>
-          <w:szCs w:val="22"/>
-          <w:lang w:eastAsia="es-PE"/>
-          <w14:ligatures w14:val="none"/>
-        </w:rPr>
-        <w:lastRenderedPageBreak/>
-        <w:t>transacción o cualquier otro que, de forma indubitable, deje constancia que se ha solucionado la controversia materia de denuncia.</w:t>
-      </w:r>
-      <w:bookmarkStart w:id="12" w:name="h.gjdgxs" w:colFirst="0" w:colLast="0"/>
-      <w:bookmarkEnd w:id="12"/>
-    </w:p>
-    <w:p>
-      <w:pPr>
-        <w:suppressAutoHyphens/>
-        <w:spacing w:after="0" w:line="240" w:lineRule="auto"/>
-        <w:jc w:val="both"/>
-        <w:rPr>
-          <w:rFonts w:ascii="Arial Narrow" w:eastAsia="Arial Narrow" w:hAnsi="Arial Narrow" w:cs="Arial Narrow"/>
-          <w:color w:val="000000"/>
-          <w:kern w:val="0"/>
-          <w:sz w:val="22"/>
-          <w:szCs w:val="22"/>
-          <w:lang w:eastAsia="es-PE"/>
-          <w14:ligatures w14:val="none"/>
-        </w:rPr>
-      </w:pPr>
-    </w:p>
-    <w:p>
-      <w:pPr>
-        <w:suppressAutoHyphens/>
-        <w:spacing w:after="0" w:line="240" w:lineRule="auto"/>
-        <w:jc w:val="both"/>
-        <w:rPr>
-          <w:rFonts w:ascii="Arial Narrow" w:eastAsia="Arial Narrow" w:hAnsi="Arial Narrow" w:cs="Arial Narrow"/>
-          <w:sz w:val="22"/>
-          <w:szCs w:val="22"/>
-        </w:rPr>
-      </w:pPr>
-      <w:r>
-        <w:rPr>
-          <w:rFonts w:ascii="Arial Narrow" w:eastAsia="Arial Narrow" w:hAnsi="Arial Narrow" w:cs="Arial Narrow"/>
-          <w:b/>
-          <w:bCs/>
-          <w:sz w:val="22"/>
-          <w:szCs w:val="22"/>
-        </w:rPr>
-        <w:t xml:space="preserve">DÉCIMO PRIMERO: </w:t>
-      </w:r>
-      <w:r>
-        <w:rPr>
-          <w:rFonts w:ascii="Arial Narrow" w:eastAsia="Arial Narrow" w:hAnsi="Arial Narrow" w:cs="Arial Narrow"/>
-          <w:sz w:val="22"/>
-          <w:szCs w:val="22"/>
-        </w:rPr>
-        <w:t xml:space="preserve">requerir a [DENUNCIANTE] para que, dentro del plazo de dos (2) días hábiles siguientes a la fecha en que reciba la notificación en su bandeja de correo electrónico, efectúe la confirmación de recepción de la notificación remitida por este despacho a su correo electrónico, de conformidad con el segundo párrafo del numeral 4 del artículo 20 del Texto Único Ordenado de la Ley del Procedimiento Administrativo General, aprobado mediante Decreto Supremo 006-2026-JUS, bajo apercibimiento de rehacer el acto de notificación y notificarle conforme al numeral 1 del artículo 20 del citado cuerpo normativo.</w:t>
-      </w:r>
-      <w:r>
-        <w:rPr>
-          <w:rFonts w:ascii="Arial Narrow" w:eastAsia="Arial Narrow" w:hAnsi="Arial Narrow" w:cs="Arial Narrow"/>
-          <w:sz w:val="22"/>
-          <w:szCs w:val="22"/>
-        </w:rPr>
-        <w:t xml:space="preserve"/>
-      </w:r>
-      <w:r>
-        <w:rPr>
-          <w:rFonts w:ascii="Arial Narrow" w:eastAsia="Arial Narrow" w:hAnsi="Arial Narrow" w:cs="Arial Narrow"/>
-          <w:spacing w:val="-3"/>
-          <w:kern w:val="0"/>
-          <w14:ligatures w14:val="none"/>
-          <w:sz w:val="22"/>
-          <w:szCs w:val="22"/>
-        </w:rPr>
-        <w:t/>
-      </w:r>
-      <w:r>
-        <w:rPr>
-          <w:rFonts w:ascii="Arial Narrow" w:eastAsia="Arial Narrow" w:hAnsi="Arial Narrow" w:cs="Arial Narrow"/>
-          <w:spacing w:val="-3"/>
-          <w:kern w:val="0"/>
-          <w14:ligatures w14:val="none"/>
-          <w:sz w:val="22"/>
-          <w:szCs w:val="22"/>
-        </w:rPr>
-        <w:t xml:space="preserve"/>
-      </w:r>
-      <w:r>
-        <w:rPr>
-          <w:rFonts w:ascii="Arial Narrow" w:eastAsia="Arial Narrow" w:hAnsi="Arial Narrow" w:cs="Arial Narrow"/>
-          <w:spacing w:val="-3"/>
-          <w:kern w:val="0"/>
-          <w14:ligatures w14:val="none"/>
-          <w:sz w:val="22"/>
-          <w:szCs w:val="22"/>
-        </w:rPr>
-        <w:t xml:space="preserve"/>
-      </w:r>
-      <w:r>
-        <w:rPr>
-          <w:rFonts w:ascii="Arial Narrow" w:eastAsia="Arial Narrow" w:hAnsi="Arial Narrow" w:cs="Arial Narrow"/>
-          <w:kern w:val="0"/>
-          <w14:ligatures w14:val="none"/>
-          <w:sz w:val="22"/>
-          <w:szCs w:val="22"/>
-        </w:rPr>
-        <w:t xml:space="preserve"/>
-      </w:r>
-      <w:r>
-        <w:rPr>
-          <w:rFonts w:ascii="Arial Narrow" w:eastAsia="Arial Narrow" w:hAnsi="Arial Narrow" w:cs="Arial Narrow"/>
-          <w:color w:val="000000"/>
-          <w:sz w:val="22"/>
-          <w:szCs w:val="22"/>
-        </w:rPr>
-        <w:t/>
-      </w:r>
-      <w:r>
-        <w:rPr>
-          <w:rFonts w:ascii="Arial Narrow" w:eastAsia="Arial Narrow" w:hAnsi="Arial Narrow" w:cs="Arial Narrow"/>
-          <w:color w:val="000000"/>
-          <w:sz w:val="22"/>
-          <w:szCs w:val="22"/>
-        </w:rPr>
-        <w:t xml:space="preserve"/>
-      </w:r>
-      <w:r>
-        <w:rPr>
-          <w:rFonts w:ascii="Arial Narrow" w:eastAsia="Arial Narrow" w:hAnsi="Arial Narrow" w:cs="Arial Narrow"/>
-          <w:color w:val="000000"/>
-          <w:kern w:val="0"/>
-          <w:sz w:val="22"/>
-          <w:szCs w:val="22"/>
-          <w:lang w:eastAsia="es-PE"/>
-          <w14:ligatures w14:val="none"/>
-        </w:rPr>
-        <w:t/>
-      </w:r>
-      <w:r>
-        <w:rPr>
-          <w:rFonts w:ascii="Arial Narrow" w:eastAsia="Arial Narrow" w:hAnsi="Arial Narrow" w:cs="Arial Narrow"/>
-          <w:color w:val="000000"/>
-          <w:sz w:val="22"/>
-          <w:szCs w:val="22"/>
-        </w:rPr>
-        <w:t xml:space="preserve"/>
-      </w:r>
-      <w:r>
-        <w:rPr>
-          <w:rFonts w:ascii="Arial Narrow" w:eastAsia="Arial Narrow" w:hAnsi="Arial Narrow" w:cs="Arial Narrow"/>
-          <w:color w:val="000000"/>
-          <w:kern w:val="0"/>
-          <w:sz w:val="22"/>
-          <w:szCs w:val="22"/>
-          <w:lang w:eastAsia="es-PE"/>
-          <w14:ligatures w14:val="none"/>
-        </w:rPr>
-        <w:t/>
-      </w:r>
-      <w:r>
-        <w:rPr>
-          <w:rFonts w:ascii="Arial Narrow" w:eastAsia="Arial Narrow" w:hAnsi="Arial Narrow" w:cs="Arial Narrow"/>
-          <w:color w:val="000000"/>
-          <w:sz w:val="22"/>
-          <w:szCs w:val="22"/>
-        </w:rPr>
-        <w:t xml:space="preserve"/>
-      </w:r>
-      <w:r>
-        <w:rPr>
-          <w:rStyle w:val="Refdenotaalpie"/>
-          <w:rFonts w:ascii="Arial Narrow" w:eastAsia="Arial Narrow" w:hAnsi="Arial Narrow" w:cs="Arial Narrow"/>
-          <w:sz w:val="22"/>
-          <w:szCs w:val="22"/>
-          <w:vertAlign w:val="superscript"/>
-        </w:rPr>
-        <w:footnoteReference w:id="15"/>
-      </w:r>
-      <w:r>
-        <w:rPr>
-          <w:rFonts w:ascii="Arial Narrow" w:eastAsia="Arial Narrow" w:hAnsi="Arial Narrow" w:cs="Arial Narrow"/>
-          <w:sz w:val="22"/>
-          <w:szCs w:val="22"/>
-        </w:rPr>
-        <w:t/>
-      </w:r>
-    </w:p>
-    <w:p>
-      <w:pPr>
-        <w:suppressAutoHyphens/>
-        <w:spacing w:after="0" w:line="240" w:lineRule="auto"/>
-        <w:jc w:val="both"/>
-        <w:rPr>
-          <w:rFonts w:ascii="Arial Narrow" w:eastAsia="Arial Narrow" w:hAnsi="Arial Narrow" w:cs="Arial Narrow"/>
-          <w:sz w:val="22"/>
-          <w:szCs w:val="22"/>
-        </w:rPr>
-      </w:pPr>
-    </w:p>
-    <w:p>
-      <w:pPr>
-        <w:suppressAutoHyphens/>
-        <w:spacing w:line="240" w:lineRule="auto"/>
-        <w:jc w:val="both"/>
-        <w:rPr>
-          <w:rFonts w:ascii="Arial Narrow" w:eastAsia="Arial Narrow" w:hAnsi="Arial Narrow" w:cs="Arial Narrow"/>
-          <w:sz w:val="22"/>
-          <w:szCs w:val="22"/>
-        </w:rPr>
-      </w:pPr>
-      <w:r>
-        <w:rPr>
-          <w:rFonts w:ascii="Arial Narrow" w:eastAsia="Arial Narrow" w:hAnsi="Arial Narrow" w:cs="Arial Narrow"/>
-          <w:b/>
-          <w:bCs/>
-          <w:sz w:val="22"/>
-          <w:szCs w:val="22"/>
-        </w:rPr>
-        <w:t xml:space="preserve">DÉCIMO </w:t>
-      </w:r>
-      <w:r>
-        <w:rPr>
-          <w:rFonts w:ascii="Arial Narrow" w:eastAsia="Arial Narrow" w:hAnsi="Arial Narrow" w:cs="Arial Narrow"/>
-          <w:b/>
-          <w:bCs/>
-          <w:sz w:val="22"/>
-          <w:szCs w:val="22"/>
-        </w:rPr>
-        <w:t>SEGUNDO</w:t>
-      </w:r>
-      <w:r>
-        <w:rPr>
-          <w:rFonts w:ascii="Arial Narrow" w:eastAsia="Arial Narrow" w:hAnsi="Arial Narrow" w:cs="Arial Narrow"/>
-          <w:b/>
-          <w:bCs/>
-          <w:sz w:val="22"/>
-          <w:szCs w:val="22"/>
-        </w:rPr>
-        <w:t>:</w:t>
-      </w:r>
-      <w:r>
-        <w:rPr>
-          <w:rFonts w:ascii="Arial Narrow" w:eastAsia="Arial Narrow" w:hAnsi="Arial Narrow" w:cs="Arial Narrow"/>
-          <w:sz w:val="22"/>
-          <w:szCs w:val="22"/>
-        </w:rPr>
-        <w:t xml:space="preserve"> </w:t>
-      </w:r>
-      <w:r>
-        <w:rPr>
-          <w:rFonts w:ascii="Arial Narrow" w:eastAsia="Arial Narrow" w:hAnsi="Arial Narrow" w:cs="Arial Narrow"/>
-          <w:color w:val="000000"/>
-          <w:sz w:val="22"/>
-          <w:szCs w:val="22"/>
-        </w:rPr>
-        <w:t xml:space="preserve">requerir a </w:t>
-      </w:r>
-      <w:r>
-        <w:rPr>
-          <w:rFonts w:ascii="Arial Narrow" w:eastAsia="Arial Narrow" w:hAnsi="Arial Narrow" w:cs="Arial Narrow"/>
-          <w:sz w:val="22"/>
-          <w:szCs w:val="22"/>
-        </w:rPr>
-        <w:t xml:space="preserve">BNP </w:t>
-      </w:r>
-      <w:proofErr w:type="spellStart"/>
-      <w:r>
-        <w:rPr>
-          <w:rFonts w:ascii="Arial Narrow" w:eastAsia="Arial Narrow" w:hAnsi="Arial Narrow" w:cs="Arial Narrow"/>
-          <w:sz w:val="22"/>
-          <w:szCs w:val="22"/>
-        </w:rPr>
-        <w:t>Paribas</w:t>
-      </w:r>
-      <w:proofErr w:type="spellEnd"/>
-      <w:r>
-        <w:rPr>
-          <w:rFonts w:ascii="Arial Narrow" w:eastAsia="Arial Narrow" w:hAnsi="Arial Narrow" w:cs="Arial Narrow"/>
-          <w:sz w:val="22"/>
-          <w:szCs w:val="22"/>
-        </w:rPr>
-        <w:t xml:space="preserve"> </w:t>
-      </w:r>
-      <w:proofErr w:type="spellStart"/>
-      <w:r>
-        <w:rPr>
-          <w:rFonts w:ascii="Arial Narrow" w:eastAsia="Arial Narrow" w:hAnsi="Arial Narrow" w:cs="Arial Narrow"/>
-          <w:sz w:val="22"/>
-          <w:szCs w:val="22"/>
-        </w:rPr>
-        <w:t>Cardif</w:t>
-      </w:r>
-      <w:proofErr w:type="spellEnd"/>
-      <w:r>
-        <w:rPr>
-          <w:rFonts w:ascii="Arial Narrow" w:eastAsia="Arial Narrow" w:hAnsi="Arial Narrow" w:cs="Arial Narrow"/>
-          <w:sz w:val="22"/>
-          <w:szCs w:val="22"/>
-        </w:rPr>
-        <w:t xml:space="preserve"> S.A. Compañía de Seguros y Reaseguros </w:t>
-      </w:r>
-      <w:r>
-        <w:rPr>
-          <w:rFonts w:ascii="Arial Narrow" w:eastAsia="Arial Narrow" w:hAnsi="Arial Narrow" w:cs="Arial Narrow"/>
-          <w:sz w:val="22"/>
-          <w:szCs w:val="22"/>
-          <w:shd w:val="clear" w:color="auto" w:fill="FFFFFF"/>
-        </w:rPr>
-        <w:t xml:space="preserve">para que </w:t>
-      </w:r>
-      <w:r>
-        <w:rPr>
-          <w:rFonts w:ascii="Arial Narrow" w:eastAsia="Arial Narrow" w:hAnsi="Arial Narrow" w:cs="Arial Narrow"/>
-          <w:sz w:val="22"/>
-          <w:szCs w:val="22"/>
-        </w:rPr>
-        <w:t>efectúe</w:t>
-      </w:r>
-      <w:r>
-        <w:rPr>
-          <w:rFonts w:ascii="Arial Narrow" w:eastAsia="Arial Narrow" w:hAnsi="Arial Narrow" w:cs="Arial Narrow"/>
-          <w:sz w:val="22"/>
-          <w:szCs w:val="22"/>
-        </w:rPr>
-        <w:t xml:space="preserve"> </w:t>
-      </w:r>
-      <w:r>
-        <w:rPr>
-          <w:rFonts w:ascii="Arial Narrow" w:eastAsia="Arial Narrow" w:hAnsi="Arial Narrow" w:cs="Arial Narrow"/>
-          <w:sz w:val="22"/>
-          <w:szCs w:val="22"/>
-        </w:rPr>
-        <w:t>el acuse de recibo mediante la confirmación de recepción de la notificación remitida por este despacho a su Casilla Electrónica, dentro de los cinco (5) primeros días hábiles siguientes a la fecha en que recibe la notificación.</w:t>
-      </w:r>
-    </w:p>
-    <w:p>
-      <w:pPr>
-        <w:suppressAutoHyphens/>
-        <w:spacing w:after="0" w:line="240" w:lineRule="auto"/>
-        <w:jc w:val="both"/>
-        <w:rPr>
-          <w:rFonts w:ascii="Arial Narrow" w:eastAsia="Arial Narrow" w:hAnsi="Arial Narrow" w:cs="Arial Narrow"/>
-          <w:sz w:val="22"/>
-          <w:szCs w:val="22"/>
-        </w:rPr>
-      </w:pPr>
-      <w:r>
-        <w:rPr>
-          <w:rFonts w:ascii="Arial Narrow" w:eastAsia="Arial Narrow" w:hAnsi="Arial Narrow" w:cs="Arial Narrow"/>
-          <w:b/>
-          <w:spacing w:val="-3"/>
-          <w:kern w:val="0"/>
-          <w14:ligatures w14:val="none"/>
-          <w:sz w:val="22"/>
-          <w:szCs w:val="22"/>
-        </w:rPr>
         <w:t>DÉCIMO TERCERO:</w:t>
       </w:r>
       <w:r>
         <w:rPr>
           <w:rFonts w:ascii="Arial Narrow" w:eastAsia="Arial Narrow" w:hAnsi="Arial Narrow" w:cs="Arial Narrow"/>
-          <w:bCs/>
           <w:spacing w:val="-3"/>
           <w:kern w:val="0"/>
           <w14:ligatures w14:val="none"/>
@@ -10821,7 +10827,125 @@
       </w:r>
     </w:p>
   </w:footnote>
-  <w:footnote w:id="2">
+  <w:footnote w:id="1">
+    <w:p>
+      <w:pPr>
+        <w:pStyle w:val="Textonotapie"/>
+        <w:tabs>
+          <w:tab w:val="left" w:pos="567"/>
+        </w:tabs>
+        <w:ind w:left="567" w:hanging="567"/>
+        <w:jc w:val="both"/>
+        <w:rPr>
+          <w:rFonts w:ascii="Arial Narrow" w:eastAsia="Arial Narrow" w:hAnsi="Arial Narrow" w:cs="Arial Narrow"/>
+          <w:sz w:val="16"/>
+          <w:szCs w:val="16"/>
+        </w:rPr>
+      </w:pPr>
+      <w:r>
+        <w:rPr>
+          <w:rStyle w:val="Refdenotaalpie"/>
+          <w:rFonts w:ascii="Arial Narrow" w:eastAsia="Arial Narrow" w:hAnsi="Arial Narrow" w:cs="Arial Narrow"/>
+          <w:sz w:val="16"/>
+          <w:szCs w:val="16"/>
+          <w:vertAlign w:val="superscript"/>
+        </w:rPr>
+        <w:footnoteRef/>
+      </w:r>
+      <w:r>
+        <w:rPr>
+          <w:rFonts w:ascii="Arial Narrow" w:eastAsia="Arial Narrow" w:hAnsi="Arial Narrow" w:cs="Arial Narrow"/>
+          <w:sz w:val="16"/>
+          <w:szCs w:val="16"/>
+        </w:rPr>
+        <w:tab/>
+        <w:t xml:space="preserve"/>
+      </w:r>
+      <w:r>
+        <w:rPr>
+          <w:rFonts w:ascii="Arial Narrow" w:eastAsia="Arial Narrow" w:hAnsi="Arial Narrow" w:cs="Arial Narrow"/>
+          <w:sz w:val="16"/>
+          <w:szCs w:val="16"/>
+        </w:rPr>
+        <w:tab/>
+      </w:r>
+      <w:r>
+        <w:rPr>
+          <w:rFonts w:ascii="Arial Narrow" w:eastAsia="Arial Narrow" w:hAnsi="Arial Narrow" w:cs="Arial Narrow"/>
+          <w:sz w:val="16"/>
+          <w:szCs w:val="16"/>
+        </w:rPr>
+        <w:t xml:space="preserve">Por Resolución SBS </w:t>
+      </w:r>
+      <w:proofErr w:type="spellStart"/>
+      <w:r>
+        <w:rPr>
+          <w:rFonts w:ascii="Arial Narrow" w:eastAsia="Arial Narrow" w:hAnsi="Arial Narrow" w:cs="Arial Narrow"/>
+          <w:sz w:val="16"/>
+          <w:szCs w:val="16"/>
+        </w:rPr>
+        <w:t/>
+      </w:r>
+      <w:proofErr w:type="spellEnd"/>
+      <w:r>
+        <w:rPr>
+          <w:rFonts w:ascii="Arial Narrow" w:eastAsia="Arial Narrow" w:hAnsi="Arial Narrow" w:cs="Arial Narrow"/>
+          <w:sz w:val="16"/>
+          <w:szCs w:val="16"/>
+        </w:rPr>
+        <w:t xml:space="preserve">01015-2025</w:t>
+      </w:r>
+      <w:r>
+        <w:rPr>
+          <w:rFonts w:ascii="Arial Narrow" w:eastAsia="Arial Narrow" w:hAnsi="Arial Narrow" w:cs="Arial Narrow"/>
+          <w:sz w:val="16"/>
+          <w:szCs w:val="16"/>
+        </w:rPr>
+        <w:t xml:space="preserve"> del </w:t>
+      </w:r>
+      <w:r>
+        <w:rPr>
+          <w:rFonts w:ascii="Arial Narrow" w:eastAsia="Arial Narrow" w:hAnsi="Arial Narrow" w:cs="Arial Narrow"/>
+          <w:sz w:val="16"/>
+          <w:szCs w:val="16"/>
+        </w:rPr>
+        <w:t>13 de marzo de 2025</w:t>
+      </w:r>
+      <w:r>
+        <w:rPr>
+          <w:rFonts w:ascii="Arial Narrow" w:eastAsia="Arial Narrow" w:hAnsi="Arial Narrow" w:cs="Arial Narrow"/>
+          <w:sz w:val="16"/>
+          <w:szCs w:val="16"/>
+        </w:rPr>
+        <w:t>, la Superintendencia de Banca, Seguros y AFP autorizó a CrediScotia Financiera S.A. la modificación de su Estatuto Social de su actual denominación social por la de “</w:t>
+      </w:r>
+      <w:r>
+        <w:rPr>
+          <w:rFonts w:ascii="Arial Narrow" w:eastAsia="Arial Narrow" w:hAnsi="Arial Narrow" w:cs="Arial Narrow"/>
+          <w:sz w:val="16"/>
+          <w:szCs w:val="16"/>
+        </w:rPr>
+        <w:t xml:space="preserve">Financiera Santander </w:t>
+      </w:r>
+      <w:proofErr w:type="spellStart"/>
+      <w:r>
+        <w:rPr>
+          <w:rFonts w:ascii="Arial Narrow" w:eastAsia="Arial Narrow" w:hAnsi="Arial Narrow" w:cs="Arial Narrow"/>
+          <w:sz w:val="16"/>
+          <w:szCs w:val="16"/>
+        </w:rPr>
+        <w:t>Consumer</w:t>
+      </w:r>
+      <w:proofErr w:type="spellEnd"/>
+      <w:r>
+        <w:rPr>
+          <w:rFonts w:ascii="Arial Narrow" w:eastAsia="Arial Narrow" w:hAnsi="Arial Narrow" w:cs="Arial Narrow"/>
+          <w:sz w:val="16"/>
+          <w:szCs w:val="16"/>
+        </w:rPr>
+        <w:t xml:space="preserve"> S.A.”.</w:t>
+      </w:r>
+    </w:p>
     <w:p>
       <w:pPr>
         <w:pStyle w:val="Textonotapie"/>
@@ -10833,6 +10957,23 @@
           <w:szCs w:val="16"/>
         </w:rPr>
       </w:pPr>
+    </w:p>
+  </w:footnote>
+  <w:footnote w:id="2">
+    <w:p>
+      <w:pPr>
+        <w:pStyle w:val="Textonotapie"/>
+        <w:tabs>
+          <w:tab w:val="left" w:pos="567"/>
+        </w:tabs>
+        <w:ind w:left="567" w:hanging="567"/>
+        <w:jc w:val="both"/>
+        <w:rPr>
+          <w:rFonts w:ascii="Arial Narrow" w:eastAsia="Arial Narrow" w:hAnsi="Arial Narrow" w:cs="Arial Narrow"/>
+          <w:sz w:val="16"/>
+          <w:szCs w:val="16"/>
+        </w:rPr>
+      </w:pPr>
       <w:r>
         <w:rPr>
           <w:rStyle w:val="Refdenotaalpie"/>
@@ -10849,6 +10990,25 @@
           <w:sz w:val="16"/>
           <w:szCs w:val="16"/>
         </w:rPr>
+        <w:tab/>
+        <w:t xml:space="preserve"/>
+      </w:r>
+      <w:r>
+        <w:rPr>
+          <w:rFonts w:ascii="Arial Narrow" w:eastAsia="Arial Narrow" w:hAnsi="Arial Narrow" w:cs="Arial Narrow"/>
+          <w:sz w:val="16"/>
+          <w:szCs w:val="16"/>
+        </w:rPr>
+        <w:tab/>
+        <w:t>Publicado</w:t>
+      </w:r>
+      <w:r>
+        <w:rPr>
+          <w:rFonts w:ascii="Arial Narrow" w:eastAsia="Arial Narrow" w:hAnsi="Arial Narrow" w:cs="Arial Narrow"/>
+          <w:b/>
+          <w:sz w:val="16"/>
+          <w:szCs w:val="16"/>
+        </w:rPr>
         <w:t xml:space="preserve"> </w:t>
       </w:r>
       <w:r>
@@ -10857,83 +11017,7 @@
           <w:sz w:val="16"/>
           <w:szCs w:val="16"/>
         </w:rPr>
-        <w:tab/>
-      </w:r>
-      <w:r>
-        <w:rPr>
-          <w:rFonts w:ascii="Arial Narrow" w:eastAsia="Arial Narrow" w:hAnsi="Arial Narrow" w:cs="Arial Narrow"/>
-          <w:sz w:val="16"/>
-          <w:szCs w:val="16"/>
-        </w:rPr>
-        <w:t xml:space="preserve">Por Resolución SBS </w:t>
-      </w:r>
-      <w:proofErr w:type="spellStart"/>
-      <w:r>
-        <w:rPr>
-          <w:rFonts w:ascii="Arial Narrow" w:eastAsia="Arial Narrow" w:hAnsi="Arial Narrow" w:cs="Arial Narrow"/>
-          <w:sz w:val="16"/>
-          <w:szCs w:val="16"/>
-        </w:rPr>
-        <w:t/>
-      </w:r>
-      <w:proofErr w:type="spellEnd"/>
-      <w:r>
-        <w:rPr>
-          <w:rFonts w:ascii="Arial Narrow" w:eastAsia="Arial Narrow" w:hAnsi="Arial Narrow" w:cs="Arial Narrow"/>
-          <w:sz w:val="16"/>
-          <w:szCs w:val="16"/>
-        </w:rPr>
-        <w:t xml:space="preserve"> 01015-2025</w:t>
-      </w:r>
-      <w:r>
-        <w:rPr>
-          <w:rFonts w:ascii="Arial Narrow" w:eastAsia="Arial Narrow" w:hAnsi="Arial Narrow" w:cs="Arial Narrow"/>
-          <w:sz w:val="16"/>
-          <w:szCs w:val="16"/>
-        </w:rPr>
-        <w:t xml:space="preserve"> del </w:t>
-      </w:r>
-      <w:r>
-        <w:rPr>
-          <w:rFonts w:ascii="Arial Narrow" w:eastAsia="Arial Narrow" w:hAnsi="Arial Narrow" w:cs="Arial Narrow"/>
-          <w:sz w:val="16"/>
-          <w:szCs w:val="16"/>
-        </w:rPr>
-        <w:t>13 de marzo de 2025</w:t>
-      </w:r>
-      <w:r>
-        <w:rPr>
-          <w:rFonts w:ascii="Arial Narrow" w:eastAsia="Arial Narrow" w:hAnsi="Arial Narrow" w:cs="Arial Narrow"/>
-          <w:sz w:val="16"/>
-          <w:szCs w:val="16"/>
-        </w:rPr>
-        <w:t>, la Superintendencia de Banca, Seguros y AFP autorizó a CrediScotia Financiera S.A. la modificación de su Estatuto Social de su actual denominación social por la de “</w:t>
-      </w:r>
-      <w:r>
-        <w:rPr>
-          <w:rFonts w:ascii="Arial Narrow" w:eastAsia="Arial Narrow" w:hAnsi="Arial Narrow" w:cs="Arial Narrow"/>
-          <w:sz w:val="16"/>
-          <w:szCs w:val="16"/>
-        </w:rPr>
-        <w:t xml:space="preserve">Financiera Santander </w:t>
-      </w:r>
-      <w:proofErr w:type="spellStart"/>
-      <w:r>
-        <w:rPr>
-          <w:rFonts w:ascii="Arial Narrow" w:eastAsia="Arial Narrow" w:hAnsi="Arial Narrow" w:cs="Arial Narrow"/>
-          <w:sz w:val="16"/>
-          <w:szCs w:val="16"/>
-        </w:rPr>
-        <w:t>Consumer</w:t>
-      </w:r>
-      <w:proofErr w:type="spellEnd"/>
-      <w:r>
-        <w:rPr>
-          <w:rFonts w:ascii="Arial Narrow" w:eastAsia="Arial Narrow" w:hAnsi="Arial Narrow" w:cs="Arial Narrow"/>
-          <w:sz w:val="16"/>
-          <w:szCs w:val="16"/>
-        </w:rPr>
-        <w:t xml:space="preserve"> S.A.”.</w:t>
+        <w:t xml:space="preserve">el 2 de setiembre de 2010 en el Diario Oficial El Peruano, vigente desde el 2 de octubre de 2010 y modificado por Decreto Legislativo 1308.</w:t>
       </w:r>
     </w:p>
     <w:p>
@@ -10953,6 +11037,9 @@
     <w:p>
       <w:pPr>
         <w:pStyle w:val="Textonotapie"/>
+        <w:tabs>
+          <w:tab w:val="left" w:pos="567"/>
+        </w:tabs>
         <w:ind w:left="567" w:hanging="567"/>
         <w:jc w:val="both"/>
         <w:rPr>
@@ -10977,7 +11064,8 @@
           <w:sz w:val="16"/>
           <w:szCs w:val="16"/>
         </w:rPr>
-        <w:t xml:space="preserve"> </w:t>
+        <w:tab/>
+        <w:t xml:space="preserve"/>
       </w:r>
       <w:r>
         <w:rPr>
@@ -11019,76 +11107,6 @@
     </w:p>
   </w:footnote>
   <w:footnote w:id="4">
-    <w:p>
-      <w:pPr>
-        <w:pStyle w:val="Textonotapie"/>
-        <w:ind w:left="567" w:hanging="567"/>
-        <w:jc w:val="both"/>
-        <w:rPr>
-          <w:rFonts w:ascii="Arial Narrow" w:eastAsia="Arial Narrow" w:hAnsi="Arial Narrow" w:cs="Arial Narrow"/>
-          <w:sz w:val="16"/>
-          <w:szCs w:val="16"/>
-        </w:rPr>
-      </w:pPr>
-      <w:r>
-        <w:rPr>
-          <w:rStyle w:val="Refdenotaalpie"/>
-          <w:rFonts w:ascii="Arial Narrow" w:eastAsia="Arial Narrow" w:hAnsi="Arial Narrow" w:cs="Arial Narrow"/>
-          <w:sz w:val="16"/>
-          <w:szCs w:val="16"/>
-          <w:vertAlign w:val="superscript"/>
-        </w:rPr>
-        <w:footnoteRef/>
-      </w:r>
-      <w:r>
-        <w:rPr>
-          <w:rFonts w:ascii="Arial Narrow" w:eastAsia="Arial Narrow" w:hAnsi="Arial Narrow" w:cs="Arial Narrow"/>
-          <w:sz w:val="16"/>
-          <w:szCs w:val="16"/>
-        </w:rPr>
-        <w:t xml:space="preserve"> </w:t>
-      </w:r>
-      <w:r>
-        <w:rPr>
-          <w:rFonts w:ascii="Arial Narrow" w:eastAsia="Arial Narrow" w:hAnsi="Arial Narrow" w:cs="Arial Narrow"/>
-          <w:sz w:val="16"/>
-          <w:szCs w:val="16"/>
-        </w:rPr>
-        <w:tab/>
-        <w:t>Publicado</w:t>
-      </w:r>
-      <w:r>
-        <w:rPr>
-          <w:rFonts w:ascii="Arial Narrow" w:eastAsia="Arial Narrow" w:hAnsi="Arial Narrow" w:cs="Arial Narrow"/>
-          <w:b/>
-          <w:sz w:val="16"/>
-          <w:szCs w:val="16"/>
-        </w:rPr>
-        <w:t xml:space="preserve"> </w:t>
-      </w:r>
-      <w:r>
-        <w:rPr>
-          <w:rFonts w:ascii="Arial Narrow" w:eastAsia="Arial Narrow" w:hAnsi="Arial Narrow" w:cs="Arial Narrow"/>
-          <w:sz w:val="16"/>
-          <w:szCs w:val="16"/>
-        </w:rPr>
-        <w:t xml:space="preserve">el 2 de setiembre de 2010 en el Diario Oficial El Peruano, vigente desde el 2 de octubre de 2010 y modificado por Decreto Legislativo 1308.</w:t>
-      </w:r>
-    </w:p>
-    <w:p>
-      <w:pPr>
-        <w:pStyle w:val="Textonotapie"/>
-        <w:ind w:left="567" w:hanging="567"/>
-        <w:jc w:val="both"/>
-        <w:rPr>
-          <w:rFonts w:ascii="Arial Narrow" w:eastAsia="Arial Narrow" w:hAnsi="Arial Narrow" w:cs="Arial Narrow"/>
-          <w:sz w:val="16"/>
-          <w:szCs w:val="16"/>
-        </w:rPr>
-      </w:pPr>
-    </w:p>
-  </w:footnote>
-  <w:footnote w:id="5">
     <w:p>
       <w:pPr>
         <w:pStyle w:val="Textonotapie"/>
@@ -11121,7 +11139,8 @@
           <w:sz w:val="16"/>
           <w:szCs w:val="16"/>
         </w:rPr>
-        <w:t xml:space="preserve"> </w:t>
+        <w:tab/>
+        <w:t xml:space="preserve"/>
       </w:r>
       <w:r>
         <w:rPr>
@@ -11228,10 +11247,30 @@
         <w:jc w:val="both"/>
         <w:rPr>
           <w:rFonts w:ascii="Arial Narrow" w:eastAsia="Arial Narrow" w:hAnsi="Arial Narrow" w:cs="Arial Narrow"/>
-          <w:sz w:val="16"/>
-          <w:szCs w:val="16"/>
-        </w:rPr>
-      </w:pPr>
+          <w:b/>
+          <w:bCs/>
+          <w:sz w:val="16"/>
+          <w:szCs w:val="16"/>
+        </w:rPr>
+      </w:pPr>
+      <w:r>
+        <w:rPr>
+          <w:rFonts w:ascii="Arial Narrow" w:eastAsia="Arial Narrow" w:hAnsi="Arial Narrow" w:cs="Arial Narrow"/>
+          <w:sz w:val="16"/>
+          <w:szCs w:val="16"/>
+        </w:rPr>
+        <w:tab/>
+      </w:r>
+      <w:r>
+        <w:rPr>
+          <w:rFonts w:ascii="Arial Narrow" w:eastAsia="Arial Narrow" w:hAnsi="Arial Narrow" w:cs="Arial Narrow"/>
+          <w:b/>
+          <w:bCs/>
+          <w:sz w:val="16"/>
+          <w:szCs w:val="16"/>
+        </w:rPr>
+        <w:t xml:space="preserve">LEY DE ORGANIZACIÓN Y FUNCIONES DEL INDECOPI, APROBADA POR DECRETO LEGISLATIVO 1033 </w:t>
+      </w:r>
     </w:p>
     <w:p>
       <w:pPr>
@@ -11243,29 +11282,28 @@
         <w:jc w:val="both"/>
         <w:rPr>
           <w:rFonts w:ascii="Arial Narrow" w:eastAsia="Arial Narrow" w:hAnsi="Arial Narrow" w:cs="Arial Narrow"/>
+          <w:sz w:val="16"/>
+          <w:szCs w:val="16"/>
+        </w:rPr>
+      </w:pPr>
+      <w:r>
+        <w:rPr>
+          <w:rFonts w:ascii="Arial Narrow" w:eastAsia="Arial Narrow" w:hAnsi="Arial Narrow" w:cs="Arial Narrow"/>
           <w:b/>
           <w:bCs/>
           <w:sz w:val="16"/>
           <w:szCs w:val="16"/>
         </w:rPr>
-      </w:pPr>
-      <w:r>
-        <w:rPr>
-          <w:rFonts w:ascii="Arial Narrow" w:eastAsia="Arial Narrow" w:hAnsi="Arial Narrow" w:cs="Arial Narrow"/>
-          <w:sz w:val="16"/>
-          <w:szCs w:val="16"/>
-        </w:rPr>
         <w:tab/>
-      </w:r>
-      <w:r>
-        <w:rPr>
-          <w:rFonts w:ascii="Arial Narrow" w:eastAsia="Arial Narrow" w:hAnsi="Arial Narrow" w:cs="Arial Narrow"/>
-          <w:b/>
-          <w:bCs/>
-          <w:sz w:val="16"/>
-          <w:szCs w:val="16"/>
-        </w:rPr>
-        <w:t xml:space="preserve">LEY DE ORGANIZACIÓN Y FUNCIONES DEL INDECOPI, APROBADA POR DECRETO LEGISLATIVO 1033 </w:t>
+        <w:t>Artículo 27.-</w:t>
+      </w:r>
+      <w:r>
+        <w:rPr>
+          <w:rFonts w:ascii="Arial Narrow" w:eastAsia="Arial Narrow" w:hAnsi="Arial Narrow" w:cs="Arial Narrow"/>
+          <w:sz w:val="16"/>
+          <w:szCs w:val="16"/>
+        </w:rPr>
+        <w:t xml:space="preserve"> De la Comisión de Protección al Consumidor.- </w:t>
       </w:r>
     </w:p>
     <w:p>
@@ -11285,21 +11323,11 @@
       <w:r>
         <w:rPr>
           <w:rFonts w:ascii="Arial Narrow" w:eastAsia="Arial Narrow" w:hAnsi="Arial Narrow" w:cs="Arial Narrow"/>
-          <w:b/>
-          <w:bCs/>
           <w:sz w:val="16"/>
           <w:szCs w:val="16"/>
         </w:rPr>
         <w:tab/>
-        <w:t>Artículo 27.-</w:t>
-      </w:r>
-      <w:r>
-        <w:rPr>
-          <w:rFonts w:ascii="Arial Narrow" w:eastAsia="Arial Narrow" w:hAnsi="Arial Narrow" w:cs="Arial Narrow"/>
-          <w:sz w:val="16"/>
-          <w:szCs w:val="16"/>
-        </w:rPr>
-        <w:t xml:space="preserve"> De la Comisión de Protección al Consumidor.- </w:t>
+        <w:t>Corresponde a la Comisión de Protección al Consumidor velar por el cumplimiento de la Ley de Protección al Consumidor y de las leyes que, en general, protegen a los consumidores de la falta de idoneidad de los bienes y servicios en función de la información brindada, de las omisiones de información y de la discriminación en el consumo, así como de aquellas que complementen o sustituyan a las anteriores.</w:t>
       </w:r>
     </w:p>
     <w:p>
@@ -11312,20 +11340,15 @@
         <w:jc w:val="both"/>
         <w:rPr>
           <w:rFonts w:ascii="Arial Narrow" w:eastAsia="Arial Narrow" w:hAnsi="Arial Narrow" w:cs="Arial Narrow"/>
-          <w:sz w:val="16"/>
-          <w:szCs w:val="16"/>
-        </w:rPr>
-      </w:pPr>
-      <w:r>
-        <w:rPr>
-          <w:rFonts w:ascii="Arial Narrow" w:eastAsia="Arial Narrow" w:hAnsi="Arial Narrow" w:cs="Arial Narrow"/>
-          <w:sz w:val="16"/>
-          <w:szCs w:val="16"/>
-        </w:rPr>
-        <w:tab/>
-        <w:t>Corresponde a la Comisión de Protección al Consumidor velar por el cumplimiento de la Ley de Protección al Consumidor y de las leyes que, en general, protegen a los consumidores de la falta de idoneidad de los bienes y servicios en función de la información brindada, de las omisiones de información y de la discriminación en el consumo, así como de aquellas que complementen o sustituyan a las anteriores.</w:t>
-      </w:r>
-    </w:p>
+          <w:b/>
+          <w:bCs/>
+          <w:sz w:val="16"/>
+          <w:szCs w:val="16"/>
+        </w:rPr>
+      </w:pPr>
+    </w:p>
+  </w:footnote>
+  <w:footnote w:id="5">
     <w:p>
       <w:pPr>
         <w:pStyle w:val="Textonotapie"/>
@@ -11342,9 +11365,150 @@
           <w:szCs w:val="16"/>
         </w:rPr>
       </w:pPr>
-    </w:p>
-  </w:footnote>
-  <w:footnote w:id="6">
+      <w:r>
+        <w:rPr>
+          <w:rStyle w:val="Refdenotaalpie"/>
+          <w:rFonts w:ascii="Arial Narrow" w:eastAsia="Arial Narrow" w:hAnsi="Arial Narrow" w:cs="Arial Narrow"/>
+          <w:sz w:val="16"/>
+          <w:szCs w:val="16"/>
+          <w:vertAlign w:val="superscript"/>
+        </w:rPr>
+        <w:footnoteRef/>
+      </w:r>
+      <w:r>
+        <w:rPr>
+          <w:rFonts w:ascii="Arial Narrow" w:eastAsia="Arial Narrow" w:hAnsi="Arial Narrow" w:cs="Arial Narrow"/>
+          <w:sz w:val="16"/>
+          <w:szCs w:val="16"/>
+        </w:rPr>
+        <w:tab/>
+        <w:t xml:space="preserve"/>
+      </w:r>
+      <w:r>
+        <w:rPr>
+          <w:rFonts w:ascii="Arial Narrow" w:eastAsia="Arial Narrow" w:hAnsi="Arial Narrow" w:cs="Arial Narrow"/>
+          <w:sz w:val="16"/>
+          <w:szCs w:val="16"/>
+        </w:rPr>
+        <w:tab/>
+      </w:r>
+      <w:r>
+        <w:rPr>
+          <w:rFonts w:ascii="Arial Narrow" w:eastAsia="Arial Narrow" w:hAnsi="Arial Narrow" w:cs="Arial Narrow"/>
+          <w:b/>
+          <w:bCs/>
+          <w:sz w:val="16"/>
+          <w:szCs w:val="16"/>
+        </w:rPr>
+        <w:t xml:space="preserve">LEY 29571, CÓDIGO DE PROTECCIÓN Y DEFENSA DEL CONSUMIDOR, publicado el 2 de setiembre de 2010 y modificado por Decreto Legislativo 1308 </w:t>
+      </w:r>
+    </w:p>
+    <w:p>
+      <w:pPr>
+        <w:pStyle w:val="Textonotapie"/>
+        <w:ind w:left="567" w:right="-1"/>
+        <w:jc w:val="both"/>
+        <w:rPr>
+          <w:rFonts w:ascii="Arial Narrow" w:eastAsia="Arial Narrow" w:hAnsi="Arial Narrow" w:cs="Arial Narrow"/>
+          <w:b/>
+          <w:bCs/>
+          <w:sz w:val="16"/>
+          <w:szCs w:val="16"/>
+        </w:rPr>
+      </w:pPr>
+      <w:r>
+        <w:rPr>
+          <w:rFonts w:ascii="Arial Narrow" w:eastAsia="Arial Narrow" w:hAnsi="Arial Narrow" w:cs="Arial Narrow"/>
+          <w:b/>
+          <w:bCs/>
+          <w:sz w:val="16"/>
+          <w:szCs w:val="16"/>
+        </w:rPr>
+        <w:t xml:space="preserve">Artículo 18.- Idoneidad </w:t>
+      </w:r>
+    </w:p>
+    <w:p>
+      <w:pPr>
+        <w:pStyle w:val="Textonotapie"/>
+        <w:ind w:left="567" w:right="-1"/>
+        <w:jc w:val="both"/>
+        <w:rPr>
+          <w:rFonts w:ascii="Arial Narrow" w:eastAsia="Arial Narrow" w:hAnsi="Arial Narrow" w:cs="Arial Narrow"/>
+          <w:sz w:val="16"/>
+          <w:szCs w:val="16"/>
+        </w:rPr>
+      </w:pPr>
+      <w:r>
+        <w:rPr>
+          <w:rFonts w:ascii="Arial Narrow" w:eastAsia="Arial Narrow" w:hAnsi="Arial Narrow" w:cs="Arial Narrow"/>
+          <w:sz w:val="16"/>
+          <w:szCs w:val="16"/>
+        </w:rPr>
+        <w:t xml:space="preserve">Se entiende por idoneidad la correspondencia entre lo que un consumidor espera y lo que efectivamente recibe, en función a lo que se le hubiera ofrecido, la publicidad e información transmitida, las condiciones y circunstancias de la transacción, las características y naturaleza del producto o servicio, el precio, entre otros factores, atendiendo a las circunstancias del caso. </w:t>
+      </w:r>
+    </w:p>
+    <w:p>
+      <w:pPr>
+        <w:pStyle w:val="Textonotapie"/>
+        <w:ind w:left="567" w:right="-1"/>
+        <w:jc w:val="both"/>
+        <w:rPr>
+          <w:rFonts w:ascii="Arial Narrow" w:eastAsia="Arial Narrow" w:hAnsi="Arial Narrow" w:cs="Arial Narrow"/>
+          <w:sz w:val="16"/>
+          <w:szCs w:val="16"/>
+        </w:rPr>
+      </w:pPr>
+      <w:r>
+        <w:rPr>
+          <w:rFonts w:ascii="Arial Narrow" w:eastAsia="Arial Narrow" w:hAnsi="Arial Narrow" w:cs="Arial Narrow"/>
+          <w:sz w:val="16"/>
+          <w:szCs w:val="16"/>
+        </w:rPr>
+        <w:t xml:space="preserve">La idoneidad es evaluada en función a la propia naturaleza del producto o servicio y a su aptitud para satisfacer la finalidad para la cual ha sido puesto en el mercado. Las autorizaciones por parte de los organismos del Estado para la fabricación de un producto o la prestación de un servicio, en los casos que sea necesario, no eximen de responsabilidad al proveedor frente al consumidor. </w:t>
+      </w:r>
+    </w:p>
+    <w:p>
+      <w:pPr>
+        <w:pStyle w:val="Textonotapie"/>
+        <w:ind w:left="567" w:right="-1"/>
+        <w:jc w:val="both"/>
+        <w:rPr>
+          <w:rFonts w:ascii="Arial Narrow" w:eastAsia="Arial Narrow" w:hAnsi="Arial Narrow" w:cs="Arial Narrow"/>
+          <w:sz w:val="16"/>
+          <w:szCs w:val="16"/>
+        </w:rPr>
+      </w:pPr>
+      <w:r>
+        <w:rPr>
+          <w:rFonts w:ascii="Arial Narrow" w:eastAsia="Arial Narrow" w:hAnsi="Arial Narrow" w:cs="Arial Narrow"/>
+          <w:b/>
+          <w:bCs/>
+          <w:sz w:val="16"/>
+          <w:szCs w:val="16"/>
+        </w:rPr>
+        <w:t xml:space="preserve">Artículo 19.- Obligación de los proveedores </w:t>
+      </w:r>
+    </w:p>
+    <w:p>
+      <w:pPr>
+        <w:pStyle w:val="Textonotapie"/>
+        <w:ind w:left="567" w:right="-1"/>
+        <w:jc w:val="both"/>
+        <w:rPr>
+          <w:rFonts w:ascii="Arial Narrow" w:eastAsia="Arial Narrow" w:hAnsi="Arial Narrow" w:cs="Arial Narrow"/>
+          <w:sz w:val="16"/>
+          <w:szCs w:val="16"/>
+        </w:rPr>
+      </w:pPr>
+      <w:r>
+        <w:rPr>
+          <w:rFonts w:ascii="Arial Narrow" w:eastAsia="Arial Narrow" w:hAnsi="Arial Narrow" w:cs="Arial Narrow"/>
+          <w:sz w:val="16"/>
+          <w:szCs w:val="16"/>
+        </w:rPr>
+        <w:t>El proveedor responde por la idoneidad y calidad de los productos y servicios ofrecidos; por la autenticidad de las marcas y leyendas que exhiben sus productos o del signo que respalda al prestador del servicio, por la falta de conformidad entre la publicidad comercial de los productos y servicios y estos, así como por el contenido y la vida útil del producto indicado en el envase, en lo que corresponda.</w:t>
+      </w:r>
+    </w:p>
     <w:p>
       <w:pPr>
         <w:pStyle w:val="Textonotapie"/>
@@ -11361,161 +11525,9 @@
           <w:szCs w:val="16"/>
         </w:rPr>
       </w:pPr>
-      <w:r>
-        <w:rPr>
-          <w:rStyle w:val="Refdenotaalpie"/>
-          <w:rFonts w:ascii="Arial Narrow" w:eastAsia="Arial Narrow" w:hAnsi="Arial Narrow" w:cs="Arial Narrow"/>
-          <w:sz w:val="16"/>
-          <w:szCs w:val="16"/>
-          <w:vertAlign w:val="superscript"/>
-        </w:rPr>
-        <w:footnoteRef/>
-      </w:r>
-      <w:r>
-        <w:rPr>
-          <w:rFonts w:ascii="Arial Narrow" w:eastAsia="Arial Narrow" w:hAnsi="Arial Narrow" w:cs="Arial Narrow"/>
-          <w:sz w:val="16"/>
-          <w:szCs w:val="16"/>
-        </w:rPr>
-        <w:t xml:space="preserve"> </w:t>
-      </w:r>
-      <w:r>
-        <w:rPr>
-          <w:rFonts w:ascii="Arial Narrow" w:eastAsia="Arial Narrow" w:hAnsi="Arial Narrow" w:cs="Arial Narrow"/>
-          <w:sz w:val="16"/>
-          <w:szCs w:val="16"/>
-        </w:rPr>
-        <w:tab/>
-      </w:r>
-      <w:r>
-        <w:rPr>
-          <w:rFonts w:ascii="Arial Narrow" w:eastAsia="Arial Narrow" w:hAnsi="Arial Narrow" w:cs="Arial Narrow"/>
-          <w:b/>
-          <w:bCs/>
-          <w:sz w:val="16"/>
-          <w:szCs w:val="16"/>
-        </w:rPr>
-        <w:t xml:space="preserve">LEY 29571, CÓDIGO DE PROTECCIÓN Y DEFENSA DEL CONSUMIDOR, publicado el 2 de setiembre de 2010 y modificado por Decreto Legislativo 1308 </w:t>
-      </w:r>
-    </w:p>
-    <w:p>
-      <w:pPr>
-        <w:pStyle w:val="Textonotapie"/>
-        <w:ind w:left="567" w:right="-1"/>
-        <w:jc w:val="both"/>
-        <w:rPr>
-          <w:rFonts w:ascii="Arial Narrow" w:eastAsia="Arial Narrow" w:hAnsi="Arial Narrow" w:cs="Arial Narrow"/>
-          <w:b/>
-          <w:bCs/>
-          <w:sz w:val="16"/>
-          <w:szCs w:val="16"/>
-        </w:rPr>
-      </w:pPr>
-      <w:r>
-        <w:rPr>
-          <w:rFonts w:ascii="Arial Narrow" w:eastAsia="Arial Narrow" w:hAnsi="Arial Narrow" w:cs="Arial Narrow"/>
-          <w:b/>
-          <w:bCs/>
-          <w:sz w:val="16"/>
-          <w:szCs w:val="16"/>
-        </w:rPr>
-        <w:t xml:space="preserve">Artículo 18.- Idoneidad </w:t>
-      </w:r>
-    </w:p>
-    <w:p>
-      <w:pPr>
-        <w:pStyle w:val="Textonotapie"/>
-        <w:ind w:left="567" w:right="-1"/>
-        <w:jc w:val="both"/>
-        <w:rPr>
-          <w:rFonts w:ascii="Arial Narrow" w:eastAsia="Arial Narrow" w:hAnsi="Arial Narrow" w:cs="Arial Narrow"/>
-          <w:sz w:val="16"/>
-          <w:szCs w:val="16"/>
-        </w:rPr>
-      </w:pPr>
-      <w:r>
-        <w:rPr>
-          <w:rFonts w:ascii="Arial Narrow" w:eastAsia="Arial Narrow" w:hAnsi="Arial Narrow" w:cs="Arial Narrow"/>
-          <w:sz w:val="16"/>
-          <w:szCs w:val="16"/>
-        </w:rPr>
-        <w:t xml:space="preserve">Se entiende por idoneidad la correspondencia entre lo que un consumidor espera y lo que efectivamente recibe, en función a lo que se le hubiera ofrecido, la publicidad e información transmitida, las condiciones y circunstancias de la transacción, las características y naturaleza del producto o servicio, el precio, entre otros factores, atendiendo a las circunstancias del caso. </w:t>
-      </w:r>
-    </w:p>
-    <w:p>
-      <w:pPr>
-        <w:pStyle w:val="Textonotapie"/>
-        <w:ind w:left="567" w:right="-1"/>
-        <w:jc w:val="both"/>
-        <w:rPr>
-          <w:rFonts w:ascii="Arial Narrow" w:eastAsia="Arial Narrow" w:hAnsi="Arial Narrow" w:cs="Arial Narrow"/>
-          <w:sz w:val="16"/>
-          <w:szCs w:val="16"/>
-        </w:rPr>
-      </w:pPr>
-      <w:r>
-        <w:rPr>
-          <w:rFonts w:ascii="Arial Narrow" w:eastAsia="Arial Narrow" w:hAnsi="Arial Narrow" w:cs="Arial Narrow"/>
-          <w:sz w:val="16"/>
-          <w:szCs w:val="16"/>
-        </w:rPr>
-        <w:t xml:space="preserve">La idoneidad es evaluada en función a la propia naturaleza del producto o servicio y a su aptitud para satisfacer la finalidad para la cual ha sido puesto en el mercado. Las autorizaciones por parte de los organismos del Estado para la fabricación de un producto o la prestación de un servicio, en los casos que sea necesario, no eximen de responsabilidad al proveedor frente al consumidor. </w:t>
-      </w:r>
-    </w:p>
-    <w:p>
-      <w:pPr>
-        <w:pStyle w:val="Textonotapie"/>
-        <w:ind w:left="567" w:right="-1"/>
-        <w:jc w:val="both"/>
-        <w:rPr>
-          <w:rFonts w:ascii="Arial Narrow" w:eastAsia="Arial Narrow" w:hAnsi="Arial Narrow" w:cs="Arial Narrow"/>
-          <w:sz w:val="16"/>
-          <w:szCs w:val="16"/>
-        </w:rPr>
-      </w:pPr>
-    </w:p>
-    <w:p>
-      <w:pPr>
-        <w:pStyle w:val="Textonotapie"/>
-        <w:ind w:left="567" w:right="-1"/>
-        <w:jc w:val="both"/>
-        <w:rPr>
-          <w:rFonts w:ascii="Arial Narrow" w:eastAsia="Arial Narrow" w:hAnsi="Arial Narrow" w:cs="Arial Narrow"/>
-          <w:sz w:val="16"/>
-          <w:szCs w:val="16"/>
-        </w:rPr>
-      </w:pPr>
-      <w:r>
-        <w:rPr>
-          <w:rFonts w:ascii="Arial Narrow" w:eastAsia="Arial Narrow" w:hAnsi="Arial Narrow" w:cs="Arial Narrow"/>
-          <w:b/>
-          <w:bCs/>
-          <w:sz w:val="16"/>
-          <w:szCs w:val="16"/>
-        </w:rPr>
-        <w:t xml:space="preserve">Artículo 19.- Obligación de los proveedores </w:t>
-      </w:r>
-    </w:p>
-    <w:p>
-      <w:pPr>
-        <w:pStyle w:val="Textonotapie"/>
-        <w:ind w:left="567" w:right="-1"/>
-        <w:jc w:val="both"/>
-        <w:rPr>
-          <w:rFonts w:ascii="Arial Narrow" w:eastAsia="Arial Narrow" w:hAnsi="Arial Narrow" w:cs="Arial Narrow"/>
-          <w:sz w:val="16"/>
-          <w:szCs w:val="16"/>
-        </w:rPr>
-      </w:pPr>
-      <w:r>
-        <w:rPr>
-          <w:rFonts w:ascii="Arial Narrow" w:eastAsia="Arial Narrow" w:hAnsi="Arial Narrow" w:cs="Arial Narrow"/>
-          <w:sz w:val="16"/>
-          <w:szCs w:val="16"/>
-        </w:rPr>
-        <w:t>El proveedor responde por la idoneidad y calidad de los productos y servicios ofrecidos; por la autenticidad de las marcas y leyendas que exhiben sus productos o del signo que respalda al prestador del servicio, por la falta de conformidad entre la publicidad comercial de los productos y servicios y estos, así como por el contenido y la vida útil del producto indicado en el envase, en lo que corresponda.</w:t>
-      </w:r>
-    </w:p>
+    </w:p>
+  </w:footnote>
+  <w:footnote w:id="6">
     <w:p>
       <w:pPr>
         <w:pStyle w:val="Textonotapie"/>
@@ -11532,9 +11544,172 @@
           <w:szCs w:val="16"/>
         </w:rPr>
       </w:pPr>
-    </w:p>
-  </w:footnote>
-  <w:footnote w:id="7">
+      <w:r>
+        <w:rPr>
+          <w:rStyle w:val="Refdenotaalpie"/>
+          <w:rFonts w:ascii="Arial Narrow" w:eastAsia="Arial Narrow" w:hAnsi="Arial Narrow" w:cs="Arial Narrow"/>
+          <w:sz w:val="16"/>
+          <w:szCs w:val="16"/>
+          <w:vertAlign w:val="superscript"/>
+        </w:rPr>
+        <w:footnoteRef/>
+      </w:r>
+      <w:r>
+        <w:rPr>
+          <w:rFonts w:ascii="Arial Narrow" w:eastAsia="Arial Narrow" w:hAnsi="Arial Narrow" w:cs="Arial Narrow"/>
+          <w:sz w:val="16"/>
+          <w:szCs w:val="16"/>
+        </w:rPr>
+        <w:tab/>
+        <w:t xml:space="preserve"/>
+      </w:r>
+      <w:r>
+        <w:rPr>
+          <w:rFonts w:ascii="Arial Narrow" w:eastAsia="Arial Narrow" w:hAnsi="Arial Narrow" w:cs="Arial Narrow"/>
+          <w:sz w:val="16"/>
+          <w:szCs w:val="16"/>
+        </w:rPr>
+        <w:tab/>
+      </w:r>
+      <w:r>
+        <w:rPr>
+          <w:rFonts w:ascii="Arial Narrow" w:eastAsia="Arial Narrow" w:hAnsi="Arial Narrow" w:cs="Arial Narrow"/>
+          <w:b/>
+          <w:bCs/>
+          <w:sz w:val="16"/>
+          <w:szCs w:val="16"/>
+        </w:rPr>
+        <w:t xml:space="preserve">LEY </w:t>
+      </w:r>
+      <w:proofErr w:type="spellStart"/>
+      <w:r>
+        <w:rPr>
+          <w:rFonts w:ascii="Arial Narrow" w:eastAsia="Arial Narrow" w:hAnsi="Arial Narrow" w:cs="Arial Narrow"/>
+          <w:b/>
+          <w:bCs/>
+          <w:sz w:val="16"/>
+          <w:szCs w:val="16"/>
+        </w:rPr>
+        <w:t/>
+      </w:r>
+      <w:proofErr w:type="spellEnd"/>
+      <w:r>
+        <w:rPr>
+          <w:rFonts w:ascii="Arial Narrow" w:eastAsia="Arial Narrow" w:hAnsi="Arial Narrow" w:cs="Arial Narrow"/>
+          <w:b/>
+          <w:bCs/>
+          <w:sz w:val="16"/>
+          <w:szCs w:val="16"/>
+        </w:rPr>
+        <w:t xml:space="preserve">29571, CÓDIGO DE PROTECCIÓN Y DEFENSA DEL CONSUMIDOR, publicado el 2 de setiembre de 2010 y modificado por Decreto Legislativo </w:t>
+      </w:r>
+      <w:proofErr w:type="spellStart"/>
+      <w:r>
+        <w:rPr>
+          <w:rFonts w:ascii="Arial Narrow" w:eastAsia="Arial Narrow" w:hAnsi="Arial Narrow" w:cs="Arial Narrow"/>
+          <w:b/>
+          <w:bCs/>
+          <w:sz w:val="16"/>
+          <w:szCs w:val="16"/>
+        </w:rPr>
+        <w:t/>
+      </w:r>
+      <w:proofErr w:type="spellEnd"/>
+      <w:r>
+        <w:rPr>
+          <w:rFonts w:ascii="Arial Narrow" w:eastAsia="Arial Narrow" w:hAnsi="Arial Narrow" w:cs="Arial Narrow"/>
+          <w:b/>
+          <w:bCs/>
+          <w:sz w:val="16"/>
+          <w:szCs w:val="16"/>
+        </w:rPr>
+        <w:t xml:space="preserve">1308 </w:t>
+      </w:r>
+    </w:p>
+    <w:p>
+      <w:pPr>
+        <w:pStyle w:val="Textonotapie"/>
+        <w:ind w:left="567" w:right="-1"/>
+        <w:jc w:val="both"/>
+        <w:rPr>
+          <w:rFonts w:ascii="Arial Narrow" w:eastAsia="Arial Narrow" w:hAnsi="Arial Narrow" w:cs="Arial Narrow"/>
+          <w:b/>
+          <w:bCs/>
+          <w:sz w:val="16"/>
+          <w:szCs w:val="16"/>
+        </w:rPr>
+      </w:pPr>
+      <w:r>
+        <w:rPr>
+          <w:rFonts w:ascii="Arial Narrow" w:eastAsia="Arial Narrow" w:hAnsi="Arial Narrow" w:cs="Arial Narrow"/>
+          <w:b/>
+          <w:bCs/>
+          <w:sz w:val="16"/>
+          <w:szCs w:val="16"/>
+        </w:rPr>
+        <w:t>Artículo 47.- Protección mínima del contrato de consumo</w:t>
+      </w:r>
+    </w:p>
+    <w:p>
+      <w:pPr>
+        <w:pStyle w:val="Textonotapie"/>
+        <w:ind w:left="567" w:right="-1"/>
+        <w:jc w:val="both"/>
+        <w:rPr>
+          <w:rFonts w:ascii="Arial Narrow" w:eastAsia="Arial Narrow" w:hAnsi="Arial Narrow" w:cs="Arial Narrow"/>
+          <w:sz w:val="16"/>
+          <w:szCs w:val="16"/>
+        </w:rPr>
+      </w:pPr>
+      <w:r>
+        <w:rPr>
+          <w:rFonts w:ascii="Arial Narrow" w:eastAsia="Arial Narrow" w:hAnsi="Arial Narrow" w:cs="Arial Narrow"/>
+          <w:sz w:val="16"/>
+          <w:szCs w:val="16"/>
+        </w:rPr>
+        <w:t>En los contratos de consumo se observa lo siguiente:</w:t>
+      </w:r>
+    </w:p>
+    <w:p>
+      <w:pPr>
+        <w:pStyle w:val="Textonotapie"/>
+        <w:ind w:left="567" w:right="-1"/>
+        <w:jc w:val="both"/>
+        <w:rPr>
+          <w:rFonts w:ascii="Arial Narrow" w:eastAsia="Arial Narrow" w:hAnsi="Arial Narrow" w:cs="Arial Narrow"/>
+          <w:sz w:val="16"/>
+          <w:szCs w:val="16"/>
+        </w:rPr>
+      </w:pPr>
+      <w:r>
+        <w:rPr>
+          <w:rFonts w:ascii="Arial Narrow" w:eastAsia="Arial Narrow" w:hAnsi="Arial Narrow" w:cs="Arial Narrow"/>
+          <w:sz w:val="16"/>
+          <w:szCs w:val="16"/>
+        </w:rPr>
+        <w:t>(…)</w:t>
+      </w:r>
+    </w:p>
+    <w:p>
+      <w:pPr>
+        <w:pStyle w:val="Textonotapie"/>
+        <w:ind w:left="567" w:right="-1"/>
+        <w:jc w:val="both"/>
+        <w:rPr>
+          <w:rFonts w:ascii="Arial Narrow" w:eastAsia="Arial Narrow" w:hAnsi="Arial Narrow" w:cs="Arial Narrow"/>
+          <w:sz w:val="16"/>
+          <w:szCs w:val="16"/>
+        </w:rPr>
+      </w:pPr>
+      <w:r>
+        <w:rPr>
+          <w:rFonts w:ascii="Arial Narrow" w:eastAsia="Arial Narrow" w:hAnsi="Arial Narrow" w:cs="Arial Narrow"/>
+          <w:sz w:val="16"/>
+          <w:szCs w:val="16"/>
+        </w:rPr>
+        <w:t>e. Los proveedores deben entregar a los usuarios copia de los contratos y demás documentación relacionada con dichos actos jurídicos cuando estos hayan sido celebrados por escrito, incluidas las condiciones generales de la contratación. Asimismo, cuando el consumidor solicite copia física o virtual de estos, el proveedor debe entregar los documentos en un plazo máximo de quince días hábiles contados desde que recibió la solicitud. Los proveedores son responsables de dejar constancia de la entrega de los documentos al consumidor.</w:t>
+      </w:r>
+    </w:p>
     <w:p>
       <w:pPr>
         <w:pStyle w:val="Textonotapie"/>
@@ -11551,171 +11726,9 @@
           <w:szCs w:val="16"/>
         </w:rPr>
       </w:pPr>
-      <w:r>
-        <w:rPr>
-          <w:rStyle w:val="Refdenotaalpie"/>
-          <w:rFonts w:ascii="Arial Narrow" w:eastAsia="Arial Narrow" w:hAnsi="Arial Narrow" w:cs="Arial Narrow"/>
-          <w:sz w:val="16"/>
-          <w:szCs w:val="16"/>
-          <w:vertAlign w:val="superscript"/>
-        </w:rPr>
-        <w:footnoteRef/>
-      </w:r>
-      <w:r>
-        <w:rPr>
-          <w:rFonts w:ascii="Arial Narrow" w:eastAsia="Arial Narrow" w:hAnsi="Arial Narrow" w:cs="Arial Narrow"/>
-          <w:sz w:val="16"/>
-          <w:szCs w:val="16"/>
-        </w:rPr>
-        <w:t xml:space="preserve"> </w:t>
-      </w:r>
-      <w:r>
-        <w:rPr>
-          <w:rFonts w:ascii="Arial Narrow" w:eastAsia="Arial Narrow" w:hAnsi="Arial Narrow" w:cs="Arial Narrow"/>
-          <w:sz w:val="16"/>
-          <w:szCs w:val="16"/>
-        </w:rPr>
-        <w:tab/>
-      </w:r>
-      <w:r>
-        <w:rPr>
-          <w:rFonts w:ascii="Arial Narrow" w:eastAsia="Arial Narrow" w:hAnsi="Arial Narrow" w:cs="Arial Narrow"/>
-          <w:b/>
-          <w:bCs/>
-          <w:sz w:val="16"/>
-          <w:szCs w:val="16"/>
-        </w:rPr>
-        <w:t xml:space="preserve">LEY </w:t>
-      </w:r>
-      <w:proofErr w:type="spellStart"/>
-      <w:r>
-        <w:rPr>
-          <w:rFonts w:ascii="Arial Narrow" w:eastAsia="Arial Narrow" w:hAnsi="Arial Narrow" w:cs="Arial Narrow"/>
-          <w:b/>
-          <w:bCs/>
-          <w:sz w:val="16"/>
-          <w:szCs w:val="16"/>
-        </w:rPr>
-        <w:t/>
-      </w:r>
-      <w:proofErr w:type="spellEnd"/>
-      <w:r>
-        <w:rPr>
-          <w:rFonts w:ascii="Arial Narrow" w:eastAsia="Arial Narrow" w:hAnsi="Arial Narrow" w:cs="Arial Narrow"/>
-          <w:b/>
-          <w:bCs/>
-          <w:sz w:val="16"/>
-          <w:szCs w:val="16"/>
-        </w:rPr>
-        <w:t xml:space="preserve"> 29571, CÓDIGO DE PROTECCIÓN Y DEFENSA DEL CONSUMIDOR, publicado el 2 de setiembre de 2010 y modificado por Decreto Legislativo </w:t>
-      </w:r>
-      <w:proofErr w:type="spellStart"/>
-      <w:r>
-        <w:rPr>
-          <w:rFonts w:ascii="Arial Narrow" w:eastAsia="Arial Narrow" w:hAnsi="Arial Narrow" w:cs="Arial Narrow"/>
-          <w:b/>
-          <w:bCs/>
-          <w:sz w:val="16"/>
-          <w:szCs w:val="16"/>
-        </w:rPr>
-        <w:t/>
-      </w:r>
-      <w:proofErr w:type="spellEnd"/>
-      <w:r>
-        <w:rPr>
-          <w:rFonts w:ascii="Arial Narrow" w:eastAsia="Arial Narrow" w:hAnsi="Arial Narrow" w:cs="Arial Narrow"/>
-          <w:b/>
-          <w:bCs/>
-          <w:sz w:val="16"/>
-          <w:szCs w:val="16"/>
-        </w:rPr>
-        <w:t xml:space="preserve"> 1308 </w:t>
-      </w:r>
-    </w:p>
-    <w:p>
-      <w:pPr>
-        <w:pStyle w:val="Textonotapie"/>
-        <w:ind w:left="567" w:right="-1"/>
-        <w:jc w:val="both"/>
-        <w:rPr>
-          <w:rFonts w:ascii="Arial Narrow" w:eastAsia="Arial Narrow" w:hAnsi="Arial Narrow" w:cs="Arial Narrow"/>
-          <w:b/>
-          <w:bCs/>
-          <w:sz w:val="16"/>
-          <w:szCs w:val="16"/>
-        </w:rPr>
-      </w:pPr>
-      <w:r>
-        <w:rPr>
-          <w:rFonts w:ascii="Arial Narrow" w:eastAsia="Arial Narrow" w:hAnsi="Arial Narrow" w:cs="Arial Narrow"/>
-          <w:b/>
-          <w:bCs/>
-          <w:sz w:val="16"/>
-          <w:szCs w:val="16"/>
-        </w:rPr>
-        <w:t>Artículo 47.- Protección mínima del contrato de consumo</w:t>
-      </w:r>
-    </w:p>
-    <w:p>
-      <w:pPr>
-        <w:pStyle w:val="Textonotapie"/>
-        <w:ind w:left="567" w:right="-1"/>
-        <w:jc w:val="both"/>
-        <w:rPr>
-          <w:rFonts w:ascii="Arial Narrow" w:eastAsia="Arial Narrow" w:hAnsi="Arial Narrow" w:cs="Arial Narrow"/>
-          <w:sz w:val="16"/>
-          <w:szCs w:val="16"/>
-        </w:rPr>
-      </w:pPr>
-      <w:r>
-        <w:rPr>
-          <w:rFonts w:ascii="Arial Narrow" w:eastAsia="Arial Narrow" w:hAnsi="Arial Narrow" w:cs="Arial Narrow"/>
-          <w:sz w:val="16"/>
-          <w:szCs w:val="16"/>
-        </w:rPr>
-        <w:t>En los contratos de consumo se observa lo siguiente:</w:t>
-      </w:r>
-    </w:p>
-    <w:p>
-      <w:pPr>
-        <w:pStyle w:val="Textonotapie"/>
-        <w:ind w:left="567" w:right="-1"/>
-        <w:jc w:val="both"/>
-        <w:rPr>
-          <w:rFonts w:ascii="Arial Narrow" w:eastAsia="Arial Narrow" w:hAnsi="Arial Narrow" w:cs="Arial Narrow"/>
-          <w:sz w:val="16"/>
-          <w:szCs w:val="16"/>
-        </w:rPr>
-      </w:pPr>
-      <w:r>
-        <w:rPr>
-          <w:rFonts w:ascii="Arial Narrow" w:eastAsia="Arial Narrow" w:hAnsi="Arial Narrow" w:cs="Arial Narrow"/>
-          <w:sz w:val="16"/>
-          <w:szCs w:val="16"/>
-        </w:rPr>
-        <w:t>(…)</w:t>
-      </w:r>
-    </w:p>
-    <w:p>
-      <w:pPr>
-        <w:pStyle w:val="Textonotapie"/>
-        <w:ind w:left="567" w:right="-1"/>
-        <w:jc w:val="both"/>
-        <w:rPr>
-          <w:rFonts w:ascii="Arial Narrow" w:eastAsia="Arial Narrow" w:hAnsi="Arial Narrow" w:cs="Arial Narrow"/>
-          <w:sz w:val="16"/>
-          <w:szCs w:val="16"/>
-        </w:rPr>
-      </w:pPr>
-      <w:r>
-        <w:rPr>
-          <w:rFonts w:ascii="Arial Narrow" w:eastAsia="Arial Narrow" w:hAnsi="Arial Narrow" w:cs="Arial Narrow"/>
-          <w:sz w:val="16"/>
-          <w:szCs w:val="16"/>
-        </w:rPr>
-        <w:t>e. Los proveedores deben entregar a los usuarios copia de los contratos y demás documentación relacionada con dichos actos jurídicos cuando estos hayan sido celebrados por escrito, incluidas las condiciones generales de la contratación. Asimismo, cuando el consumidor solicite copia física o virtual de estos, el proveedor debe entregar los documentos en un plazo máximo de quince días hábiles contados desde que recibió la solicitud. Los proveedores son responsables de dejar constancia de la entrega de los documentos al consumidor.</w:t>
-      </w:r>
-    </w:p>
+    </w:p>
+  </w:footnote>
+  <w:footnote w:id="7">
     <w:p>
       <w:pPr>
         <w:pStyle w:val="Textonotapie"/>
@@ -11726,15 +11739,78 @@
         <w:jc w:val="both"/>
         <w:rPr>
           <w:rFonts w:ascii="Arial Narrow" w:eastAsia="Arial Narrow" w:hAnsi="Arial Narrow" w:cs="Arial Narrow"/>
+          <w:sz w:val="16"/>
+          <w:szCs w:val="16"/>
+        </w:rPr>
+      </w:pPr>
+      <w:r>
+        <w:rPr>
+          <w:rStyle w:val="Refdenotaalpie"/>
+          <w:rFonts w:ascii="Arial Narrow" w:eastAsia="Arial Narrow" w:hAnsi="Arial Narrow" w:cs="Arial Narrow"/>
+          <w:sz w:val="16"/>
+          <w:szCs w:val="16"/>
+          <w:vertAlign w:val="superscript"/>
+        </w:rPr>
+        <w:footnoteRef/>
+      </w:r>
+      <w:r>
+        <w:rPr>
+          <w:rFonts w:ascii="Arial Narrow" w:eastAsia="Arial Narrow" w:hAnsi="Arial Narrow" w:cs="Arial Narrow"/>
+          <w:sz w:val="16"/>
+          <w:szCs w:val="16"/>
+        </w:rPr>
+        <w:tab/>
+        <w:t xml:space="preserve"/>
+      </w:r>
+      <w:r>
+        <w:rPr>
+          <w:rFonts w:ascii="Arial Narrow" w:eastAsia="Arial Narrow" w:hAnsi="Arial Narrow" w:cs="Arial Narrow"/>
+          <w:sz w:val="16"/>
+          <w:szCs w:val="16"/>
+        </w:rPr>
+        <w:tab/>
+      </w:r>
+      <w:r>
+        <w:rPr>
+          <w:rFonts w:ascii="Arial Narrow" w:eastAsia="Arial Narrow" w:hAnsi="Arial Narrow" w:cs="Arial Narrow"/>
           <w:b/>
           <w:bCs/>
           <w:sz w:val="16"/>
           <w:szCs w:val="16"/>
         </w:rPr>
-      </w:pPr>
-    </w:p>
-  </w:footnote>
-  <w:footnote w:id="8">
+        <w:t xml:space="preserve">LEY SOBRE FACULTADES, NORMAS Y ORGANIZACIÓN DEL INDECOPI, APROBADA POR DECRETO LEGISLATIVO </w:t>
+      </w:r>
+      <w:proofErr w:type="spellStart"/>
+      <w:r>
+        <w:rPr>
+          <w:rFonts w:ascii="Arial Narrow" w:eastAsia="Arial Narrow" w:hAnsi="Arial Narrow" w:cs="Arial Narrow"/>
+          <w:b/>
+          <w:bCs/>
+          <w:sz w:val="16"/>
+          <w:szCs w:val="16"/>
+        </w:rPr>
+        <w:t/>
+      </w:r>
+      <w:proofErr w:type="spellEnd"/>
+      <w:r>
+        <w:rPr>
+          <w:rFonts w:ascii="Arial Narrow" w:eastAsia="Arial Narrow" w:hAnsi="Arial Narrow" w:cs="Arial Narrow"/>
+          <w:b/>
+          <w:bCs/>
+          <w:sz w:val="16"/>
+          <w:szCs w:val="16"/>
+        </w:rPr>
+        <w:t xml:space="preserve">807 Artículo 24.-</w:t>
+      </w:r>
+      <w:r>
+        <w:rPr>
+          <w:rFonts w:ascii="Arial Narrow" w:eastAsia="Arial Narrow" w:hAnsi="Arial Narrow" w:cs="Arial Narrow"/>
+          <w:sz w:val="16"/>
+          <w:szCs w:val="16"/>
+        </w:rPr>
+        <w:t xml:space="preserve"> El Secretario Técnico se encargará de la tramitación del procedimiento. Para ello, cuenta con las siguientes facultades:</w:t>
+      </w:r>
+    </w:p>
     <w:p>
       <w:pPr>
         <w:pStyle w:val="Textonotapie"/>
@@ -11751,69 +11827,12 @@
       </w:pPr>
       <w:r>
         <w:rPr>
-          <w:rStyle w:val="Refdenotaalpie"/>
-          <w:rFonts w:ascii="Arial Narrow" w:eastAsia="Arial Narrow" w:hAnsi="Arial Narrow" w:cs="Arial Narrow"/>
-          <w:sz w:val="16"/>
-          <w:szCs w:val="16"/>
-          <w:vertAlign w:val="superscript"/>
-        </w:rPr>
-        <w:footnoteRef/>
-      </w:r>
-      <w:r>
-        <w:rPr>
-          <w:rFonts w:ascii="Arial Narrow" w:eastAsia="Arial Narrow" w:hAnsi="Arial Narrow" w:cs="Arial Narrow"/>
-          <w:sz w:val="16"/>
-          <w:szCs w:val="16"/>
-        </w:rPr>
-        <w:t xml:space="preserve"> </w:t>
-      </w:r>
-      <w:r>
-        <w:rPr>
           <w:rFonts w:ascii="Arial Narrow" w:eastAsia="Arial Narrow" w:hAnsi="Arial Narrow" w:cs="Arial Narrow"/>
           <w:sz w:val="16"/>
           <w:szCs w:val="16"/>
         </w:rPr>
         <w:tab/>
-      </w:r>
-      <w:r>
-        <w:rPr>
-          <w:rFonts w:ascii="Arial Narrow" w:eastAsia="Arial Narrow" w:hAnsi="Arial Narrow" w:cs="Arial Narrow"/>
-          <w:b/>
-          <w:bCs/>
-          <w:sz w:val="16"/>
-          <w:szCs w:val="16"/>
-        </w:rPr>
-        <w:t xml:space="preserve">LEY SOBRE FACULTADES, NORMAS Y ORGANIZACIÓN DEL INDECOPI, APROBADA POR DECRETO LEGISLATIVO </w:t>
-      </w:r>
-      <w:proofErr w:type="spellStart"/>
-      <w:r>
-        <w:rPr>
-          <w:rFonts w:ascii="Arial Narrow" w:eastAsia="Arial Narrow" w:hAnsi="Arial Narrow" w:cs="Arial Narrow"/>
-          <w:b/>
-          <w:bCs/>
-          <w:sz w:val="16"/>
-          <w:szCs w:val="16"/>
-        </w:rPr>
-        <w:t/>
-      </w:r>
-      <w:proofErr w:type="spellEnd"/>
-      <w:r>
-        <w:rPr>
-          <w:rFonts w:ascii="Arial Narrow" w:eastAsia="Arial Narrow" w:hAnsi="Arial Narrow" w:cs="Arial Narrow"/>
-          <w:b/>
-          <w:bCs/>
-          <w:sz w:val="16"/>
-          <w:szCs w:val="16"/>
-        </w:rPr>
-        <w:t xml:space="preserve"> 807 Artículo 24.-</w:t>
-      </w:r>
-      <w:r>
-        <w:rPr>
-          <w:rFonts w:ascii="Arial Narrow" w:eastAsia="Arial Narrow" w:hAnsi="Arial Narrow" w:cs="Arial Narrow"/>
-          <w:sz w:val="16"/>
-          <w:szCs w:val="16"/>
-        </w:rPr>
-        <w:t xml:space="preserve"> El Secretario Técnico se encargará de la tramitación del procedimiento. Para ello, cuenta con las siguientes facultades:</w:t>
+        <w:t xml:space="preserve">(...) </w:t>
       </w:r>
     </w:p>
     <w:p>
@@ -11837,7 +11856,7 @@
           <w:szCs w:val="16"/>
         </w:rPr>
         <w:tab/>
-        <w:t xml:space="preserve">(...) </w:t>
+        <w:t xml:space="preserve">c) Admitir denuncias a trámite, en aquellos casos en que la Comisión le haya delegado esta facultad. </w:t>
       </w:r>
     </w:p>
     <w:p>
@@ -11861,7 +11880,7 @@
           <w:szCs w:val="16"/>
         </w:rPr>
         <w:tab/>
-        <w:t xml:space="preserve">c) Admitir denuncias a trámite, en aquellos casos en que la Comisión le haya delegado esta facultad. </w:t>
+        <w:t>(...).</w:t>
       </w:r>
     </w:p>
     <w:p>
@@ -11878,6 +11897,33 @@
           <w:szCs w:val="16"/>
         </w:rPr>
       </w:pPr>
+    </w:p>
+  </w:footnote>
+  <w:footnote w:id="8">
+    <w:p>
+      <w:pPr>
+        <w:pStyle w:val="Textonotapie"/>
+        <w:tabs>
+          <w:tab w:val="left" w:pos="567"/>
+        </w:tabs>
+        <w:ind w:left="567" w:hanging="567"/>
+        <w:jc w:val="both"/>
+        <w:rPr>
+          <w:rFonts w:ascii="Arial Narrow" w:eastAsia="Arial Narrow" w:hAnsi="Arial Narrow" w:cs="Arial Narrow"/>
+          <w:sz w:val="16"/>
+          <w:szCs w:val="16"/>
+        </w:rPr>
+      </w:pPr>
+      <w:r>
+        <w:rPr>
+          <w:rStyle w:val="Refdenotaalpie"/>
+          <w:rFonts w:ascii="Arial Narrow" w:eastAsia="Arial Narrow" w:hAnsi="Arial Narrow" w:cs="Arial Narrow"/>
+          <w:sz w:val="16"/>
+          <w:szCs w:val="16"/>
+          <w:vertAlign w:val="superscript"/>
+        </w:rPr>
+        <w:footnoteRef/>
+      </w:r>
       <w:r>
         <w:rPr>
           <w:rFonts w:ascii="Arial Narrow" w:eastAsia="Arial Narrow" w:hAnsi="Arial Narrow" w:cs="Arial Narrow"/>
@@ -11885,9 +11931,679 @@
           <w:szCs w:val="16"/>
         </w:rPr>
         <w:tab/>
-        <w:t>(...).</w:t>
-      </w:r>
-    </w:p>
+        <w:t xml:space="preserve"/>
+      </w:r>
+      <w:r>
+        <w:rPr>
+          <w:rFonts w:ascii="Arial Narrow" w:eastAsia="Arial Narrow" w:hAnsi="Arial Narrow" w:cs="Arial Narrow"/>
+          <w:sz w:val="16"/>
+          <w:szCs w:val="16"/>
+        </w:rPr>
+        <w:tab/>
+        <w:t xml:space="preserve">El número de trabajadores se atenderá siempre que la empresa haya sido constituida antes de la vigencia de la Ley </w:t>
+      </w:r>
+      <w:proofErr w:type="spellStart"/>
+      <w:r>
+        <w:rPr>
+          <w:rFonts w:ascii="Arial Narrow" w:eastAsia="Arial Narrow" w:hAnsi="Arial Narrow" w:cs="Arial Narrow"/>
+          <w:sz w:val="16"/>
+          <w:szCs w:val="16"/>
+        </w:rPr>
+        <w:t/>
+      </w:r>
+      <w:proofErr w:type="spellEnd"/>
+      <w:r>
+        <w:rPr>
+          <w:rFonts w:ascii="Arial Narrow" w:eastAsia="Arial Narrow" w:hAnsi="Arial Narrow" w:cs="Arial Narrow"/>
+          <w:sz w:val="16"/>
+          <w:szCs w:val="16"/>
+        </w:rPr>
+        <w:t xml:space="preserve">30056, publicada el 2 de julio de 2013, que modificó el artículo 5 del Texto Único Ordenado de la Ley de Promoción de la Competitividad, Formalización y Desarrollo de la Micro y Pequeña Empresa y de Acceso al Empleo Decente (LEY MYPE). Ello, en la medida que la Tercera Disposición Complementaria Transitoria de la norma modificatoria precisa que las empresas constituidas antes de la entrada en vigencia de dicha Ley se rigen por los requisitos de acogimiento al régimen de las micro y pequeñas empresas regulados en el Decreto Legislativo 1086.</w:t>
+      </w:r>
+    </w:p>
+    <w:p>
+      <w:pPr>
+        <w:pStyle w:val="Textonotapie"/>
+        <w:ind w:left="567" w:hanging="567"/>
+        <w:jc w:val="both"/>
+        <w:rPr>
+          <w:rFonts w:ascii="Arial Narrow" w:eastAsia="Arial Narrow" w:hAnsi="Arial Narrow" w:cs="Arial Narrow"/>
+          <w:sz w:val="16"/>
+          <w:szCs w:val="16"/>
+        </w:rPr>
+      </w:pPr>
+    </w:p>
+  </w:footnote>
+  <w:footnote w:id="9">
+    <w:p>
+      <w:pPr>
+        <w:pStyle w:val="Textonotapie"/>
+        <w:tabs>
+          <w:tab w:val="left" w:pos="567"/>
+        </w:tabs>
+        <w:ind w:left="567" w:hanging="567"/>
+        <w:jc w:val="both"/>
+        <w:rPr>
+          <w:rFonts w:ascii="Arial Narrow" w:eastAsia="Arial Narrow" w:hAnsi="Arial Narrow" w:cs="Arial Narrow"/>
+          <w:sz w:val="16"/>
+          <w:szCs w:val="16"/>
+        </w:rPr>
+      </w:pPr>
+      <w:r>
+        <w:rPr>
+          <w:rStyle w:val="Refdenotaalpie"/>
+          <w:rFonts w:ascii="Arial Narrow" w:eastAsia="Arial Narrow" w:hAnsi="Arial Narrow" w:cs="Arial Narrow"/>
+          <w:sz w:val="16"/>
+          <w:szCs w:val="16"/>
+          <w:vertAlign w:val="superscript"/>
+        </w:rPr>
+        <w:footnoteRef/>
+      </w:r>
+      <w:r>
+        <w:rPr>
+          <w:rFonts w:ascii="Arial Narrow" w:eastAsia="Arial Narrow" w:hAnsi="Arial Narrow" w:cs="Arial Narrow"/>
+          <w:sz w:val="16"/>
+          <w:szCs w:val="16"/>
+        </w:rPr>
+        <w:tab/>
+        <w:t xml:space="preserve"/>
+      </w:r>
+      <w:r>
+        <w:rPr>
+          <w:rFonts w:ascii="Arial Narrow" w:eastAsia="Arial Narrow" w:hAnsi="Arial Narrow" w:cs="Arial Narrow"/>
+          <w:sz w:val="16"/>
+          <w:szCs w:val="16"/>
+        </w:rPr>
+        <w:tab/>
+      </w:r>
+      <w:r>
+        <w:rPr>
+          <w:rFonts w:ascii="Arial Narrow" w:eastAsia="Arial Narrow" w:hAnsi="Arial Narrow" w:cs="Arial Narrow"/>
+          <w:b/>
+          <w:sz w:val="16"/>
+          <w:szCs w:val="16"/>
+        </w:rPr>
+        <w:t>LEY 29571, CÓDIGO DE PROTECCIÓN Y DEFENSA DEL CONSUMIDOR</w:t>
+      </w:r>
+      <w:r>
+        <w:rPr>
+          <w:rFonts w:ascii="Arial Narrow" w:eastAsia="Arial Narrow" w:hAnsi="Arial Narrow" w:cs="Arial Narrow"/>
+          <w:b/>
+          <w:bCs/>
+          <w:sz w:val="16"/>
+          <w:szCs w:val="16"/>
+        </w:rPr>
+        <w:t xml:space="preserve">, </w:t>
+      </w:r>
+      <w:r>
+        <w:rPr>
+          <w:rFonts w:ascii="Arial Narrow" w:eastAsia="Arial Narrow" w:hAnsi="Arial Narrow" w:cs="Arial Narrow"/>
+          <w:b/>
+          <w:sz w:val="16"/>
+          <w:szCs w:val="16"/>
+        </w:rPr>
+        <w:t>publicado el 2 de setiembre de 2010 y modificado por Decreto Legislativo 1308</w:t>
+      </w:r>
+    </w:p>
+    <w:p>
+      <w:pPr>
+        <w:pStyle w:val="Textonotapie"/>
+        <w:ind w:left="567" w:hanging="567"/>
+        <w:jc w:val="both"/>
+        <w:rPr>
+          <w:rFonts w:ascii="Arial Narrow" w:eastAsia="Arial Narrow" w:hAnsi="Arial Narrow" w:cs="Arial Narrow"/>
+          <w:b/>
+          <w:bCs/>
+          <w:sz w:val="16"/>
+          <w:szCs w:val="16"/>
+        </w:rPr>
+      </w:pPr>
+      <w:r>
+        <w:rPr>
+          <w:rFonts w:ascii="Arial Narrow" w:eastAsia="Arial Narrow" w:hAnsi="Arial Narrow" w:cs="Arial Narrow"/>
+          <w:sz w:val="16"/>
+          <w:szCs w:val="16"/>
+        </w:rPr>
+        <w:tab/>
+      </w:r>
+      <w:r>
+        <w:rPr>
+          <w:rFonts w:ascii="Arial Narrow" w:eastAsia="Arial Narrow" w:hAnsi="Arial Narrow" w:cs="Arial Narrow"/>
+          <w:b/>
+          <w:bCs/>
+          <w:sz w:val="16"/>
+          <w:szCs w:val="16"/>
+        </w:rPr>
+        <w:t>Artículo 110.- Sanciones Administrativas</w:t>
+      </w:r>
+    </w:p>
+    <w:p>
+      <w:pPr>
+        <w:autoSpaceDE w:val="0"/>
+        <w:autoSpaceDN w:val="0"/>
+        <w:adjustRightInd w:val="0"/>
+        <w:spacing w:after="0" w:line="240" w:lineRule="auto"/>
+        <w:ind w:left="567"/>
+        <w:jc w:val="both"/>
+        <w:rPr>
+          <w:rFonts w:ascii="Arial Narrow" w:eastAsia="Arial Narrow" w:hAnsi="Arial Narrow" w:cs="Arial Narrow"/>
+          <w:sz w:val="16"/>
+          <w:szCs w:val="16"/>
+          <w:lang w:eastAsia="es-PE"/>
+        </w:rPr>
+      </w:pPr>
+      <w:r>
+        <w:rPr>
+          <w:rFonts w:ascii="Arial Narrow" w:eastAsia="Arial Narrow" w:hAnsi="Arial Narrow" w:cs="Arial Narrow"/>
+          <w:sz w:val="16"/>
+          <w:szCs w:val="16"/>
+          <w:lang w:eastAsia="es-PE"/>
+        </w:rPr>
+        <w:t>(…)</w:t>
+      </w:r>
+    </w:p>
+    <w:p>
+      <w:pPr>
+        <w:autoSpaceDE w:val="0"/>
+        <w:autoSpaceDN w:val="0"/>
+        <w:adjustRightInd w:val="0"/>
+        <w:spacing w:after="0" w:line="240" w:lineRule="auto"/>
+        <w:ind w:left="567"/>
+        <w:jc w:val="both"/>
+        <w:rPr>
+          <w:rFonts w:ascii="Arial Narrow" w:eastAsia="Arial Narrow" w:hAnsi="Arial Narrow" w:cs="Arial Narrow"/>
+          <w:sz w:val="16"/>
+          <w:szCs w:val="16"/>
+          <w:lang w:eastAsia="es-PE"/>
+        </w:rPr>
+      </w:pPr>
+      <w:r>
+        <w:rPr>
+          <w:rFonts w:ascii="Arial Narrow" w:eastAsia="Arial Narrow" w:hAnsi="Arial Narrow" w:cs="Arial Narrow"/>
+          <w:sz w:val="16"/>
+          <w:szCs w:val="16"/>
+          <w:lang w:eastAsia="es-PE"/>
+        </w:rPr>
+        <w:t>En el caso de las microempresas, la multa no puede superar el diez por ciento (10%) de las ventas o ingresos brutos percibidos por el infractor, relativos a todas sus actividades económicas, correspondientes al ejercicio inmediato anterior al de la expedición de la resolución de primera instancia, siempre que se haya acreditado dichos ingresos, no se encuentre en una situación de reincidencia y el caso no verse sobre la vida, salud o integridad de los consumidores. Para el caso de las pequeñas empresas, la multa no puede superar el veinte por ciento (20%) de las ventas o ingresos brutos percibidos por el infractor, conforme a los requisitos señalados anteriormente.</w:t>
+      </w:r>
+    </w:p>
+    <w:p>
+      <w:pPr>
+        <w:autoSpaceDE w:val="0"/>
+        <w:autoSpaceDN w:val="0"/>
+        <w:adjustRightInd w:val="0"/>
+        <w:spacing w:after="0" w:line="240" w:lineRule="auto"/>
+        <w:ind w:left="567"/>
+        <w:jc w:val="both"/>
+        <w:rPr>
+          <w:rFonts w:ascii="Arial Narrow" w:eastAsia="Arial Narrow" w:hAnsi="Arial Narrow" w:cs="Arial Narrow"/>
+          <w:sz w:val="16"/>
+          <w:szCs w:val="16"/>
+          <w:lang w:eastAsia="es-PE"/>
+        </w:rPr>
+      </w:pPr>
+      <w:r>
+        <w:rPr>
+          <w:rFonts w:ascii="Arial Narrow" w:eastAsia="Arial Narrow" w:hAnsi="Arial Narrow" w:cs="Arial Narrow"/>
+          <w:sz w:val="16"/>
+          <w:szCs w:val="16"/>
+          <w:lang w:eastAsia="es-PE"/>
+        </w:rPr>
+        <w:t>(…).</w:t>
+      </w:r>
+    </w:p>
+    <w:p>
+      <w:pPr>
+        <w:pStyle w:val="Textonotapie"/>
+        <w:ind w:left="567" w:hanging="567"/>
+        <w:jc w:val="both"/>
+        <w:rPr>
+          <w:rFonts w:ascii="Arial Narrow" w:eastAsia="Arial Narrow" w:hAnsi="Arial Narrow" w:cs="Arial Narrow"/>
+          <w:sz w:val="16"/>
+          <w:szCs w:val="16"/>
+        </w:rPr>
+      </w:pPr>
+    </w:p>
+  </w:footnote>
+  <w:footnote w:id="10">
+    <w:p>
+      <w:pPr>
+        <w:pStyle w:val="Textonotapie"/>
+        <w:tabs>
+          <w:tab w:val="left" w:pos="567"/>
+        </w:tabs>
+        <w:ind w:left="567" w:hanging="567"/>
+        <w:jc w:val="both"/>
+        <w:rPr>
+          <w:rFonts w:ascii="Arial Narrow" w:eastAsia="Arial Narrow" w:hAnsi="Arial Narrow" w:cs="Arial Narrow"/>
+          <w:sz w:val="16"/>
+          <w:szCs w:val="16"/>
+        </w:rPr>
+      </w:pPr>
+      <w:r>
+        <w:rPr>
+          <w:rStyle w:val="Refdenotaalpie"/>
+          <w:rFonts w:ascii="Arial Narrow" w:eastAsia="Arial Narrow" w:hAnsi="Arial Narrow" w:cs="Arial Narrow"/>
+          <w:sz w:val="16"/>
+          <w:szCs w:val="16"/>
+          <w:vertAlign w:val="superscript"/>
+        </w:rPr>
+        <w:footnoteRef/>
+      </w:r>
+      <w:r>
+        <w:rPr>
+          <w:rFonts w:ascii="Arial Narrow" w:eastAsia="Arial Narrow" w:hAnsi="Arial Narrow" w:cs="Arial Narrow"/>
+          <w:sz w:val="16"/>
+          <w:szCs w:val="16"/>
+        </w:rPr>
+        <w:tab/>
+      </w:r>
+      <w:r>
+        <w:rPr>
+          <w:rFonts w:ascii="Arial Narrow" w:eastAsia="Arial Narrow" w:hAnsi="Arial Narrow" w:cs="Arial Narrow"/>
+          <w:b/>
+          <w:bCs/>
+          <w:sz w:val="16"/>
+          <w:szCs w:val="16"/>
+        </w:rPr>
+        <w:t xml:space="preserve">DECRETO LEGISLATIVO 807, LEY SOBRE FACULTADES, NORMAS Y ORGANIZACIÓN DEL INDECOPI, publicado el 18 de abril de 1996</w:t>
+      </w:r>
+    </w:p>
+    <w:p>
+      <w:pPr>
+        <w:pStyle w:val="Textonotapie"/>
+        <w:ind w:left="567" w:hanging="567"/>
+        <w:jc w:val="both"/>
+        <w:rPr>
+          <w:rFonts w:ascii="Arial Narrow" w:eastAsia="Arial Narrow" w:hAnsi="Arial Narrow" w:cs="Arial Narrow"/>
+          <w:sz w:val="16"/>
+          <w:szCs w:val="16"/>
+        </w:rPr>
+      </w:pPr>
+      <w:r>
+        <w:rPr>
+          <w:rFonts w:ascii="Arial Narrow" w:eastAsia="Arial Narrow" w:hAnsi="Arial Narrow" w:cs="Arial Narrow"/>
+          <w:sz w:val="16"/>
+          <w:szCs w:val="16"/>
+        </w:rPr>
+        <w:tab/>
+      </w:r>
+      <w:r>
+        <w:rPr>
+          <w:rFonts w:ascii="Arial Narrow" w:eastAsia="Arial Narrow" w:hAnsi="Arial Narrow" w:cs="Arial Narrow"/>
+          <w:b/>
+          <w:bCs/>
+          <w:sz w:val="16"/>
+          <w:szCs w:val="16"/>
+        </w:rPr>
+        <w:t xml:space="preserve">Artículo 26.-</w:t>
+      </w:r>
+      <w:r>
+        <w:rPr>
+          <w:rFonts w:ascii="Arial Narrow" w:eastAsia="Arial Narrow" w:hAnsi="Arial Narrow" w:cs="Arial Narrow"/>
+          <w:sz w:val="16"/>
+          <w:szCs w:val="16"/>
+        </w:rPr>
+        <w:t xml:space="preserve"> Una vez admitida a trámite la denuncia, se correrá traslado de la misma al denunciado, a fin de que éste presente su descargo. El plazo para la presentación del descargo será de cinco (5) días contados desde la notificación, vencido el cual, el Secretario Técnico declarará en rebeldía al denunciado que no lo hubiera presentado.</w:t>
+      </w:r>
+    </w:p>
+    <w:p>
+      <w:pPr>
+        <w:pStyle w:val="Textonotapie"/>
+        <w:ind w:left="567" w:hanging="567"/>
+        <w:jc w:val="both"/>
+        <w:rPr>
+          <w:rFonts w:ascii="Arial Narrow" w:eastAsia="Arial Narrow" w:hAnsi="Arial Narrow" w:cs="Arial Narrow"/>
+          <w:sz w:val="16"/>
+          <w:szCs w:val="16"/>
+        </w:rPr>
+      </w:pPr>
+    </w:p>
+  </w:footnote>
+  <w:footnote w:id="11">
+    <w:p>
+      <w:pPr>
+        <w:pStyle w:val="Textonotapie"/>
+        <w:tabs>
+          <w:tab w:val="left" w:pos="567"/>
+        </w:tabs>
+        <w:ind w:left="567" w:hanging="567"/>
+        <w:jc w:val="both"/>
+        <w:rPr>
+          <w:rFonts w:ascii="Arial Narrow" w:eastAsia="Arial Narrow" w:hAnsi="Arial Narrow" w:cs="Arial Narrow"/>
+          <w:sz w:val="16"/>
+          <w:szCs w:val="16"/>
+        </w:rPr>
+      </w:pPr>
+      <w:r>
+        <w:rPr>
+          <w:rStyle w:val="Refdenotaalpie"/>
+          <w:rFonts w:ascii="Arial Narrow" w:eastAsia="Arial Narrow" w:hAnsi="Arial Narrow" w:cs="Arial Narrow"/>
+          <w:sz w:val="16"/>
+          <w:szCs w:val="16"/>
+          <w:vertAlign w:val="superscript"/>
+        </w:rPr>
+        <w:footnoteRef/>
+      </w:r>
+      <w:r>
+        <w:rPr>
+          <w:rFonts w:ascii="Arial Narrow" w:eastAsia="Arial Narrow" w:hAnsi="Arial Narrow" w:cs="Arial Narrow"/>
+          <w:sz w:val="16"/>
+          <w:szCs w:val="16"/>
+        </w:rPr>
+        <w:tab/>
+      </w:r>
+      <w:r>
+        <w:rPr>
+          <w:rFonts w:ascii="Arial Narrow" w:eastAsia="Arial Narrow" w:hAnsi="Arial Narrow" w:cs="Arial Narrow"/>
+          <w:b/>
+          <w:bCs/>
+          <w:sz w:val="16"/>
+          <w:szCs w:val="16"/>
+        </w:rPr>
+        <w:t xml:space="preserve">DECRETO SUPREMO 006-2026-JUS, TEXTO ÚNICO ORDENADO DE LA LEY 27444, LEY DEL PROCEDIMIENTO ADMINISTRATIVO GENERAL, publicado el 30 de abril de 2026</w:t>
+      </w:r>
+    </w:p>
+    <w:p>
+      <w:pPr>
+        <w:pStyle w:val="Textonotapie"/>
+        <w:ind w:left="567" w:hanging="567"/>
+        <w:jc w:val="both"/>
+        <w:rPr>
+          <w:rFonts w:ascii="Arial Narrow" w:eastAsia="Arial Narrow" w:hAnsi="Arial Narrow" w:cs="Arial Narrow"/>
+          <w:sz w:val="16"/>
+          <w:szCs w:val="16"/>
+        </w:rPr>
+      </w:pPr>
+      <w:r>
+        <w:rPr>
+          <w:rFonts w:ascii="Arial Narrow" w:eastAsia="Arial Narrow" w:hAnsi="Arial Narrow" w:cs="Arial Narrow"/>
+          <w:sz w:val="16"/>
+          <w:szCs w:val="16"/>
+        </w:rPr>
+        <w:tab/>
+      </w:r>
+      <w:r>
+        <w:rPr>
+          <w:rFonts w:ascii="Arial Narrow" w:eastAsia="Arial Narrow" w:hAnsi="Arial Narrow" w:cs="Arial Narrow"/>
+          <w:b/>
+          <w:bCs/>
+          <w:sz w:val="16"/>
+          <w:szCs w:val="16"/>
+        </w:rPr>
+        <w:t xml:space="preserve">Artículo 223.- Contestación de la reclamación</w:t>
+      </w:r>
+    </w:p>
+    <w:p>
+      <w:pPr>
+        <w:pStyle w:val="Textonotapie"/>
+        <w:ind w:left="567" w:hanging="567"/>
+        <w:jc w:val="both"/>
+        <w:rPr>
+          <w:rFonts w:ascii="Arial Narrow" w:eastAsia="Arial Narrow" w:hAnsi="Arial Narrow" w:cs="Arial Narrow"/>
+          <w:sz w:val="16"/>
+          <w:szCs w:val="16"/>
+        </w:rPr>
+      </w:pPr>
+      <w:r>
+        <w:rPr>
+          <w:rFonts w:ascii="Arial Narrow" w:eastAsia="Arial Narrow" w:hAnsi="Arial Narrow" w:cs="Arial Narrow"/>
+          <w:sz w:val="16"/>
+          <w:szCs w:val="16"/>
+        </w:rPr>
+        <w:tab/>
+      </w:r>
+      <w:r>
+        <w:rPr>
+          <w:rFonts w:ascii="Arial Narrow" w:eastAsia="Arial Narrow" w:hAnsi="Arial Narrow" w:cs="Arial Narrow"/>
+          <w:sz w:val="16"/>
+          <w:szCs w:val="16"/>
+        </w:rPr>
+        <w:t xml:space="preserve">223.1 El reclamado deberá presentar la contestación de la reclamación dentro de los quince (15) días posteriores a la notificación de ésta; vencido este plazo, la Administración declarará en rebeldía al reclamado que no la hubiera presentado. La contestación deberá contener los requisitos de los escritos previstos en el artículo 113 de la presente Ley, así como la absolución de todos los asuntos controvertidos de hecho y de derecho, Las alegaciones y los hechos relevantes de la reclamación, salvo que hayan sido específicamente negadas en la contestación, se tendrán por aceptadas o merituadas como ciertas.</w:t>
+      </w:r>
+    </w:p>
+    <w:p>
+      <w:pPr>
+        <w:pStyle w:val="Textonotapie"/>
+        <w:ind w:left="567" w:hanging="567"/>
+        <w:jc w:val="both"/>
+        <w:rPr>
+          <w:rFonts w:ascii="Arial Narrow" w:eastAsia="Arial Narrow" w:hAnsi="Arial Narrow" w:cs="Arial Narrow"/>
+          <w:sz w:val="16"/>
+          <w:szCs w:val="16"/>
+        </w:rPr>
+      </w:pPr>
+    </w:p>
+  </w:footnote>
+  <w:footnote w:id="12">
+    <w:p>
+      <w:pPr>
+        <w:tabs>
+          <w:tab w:val="left" w:pos="567"/>
+        </w:tabs>
+        <w:spacing w:after="0" w:line="240" w:lineRule="auto"/>
+        <w:ind w:left="567" w:hanging="567"/>
+        <w:jc w:val="both"/>
+        <w:rPr>
+          <w:rFonts w:ascii="Arial Narrow" w:eastAsia="Arial Narrow" w:hAnsi="Arial Narrow" w:cs="Arial Narrow"/>
+          <w:sz w:val="16"/>
+          <w:szCs w:val="16"/>
+        </w:rPr>
+      </w:pPr>
+      <w:r>
+        <w:rPr>
+          <w:rStyle w:val="Refdenotaalpie"/>
+          <w:rFonts w:ascii="Arial Narrow" w:eastAsia="Arial Narrow" w:hAnsi="Arial Narrow" w:cs="Arial Narrow"/>
+          <w:sz w:val="16"/>
+          <w:szCs w:val="16"/>
+          <w:vertAlign w:val="superscript"/>
+        </w:rPr>
+        <w:footnoteRef/>
+      </w:r>
+      <w:r>
+        <w:rPr>
+          <w:rFonts w:ascii="Arial Narrow" w:eastAsia="Arial Narrow" w:hAnsi="Arial Narrow" w:cs="Arial Narrow"/>
+          <w:sz w:val="16"/>
+          <w:szCs w:val="16"/>
+          <w:vertAlign w:val="superscript"/>
+        </w:rPr>
+        <w:tab/>
+        <w:t xml:space="preserve"/>
+      </w:r>
+      <w:r>
+        <w:rPr>
+          <w:rFonts w:ascii="Arial Narrow" w:eastAsia="Arial Narrow" w:hAnsi="Arial Narrow" w:cs="Arial Narrow"/>
+          <w:sz w:val="16"/>
+          <w:szCs w:val="16"/>
+        </w:rPr>
+        <w:t xml:space="preserve"> </w:t>
+      </w:r>
+      <w:r>
+        <w:rPr>
+          <w:rFonts w:ascii="Arial Narrow" w:eastAsia="Arial Narrow" w:hAnsi="Arial Narrow" w:cs="Arial Narrow"/>
+          <w:sz w:val="16"/>
+          <w:szCs w:val="16"/>
+        </w:rPr>
+        <w:tab/>
+      </w:r>
+      <w:r>
+        <w:rPr>
+          <w:rFonts w:ascii="Arial Narrow" w:eastAsia="Arial Narrow" w:hAnsi="Arial Narrow" w:cs="Arial Narrow"/>
+          <w:b/>
+          <w:sz w:val="16"/>
+          <w:szCs w:val="16"/>
+        </w:rPr>
+        <w:t>LEY 29571, CÓDIGO DE PROTECCIÓN Y DEFENSA DEL CONSUMIDOR</w:t>
+      </w:r>
+      <w:r>
+        <w:rPr>
+          <w:rFonts w:ascii="Arial Narrow" w:eastAsia="Arial Narrow" w:hAnsi="Arial Narrow" w:cs="Arial Narrow"/>
+          <w:b/>
+          <w:bCs/>
+          <w:sz w:val="16"/>
+          <w:szCs w:val="16"/>
+        </w:rPr>
+        <w:t xml:space="preserve">, </w:t>
+      </w:r>
+      <w:r>
+        <w:rPr>
+          <w:rFonts w:ascii="Arial Narrow" w:eastAsia="Arial Narrow" w:hAnsi="Arial Narrow" w:cs="Arial Narrow"/>
+          <w:b/>
+          <w:sz w:val="16"/>
+          <w:szCs w:val="16"/>
+        </w:rPr>
+        <w:t>publicado el 2 de setiembre de 2010 y modificado por Decreto Legislativo 1308</w:t>
+      </w:r>
+    </w:p>
+    <w:p>
+      <w:pPr>
+        <w:spacing w:after="0" w:line="240" w:lineRule="auto"/>
+        <w:ind w:left="567" w:hanging="567"/>
+        <w:jc w:val="both"/>
+        <w:rPr>
+          <w:rFonts w:ascii="Arial Narrow" w:eastAsia="Arial Narrow" w:hAnsi="Arial Narrow" w:cs="Arial Narrow"/>
+          <w:b/>
+          <w:sz w:val="16"/>
+          <w:szCs w:val="16"/>
+        </w:rPr>
+      </w:pPr>
+      <w:r>
+        <w:rPr>
+          <w:rFonts w:ascii="Arial Narrow" w:eastAsia="Arial Narrow" w:hAnsi="Arial Narrow" w:cs="Arial Narrow"/>
+          <w:b/>
+          <w:sz w:val="16"/>
+          <w:szCs w:val="16"/>
+        </w:rPr>
+        <w:tab/>
+        <w:t>Artículo 110.- Sanciones administrativas</w:t>
+      </w:r>
+    </w:p>
+    <w:p>
+      <w:pPr>
+        <w:spacing w:after="0" w:line="240" w:lineRule="auto"/>
+        <w:ind w:left="567"/>
+        <w:jc w:val="both"/>
+        <w:rPr>
+          <w:rFonts w:ascii="Arial Narrow" w:eastAsia="Arial Narrow" w:hAnsi="Arial Narrow" w:cs="Arial Narrow"/>
+          <w:sz w:val="16"/>
+          <w:szCs w:val="16"/>
+        </w:rPr>
+      </w:pPr>
+      <w:r>
+        <w:rPr>
+          <w:rFonts w:ascii="Arial Narrow" w:eastAsia="Arial Narrow" w:hAnsi="Arial Narrow" w:cs="Arial Narrow"/>
+          <w:sz w:val="16"/>
+          <w:szCs w:val="16"/>
+        </w:rPr>
+        <w:t>El órgano resolutivo puede sancionar las infracciones administrativas a que se refiere el artículo 108 con amonestación y multas de hasta cuatrocientos cincuenta (450) Unidades Impositivas Tributarias (UIT), las cuales son calificadas de la siguiente manera:</w:t>
+      </w:r>
+    </w:p>
+    <w:p>
+      <w:pPr>
+        <w:numPr>
+          <w:ilvl w:val="0"/>
+          <w:numId w:val="2"/>
+        </w:numPr>
+        <w:spacing w:after="0" w:line="240" w:lineRule="auto"/>
+        <w:ind w:left="426" w:firstLine="141"/>
+        <w:jc w:val="both"/>
+        <w:rPr>
+          <w:rFonts w:ascii="Arial Narrow" w:eastAsia="Arial Narrow" w:hAnsi="Arial Narrow" w:cs="Arial Narrow"/>
+          <w:sz w:val="16"/>
+          <w:szCs w:val="16"/>
+        </w:rPr>
+      </w:pPr>
+      <w:r>
+        <w:rPr>
+          <w:rFonts w:ascii="Arial Narrow" w:eastAsia="Arial Narrow" w:hAnsi="Arial Narrow" w:cs="Arial Narrow"/>
+          <w:sz w:val="16"/>
+          <w:szCs w:val="16"/>
+        </w:rPr>
+        <w:t>Infracciones leves, con una amonestación o con una multa de hasta cincuenta (50) UIT.</w:t>
+      </w:r>
+    </w:p>
+    <w:p>
+      <w:pPr>
+        <w:numPr>
+          <w:ilvl w:val="0"/>
+          <w:numId w:val="2"/>
+        </w:numPr>
+        <w:spacing w:after="0" w:line="240" w:lineRule="auto"/>
+        <w:ind w:left="426" w:firstLine="141"/>
+        <w:jc w:val="both"/>
+        <w:rPr>
+          <w:rFonts w:ascii="Arial Narrow" w:eastAsia="Arial Narrow" w:hAnsi="Arial Narrow" w:cs="Arial Narrow"/>
+          <w:sz w:val="16"/>
+          <w:szCs w:val="16"/>
+        </w:rPr>
+      </w:pPr>
+      <w:r>
+        <w:rPr>
+          <w:rFonts w:ascii="Arial Narrow" w:eastAsia="Arial Narrow" w:hAnsi="Arial Narrow" w:cs="Arial Narrow"/>
+          <w:sz w:val="16"/>
+          <w:szCs w:val="16"/>
+        </w:rPr>
+        <w:t>Infracciones graves, con una multa de hasta ciento cincuenta (150) UIT.</w:t>
+      </w:r>
+    </w:p>
+    <w:p>
+      <w:pPr>
+        <w:numPr>
+          <w:ilvl w:val="0"/>
+          <w:numId w:val="2"/>
+        </w:numPr>
+        <w:spacing w:after="0" w:line="240" w:lineRule="auto"/>
+        <w:ind w:left="426" w:firstLine="141"/>
+        <w:jc w:val="both"/>
+        <w:rPr>
+          <w:rFonts w:ascii="Arial Narrow" w:eastAsia="Arial Narrow" w:hAnsi="Arial Narrow" w:cs="Arial Narrow"/>
+          <w:sz w:val="16"/>
+          <w:szCs w:val="16"/>
+        </w:rPr>
+      </w:pPr>
+      <w:r>
+        <w:rPr>
+          <w:rFonts w:ascii="Arial Narrow" w:eastAsia="Arial Narrow" w:hAnsi="Arial Narrow" w:cs="Arial Narrow"/>
+          <w:sz w:val="16"/>
+          <w:szCs w:val="16"/>
+        </w:rPr>
+        <w:t>Infracciones muy graves, con una multa de hasta cuatrocientos cincuenta (450) UIT.</w:t>
+      </w:r>
+    </w:p>
+    <w:p>
+      <w:pPr>
+        <w:spacing w:after="0" w:line="240" w:lineRule="auto"/>
+        <w:ind w:left="567"/>
+        <w:jc w:val="both"/>
+        <w:rPr>
+          <w:rFonts w:ascii="Arial Narrow" w:eastAsia="Arial Narrow" w:hAnsi="Arial Narrow" w:cs="Arial Narrow"/>
+          <w:sz w:val="16"/>
+          <w:szCs w:val="16"/>
+        </w:rPr>
+      </w:pPr>
+      <w:r>
+        <w:rPr>
+          <w:rFonts w:ascii="Arial Narrow" w:eastAsia="Arial Narrow" w:hAnsi="Arial Narrow" w:cs="Arial Narrow"/>
+          <w:sz w:val="16"/>
+          <w:szCs w:val="16"/>
+        </w:rPr>
+        <w:t>(…).</w:t>
+      </w:r>
+    </w:p>
+    <w:p>
+      <w:pPr>
+        <w:spacing w:after="0" w:line="240" w:lineRule="auto"/>
+        <w:ind w:left="567" w:hanging="567"/>
+        <w:jc w:val="both"/>
+        <w:rPr>
+          <w:rFonts w:ascii="Arial Narrow" w:eastAsia="Arial Narrow" w:hAnsi="Arial Narrow" w:cs="Arial Narrow"/>
+          <w:sz w:val="16"/>
+          <w:szCs w:val="16"/>
+        </w:rPr>
+      </w:pPr>
+    </w:p>
+  </w:footnote>
+  <w:footnote w:id="13">
     <w:p>
       <w:pPr>
         <w:pStyle w:val="Textonotapie"/>
@@ -11898,39 +12614,56 @@
         <w:jc w:val="both"/>
         <w:rPr>
           <w:rFonts w:ascii="Arial Narrow" w:eastAsia="Arial Narrow" w:hAnsi="Arial Narrow" w:cs="Arial Narrow"/>
-          <w:sz w:val="16"/>
-          <w:szCs w:val="16"/>
-        </w:rPr>
-      </w:pPr>
-      <w:r>
-        <w:rPr>
-          <w:rFonts w:ascii="Arial Narrow" w:eastAsia="Arial Narrow" w:hAnsi="Arial Narrow" w:cs="Arial Narrow"/>
-          <w:sz w:val="16"/>
-          <w:szCs w:val="16"/>
-        </w:rPr>
-        <w:t xml:space="preserve">. </w:t>
-      </w:r>
-    </w:p>
-    <w:p>
-      <w:pPr>
-        <w:pStyle w:val="Textonotapie"/>
+          <w:b/>
+          <w:bCs/>
+          <w:sz w:val="16"/>
+          <w:szCs w:val="16"/>
+        </w:rPr>
+      </w:pPr>
+      <w:r>
+        <w:rPr>
+          <w:rStyle w:val="Refdenotaalpie"/>
+          <w:rFonts w:ascii="Arial Narrow" w:eastAsia="Arial Narrow" w:hAnsi="Arial Narrow" w:cs="Arial Narrow"/>
+          <w:sz w:val="16"/>
+          <w:szCs w:val="16"/>
+          <w:vertAlign w:val="superscript"/>
+        </w:rPr>
+        <w:footnoteRef/>
+      </w:r>
+      <w:r>
+        <w:rPr>
+          <w:rFonts w:ascii="Arial Narrow" w:eastAsia="Arial Narrow" w:hAnsi="Arial Narrow" w:cs="Arial Narrow"/>
+          <w:sz w:val="16"/>
+          <w:szCs w:val="16"/>
+        </w:rPr>
+        <w:tab/>
+        <w:t xml:space="preserve"/>
+      </w:r>
+      <w:r>
+        <w:rPr>
+          <w:rFonts w:ascii="Arial Narrow" w:eastAsia="Arial Narrow" w:hAnsi="Arial Narrow" w:cs="Arial Narrow"/>
+          <w:sz w:val="16"/>
+          <w:szCs w:val="16"/>
+        </w:rPr>
+        <w:tab/>
+      </w:r>
+      <w:r>
+        <w:rPr>
+          <w:rFonts w:ascii="Arial Narrow" w:eastAsia="Arial Narrow" w:hAnsi="Arial Narrow" w:cs="Arial Narrow"/>
+          <w:b/>
+          <w:bCs/>
+          <w:sz w:val="16"/>
+          <w:szCs w:val="16"/>
+        </w:rPr>
+        <w:t xml:space="preserve">LEY 29571, CÓDIGO DE PROTECCIÓN Y DEFENSA DEL CONSUMIDOR, publicado el 2 de setiembre de 2010 y modificado por Decreto Legislativo 1308 </w:t>
+      </w:r>
+    </w:p>
+    <w:p>
+      <w:pPr>
         <w:tabs>
           <w:tab w:val="left" w:pos="567"/>
         </w:tabs>
-        <w:ind w:left="567" w:right="-1" w:hanging="567"/>
-        <w:jc w:val="both"/>
-        <w:rPr>
-          <w:rFonts w:ascii="Arial Narrow" w:eastAsia="Arial Narrow" w:hAnsi="Arial Narrow" w:cs="Arial Narrow"/>
-          <w:sz w:val="16"/>
-          <w:szCs w:val="16"/>
-        </w:rPr>
-      </w:pPr>
-    </w:p>
-  </w:footnote>
-  <w:footnote w:id="9">
-    <w:p>
-      <w:pPr>
-        <w:pStyle w:val="Textonotapie"/>
+        <w:spacing w:after="0" w:line="240" w:lineRule="auto"/>
         <w:ind w:left="567" w:hanging="567"/>
         <w:jc w:val="both"/>
         <w:rPr>
@@ -11941,715 +12674,12 @@
       </w:pPr>
       <w:r>
         <w:rPr>
-          <w:rStyle w:val="Refdenotaalpie"/>
-          <w:rFonts w:ascii="Arial Narrow" w:eastAsia="Arial Narrow" w:hAnsi="Arial Narrow" w:cs="Arial Narrow"/>
-          <w:sz w:val="16"/>
-          <w:szCs w:val="16"/>
-          <w:vertAlign w:val="superscript"/>
-        </w:rPr>
-        <w:footnoteRef/>
-      </w:r>
-      <w:r>
-        <w:rPr>
-          <w:rFonts w:ascii="Arial Narrow" w:eastAsia="Arial Narrow" w:hAnsi="Arial Narrow" w:cs="Arial Narrow"/>
-          <w:sz w:val="16"/>
-          <w:szCs w:val="16"/>
-        </w:rPr>
-        <w:t xml:space="preserve"> </w:t>
-      </w:r>
-      <w:r>
-        <w:rPr>
           <w:rFonts w:ascii="Arial Narrow" w:eastAsia="Arial Narrow" w:hAnsi="Arial Narrow" w:cs="Arial Narrow"/>
           <w:sz w:val="16"/>
           <w:szCs w:val="16"/>
         </w:rPr>
         <w:tab/>
-        <w:t xml:space="preserve">El número de trabajadores se atenderá siempre que la empresa haya sido constituida antes de la vigencia de la Ley </w:t>
-      </w:r>
-      <w:proofErr w:type="spellStart"/>
-      <w:r>
-        <w:rPr>
-          <w:rFonts w:ascii="Arial Narrow" w:eastAsia="Arial Narrow" w:hAnsi="Arial Narrow" w:cs="Arial Narrow"/>
-          <w:sz w:val="16"/>
-          <w:szCs w:val="16"/>
-        </w:rPr>
-        <w:t/>
-      </w:r>
-      <w:proofErr w:type="spellEnd"/>
-      <w:r>
-        <w:rPr>
-          <w:rFonts w:ascii="Arial Narrow" w:eastAsia="Arial Narrow" w:hAnsi="Arial Narrow" w:cs="Arial Narrow"/>
-          <w:sz w:val="16"/>
-          <w:szCs w:val="16"/>
-        </w:rPr>
-        <w:t xml:space="preserve"> 30056, publicada el 2 de julio de 2013, que modificó el artículo 5 del Texto Único Ordenado de la Ley de Promoción de la Competitividad, Formalización y Desarrollo de la Micro y Pequeña Empresa y de Acceso al Empleo Decente (LEY MYPE). Ello, en la medida que la Tercera Disposición Complementaria Transitoria de la norma modificatoria precisa que las empresas constituidas antes de la entrada en vigencia de dicha Ley se rigen por los requisitos de acogimiento al régimen de las micro y pequeñas empresas regulados en el Decreto Legislativo 1086.</w:t>
-      </w:r>
-    </w:p>
-    <w:p>
-      <w:pPr>
-        <w:pStyle w:val="Textonotapie"/>
-        <w:ind w:left="567" w:hanging="567"/>
-        <w:jc w:val="both"/>
-        <w:rPr>
-          <w:rFonts w:ascii="Arial Narrow" w:eastAsia="Arial Narrow" w:hAnsi="Arial Narrow" w:cs="Arial Narrow"/>
-          <w:sz w:val="16"/>
-          <w:szCs w:val="16"/>
-        </w:rPr>
-      </w:pPr>
-    </w:p>
-  </w:footnote>
-  <w:footnote w:id="10">
-    <w:p>
-      <w:pPr>
-        <w:pStyle w:val="Textonotapie"/>
-        <w:ind w:left="567" w:hanging="567"/>
-        <w:jc w:val="both"/>
-        <w:rPr>
-          <w:rFonts w:ascii="Arial Narrow" w:eastAsia="Arial Narrow" w:hAnsi="Arial Narrow" w:cs="Arial Narrow"/>
-          <w:sz w:val="16"/>
-          <w:szCs w:val="16"/>
-        </w:rPr>
-      </w:pPr>
-      <w:r>
-        <w:rPr>
-          <w:rStyle w:val="Refdenotaalpie"/>
-          <w:rFonts w:ascii="Arial Narrow" w:eastAsia="Arial Narrow" w:hAnsi="Arial Narrow" w:cs="Arial Narrow"/>
-          <w:sz w:val="16"/>
-          <w:szCs w:val="16"/>
-          <w:vertAlign w:val="superscript"/>
-        </w:rPr>
-        <w:footnoteRef/>
-      </w:r>
-      <w:r>
-        <w:rPr>
-          <w:rFonts w:ascii="Arial Narrow" w:eastAsia="Arial Narrow" w:hAnsi="Arial Narrow" w:cs="Arial Narrow"/>
-          <w:sz w:val="16"/>
-          <w:szCs w:val="16"/>
-        </w:rPr>
-        <w:t xml:space="preserve"> </w:t>
-      </w:r>
-      <w:r>
-        <w:rPr>
-          <w:rFonts w:ascii="Arial Narrow" w:eastAsia="Arial Narrow" w:hAnsi="Arial Narrow" w:cs="Arial Narrow"/>
-          <w:sz w:val="16"/>
-          <w:szCs w:val="16"/>
-        </w:rPr>
-        <w:tab/>
-      </w:r>
-      <w:r>
-        <w:rPr>
-          <w:rFonts w:ascii="Arial Narrow" w:eastAsia="Arial Narrow" w:hAnsi="Arial Narrow" w:cs="Arial Narrow"/>
-          <w:b/>
-          <w:sz w:val="16"/>
-          <w:szCs w:val="16"/>
-        </w:rPr>
-        <w:t>LEY 29571, CÓDIGO DE PROTECCIÓN Y DEFENSA DEL CONSUMIDOR</w:t>
-      </w:r>
-      <w:r>
-        <w:rPr>
-          <w:rFonts w:ascii="Arial Narrow" w:eastAsia="Arial Narrow" w:hAnsi="Arial Narrow" w:cs="Arial Narrow"/>
-          <w:b/>
-          <w:bCs/>
-          <w:sz w:val="16"/>
-          <w:szCs w:val="16"/>
-        </w:rPr>
-        <w:t xml:space="preserve">, </w:t>
-      </w:r>
-      <w:r>
-        <w:rPr>
-          <w:rFonts w:ascii="Arial Narrow" w:eastAsia="Arial Narrow" w:hAnsi="Arial Narrow" w:cs="Arial Narrow"/>
-          <w:b/>
-          <w:sz w:val="16"/>
-          <w:szCs w:val="16"/>
-        </w:rPr>
-        <w:t>publicado el 2 de setiembre de 2010 y modificado por Decreto Legislativo 1308</w:t>
-      </w:r>
-    </w:p>
-    <w:p>
-      <w:pPr>
-        <w:pStyle w:val="Textonotapie"/>
-        <w:ind w:left="567" w:hanging="567"/>
-        <w:jc w:val="both"/>
-        <w:rPr>
-          <w:rFonts w:ascii="Arial Narrow" w:eastAsia="Arial Narrow" w:hAnsi="Arial Narrow" w:cs="Arial Narrow"/>
-          <w:b/>
-          <w:bCs/>
-          <w:sz w:val="16"/>
-          <w:szCs w:val="16"/>
-        </w:rPr>
-      </w:pPr>
-      <w:r>
-        <w:rPr>
-          <w:rFonts w:ascii="Arial Narrow" w:eastAsia="Arial Narrow" w:hAnsi="Arial Narrow" w:cs="Arial Narrow"/>
-          <w:sz w:val="16"/>
-          <w:szCs w:val="16"/>
-        </w:rPr>
-        <w:tab/>
-      </w:r>
-      <w:r>
-        <w:rPr>
-          <w:rFonts w:ascii="Arial Narrow" w:eastAsia="Arial Narrow" w:hAnsi="Arial Narrow" w:cs="Arial Narrow"/>
-          <w:b/>
-          <w:bCs/>
-          <w:sz w:val="16"/>
-          <w:szCs w:val="16"/>
-        </w:rPr>
-        <w:t>Artículo 110.- Sanciones Administrativas</w:t>
-      </w:r>
-    </w:p>
-    <w:p>
-      <w:pPr>
-        <w:autoSpaceDE w:val="0"/>
-        <w:autoSpaceDN w:val="0"/>
-        <w:adjustRightInd w:val="0"/>
-        <w:spacing w:after="0" w:line="240" w:lineRule="auto"/>
-        <w:ind w:left="567"/>
-        <w:jc w:val="both"/>
-        <w:rPr>
-          <w:rFonts w:ascii="Arial Narrow" w:eastAsia="Arial Narrow" w:hAnsi="Arial Narrow" w:cs="Arial Narrow"/>
-          <w:sz w:val="16"/>
-          <w:szCs w:val="16"/>
-          <w:lang w:eastAsia="es-PE"/>
-        </w:rPr>
-      </w:pPr>
-      <w:r>
-        <w:rPr>
-          <w:rFonts w:ascii="Arial Narrow" w:eastAsia="Arial Narrow" w:hAnsi="Arial Narrow" w:cs="Arial Narrow"/>
-          <w:sz w:val="16"/>
-          <w:szCs w:val="16"/>
-          <w:lang w:eastAsia="es-PE"/>
-        </w:rPr>
-        <w:t>(…)</w:t>
-      </w:r>
-    </w:p>
-    <w:p>
-      <w:pPr>
-        <w:autoSpaceDE w:val="0"/>
-        <w:autoSpaceDN w:val="0"/>
-        <w:adjustRightInd w:val="0"/>
-        <w:spacing w:after="0" w:line="240" w:lineRule="auto"/>
-        <w:ind w:left="567"/>
-        <w:jc w:val="both"/>
-        <w:rPr>
-          <w:rFonts w:ascii="Arial Narrow" w:eastAsia="Arial Narrow" w:hAnsi="Arial Narrow" w:cs="Arial Narrow"/>
-          <w:sz w:val="16"/>
-          <w:szCs w:val="16"/>
-          <w:lang w:eastAsia="es-PE"/>
-        </w:rPr>
-      </w:pPr>
-      <w:r>
-        <w:rPr>
-          <w:rFonts w:ascii="Arial Narrow" w:eastAsia="Arial Narrow" w:hAnsi="Arial Narrow" w:cs="Arial Narrow"/>
-          <w:sz w:val="16"/>
-          <w:szCs w:val="16"/>
-          <w:lang w:eastAsia="es-PE"/>
-        </w:rPr>
-        <w:t>En el caso de las microempresas, la multa no puede superar el diez por ciento (10%) de las ventas o ingresos brutos percibidos por el infractor, relativos a todas sus actividades económicas, correspondientes al ejercicio inmediato anterior al de la expedición de la resolución de primera instancia, siempre que se haya acreditado dichos ingresos, no se encuentre en una situación de reincidencia y el caso no verse sobre la vida, salud o integridad de los consumidores. Para el caso de las pequeñas empresas, la multa no puede superar el veinte por ciento (20%) de las ventas o ingresos brutos percibidos por el infractor, conforme a los requisitos señalados anteriormente.</w:t>
-      </w:r>
-    </w:p>
-    <w:p>
-      <w:pPr>
-        <w:autoSpaceDE w:val="0"/>
-        <w:autoSpaceDN w:val="0"/>
-        <w:adjustRightInd w:val="0"/>
-        <w:spacing w:after="0" w:line="240" w:lineRule="auto"/>
-        <w:ind w:left="567"/>
-        <w:jc w:val="both"/>
-        <w:rPr>
-          <w:rFonts w:ascii="Arial Narrow" w:eastAsia="Arial Narrow" w:hAnsi="Arial Narrow" w:cs="Arial Narrow"/>
-          <w:sz w:val="16"/>
-          <w:szCs w:val="16"/>
-          <w:lang w:eastAsia="es-PE"/>
-        </w:rPr>
-      </w:pPr>
-      <w:r>
-        <w:rPr>
-          <w:rFonts w:ascii="Arial Narrow" w:eastAsia="Arial Narrow" w:hAnsi="Arial Narrow" w:cs="Arial Narrow"/>
-          <w:sz w:val="16"/>
-          <w:szCs w:val="16"/>
-          <w:lang w:eastAsia="es-PE"/>
-        </w:rPr>
-        <w:t>(…).</w:t>
-      </w:r>
-    </w:p>
-    <w:p>
-      <w:pPr>
-        <w:pStyle w:val="Textonotapie"/>
-        <w:ind w:left="567" w:hanging="567"/>
-        <w:jc w:val="both"/>
-        <w:rPr>
-          <w:rFonts w:ascii="Arial Narrow" w:eastAsia="Arial Narrow" w:hAnsi="Arial Narrow" w:cs="Arial Narrow"/>
-          <w:sz w:val="16"/>
-          <w:szCs w:val="16"/>
-        </w:rPr>
-      </w:pPr>
-    </w:p>
-  </w:footnote>
-  <w:footnote w:id="16">
-    <w:p>
-      <w:pPr>
-        <w:pStyle w:val="Textonotapie"/>
-        <w:ind w:left="567" w:hanging="567"/>
-        <w:jc w:val="both"/>
-        <w:rPr>
-          <w:rFonts w:ascii="Arial Narrow" w:eastAsia="Arial Narrow" w:hAnsi="Arial Narrow" w:cs="Arial Narrow"/>
-          <w:sz w:val="16"/>
-          <w:szCs w:val="16"/>
-        </w:rPr>
-      </w:pPr>
-      <w:r>
-        <w:rPr>
-          <w:rStyle w:val="Refdenotaalpie"/>
-          <w:rFonts w:ascii="Arial Narrow" w:eastAsia="Arial Narrow" w:hAnsi="Arial Narrow" w:cs="Arial Narrow"/>
-          <w:sz w:val="16"/>
-          <w:szCs w:val="16"/>
-          <w:vertAlign w:val="superscript"/>
-        </w:rPr>
-        <w:footnoteRef/>
-      </w:r>
-      <w:r>
-        <w:rPr>
-          <w:rFonts w:ascii="Arial Narrow" w:eastAsia="Arial Narrow" w:hAnsi="Arial Narrow" w:cs="Arial Narrow"/>
-          <w:sz w:val="16"/>
-          <w:szCs w:val="16"/>
-        </w:rPr>
-        <w:tab/>
-      </w:r>
-      <w:r>
-        <w:rPr>
-          <w:rFonts w:ascii="Arial Narrow" w:eastAsia="Arial Narrow" w:hAnsi="Arial Narrow" w:cs="Arial Narrow"/>
-          <w:b/>
-          <w:bCs/>
-          <w:sz w:val="16"/>
-          <w:szCs w:val="16"/>
-        </w:rPr>
-        <w:t xml:space="preserve">DECRETO LEGISLATIVO 807, LEY SOBRE FACULTADES, NORMAS Y ORGANIZACIÓN DEL INDECOPI, publicado el 18 de abril de 1996</w:t>
-      </w:r>
-    </w:p>
-    <w:p>
-      <w:pPr>
-        <w:pStyle w:val="Textonotapie"/>
-        <w:ind w:left="567" w:hanging="567"/>
-        <w:jc w:val="both"/>
-        <w:rPr>
-          <w:rFonts w:ascii="Arial Narrow" w:eastAsia="Arial Narrow" w:hAnsi="Arial Narrow" w:cs="Arial Narrow"/>
-          <w:sz w:val="16"/>
-          <w:szCs w:val="16"/>
-        </w:rPr>
-      </w:pPr>
-      <w:r>
-        <w:rPr>
-          <w:rFonts w:ascii="Arial Narrow" w:eastAsia="Arial Narrow" w:hAnsi="Arial Narrow" w:cs="Arial Narrow"/>
-          <w:sz w:val="16"/>
-          <w:szCs w:val="16"/>
-        </w:rPr>
-        <w:tab/>
-      </w:r>
-      <w:r>
-        <w:rPr>
-          <w:rFonts w:ascii="Arial Narrow" w:eastAsia="Arial Narrow" w:hAnsi="Arial Narrow" w:cs="Arial Narrow"/>
-          <w:b/>
-          <w:bCs/>
-          <w:sz w:val="16"/>
-          <w:szCs w:val="16"/>
-        </w:rPr>
-        <w:t xml:space="preserve">Artículo 26.-</w:t>
-      </w:r>
-      <w:r>
-        <w:rPr>
-          <w:rFonts w:ascii="Arial Narrow" w:eastAsia="Arial Narrow" w:hAnsi="Arial Narrow" w:cs="Arial Narrow"/>
-          <w:sz w:val="16"/>
-          <w:szCs w:val="16"/>
-        </w:rPr>
-        <w:t xml:space="preserve"> Una vez admitida a trámite la denuncia, se correrá traslado de la misma al denunciado, a fin de que éste presente su descargo. El plazo para la presentación del descargo será de cinco (5) días contados desde la notificación, vencido el cual, el Secretario Técnico declarará en rebeldía al denunciado que no lo hubiera presentado.</w:t>
-      </w:r>
-    </w:p>
-    <w:p>
-      <w:pPr>
-        <w:pStyle w:val="Textonotapie"/>
-        <w:ind w:left="567" w:hanging="567"/>
-        <w:jc w:val="both"/>
-        <w:rPr>
-          <w:rFonts w:ascii="Arial Narrow" w:eastAsia="Arial Narrow" w:hAnsi="Arial Narrow" w:cs="Arial Narrow"/>
-          <w:sz w:val="16"/>
-          <w:szCs w:val="16"/>
-        </w:rPr>
-      </w:pPr>
-    </w:p>
-  </w:footnote>
-  <w:footnote w:id="17">
-    <w:p>
-      <w:pPr>
-        <w:pStyle w:val="Textonotapie"/>
-        <w:ind w:left="567" w:hanging="567"/>
-        <w:jc w:val="both"/>
-        <w:rPr>
-          <w:rFonts w:ascii="Arial Narrow" w:eastAsia="Arial Narrow" w:hAnsi="Arial Narrow" w:cs="Arial Narrow"/>
-          <w:sz w:val="16"/>
-          <w:szCs w:val="16"/>
-        </w:rPr>
-      </w:pPr>
-      <w:r>
-        <w:rPr>
-          <w:rStyle w:val="Refdenotaalpie"/>
-          <w:rFonts w:ascii="Arial Narrow" w:eastAsia="Arial Narrow" w:hAnsi="Arial Narrow" w:cs="Arial Narrow"/>
-          <w:sz w:val="16"/>
-          <w:szCs w:val="16"/>
-          <w:vertAlign w:val="superscript"/>
-        </w:rPr>
-        <w:footnoteRef/>
-      </w:r>
-      <w:r>
-        <w:rPr>
-          <w:rFonts w:ascii="Arial Narrow" w:eastAsia="Arial Narrow" w:hAnsi="Arial Narrow" w:cs="Arial Narrow"/>
-          <w:sz w:val="16"/>
-          <w:szCs w:val="16"/>
-        </w:rPr>
-        <w:tab/>
-      </w:r>
-      <w:r>
-        <w:rPr>
-          <w:rFonts w:ascii="Arial Narrow" w:eastAsia="Arial Narrow" w:hAnsi="Arial Narrow" w:cs="Arial Narrow"/>
-          <w:b/>
-          <w:bCs/>
-          <w:sz w:val="16"/>
-          <w:szCs w:val="16"/>
-        </w:rPr>
-        <w:t xml:space="preserve">DECRETO SUPREMO 006-2026-JUS, TEXTO ÚNICO ORDENADO DE LA LEY 27444, LEY DEL PROCEDIMIENTO ADMINISTRATIVO GENERAL, publicado el 30 de abril de 2026</w:t>
-      </w:r>
-    </w:p>
-    <w:p>
-      <w:pPr>
-        <w:pStyle w:val="Textonotapie"/>
-        <w:ind w:left="567" w:hanging="567"/>
-        <w:jc w:val="both"/>
-        <w:rPr>
-          <w:rFonts w:ascii="Arial Narrow" w:eastAsia="Arial Narrow" w:hAnsi="Arial Narrow" w:cs="Arial Narrow"/>
-          <w:sz w:val="16"/>
-          <w:szCs w:val="16"/>
-        </w:rPr>
-      </w:pPr>
-      <w:r>
-        <w:rPr>
-          <w:rFonts w:ascii="Arial Narrow" w:eastAsia="Arial Narrow" w:hAnsi="Arial Narrow" w:cs="Arial Narrow"/>
-          <w:sz w:val="16"/>
-          <w:szCs w:val="16"/>
-        </w:rPr>
-        <w:tab/>
-      </w:r>
-      <w:r>
-        <w:rPr>
-          <w:rFonts w:ascii="Arial Narrow" w:eastAsia="Arial Narrow" w:hAnsi="Arial Narrow" w:cs="Arial Narrow"/>
-          <w:b/>
-          <w:bCs/>
-          <w:sz w:val="16"/>
-          <w:szCs w:val="16"/>
-        </w:rPr>
-        <w:t xml:space="preserve">Artículo 223.- Contestación de la reclamación</w:t>
-      </w:r>
-    </w:p>
-    <w:p>
-      <w:pPr>
-        <w:pStyle w:val="Textonotapie"/>
-        <w:ind w:left="567" w:hanging="567"/>
-        <w:jc w:val="both"/>
-        <w:rPr>
-          <w:rFonts w:ascii="Arial Narrow" w:eastAsia="Arial Narrow" w:hAnsi="Arial Narrow" w:cs="Arial Narrow"/>
-          <w:sz w:val="16"/>
-          <w:szCs w:val="16"/>
-        </w:rPr>
-      </w:pPr>
-      <w:r>
-        <w:rPr>
-          <w:rFonts w:ascii="Arial Narrow" w:eastAsia="Arial Narrow" w:hAnsi="Arial Narrow" w:cs="Arial Narrow"/>
-          <w:sz w:val="16"/>
-          <w:szCs w:val="16"/>
-        </w:rPr>
-        <w:tab/>
-      </w:r>
-      <w:r>
-        <w:rPr>
-          <w:rFonts w:ascii="Arial Narrow" w:eastAsia="Arial Narrow" w:hAnsi="Arial Narrow" w:cs="Arial Narrow"/>
-          <w:sz w:val="16"/>
-          <w:szCs w:val="16"/>
-        </w:rPr>
-        <w:t xml:space="preserve">223.1 El reclamado deberá presentar la contestación de la reclamación dentro de los quince (15) días posteriores a la notificación de ésta; vencido este plazo, la Administración declarará en rebeldía al reclamado que no la hubiera presentado. La contestación deberá contener los requisitos de los escritos previstos en el artículo 113 de la presente Ley, así como la absolución de todos los asuntos controvertidos de hecho y de derecho, Las alegaciones y los hechos relevantes de la reclamación, salvo que hayan sido específicamente negadas en la contestación, se tendrán por aceptadas o merituadas como ciertas.</w:t>
-      </w:r>
-    </w:p>
-    <w:p>
-      <w:pPr>
-        <w:pStyle w:val="Textonotapie"/>
-        <w:ind w:left="567" w:hanging="567"/>
-        <w:jc w:val="both"/>
-        <w:rPr>
-          <w:rFonts w:ascii="Arial Narrow" w:eastAsia="Arial Narrow" w:hAnsi="Arial Narrow" w:cs="Arial Narrow"/>
-          <w:sz w:val="16"/>
-          <w:szCs w:val="16"/>
-        </w:rPr>
-      </w:pPr>
-    </w:p>
-  </w:footnote>
-  <w:footnote w:id="11">
-    <w:p>
-      <w:pPr>
-        <w:spacing w:after="0" w:line="240" w:lineRule="auto"/>
-        <w:ind w:left="567" w:hanging="567"/>
-        <w:jc w:val="both"/>
-        <w:rPr>
-          <w:rFonts w:ascii="Arial Narrow" w:eastAsia="Arial Narrow" w:hAnsi="Arial Narrow" w:cs="Arial Narrow"/>
-          <w:sz w:val="16"/>
-          <w:szCs w:val="16"/>
-        </w:rPr>
-      </w:pPr>
-      <w:r>
-        <w:rPr>
-          <w:rStyle w:val="Refdenotaalpie"/>
-          <w:rFonts w:ascii="Arial Narrow" w:eastAsia="Arial Narrow" w:hAnsi="Arial Narrow" w:cs="Arial Narrow"/>
-          <w:sz w:val="16"/>
-          <w:szCs w:val="16"/>
-          <w:vertAlign w:val="superscript"/>
-        </w:rPr>
-        <w:footnoteRef/>
-      </w:r>
-      <w:r>
-        <w:rPr>
-          <w:rFonts w:ascii="Arial Narrow" w:eastAsia="Arial Narrow" w:hAnsi="Arial Narrow" w:cs="Arial Narrow"/>
-          <w:sz w:val="16"/>
-          <w:szCs w:val="16"/>
-          <w:vertAlign w:val="superscript"/>
-        </w:rPr>
-        <w:t xml:space="preserve"> </w:t>
-      </w:r>
-      <w:r>
-        <w:rPr>
-          <w:rFonts w:ascii="Arial Narrow" w:eastAsia="Arial Narrow" w:hAnsi="Arial Narrow" w:cs="Arial Narrow"/>
-          <w:sz w:val="16"/>
-          <w:szCs w:val="16"/>
-        </w:rPr>
-        <w:t xml:space="preserve"> </w:t>
-      </w:r>
-      <w:r>
-        <w:rPr>
-          <w:rFonts w:ascii="Arial Narrow" w:eastAsia="Arial Narrow" w:hAnsi="Arial Narrow" w:cs="Arial Narrow"/>
-          <w:sz w:val="16"/>
-          <w:szCs w:val="16"/>
-        </w:rPr>
-        <w:tab/>
-      </w:r>
-      <w:r>
-        <w:rPr>
-          <w:rFonts w:ascii="Arial Narrow" w:eastAsia="Arial Narrow" w:hAnsi="Arial Narrow" w:cs="Arial Narrow"/>
-          <w:b/>
-          <w:sz w:val="16"/>
-          <w:szCs w:val="16"/>
-        </w:rPr>
-        <w:t>LEY 29571, CÓDIGO DE PROTECCIÓN Y DEFENSA DEL CONSUMIDOR</w:t>
-      </w:r>
-      <w:r>
-        <w:rPr>
-          <w:rFonts w:ascii="Arial Narrow" w:eastAsia="Arial Narrow" w:hAnsi="Arial Narrow" w:cs="Arial Narrow"/>
-          <w:b/>
-          <w:bCs/>
-          <w:sz w:val="16"/>
-          <w:szCs w:val="16"/>
-        </w:rPr>
-        <w:t xml:space="preserve">, </w:t>
-      </w:r>
-      <w:r>
-        <w:rPr>
-          <w:rFonts w:ascii="Arial Narrow" w:eastAsia="Arial Narrow" w:hAnsi="Arial Narrow" w:cs="Arial Narrow"/>
-          <w:b/>
-          <w:sz w:val="16"/>
-          <w:szCs w:val="16"/>
-        </w:rPr>
-        <w:t>publicado el 2 de setiembre de 2010 y modificado por Decreto Legislativo 1308</w:t>
-      </w:r>
-    </w:p>
-    <w:p>
-      <w:pPr>
-        <w:spacing w:after="0" w:line="240" w:lineRule="auto"/>
-        <w:ind w:left="567" w:hanging="567"/>
-        <w:jc w:val="both"/>
-        <w:rPr>
-          <w:rFonts w:ascii="Arial Narrow" w:eastAsia="Arial Narrow" w:hAnsi="Arial Narrow" w:cs="Arial Narrow"/>
-          <w:b/>
-          <w:sz w:val="16"/>
-          <w:szCs w:val="16"/>
-        </w:rPr>
-      </w:pPr>
-      <w:r>
-        <w:rPr>
-          <w:rFonts w:ascii="Arial Narrow" w:eastAsia="Arial Narrow" w:hAnsi="Arial Narrow" w:cs="Arial Narrow"/>
-          <w:b/>
-          <w:sz w:val="16"/>
-          <w:szCs w:val="16"/>
-        </w:rPr>
-        <w:tab/>
-        <w:t>Artículo 110.- Sanciones administrativas</w:t>
-      </w:r>
-    </w:p>
-    <w:p>
-      <w:pPr>
-        <w:spacing w:after="0" w:line="240" w:lineRule="auto"/>
-        <w:ind w:left="567"/>
-        <w:jc w:val="both"/>
-        <w:rPr>
-          <w:rFonts w:ascii="Arial Narrow" w:eastAsia="Arial Narrow" w:hAnsi="Arial Narrow" w:cs="Arial Narrow"/>
-          <w:sz w:val="16"/>
-          <w:szCs w:val="16"/>
-        </w:rPr>
-      </w:pPr>
-      <w:r>
-        <w:rPr>
-          <w:rFonts w:ascii="Arial Narrow" w:eastAsia="Arial Narrow" w:hAnsi="Arial Narrow" w:cs="Arial Narrow"/>
-          <w:sz w:val="16"/>
-          <w:szCs w:val="16"/>
-        </w:rPr>
-        <w:t>El órgano resolutivo puede sancionar las infracciones administrativas a que se refiere el artículo 108 con amonestación y multas de hasta cuatrocientos cincuenta (450) Unidades Impositivas Tributarias (UIT), las cuales son calificadas de la siguiente manera:</w:t>
-      </w:r>
-    </w:p>
-    <w:p>
-      <w:pPr>
-        <w:numPr>
-          <w:ilvl w:val="0"/>
-          <w:numId w:val="2"/>
-        </w:numPr>
-        <w:spacing w:after="0" w:line="240" w:lineRule="auto"/>
-        <w:ind w:left="426" w:firstLine="141"/>
-        <w:jc w:val="both"/>
-        <w:rPr>
-          <w:rFonts w:ascii="Arial Narrow" w:eastAsia="Arial Narrow" w:hAnsi="Arial Narrow" w:cs="Arial Narrow"/>
-          <w:sz w:val="16"/>
-          <w:szCs w:val="16"/>
-        </w:rPr>
-      </w:pPr>
-      <w:r>
-        <w:rPr>
-          <w:rFonts w:ascii="Arial Narrow" w:eastAsia="Arial Narrow" w:hAnsi="Arial Narrow" w:cs="Arial Narrow"/>
-          <w:sz w:val="16"/>
-          <w:szCs w:val="16"/>
-        </w:rPr>
-        <w:t>Infracciones leves, con una amonestación o con una multa de hasta cincuenta (50) UIT.</w:t>
-      </w:r>
-    </w:p>
-    <w:p>
-      <w:pPr>
-        <w:numPr>
-          <w:ilvl w:val="0"/>
-          <w:numId w:val="2"/>
-        </w:numPr>
-        <w:spacing w:after="0" w:line="240" w:lineRule="auto"/>
-        <w:ind w:left="426" w:firstLine="141"/>
-        <w:jc w:val="both"/>
-        <w:rPr>
-          <w:rFonts w:ascii="Arial Narrow" w:eastAsia="Arial Narrow" w:hAnsi="Arial Narrow" w:cs="Arial Narrow"/>
-          <w:sz w:val="16"/>
-          <w:szCs w:val="16"/>
-        </w:rPr>
-      </w:pPr>
-      <w:r>
-        <w:rPr>
-          <w:rFonts w:ascii="Arial Narrow" w:eastAsia="Arial Narrow" w:hAnsi="Arial Narrow" w:cs="Arial Narrow"/>
-          <w:sz w:val="16"/>
-          <w:szCs w:val="16"/>
-        </w:rPr>
-        <w:t>Infracciones graves, con una multa de hasta ciento cincuenta (150) UIT.</w:t>
-      </w:r>
-    </w:p>
-    <w:p>
-      <w:pPr>
-        <w:numPr>
-          <w:ilvl w:val="0"/>
-          <w:numId w:val="2"/>
-        </w:numPr>
-        <w:spacing w:after="0" w:line="240" w:lineRule="auto"/>
-        <w:ind w:left="426" w:firstLine="141"/>
-        <w:jc w:val="both"/>
-        <w:rPr>
-          <w:rFonts w:ascii="Arial Narrow" w:eastAsia="Arial Narrow" w:hAnsi="Arial Narrow" w:cs="Arial Narrow"/>
-          <w:sz w:val="16"/>
-          <w:szCs w:val="16"/>
-        </w:rPr>
-      </w:pPr>
-      <w:r>
-        <w:rPr>
-          <w:rFonts w:ascii="Arial Narrow" w:eastAsia="Arial Narrow" w:hAnsi="Arial Narrow" w:cs="Arial Narrow"/>
-          <w:sz w:val="16"/>
-          <w:szCs w:val="16"/>
-        </w:rPr>
-        <w:t>Infracciones muy graves, con una multa de hasta cuatrocientos cincuenta (450) UIT.</w:t>
-      </w:r>
-    </w:p>
-    <w:p>
-      <w:pPr>
-        <w:spacing w:after="0" w:line="240" w:lineRule="auto"/>
-        <w:ind w:left="567"/>
-        <w:jc w:val="both"/>
-        <w:rPr>
-          <w:rFonts w:ascii="Arial Narrow" w:eastAsia="Arial Narrow" w:hAnsi="Arial Narrow" w:cs="Arial Narrow"/>
-          <w:sz w:val="16"/>
-          <w:szCs w:val="16"/>
-        </w:rPr>
-      </w:pPr>
-      <w:r>
-        <w:rPr>
-          <w:rFonts w:ascii="Arial Narrow" w:eastAsia="Arial Narrow" w:hAnsi="Arial Narrow" w:cs="Arial Narrow"/>
-          <w:sz w:val="16"/>
-          <w:szCs w:val="16"/>
-        </w:rPr>
-        <w:t>(…).</w:t>
-      </w:r>
-    </w:p>
-    <w:p>
-      <w:pPr>
-        <w:spacing w:after="0" w:line="240" w:lineRule="auto"/>
-        <w:ind w:left="567" w:hanging="567"/>
-        <w:jc w:val="both"/>
-        <w:rPr>
-          <w:rFonts w:ascii="Arial Narrow" w:eastAsia="Arial Narrow" w:hAnsi="Arial Narrow" w:cs="Arial Narrow"/>
-          <w:sz w:val="16"/>
-          <w:szCs w:val="16"/>
-        </w:rPr>
-      </w:pPr>
-    </w:p>
-  </w:footnote>
-  <w:footnote w:id="12">
-    <w:p>
-      <w:pPr>
-        <w:spacing w:after="0" w:line="240" w:lineRule="auto"/>
-        <w:ind w:left="567" w:hanging="567"/>
-        <w:jc w:val="both"/>
-        <w:rPr>
-          <w:rFonts w:ascii="Arial Narrow" w:eastAsia="Arial Narrow" w:hAnsi="Arial Narrow" w:cs="Arial Narrow"/>
-          <w:sz w:val="16"/>
-          <w:szCs w:val="16"/>
-        </w:rPr>
-      </w:pPr>
-      <w:r>
-        <w:rPr>
-          <w:rStyle w:val="Refdenotaalpie"/>
-          <w:rFonts w:ascii="Arial Narrow" w:eastAsia="Arial Narrow" w:hAnsi="Arial Narrow" w:cs="Arial Narrow"/>
-          <w:sz w:val="16"/>
-          <w:szCs w:val="16"/>
-          <w:vertAlign w:val="superscript"/>
-        </w:rPr>
-        <w:footnoteRef/>
-      </w:r>
-      <w:r>
-        <w:rPr>
-          <w:rFonts w:ascii="Arial Narrow" w:eastAsia="Arial Narrow" w:hAnsi="Arial Narrow" w:cs="Arial Narrow"/>
-          <w:sz w:val="16"/>
-          <w:szCs w:val="16"/>
-        </w:rPr>
-        <w:t xml:space="preserve"> </w:t>
-      </w:r>
-      <w:r>
-        <w:rPr>
-          <w:rFonts w:ascii="Arial Narrow" w:eastAsia="Arial Narrow" w:hAnsi="Arial Narrow" w:cs="Arial Narrow"/>
-          <w:sz w:val="16"/>
-          <w:szCs w:val="16"/>
-        </w:rPr>
-        <w:tab/>
+        <w:t xml:space="preserve"/>
       </w:r>
       <w:r>
         <w:rPr>
@@ -12722,18 +12752,6 @@
         <w:tab/>
         <w:t>Las medidas correctivas complementarias pueden dictarse de oficio o a pedido de parte.</w:t>
       </w:r>
-    </w:p>
-    <w:p>
-      <w:pPr>
-        <w:spacing w:after="0" w:line="240" w:lineRule="auto"/>
-        <w:ind w:left="567" w:hanging="567"/>
-        <w:jc w:val="both"/>
-        <w:rPr>
-          <w:rFonts w:ascii="Arial Narrow" w:eastAsia="Arial Narrow" w:hAnsi="Arial Narrow" w:cs="Arial Narrow"/>
-          <w:sz w:val="16"/>
-          <w:szCs w:val="16"/>
-        </w:rPr>
-      </w:pPr>
     </w:p>
     <w:p>
       <w:pPr>
@@ -12948,8 +12966,12 @@
     </w:p>
     <w:p>
       <w:pPr>
-        <w:pStyle w:val="Sinespaciado"/>
-        <w:ind w:firstLine="567"/>
+        <w:numPr>
+          <w:ilvl w:val="0"/>
+          <w:numId w:val="1"/>
+        </w:numPr>
+        <w:spacing w:after="0" w:line="240" w:lineRule="auto"/>
+        <w:ind w:left="567" w:firstLine="0"/>
         <w:jc w:val="both"/>
         <w:rPr>
           <w:rFonts w:ascii="Arial Narrow" w:eastAsia="Arial Narrow" w:hAnsi="Arial Narrow" w:cs="Arial Narrow"/>
@@ -12968,8 +12990,12 @@
     </w:p>
     <w:p>
       <w:pPr>
-        <w:pStyle w:val="Sinespaciado"/>
-        <w:ind w:firstLine="567"/>
+        <w:numPr>
+          <w:ilvl w:val="0"/>
+          <w:numId w:val="1"/>
+        </w:numPr>
+        <w:spacing w:after="0" w:line="240" w:lineRule="auto"/>
+        <w:ind w:left="567" w:firstLine="0"/>
         <w:jc w:val="both"/>
         <w:rPr>
           <w:rFonts w:ascii="Arial Narrow" w:eastAsia="Arial Narrow" w:hAnsi="Arial Narrow" w:cs="Arial Narrow"/>
@@ -13113,18 +13139,6 @@
         <w:jc w:val="both"/>
         <w:rPr>
           <w:rFonts w:ascii="Arial Narrow" w:eastAsia="Arial Narrow" w:hAnsi="Arial Narrow" w:cs="Arial Narrow"/>
-          <w:sz w:val="16"/>
-          <w:szCs w:val="16"/>
-        </w:rPr>
-      </w:pPr>
-    </w:p>
-    <w:p>
-      <w:pPr>
-        <w:spacing w:after="0" w:line="240" w:lineRule="auto"/>
-        <w:ind w:left="567"/>
-        <w:jc w:val="both"/>
-        <w:rPr>
-          <w:rFonts w:ascii="Arial Narrow" w:eastAsia="Arial Narrow" w:hAnsi="Arial Narrow" w:cs="Arial Narrow"/>
           <w:b/>
           <w:bCs/>
           <w:sz w:val="16"/>
@@ -13409,7 +13423,7 @@
       </w:pPr>
     </w:p>
   </w:footnote>
-  <w:footnote w:id="13">
+  <w:footnote w:id="14">
     <w:p>
       <w:pPr>
         <w:pStyle w:val="Textonotapie"/>
@@ -13441,7 +13455,8 @@
           <w:sz w:val="16"/>
           <w:szCs w:val="16"/>
         </w:rPr>
-        <w:t xml:space="preserve"> </w:t>
+        <w:tab/>
+        <w:t xml:space="preserve"/>
       </w:r>
       <w:r>
         <w:rPr>
@@ -13632,12 +13647,15 @@
       </w:pPr>
     </w:p>
   </w:footnote>
-  <w:footnote w:id="14">
+  <w:footnote w:id="15">
     <w:p>
       <w:pPr>
         <w:autoSpaceDE w:val="0"/>
         <w:autoSpaceDN w:val="0"/>
         <w:adjustRightInd w:val="0"/>
+        <w:tabs>
+          <w:tab w:val="left" w:pos="567"/>
+        </w:tabs>
         <w:spacing w:after="0" w:line="240" w:lineRule="auto"/>
         <w:ind w:left="567" w:hanging="567"/>
         <w:jc w:val="both"/>
@@ -13669,7 +13687,8 @@
           <w:sz w:val="16"/>
           <w:szCs w:val="16"/>
         </w:rPr>
-        <w:t xml:space="preserve"> </w:t>
+        <w:tab/>
+        <w:t xml:space="preserve"/>
       </w:r>
       <w:r>
         <w:rPr>
@@ -13702,7 +13721,7 @@
           <w:sz w:val="16"/>
           <w:szCs w:val="16"/>
         </w:rPr>
-        <w:t xml:space="preserve"> 807, LEY SOBRE FACULTADES, NORMAS Y ORGANIZACIÓN DEL INDECOPI FACULTADES DE LAS COMISIONES Y OFICINAS DEL INDECOPI</w:t>
+        <w:t xml:space="preserve">807, LEY SOBRE FACULTADES, NORMAS Y ORGANIZACIÓN DEL INDECOPI FACULTADES DE LAS COMISIONES Y OFICINAS DEL INDECOPI</w:t>
       </w:r>
     </w:p>
     <w:p>
@@ -13764,10 +13783,13 @@
       </w:pPr>
     </w:p>
   </w:footnote>
-  <w:footnote w:id="15">
+  <w:footnote w:id="16">
     <w:p>
       <w:pPr>
         <w:pStyle w:val="Textonotapie"/>
+        <w:tabs>
+          <w:tab w:val="left" w:pos="567"/>
+        </w:tabs>
         <w:ind w:left="567" w:hanging="567"/>
         <w:jc w:val="both"/>
         <w:rPr>
@@ -13792,7 +13814,8 @@
           <w:sz w:val="16"/>
           <w:szCs w:val="16"/>
         </w:rPr>
-        <w:t xml:space="preserve"> </w:t>
+        <w:tab/>
+        <w:t xml:space="preserve"/>
       </w:r>
       <w:r>
         <w:rPr>
@@ -13901,142 +13924,6 @@
         <w:t>En caso de no recibirse respuesta automática de recepción en un plazo máximo de dos (2) días hábiles contados desde el día siguiente de efectuado el acto de notificación vía correo electrónico, se procede a notificar por cédula conforme al inciso 20.1.1, volviéndose a computar el plazo establecido en el numeral 24.1 del artículo 24.</w:t>
       </w:r>
       <w:bookmarkEnd w:id="13"/>
-    </w:p>
-    <w:p>
-      <w:pPr>
-        <w:pStyle w:val="Textonotapie"/>
-        <w:ind w:left="567" w:hanging="567"/>
-        <w:jc w:val="both"/>
-        <w:rPr>
-          <w:rFonts w:ascii="Arial Narrow" w:eastAsia="Arial Narrow" w:hAnsi="Arial Narrow" w:cs="Arial Narrow"/>
-          <w:sz w:val="16"/>
-          <w:szCs w:val="16"/>
-        </w:rPr>
-      </w:pPr>
-    </w:p>
-  </w:footnote>
-  <w:footnote w:id="1">
-    <w:p>
-      <w:pPr>
-        <w:pStyle w:val="Textonotapie"/>
-        <w:ind w:left="567" w:hanging="567"/>
-        <w:jc w:val="both"/>
-        <w:rPr>
-          <w:rFonts w:ascii="Arial Narrow" w:eastAsia="Arial Narrow" w:hAnsi="Arial Narrow" w:cs="Arial Narrow"/>
-          <w:sz w:val="16"/>
-          <w:szCs w:val="16"/>
-        </w:rPr>
-      </w:pPr>
-      <w:r>
-        <w:rPr>
-          <w:rStyle w:val="Refdenotaalpie"/>
-          <w:rFonts w:ascii="Arial Narrow" w:eastAsia="Arial Narrow" w:hAnsi="Arial Narrow" w:cs="Arial Narrow"/>
-          <w:sz w:val="16"/>
-          <w:szCs w:val="16"/>
-          <w:vertAlign w:val="superscript"/>
-        </w:rPr>
-        <w:footnoteRef/>
-      </w:r>
-      <w:r>
-        <w:rPr>
-          <w:rFonts w:ascii="Arial Narrow" w:eastAsia="Arial Narrow" w:hAnsi="Arial Narrow" w:cs="Arial Narrow"/>
-          <w:sz w:val="16"/>
-          <w:szCs w:val="16"/>
-        </w:rPr>
-        <w:t xml:space="preserve"> </w:t>
-      </w:r>
-      <w:r>
-        <w:rPr>
-          <w:rFonts w:ascii="Arial Narrow" w:eastAsia="Arial Narrow" w:hAnsi="Arial Narrow" w:cs="Arial Narrow"/>
-          <w:sz w:val="16"/>
-          <w:szCs w:val="16"/>
-        </w:rPr>
-        <w:tab/>
-      </w:r>
-      <w:r>
-        <w:rPr>
-          <w:rFonts w:ascii="Arial Narrow" w:eastAsia="Arial Narrow" w:hAnsi="Arial Narrow" w:cs="Arial Narrow"/>
-          <w:sz w:val="16"/>
-          <w:szCs w:val="16"/>
-        </w:rPr>
-        <w:t>Integrada por</w:t>
-      </w:r>
-      <w:r>
-        <w:rPr>
-          <w:rFonts w:ascii="Arial Narrow" w:eastAsia="Arial Narrow" w:hAnsi="Arial Narrow" w:cs="Arial Narrow"/>
-          <w:sz w:val="16"/>
-          <w:szCs w:val="16"/>
-        </w:rPr>
-        <w:t xml:space="preserve"> Delcy Nancy Gonzales Castañeda, Edith Violeta Gonzales Castaneda, Alexander Edilberto Gonzales Castaneda, en calidad de hijos del causante y doña Urbana Castaneda Gonzales </w:t>
-      </w:r>
-      <w:proofErr w:type="spellStart"/>
-      <w:r>
-        <w:rPr>
-          <w:rFonts w:ascii="Arial Narrow" w:eastAsia="Arial Narrow" w:hAnsi="Arial Narrow" w:cs="Arial Narrow"/>
-          <w:sz w:val="16"/>
-          <w:szCs w:val="16"/>
-        </w:rPr>
-        <w:t>vda</w:t>
-      </w:r>
-      <w:r>
-        <w:rPr>
-          <w:rFonts w:ascii="Arial Narrow" w:eastAsia="Arial Narrow" w:hAnsi="Arial Narrow" w:cs="Arial Narrow"/>
-          <w:sz w:val="16"/>
-          <w:szCs w:val="16"/>
-        </w:rPr>
-        <w:t>.</w:t>
-      </w:r>
-      <w:proofErr w:type="spellEnd"/>
-      <w:r>
-        <w:rPr>
-          <w:rFonts w:ascii="Arial Narrow" w:eastAsia="Arial Narrow" w:hAnsi="Arial Narrow" w:cs="Arial Narrow"/>
-          <w:sz w:val="16"/>
-          <w:szCs w:val="16"/>
-        </w:rPr>
-        <w:t xml:space="preserve"> De Gonzales en calidad de cónyuge supérstite del causante, de conformidad con la Partida </w:t>
-      </w:r>
-      <w:r>
-        <w:rPr>
-          <w:rFonts w:ascii="Arial Narrow" w:eastAsia="Arial Narrow" w:hAnsi="Arial Narrow" w:cs="Arial Narrow"/>
-          <w:sz w:val="16"/>
-          <w:szCs w:val="16"/>
-        </w:rPr>
-        <w:t/>
-      </w:r>
-      <w:r>
-        <w:rPr>
-          <w:rFonts w:ascii="Arial Narrow" w:eastAsia="Arial Narrow" w:hAnsi="Arial Narrow" w:cs="Arial Narrow"/>
-          <w:sz w:val="16"/>
-          <w:szCs w:val="16"/>
-        </w:rPr>
-        <w:t xml:space="preserve">11333432 de la oficina registral de Huancayo, Zona Registral </w:t>
-      </w:r>
-      <w:proofErr w:type="spellStart"/>
-      <w:r>
-        <w:rPr>
-          <w:rFonts w:ascii="Arial Narrow" w:eastAsia="Arial Narrow" w:hAnsi="Arial Narrow" w:cs="Arial Narrow"/>
-          <w:sz w:val="16"/>
-          <w:szCs w:val="16"/>
-        </w:rPr>
-        <w:t/>
-      </w:r>
-      <w:r>
-        <w:rPr>
-          <w:rFonts w:ascii="Arial Narrow" w:eastAsia="Arial Narrow" w:hAnsi="Arial Narrow" w:cs="Arial Narrow"/>
-          <w:sz w:val="16"/>
-          <w:szCs w:val="16"/>
-        </w:rPr>
-        <w:t>VIII</w:t>
-      </w:r>
-      <w:proofErr w:type="spellEnd"/>
-      <w:r>
-        <w:rPr>
-          <w:rFonts w:ascii="Arial Narrow" w:eastAsia="Arial Narrow" w:hAnsi="Arial Narrow" w:cs="Arial Narrow"/>
-          <w:sz w:val="16"/>
-          <w:szCs w:val="16"/>
-        </w:rPr>
-        <w:t>.</w:t>
-      </w:r>
     </w:p>
     <w:p>
       <w:pPr>

--- a/plantillas_maestras/03_seguro_desgravamen/negativa_cobertura/1_ddo_aseguradora/sucesion_intestada/TPL_3152_2025_SEGURO_DESGRAVAMEN_NEGATIVA_COBERTURA_ASEGURADORA_SUCESION_INTESTADA_R2.docx
+++ b/plantillas_maestras/03_seguro_desgravamen/negativa_cobertura/1_ddo_aseguradora/sucesion_intestada/TPL_3152_2025_SEGURO_DESGRAVAMEN_NEGATIVA_COBERTURA_ASEGURADORA_SUCESION_INTESTADA_R2.docx
@@ -706,7 +706,7 @@
     </w:p>
     <w:p>
       <w:pPr>
-        <w:spacing w:after="0" w:line="240" w:lineRule="auto"/>
+        <w:spacing w:before="0" w:after="0" w:line="240" w:lineRule="auto"/>
         <w:jc w:val="both"/>
         <w:rPr>
           <w:rFonts w:ascii="Arial Narrow" w:eastAsia="Arial Narrow" w:hAnsi="Arial Narrow" w:cs="Arial Narrow"/>
@@ -748,7 +748,7 @@
           <w:lang w:val="es-ES" w:eastAsia="es-ES"/>
           <w14:ligatures w14:val="none"/>
         </w:rPr>
-        <w:t xml:space="preserve">Mediante la denuncia del 3 de febrero de 2025, complementado con el escrito del 5 de setiembre de 2025 y subsanado mediante el escrito del 21 de enero de 2026, la [APELLIDO] denunció a Santander y BNP Paribas por presuntas infracciones a la Ley 29571, Código de Protección y Defensa del Consumidor</w:t>
+        <w:t xml:space="preserve">Mediante la denuncia del 3 de febrero de 2025</w:t>
       </w:r>
       <w:r>
         <w:rPr>
@@ -774,19 +774,7 @@
           <w:lang w:val="es-ES" w:eastAsia="es-ES"/>
           <w14:ligatures w14:val="none"/>
         </w:rPr>
-        <w:t xml:space="preserve"> (en adelante, Código), señalando lo siguiente:</w:t>
-      </w:r>
-      <w:r>
-        <w:rPr>
-          <w:rFonts w:ascii="Arial Narrow" w:eastAsia="Arial Narrow" w:hAnsi="Arial Narrow" w:cs="Arial Narrow"/>
-          <w:color w:val="000000"/>
-          <w:kern w:val="0"/>
-          <w:sz w:val="22"/>
-          <w:szCs w:val="22"/>
-          <w:lang w:val="es-ES" w:eastAsia="es-ES"/>
-          <w14:ligatures w14:val="none"/>
-        </w:rPr>
-        <w:t/>
+        <w:t xml:space="preserve">, complementado con el escrito del 5 de setiembre de 2025 y subsanado mediante el escrito del 21 de enero de 2026, la [APELLIDO] denunció a Santander y BNP Paribas por presuntas infracciones a la Ley 29571, Código de Protección y Defensa del Consumidor</w:t>
       </w:r>
       <w:r>
         <w:rPr>
@@ -812,7 +800,7 @@
           <w:lang w:val="es-ES" w:eastAsia="es-ES"/>
           <w14:ligatures w14:val="none"/>
         </w:rPr>
-        <w:t xml:space="preserve"/>
+        <w:t xml:space="preserve"> (en adelante, Código), señalando lo siguiente:</w:t>
       </w:r>
       <w:r>
         <w:rPr>
@@ -829,20 +817,24 @@
       <w:r>
         <w:rPr>
           <w:rFonts w:ascii="Arial Narrow" w:eastAsia="Arial Narrow" w:hAnsi="Arial Narrow" w:cs="Arial Narrow"/>
-          <w:kern w:val="0"/>
-          <w14:ligatures w14:val="none"/>
-          <w:sz w:val="22"/>
-          <w:szCs w:val="22"/>
-        </w:rPr>
-        <w:t xml:space="preserve"/>
-      </w:r>
-      <w:r>
-        <w:rPr>
-          <w:rFonts w:ascii="Arial Narrow" w:eastAsia="Arial Narrow" w:hAnsi="Arial Narrow" w:cs="Arial Narrow"/>
-          <w:kern w:val="0"/>
-          <w14:ligatures w14:val="none"/>
-          <w:sz w:val="22"/>
-          <w:szCs w:val="22"/>
+          <w:color w:val="000000"/>
+          <w:kern w:val="0"/>
+          <w:sz w:val="22"/>
+          <w:szCs w:val="22"/>
+          <w:lang w:val="es-ES" w:eastAsia="es-ES"/>
+          <w14:ligatures w14:val="none"/>
+        </w:rPr>
+        <w:t xml:space="preserve"/>
+      </w:r>
+      <w:r>
+        <w:rPr>
+          <w:rFonts w:ascii="Arial Narrow" w:eastAsia="Arial Narrow" w:hAnsi="Arial Narrow" w:cs="Arial Narrow"/>
+          <w:color w:val="000000"/>
+          <w:kern w:val="0"/>
+          <w:sz w:val="22"/>
+          <w:szCs w:val="22"/>
+          <w:lang w:val="es-ES" w:eastAsia="es-ES"/>
+          <w14:ligatures w14:val="none"/>
         </w:rPr>
         <w:t/>
       </w:r>
@@ -904,21 +896,41 @@
           <w:sz w:val="22"/>
           <w:szCs w:val="22"/>
         </w:rPr>
-        <w:t xml:space="preserve"/>
-      </w:r>
-      <w:r>
-        <w:rPr>
-          <w:rFonts w:ascii="Arial Narrow" w:eastAsia="Arial Narrow" w:hAnsi="Arial Narrow" w:cs="Arial Narrow"/>
-          <w:kern w:val="0"/>
-          <w14:ligatures w14:val="none"/>
-          <w:sz w:val="22"/>
-          <w:szCs w:val="22"/>
-        </w:rPr>
         <w:t/>
       </w:r>
       <w:r>
         <w:rPr>
           <w:rFonts w:ascii="Arial Narrow" w:eastAsia="Arial Narrow" w:hAnsi="Arial Narrow" w:cs="Arial Narrow"/>
+          <w:kern w:val="0"/>
+          <w14:ligatures w14:val="none"/>
+          <w:sz w:val="22"/>
+          <w:szCs w:val="22"/>
+        </w:rPr>
+        <w:t xml:space="preserve"/>
+      </w:r>
+      <w:r>
+        <w:rPr>
+          <w:rFonts w:ascii="Arial Narrow" w:eastAsia="Arial Narrow" w:hAnsi="Arial Narrow" w:cs="Arial Narrow"/>
+          <w:kern w:val="0"/>
+          <w14:ligatures w14:val="none"/>
+          <w:sz w:val="22"/>
+          <w:szCs w:val="22"/>
+        </w:rPr>
+        <w:t xml:space="preserve"/>
+      </w:r>
+      <w:r>
+        <w:rPr>
+          <w:rFonts w:ascii="Arial Narrow" w:eastAsia="Arial Narrow" w:hAnsi="Arial Narrow" w:cs="Arial Narrow"/>
+          <w:kern w:val="0"/>
+          <w14:ligatures w14:val="none"/>
+          <w:sz w:val="22"/>
+          <w:szCs w:val="22"/>
+        </w:rPr>
+        <w:t/>
+      </w:r>
+      <w:r>
+        <w:rPr>
+          <w:rFonts w:ascii="Arial Narrow" w:eastAsia="Arial Narrow" w:hAnsi="Arial Narrow" w:cs="Arial Narrow"/>
           <w:color w:val="000000"/>
           <w:kern w:val="0"/>
           <w:sz w:val="22"/>
@@ -1030,7 +1042,7 @@
     </w:p>
     <w:p>
       <w:pPr>
-        <w:spacing w:after="0" w:line="240" w:lineRule="auto"/>
+        <w:spacing w:before="0" w:after="0" w:line="240" w:lineRule="auto"/>
         <w:jc w:val="both"/>
         <w:rPr>
           <w:rFonts w:ascii="Arial Narrow" w:eastAsia="Arial Narrow" w:hAnsi="Arial Narrow" w:cs="Arial Narrow"/>
@@ -1374,7 +1386,7 @@
     <w:p>
       <w:pPr>
         <w:pStyle w:val="Prrafodelista"/>
-        <w:spacing w:after="0" w:line="240" w:lineRule="auto"/>
+        <w:spacing w:before="0" w:after="0" w:line="240" w:lineRule="auto"/>
         <w:ind w:left="1430"/>
         <w:jc w:val="both"/>
         <w:rPr>
@@ -1535,7 +1547,7 @@
     <w:p>
       <w:pPr>
         <w:pStyle w:val="Prrafodelista"/>
-        <w:spacing w:after="0" w:line="240" w:lineRule="auto"/>
+        <w:spacing w:before="0" w:after="0" w:line="240" w:lineRule="auto"/>
         <w:ind w:left="1430"/>
         <w:jc w:val="both"/>
         <w:rPr>
@@ -1696,7 +1708,7 @@
     <w:p>
       <w:pPr>
         <w:pStyle w:val="Prrafodelista"/>
-        <w:spacing w:after="0" w:line="240" w:lineRule="auto"/>
+        <w:spacing w:before="0" w:after="0" w:line="240" w:lineRule="auto"/>
         <w:ind w:left="1430"/>
         <w:jc w:val="both"/>
         <w:rPr>
@@ -1820,7 +1832,7 @@
     </w:p>
     <w:p>
       <w:pPr>
-        <w:spacing w:after="0" w:line="240" w:lineRule="auto"/>
+        <w:spacing w:before="0" w:after="0" w:line="240" w:lineRule="auto"/>
         <w:ind w:left="710"/>
         <w:jc w:val="both"/>
         <w:rPr>
@@ -1933,7 +1945,7 @@
     </w:p>
     <w:p>
       <w:pPr>
-        <w:spacing w:after="0" w:line="240" w:lineRule="auto"/>
+        <w:spacing w:before="0" w:after="0" w:line="240" w:lineRule="auto"/>
         <w:ind w:left="710"/>
         <w:jc w:val="both"/>
         <w:rPr>
@@ -2166,7 +2178,7 @@
     <w:p>
       <w:pPr>
         <w:pStyle w:val="Prrafodelista"/>
-        <w:spacing w:after="0" w:line="240" w:lineRule="auto"/>
+        <w:spacing w:before="0" w:after="0" w:line="240" w:lineRule="auto"/>
         <w:ind w:left="1430"/>
         <w:jc w:val="both"/>
         <w:rPr>
@@ -2317,7 +2329,7 @@
     <w:p>
       <w:pPr>
         <w:pStyle w:val="Prrafodelista"/>
-        <w:spacing w:after="0" w:line="240" w:lineRule="auto"/>
+        <w:spacing w:before="0" w:after="0" w:line="240" w:lineRule="auto"/>
         <w:ind w:left="1430"/>
         <w:jc w:val="both"/>
         <w:rPr>
@@ -2504,7 +2516,7 @@
     <w:p>
       <w:pPr>
         <w:pStyle w:val="Prrafodelista"/>
-        <w:spacing w:after="0" w:line="240" w:lineRule="auto"/>
+        <w:spacing w:before="0" w:after="0" w:line="240" w:lineRule="auto"/>
         <w:ind w:left="1430"/>
         <w:jc w:val="both"/>
         <w:rPr>
@@ -2655,7 +2667,7 @@
     <w:p>
       <w:pPr>
         <w:pStyle w:val="Prrafodelista"/>
-        <w:spacing w:after="0" w:line="240" w:lineRule="auto"/>
+        <w:spacing w:before="0" w:after="0" w:line="240" w:lineRule="auto"/>
         <w:ind w:left="1430"/>
         <w:jc w:val="both"/>
         <w:rPr>
@@ -2770,7 +2782,7 @@
     <w:p>
       <w:pPr>
         <w:pStyle w:val="Prrafodelista"/>
-        <w:spacing w:after="0" w:line="240" w:lineRule="auto"/>
+        <w:spacing w:before="0" w:after="0" w:line="240" w:lineRule="auto"/>
         <w:ind w:left="1430"/>
         <w:jc w:val="both"/>
         <w:rPr>
@@ -2908,7 +2920,7 @@
     </w:p>
     <w:p>
       <w:pPr>
-        <w:spacing w:after="0" w:line="240" w:lineRule="auto"/>
+        <w:spacing w:before="0" w:after="0" w:line="240" w:lineRule="auto"/>
         <w:jc w:val="both"/>
         <w:rPr>
           <w:rFonts w:ascii="Arial Narrow" w:eastAsia="Arial Narrow" w:hAnsi="Arial Narrow" w:cs="Arial Narrow"/>
@@ -3153,7 +3165,7 @@
     </w:p>
     <w:p>
       <w:pPr>
-        <w:spacing w:after="0" w:line="240" w:lineRule="auto"/>
+        <w:spacing w:before="0" w:after="0" w:line="240" w:lineRule="auto"/>
         <w:jc w:val="both"/>
         <w:rPr>
           <w:rFonts w:ascii="Arial Narrow" w:eastAsia="Arial Narrow" w:hAnsi="Arial Narrow" w:cs="Arial Narrow"/>
@@ -3327,6 +3339,7 @@
     <w:p>
       <w:pPr>
         <w:pStyle w:val="Prrafodelista"/>
+        <w:spacing w:before="0" w:after="0" w:line="240" w:lineRule="auto"/>
         <w:rPr>
           <w:rFonts w:ascii="Arial Narrow" w:eastAsia="Arial Narrow" w:hAnsi="Arial Narrow" w:cs="Arial Narrow"/>
           <w:color w:val="000000"/>
@@ -3488,7 +3501,7 @@
     <w:p>
       <w:pPr>
         <w:pStyle w:val="Prrafodelista"/>
-        <w:spacing w:after="0" w:line="240" w:lineRule="auto"/>
+        <w:spacing w:before="0" w:after="0" w:line="240" w:lineRule="auto"/>
         <w:ind w:left="1430"/>
         <w:jc w:val="both"/>
         <w:rPr>
@@ -3614,7 +3627,7 @@
     </w:p>
     <w:p>
       <w:pPr>
-        <w:spacing w:after="0" w:line="240" w:lineRule="auto"/>
+        <w:spacing w:before="0" w:after="0" w:line="240" w:lineRule="auto"/>
         <w:ind w:left="710"/>
         <w:jc w:val="both"/>
         <w:rPr>
@@ -3779,7 +3792,7 @@
     <w:p>
       <w:pPr>
         <w:pStyle w:val="Prrafodelista"/>
-        <w:spacing w:after="0" w:line="240" w:lineRule="auto"/>
+        <w:spacing w:before="0" w:after="0" w:line="240" w:lineRule="auto"/>
         <w:ind w:left="1430"/>
         <w:jc w:val="both"/>
         <w:rPr>
@@ -3918,7 +3931,7 @@
     <w:p>
       <w:pPr>
         <w:pStyle w:val="Prrafodelista"/>
-        <w:spacing w:after="0" w:line="240" w:lineRule="auto"/>
+        <w:spacing w:before="0" w:after="0" w:line="240" w:lineRule="auto"/>
         <w:ind w:left="1430"/>
         <w:jc w:val="both"/>
         <w:rPr>
@@ -4297,7 +4310,7 @@
     <w:p>
       <w:pPr>
         <w:pStyle w:val="Prrafodelista"/>
-        <w:spacing w:after="0" w:line="240" w:lineRule="auto"/>
+        <w:spacing w:before="0" w:after="0" w:line="240" w:lineRule="auto"/>
         <w:ind w:left="1430"/>
         <w:jc w:val="both"/>
         <w:rPr>
@@ -4458,7 +4471,7 @@
     <w:p>
       <w:pPr>
         <w:pStyle w:val="Prrafodelista"/>
-        <w:spacing w:after="0" w:line="240" w:lineRule="auto"/>
+        <w:spacing w:before="0" w:after="0" w:line="240" w:lineRule="auto"/>
         <w:ind w:left="1430"/>
         <w:jc w:val="both"/>
         <w:rPr>
@@ -4594,10 +4607,10 @@
     </w:p>
     <w:p>
       <w:pPr>
+        <w:spacing w:before="0" w:after="0" w:line="240" w:lineRule="auto"/>
         <w:tabs>
           <w:tab w:val="left" w:pos="1134"/>
         </w:tabs>
-        <w:spacing w:after="0" w:line="240" w:lineRule="auto"/>
         <w:jc w:val="both"/>
         <w:rPr>
           <w:rFonts w:ascii="Arial Narrow" w:eastAsia="Arial Narrow" w:hAnsi="Arial Narrow" w:cs="Arial Narrow"/>
@@ -4974,7 +4987,7 @@
     <w:bookmarkEnd w:id="2"/>
     <w:p>
       <w:pPr>
-        <w:spacing w:after="0" w:line="240" w:lineRule="auto"/>
+        <w:spacing w:before="0" w:after="0" w:line="240" w:lineRule="auto"/>
         <w:contextualSpacing/>
         <w:jc w:val="both"/>
         <w:rPr>
@@ -5030,7 +5043,7 @@
     </w:p>
     <w:p>
       <w:pPr>
-        <w:spacing w:after="0" w:line="240" w:lineRule="auto"/>
+        <w:spacing w:before="0" w:after="0" w:line="240" w:lineRule="auto"/>
         <w:ind w:left="567"/>
         <w:contextualSpacing/>
         <w:jc w:val="both"/>
@@ -5290,7 +5303,7 @@
     <w:p>
       <w:pPr>
         <w:pStyle w:val="Prrafodelista"/>
-        <w:spacing w:after="0" w:line="240" w:lineRule="auto"/>
+        <w:spacing w:before="0" w:after="0" w:line="240" w:lineRule="auto"/>
         <w:ind w:left="567"/>
         <w:jc w:val="both"/>
         <w:rPr>
@@ -5479,6 +5492,7 @@
     <w:p>
       <w:pPr>
         <w:pStyle w:val="Prrafodelista"/>
+        <w:spacing w:before="0" w:after="0" w:line="240" w:lineRule="auto"/>
         <w:rPr>
           <w:rFonts w:ascii="Arial Narrow" w:eastAsia="Arial Narrow" w:hAnsi="Arial Narrow" w:cs="Arial Narrow"/>
           <w:kern w:val="0"/>
@@ -5665,6 +5679,7 @@
     <w:p>
       <w:pPr>
         <w:pStyle w:val="Prrafodelista"/>
+        <w:spacing w:before="0" w:after="0" w:line="240" w:lineRule="auto"/>
         <w:rPr>
           <w:rFonts w:ascii="Arial Narrow" w:eastAsia="Arial Narrow" w:hAnsi="Arial Narrow" w:cs="Arial Narrow"/>
           <w:kern w:val="0"/>
@@ -5834,6 +5849,7 @@
     <w:p>
       <w:pPr>
         <w:pStyle w:val="Prrafodelista"/>
+        <w:spacing w:before="0" w:after="0" w:line="240" w:lineRule="auto"/>
         <w:rPr>
           <w:rFonts w:ascii="Arial Narrow" w:eastAsia="Arial Narrow" w:hAnsi="Arial Narrow" w:cs="Arial Narrow"/>
           <w:kern w:val="0"/>
@@ -6030,6 +6046,7 @@
     <w:p>
       <w:pPr>
         <w:pStyle w:val="Prrafodelista"/>
+        <w:spacing w:before="0" w:after="0" w:line="240" w:lineRule="auto"/>
         <w:rPr>
           <w:rFonts w:ascii="Arial Narrow" w:eastAsia="Arial Narrow" w:hAnsi="Arial Narrow" w:cs="Arial Narrow"/>
           <w:kern w:val="0"/>
@@ -6203,7 +6220,7 @@
     </w:p>
     <w:p>
       <w:pPr>
-        <w:spacing w:after="0" w:line="240" w:lineRule="auto"/>
+        <w:spacing w:before="0" w:after="0" w:line="240" w:lineRule="auto"/>
         <w:jc w:val="both"/>
         <w:rPr>
           <w:rFonts w:ascii="Arial Narrow" w:eastAsia="Arial Narrow" w:hAnsi="Arial Narrow" w:cs="Arial Narrow"/>
@@ -6331,7 +6348,7 @@
     </w:p>
     <w:p>
       <w:pPr>
-        <w:spacing w:after="0" w:line="240" w:lineRule="auto"/>
+        <w:spacing w:before="0" w:after="0" w:line="240" w:lineRule="auto"/>
         <w:jc w:val="both"/>
         <w:rPr>
           <w:rFonts w:ascii="Arial Narrow" w:eastAsia="Arial Narrow" w:hAnsi="Arial Narrow" w:cs="Arial Narrow"/>
@@ -6401,7 +6418,7 @@
     </w:p>
     <w:p>
       <w:pPr>
-        <w:spacing w:after="0" w:line="240" w:lineRule="auto"/>
+        <w:spacing w:before="0" w:after="0" w:line="240" w:lineRule="auto"/>
         <w:ind w:left="567"/>
         <w:contextualSpacing/>
         <w:jc w:val="both"/>
@@ -6457,7 +6474,7 @@
     </w:p>
     <w:p>
       <w:pPr>
-        <w:spacing w:after="0" w:line="240" w:lineRule="auto"/>
+        <w:spacing w:before="0" w:after="0" w:line="240" w:lineRule="auto"/>
         <w:jc w:val="both"/>
         <w:rPr>
           <w:rFonts w:ascii="Arial Narrow" w:eastAsia="Arial Narrow" w:hAnsi="Arial Narrow" w:cs="Arial Narrow"/>
@@ -6582,7 +6599,7 @@
     <w:p>
       <w:pPr>
         <w:pStyle w:val="Prrafodelista"/>
-        <w:spacing w:after="0" w:line="240" w:lineRule="auto"/>
+        <w:spacing w:before="0" w:after="0" w:line="240" w:lineRule="auto"/>
         <w:ind w:left="567"/>
         <w:jc w:val="both"/>
         <w:rPr>
@@ -6648,7 +6665,7 @@
           <w:lang w:val="es-ES" w:eastAsia="es-ES"/>
           <w14:ligatures w14:val="none"/>
         </w:rPr>
-        <w:t xml:space="preserve">: </w:t>
+        <w:t xml:space="preserve">:</w:t>
       </w:r>
       <w:r>
         <w:rPr>
@@ -6660,6 +6677,18 @@
           <w:lang w:val="es-ES" w:eastAsia="es-ES"/>
           <w14:ligatures w14:val="none"/>
         </w:rPr>
+        <w:t xml:space="preserve"> </w:t>
+      </w:r>
+      <w:r>
+        <w:rPr>
+          <w:rFonts w:ascii="Arial Narrow" w:eastAsia="Arial Narrow" w:hAnsi="Arial Narrow" w:cs="Arial Narrow"/>
+          <w:color w:val="000000"/>
+          <w:kern w:val="0"/>
+          <w:sz w:val="22"/>
+          <w:szCs w:val="22"/>
+          <w:lang w:val="es-ES" w:eastAsia="es-ES"/>
+          <w14:ligatures w14:val="none"/>
+        </w:rPr>
         <w:t>(i) presentar una copia debidamente suscrita de la Póliza 7419210172 del Seguro de Desgravamen materia de denuncia, así como el cargo de remisión de la póliza; y, (</w:t>
       </w:r>
       <w:proofErr w:type="spellStart"/>
@@ -6700,6 +6729,24 @@
         </w:rPr>
         <w:t>.</w:t>
       </w:r>
+    </w:p>
+    <w:p>
+      <w:pPr>
+        <w:pStyle w:val="Prrafodelista"/>
+        <w:spacing w:before="0" w:after="0" w:line="240" w:lineRule="auto"/>
+        <w:ind w:left="567"/>
+        <w:jc w:val="both"/>
+        <w:rPr>
+          <w:rFonts w:ascii="Arial Narrow" w:eastAsia="Arial Narrow" w:hAnsi="Arial Narrow" w:cs="Arial Narrow"/>
+          <w:color w:val="000000"/>
+          <w:kern w:val="0"/>
+          <w:sz w:val="22"/>
+          <w:szCs w:val="22"/>
+          <w:u w:val="single"/>
+          <w:lang w:val="es-ES" w:eastAsia="es-ES"/>
+          <w14:ligatures w14:val="none"/>
+        </w:rPr>
+      </w:pPr>
     </w:p>
     <w:p>
       <w:pPr>
@@ -6718,13 +6765,7 @@
           <w14:ligatures w14:val="none"/>
         </w:rPr>
       </w:pPr>
-    </w:p>
-    <w:p>
-      <w:pPr>
-        <w:pStyle w:val="Prrafodelista"/>
-        <w:spacing w:after="0" w:line="240" w:lineRule="auto"/>
-        <w:ind w:left="567"/>
-        <w:jc w:val="both"/>
+      <w:r>
         <w:rPr>
           <w:rFonts w:ascii="Arial Narrow" w:eastAsia="Arial Narrow" w:hAnsi="Arial Narrow" w:cs="Arial Narrow"/>
           <w:color w:val="000000"/>
@@ -6735,7 +6776,8 @@
           <w:lang w:val="es-ES" w:eastAsia="es-ES"/>
           <w14:ligatures w14:val="none"/>
         </w:rPr>
-      </w:pPr>
+        <w:t xml:space="preserve">A </w:t>
+      </w:r>
       <w:r>
         <w:rPr>
           <w:rFonts w:ascii="Arial Narrow" w:eastAsia="Arial Narrow" w:hAnsi="Arial Narrow" w:cs="Arial Narrow"/>
@@ -6747,8 +6789,9 @@
           <w:lang w:val="es-ES" w:eastAsia="es-ES"/>
           <w14:ligatures w14:val="none"/>
         </w:rPr>
-        <w:t xml:space="preserve">A </w:t>
-      </w:r>
+        <w:t xml:space="preserve">BNP </w:t>
+      </w:r>
+      <w:proofErr w:type="spellStart"/>
       <w:r>
         <w:rPr>
           <w:rFonts w:ascii="Arial Narrow" w:eastAsia="Arial Narrow" w:hAnsi="Arial Narrow" w:cs="Arial Narrow"/>
@@ -6760,7 +6803,44 @@
           <w:lang w:val="es-ES" w:eastAsia="es-ES"/>
           <w14:ligatures w14:val="none"/>
         </w:rPr>
-        <w:t xml:space="preserve">BNP </w:t>
+        <w:t>Paribas</w:t>
+      </w:r>
+      <w:proofErr w:type="spellEnd"/>
+      <w:r>
+        <w:rPr>
+          <w:rFonts w:ascii="Arial Narrow" w:eastAsia="Arial Narrow" w:hAnsi="Arial Narrow" w:cs="Arial Narrow"/>
+          <w:color w:val="000000"/>
+          <w:kern w:val="0"/>
+          <w:sz w:val="22"/>
+          <w:szCs w:val="22"/>
+          <w:lang w:val="es-ES" w:eastAsia="es-ES"/>
+          <w14:ligatures w14:val="none"/>
+        </w:rPr>
+        <w:t>:</w:t>
+      </w:r>
+      <w:r>
+        <w:rPr>
+          <w:rFonts w:ascii="Arial Narrow" w:eastAsia="Arial Narrow" w:hAnsi="Arial Narrow" w:cs="Arial Narrow"/>
+          <w:color w:val="000000"/>
+          <w:kern w:val="0"/>
+          <w:sz w:val="22"/>
+          <w:szCs w:val="22"/>
+          <w:lang w:eastAsia="es-ES"/>
+          <w14:ligatures w14:val="none"/>
+        </w:rPr>
+        <w:t xml:space="preserve"> </w:t>
+      </w:r>
+      <w:r>
+        <w:rPr>
+          <w:rFonts w:ascii="Arial Narrow" w:eastAsia="Arial Narrow" w:hAnsi="Arial Narrow" w:cs="Arial Narrow"/>
+          <w:color w:val="000000"/>
+          <w:kern w:val="0"/>
+          <w:sz w:val="22"/>
+          <w:szCs w:val="22"/>
+          <w:lang w:val="es-ES" w:eastAsia="es-ES"/>
+          <w14:ligatures w14:val="none"/>
+        </w:rPr>
+        <w:t>(i) presentar una copia debidamente suscrita de la Póliza 7419210172 del Seguro de Desgravamen materia de denuncia, así como el cargo de remisión de la póliza; (</w:t>
       </w:r>
       <w:proofErr w:type="spellStart"/>
       <w:r>
@@ -6770,11 +6850,10 @@
           <w:kern w:val="0"/>
           <w:sz w:val="22"/>
           <w:szCs w:val="22"/>
-          <w:u w:val="single"/>
           <w:lang w:val="es-ES" w:eastAsia="es-ES"/>
           <w14:ligatures w14:val="none"/>
         </w:rPr>
-        <w:t>Paribas</w:t>
+        <w:t>ii</w:t>
       </w:r>
       <w:proofErr w:type="spellEnd"/>
       <w:r>
@@ -6787,113 +6866,63 @@
           <w:lang w:val="es-ES" w:eastAsia="es-ES"/>
           <w14:ligatures w14:val="none"/>
         </w:rPr>
-        <w:t>:</w:t>
-      </w:r>
-      <w:r>
-        <w:rPr>
-          <w:rFonts w:ascii="Arial Narrow" w:eastAsia="Arial Narrow" w:hAnsi="Arial Narrow" w:cs="Arial Narrow"/>
-          <w:color w:val="000000"/>
-          <w:kern w:val="0"/>
-          <w:sz w:val="22"/>
-          <w:szCs w:val="22"/>
-          <w:lang w:eastAsia="es-ES"/>
+        <w:t>) presentar los medios probatorios que acrediten que la negativa de otorgamiento de cobertura fue justificada y, (</w:t>
+      </w:r>
+      <w:proofErr w:type="spellStart"/>
+      <w:r>
+        <w:rPr>
+          <w:rFonts w:ascii="Arial Narrow" w:eastAsia="Arial Narrow" w:hAnsi="Arial Narrow" w:cs="Arial Narrow"/>
+          <w:color w:val="000000"/>
+          <w:kern w:val="0"/>
+          <w:sz w:val="22"/>
+          <w:szCs w:val="22"/>
+          <w:lang w:val="es-ES" w:eastAsia="es-ES"/>
+          <w14:ligatures w14:val="none"/>
+        </w:rPr>
+        <w:t>iii</w:t>
+      </w:r>
+      <w:proofErr w:type="spellEnd"/>
+      <w:r>
+        <w:rPr>
+          <w:rFonts w:ascii="Arial Narrow" w:eastAsia="Arial Narrow" w:hAnsi="Arial Narrow" w:cs="Arial Narrow"/>
+          <w:color w:val="000000"/>
+          <w:kern w:val="0"/>
+          <w:sz w:val="22"/>
+          <w:szCs w:val="22"/>
+          <w:lang w:val="es-ES" w:eastAsia="es-ES"/>
+          <w14:ligatures w14:val="none"/>
+        </w:rPr>
+        <w:t>) presentar todas las comunicaciones cursadas con la parte denunciante en virtud de los hechos materia de denuncia</w:t>
+      </w:r>
+      <w:r>
+        <w:rPr>
+          <w:rFonts w:ascii="Arial Narrow" w:eastAsia="Arial Narrow" w:hAnsi="Arial Narrow" w:cs="Arial Narrow"/>
+          <w:color w:val="000000"/>
+          <w:kern w:val="0"/>
+          <w:sz w:val="22"/>
+          <w:szCs w:val="22"/>
+          <w:lang w:val="es-ES" w:eastAsia="es-ES"/>
+          <w14:ligatures w14:val="none"/>
+        </w:rPr>
+        <w:t>.</w:t>
+      </w:r>
+      <w:r>
+        <w:rPr>
+          <w:rFonts w:ascii="Arial Narrow" w:eastAsia="Arial Narrow" w:hAnsi="Arial Narrow" w:cs="Arial Narrow"/>
+          <w:color w:val="000000"/>
+          <w:kern w:val="0"/>
+          <w:sz w:val="22"/>
+          <w:szCs w:val="22"/>
+          <w:lang w:val="es-ES" w:eastAsia="es-ES"/>
           <w14:ligatures w14:val="none"/>
         </w:rPr>
         <w:t xml:space="preserve"> </w:t>
       </w:r>
-      <w:r>
-        <w:rPr>
-          <w:rFonts w:ascii="Arial Narrow" w:eastAsia="Arial Narrow" w:hAnsi="Arial Narrow" w:cs="Arial Narrow"/>
-          <w:color w:val="000000"/>
-          <w:kern w:val="0"/>
-          <w:sz w:val="22"/>
-          <w:szCs w:val="22"/>
-          <w:lang w:val="es-ES" w:eastAsia="es-ES"/>
-          <w14:ligatures w14:val="none"/>
-        </w:rPr>
-        <w:t>(i) presentar una copia debidamente suscrita de la Póliza 7419210172 del Seguro de Desgravamen materia de denuncia, así como el cargo de remisión de la póliza; (</w:t>
-      </w:r>
-      <w:proofErr w:type="spellStart"/>
-      <w:r>
-        <w:rPr>
-          <w:rFonts w:ascii="Arial Narrow" w:eastAsia="Arial Narrow" w:hAnsi="Arial Narrow" w:cs="Arial Narrow"/>
-          <w:color w:val="000000"/>
-          <w:kern w:val="0"/>
-          <w:sz w:val="22"/>
-          <w:szCs w:val="22"/>
-          <w:lang w:val="es-ES" w:eastAsia="es-ES"/>
-          <w14:ligatures w14:val="none"/>
-        </w:rPr>
-        <w:t>ii</w:t>
-      </w:r>
-      <w:proofErr w:type="spellEnd"/>
-      <w:r>
-        <w:rPr>
-          <w:rFonts w:ascii="Arial Narrow" w:eastAsia="Arial Narrow" w:hAnsi="Arial Narrow" w:cs="Arial Narrow"/>
-          <w:color w:val="000000"/>
-          <w:kern w:val="0"/>
-          <w:sz w:val="22"/>
-          <w:szCs w:val="22"/>
-          <w:lang w:val="es-ES" w:eastAsia="es-ES"/>
-          <w14:ligatures w14:val="none"/>
-        </w:rPr>
-        <w:t>) presentar los medios probatorios que acrediten que la negativa de otorgamiento de cobertura fue justificada y, (</w:t>
-      </w:r>
-      <w:proofErr w:type="spellStart"/>
-      <w:r>
-        <w:rPr>
-          <w:rFonts w:ascii="Arial Narrow" w:eastAsia="Arial Narrow" w:hAnsi="Arial Narrow" w:cs="Arial Narrow"/>
-          <w:color w:val="000000"/>
-          <w:kern w:val="0"/>
-          <w:sz w:val="22"/>
-          <w:szCs w:val="22"/>
-          <w:lang w:val="es-ES" w:eastAsia="es-ES"/>
-          <w14:ligatures w14:val="none"/>
-        </w:rPr>
-        <w:t>iii</w:t>
-      </w:r>
-      <w:proofErr w:type="spellEnd"/>
-      <w:r>
-        <w:rPr>
-          <w:rFonts w:ascii="Arial Narrow" w:eastAsia="Arial Narrow" w:hAnsi="Arial Narrow" w:cs="Arial Narrow"/>
-          <w:color w:val="000000"/>
-          <w:kern w:val="0"/>
-          <w:sz w:val="22"/>
-          <w:szCs w:val="22"/>
-          <w:lang w:val="es-ES" w:eastAsia="es-ES"/>
-          <w14:ligatures w14:val="none"/>
-        </w:rPr>
-        <w:t>) presentar todas las comunicaciones cursadas con la parte denunciante en virtud de los hechos materia de denuncia</w:t>
-      </w:r>
-      <w:r>
-        <w:rPr>
-          <w:rFonts w:ascii="Arial Narrow" w:eastAsia="Arial Narrow" w:hAnsi="Arial Narrow" w:cs="Arial Narrow"/>
-          <w:color w:val="000000"/>
-          <w:kern w:val="0"/>
-          <w:sz w:val="22"/>
-          <w:szCs w:val="22"/>
-          <w:lang w:val="es-ES" w:eastAsia="es-ES"/>
-          <w14:ligatures w14:val="none"/>
-        </w:rPr>
-        <w:t>.</w:t>
-      </w:r>
-      <w:r>
-        <w:rPr>
-          <w:rFonts w:ascii="Arial Narrow" w:eastAsia="Arial Narrow" w:hAnsi="Arial Narrow" w:cs="Arial Narrow"/>
-          <w:color w:val="000000"/>
-          <w:kern w:val="0"/>
-          <w:sz w:val="22"/>
-          <w:szCs w:val="22"/>
-          <w:lang w:val="es-ES" w:eastAsia="es-ES"/>
-          <w14:ligatures w14:val="none"/>
-        </w:rPr>
-        <w:t xml:space="preserve"> </w:t>
-      </w:r>
     </w:p>
     <w:bookmarkEnd w:id="8"/>
     <w:p>
       <w:pPr>
-        <w:spacing w:after="0" w:line="240" w:lineRule="auto"/>
+        <w:spacing w:before="0" w:after="0" w:line="240" w:lineRule="auto"/>
         <w:jc w:val="both"/>
         <w:rPr>
           <w:rFonts w:ascii="Arial Narrow" w:eastAsia="Arial Narrow" w:hAnsi="Arial Narrow" w:cs="Arial Narrow"/>
@@ -6947,10 +6976,37 @@
     </w:p>
     <w:p>
       <w:pPr>
+        <w:spacing w:before="0" w:after="0" w:line="240" w:lineRule="auto"/>
+        <w:jc w:val="both"/>
+        <w:rPr>
+          <w:rFonts w:ascii="Arial Narrow" w:eastAsia="Arial Narrow" w:hAnsi="Arial Narrow" w:cs="Arial Narrow"/>
+          <w:b/>
+          <w:color w:val="000000"/>
+          <w:kern w:val="0"/>
+          <w:sz w:val="22"/>
+          <w:szCs w:val="22"/>
+          <w:lang w:eastAsia="es-PE"/>
+          <w14:ligatures w14:val="none"/>
+        </w:rPr>
+      </w:pPr>
+    </w:p>
+    <w:p>
+      <w:pPr>
         <w:spacing w:after="0" w:line="240" w:lineRule="auto"/>
         <w:jc w:val="both"/>
         <w:rPr>
           <w:rFonts w:ascii="Arial Narrow" w:eastAsia="Arial Narrow" w:hAnsi="Arial Narrow" w:cs="Arial Narrow"/>
+          <w:color w:val="000000"/>
+          <w:kern w:val="0"/>
+          <w:sz w:val="22"/>
+          <w:szCs w:val="22"/>
+          <w:lang w:eastAsia="es-PE"/>
+          <w14:ligatures w14:val="none"/>
+        </w:rPr>
+      </w:pPr>
+      <w:r>
+        <w:rPr>
+          <w:rFonts w:ascii="Arial Narrow" w:eastAsia="Arial Narrow" w:hAnsi="Arial Narrow" w:cs="Arial Narrow"/>
           <w:b/>
           <w:color w:val="000000"/>
           <w:kern w:val="0"/>
@@ -6959,33 +7015,6 @@
           <w:lang w:eastAsia="es-PE"/>
           <w14:ligatures w14:val="none"/>
         </w:rPr>
-      </w:pPr>
-    </w:p>
-    <w:p>
-      <w:pPr>
-        <w:spacing w:after="0" w:line="240" w:lineRule="auto"/>
-        <w:jc w:val="both"/>
-        <w:rPr>
-          <w:rFonts w:ascii="Arial Narrow" w:eastAsia="Arial Narrow" w:hAnsi="Arial Narrow" w:cs="Arial Narrow"/>
-          <w:color w:val="000000"/>
-          <w:kern w:val="0"/>
-          <w:sz w:val="22"/>
-          <w:szCs w:val="22"/>
-          <w:lang w:eastAsia="es-PE"/>
-          <w14:ligatures w14:val="none"/>
-        </w:rPr>
-      </w:pPr>
-      <w:r>
-        <w:rPr>
-          <w:rFonts w:ascii="Arial Narrow" w:eastAsia="Arial Narrow" w:hAnsi="Arial Narrow" w:cs="Arial Narrow"/>
-          <w:b/>
-          <w:color w:val="000000"/>
-          <w:kern w:val="0"/>
-          <w:sz w:val="22"/>
-          <w:szCs w:val="22"/>
-          <w:lang w:eastAsia="es-PE"/>
-          <w14:ligatures w14:val="none"/>
-        </w:rPr>
         <w:t xml:space="preserve">PRIMERO:</w:t>
       </w:r>
       <w:r>
@@ -7191,6 +7220,7 @@
     <w:p>
       <w:pPr>
         <w:pStyle w:val="Prrafodelista"/>
+        <w:spacing w:before="0" w:after="0" w:line="240" w:lineRule="auto"/>
         <w:rPr>
           <w:rFonts w:ascii="Arial Narrow" w:eastAsia="Arial Narrow" w:hAnsi="Arial Narrow" w:cs="Arial Narrow"/>
           <w:kern w:val="0"/>
@@ -7305,6 +7335,7 @@
     <w:p>
       <w:pPr>
         <w:pStyle w:val="Prrafodelista"/>
+        <w:spacing w:before="0" w:after="0" w:line="240" w:lineRule="auto"/>
         <w:rPr>
           <w:rFonts w:ascii="Arial Narrow" w:eastAsia="Arial Narrow" w:hAnsi="Arial Narrow" w:cs="Arial Narrow"/>
           <w:kern w:val="0"/>
@@ -7529,7 +7560,7 @@
     <w:p>
       <w:pPr>
         <w:pStyle w:val="Prrafodelista"/>
-        <w:spacing w:after="0" w:line="240" w:lineRule="auto"/>
+        <w:spacing w:before="0" w:after="0" w:line="240" w:lineRule="auto"/>
         <w:ind w:left="567"/>
         <w:jc w:val="both"/>
         <w:rPr>
@@ -7726,7 +7757,7 @@
     <w:p>
       <w:pPr>
         <w:pStyle w:val="Prrafodelista"/>
-        <w:spacing w:after="0" w:line="240" w:lineRule="auto"/>
+        <w:spacing w:before="0" w:after="0" w:line="240" w:lineRule="auto"/>
         <w:ind w:left="567"/>
         <w:jc w:val="both"/>
         <w:rPr>
@@ -7824,7 +7855,7 @@
     </w:p>
     <w:p>
       <w:pPr>
-        <w:spacing w:after="0" w:line="240" w:lineRule="auto"/>
+        <w:spacing w:before="0" w:after="0" w:line="240" w:lineRule="auto"/>
         <w:jc w:val="both"/>
         <w:rPr>
           <w:rFonts w:ascii="Arial Narrow" w:eastAsia="Arial Narrow" w:hAnsi="Arial Narrow" w:cs="Arial Narrow"/>
@@ -7954,7 +7985,7 @@
     <w:p>
       <w:pPr>
         <w:pStyle w:val="Prrafodelista"/>
-        <w:spacing w:after="0" w:line="240" w:lineRule="auto"/>
+        <w:spacing w:before="0" w:after="0" w:line="240" w:lineRule="auto"/>
         <w:ind w:left="567"/>
         <w:jc w:val="both"/>
         <w:rPr>
@@ -8077,6 +8108,7 @@
     <w:p>
       <w:pPr>
         <w:pStyle w:val="Prrafodelista"/>
+        <w:spacing w:before="0" w:after="0" w:line="240" w:lineRule="auto"/>
         <w:rPr>
           <w:rFonts w:ascii="Arial Narrow" w:eastAsia="Arial Narrow" w:hAnsi="Arial Narrow" w:cs="Arial Narrow"/>
           <w:kern w:val="0"/>
@@ -8190,7 +8222,7 @@
     </w:p>
     <w:p>
       <w:pPr>
-        <w:spacing w:after="0" w:line="240" w:lineRule="auto"/>
+        <w:spacing w:before="0" w:after="0" w:line="240" w:lineRule="auto"/>
         <w:jc w:val="both"/>
         <w:rPr>
           <w:rFonts w:ascii="Arial Narrow" w:eastAsia="Arial Narrow" w:hAnsi="Arial Narrow" w:cs="Arial Narrow"/>
@@ -8300,7 +8332,7 @@
     </w:p>
     <w:p>
       <w:pPr>
-        <w:spacing w:line="240" w:lineRule="auto"/>
+        <w:spacing w:before="0" w:after="0" w:line="240" w:lineRule="auto"/>
         <w:contextualSpacing/>
         <w:jc w:val="both"/>
         <w:rPr>
@@ -8526,7 +8558,7 @@
     </w:p>
     <w:p>
       <w:pPr>
-        <w:spacing w:after="0" w:line="240" w:lineRule="auto"/>
+        <w:spacing w:before="0" w:after="0" w:line="240" w:lineRule="auto"/>
         <w:jc w:val="both"/>
         <w:rPr>
           <w:rFonts w:ascii="Arial Narrow" w:eastAsia="Arial Narrow" w:hAnsi="Arial Narrow" w:cs="Arial Narrow"/>
@@ -8819,7 +8851,7 @@
     </w:p>
     <w:p>
       <w:pPr>
-        <w:spacing w:after="0" w:line="240" w:lineRule="auto"/>
+        <w:spacing w:before="0" w:after="0" w:line="240" w:lineRule="auto"/>
         <w:ind w:left="567"/>
         <w:jc w:val="both"/>
         <w:rPr>
@@ -8920,7 +8952,7 @@
     </w:p>
     <w:p>
       <w:pPr>
-        <w:spacing w:after="0" w:line="240" w:lineRule="auto"/>
+        <w:spacing w:before="0" w:after="0" w:line="240" w:lineRule="auto"/>
         <w:jc w:val="both"/>
         <w:rPr>
           <w:rFonts w:ascii="Arial Narrow" w:eastAsia="Arial Narrow" w:hAnsi="Arial Narrow" w:cs="Arial Narrow"/>
@@ -9140,6 +9172,21 @@
     </w:p>
     <w:p>
       <w:pPr>
+        <w:spacing w:before="0" w:after="0" w:line="240" w:lineRule="auto"/>
+        <w:jc w:val="both"/>
+        <w:rPr>
+          <w:rFonts w:ascii="Arial Narrow" w:eastAsia="Arial Narrow" w:hAnsi="Arial Narrow" w:cs="Arial Narrow"/>
+          <w:color w:val="000000"/>
+          <w:kern w:val="0"/>
+          <w:sz w:val="22"/>
+          <w:szCs w:val="22"/>
+          <w:lang w:val="es-ES" w:eastAsia="es-ES"/>
+          <w14:ligatures w14:val="none"/>
+        </w:rPr>
+      </w:pPr>
+    </w:p>
+    <w:p>
+      <w:pPr>
         <w:spacing w:after="0" w:line="240" w:lineRule="auto"/>
         <w:jc w:val="both"/>
         <w:rPr>
@@ -9152,11 +9199,44 @@
           <w14:ligatures w14:val="none"/>
         </w:rPr>
       </w:pPr>
-    </w:p>
-    <w:p>
-      <w:pPr>
-        <w:spacing w:after="0" w:line="240" w:lineRule="auto"/>
-        <w:jc w:val="both"/>
+      <w:r>
+        <w:rPr>
+          <w:rFonts w:ascii="Arial Narrow" w:eastAsia="Arial Narrow" w:hAnsi="Arial Narrow" w:cs="Arial Narrow"/>
+          <w:b/>
+          <w:color w:val="000000"/>
+          <w:kern w:val="0"/>
+          <w:sz w:val="22"/>
+          <w:szCs w:val="22"/>
+          <w:lang w:eastAsia="es-PE"/>
+          <w14:ligatures w14:val="none"/>
+        </w:rPr>
+        <w:t xml:space="preserve">SEXTO:</w:t>
+      </w:r>
+      <w:r>
+        <w:rPr>
+          <w:rFonts w:ascii="Arial Narrow" w:eastAsia="Arial Narrow" w:hAnsi="Arial Narrow" w:cs="Arial Narrow"/>
+          <w:color w:val="000000"/>
+          <w:kern w:val="0"/>
+          <w:sz w:val="22"/>
+          <w:szCs w:val="22"/>
+          <w:lang w:eastAsia="es-PE"/>
+          <w14:ligatures w14:val="none"/>
+        </w:rPr>
+        <w:t xml:space="preserve"> </w:t>
+      </w:r>
+      <w:r>
+        <w:rPr>
+          <w:rFonts w:ascii="Arial Narrow" w:eastAsia="Arial Narrow" w:hAnsi="Arial Narrow" w:cs="Arial Narrow"/>
+          <w:color w:val="000000"/>
+          <w:kern w:val="0"/>
+          <w:sz w:val="22"/>
+          <w:szCs w:val="22"/>
+          <w:lang w:eastAsia="es-ES"/>
+          <w14:ligatures w14:val="none"/>
+        </w:rPr>
+        <w:t xml:space="preserve">requerir </w:t>
+      </w:r>
+      <w:r>
         <w:rPr>
           <w:rFonts w:ascii="Arial Narrow" w:eastAsia="Arial Narrow" w:hAnsi="Arial Narrow" w:cs="Arial Narrow"/>
           <w:color w:val="000000"/>
@@ -9166,43 +9246,75 @@
           <w:lang w:val="es-ES" w:eastAsia="es-ES"/>
           <w14:ligatures w14:val="none"/>
         </w:rPr>
-      </w:pPr>
-      <w:r>
-        <w:rPr>
-          <w:rFonts w:ascii="Arial Narrow" w:eastAsia="Arial Narrow" w:hAnsi="Arial Narrow" w:cs="Arial Narrow"/>
-          <w:b/>
-          <w:color w:val="000000"/>
-          <w:kern w:val="0"/>
-          <w:sz w:val="22"/>
-          <w:szCs w:val="22"/>
-          <w:lang w:eastAsia="es-PE"/>
-          <w14:ligatures w14:val="none"/>
-        </w:rPr>
-        <w:t xml:space="preserve">SEXTO:</w:t>
-      </w:r>
-      <w:r>
-        <w:rPr>
-          <w:rFonts w:ascii="Arial Narrow" w:eastAsia="Arial Narrow" w:hAnsi="Arial Narrow" w:cs="Arial Narrow"/>
-          <w:color w:val="000000"/>
-          <w:kern w:val="0"/>
-          <w:sz w:val="22"/>
-          <w:szCs w:val="22"/>
-          <w:lang w:eastAsia="es-PE"/>
-          <w14:ligatures w14:val="none"/>
+        <w:t xml:space="preserve">que, en un </w:t>
+      </w:r>
+      <w:r>
+        <w:rPr>
+          <w:rFonts w:ascii="Arial Narrow" w:eastAsia="Arial Narrow" w:hAnsi="Arial Narrow" w:cs="Arial Narrow"/>
+          <w:color w:val="000000"/>
+          <w:kern w:val="0"/>
+          <w:sz w:val="22"/>
+          <w:szCs w:val="22"/>
+          <w:lang w:eastAsia="es-ES"/>
+          <w14:ligatures w14:val="none"/>
+        </w:rPr>
+        <w:t xml:space="preserve">plazo no mayor de cinco (5) días hábiles contado a partir del día siguiente de la notificación de la presente resolución, </w:t>
+      </w:r>
+      <w:r>
+        <w:rPr>
+          <w:rFonts w:ascii="Arial Narrow" w:eastAsia="Arial Narrow" w:hAnsi="Arial Narrow" w:cs="Arial Narrow"/>
+          <w:sz w:val="22"/>
+          <w:szCs w:val="22"/>
+        </w:rPr>
+        <w:t xml:space="preserve">BNP </w:t>
+      </w:r>
+      <w:proofErr w:type="spellStart"/>
+      <w:r>
+        <w:rPr>
+          <w:rFonts w:ascii="Arial Narrow" w:eastAsia="Arial Narrow" w:hAnsi="Arial Narrow" w:cs="Arial Narrow"/>
+          <w:sz w:val="22"/>
+          <w:szCs w:val="22"/>
+        </w:rPr>
+        <w:t>Paribas</w:t>
+      </w:r>
+      <w:proofErr w:type="spellEnd"/>
+      <w:r>
+        <w:rPr>
+          <w:rFonts w:ascii="Arial Narrow" w:eastAsia="Arial Narrow" w:hAnsi="Arial Narrow" w:cs="Arial Narrow"/>
+          <w:sz w:val="22"/>
+          <w:szCs w:val="22"/>
         </w:rPr>
         <w:t xml:space="preserve"> </w:t>
       </w:r>
-      <w:r>
-        <w:rPr>
-          <w:rFonts w:ascii="Arial Narrow" w:eastAsia="Arial Narrow" w:hAnsi="Arial Narrow" w:cs="Arial Narrow"/>
-          <w:color w:val="000000"/>
-          <w:kern w:val="0"/>
-          <w:sz w:val="22"/>
-          <w:szCs w:val="22"/>
-          <w:lang w:eastAsia="es-ES"/>
-          <w14:ligatures w14:val="none"/>
-        </w:rPr>
-        <w:t xml:space="preserve">requerir </w:t>
+      <w:proofErr w:type="spellStart"/>
+      <w:r>
+        <w:rPr>
+          <w:rFonts w:ascii="Arial Narrow" w:eastAsia="Arial Narrow" w:hAnsi="Arial Narrow" w:cs="Arial Narrow"/>
+          <w:sz w:val="22"/>
+          <w:szCs w:val="22"/>
+        </w:rPr>
+        <w:t>Cardif</w:t>
+      </w:r>
+      <w:proofErr w:type="spellEnd"/>
+      <w:r>
+        <w:rPr>
+          <w:rFonts w:ascii="Arial Narrow" w:eastAsia="Arial Narrow" w:hAnsi="Arial Narrow" w:cs="Arial Narrow"/>
+          <w:sz w:val="22"/>
+          <w:szCs w:val="22"/>
+        </w:rPr>
+        <w:t xml:space="preserve"> S.A. Compañía de Seguros y Reaseguros</w:t>
+      </w:r>
+      <w:r>
+        <w:rPr>
+          <w:rFonts w:ascii="Arial Narrow" w:eastAsia="Arial Narrow" w:hAnsi="Arial Narrow" w:cs="Arial Narrow"/>
+          <w:color w:val="000000"/>
+          <w:kern w:val="0"/>
+          <w:sz w:val="22"/>
+          <w:szCs w:val="22"/>
+          <w:lang w:eastAsia="es-ES"/>
+          <w14:ligatures w14:val="none"/>
+        </w:rPr>
+        <w:t xml:space="preserve">, </w:t>
       </w:r>
       <w:r>
         <w:rPr>
@@ -9214,79 +9326,63 @@
           <w:lang w:val="es-ES" w:eastAsia="es-ES"/>
           <w14:ligatures w14:val="none"/>
         </w:rPr>
-        <w:t xml:space="preserve">que, en un </w:t>
-      </w:r>
-      <w:r>
-        <w:rPr>
-          <w:rFonts w:ascii="Arial Narrow" w:eastAsia="Arial Narrow" w:hAnsi="Arial Narrow" w:cs="Arial Narrow"/>
-          <w:color w:val="000000"/>
-          <w:kern w:val="0"/>
-          <w:sz w:val="22"/>
-          <w:szCs w:val="22"/>
-          <w:lang w:eastAsia="es-ES"/>
-          <w14:ligatures w14:val="none"/>
-        </w:rPr>
-        <w:t xml:space="preserve">plazo no mayor de cinco (5) días hábiles contado a partir del día siguiente de la notificación de la presente resolución, </w:t>
-      </w:r>
-      <w:r>
-        <w:rPr>
-          <w:rFonts w:ascii="Arial Narrow" w:eastAsia="Arial Narrow" w:hAnsi="Arial Narrow" w:cs="Arial Narrow"/>
-          <w:sz w:val="22"/>
-          <w:szCs w:val="22"/>
-        </w:rPr>
-        <w:t xml:space="preserve">BNP </w:t>
+        <w:t xml:space="preserve">cumpla con: </w:t>
+      </w:r>
+      <w:r>
+        <w:rPr>
+          <w:rFonts w:ascii="Arial Narrow" w:eastAsia="Arial Narrow" w:hAnsi="Arial Narrow" w:cs="Arial Narrow"/>
+          <w:color w:val="000000"/>
+          <w:kern w:val="0"/>
+          <w:sz w:val="22"/>
+          <w:szCs w:val="22"/>
+          <w:lang w:val="es-ES" w:eastAsia="es-ES"/>
+          <w14:ligatures w14:val="none"/>
+        </w:rPr>
+        <w:t>(i) presentar una copia debidamente suscrita de la Póliza 7419210172 del Seguro de Desgravamen materia de denuncia, así como el cargo de remisión de la póliza; (</w:t>
       </w:r>
       <w:proofErr w:type="spellStart"/>
       <w:r>
         <w:rPr>
           <w:rFonts w:ascii="Arial Narrow" w:eastAsia="Arial Narrow" w:hAnsi="Arial Narrow" w:cs="Arial Narrow"/>
-          <w:sz w:val="22"/>
-          <w:szCs w:val="22"/>
-        </w:rPr>
-        <w:t>Paribas</w:t>
+          <w:color w:val="000000"/>
+          <w:kern w:val="0"/>
+          <w:sz w:val="22"/>
+          <w:szCs w:val="22"/>
+          <w:lang w:val="es-ES" w:eastAsia="es-ES"/>
+          <w14:ligatures w14:val="none"/>
+        </w:rPr>
+        <w:t>ii</w:t>
       </w:r>
       <w:proofErr w:type="spellEnd"/>
       <w:r>
         <w:rPr>
           <w:rFonts w:ascii="Arial Narrow" w:eastAsia="Arial Narrow" w:hAnsi="Arial Narrow" w:cs="Arial Narrow"/>
-          <w:sz w:val="22"/>
-          <w:szCs w:val="22"/>
-        </w:rPr>
-        <w:t xml:space="preserve"> </w:t>
+          <w:color w:val="000000"/>
+          <w:kern w:val="0"/>
+          <w:sz w:val="22"/>
+          <w:szCs w:val="22"/>
+          <w:lang w:val="es-ES" w:eastAsia="es-ES"/>
+          <w14:ligatures w14:val="none"/>
+        </w:rPr>
+        <w:t>) presentar los medios probatorios que acrediten que la negativa de otorgamiento de cobertura fue justificada y, (</w:t>
       </w:r>
       <w:proofErr w:type="spellStart"/>
       <w:r>
         <w:rPr>
           <w:rFonts w:ascii="Arial Narrow" w:eastAsia="Arial Narrow" w:hAnsi="Arial Narrow" w:cs="Arial Narrow"/>
-          <w:sz w:val="22"/>
-          <w:szCs w:val="22"/>
-        </w:rPr>
-        <w:t>Cardif</w:t>
+          <w:color w:val="000000"/>
+          <w:kern w:val="0"/>
+          <w:sz w:val="22"/>
+          <w:szCs w:val="22"/>
+          <w:lang w:val="es-ES" w:eastAsia="es-ES"/>
+          <w14:ligatures w14:val="none"/>
+        </w:rPr>
+        <w:t>iii</w:t>
       </w:r>
       <w:proofErr w:type="spellEnd"/>
       <w:r>
         <w:rPr>
           <w:rFonts w:ascii="Arial Narrow" w:eastAsia="Arial Narrow" w:hAnsi="Arial Narrow" w:cs="Arial Narrow"/>
-          <w:sz w:val="22"/>
-          <w:szCs w:val="22"/>
-        </w:rPr>
-        <w:t xml:space="preserve"> S.A. Compañía de Seguros y Reaseguros</w:t>
-      </w:r>
-      <w:r>
-        <w:rPr>
-          <w:rFonts w:ascii="Arial Narrow" w:eastAsia="Arial Narrow" w:hAnsi="Arial Narrow" w:cs="Arial Narrow"/>
-          <w:color w:val="000000"/>
-          <w:kern w:val="0"/>
-          <w:sz w:val="22"/>
-          <w:szCs w:val="22"/>
-          <w:lang w:eastAsia="es-ES"/>
-          <w14:ligatures w14:val="none"/>
-        </w:rPr>
-        <w:t xml:space="preserve">, </w:t>
-      </w:r>
-      <w:r>
-        <w:rPr>
-          <w:rFonts w:ascii="Arial Narrow" w:eastAsia="Arial Narrow" w:hAnsi="Arial Narrow" w:cs="Arial Narrow"/>
           <w:color w:val="000000"/>
           <w:kern w:val="0"/>
           <w:sz w:val="22"/>
@@ -9294,7 +9390,7 @@
           <w:lang w:val="es-ES" w:eastAsia="es-ES"/>
           <w14:ligatures w14:val="none"/>
         </w:rPr>
-        <w:t xml:space="preserve">cumpla con: </w:t>
+        <w:t>) presentar todas las comunicaciones cursadas con la parte denunciante en virtud de los hechos materia de denuncia</w:t>
       </w:r>
       <w:r>
         <w:rPr>
@@ -9306,76 +9402,12 @@
           <w:lang w:val="es-ES" w:eastAsia="es-ES"/>
           <w14:ligatures w14:val="none"/>
         </w:rPr>
-        <w:t>(i) presentar una copia debidamente suscrita de la Póliza 7419210172 del Seguro de Desgravamen materia de denuncia, así como el cargo de remisión de la póliza; (</w:t>
-      </w:r>
-      <w:proofErr w:type="spellStart"/>
-      <w:r>
-        <w:rPr>
-          <w:rFonts w:ascii="Arial Narrow" w:eastAsia="Arial Narrow" w:hAnsi="Arial Narrow" w:cs="Arial Narrow"/>
-          <w:color w:val="000000"/>
-          <w:kern w:val="0"/>
-          <w:sz w:val="22"/>
-          <w:szCs w:val="22"/>
-          <w:lang w:val="es-ES" w:eastAsia="es-ES"/>
-          <w14:ligatures w14:val="none"/>
-        </w:rPr>
-        <w:t>ii</w:t>
-      </w:r>
-      <w:proofErr w:type="spellEnd"/>
-      <w:r>
-        <w:rPr>
-          <w:rFonts w:ascii="Arial Narrow" w:eastAsia="Arial Narrow" w:hAnsi="Arial Narrow" w:cs="Arial Narrow"/>
-          <w:color w:val="000000"/>
-          <w:kern w:val="0"/>
-          <w:sz w:val="22"/>
-          <w:szCs w:val="22"/>
-          <w:lang w:val="es-ES" w:eastAsia="es-ES"/>
-          <w14:ligatures w14:val="none"/>
-        </w:rPr>
-        <w:t>) presentar los medios probatorios que acrediten que la negativa de otorgamiento de cobertura fue justificada y, (</w:t>
-      </w:r>
-      <w:proofErr w:type="spellStart"/>
-      <w:r>
-        <w:rPr>
-          <w:rFonts w:ascii="Arial Narrow" w:eastAsia="Arial Narrow" w:hAnsi="Arial Narrow" w:cs="Arial Narrow"/>
-          <w:color w:val="000000"/>
-          <w:kern w:val="0"/>
-          <w:sz w:val="22"/>
-          <w:szCs w:val="22"/>
-          <w:lang w:val="es-ES" w:eastAsia="es-ES"/>
-          <w14:ligatures w14:val="none"/>
-        </w:rPr>
-        <w:t>iii</w:t>
-      </w:r>
-      <w:proofErr w:type="spellEnd"/>
-      <w:r>
-        <w:rPr>
-          <w:rFonts w:ascii="Arial Narrow" w:eastAsia="Arial Narrow" w:hAnsi="Arial Narrow" w:cs="Arial Narrow"/>
-          <w:color w:val="000000"/>
-          <w:kern w:val="0"/>
-          <w:sz w:val="22"/>
-          <w:szCs w:val="22"/>
-          <w:lang w:val="es-ES" w:eastAsia="es-ES"/>
-          <w14:ligatures w14:val="none"/>
-        </w:rPr>
-        <w:t>) presentar todas las comunicaciones cursadas con la parte denunciante en virtud de los hechos materia de denuncia</w:t>
-      </w:r>
-      <w:r>
-        <w:rPr>
-          <w:rFonts w:ascii="Arial Narrow" w:eastAsia="Arial Narrow" w:hAnsi="Arial Narrow" w:cs="Arial Narrow"/>
-          <w:color w:val="000000"/>
-          <w:kern w:val="0"/>
-          <w:sz w:val="22"/>
-          <w:szCs w:val="22"/>
-          <w:lang w:val="es-ES" w:eastAsia="es-ES"/>
-          <w14:ligatures w14:val="none"/>
-        </w:rPr>
         <w:t>.</w:t>
       </w:r>
     </w:p>
     <w:p>
       <w:pPr>
-        <w:spacing w:after="0" w:line="240" w:lineRule="auto"/>
+        <w:spacing w:before="0" w:after="0" w:line="240" w:lineRule="auto"/>
         <w:jc w:val="both"/>
         <w:rPr>
           <w:rFonts w:ascii="Arial Narrow" w:eastAsia="Arial Narrow" w:hAnsi="Arial Narrow" w:cs="Arial Narrow"/>
@@ -9656,28 +9688,28 @@
     </w:p>
     <w:p>
       <w:pPr>
+        <w:spacing w:before="0" w:after="0" w:line="240" w:lineRule="auto"/>
+        <w:shd w:val="clear" w:color="auto" w:fill="FFFFFF"/>
+        <w:jc w:val="both"/>
+        <w:rPr>
+          <w:rFonts w:ascii="Arial Narrow" w:eastAsia="Arial Narrow" w:hAnsi="Arial Narrow" w:cs="Arial Narrow"/>
+          <w:b/>
+          <w:color w:val="000000"/>
+          <w:kern w:val="0"/>
+          <w:sz w:val="22"/>
+          <w:szCs w:val="22"/>
+          <w:lang w:eastAsia="es-PE"/>
+          <w14:ligatures w14:val="none"/>
+        </w:rPr>
+      </w:pPr>
+    </w:p>
+    <w:p>
+      <w:pPr>
         <w:shd w:val="clear" w:color="auto" w:fill="FFFFFF"/>
         <w:spacing w:after="0" w:line="240" w:lineRule="auto"/>
         <w:jc w:val="both"/>
         <w:rPr>
           <w:rFonts w:ascii="Arial Narrow" w:eastAsia="Arial Narrow" w:hAnsi="Arial Narrow" w:cs="Arial Narrow"/>
-          <w:b/>
-          <w:color w:val="000000"/>
-          <w:kern w:val="0"/>
-          <w:sz w:val="22"/>
-          <w:szCs w:val="22"/>
-          <w:lang w:eastAsia="es-PE"/>
-          <w14:ligatures w14:val="none"/>
-        </w:rPr>
-      </w:pPr>
-    </w:p>
-    <w:p>
-      <w:pPr>
-        <w:shd w:val="clear" w:color="auto" w:fill="FFFFFF"/>
-        <w:spacing w:after="0" w:line="240" w:lineRule="auto"/>
-        <w:jc w:val="both"/>
-        <w:rPr>
-          <w:rFonts w:ascii="Arial Narrow" w:eastAsia="Arial Narrow" w:hAnsi="Arial Narrow" w:cs="Arial Narrow"/>
           <w:color w:val="000000"/>
           <w:kern w:val="0"/>
           <w:sz w:val="22"/>
@@ -9750,8 +9782,8 @@
     </w:p>
     <w:p>
       <w:pPr>
+        <w:spacing w:before="0" w:after="0" w:line="240" w:lineRule="auto"/>
         <w:shd w:val="clear" w:color="auto" w:fill="FFFFFF"/>
-        <w:spacing w:after="0" w:line="240" w:lineRule="auto"/>
         <w:jc w:val="both"/>
         <w:rPr>
           <w:rFonts w:ascii="Arial Narrow" w:eastAsia="Arial Narrow" w:hAnsi="Arial Narrow" w:cs="Arial Narrow"/>
@@ -9899,15 +9931,109 @@
     </w:p>
     <w:p>
       <w:pPr>
+        <w:spacing w:before="0" w:after="0" w:line="240" w:lineRule="auto"/>
+        <w:suppressAutoHyphens/>
+        <w:jc w:val="both"/>
+        <w:rPr>
+          <w:rFonts w:ascii="Arial Narrow" w:eastAsia="Arial Narrow" w:hAnsi="Arial Narrow" w:cs="Arial Narrow"/>
+          <w:kern w:val="0"/>
+          <w:sz w:val="22"/>
+          <w:szCs w:val="22"/>
+          <w:u w:val="single"/>
+          <w14:ligatures w14:val="none"/>
+        </w:rPr>
+      </w:pPr>
+    </w:p>
+    <w:p>
+      <w:pPr>
         <w:suppressAutoHyphens/>
         <w:spacing w:after="0" w:line="240" w:lineRule="auto"/>
         <w:jc w:val="both"/>
         <w:rPr>
           <w:rFonts w:ascii="Arial Narrow" w:eastAsia="Arial Narrow" w:hAnsi="Arial Narrow" w:cs="Arial Narrow"/>
-          <w:kern w:val="0"/>
-          <w:sz w:val="22"/>
-          <w:szCs w:val="22"/>
-          <w:u w:val="single"/>
+          <w:b/>
+          <w:bCs/>
+          <w:sz w:val="22"/>
+          <w:szCs w:val="22"/>
+        </w:rPr>
+      </w:pPr>
+      <w:r>
+        <w:rPr>
+          <w:rFonts w:ascii="Arial Narrow" w:eastAsia="Arial Narrow" w:hAnsi="Arial Narrow" w:cs="Arial Narrow"/>
+          <w:b/>
+          <w:spacing w:val="-3"/>
+          <w:kern w:val="0"/>
+          <w14:ligatures w14:val="none"/>
+          <w:sz w:val="22"/>
+          <w:szCs w:val="22"/>
+        </w:rPr>
+        <w:t>DÉCIMO</w:t>
+      </w:r>
+      <w:r>
+        <w:rPr>
+          <w:rFonts w:ascii="Arial Narrow" w:eastAsia="Arial Narrow" w:hAnsi="Arial Narrow" w:cs="Arial Narrow"/>
+          <w:b/>
+          <w:color w:val="000000"/>
+          <w:kern w:val="0"/>
+          <w:sz w:val="22"/>
+          <w:szCs w:val="22"/>
+          <w:lang w:eastAsia="es-PE"/>
+          <w14:ligatures w14:val="none"/>
+        </w:rPr>
+        <w:t>:</w:t>
+      </w:r>
+      <w:r>
+        <w:rPr>
+          <w:rFonts w:ascii="Arial Narrow" w:eastAsia="Arial Narrow" w:hAnsi="Arial Narrow" w:cs="Arial Narrow"/>
+          <w:color w:val="000000"/>
+          <w:kern w:val="0"/>
+          <w:sz w:val="22"/>
+          <w:szCs w:val="22"/>
+          <w:lang w:eastAsia="es-PE"/>
+          <w14:ligatures w14:val="none"/>
+        </w:rPr>
+        <w:t xml:space="preserve"> </w:t>
+      </w:r>
+      <w:r>
+        <w:rPr>
+          <w:rFonts w:ascii="Arial Narrow" w:eastAsia="Arial Narrow" w:hAnsi="Arial Narrow" w:cs="Arial Narrow"/>
+          <w:color w:val="000000"/>
+          <w:kern w:val="0"/>
+          <w:sz w:val="22"/>
+          <w:szCs w:val="22"/>
+          <w:lang w:eastAsia="es-PE"/>
+          <w14:ligatures w14:val="none"/>
+        </w:rPr>
+        <w:t xml:space="preserve">poner en conocimiento de las partes que, antes de la emisión de la Resolución Final, tienen la posibilidad de formular su desistimiento o presentar el acuerdo arribado mediante la conciliación, mediación, </w:t>
+      </w:r>
+      <w:r>
+        <w:rPr>
+          <w:rFonts w:ascii="Arial Narrow" w:eastAsia="Arial Narrow" w:hAnsi="Arial Narrow" w:cs="Arial Narrow"/>
+          <w:color w:val="000000"/>
+          <w:kern w:val="0"/>
+          <w:sz w:val="22"/>
+          <w:szCs w:val="22"/>
+          <w:lang w:eastAsia="es-PE"/>
+          <w14:ligatures w14:val="none"/>
+        </w:rPr>
+        <w:lastRenderedPageBreak/>
+        <w:t>transacción o cualquier otro que, de forma indubitable, deje constancia que se ha solucionado la controversia materia de denuncia.</w:t>
+      </w:r>
+      <w:bookmarkStart w:id="12" w:name="h.gjdgxs" w:colFirst="0" w:colLast="0"/>
+      <w:bookmarkEnd w:id="12"/>
+    </w:p>
+    <w:p>
+      <w:pPr>
+        <w:spacing w:before="0" w:after="0" w:line="240" w:lineRule="auto"/>
+        <w:suppressAutoHyphens/>
+        <w:jc w:val="both"/>
+        <w:rPr>
+          <w:rFonts w:ascii="Arial Narrow" w:eastAsia="Arial Narrow" w:hAnsi="Arial Narrow" w:cs="Arial Narrow"/>
+          <w:color w:val="000000"/>
+          <w:kern w:val="0"/>
+          <w:sz w:val="22"/>
+          <w:szCs w:val="22"/>
+          <w:lang w:eastAsia="es-PE"/>
           <w14:ligatures w14:val="none"/>
         </w:rPr>
       </w:pPr>
@@ -9919,264 +10045,170 @@
         <w:jc w:val="both"/>
         <w:rPr>
           <w:rFonts w:ascii="Arial Narrow" w:eastAsia="Arial Narrow" w:hAnsi="Arial Narrow" w:cs="Arial Narrow"/>
+          <w:sz w:val="22"/>
+          <w:szCs w:val="22"/>
+        </w:rPr>
+      </w:pPr>
+      <w:r>
+        <w:rPr>
+          <w:rFonts w:ascii="Arial Narrow" w:eastAsia="Arial Narrow" w:hAnsi="Arial Narrow" w:cs="Arial Narrow"/>
           <w:b/>
           <w:bCs/>
           <w:sz w:val="22"/>
           <w:szCs w:val="22"/>
         </w:rPr>
-      </w:pPr>
-      <w:r>
-        <w:rPr>
-          <w:rFonts w:ascii="Arial Narrow" w:eastAsia="Arial Narrow" w:hAnsi="Arial Narrow" w:cs="Arial Narrow"/>
-          <w:b/>
+        <w:t xml:space="preserve">DÉCIMO PRIMERO:</w:t>
+      </w:r>
+      <w:r>
+        <w:rPr>
+          <w:rFonts w:ascii="Arial Narrow" w:eastAsia="Arial Narrow" w:hAnsi="Arial Narrow" w:cs="Arial Narrow"/>
+          <w:sz w:val="22"/>
+          <w:szCs w:val="22"/>
+        </w:rPr>
+        <w:t xml:space="preserve"> </w:t>
+      </w:r>
+      <w:r>
+        <w:rPr>
+          <w:rFonts w:ascii="Arial Narrow" w:eastAsia="Arial Narrow" w:hAnsi="Arial Narrow" w:cs="Arial Narrow"/>
+          <w:sz w:val="22"/>
+          <w:szCs w:val="22"/>
+        </w:rPr>
+        <w:t xml:space="preserve">requerir a [DENUNCIANTE] para que, dentro del plazo de dos (2) días hábiles siguientes a la fecha en que reciba la notificación en su bandeja de correo electrónico, efectúe la confirmación de recepción de la notificación remitida por este despacho a su correo electrónico, de conformidad con el segundo párrafo del numeral 4 del artículo 20 del Texto Único Ordenado de la Ley del Procedimiento Administrativo General, aprobado mediante Decreto Supremo 006-2026-JUS, bajo apercibimiento de rehacer el acto de notificación y notificarle conforme al numeral 1 del artículo 20 del citado cuerpo normativo.</w:t>
+      </w:r>
+      <w:r>
+        <w:rPr>
+          <w:rFonts w:ascii="Arial Narrow" w:eastAsia="Arial Narrow" w:hAnsi="Arial Narrow" w:cs="Arial Narrow"/>
+          <w:sz w:val="22"/>
+          <w:szCs w:val="22"/>
+        </w:rPr>
+        <w:t xml:space="preserve"/>
+      </w:r>
+      <w:r>
+        <w:rPr>
+          <w:rFonts w:ascii="Arial Narrow" w:eastAsia="Arial Narrow" w:hAnsi="Arial Narrow" w:cs="Arial Narrow"/>
           <w:spacing w:val="-3"/>
           <w:kern w:val="0"/>
           <w14:ligatures w14:val="none"/>
           <w:sz w:val="22"/>
           <w:szCs w:val="22"/>
         </w:rPr>
-        <w:t>DÉCIMO</w:t>
-      </w:r>
-      <w:r>
-        <w:rPr>
-          <w:rFonts w:ascii="Arial Narrow" w:eastAsia="Arial Narrow" w:hAnsi="Arial Narrow" w:cs="Arial Narrow"/>
-          <w:b/>
-          <w:color w:val="000000"/>
-          <w:kern w:val="0"/>
-          <w:sz w:val="22"/>
-          <w:szCs w:val="22"/>
-          <w:lang w:eastAsia="es-PE"/>
-          <w14:ligatures w14:val="none"/>
-        </w:rPr>
-        <w:t>:</w:t>
-      </w:r>
-      <w:r>
-        <w:rPr>
-          <w:rFonts w:ascii="Arial Narrow" w:eastAsia="Arial Narrow" w:hAnsi="Arial Narrow" w:cs="Arial Narrow"/>
-          <w:color w:val="000000"/>
-          <w:kern w:val="0"/>
-          <w:sz w:val="22"/>
-          <w:szCs w:val="22"/>
-          <w:lang w:eastAsia="es-PE"/>
-          <w14:ligatures w14:val="none"/>
-        </w:rPr>
-        <w:t xml:space="preserve"> </w:t>
-      </w:r>
-      <w:r>
-        <w:rPr>
-          <w:rFonts w:ascii="Arial Narrow" w:eastAsia="Arial Narrow" w:hAnsi="Arial Narrow" w:cs="Arial Narrow"/>
-          <w:color w:val="000000"/>
-          <w:kern w:val="0"/>
-          <w:sz w:val="22"/>
-          <w:szCs w:val="22"/>
-          <w:lang w:eastAsia="es-PE"/>
-          <w14:ligatures w14:val="none"/>
-        </w:rPr>
-        <w:t xml:space="preserve">poner en conocimiento de las partes que, antes de la emisión de la Resolución Final, tienen la posibilidad de formular su desistimiento o presentar el acuerdo arribado mediante la conciliación, mediación, </w:t>
-      </w:r>
-      <w:r>
-        <w:rPr>
-          <w:rFonts w:ascii="Arial Narrow" w:eastAsia="Arial Narrow" w:hAnsi="Arial Narrow" w:cs="Arial Narrow"/>
-          <w:color w:val="000000"/>
-          <w:kern w:val="0"/>
-          <w:sz w:val="22"/>
-          <w:szCs w:val="22"/>
-          <w:lang w:eastAsia="es-PE"/>
-          <w14:ligatures w14:val="none"/>
-        </w:rPr>
-        <w:lastRenderedPageBreak/>
-        <w:t>transacción o cualquier otro que, de forma indubitable, deje constancia que se ha solucionado la controversia materia de denuncia.</w:t>
-      </w:r>
-      <w:bookmarkStart w:id="12" w:name="h.gjdgxs" w:colFirst="0" w:colLast="0"/>
-      <w:bookmarkEnd w:id="12"/>
-    </w:p>
-    <w:p>
-      <w:pPr>
+        <w:t/>
+      </w:r>
+      <w:r>
+        <w:rPr>
+          <w:rFonts w:ascii="Arial Narrow" w:eastAsia="Arial Narrow" w:hAnsi="Arial Narrow" w:cs="Arial Narrow"/>
+          <w:spacing w:val="-3"/>
+          <w:kern w:val="0"/>
+          <w14:ligatures w14:val="none"/>
+          <w:sz w:val="22"/>
+          <w:szCs w:val="22"/>
+        </w:rPr>
+        <w:t xml:space="preserve"/>
+      </w:r>
+      <w:r>
+        <w:rPr>
+          <w:rFonts w:ascii="Arial Narrow" w:eastAsia="Arial Narrow" w:hAnsi="Arial Narrow" w:cs="Arial Narrow"/>
+          <w:spacing w:val="-3"/>
+          <w:kern w:val="0"/>
+          <w14:ligatures w14:val="none"/>
+          <w:sz w:val="22"/>
+          <w:szCs w:val="22"/>
+        </w:rPr>
+        <w:t xml:space="preserve"/>
+      </w:r>
+      <w:r>
+        <w:rPr>
+          <w:rFonts w:ascii="Arial Narrow" w:eastAsia="Arial Narrow" w:hAnsi="Arial Narrow" w:cs="Arial Narrow"/>
+          <w:kern w:val="0"/>
+          <w14:ligatures w14:val="none"/>
+          <w:sz w:val="22"/>
+          <w:szCs w:val="22"/>
+        </w:rPr>
+        <w:t xml:space="preserve"/>
+      </w:r>
+      <w:r>
+        <w:rPr>
+          <w:rFonts w:ascii="Arial Narrow" w:eastAsia="Arial Narrow" w:hAnsi="Arial Narrow" w:cs="Arial Narrow"/>
+          <w:color w:val="000000"/>
+          <w:sz w:val="22"/>
+          <w:szCs w:val="22"/>
+        </w:rPr>
+        <w:t/>
+      </w:r>
+      <w:r>
+        <w:rPr>
+          <w:rFonts w:ascii="Arial Narrow" w:eastAsia="Arial Narrow" w:hAnsi="Arial Narrow" w:cs="Arial Narrow"/>
+          <w:color w:val="000000"/>
+          <w:sz w:val="22"/>
+          <w:szCs w:val="22"/>
+        </w:rPr>
+        <w:t xml:space="preserve"/>
+      </w:r>
+      <w:r>
+        <w:rPr>
+          <w:rFonts w:ascii="Arial Narrow" w:eastAsia="Arial Narrow" w:hAnsi="Arial Narrow" w:cs="Arial Narrow"/>
+          <w:color w:val="000000"/>
+          <w:kern w:val="0"/>
+          <w:sz w:val="22"/>
+          <w:szCs w:val="22"/>
+          <w:lang w:eastAsia="es-PE"/>
+          <w14:ligatures w14:val="none"/>
+        </w:rPr>
+        <w:t/>
+      </w:r>
+      <w:r>
+        <w:rPr>
+          <w:rFonts w:ascii="Arial Narrow" w:eastAsia="Arial Narrow" w:hAnsi="Arial Narrow" w:cs="Arial Narrow"/>
+          <w:color w:val="000000"/>
+          <w:sz w:val="22"/>
+          <w:szCs w:val="22"/>
+        </w:rPr>
+        <w:t xml:space="preserve"/>
+      </w:r>
+      <w:r>
+        <w:rPr>
+          <w:rFonts w:ascii="Arial Narrow" w:eastAsia="Arial Narrow" w:hAnsi="Arial Narrow" w:cs="Arial Narrow"/>
+          <w:color w:val="000000"/>
+          <w:kern w:val="0"/>
+          <w:sz w:val="22"/>
+          <w:szCs w:val="22"/>
+          <w:lang w:eastAsia="es-PE"/>
+          <w14:ligatures w14:val="none"/>
+        </w:rPr>
+        <w:t/>
+      </w:r>
+      <w:r>
+        <w:rPr>
+          <w:rFonts w:ascii="Arial Narrow" w:eastAsia="Arial Narrow" w:hAnsi="Arial Narrow" w:cs="Arial Narrow"/>
+          <w:color w:val="000000"/>
+          <w:sz w:val="22"/>
+          <w:szCs w:val="22"/>
+        </w:rPr>
+        <w:t xml:space="preserve"/>
+      </w:r>
+      <w:r>
+        <w:rPr>
+          <w:rStyle w:val="Refdenotaalpie"/>
+          <w:rFonts w:ascii="Arial Narrow" w:eastAsia="Arial Narrow" w:hAnsi="Arial Narrow" w:cs="Arial Narrow"/>
+          <w:sz w:val="22"/>
+          <w:szCs w:val="22"/>
+          <w:vertAlign w:val="superscript"/>
+        </w:rPr>
+        <w:footnoteReference w:id="16"/>
+      </w:r>
+      <w:r>
+        <w:rPr>
+          <w:rFonts w:ascii="Arial Narrow" w:eastAsia="Arial Narrow" w:hAnsi="Arial Narrow" w:cs="Arial Narrow"/>
+          <w:sz w:val="22"/>
+          <w:szCs w:val="22"/>
+        </w:rPr>
+        <w:t/>
+      </w:r>
+    </w:p>
+    <w:p>
+      <w:pPr>
+        <w:spacing w:before="0" w:after="0" w:line="240" w:lineRule="auto"/>
         <w:suppressAutoHyphens/>
-        <w:spacing w:after="0" w:line="240" w:lineRule="auto"/>
-        <w:jc w:val="both"/>
-        <w:rPr>
-          <w:rFonts w:ascii="Arial Narrow" w:eastAsia="Arial Narrow" w:hAnsi="Arial Narrow" w:cs="Arial Narrow"/>
-          <w:color w:val="000000"/>
-          <w:kern w:val="0"/>
-          <w:sz w:val="22"/>
-          <w:szCs w:val="22"/>
-          <w:lang w:eastAsia="es-PE"/>
-          <w14:ligatures w14:val="none"/>
-        </w:rPr>
-      </w:pPr>
-    </w:p>
-    <w:p>
-      <w:pPr>
-        <w:suppressAutoHyphens/>
-        <w:spacing w:after="0" w:line="240" w:lineRule="auto"/>
-        <w:jc w:val="both"/>
-        <w:rPr>
-          <w:rFonts w:ascii="Arial Narrow" w:eastAsia="Arial Narrow" w:hAnsi="Arial Narrow" w:cs="Arial Narrow"/>
-          <w:sz w:val="22"/>
-          <w:szCs w:val="22"/>
-        </w:rPr>
-      </w:pPr>
-      <w:r>
-        <w:rPr>
-          <w:rFonts w:ascii="Arial Narrow" w:eastAsia="Arial Narrow" w:hAnsi="Arial Narrow" w:cs="Arial Narrow"/>
-          <w:b/>
-          <w:bCs/>
-          <w:sz w:val="22"/>
-          <w:szCs w:val="22"/>
-        </w:rPr>
-        <w:t xml:space="preserve">DÉCIMO PRIMERO:</w:t>
-      </w:r>
-      <w:r>
-        <w:rPr>
-          <w:rFonts w:ascii="Arial Narrow" w:eastAsia="Arial Narrow" w:hAnsi="Arial Narrow" w:cs="Arial Narrow"/>
-          <w:sz w:val="22"/>
-          <w:szCs w:val="22"/>
-        </w:rPr>
-        <w:t xml:space="preserve"> </w:t>
-      </w:r>
-      <w:r>
-        <w:rPr>
-          <w:rFonts w:ascii="Arial Narrow" w:eastAsia="Arial Narrow" w:hAnsi="Arial Narrow" w:cs="Arial Narrow"/>
-          <w:sz w:val="22"/>
-          <w:szCs w:val="22"/>
-        </w:rPr>
-        <w:t xml:space="preserve">requerir a [DENUNCIANTE] para que, dentro del plazo de dos (2) días hábiles siguientes a la fecha en que reciba la notificación en su bandeja de correo electrónico, efectúe la confirmación de recepción de la notificación remitida por este despacho a su correo electrónico, de conformidad con el segundo párrafo del numeral 4 del artículo 20 del Texto Único Ordenado de la Ley del Procedimiento Administrativo General, aprobado mediante Decreto Supremo 006-2026-JUS, bajo apercibimiento de rehacer el acto de notificación y notificarle conforme al numeral 1 del artículo 20 del citado cuerpo normativo.</w:t>
-      </w:r>
-      <w:r>
-        <w:rPr>
-          <w:rFonts w:ascii="Arial Narrow" w:eastAsia="Arial Narrow" w:hAnsi="Arial Narrow" w:cs="Arial Narrow"/>
-          <w:sz w:val="22"/>
-          <w:szCs w:val="22"/>
-        </w:rPr>
-        <w:t xml:space="preserve"/>
-      </w:r>
-      <w:r>
-        <w:rPr>
-          <w:rFonts w:ascii="Arial Narrow" w:eastAsia="Arial Narrow" w:hAnsi="Arial Narrow" w:cs="Arial Narrow"/>
-          <w:spacing w:val="-3"/>
-          <w:kern w:val="0"/>
-          <w14:ligatures w14:val="none"/>
-          <w:sz w:val="22"/>
-          <w:szCs w:val="22"/>
-        </w:rPr>
-        <w:t/>
-      </w:r>
-      <w:r>
-        <w:rPr>
-          <w:rFonts w:ascii="Arial Narrow" w:eastAsia="Arial Narrow" w:hAnsi="Arial Narrow" w:cs="Arial Narrow"/>
-          <w:spacing w:val="-3"/>
-          <w:kern w:val="0"/>
-          <w14:ligatures w14:val="none"/>
-          <w:sz w:val="22"/>
-          <w:szCs w:val="22"/>
-        </w:rPr>
-        <w:t xml:space="preserve"/>
-      </w:r>
-      <w:r>
-        <w:rPr>
-          <w:rFonts w:ascii="Arial Narrow" w:eastAsia="Arial Narrow" w:hAnsi="Arial Narrow" w:cs="Arial Narrow"/>
-          <w:spacing w:val="-3"/>
-          <w:kern w:val="0"/>
-          <w14:ligatures w14:val="none"/>
-          <w:sz w:val="22"/>
-          <w:szCs w:val="22"/>
-        </w:rPr>
-        <w:t xml:space="preserve"/>
-      </w:r>
-      <w:r>
-        <w:rPr>
-          <w:rFonts w:ascii="Arial Narrow" w:eastAsia="Arial Narrow" w:hAnsi="Arial Narrow" w:cs="Arial Narrow"/>
-          <w:kern w:val="0"/>
-          <w14:ligatures w14:val="none"/>
-          <w:sz w:val="22"/>
-          <w:szCs w:val="22"/>
-        </w:rPr>
-        <w:t xml:space="preserve"/>
-      </w:r>
-      <w:r>
-        <w:rPr>
-          <w:rFonts w:ascii="Arial Narrow" w:eastAsia="Arial Narrow" w:hAnsi="Arial Narrow" w:cs="Arial Narrow"/>
-          <w:color w:val="000000"/>
-          <w:sz w:val="22"/>
-          <w:szCs w:val="22"/>
-        </w:rPr>
-        <w:t/>
-      </w:r>
-      <w:r>
-        <w:rPr>
-          <w:rFonts w:ascii="Arial Narrow" w:eastAsia="Arial Narrow" w:hAnsi="Arial Narrow" w:cs="Arial Narrow"/>
-          <w:color w:val="000000"/>
-          <w:sz w:val="22"/>
-          <w:szCs w:val="22"/>
-        </w:rPr>
-        <w:t xml:space="preserve"/>
-      </w:r>
-      <w:r>
-        <w:rPr>
-          <w:rFonts w:ascii="Arial Narrow" w:eastAsia="Arial Narrow" w:hAnsi="Arial Narrow" w:cs="Arial Narrow"/>
-          <w:color w:val="000000"/>
-          <w:kern w:val="0"/>
-          <w:sz w:val="22"/>
-          <w:szCs w:val="22"/>
-          <w:lang w:eastAsia="es-PE"/>
-          <w14:ligatures w14:val="none"/>
-        </w:rPr>
-        <w:t/>
-      </w:r>
-      <w:r>
-        <w:rPr>
-          <w:rFonts w:ascii="Arial Narrow" w:eastAsia="Arial Narrow" w:hAnsi="Arial Narrow" w:cs="Arial Narrow"/>
-          <w:color w:val="000000"/>
-          <w:sz w:val="22"/>
-          <w:szCs w:val="22"/>
-        </w:rPr>
-        <w:t xml:space="preserve"/>
-      </w:r>
-      <w:r>
-        <w:rPr>
-          <w:rFonts w:ascii="Arial Narrow" w:eastAsia="Arial Narrow" w:hAnsi="Arial Narrow" w:cs="Arial Narrow"/>
-          <w:color w:val="000000"/>
-          <w:kern w:val="0"/>
-          <w:sz w:val="22"/>
-          <w:szCs w:val="22"/>
-          <w:lang w:eastAsia="es-PE"/>
-          <w14:ligatures w14:val="none"/>
-        </w:rPr>
-        <w:t/>
-      </w:r>
-      <w:r>
-        <w:rPr>
-          <w:rFonts w:ascii="Arial Narrow" w:eastAsia="Arial Narrow" w:hAnsi="Arial Narrow" w:cs="Arial Narrow"/>
-          <w:color w:val="000000"/>
-          <w:sz w:val="22"/>
-          <w:szCs w:val="22"/>
-        </w:rPr>
-        <w:t xml:space="preserve"/>
-      </w:r>
-      <w:r>
-        <w:rPr>
-          <w:rStyle w:val="Refdenotaalpie"/>
-          <w:rFonts w:ascii="Arial Narrow" w:eastAsia="Arial Narrow" w:hAnsi="Arial Narrow" w:cs="Arial Narrow"/>
-          <w:sz w:val="22"/>
-          <w:szCs w:val="22"/>
-          <w:vertAlign w:val="superscript"/>
-        </w:rPr>
-        <w:footnoteReference w:id="16"/>
-      </w:r>
-      <w:r>
-        <w:rPr>
-          <w:rFonts w:ascii="Arial Narrow" w:eastAsia="Arial Narrow" w:hAnsi="Arial Narrow" w:cs="Arial Narrow"/>
-          <w:sz w:val="22"/>
-          <w:szCs w:val="22"/>
-        </w:rPr>
-        <w:t/>
-      </w:r>
-    </w:p>
-    <w:p>
-      <w:pPr>
-        <w:suppressAutoHyphens/>
-        <w:spacing w:after="0" w:line="240" w:lineRule="auto"/>
         <w:jc w:val="both"/>
         <w:rPr>
           <w:rFonts w:ascii="Arial Narrow" w:eastAsia="Arial Narrow" w:hAnsi="Arial Narrow" w:cs="Arial Narrow"/>
@@ -10858,23 +10890,22 @@
           <w:sz w:val="16"/>
           <w:szCs w:val="16"/>
         </w:rPr>
+        <w:t xml:space="preserve"/>
+      </w:r>
+      <w:r>
+        <w:rPr>
+          <w:rFonts w:ascii="Arial Narrow" w:eastAsia="Arial Narrow" w:hAnsi="Arial Narrow" w:cs="Arial Narrow"/>
+          <w:sz w:val="16"/>
+          <w:szCs w:val="16"/>
+        </w:rPr>
+      </w:r>
+      <w:r>
+        <w:rPr>
+          <w:rFonts w:ascii="Arial Narrow" w:eastAsia="Arial Narrow" w:hAnsi="Arial Narrow" w:cs="Arial Narrow"/>
+          <w:sz w:val="16"/>
+          <w:szCs w:val="16"/>
+        </w:rPr>
         <w:tab/>
-        <w:t xml:space="preserve"/>
-      </w:r>
-      <w:r>
-        <w:rPr>
-          <w:rFonts w:ascii="Arial Narrow" w:eastAsia="Arial Narrow" w:hAnsi="Arial Narrow" w:cs="Arial Narrow"/>
-          <w:sz w:val="16"/>
-          <w:szCs w:val="16"/>
-        </w:rPr>
-        <w:tab/>
-      </w:r>
-      <w:r>
-        <w:rPr>
-          <w:rFonts w:ascii="Arial Narrow" w:eastAsia="Arial Narrow" w:hAnsi="Arial Narrow" w:cs="Arial Narrow"/>
-          <w:sz w:val="16"/>
-          <w:szCs w:val="16"/>
-        </w:rPr>
         <w:t xml:space="preserve">Por Resolución SBS </w:t>
       </w:r>
       <w:proofErr w:type="spellStart"/>
@@ -10990,34 +11021,32 @@
           <w:sz w:val="16"/>
           <w:szCs w:val="16"/>
         </w:rPr>
+        <w:t xml:space="preserve"/>
+      </w:r>
+      <w:r>
+        <w:rPr>
+          <w:rFonts w:ascii="Arial Narrow" w:eastAsia="Arial Narrow" w:hAnsi="Arial Narrow" w:cs="Arial Narrow"/>
+          <w:sz w:val="16"/>
+          <w:szCs w:val="16"/>
+        </w:rPr>
         <w:tab/>
-        <w:t xml:space="preserve"/>
-      </w:r>
-      <w:r>
-        <w:rPr>
-          <w:rFonts w:ascii="Arial Narrow" w:eastAsia="Arial Narrow" w:hAnsi="Arial Narrow" w:cs="Arial Narrow"/>
-          <w:sz w:val="16"/>
-          <w:szCs w:val="16"/>
-        </w:rPr>
-        <w:tab/>
-        <w:t>Publicado</w:t>
-      </w:r>
-      <w:r>
-        <w:rPr>
-          <w:rFonts w:ascii="Arial Narrow" w:eastAsia="Arial Narrow" w:hAnsi="Arial Narrow" w:cs="Arial Narrow"/>
-          <w:b/>
-          <w:sz w:val="16"/>
-          <w:szCs w:val="16"/>
-        </w:rPr>
-        <w:t xml:space="preserve"> </w:t>
-      </w:r>
-      <w:r>
-        <w:rPr>
-          <w:rFonts w:ascii="Arial Narrow" w:eastAsia="Arial Narrow" w:hAnsi="Arial Narrow" w:cs="Arial Narrow"/>
-          <w:sz w:val="16"/>
-          <w:szCs w:val="16"/>
-        </w:rPr>
-        <w:t xml:space="preserve">el 2 de setiembre de 2010 en el Diario Oficial El Peruano, vigente desde el 2 de octubre de 2010 y modificado por Decreto Legislativo 1308.</w:t>
+        <w:t xml:space="preserve">Denuncia remitida a esta </w:t>
+      </w:r>
+      <w:r>
+        <w:rPr>
+          <w:rFonts w:ascii="Arial Narrow" w:eastAsia="Arial Narrow" w:hAnsi="Arial Narrow" w:cs="Arial Narrow"/>
+          <w:sz w:val="16"/>
+          <w:szCs w:val="16"/>
+        </w:rPr>
+        <w:t xml:space="preserve">Comisión mediante DOCUMENTO DE TRASLADO 001-2025-ILN-CPC/INDECOPI de fecha 28 de noviembre de 2025, recibida el 1 de diciembre de 2025</w:t>
+      </w:r>
+      <w:r>
+        <w:rPr>
+          <w:rFonts w:ascii="Arial Narrow" w:eastAsia="Arial Narrow" w:hAnsi="Arial Narrow" w:cs="Arial Narrow"/>
+          <w:sz w:val="16"/>
+          <w:szCs w:val="16"/>
+        </w:rPr>
+        <w:t xml:space="preserve">.</w:t>
       </w:r>
     </w:p>
     <w:p>
@@ -11064,33 +11093,33 @@
           <w:sz w:val="16"/>
           <w:szCs w:val="16"/>
         </w:rPr>
+        <w:t xml:space="preserve"/>
+      </w:r>
+      <w:r>
+        <w:rPr>
+          <w:rFonts w:ascii="Arial Narrow" w:eastAsia="Arial Narrow" w:hAnsi="Arial Narrow" w:cs="Arial Narrow"/>
+          <w:sz w:val="16"/>
+          <w:szCs w:val="16"/>
+        </w:rPr>
         <w:tab/>
-        <w:t xml:space="preserve"/>
-      </w:r>
-      <w:r>
-        <w:rPr>
-          <w:rFonts w:ascii="Arial Narrow" w:eastAsia="Arial Narrow" w:hAnsi="Arial Narrow" w:cs="Arial Narrow"/>
-          <w:sz w:val="16"/>
-          <w:szCs w:val="16"/>
-        </w:rPr>
-        <w:tab/>
-        <w:t xml:space="preserve">Denuncia remitida a esta </w:t>
-      </w:r>
-      <w:r>
-        <w:rPr>
-          <w:rFonts w:ascii="Arial Narrow" w:eastAsia="Arial Narrow" w:hAnsi="Arial Narrow" w:cs="Arial Narrow"/>
-          <w:sz w:val="16"/>
-          <w:szCs w:val="16"/>
-        </w:rPr>
-        <w:t xml:space="preserve">Comisión mediante DOCUMENTO DE TRASLADO 001-2025-ILN-CPC/INDECOPI de fecha 28 de noviembre de 2025, recibida el 1 de diciembre de 2025</w:t>
-      </w:r>
-      <w:r>
-        <w:rPr>
-          <w:rFonts w:ascii="Arial Narrow" w:eastAsia="Arial Narrow" w:hAnsi="Arial Narrow" w:cs="Arial Narrow"/>
-          <w:sz w:val="16"/>
-          <w:szCs w:val="16"/>
-        </w:rPr>
-        <w:t xml:space="preserve">.</w:t>
+        <w:t>Publicado</w:t>
+      </w:r>
+      <w:r>
+        <w:rPr>
+          <w:rFonts w:ascii="Arial Narrow" w:eastAsia="Arial Narrow" w:hAnsi="Arial Narrow" w:cs="Arial Narrow"/>
+          <w:b/>
+          <w:sz w:val="16"/>
+          <w:szCs w:val="16"/>
+        </w:rPr>
+        <w:t xml:space="preserve"> </w:t>
+      </w:r>
+      <w:r>
+        <w:rPr>
+          <w:rFonts w:ascii="Arial Narrow" w:eastAsia="Arial Narrow" w:hAnsi="Arial Narrow" w:cs="Arial Narrow"/>
+          <w:sz w:val="16"/>
+          <w:szCs w:val="16"/>
+        </w:rPr>
+        <w:t xml:space="preserve">el 2 de setiembre de 2010 en el Diario Oficial El Peruano, vigente desde el 2 de octubre de 2010 y modificado por Decreto Legislativo 1308.</w:t>
       </w:r>
     </w:p>
     <w:p>
@@ -11139,16 +11168,14 @@
           <w:sz w:val="16"/>
           <w:szCs w:val="16"/>
         </w:rPr>
-        <w:tab/>
-        <w:t xml:space="preserve"/>
-      </w:r>
-      <w:r>
-        <w:rPr>
-          <w:rFonts w:ascii="Arial Narrow" w:eastAsia="Arial Narrow" w:hAnsi="Arial Narrow" w:cs="Arial Narrow"/>
-          <w:sz w:val="16"/>
-          <w:szCs w:val="16"/>
-        </w:rPr>
-        <w:tab/>
+        <w:t xml:space="preserve"/>
+      </w:r>
+      <w:r>
+        <w:rPr>
+          <w:rFonts w:ascii="Arial Narrow" w:eastAsia="Arial Narrow" w:hAnsi="Arial Narrow" w:cs="Arial Narrow"/>
+          <w:sz w:val="16"/>
+          <w:szCs w:val="16"/>
+        </w:rPr>
       </w:r>
       <w:r>
         <w:rPr>
@@ -11158,6 +11185,7 @@
           <w:sz w:val="16"/>
           <w:szCs w:val="16"/>
         </w:rPr>
+        <w:tab/>
         <w:t xml:space="preserve">LEY 29571, CÓDIGO DE PROTECCIÓN Y DEFENSA DEL CONSUMIDOR, publicado el 2 de setiembre de 2010 y modificado por Decreto Legislativo 1308 </w:t>
       </w:r>
     </w:p>
@@ -11381,16 +11409,14 @@
           <w:sz w:val="16"/>
           <w:szCs w:val="16"/>
         </w:rPr>
-        <w:tab/>
-        <w:t xml:space="preserve"/>
-      </w:r>
-      <w:r>
-        <w:rPr>
-          <w:rFonts w:ascii="Arial Narrow" w:eastAsia="Arial Narrow" w:hAnsi="Arial Narrow" w:cs="Arial Narrow"/>
-          <w:sz w:val="16"/>
-          <w:szCs w:val="16"/>
-        </w:rPr>
-        <w:tab/>
+        <w:t xml:space="preserve"/>
+      </w:r>
+      <w:r>
+        <w:rPr>
+          <w:rFonts w:ascii="Arial Narrow" w:eastAsia="Arial Narrow" w:hAnsi="Arial Narrow" w:cs="Arial Narrow"/>
+          <w:sz w:val="16"/>
+          <w:szCs w:val="16"/>
+        </w:rPr>
       </w:r>
       <w:r>
         <w:rPr>
@@ -11400,6 +11426,7 @@
           <w:sz w:val="16"/>
           <w:szCs w:val="16"/>
         </w:rPr>
+        <w:tab/>
         <w:t xml:space="preserve">LEY 29571, CÓDIGO DE PROTECCIÓN Y DEFENSA DEL CONSUMIDOR, publicado el 2 de setiembre de 2010 y modificado por Decreto Legislativo 1308 </w:t>
       </w:r>
     </w:p>
@@ -11560,16 +11587,14 @@
           <w:sz w:val="16"/>
           <w:szCs w:val="16"/>
         </w:rPr>
-        <w:tab/>
-        <w:t xml:space="preserve"/>
-      </w:r>
-      <w:r>
-        <w:rPr>
-          <w:rFonts w:ascii="Arial Narrow" w:eastAsia="Arial Narrow" w:hAnsi="Arial Narrow" w:cs="Arial Narrow"/>
-          <w:sz w:val="16"/>
-          <w:szCs w:val="16"/>
-        </w:rPr>
-        <w:tab/>
+        <w:t xml:space="preserve"/>
+      </w:r>
+      <w:r>
+        <w:rPr>
+          <w:rFonts w:ascii="Arial Narrow" w:eastAsia="Arial Narrow" w:hAnsi="Arial Narrow" w:cs="Arial Narrow"/>
+          <w:sz w:val="16"/>
+          <w:szCs w:val="16"/>
+        </w:rPr>
       </w:r>
       <w:r>
         <w:rPr>
@@ -11579,6 +11604,7 @@
           <w:sz w:val="16"/>
           <w:szCs w:val="16"/>
         </w:rPr>
+        <w:tab/>
         <w:t xml:space="preserve">LEY </w:t>
       </w:r>
       <w:proofErr w:type="spellStart"/>
@@ -11759,16 +11785,14 @@
           <w:sz w:val="16"/>
           <w:szCs w:val="16"/>
         </w:rPr>
-        <w:tab/>
-        <w:t xml:space="preserve"/>
-      </w:r>
-      <w:r>
-        <w:rPr>
-          <w:rFonts w:ascii="Arial Narrow" w:eastAsia="Arial Narrow" w:hAnsi="Arial Narrow" w:cs="Arial Narrow"/>
-          <w:sz w:val="16"/>
-          <w:szCs w:val="16"/>
-        </w:rPr>
-        <w:tab/>
+        <w:t xml:space="preserve"/>
+      </w:r>
+      <w:r>
+        <w:rPr>
+          <w:rFonts w:ascii="Arial Narrow" w:eastAsia="Arial Narrow" w:hAnsi="Arial Narrow" w:cs="Arial Narrow"/>
+          <w:sz w:val="16"/>
+          <w:szCs w:val="16"/>
+        </w:rPr>
       </w:r>
       <w:r>
         <w:rPr>
@@ -11778,6 +11802,7 @@
           <w:sz w:val="16"/>
           <w:szCs w:val="16"/>
         </w:rPr>
+        <w:tab/>
         <w:t xml:space="preserve">LEY SOBRE FACULTADES, NORMAS Y ORGANIZACIÓN DEL INDECOPI, APROBADA POR DECRETO LEGISLATIVO </w:t>
       </w:r>
       <w:proofErr w:type="spellStart"/>
@@ -11930,7 +11955,6 @@
           <w:sz w:val="16"/>
           <w:szCs w:val="16"/>
         </w:rPr>
-        <w:tab/>
         <w:t xml:space="preserve"/>
       </w:r>
       <w:r>
@@ -12005,24 +12029,23 @@
           <w:sz w:val="16"/>
           <w:szCs w:val="16"/>
         </w:rPr>
+        <w:t xml:space="preserve"/>
+      </w:r>
+      <w:r>
+        <w:rPr>
+          <w:rFonts w:ascii="Arial Narrow" w:eastAsia="Arial Narrow" w:hAnsi="Arial Narrow" w:cs="Arial Narrow"/>
+          <w:sz w:val="16"/>
+          <w:szCs w:val="16"/>
+        </w:rPr>
+      </w:r>
+      <w:r>
+        <w:rPr>
+          <w:rFonts w:ascii="Arial Narrow" w:eastAsia="Arial Narrow" w:hAnsi="Arial Narrow" w:cs="Arial Narrow"/>
+          <w:b/>
+          <w:sz w:val="16"/>
+          <w:szCs w:val="16"/>
+        </w:rPr>
         <w:tab/>
-        <w:t xml:space="preserve"/>
-      </w:r>
-      <w:r>
-        <w:rPr>
-          <w:rFonts w:ascii="Arial Narrow" w:eastAsia="Arial Narrow" w:hAnsi="Arial Narrow" w:cs="Arial Narrow"/>
-          <w:sz w:val="16"/>
-          <w:szCs w:val="16"/>
-        </w:rPr>
-        <w:tab/>
-      </w:r>
-      <w:r>
-        <w:rPr>
-          <w:rFonts w:ascii="Arial Narrow" w:eastAsia="Arial Narrow" w:hAnsi="Arial Narrow" w:cs="Arial Narrow"/>
-          <w:b/>
-          <w:sz w:val="16"/>
-          <w:szCs w:val="16"/>
-        </w:rPr>
         <w:t>LEY 29571, CÓDIGO DE PROTECCIÓN Y DEFENSA DEL CONSUMIDOR</w:t>
       </w:r>
       <w:r>
@@ -12407,32 +12430,31 @@
           <w:szCs w:val="16"/>
           <w:vertAlign w:val="superscript"/>
         </w:rPr>
+        <w:t xml:space="preserve"/>
+      </w:r>
+      <w:r>
+        <w:rPr>
+          <w:rFonts w:ascii="Arial Narrow" w:eastAsia="Arial Narrow" w:hAnsi="Arial Narrow" w:cs="Arial Narrow"/>
+          <w:sz w:val="16"/>
+          <w:szCs w:val="16"/>
+        </w:rPr>
+        <w:t xml:space="preserve"/>
+      </w:r>
+      <w:r>
+        <w:rPr>
+          <w:rFonts w:ascii="Arial Narrow" w:eastAsia="Arial Narrow" w:hAnsi="Arial Narrow" w:cs="Arial Narrow"/>
+          <w:sz w:val="16"/>
+          <w:szCs w:val="16"/>
+        </w:rPr>
+      </w:r>
+      <w:r>
+        <w:rPr>
+          <w:rFonts w:ascii="Arial Narrow" w:eastAsia="Arial Narrow" w:hAnsi="Arial Narrow" w:cs="Arial Narrow"/>
+          <w:b/>
+          <w:sz w:val="16"/>
+          <w:szCs w:val="16"/>
+        </w:rPr>
         <w:tab/>
-        <w:t xml:space="preserve"/>
-      </w:r>
-      <w:r>
-        <w:rPr>
-          <w:rFonts w:ascii="Arial Narrow" w:eastAsia="Arial Narrow" w:hAnsi="Arial Narrow" w:cs="Arial Narrow"/>
-          <w:sz w:val="16"/>
-          <w:szCs w:val="16"/>
-        </w:rPr>
-        <w:t xml:space="preserve"> </w:t>
-      </w:r>
-      <w:r>
-        <w:rPr>
-          <w:rFonts w:ascii="Arial Narrow" w:eastAsia="Arial Narrow" w:hAnsi="Arial Narrow" w:cs="Arial Narrow"/>
-          <w:sz w:val="16"/>
-          <w:szCs w:val="16"/>
-        </w:rPr>
-        <w:tab/>
-      </w:r>
-      <w:r>
-        <w:rPr>
-          <w:rFonts w:ascii="Arial Narrow" w:eastAsia="Arial Narrow" w:hAnsi="Arial Narrow" w:cs="Arial Narrow"/>
-          <w:b/>
-          <w:sz w:val="16"/>
-          <w:szCs w:val="16"/>
-        </w:rPr>
         <w:t>LEY 29571, CÓDIGO DE PROTECCIÓN Y DEFENSA DEL CONSUMIDOR</w:t>
       </w:r>
       <w:r>
@@ -12636,16 +12658,14 @@
           <w:sz w:val="16"/>
           <w:szCs w:val="16"/>
         </w:rPr>
-        <w:tab/>
-        <w:t xml:space="preserve"/>
-      </w:r>
-      <w:r>
-        <w:rPr>
-          <w:rFonts w:ascii="Arial Narrow" w:eastAsia="Arial Narrow" w:hAnsi="Arial Narrow" w:cs="Arial Narrow"/>
-          <w:sz w:val="16"/>
-          <w:szCs w:val="16"/>
-        </w:rPr>
-        <w:tab/>
+        <w:t xml:space="preserve"/>
+      </w:r>
+      <w:r>
+        <w:rPr>
+          <w:rFonts w:ascii="Arial Narrow" w:eastAsia="Arial Narrow" w:hAnsi="Arial Narrow" w:cs="Arial Narrow"/>
+          <w:sz w:val="16"/>
+          <w:szCs w:val="16"/>
+        </w:rPr>
       </w:r>
       <w:r>
         <w:rPr>
@@ -12655,6 +12675,7 @@
           <w:sz w:val="16"/>
           <w:szCs w:val="16"/>
         </w:rPr>
+        <w:tab/>
         <w:t xml:space="preserve">LEY 29571, CÓDIGO DE PROTECCIÓN Y DEFENSA DEL CONSUMIDOR, publicado el 2 de setiembre de 2010 y modificado por Decreto Legislativo 1308 </w:t>
       </w:r>
     </w:p>
@@ -13455,24 +13476,23 @@
           <w:sz w:val="16"/>
           <w:szCs w:val="16"/>
         </w:rPr>
+        <w:t xml:space="preserve"/>
+      </w:r>
+      <w:r>
+        <w:rPr>
+          <w:rFonts w:ascii="Arial Narrow" w:eastAsia="Arial Narrow" w:hAnsi="Arial Narrow" w:cs="Arial Narrow"/>
+          <w:sz w:val="16"/>
+          <w:szCs w:val="16"/>
+        </w:rPr>
+      </w:r>
+      <w:r>
+        <w:rPr>
+          <w:rFonts w:ascii="Arial Narrow" w:eastAsia="Arial Narrow" w:hAnsi="Arial Narrow" w:cs="Arial Narrow"/>
+          <w:b/>
+          <w:sz w:val="16"/>
+          <w:szCs w:val="16"/>
+        </w:rPr>
         <w:tab/>
-        <w:t xml:space="preserve"/>
-      </w:r>
-      <w:r>
-        <w:rPr>
-          <w:rFonts w:ascii="Arial Narrow" w:eastAsia="Arial Narrow" w:hAnsi="Arial Narrow" w:cs="Arial Narrow"/>
-          <w:sz w:val="16"/>
-          <w:szCs w:val="16"/>
-        </w:rPr>
-        <w:tab/>
-      </w:r>
-      <w:r>
-        <w:rPr>
-          <w:rFonts w:ascii="Arial Narrow" w:eastAsia="Arial Narrow" w:hAnsi="Arial Narrow" w:cs="Arial Narrow"/>
-          <w:b/>
-          <w:sz w:val="16"/>
-          <w:szCs w:val="16"/>
-        </w:rPr>
         <w:t>LEY 29571, CÓDIGO DE PROTECCIÓN Y DEFENSA DEL CONSUMIDOR</w:t>
       </w:r>
       <w:r>
@@ -13687,7 +13707,6 @@
           <w:sz w:val="16"/>
           <w:szCs w:val="16"/>
         </w:rPr>
-        <w:tab/>
         <w:t xml:space="preserve"/>
       </w:r>
       <w:r>
@@ -13814,31 +13833,30 @@
           <w:sz w:val="16"/>
           <w:szCs w:val="16"/>
         </w:rPr>
+        <w:t xml:space="preserve"/>
+      </w:r>
+      <w:r>
+        <w:rPr>
+          <w:rFonts w:ascii="Arial Narrow" w:eastAsia="Arial Narrow" w:hAnsi="Arial Narrow" w:cs="Arial Narrow"/>
+          <w:sz w:val="16"/>
+          <w:szCs w:val="16"/>
+        </w:rPr>
+      </w:r>
+      <w:r>
+        <w:rPr>
+          <w:rFonts w:ascii="Arial Narrow" w:eastAsia="Arial Narrow" w:hAnsi="Arial Narrow" w:cs="Arial Narrow"/>
+          <w:b/>
+          <w:sz w:val="16"/>
+          <w:szCs w:val="16"/>
+        </w:rPr>
         <w:tab/>
-        <w:t xml:space="preserve"/>
-      </w:r>
-      <w:r>
-        <w:rPr>
-          <w:rFonts w:ascii="Arial Narrow" w:eastAsia="Arial Narrow" w:hAnsi="Arial Narrow" w:cs="Arial Narrow"/>
-          <w:sz w:val="16"/>
-          <w:szCs w:val="16"/>
-        </w:rPr>
-        <w:tab/>
-      </w:r>
-      <w:r>
-        <w:rPr>
-          <w:rFonts w:ascii="Arial Narrow" w:eastAsia="Arial Narrow" w:hAnsi="Arial Narrow" w:cs="Arial Narrow"/>
-          <w:b/>
-          <w:sz w:val="16"/>
-          <w:szCs w:val="16"/>
-        </w:rPr>
         <w:t>TEXTO ÚNICO ORDENADO DE LA LEY DEL PROCEDIMIENTO ADMINISTRATIVO GENERAL, aprobado mediante Decreto Supremo 006-2026-JUS y publicado el 30 de abril de 2026</w:t>
       </w:r>
     </w:p>
     <w:p>
       <w:pPr>
         <w:pStyle w:val="Textonotapie"/>
-        <w:ind w:left="1134" w:hanging="567"/>
+        <w:ind w:left="1134"/>
         <w:jc w:val="both"/>
         <w:rPr>
           <w:rFonts w:ascii="Arial Narrow" w:eastAsia="Arial Narrow" w:hAnsi="Arial Narrow" w:cs="Arial Narrow"/>

--- a/plantillas_maestras/03_seguro_desgravamen/negativa_cobertura/1_ddo_aseguradora/sucesion_intestada/TPL_3152_2025_SEGURO_DESGRAVAMEN_NEGATIVA_COBERTURA_ASEGURADORA_SUCESION_INTESTADA_R2.docx
+++ b/plantillas_maestras/03_seguro_desgravamen/negativa_cobertura/1_ddo_aseguradora/sucesion_intestada/TPL_3152_2025_SEGURO_DESGRAVAMEN_NEGATIVA_COBERTURA_ASEGURADORA_SUCESION_INTESTADA_R2.docx
@@ -8903,7 +8903,7 @@
           <w:sz w:val="22"/>
           <w:szCs w:val="22"/>
         </w:rPr>
-        <w:t xml:space="preserve">correr traslado de la presente resolución a Santander Consumer Bank S.A. y a BNP Paribas Cardif S.A. Compañía de Seguros y Reaseguros para que, de conformidad con lo dispuesto por el artículo 26 de la Ley sobre Facultades, Normas y Organización del Indecopi, aprobada por Decreto Legislativo 807</w:t>
+        <w:t xml:space="preserve">correr traslado de la denuncia del 3 de febrero de 2025, complementado con el escrito del 5 de setiembre de 2025 y subsanado mediante el escrito del 21 de enero de 2026 a Santander Consumer Bank S.A. y a BNP Paribas Cardif S.A. Compañía de Seguros y Reaseguros para que, de conformidad con lo dispuesto por el artículo 26 de la Ley sobre Facultades, Normas y Organización del Indecopi, aprobada por Decreto Legislativo 807</w:t>
       </w:r>
       <w:r>
         <w:rPr>
